--- a/docs/openRVFcast_Walkthrough.docx
+++ b/docs/openRVFcast_Walkthrough.docx
@@ -42,9 +42,17 @@
       </w:r>
       <w:bookmarkStart w:id="0" w:name="_Toc219362687"/>
     </w:p>
-    <w:bookmarkStart w:id="1" w:name="_Toc219814560"/>
-    <w:bookmarkStart w:id="2" w:name="_Toc219814923"/>
-    <w:bookmarkStart w:id="3" w:name="_Toc223428086"/>
+    <w:p>
+      <w:pPr>
+        <w:pStyle w:val="TOC1"/>
+        <w:tabs>
+          <w:tab w:val="right" w:leader="dot" w:pos="9350"/>
+        </w:tabs>
+      </w:pPr>
+      <w:bookmarkStart w:id="1" w:name="_Toc219814560"/>
+      <w:bookmarkStart w:id="2" w:name="_Toc219814923"/>
+      <w:bookmarkStart w:id="3" w:name="_Toc223428086"/>
+    </w:p>
     <w:p>
       <w:pPr>
         <w:pStyle w:val="TOC1"/>
@@ -70,7 +78,7 @@
       <w:r>
         <w:fldChar w:fldCharType="separate"/>
       </w:r>
-      <w:hyperlink w:anchor="_Toc225340556" w:history="1">
+      <w:hyperlink w:anchor="_Toc227764021" w:history="1">
         <w:r>
           <w:rPr>
             <w:rStyle w:val="Hyperlink"/>
@@ -97,7 +105,7 @@
             <w:noProof/>
             <w:webHidden/>
           </w:rPr>
-          <w:instrText xml:space="preserve"> PAGEREF _Toc225340556 \h </w:instrText>
+          <w:instrText xml:space="preserve"> PAGEREF _Toc227764021 \h </w:instrText>
         </w:r>
         <w:r>
           <w:rPr>
@@ -144,7 +152,7 @@
           <w:lang w:bidi="he-IL"/>
         </w:rPr>
       </w:pPr>
-      <w:hyperlink w:anchor="_Toc225340557" w:history="1">
+      <w:hyperlink w:anchor="_Toc227764022" w:history="1">
         <w:r>
           <w:rPr>
             <w:rStyle w:val="Hyperlink"/>
@@ -171,7 +179,7 @@
             <w:noProof/>
             <w:webHidden/>
           </w:rPr>
-          <w:instrText xml:space="preserve"> PAGEREF _Toc225340557 \h </w:instrText>
+          <w:instrText xml:space="preserve"> PAGEREF _Toc227764022 \h </w:instrText>
         </w:r>
         <w:r>
           <w:rPr>
@@ -218,7 +226,7 @@
           <w:lang w:bidi="he-IL"/>
         </w:rPr>
       </w:pPr>
-      <w:hyperlink w:anchor="_Toc225340558" w:history="1">
+      <w:hyperlink w:anchor="_Toc227764023" w:history="1">
         <w:r>
           <w:rPr>
             <w:rStyle w:val="Hyperlink"/>
@@ -245,7 +253,7 @@
             <w:noProof/>
             <w:webHidden/>
           </w:rPr>
-          <w:instrText xml:space="preserve"> PAGEREF _Toc225340558 \h </w:instrText>
+          <w:instrText xml:space="preserve"> PAGEREF _Toc227764023 \h </w:instrText>
         </w:r>
         <w:r>
           <w:rPr>
@@ -290,7 +298,7 @@
           <w:lang w:bidi="he-IL"/>
         </w:rPr>
       </w:pPr>
-      <w:hyperlink w:anchor="_Toc225340559" w:history="1">
+      <w:hyperlink w:anchor="_Toc227764024" w:history="1">
         <w:r>
           <w:rPr>
             <w:rStyle w:val="Hyperlink"/>
@@ -317,7 +325,7 @@
             <w:noProof/>
             <w:webHidden/>
           </w:rPr>
-          <w:instrText xml:space="preserve"> PAGEREF _Toc225340559 \h </w:instrText>
+          <w:instrText xml:space="preserve"> PAGEREF _Toc227764024 \h </w:instrText>
         </w:r>
         <w:r>
           <w:rPr>
@@ -362,7 +370,7 @@
           <w:lang w:bidi="he-IL"/>
         </w:rPr>
       </w:pPr>
-      <w:hyperlink w:anchor="_Toc225340560" w:history="1">
+      <w:hyperlink w:anchor="_Toc227764025" w:history="1">
         <w:r>
           <w:rPr>
             <w:rStyle w:val="Hyperlink"/>
@@ -389,7 +397,7 @@
             <w:noProof/>
             <w:webHidden/>
           </w:rPr>
-          <w:instrText xml:space="preserve"> PAGEREF _Toc225340560 \h </w:instrText>
+          <w:instrText xml:space="preserve"> PAGEREF _Toc227764025 \h </w:instrText>
         </w:r>
         <w:r>
           <w:rPr>
@@ -436,7 +444,7 @@
           <w:lang w:bidi="he-IL"/>
         </w:rPr>
       </w:pPr>
-      <w:hyperlink w:anchor="_Toc225340561" w:history="1">
+      <w:hyperlink w:anchor="_Toc227764026" w:history="1">
         <w:r>
           <w:rPr>
             <w:rStyle w:val="Hyperlink"/>
@@ -463,7 +471,7 @@
             <w:noProof/>
             <w:webHidden/>
           </w:rPr>
-          <w:instrText xml:space="preserve"> PAGEREF _Toc225340561 \h </w:instrText>
+          <w:instrText xml:space="preserve"> PAGEREF _Toc227764026 \h </w:instrText>
         </w:r>
         <w:r>
           <w:rPr>
@@ -510,7 +518,7 @@
           <w:lang w:bidi="he-IL"/>
         </w:rPr>
       </w:pPr>
-      <w:hyperlink w:anchor="_Toc225340562" w:history="1">
+      <w:hyperlink w:anchor="_Toc227764027" w:history="1">
         <w:r>
           <w:rPr>
             <w:rStyle w:val="Hyperlink"/>
@@ -537,7 +545,7 @@
             <w:noProof/>
             <w:webHidden/>
           </w:rPr>
-          <w:instrText xml:space="preserve"> PAGEREF _Toc225340562 \h </w:instrText>
+          <w:instrText xml:space="preserve"> PAGEREF _Toc227764027 \h </w:instrText>
         </w:r>
         <w:r>
           <w:rPr>
@@ -583,7 +591,7 @@
           <w:lang w:bidi="he-IL"/>
         </w:rPr>
       </w:pPr>
-      <w:hyperlink w:anchor="_Toc225340563" w:history="1">
+      <w:hyperlink w:anchor="_Toc227764028" w:history="1">
         <w:r>
           <w:rPr>
             <w:rStyle w:val="Hyperlink"/>
@@ -610,7 +618,7 @@
             <w:noProof/>
             <w:webHidden/>
           </w:rPr>
-          <w:instrText xml:space="preserve"> PAGEREF _Toc225340563 \h </w:instrText>
+          <w:instrText xml:space="preserve"> PAGEREF _Toc227764028 \h </w:instrText>
         </w:r>
         <w:r>
           <w:rPr>
@@ -656,7 +664,7 @@
           <w:lang w:bidi="he-IL"/>
         </w:rPr>
       </w:pPr>
-      <w:hyperlink w:anchor="_Toc225340564" w:history="1">
+      <w:hyperlink w:anchor="_Toc227764029" w:history="1">
         <w:r>
           <w:rPr>
             <w:rStyle w:val="Hyperlink"/>
@@ -683,7 +691,7 @@
             <w:noProof/>
             <w:webHidden/>
           </w:rPr>
-          <w:instrText xml:space="preserve"> PAGEREF _Toc225340564 \h </w:instrText>
+          <w:instrText xml:space="preserve"> PAGEREF _Toc227764029 \h </w:instrText>
         </w:r>
         <w:r>
           <w:rPr>
@@ -729,7 +737,7 @@
           <w:lang w:bidi="he-IL"/>
         </w:rPr>
       </w:pPr>
-      <w:hyperlink w:anchor="_Toc225340565" w:history="1">
+      <w:hyperlink w:anchor="_Toc227764030" w:history="1">
         <w:r>
           <w:rPr>
             <w:rStyle w:val="Hyperlink"/>
@@ -756,7 +764,7 @@
             <w:noProof/>
             <w:webHidden/>
           </w:rPr>
-          <w:instrText xml:space="preserve"> PAGEREF _Toc225340565 \h </w:instrText>
+          <w:instrText xml:space="preserve"> PAGEREF _Toc227764030 \h </w:instrText>
         </w:r>
         <w:r>
           <w:rPr>
@@ -803,7 +811,7 @@
           <w:lang w:bidi="he-IL"/>
         </w:rPr>
       </w:pPr>
-      <w:hyperlink w:anchor="_Toc225340566" w:history="1">
+      <w:hyperlink w:anchor="_Toc227764031" w:history="1">
         <w:r>
           <w:rPr>
             <w:rStyle w:val="Hyperlink"/>
@@ -830,7 +838,7 @@
             <w:noProof/>
             <w:webHidden/>
           </w:rPr>
-          <w:instrText xml:space="preserve"> PAGEREF _Toc225340566 \h </w:instrText>
+          <w:instrText xml:space="preserve"> PAGEREF _Toc227764031 \h </w:instrText>
         </w:r>
         <w:r>
           <w:rPr>
@@ -876,7 +884,7 @@
           <w:lang w:bidi="he-IL"/>
         </w:rPr>
       </w:pPr>
-      <w:hyperlink w:anchor="_Toc225340567" w:history="1">
+      <w:hyperlink w:anchor="_Toc227764032" w:history="1">
         <w:r>
           <w:rPr>
             <w:rStyle w:val="Hyperlink"/>
@@ -903,7 +911,7 @@
             <w:noProof/>
             <w:webHidden/>
           </w:rPr>
-          <w:instrText xml:space="preserve"> PAGEREF _Toc225340567 \h </w:instrText>
+          <w:instrText xml:space="preserve"> PAGEREF _Toc227764032 \h </w:instrText>
         </w:r>
         <w:r>
           <w:rPr>
@@ -949,7 +957,7 @@
           <w:lang w:bidi="he-IL"/>
         </w:rPr>
       </w:pPr>
-      <w:hyperlink w:anchor="_Toc225340568" w:history="1">
+      <w:hyperlink w:anchor="_Toc227764033" w:history="1">
         <w:r>
           <w:rPr>
             <w:rStyle w:val="Hyperlink"/>
@@ -976,7 +984,7 @@
             <w:noProof/>
             <w:webHidden/>
           </w:rPr>
-          <w:instrText xml:space="preserve"> PAGEREF _Toc225340568 \h </w:instrText>
+          <w:instrText xml:space="preserve"> PAGEREF _Toc227764033 \h </w:instrText>
         </w:r>
         <w:r>
           <w:rPr>
@@ -1022,7 +1030,7 @@
           <w:lang w:bidi="he-IL"/>
         </w:rPr>
       </w:pPr>
-      <w:hyperlink w:anchor="_Toc225340569" w:history="1">
+      <w:hyperlink w:anchor="_Toc227764034" w:history="1">
         <w:r>
           <w:rPr>
             <w:rStyle w:val="Hyperlink"/>
@@ -1049,7 +1057,7 @@
             <w:noProof/>
             <w:webHidden/>
           </w:rPr>
-          <w:instrText xml:space="preserve"> PAGEREF _Toc225340569 \h </w:instrText>
+          <w:instrText xml:space="preserve"> PAGEREF _Toc227764034 \h </w:instrText>
         </w:r>
         <w:r>
           <w:rPr>
@@ -1095,7 +1103,7 @@
           <w:lang w:bidi="he-IL"/>
         </w:rPr>
       </w:pPr>
-      <w:hyperlink w:anchor="_Toc225340570" w:history="1">
+      <w:hyperlink w:anchor="_Toc227764035" w:history="1">
         <w:r>
           <w:rPr>
             <w:rStyle w:val="Hyperlink"/>
@@ -1122,7 +1130,7 @@
             <w:noProof/>
             <w:webHidden/>
           </w:rPr>
-          <w:instrText xml:space="preserve"> PAGEREF _Toc225340570 \h </w:instrText>
+          <w:instrText xml:space="preserve"> PAGEREF _Toc227764035 \h </w:instrText>
         </w:r>
         <w:r>
           <w:rPr>
@@ -1168,7 +1176,7 @@
           <w:lang w:bidi="he-IL"/>
         </w:rPr>
       </w:pPr>
-      <w:hyperlink w:anchor="_Toc225340571" w:history="1">
+      <w:hyperlink w:anchor="_Toc227764036" w:history="1">
         <w:r>
           <w:rPr>
             <w:rStyle w:val="Hyperlink"/>
@@ -1195,7 +1203,7 @@
             <w:noProof/>
             <w:webHidden/>
           </w:rPr>
-          <w:instrText xml:space="preserve"> PAGEREF _Toc225340571 \h </w:instrText>
+          <w:instrText xml:space="preserve"> PAGEREF _Toc227764036 \h </w:instrText>
         </w:r>
         <w:r>
           <w:rPr>
@@ -1241,7 +1249,7 @@
           <w:lang w:bidi="he-IL"/>
         </w:rPr>
       </w:pPr>
-      <w:hyperlink w:anchor="_Toc225340572" w:history="1">
+      <w:hyperlink w:anchor="_Toc227764037" w:history="1">
         <w:r>
           <w:rPr>
             <w:rStyle w:val="Hyperlink"/>
@@ -1268,7 +1276,7 @@
             <w:noProof/>
             <w:webHidden/>
           </w:rPr>
-          <w:instrText xml:space="preserve"> PAGEREF _Toc225340572 \h </w:instrText>
+          <w:instrText xml:space="preserve"> PAGEREF _Toc227764037 \h </w:instrText>
         </w:r>
         <w:r>
           <w:rPr>
@@ -1314,7 +1322,7 @@
           <w:lang w:bidi="he-IL"/>
         </w:rPr>
       </w:pPr>
-      <w:hyperlink w:anchor="_Toc225340573" w:history="1">
+      <w:hyperlink w:anchor="_Toc227764038" w:history="1">
         <w:r>
           <w:rPr>
             <w:rStyle w:val="Hyperlink"/>
@@ -1341,7 +1349,7 @@
             <w:noProof/>
             <w:webHidden/>
           </w:rPr>
-          <w:instrText xml:space="preserve"> PAGEREF _Toc225340573 \h </w:instrText>
+          <w:instrText xml:space="preserve"> PAGEREF _Toc227764038 \h </w:instrText>
         </w:r>
         <w:r>
           <w:rPr>
@@ -1387,7 +1395,7 @@
           <w:lang w:bidi="he-IL"/>
         </w:rPr>
       </w:pPr>
-      <w:hyperlink w:anchor="_Toc225340574" w:history="1">
+      <w:hyperlink w:anchor="_Toc227764039" w:history="1">
         <w:r>
           <w:rPr>
             <w:rStyle w:val="Hyperlink"/>
@@ -1414,7 +1422,7 @@
             <w:noProof/>
             <w:webHidden/>
           </w:rPr>
-          <w:instrText xml:space="preserve"> PAGEREF _Toc225340574 \h </w:instrText>
+          <w:instrText xml:space="preserve"> PAGEREF _Toc227764039 \h </w:instrText>
         </w:r>
         <w:r>
           <w:rPr>
@@ -1460,7 +1468,7 @@
           <w:lang w:bidi="he-IL"/>
         </w:rPr>
       </w:pPr>
-      <w:hyperlink w:anchor="_Toc225340575" w:history="1">
+      <w:hyperlink w:anchor="_Toc227764040" w:history="1">
         <w:r>
           <w:rPr>
             <w:rStyle w:val="Hyperlink"/>
@@ -1487,7 +1495,7 @@
             <w:noProof/>
             <w:webHidden/>
           </w:rPr>
-          <w:instrText xml:space="preserve"> PAGEREF _Toc225340575 \h </w:instrText>
+          <w:instrText xml:space="preserve"> PAGEREF _Toc227764040 \h </w:instrText>
         </w:r>
         <w:r>
           <w:rPr>
@@ -1533,7 +1541,7 @@
           <w:lang w:bidi="he-IL"/>
         </w:rPr>
       </w:pPr>
-      <w:hyperlink w:anchor="_Toc225340576" w:history="1">
+      <w:hyperlink w:anchor="_Toc227764041" w:history="1">
         <w:r>
           <w:rPr>
             <w:rStyle w:val="Hyperlink"/>
@@ -1560,7 +1568,7 @@
             <w:noProof/>
             <w:webHidden/>
           </w:rPr>
-          <w:instrText xml:space="preserve"> PAGEREF _Toc225340576 \h </w:instrText>
+          <w:instrText xml:space="preserve"> PAGEREF _Toc227764041 \h </w:instrText>
         </w:r>
         <w:r>
           <w:rPr>
@@ -1606,7 +1614,7 @@
           <w:lang w:bidi="he-IL"/>
         </w:rPr>
       </w:pPr>
-      <w:hyperlink w:anchor="_Toc225340577" w:history="1">
+      <w:hyperlink w:anchor="_Toc227764042" w:history="1">
         <w:r>
           <w:rPr>
             <w:rStyle w:val="Hyperlink"/>
@@ -1633,7 +1641,7 @@
             <w:noProof/>
             <w:webHidden/>
           </w:rPr>
-          <w:instrText xml:space="preserve"> PAGEREF _Toc225340577 \h </w:instrText>
+          <w:instrText xml:space="preserve"> PAGEREF _Toc227764042 \h </w:instrText>
         </w:r>
         <w:r>
           <w:rPr>
@@ -1679,7 +1687,7 @@
           <w:lang w:bidi="he-IL"/>
         </w:rPr>
       </w:pPr>
-      <w:hyperlink w:anchor="_Toc225340578" w:history="1">
+      <w:hyperlink w:anchor="_Toc227764043" w:history="1">
         <w:r>
           <w:rPr>
             <w:rStyle w:val="Hyperlink"/>
@@ -1706,7 +1714,7 @@
             <w:noProof/>
             <w:webHidden/>
           </w:rPr>
-          <w:instrText xml:space="preserve"> PAGEREF _Toc225340578 \h </w:instrText>
+          <w:instrText xml:space="preserve"> PAGEREF _Toc227764043 \h </w:instrText>
         </w:r>
         <w:r>
           <w:rPr>
@@ -1752,7 +1760,7 @@
           <w:lang w:bidi="he-IL"/>
         </w:rPr>
       </w:pPr>
-      <w:hyperlink w:anchor="_Toc225340579" w:history="1">
+      <w:hyperlink w:anchor="_Toc227764044" w:history="1">
         <w:r>
           <w:rPr>
             <w:rStyle w:val="Hyperlink"/>
@@ -1779,7 +1787,7 @@
             <w:noProof/>
             <w:webHidden/>
           </w:rPr>
-          <w:instrText xml:space="preserve"> PAGEREF _Toc225340579 \h </w:instrText>
+          <w:instrText xml:space="preserve"> PAGEREF _Toc227764044 \h </w:instrText>
         </w:r>
         <w:r>
           <w:rPr>
@@ -1825,7 +1833,7 @@
           <w:lang w:bidi="he-IL"/>
         </w:rPr>
       </w:pPr>
-      <w:hyperlink w:anchor="_Toc225340580" w:history="1">
+      <w:hyperlink w:anchor="_Toc227764045" w:history="1">
         <w:r>
           <w:rPr>
             <w:rStyle w:val="Hyperlink"/>
@@ -1852,7 +1860,7 @@
             <w:noProof/>
             <w:webHidden/>
           </w:rPr>
-          <w:instrText xml:space="preserve"> PAGEREF _Toc225340580 \h </w:instrText>
+          <w:instrText xml:space="preserve"> PAGEREF _Toc227764045 \h </w:instrText>
         </w:r>
         <w:r>
           <w:rPr>
@@ -1899,7 +1907,7 @@
           <w:lang w:bidi="he-IL"/>
         </w:rPr>
       </w:pPr>
-      <w:hyperlink w:anchor="_Toc225340581" w:history="1">
+      <w:hyperlink w:anchor="_Toc227764046" w:history="1">
         <w:r>
           <w:rPr>
             <w:rStyle w:val="Hyperlink"/>
@@ -1926,7 +1934,7 @@
             <w:noProof/>
             <w:webHidden/>
           </w:rPr>
-          <w:instrText xml:space="preserve"> PAGEREF _Toc225340581 \h </w:instrText>
+          <w:instrText xml:space="preserve"> PAGEREF _Toc227764046 \h </w:instrText>
         </w:r>
         <w:r>
           <w:rPr>
@@ -1972,7 +1980,7 @@
           <w:lang w:bidi="he-IL"/>
         </w:rPr>
       </w:pPr>
-      <w:hyperlink w:anchor="_Toc225340582" w:history="1">
+      <w:hyperlink w:anchor="_Toc227764047" w:history="1">
         <w:r>
           <w:rPr>
             <w:rStyle w:val="Hyperlink"/>
@@ -1999,7 +2007,7 @@
             <w:noProof/>
             <w:webHidden/>
           </w:rPr>
-          <w:instrText xml:space="preserve"> PAGEREF _Toc225340582 \h </w:instrText>
+          <w:instrText xml:space="preserve"> PAGEREF _Toc227764047 \h </w:instrText>
         </w:r>
         <w:r>
           <w:rPr>
@@ -2045,7 +2053,7 @@
           <w:lang w:bidi="he-IL"/>
         </w:rPr>
       </w:pPr>
-      <w:hyperlink w:anchor="_Toc225340583" w:history="1">
+      <w:hyperlink w:anchor="_Toc227764048" w:history="1">
         <w:r>
           <w:rPr>
             <w:rStyle w:val="Hyperlink"/>
@@ -2072,7 +2080,7 @@
             <w:noProof/>
             <w:webHidden/>
           </w:rPr>
-          <w:instrText xml:space="preserve"> PAGEREF _Toc225340583 \h </w:instrText>
+          <w:instrText xml:space="preserve"> PAGEREF _Toc227764048 \h </w:instrText>
         </w:r>
         <w:r>
           <w:rPr>
@@ -2118,7 +2126,7 @@
           <w:lang w:bidi="he-IL"/>
         </w:rPr>
       </w:pPr>
-      <w:hyperlink w:anchor="_Toc225340584" w:history="1">
+      <w:hyperlink w:anchor="_Toc227764049" w:history="1">
         <w:r>
           <w:rPr>
             <w:rStyle w:val="Hyperlink"/>
@@ -2145,7 +2153,80 @@
             <w:noProof/>
             <w:webHidden/>
           </w:rPr>
-          <w:instrText xml:space="preserve"> PAGEREF _Toc225340584 \h </w:instrText>
+          <w:instrText xml:space="preserve"> PAGEREF _Toc227764049 \h </w:instrText>
+        </w:r>
+        <w:r>
+          <w:rPr>
+            <w:noProof/>
+            <w:webHidden/>
+          </w:rPr>
+        </w:r>
+        <w:r>
+          <w:rPr>
+            <w:noProof/>
+            <w:webHidden/>
+          </w:rPr>
+          <w:fldChar w:fldCharType="separate"/>
+        </w:r>
+        <w:r>
+          <w:rPr>
+            <w:noProof/>
+            <w:webHidden/>
+          </w:rPr>
+          <w:t>17</w:t>
+        </w:r>
+        <w:r>
+          <w:rPr>
+            <w:noProof/>
+            <w:webHidden/>
+          </w:rPr>
+          <w:fldChar w:fldCharType="end"/>
+        </w:r>
+      </w:hyperlink>
+    </w:p>
+    <w:p>
+      <w:pPr>
+        <w:pStyle w:val="TOC3"/>
+        <w:tabs>
+          <w:tab w:val="right" w:leader="dot" w:pos="9350"/>
+        </w:tabs>
+        <w:rPr>
+          <w:rFonts w:eastAsiaTheme="minorEastAsia" w:cstheme="minorBidi"/>
+          <w:i w:val="0"/>
+          <w:iCs w:val="0"/>
+          <w:noProof/>
+          <w:sz w:val="24"/>
+          <w:lang w:bidi="he-IL"/>
+        </w:rPr>
+      </w:pPr>
+      <w:hyperlink w:anchor="_Toc227764050" w:history="1">
+        <w:r>
+          <w:rPr>
+            <w:rStyle w:val="Hyperlink"/>
+            <w:noProof/>
+          </w:rPr>
+          <w:t>R-Shiny Application for visualizations</w:t>
+        </w:r>
+        <w:r>
+          <w:rPr>
+            <w:noProof/>
+            <w:webHidden/>
+          </w:rPr>
+          <w:tab/>
+        </w:r>
+        <w:r>
+          <w:rPr>
+            <w:noProof/>
+            <w:webHidden/>
+          </w:rPr>
+          <w:fldChar w:fldCharType="begin"/>
+        </w:r>
+        <w:r>
+          <w:rPr>
+            <w:noProof/>
+            <w:webHidden/>
+          </w:rPr>
+          <w:instrText xml:space="preserve"> PAGEREF _Toc227764050 \h </w:instrText>
         </w:r>
         <w:r>
           <w:rPr>
@@ -2192,7 +2273,7 @@
           <w:lang w:bidi="he-IL"/>
         </w:rPr>
       </w:pPr>
-      <w:hyperlink w:anchor="_Toc225340585" w:history="1">
+      <w:hyperlink w:anchor="_Toc227764051" w:history="1">
         <w:r>
           <w:rPr>
             <w:rStyle w:val="Hyperlink"/>
@@ -2219,7 +2300,7 @@
             <w:noProof/>
             <w:webHidden/>
           </w:rPr>
-          <w:instrText xml:space="preserve"> PAGEREF _Toc225340585 \h </w:instrText>
+          <w:instrText xml:space="preserve"> PAGEREF _Toc227764051 \h </w:instrText>
         </w:r>
         <w:r>
           <w:rPr>
@@ -2265,7 +2346,7 @@
           <w:lang w:bidi="he-IL"/>
         </w:rPr>
       </w:pPr>
-      <w:hyperlink w:anchor="_Toc225340586" w:history="1">
+      <w:hyperlink w:anchor="_Toc227764052" w:history="1">
         <w:r>
           <w:rPr>
             <w:rStyle w:val="Hyperlink"/>
@@ -2292,7 +2373,7 @@
             <w:noProof/>
             <w:webHidden/>
           </w:rPr>
-          <w:instrText xml:space="preserve"> PAGEREF _Toc225340586 \h </w:instrText>
+          <w:instrText xml:space="preserve"> PAGEREF _Toc227764052 \h </w:instrText>
         </w:r>
         <w:r>
           <w:rPr>
@@ -2338,7 +2419,7 @@
           <w:lang w:bidi="he-IL"/>
         </w:rPr>
       </w:pPr>
-      <w:hyperlink w:anchor="_Toc225340587" w:history="1">
+      <w:hyperlink w:anchor="_Toc227764053" w:history="1">
         <w:r>
           <w:rPr>
             <w:rStyle w:val="Hyperlink"/>
@@ -2365,7 +2446,7 @@
             <w:noProof/>
             <w:webHidden/>
           </w:rPr>
-          <w:instrText xml:space="preserve"> PAGEREF _Toc225340587 \h </w:instrText>
+          <w:instrText xml:space="preserve"> PAGEREF _Toc227764053 \h </w:instrText>
         </w:r>
         <w:r>
           <w:rPr>
@@ -2411,7 +2492,7 @@
           <w:lang w:bidi="he-IL"/>
         </w:rPr>
       </w:pPr>
-      <w:hyperlink w:anchor="_Toc225340588" w:history="1">
+      <w:hyperlink w:anchor="_Toc227764054" w:history="1">
         <w:r>
           <w:rPr>
             <w:rStyle w:val="Hyperlink"/>
@@ -2438,7 +2519,7 @@
             <w:noProof/>
             <w:webHidden/>
           </w:rPr>
-          <w:instrText xml:space="preserve"> PAGEREF _Toc225340588 \h </w:instrText>
+          <w:instrText xml:space="preserve"> PAGEREF _Toc227764054 \h </w:instrText>
         </w:r>
         <w:r>
           <w:rPr>
@@ -2493,6 +2574,7 @@
       </w:pPr>
       <w:bookmarkStart w:id="4" w:name="_Toc223428284"/>
       <w:bookmarkStart w:id="5" w:name="_Toc225340556"/>
+      <w:bookmarkStart w:id="6" w:name="_Toc227764021"/>
       <w:r>
         <w:lastRenderedPageBreak/>
         <w:t>Legend</w:t>
@@ -2502,6 +2584,7 @@
       <w:bookmarkEnd w:id="3"/>
       <w:bookmarkEnd w:id="4"/>
       <w:bookmarkEnd w:id="5"/>
+      <w:bookmarkEnd w:id="6"/>
     </w:p>
     <w:p>
       <w:pPr>
@@ -2672,20 +2755,22 @@
       <w:pPr>
         <w:pStyle w:val="Heading1"/>
       </w:pPr>
-      <w:bookmarkStart w:id="6" w:name="_Toc219814561"/>
-      <w:bookmarkStart w:id="7" w:name="_Toc219814924"/>
-      <w:bookmarkStart w:id="8" w:name="_Toc223428087"/>
-      <w:bookmarkStart w:id="9" w:name="_Toc223428285"/>
-      <w:bookmarkStart w:id="10" w:name="_Toc225340557"/>
+      <w:bookmarkStart w:id="7" w:name="_Toc219814561"/>
+      <w:bookmarkStart w:id="8" w:name="_Toc219814924"/>
+      <w:bookmarkStart w:id="9" w:name="_Toc223428087"/>
+      <w:bookmarkStart w:id="10" w:name="_Toc223428285"/>
+      <w:bookmarkStart w:id="11" w:name="_Toc225340557"/>
+      <w:bookmarkStart w:id="12" w:name="_Toc227764022"/>
       <w:r>
         <w:t>Background</w:t>
       </w:r>
       <w:bookmarkEnd w:id="0"/>
-      <w:bookmarkEnd w:id="6"/>
       <w:bookmarkEnd w:id="7"/>
       <w:bookmarkEnd w:id="8"/>
       <w:bookmarkEnd w:id="9"/>
       <w:bookmarkEnd w:id="10"/>
+      <w:bookmarkEnd w:id="11"/>
+      <w:bookmarkEnd w:id="12"/>
     </w:p>
     <w:p>
       <w:pPr>
@@ -3084,44 +3169,48 @@
       <w:pPr>
         <w:pStyle w:val="Heading1"/>
       </w:pPr>
-      <w:bookmarkStart w:id="11" w:name="_Toc219362688"/>
-      <w:bookmarkStart w:id="12" w:name="_Toc219814562"/>
-      <w:bookmarkStart w:id="13" w:name="_Toc219814925"/>
-      <w:bookmarkStart w:id="14" w:name="_Toc223428088"/>
-      <w:bookmarkStart w:id="15" w:name="_Toc223428286"/>
-      <w:bookmarkStart w:id="16" w:name="_Toc225340558"/>
+      <w:bookmarkStart w:id="13" w:name="_Toc219362688"/>
+      <w:bookmarkStart w:id="14" w:name="_Toc219814562"/>
+      <w:bookmarkStart w:id="15" w:name="_Toc219814925"/>
+      <w:bookmarkStart w:id="16" w:name="_Toc223428088"/>
+      <w:bookmarkStart w:id="17" w:name="_Toc223428286"/>
+      <w:bookmarkStart w:id="18" w:name="_Toc225340558"/>
+      <w:bookmarkStart w:id="19" w:name="_Toc227764023"/>
       <w:r>
         <w:t xml:space="preserve">High-Level </w:t>
       </w:r>
       <w:r>
         <w:t>Coding Strategy</w:t>
       </w:r>
-      <w:bookmarkEnd w:id="11"/>
-      <w:bookmarkEnd w:id="12"/>
       <w:bookmarkEnd w:id="13"/>
       <w:bookmarkEnd w:id="14"/>
       <w:bookmarkEnd w:id="15"/>
       <w:bookmarkEnd w:id="16"/>
-    </w:p>
-    <w:p>
-      <w:pPr>
-        <w:pStyle w:val="Heading2"/>
-      </w:pPr>
-      <w:bookmarkStart w:id="17" w:name="_Toc219362689"/>
-      <w:bookmarkStart w:id="18" w:name="_Toc219814563"/>
-      <w:bookmarkStart w:id="19" w:name="_Toc219814926"/>
-      <w:bookmarkStart w:id="20" w:name="_Toc223428089"/>
-      <w:bookmarkStart w:id="21" w:name="_Toc223428287"/>
-      <w:bookmarkStart w:id="22" w:name="_Toc225340559"/>
-      <w:r>
-        <w:t>targets</w:t>
-      </w:r>
       <w:bookmarkEnd w:id="17"/>
       <w:bookmarkEnd w:id="18"/>
       <w:bookmarkEnd w:id="19"/>
+    </w:p>
+    <w:p>
+      <w:pPr>
+        <w:pStyle w:val="Heading2"/>
+      </w:pPr>
+      <w:bookmarkStart w:id="20" w:name="_Toc219362689"/>
+      <w:bookmarkStart w:id="21" w:name="_Toc219814563"/>
+      <w:bookmarkStart w:id="22" w:name="_Toc219814926"/>
+      <w:bookmarkStart w:id="23" w:name="_Toc223428089"/>
+      <w:bookmarkStart w:id="24" w:name="_Toc223428287"/>
+      <w:bookmarkStart w:id="25" w:name="_Toc225340559"/>
+      <w:bookmarkStart w:id="26" w:name="_Toc227764024"/>
+      <w:r>
+        <w:t>targets</w:t>
+      </w:r>
       <w:bookmarkEnd w:id="20"/>
       <w:bookmarkEnd w:id="21"/>
       <w:bookmarkEnd w:id="22"/>
+      <w:bookmarkEnd w:id="23"/>
+      <w:bookmarkEnd w:id="24"/>
+      <w:bookmarkEnd w:id="25"/>
+      <w:bookmarkEnd w:id="26"/>
     </w:p>
     <w:p>
       <w:pPr>
@@ -4195,34 +4284,16 @@
           <w:color w:val="BF4E14" w:themeColor="accent2" w:themeShade="BF"/>
           <w:shd w:val="clear" w:color="auto" w:fill="FFFFFF"/>
         </w:rPr>
-        <w:t>tar_</w:t>
-      </w:r>
-      <w:proofErr w:type="gramStart"/>
+        <w:t>tar_visnetwork</w:t>
+      </w:r>
+      <w:proofErr w:type="spellEnd"/>
       <w:r>
         <w:rPr>
           <w:rFonts w:asciiTheme="majorBidi" w:hAnsiTheme="majorBidi" w:cstheme="majorBidi"/>
           <w:color w:val="BF4E14" w:themeColor="accent2" w:themeShade="BF"/>
           <w:shd w:val="clear" w:color="auto" w:fill="FFFFFF"/>
         </w:rPr>
-        <w:t>visnetwork</w:t>
-      </w:r>
-      <w:proofErr w:type="spellEnd"/>
-      <w:r>
-        <w:rPr>
-          <w:rFonts w:asciiTheme="majorBidi" w:hAnsiTheme="majorBidi" w:cstheme="majorBidi"/>
-          <w:color w:val="BF4E14" w:themeColor="accent2" w:themeShade="BF"/>
-          <w:shd w:val="clear" w:color="auto" w:fill="FFFFFF"/>
-        </w:rPr>
-        <w:t>(</w:t>
-      </w:r>
-      <w:proofErr w:type="gramEnd"/>
-      <w:r>
-        <w:rPr>
-          <w:rFonts w:asciiTheme="majorBidi" w:hAnsiTheme="majorBidi" w:cstheme="majorBidi"/>
-          <w:color w:val="BF4E14" w:themeColor="accent2" w:themeShade="BF"/>
-          <w:shd w:val="clear" w:color="auto" w:fill="FFFFFF"/>
-        </w:rPr>
-        <w:t xml:space="preserve">) </w:t>
+        <w:t xml:space="preserve">() </w:t>
       </w:r>
       <w:r>
         <w:rPr>
@@ -4248,7 +4319,6 @@
         </w:rPr>
         <w:t>targets (</w:t>
       </w:r>
-      <w:proofErr w:type="gramStart"/>
       <w:r>
         <w:rPr>
           <w:rFonts w:asciiTheme="majorBidi" w:hAnsiTheme="majorBidi" w:cstheme="majorBidi"/>
@@ -4269,7 +4339,6 @@
         </w:rPr>
         <w:t>:</w:t>
       </w:r>
-      <w:proofErr w:type="gramEnd"/>
       <w:r>
         <w:rPr>
           <w:rFonts w:asciiTheme="majorBidi" w:hAnsiTheme="majorBidi" w:cstheme="majorBidi"/>
@@ -4337,7 +4406,6 @@
         <w:t>_</w:t>
       </w:r>
       <w:proofErr w:type="spellStart"/>
-      <w:proofErr w:type="gramStart"/>
       <w:r>
         <w:rPr>
           <w:rFonts w:asciiTheme="majorBidi" w:hAnsiTheme="majorBidi" w:cstheme="majorBidi"/>
@@ -4347,7 +4415,6 @@
         <w:t>targets.R</w:t>
       </w:r>
       <w:proofErr w:type="spellEnd"/>
-      <w:proofErr w:type="gramEnd"/>
       <w:r>
         <w:rPr>
           <w:rFonts w:asciiTheme="majorBidi" w:hAnsiTheme="majorBidi" w:cstheme="majorBidi"/>
@@ -4419,34 +4486,16 @@
           <w:color w:val="BF4E14" w:themeColor="accent2" w:themeShade="BF"/>
           <w:shd w:val="clear" w:color="auto" w:fill="FFFFFF"/>
         </w:rPr>
-        <w:t>tar_</w:t>
-      </w:r>
-      <w:proofErr w:type="gramStart"/>
+        <w:t>tar_outdated</w:t>
+      </w:r>
+      <w:proofErr w:type="spellEnd"/>
       <w:r>
         <w:rPr>
           <w:rFonts w:asciiTheme="majorBidi" w:hAnsiTheme="majorBidi" w:cstheme="majorBidi"/>
           <w:color w:val="BF4E14" w:themeColor="accent2" w:themeShade="BF"/>
           <w:shd w:val="clear" w:color="auto" w:fill="FFFFFF"/>
         </w:rPr>
-        <w:t>outdated</w:t>
-      </w:r>
-      <w:proofErr w:type="spellEnd"/>
-      <w:r>
-        <w:rPr>
-          <w:rFonts w:asciiTheme="majorBidi" w:hAnsiTheme="majorBidi" w:cstheme="majorBidi"/>
-          <w:color w:val="BF4E14" w:themeColor="accent2" w:themeShade="BF"/>
-          <w:shd w:val="clear" w:color="auto" w:fill="FFFFFF"/>
-        </w:rPr>
-        <w:t>(</w:t>
-      </w:r>
-      <w:proofErr w:type="gramEnd"/>
-      <w:r>
-        <w:rPr>
-          <w:rFonts w:asciiTheme="majorBidi" w:hAnsiTheme="majorBidi" w:cstheme="majorBidi"/>
-          <w:color w:val="BF4E14" w:themeColor="accent2" w:themeShade="BF"/>
-          <w:shd w:val="clear" w:color="auto" w:fill="FFFFFF"/>
-        </w:rPr>
-        <w:t xml:space="preserve">) </w:t>
+        <w:t xml:space="preserve">() </w:t>
       </w:r>
       <w:r>
         <w:rPr>
@@ -5191,12 +5240,13 @@
       <w:pPr>
         <w:pStyle w:val="Heading2"/>
       </w:pPr>
-      <w:bookmarkStart w:id="23" w:name="_Toc219362690"/>
-      <w:bookmarkStart w:id="24" w:name="_Toc219814564"/>
-      <w:bookmarkStart w:id="25" w:name="_Toc219814927"/>
-      <w:bookmarkStart w:id="26" w:name="_Toc223428090"/>
-      <w:bookmarkStart w:id="27" w:name="_Toc223428288"/>
-      <w:bookmarkStart w:id="28" w:name="_Toc225340560"/>
+      <w:bookmarkStart w:id="27" w:name="_Toc219362690"/>
+      <w:bookmarkStart w:id="28" w:name="_Toc219814564"/>
+      <w:bookmarkStart w:id="29" w:name="_Toc219814927"/>
+      <w:bookmarkStart w:id="30" w:name="_Toc223428090"/>
+      <w:bookmarkStart w:id="31" w:name="_Toc223428288"/>
+      <w:bookmarkStart w:id="32" w:name="_Toc225340560"/>
+      <w:bookmarkStart w:id="33" w:name="_Toc227764025"/>
       <w:proofErr w:type="spellStart"/>
       <w:r>
         <w:rPr>
@@ -5204,12 +5254,13 @@
         </w:rPr>
         <w:t>renv</w:t>
       </w:r>
-      <w:bookmarkEnd w:id="23"/>
-      <w:bookmarkEnd w:id="24"/>
-      <w:bookmarkEnd w:id="25"/>
-      <w:bookmarkEnd w:id="26"/>
       <w:bookmarkEnd w:id="27"/>
       <w:bookmarkEnd w:id="28"/>
+      <w:bookmarkEnd w:id="29"/>
+      <w:bookmarkEnd w:id="30"/>
+      <w:bookmarkEnd w:id="31"/>
+      <w:bookmarkEnd w:id="32"/>
+      <w:bookmarkEnd w:id="33"/>
       <w:proofErr w:type="spellEnd"/>
     </w:p>
     <w:p>
@@ -5715,1130 +5766,14 @@
       <w:pPr>
         <w:pStyle w:val="Heading1"/>
       </w:pPr>
-      <w:bookmarkStart w:id="29" w:name="_Toc219814565"/>
-      <w:bookmarkStart w:id="30" w:name="_Toc219814928"/>
-      <w:bookmarkStart w:id="31" w:name="_Toc223428091"/>
-      <w:bookmarkStart w:id="32" w:name="_Toc223428289"/>
-      <w:bookmarkStart w:id="33" w:name="_Toc225340561"/>
+      <w:bookmarkStart w:id="34" w:name="_Toc219814565"/>
+      <w:bookmarkStart w:id="35" w:name="_Toc219814928"/>
+      <w:bookmarkStart w:id="36" w:name="_Toc223428091"/>
+      <w:bookmarkStart w:id="37" w:name="_Toc223428289"/>
+      <w:bookmarkStart w:id="38" w:name="_Toc225340561"/>
+      <w:bookmarkStart w:id="39" w:name="_Toc227764026"/>
       <w:r>
         <w:t>Repository Structure</w:t>
-      </w:r>
-      <w:bookmarkEnd w:id="29"/>
-      <w:bookmarkEnd w:id="30"/>
-      <w:bookmarkEnd w:id="31"/>
-      <w:bookmarkEnd w:id="32"/>
-      <w:bookmarkEnd w:id="33"/>
-    </w:p>
-    <w:p>
-      <w:pPr>
-        <w:rPr>
-          <w:rFonts w:asciiTheme="majorBidi" w:hAnsiTheme="majorBidi" w:cstheme="majorBidi"/>
-          <w:color w:val="000000" w:themeColor="text1"/>
-          <w:shd w:val="clear" w:color="auto" w:fill="FFFFFF"/>
-        </w:rPr>
-      </w:pPr>
-      <w:r>
-        <w:rPr>
-          <w:rFonts w:asciiTheme="majorBidi" w:hAnsiTheme="majorBidi" w:cstheme="majorBidi"/>
-          <w:color w:val="000000" w:themeColor="text1"/>
-          <w:shd w:val="clear" w:color="auto" w:fill="FFFFFF"/>
-        </w:rPr>
-        <w:t xml:space="preserve">Important </w:t>
-      </w:r>
-      <w:r>
-        <w:rPr>
-          <w:rFonts w:asciiTheme="majorBidi" w:hAnsiTheme="majorBidi" w:cstheme="majorBidi"/>
-          <w:color w:val="000000" w:themeColor="text1"/>
-          <w:shd w:val="clear" w:color="auto" w:fill="FFFFFF"/>
-        </w:rPr>
-        <w:t>files and folders to note include:</w:t>
-      </w:r>
-    </w:p>
-    <w:p>
-      <w:pPr>
-        <w:spacing w:after="0" w:line="240" w:lineRule="auto"/>
-        <w:rPr>
-          <w:rFonts w:asciiTheme="majorBidi" w:hAnsiTheme="majorBidi" w:cstheme="majorBidi"/>
-          <w:color w:val="000000" w:themeColor="text1"/>
-          <w:shd w:val="clear" w:color="auto" w:fill="FFFFFF"/>
-        </w:rPr>
-      </w:pPr>
-      <w:proofErr w:type="gramStart"/>
-      <w:r>
-        <w:rPr>
-          <w:rFonts w:asciiTheme="majorBidi" w:hAnsiTheme="majorBidi" w:cstheme="majorBidi"/>
-          <w:color w:val="3A7C22" w:themeColor="accent6" w:themeShade="BF"/>
-          <w:shd w:val="clear" w:color="auto" w:fill="FFFFFF"/>
-        </w:rPr>
-        <w:t>.env</w:t>
-      </w:r>
-      <w:proofErr w:type="gramEnd"/>
-      <w:r>
-        <w:rPr>
-          <w:rFonts w:asciiTheme="majorBidi" w:hAnsiTheme="majorBidi" w:cstheme="majorBidi"/>
-          <w:color w:val="3A7C22" w:themeColor="accent6" w:themeShade="BF"/>
-          <w:shd w:val="clear" w:color="auto" w:fill="FFFFFF"/>
-        </w:rPr>
-        <w:t xml:space="preserve"> </w:t>
-      </w:r>
-      <w:r>
-        <w:rPr>
-          <w:rFonts w:asciiTheme="majorBidi" w:hAnsiTheme="majorBidi" w:cstheme="majorBidi"/>
-          <w:color w:val="000000" w:themeColor="text1"/>
-          <w:shd w:val="clear" w:color="auto" w:fill="FFFFFF"/>
-        </w:rPr>
-        <w:t>(hidden)</w:t>
-      </w:r>
-      <w:r>
-        <w:rPr>
-          <w:rFonts w:asciiTheme="majorBidi" w:hAnsiTheme="majorBidi" w:cstheme="majorBidi"/>
-          <w:color w:val="000000" w:themeColor="text1"/>
-          <w:shd w:val="clear" w:color="auto" w:fill="FFFFFF"/>
-        </w:rPr>
-        <w:t>:</w:t>
-      </w:r>
-    </w:p>
-    <w:p>
-      <w:pPr>
-        <w:pStyle w:val="ListParagraph"/>
-        <w:numPr>
-          <w:ilvl w:val="0"/>
-          <w:numId w:val="17"/>
-        </w:numPr>
-        <w:spacing w:after="0" w:line="240" w:lineRule="auto"/>
-        <w:rPr>
-          <w:rFonts w:asciiTheme="majorBidi" w:hAnsiTheme="majorBidi" w:cstheme="majorBidi"/>
-          <w:color w:val="000000" w:themeColor="text1"/>
-          <w:shd w:val="clear" w:color="auto" w:fill="FFFFFF"/>
-        </w:rPr>
-      </w:pPr>
-      <w:r>
-        <w:rPr>
-          <w:rFonts w:asciiTheme="majorBidi" w:hAnsiTheme="majorBidi" w:cstheme="majorBidi"/>
-          <w:color w:val="000000" w:themeColor="text1"/>
-          <w:shd w:val="clear" w:color="auto" w:fill="FFFFFF"/>
-        </w:rPr>
-        <w:t xml:space="preserve">Set which targets </w:t>
-      </w:r>
-      <w:r>
-        <w:rPr>
-          <w:rFonts w:asciiTheme="majorBidi" w:hAnsiTheme="majorBidi" w:cstheme="majorBidi"/>
-          <w:color w:val="000000" w:themeColor="text1"/>
-          <w:shd w:val="clear" w:color="auto" w:fill="FFFFFF"/>
-        </w:rPr>
-        <w:t>file</w:t>
-      </w:r>
-      <w:r>
-        <w:rPr>
-          <w:rFonts w:asciiTheme="majorBidi" w:hAnsiTheme="majorBidi" w:cstheme="majorBidi"/>
-          <w:color w:val="000000" w:themeColor="text1"/>
-          <w:shd w:val="clear" w:color="auto" w:fill="FFFFFF"/>
-        </w:rPr>
-        <w:t xml:space="preserve"> is “seen” (more on </w:t>
-      </w:r>
-      <w:r>
-        <w:rPr>
-          <w:rFonts w:asciiTheme="majorBidi" w:hAnsiTheme="majorBidi" w:cstheme="majorBidi"/>
-          <w:color w:val="000000" w:themeColor="text1"/>
-          <w:shd w:val="clear" w:color="auto" w:fill="FFFFFF"/>
-        </w:rPr>
-        <w:t xml:space="preserve">this </w:t>
-      </w:r>
-      <w:r>
-        <w:rPr>
-          <w:rFonts w:asciiTheme="majorBidi" w:hAnsiTheme="majorBidi" w:cstheme="majorBidi"/>
-          <w:color w:val="000000" w:themeColor="text1"/>
-          <w:shd w:val="clear" w:color="auto" w:fill="FFFFFF"/>
-        </w:rPr>
-        <w:t>in section “coding pipeline overview”)</w:t>
-      </w:r>
-    </w:p>
-    <w:p>
-      <w:pPr>
-        <w:pStyle w:val="ListParagraph"/>
-        <w:numPr>
-          <w:ilvl w:val="0"/>
-          <w:numId w:val="17"/>
-        </w:numPr>
-        <w:spacing w:after="0" w:line="240" w:lineRule="auto"/>
-        <w:rPr>
-          <w:rFonts w:asciiTheme="majorBidi" w:hAnsiTheme="majorBidi" w:cstheme="majorBidi"/>
-          <w:color w:val="000000" w:themeColor="text1"/>
-          <w:shd w:val="clear" w:color="auto" w:fill="FFFFFF"/>
-        </w:rPr>
-      </w:pPr>
-      <w:r>
-        <w:rPr>
-          <w:rFonts w:asciiTheme="majorBidi" w:hAnsiTheme="majorBidi" w:cstheme="majorBidi"/>
-          <w:color w:val="000000" w:themeColor="text1"/>
-          <w:shd w:val="clear" w:color="auto" w:fill="FFFFFF"/>
-        </w:rPr>
-        <w:t>Set credentials for data acquisition / API keys etc.</w:t>
-      </w:r>
-    </w:p>
-    <w:p>
-      <w:pPr>
-        <w:pStyle w:val="ListParagraph"/>
-        <w:numPr>
-          <w:ilvl w:val="0"/>
-          <w:numId w:val="17"/>
-        </w:numPr>
-        <w:spacing w:after="0" w:line="240" w:lineRule="auto"/>
-        <w:rPr>
-          <w:rFonts w:asciiTheme="majorBidi" w:hAnsiTheme="majorBidi" w:cstheme="majorBidi"/>
-          <w:color w:val="000000" w:themeColor="text1"/>
-          <w:shd w:val="clear" w:color="auto" w:fill="FFFFFF"/>
-        </w:rPr>
-      </w:pPr>
-      <w:r>
-        <w:rPr>
-          <w:rFonts w:asciiTheme="majorBidi" w:hAnsiTheme="majorBidi" w:cstheme="majorBidi"/>
-          <w:color w:val="000000" w:themeColor="text1"/>
-          <w:shd w:val="clear" w:color="auto" w:fill="FFFFFF"/>
-        </w:rPr>
-        <w:lastRenderedPageBreak/>
-        <w:t>Set flags for which data types to overwrite (more on this in section “module details”)</w:t>
-      </w:r>
-    </w:p>
-    <w:p>
-      <w:pPr>
-        <w:spacing w:after="0" w:line="240" w:lineRule="auto"/>
-        <w:rPr>
-          <w:rFonts w:asciiTheme="majorBidi" w:hAnsiTheme="majorBidi" w:cstheme="majorBidi"/>
-          <w:color w:val="000000" w:themeColor="text1"/>
-          <w:shd w:val="clear" w:color="auto" w:fill="FFFFFF"/>
-        </w:rPr>
-      </w:pPr>
-      <w:proofErr w:type="gramStart"/>
-      <w:r>
-        <w:rPr>
-          <w:rFonts w:asciiTheme="majorBidi" w:hAnsiTheme="majorBidi" w:cstheme="majorBidi"/>
-          <w:color w:val="3A7C22" w:themeColor="accent6" w:themeShade="BF"/>
-          <w:shd w:val="clear" w:color="auto" w:fill="FFFFFF"/>
-        </w:rPr>
-        <w:t>.</w:t>
-      </w:r>
-      <w:proofErr w:type="spellStart"/>
-      <w:r>
-        <w:rPr>
-          <w:rFonts w:asciiTheme="majorBidi" w:hAnsiTheme="majorBidi" w:cstheme="majorBidi"/>
-          <w:color w:val="3A7C22" w:themeColor="accent6" w:themeShade="BF"/>
-          <w:shd w:val="clear" w:color="auto" w:fill="FFFFFF"/>
-        </w:rPr>
-        <w:t>Rprofile</w:t>
-      </w:r>
-      <w:proofErr w:type="spellEnd"/>
-      <w:proofErr w:type="gramEnd"/>
-      <w:r>
-        <w:rPr>
-          <w:rFonts w:asciiTheme="majorBidi" w:hAnsiTheme="majorBidi" w:cstheme="majorBidi"/>
-          <w:color w:val="3A7C22" w:themeColor="accent6" w:themeShade="BF"/>
-          <w:shd w:val="clear" w:color="auto" w:fill="FFFFFF"/>
-        </w:rPr>
-        <w:t xml:space="preserve"> </w:t>
-      </w:r>
-      <w:r>
-        <w:rPr>
-          <w:rFonts w:asciiTheme="majorBidi" w:hAnsiTheme="majorBidi" w:cstheme="majorBidi"/>
-          <w:color w:val="000000" w:themeColor="text1"/>
-          <w:shd w:val="clear" w:color="auto" w:fill="FFFFFF"/>
-        </w:rPr>
-        <w:t>(hidden)</w:t>
-      </w:r>
-      <w:r>
-        <w:rPr>
-          <w:rFonts w:asciiTheme="majorBidi" w:hAnsiTheme="majorBidi" w:cstheme="majorBidi"/>
-          <w:color w:val="000000" w:themeColor="text1"/>
-          <w:shd w:val="clear" w:color="auto" w:fill="FFFFFF"/>
-        </w:rPr>
-        <w:t>:</w:t>
-      </w:r>
-    </w:p>
-    <w:p>
-      <w:pPr>
-        <w:pStyle w:val="ListParagraph"/>
-        <w:numPr>
-          <w:ilvl w:val="0"/>
-          <w:numId w:val="19"/>
-        </w:numPr>
-        <w:spacing w:after="0" w:line="240" w:lineRule="auto"/>
-        <w:rPr>
-          <w:rFonts w:asciiTheme="majorBidi" w:hAnsiTheme="majorBidi" w:cstheme="majorBidi"/>
-          <w:color w:val="000000" w:themeColor="text1"/>
-          <w:shd w:val="clear" w:color="auto" w:fill="FFFFFF"/>
-        </w:rPr>
-      </w:pPr>
-      <w:r>
-        <w:rPr>
-          <w:rFonts w:asciiTheme="majorBidi" w:hAnsiTheme="majorBidi" w:cstheme="majorBidi"/>
-          <w:color w:val="000000" w:themeColor="text1"/>
-          <w:shd w:val="clear" w:color="auto" w:fill="FFFFFF"/>
-        </w:rPr>
-        <w:t xml:space="preserve">Contains settings for </w:t>
-      </w:r>
-      <w:r>
-        <w:rPr>
-          <w:rFonts w:asciiTheme="majorBidi" w:hAnsiTheme="majorBidi" w:cstheme="majorBidi"/>
-          <w:color w:val="1F2328"/>
-          <w:shd w:val="clear" w:color="auto" w:fill="FFFFFF"/>
-        </w:rPr>
-        <w:t>{</w:t>
-      </w:r>
-      <w:r>
-        <w:rPr>
-          <w:rFonts w:ascii="Miriam Fixed" w:hAnsi="Miriam Fixed" w:cs="Miriam Fixed" w:hint="cs"/>
-          <w:color w:val="1F2328"/>
-          <w:shd w:val="clear" w:color="auto" w:fill="FFFFFF"/>
-        </w:rPr>
-        <w:t>targets</w:t>
-      </w:r>
-      <w:r>
-        <w:rPr>
-          <w:rFonts w:asciiTheme="majorBidi" w:hAnsiTheme="majorBidi" w:cstheme="majorBidi"/>
-          <w:color w:val="1F2328"/>
-          <w:shd w:val="clear" w:color="auto" w:fill="FFFFFF"/>
-        </w:rPr>
-        <w:t>}</w:t>
-      </w:r>
-      <w:r>
-        <w:rPr>
-          <w:rFonts w:asciiTheme="majorBidi" w:hAnsiTheme="majorBidi" w:cstheme="majorBidi"/>
-          <w:color w:val="000000" w:themeColor="text1"/>
-          <w:shd w:val="clear" w:color="auto" w:fill="FFFFFF"/>
-        </w:rPr>
-        <w:t xml:space="preserve">, </w:t>
-      </w:r>
-      <w:r>
-        <w:rPr>
-          <w:rFonts w:asciiTheme="majorBidi" w:hAnsiTheme="majorBidi" w:cstheme="majorBidi"/>
-          <w:color w:val="1F2328"/>
-          <w:shd w:val="clear" w:color="auto" w:fill="FFFFFF"/>
-        </w:rPr>
-        <w:t>{</w:t>
-      </w:r>
-      <w:proofErr w:type="spellStart"/>
-      <w:r>
-        <w:rPr>
-          <w:rFonts w:ascii="Miriam Fixed" w:hAnsi="Miriam Fixed" w:cs="Miriam Fixed" w:hint="cs"/>
-          <w:color w:val="1F2328"/>
-          <w:shd w:val="clear" w:color="auto" w:fill="FFFFFF"/>
-        </w:rPr>
-        <w:t>renv</w:t>
-      </w:r>
-      <w:proofErr w:type="spellEnd"/>
-      <w:r>
-        <w:rPr>
-          <w:rFonts w:asciiTheme="majorBidi" w:hAnsiTheme="majorBidi" w:cstheme="majorBidi"/>
-          <w:color w:val="1F2328"/>
-          <w:shd w:val="clear" w:color="auto" w:fill="FFFFFF"/>
-        </w:rPr>
-        <w:t>}</w:t>
-      </w:r>
-      <w:r>
-        <w:rPr>
-          <w:rFonts w:asciiTheme="majorBidi" w:hAnsiTheme="majorBidi" w:cstheme="majorBidi"/>
-          <w:color w:val="000000" w:themeColor="text1"/>
-          <w:shd w:val="clear" w:color="auto" w:fill="FFFFFF"/>
-        </w:rPr>
-        <w:t>,</w:t>
-      </w:r>
-      <w:r>
-        <w:rPr>
-          <w:rFonts w:asciiTheme="majorBidi" w:hAnsiTheme="majorBidi" w:cstheme="majorBidi"/>
-          <w:color w:val="000000" w:themeColor="text1"/>
-          <w:shd w:val="clear" w:color="auto" w:fill="FFFFFF"/>
-        </w:rPr>
-        <w:t xml:space="preserve"> parallel processing, </w:t>
-      </w:r>
-      <w:r>
-        <w:rPr>
-          <w:rFonts w:asciiTheme="majorBidi" w:hAnsiTheme="majorBidi" w:cstheme="majorBidi"/>
-          <w:color w:val="000000" w:themeColor="text1"/>
-          <w:shd w:val="clear" w:color="auto" w:fill="FFFFFF"/>
-        </w:rPr>
-        <w:t xml:space="preserve">etc. If something breaks with parallel processing, this is the </w:t>
-      </w:r>
-      <w:r>
-        <w:rPr>
-          <w:rFonts w:asciiTheme="majorBidi" w:hAnsiTheme="majorBidi" w:cstheme="majorBidi"/>
-          <w:color w:val="000000" w:themeColor="text1"/>
-          <w:shd w:val="clear" w:color="auto" w:fill="FFFFFF"/>
-        </w:rPr>
-        <w:t>first place to look</w:t>
-      </w:r>
-      <w:r>
-        <w:rPr>
-          <w:rFonts w:asciiTheme="majorBidi" w:hAnsiTheme="majorBidi" w:cstheme="majorBidi"/>
-          <w:color w:val="000000" w:themeColor="text1"/>
-          <w:shd w:val="clear" w:color="auto" w:fill="FFFFFF"/>
-        </w:rPr>
-        <w:t xml:space="preserve"> </w:t>
-      </w:r>
-    </w:p>
-    <w:p>
-      <w:pPr>
-        <w:spacing w:after="0" w:line="240" w:lineRule="auto"/>
-        <w:rPr>
-          <w:rFonts w:asciiTheme="majorBidi" w:hAnsiTheme="majorBidi" w:cstheme="majorBidi"/>
-          <w:color w:val="000000" w:themeColor="text1"/>
-          <w:shd w:val="clear" w:color="auto" w:fill="FFFFFF"/>
-        </w:rPr>
-      </w:pPr>
-      <w:r>
-        <w:rPr>
-          <w:rFonts w:asciiTheme="majorBidi" w:hAnsiTheme="majorBidi" w:cstheme="majorBidi"/>
-          <w:color w:val="3A7C22" w:themeColor="accent6" w:themeShade="BF"/>
-          <w:shd w:val="clear" w:color="auto" w:fill="FFFFFF"/>
-        </w:rPr>
-        <w:t>_</w:t>
-      </w:r>
-      <w:proofErr w:type="spellStart"/>
-      <w:proofErr w:type="gramStart"/>
-      <w:r>
-        <w:rPr>
-          <w:rFonts w:asciiTheme="majorBidi" w:hAnsiTheme="majorBidi" w:cstheme="majorBidi"/>
-          <w:color w:val="3A7C22" w:themeColor="accent6" w:themeShade="BF"/>
-          <w:shd w:val="clear" w:color="auto" w:fill="FFFFFF"/>
-        </w:rPr>
-        <w:t>targets.yaml</w:t>
-      </w:r>
-      <w:proofErr w:type="spellEnd"/>
-      <w:proofErr w:type="gramEnd"/>
-      <w:r>
-        <w:rPr>
-          <w:rFonts w:asciiTheme="majorBidi" w:hAnsiTheme="majorBidi" w:cstheme="majorBidi"/>
-          <w:color w:val="000000" w:themeColor="text1"/>
-          <w:shd w:val="clear" w:color="auto" w:fill="FFFFFF"/>
-        </w:rPr>
-        <w:t>:</w:t>
-      </w:r>
-    </w:p>
-    <w:p>
-      <w:pPr>
-        <w:pStyle w:val="ListParagraph"/>
-        <w:numPr>
-          <w:ilvl w:val="0"/>
-          <w:numId w:val="21"/>
-        </w:numPr>
-        <w:spacing w:after="0" w:line="240" w:lineRule="auto"/>
-        <w:rPr>
-          <w:rFonts w:asciiTheme="majorBidi" w:hAnsiTheme="majorBidi" w:cstheme="majorBidi"/>
-          <w:color w:val="000000" w:themeColor="text1"/>
-          <w:shd w:val="clear" w:color="auto" w:fill="FFFFFF"/>
-        </w:rPr>
-      </w:pPr>
-      <w:r>
-        <w:rPr>
-          <w:rFonts w:asciiTheme="majorBidi" w:hAnsiTheme="majorBidi" w:cstheme="majorBidi"/>
-          <w:color w:val="000000" w:themeColor="text1"/>
-          <w:shd w:val="clear" w:color="auto" w:fill="FFFFFF"/>
-        </w:rPr>
-        <w:t xml:space="preserve">Details for the various </w:t>
-      </w:r>
-      <w:r>
-        <w:rPr>
-          <w:rFonts w:asciiTheme="majorBidi" w:hAnsiTheme="majorBidi" w:cstheme="majorBidi"/>
-          <w:color w:val="1F2328"/>
-          <w:shd w:val="clear" w:color="auto" w:fill="FFFFFF"/>
-        </w:rPr>
-        <w:t>{</w:t>
-      </w:r>
-      <w:r>
-        <w:rPr>
-          <w:rFonts w:ascii="Miriam Fixed" w:hAnsi="Miriam Fixed" w:cs="Miriam Fixed" w:hint="cs"/>
-          <w:color w:val="1F2328"/>
-          <w:shd w:val="clear" w:color="auto" w:fill="FFFFFF"/>
-        </w:rPr>
-        <w:t>targets</w:t>
-      </w:r>
-      <w:r>
-        <w:rPr>
-          <w:rFonts w:asciiTheme="majorBidi" w:hAnsiTheme="majorBidi" w:cstheme="majorBidi"/>
-          <w:color w:val="1F2328"/>
-          <w:shd w:val="clear" w:color="auto" w:fill="FFFFFF"/>
-        </w:rPr>
-        <w:t xml:space="preserve">} pipelines </w:t>
-      </w:r>
-      <w:r>
-        <w:rPr>
-          <w:rFonts w:asciiTheme="majorBidi" w:hAnsiTheme="majorBidi" w:cstheme="majorBidi"/>
-          <w:color w:val="1F2328"/>
-          <w:shd w:val="clear" w:color="auto" w:fill="FFFFFF"/>
-        </w:rPr>
-        <w:t xml:space="preserve">(e.g., which targets file is “seen”) </w:t>
-      </w:r>
-      <w:r>
-        <w:rPr>
-          <w:rFonts w:asciiTheme="majorBidi" w:hAnsiTheme="majorBidi" w:cstheme="majorBidi"/>
-          <w:color w:val="1F2328"/>
-          <w:shd w:val="clear" w:color="auto" w:fill="FFFFFF"/>
-        </w:rPr>
-        <w:t xml:space="preserve">(see </w:t>
-      </w:r>
-      <w:r>
-        <w:rPr>
-          <w:rFonts w:asciiTheme="majorBidi" w:hAnsiTheme="majorBidi" w:cstheme="majorBidi"/>
-          <w:color w:val="000000" w:themeColor="text1"/>
-          <w:shd w:val="clear" w:color="auto" w:fill="FFFFFF"/>
-        </w:rPr>
-        <w:t>section “coding pipeline overview”)</w:t>
-      </w:r>
-    </w:p>
-    <w:p>
-      <w:pPr>
-        <w:spacing w:after="0" w:line="240" w:lineRule="auto"/>
-        <w:rPr>
-          <w:rFonts w:asciiTheme="majorBidi" w:hAnsiTheme="majorBidi" w:cstheme="majorBidi"/>
-          <w:color w:val="000000" w:themeColor="text1"/>
-          <w:shd w:val="clear" w:color="auto" w:fill="FFFFFF"/>
-        </w:rPr>
-      </w:pPr>
-      <w:r>
-        <w:rPr>
-          <w:rFonts w:asciiTheme="majorBidi" w:hAnsiTheme="majorBidi" w:cstheme="majorBidi"/>
-          <w:color w:val="3A7C22" w:themeColor="accent6" w:themeShade="BF"/>
-          <w:shd w:val="clear" w:color="auto" w:fill="FFFFFF"/>
-        </w:rPr>
-        <w:t>_</w:t>
-      </w:r>
-      <w:proofErr w:type="spellStart"/>
-      <w:r>
-        <w:rPr>
-          <w:rFonts w:asciiTheme="majorBidi" w:hAnsiTheme="majorBidi" w:cstheme="majorBidi"/>
-          <w:color w:val="3A7C22" w:themeColor="accent6" w:themeShade="BF"/>
-          <w:shd w:val="clear" w:color="auto" w:fill="FFFFFF"/>
-        </w:rPr>
-        <w:t>targets</w:t>
-      </w:r>
-      <w:r>
-        <w:rPr>
-          <w:rFonts w:asciiTheme="majorBidi" w:hAnsiTheme="majorBidi" w:cstheme="majorBidi"/>
-          <w:color w:val="3A7C22" w:themeColor="accent6" w:themeShade="BF"/>
-          <w:shd w:val="clear" w:color="auto" w:fill="FFFFFF"/>
-        </w:rPr>
-        <w:t>_</w:t>
-      </w:r>
-      <w:proofErr w:type="gramStart"/>
-      <w:r>
-        <w:rPr>
-          <w:rFonts w:asciiTheme="majorBidi" w:hAnsiTheme="majorBidi" w:cstheme="majorBidi"/>
-          <w:color w:val="3A7C22" w:themeColor="accent6" w:themeShade="BF"/>
-          <w:shd w:val="clear" w:color="auto" w:fill="FFFFFF"/>
-        </w:rPr>
-        <w:t>settings.R</w:t>
-      </w:r>
-      <w:proofErr w:type="spellEnd"/>
-      <w:proofErr w:type="gramEnd"/>
-      <w:r>
-        <w:rPr>
-          <w:rFonts w:asciiTheme="majorBidi" w:hAnsiTheme="majorBidi" w:cstheme="majorBidi"/>
-          <w:color w:val="000000" w:themeColor="text1"/>
-          <w:shd w:val="clear" w:color="auto" w:fill="FFFFFF"/>
-        </w:rPr>
-        <w:t>:</w:t>
-      </w:r>
-    </w:p>
-    <w:p>
-      <w:pPr>
-        <w:pStyle w:val="ListParagraph"/>
-        <w:numPr>
-          <w:ilvl w:val="0"/>
-          <w:numId w:val="21"/>
-        </w:numPr>
-        <w:spacing w:after="0" w:line="240" w:lineRule="auto"/>
-        <w:rPr>
-          <w:rFonts w:asciiTheme="majorBidi" w:hAnsiTheme="majorBidi" w:cstheme="majorBidi"/>
-          <w:color w:val="000000" w:themeColor="text1"/>
-          <w:shd w:val="clear" w:color="auto" w:fill="FFFFFF"/>
-        </w:rPr>
-      </w:pPr>
-      <w:r>
-        <w:rPr>
-          <w:rFonts w:asciiTheme="majorBidi" w:hAnsiTheme="majorBidi" w:cstheme="majorBidi"/>
-          <w:color w:val="000000" w:themeColor="text1"/>
-          <w:shd w:val="clear" w:color="auto" w:fill="FFFFFF"/>
-        </w:rPr>
-        <w:t xml:space="preserve">More settings beyond those </w:t>
-      </w:r>
-      <w:proofErr w:type="gramStart"/>
-      <w:r>
-        <w:rPr>
-          <w:rFonts w:asciiTheme="majorBidi" w:hAnsiTheme="majorBidi" w:cstheme="majorBidi"/>
-          <w:color w:val="000000" w:themeColor="text1"/>
-          <w:shd w:val="clear" w:color="auto" w:fill="FFFFFF"/>
-        </w:rPr>
-        <w:t xml:space="preserve">in </w:t>
-      </w:r>
-      <w:r>
-        <w:rPr>
-          <w:rFonts w:asciiTheme="majorBidi" w:hAnsiTheme="majorBidi" w:cstheme="majorBidi"/>
-          <w:color w:val="3A7C22" w:themeColor="accent6" w:themeShade="BF"/>
-          <w:shd w:val="clear" w:color="auto" w:fill="FFFFFF"/>
-        </w:rPr>
-        <w:t>.</w:t>
-      </w:r>
-      <w:proofErr w:type="spellStart"/>
-      <w:r>
-        <w:rPr>
-          <w:rFonts w:asciiTheme="majorBidi" w:hAnsiTheme="majorBidi" w:cstheme="majorBidi"/>
-          <w:color w:val="3A7C22" w:themeColor="accent6" w:themeShade="BF"/>
-          <w:shd w:val="clear" w:color="auto" w:fill="FFFFFF"/>
-        </w:rPr>
-        <w:t>Rprofile</w:t>
-      </w:r>
-      <w:proofErr w:type="spellEnd"/>
-      <w:proofErr w:type="gramEnd"/>
-      <w:r>
-        <w:rPr>
-          <w:rFonts w:asciiTheme="majorBidi" w:hAnsiTheme="majorBidi" w:cstheme="majorBidi"/>
-          <w:color w:val="000000" w:themeColor="text1"/>
-          <w:shd w:val="clear" w:color="auto" w:fill="FFFFFF"/>
-        </w:rPr>
-        <w:t>.</w:t>
-      </w:r>
-      <w:r>
-        <w:rPr>
-          <w:rFonts w:asciiTheme="majorBidi" w:hAnsiTheme="majorBidi" w:cstheme="majorBidi"/>
-          <w:color w:val="000000" w:themeColor="text1"/>
-          <w:shd w:val="clear" w:color="auto" w:fill="FFFFFF"/>
-        </w:rPr>
-        <w:t xml:space="preserve"> </w:t>
-      </w:r>
-      <w:r>
-        <w:rPr>
-          <w:rFonts w:asciiTheme="majorBidi" w:hAnsiTheme="majorBidi" w:cstheme="majorBidi"/>
-          <w:color w:val="000000" w:themeColor="text1"/>
-          <w:shd w:val="clear" w:color="auto" w:fill="FFFFFF"/>
-        </w:rPr>
-        <w:t>The s</w:t>
-      </w:r>
-      <w:r>
-        <w:rPr>
-          <w:rFonts w:asciiTheme="majorBidi" w:hAnsiTheme="majorBidi" w:cstheme="majorBidi"/>
-          <w:color w:val="000000" w:themeColor="text1"/>
-          <w:shd w:val="clear" w:color="auto" w:fill="FFFFFF"/>
-        </w:rPr>
-        <w:t>econd place to look if issues</w:t>
-      </w:r>
-      <w:r>
-        <w:rPr>
-          <w:rFonts w:asciiTheme="majorBidi" w:hAnsiTheme="majorBidi" w:cstheme="majorBidi"/>
-          <w:color w:val="000000" w:themeColor="text1"/>
-          <w:shd w:val="clear" w:color="auto" w:fill="FFFFFF"/>
-        </w:rPr>
-        <w:t xml:space="preserve"> arise</w:t>
-      </w:r>
-      <w:r>
-        <w:rPr>
-          <w:rFonts w:asciiTheme="majorBidi" w:hAnsiTheme="majorBidi" w:cstheme="majorBidi"/>
-          <w:color w:val="000000" w:themeColor="text1"/>
-          <w:shd w:val="clear" w:color="auto" w:fill="FFFFFF"/>
-        </w:rPr>
-        <w:t xml:space="preserve"> with parallel processing </w:t>
-      </w:r>
-    </w:p>
-    <w:p>
-      <w:pPr>
-        <w:spacing w:after="0" w:line="240" w:lineRule="auto"/>
-        <w:rPr>
-          <w:rFonts w:asciiTheme="majorBidi" w:hAnsiTheme="majorBidi" w:cstheme="majorBidi"/>
-          <w:color w:val="000000" w:themeColor="text1"/>
-          <w:shd w:val="clear" w:color="auto" w:fill="FFFFFF"/>
-        </w:rPr>
-      </w:pPr>
-      <w:proofErr w:type="spellStart"/>
-      <w:proofErr w:type="gramStart"/>
-      <w:r>
-        <w:rPr>
-          <w:rFonts w:asciiTheme="majorBidi" w:hAnsiTheme="majorBidi" w:cstheme="majorBidi"/>
-          <w:color w:val="3A7C22" w:themeColor="accent6" w:themeShade="BF"/>
-          <w:shd w:val="clear" w:color="auto" w:fill="FFFFFF"/>
-        </w:rPr>
-        <w:t>packages.R</w:t>
-      </w:r>
-      <w:proofErr w:type="spellEnd"/>
-      <w:proofErr w:type="gramEnd"/>
-      <w:r>
-        <w:rPr>
-          <w:rFonts w:asciiTheme="majorBidi" w:hAnsiTheme="majorBidi" w:cstheme="majorBidi"/>
-          <w:color w:val="000000" w:themeColor="text1"/>
-          <w:shd w:val="clear" w:color="auto" w:fill="FFFFFF"/>
-        </w:rPr>
-        <w:t>:</w:t>
-      </w:r>
-    </w:p>
-    <w:p>
-      <w:pPr>
-        <w:pStyle w:val="ListParagraph"/>
-        <w:numPr>
-          <w:ilvl w:val="0"/>
-          <w:numId w:val="17"/>
-        </w:numPr>
-        <w:spacing w:after="0" w:line="240" w:lineRule="auto"/>
-        <w:rPr>
-          <w:rFonts w:asciiTheme="majorBidi" w:hAnsiTheme="majorBidi" w:cstheme="majorBidi"/>
-          <w:color w:val="000000" w:themeColor="text1"/>
-          <w:shd w:val="clear" w:color="auto" w:fill="FFFFFF"/>
-        </w:rPr>
-      </w:pPr>
-      <w:r>
-        <w:rPr>
-          <w:rFonts w:asciiTheme="majorBidi" w:hAnsiTheme="majorBidi" w:cstheme="majorBidi"/>
-          <w:color w:val="000000" w:themeColor="text1"/>
-          <w:shd w:val="clear" w:color="auto" w:fill="FFFFFF"/>
-        </w:rPr>
-        <w:t>Where packages are loaded</w:t>
-      </w:r>
-    </w:p>
-    <w:p>
-      <w:pPr>
-        <w:spacing w:after="0" w:line="240" w:lineRule="auto"/>
-        <w:rPr>
-          <w:rFonts w:asciiTheme="majorBidi" w:hAnsiTheme="majorBidi" w:cstheme="majorBidi"/>
-          <w:color w:val="000000" w:themeColor="text1"/>
-          <w:shd w:val="clear" w:color="auto" w:fill="FFFFFF"/>
-        </w:rPr>
-      </w:pPr>
-      <w:proofErr w:type="spellStart"/>
-      <w:proofErr w:type="gramStart"/>
-      <w:r>
-        <w:rPr>
-          <w:rFonts w:asciiTheme="majorBidi" w:hAnsiTheme="majorBidi" w:cstheme="majorBidi"/>
-          <w:color w:val="3A7C22" w:themeColor="accent6" w:themeShade="BF"/>
-          <w:shd w:val="clear" w:color="auto" w:fill="FFFFFF"/>
-        </w:rPr>
-        <w:t>renv.lock</w:t>
-      </w:r>
-      <w:proofErr w:type="spellEnd"/>
-      <w:proofErr w:type="gramEnd"/>
-      <w:r>
-        <w:rPr>
-          <w:rFonts w:asciiTheme="majorBidi" w:hAnsiTheme="majorBidi" w:cstheme="majorBidi"/>
-          <w:color w:val="000000" w:themeColor="text1"/>
-          <w:shd w:val="clear" w:color="auto" w:fill="FFFFFF"/>
-        </w:rPr>
-        <w:t>:</w:t>
-      </w:r>
-    </w:p>
-    <w:p>
-      <w:pPr>
-        <w:pStyle w:val="ListParagraph"/>
-        <w:numPr>
-          <w:ilvl w:val="0"/>
-          <w:numId w:val="17"/>
-        </w:numPr>
-        <w:spacing w:after="0" w:line="240" w:lineRule="auto"/>
-        <w:rPr>
-          <w:rFonts w:asciiTheme="majorBidi" w:hAnsiTheme="majorBidi" w:cstheme="majorBidi"/>
-          <w:color w:val="000000" w:themeColor="text1"/>
-          <w:shd w:val="clear" w:color="auto" w:fill="FFFFFF"/>
-        </w:rPr>
-      </w:pPr>
-      <w:r>
-        <w:rPr>
-          <w:rFonts w:asciiTheme="majorBidi" w:hAnsiTheme="majorBidi" w:cstheme="majorBidi"/>
-          <w:color w:val="1F2328"/>
-          <w:shd w:val="clear" w:color="auto" w:fill="FFFFFF"/>
-        </w:rPr>
-        <w:t>{</w:t>
-      </w:r>
-      <w:proofErr w:type="spellStart"/>
-      <w:r>
-        <w:rPr>
-          <w:rFonts w:ascii="Miriam Fixed" w:hAnsi="Miriam Fixed" w:cs="Miriam Fixed" w:hint="cs"/>
-          <w:color w:val="1F2328"/>
-          <w:shd w:val="clear" w:color="auto" w:fill="FFFFFF"/>
-        </w:rPr>
-        <w:t>renv</w:t>
-      </w:r>
-      <w:proofErr w:type="spellEnd"/>
-      <w:r>
-        <w:rPr>
-          <w:rFonts w:asciiTheme="majorBidi" w:hAnsiTheme="majorBidi" w:cstheme="majorBidi"/>
-          <w:color w:val="1F2328"/>
-          <w:shd w:val="clear" w:color="auto" w:fill="FFFFFF"/>
-        </w:rPr>
-        <w:t>}</w:t>
-      </w:r>
-      <w:r>
-        <w:rPr>
-          <w:rFonts w:asciiTheme="majorBidi" w:hAnsiTheme="majorBidi" w:cstheme="majorBidi"/>
-          <w:color w:val="1F2328"/>
-          <w:shd w:val="clear" w:color="auto" w:fill="FFFFFF"/>
-        </w:rPr>
-        <w:t xml:space="preserve"> file that lists all of the package versions</w:t>
-      </w:r>
-    </w:p>
-    <w:p>
-      <w:pPr>
-        <w:spacing w:after="0" w:line="240" w:lineRule="auto"/>
-        <w:rPr>
-          <w:rFonts w:asciiTheme="majorBidi" w:hAnsiTheme="majorBidi" w:cstheme="majorBidi"/>
-          <w:color w:val="000000" w:themeColor="text1"/>
-          <w:shd w:val="clear" w:color="auto" w:fill="FFFFFF"/>
-        </w:rPr>
-      </w:pPr>
-      <w:proofErr w:type="gramStart"/>
-      <w:r>
-        <w:rPr>
-          <w:rFonts w:asciiTheme="majorBidi" w:hAnsiTheme="majorBidi" w:cstheme="majorBidi"/>
-          <w:color w:val="3A7C22" w:themeColor="accent6" w:themeShade="BF"/>
-          <w:shd w:val="clear" w:color="auto" w:fill="FFFFFF"/>
-        </w:rPr>
-        <w:t>README.*</w:t>
-      </w:r>
-      <w:proofErr w:type="gramEnd"/>
-      <w:r>
-        <w:rPr>
-          <w:rFonts w:asciiTheme="majorBidi" w:hAnsiTheme="majorBidi" w:cstheme="majorBidi"/>
-          <w:color w:val="000000" w:themeColor="text1"/>
-          <w:shd w:val="clear" w:color="auto" w:fill="FFFFFF"/>
-        </w:rPr>
-        <w:t>:</w:t>
-      </w:r>
-    </w:p>
-    <w:p>
-      <w:pPr>
-        <w:pStyle w:val="ListParagraph"/>
-        <w:numPr>
-          <w:ilvl w:val="0"/>
-          <w:numId w:val="17"/>
-        </w:numPr>
-        <w:spacing w:after="0" w:line="240" w:lineRule="auto"/>
-        <w:rPr>
-          <w:rFonts w:asciiTheme="majorBidi" w:hAnsiTheme="majorBidi" w:cstheme="majorBidi"/>
-          <w:color w:val="000000" w:themeColor="text1"/>
-          <w:shd w:val="clear" w:color="auto" w:fill="FFFFFF"/>
-        </w:rPr>
-      </w:pPr>
-      <w:r>
-        <w:rPr>
-          <w:rFonts w:asciiTheme="majorBidi" w:hAnsiTheme="majorBidi" w:cstheme="majorBidi"/>
-          <w:color w:val="000000" w:themeColor="text1"/>
-          <w:shd w:val="clear" w:color="auto" w:fill="FFFFFF"/>
-        </w:rPr>
-        <w:t xml:space="preserve">ReadMe files for the </w:t>
-      </w:r>
-      <w:proofErr w:type="spellStart"/>
-      <w:r>
-        <w:rPr>
-          <w:rFonts w:asciiTheme="majorBidi" w:hAnsiTheme="majorBidi" w:cstheme="majorBidi"/>
-          <w:color w:val="000000" w:themeColor="text1"/>
-          <w:shd w:val="clear" w:color="auto" w:fill="FFFFFF"/>
-        </w:rPr>
-        <w:t>Github</w:t>
-      </w:r>
-      <w:proofErr w:type="spellEnd"/>
-    </w:p>
-    <w:p>
-      <w:pPr>
-        <w:spacing w:after="0" w:line="240" w:lineRule="auto"/>
-        <w:rPr>
-          <w:rFonts w:asciiTheme="majorBidi" w:hAnsiTheme="majorBidi" w:cstheme="majorBidi"/>
-          <w:color w:val="000000" w:themeColor="text1"/>
-          <w:shd w:val="clear" w:color="auto" w:fill="FFFFFF"/>
-        </w:rPr>
-      </w:pPr>
-      <w:r>
-        <w:rPr>
-          <w:rFonts w:asciiTheme="majorBidi" w:hAnsiTheme="majorBidi" w:cstheme="majorBidi"/>
-          <w:color w:val="D86DCB" w:themeColor="accent5" w:themeTint="99"/>
-          <w:shd w:val="clear" w:color="auto" w:fill="FFFFFF"/>
-        </w:rPr>
-        <w:t>data</w:t>
-      </w:r>
-      <w:r>
-        <w:rPr>
-          <w:rFonts w:asciiTheme="majorBidi" w:hAnsiTheme="majorBidi" w:cstheme="majorBidi"/>
-          <w:color w:val="D86DCB" w:themeColor="accent5" w:themeTint="99"/>
-          <w:shd w:val="clear" w:color="auto" w:fill="FFFFFF"/>
-        </w:rPr>
-        <w:t>/</w:t>
-      </w:r>
-      <w:r>
-        <w:rPr>
-          <w:rFonts w:asciiTheme="majorBidi" w:hAnsiTheme="majorBidi" w:cstheme="majorBidi"/>
-          <w:color w:val="000000" w:themeColor="text1"/>
-          <w:shd w:val="clear" w:color="auto" w:fill="FFFFFF"/>
-        </w:rPr>
-        <w:t xml:space="preserve">: </w:t>
-      </w:r>
-    </w:p>
-    <w:p>
-      <w:pPr>
-        <w:pStyle w:val="ListParagraph"/>
-        <w:numPr>
-          <w:ilvl w:val="0"/>
-          <w:numId w:val="17"/>
-        </w:numPr>
-        <w:spacing w:after="0" w:line="240" w:lineRule="auto"/>
-        <w:rPr>
-          <w:rFonts w:asciiTheme="majorBidi" w:hAnsiTheme="majorBidi" w:cstheme="majorBidi"/>
-          <w:color w:val="000000" w:themeColor="text1"/>
-          <w:shd w:val="clear" w:color="auto" w:fill="FFFFFF"/>
-        </w:rPr>
-      </w:pPr>
-      <w:r>
-        <w:rPr>
-          <w:rFonts w:asciiTheme="majorBidi" w:hAnsiTheme="majorBidi" w:cstheme="majorBidi"/>
-          <w:color w:val="000000" w:themeColor="text1"/>
-          <w:shd w:val="clear" w:color="auto" w:fill="FFFFFF"/>
-        </w:rPr>
-        <w:t>Contains all of the data</w:t>
-      </w:r>
-    </w:p>
-    <w:p>
-      <w:pPr>
-        <w:spacing w:after="0" w:line="240" w:lineRule="auto"/>
-        <w:rPr>
-          <w:rFonts w:asciiTheme="majorBidi" w:hAnsiTheme="majorBidi" w:cstheme="majorBidi"/>
-          <w:color w:val="000000" w:themeColor="text1"/>
-          <w:shd w:val="clear" w:color="auto" w:fill="FFFFFF"/>
-        </w:rPr>
-      </w:pPr>
-      <w:r>
-        <w:rPr>
-          <w:rFonts w:asciiTheme="majorBidi" w:hAnsiTheme="majorBidi" w:cstheme="majorBidi"/>
-          <w:color w:val="D86DCB" w:themeColor="accent5" w:themeTint="99"/>
-          <w:shd w:val="clear" w:color="auto" w:fill="FFFFFF"/>
-        </w:rPr>
-        <w:t>models</w:t>
-      </w:r>
-      <w:r>
-        <w:rPr>
-          <w:rFonts w:asciiTheme="majorBidi" w:hAnsiTheme="majorBidi" w:cstheme="majorBidi"/>
-          <w:color w:val="D86DCB" w:themeColor="accent5" w:themeTint="99"/>
-          <w:shd w:val="clear" w:color="auto" w:fill="FFFFFF"/>
-        </w:rPr>
-        <w:t>/</w:t>
-      </w:r>
-      <w:r>
-        <w:rPr>
-          <w:rFonts w:asciiTheme="majorBidi" w:hAnsiTheme="majorBidi" w:cstheme="majorBidi"/>
-          <w:color w:val="000000" w:themeColor="text1"/>
-          <w:shd w:val="clear" w:color="auto" w:fill="FFFFFF"/>
-        </w:rPr>
-        <w:t>:</w:t>
-      </w:r>
-    </w:p>
-    <w:p>
-      <w:pPr>
-        <w:pStyle w:val="ListParagraph"/>
-        <w:numPr>
-          <w:ilvl w:val="0"/>
-          <w:numId w:val="17"/>
-        </w:numPr>
-        <w:spacing w:after="0" w:line="240" w:lineRule="auto"/>
-        <w:rPr>
-          <w:rFonts w:asciiTheme="majorBidi" w:hAnsiTheme="majorBidi" w:cstheme="majorBidi"/>
-          <w:color w:val="000000" w:themeColor="text1"/>
-          <w:shd w:val="clear" w:color="auto" w:fill="FFFFFF"/>
-        </w:rPr>
-      </w:pPr>
-      <w:r>
-        <w:rPr>
-          <w:rFonts w:asciiTheme="majorBidi" w:hAnsiTheme="majorBidi" w:cstheme="majorBidi"/>
-          <w:color w:val="000000" w:themeColor="text1"/>
-          <w:shd w:val="clear" w:color="auto" w:fill="FFFFFF"/>
-        </w:rPr>
-        <w:t xml:space="preserve">Contains any model files (for now just </w:t>
-      </w:r>
-      <w:proofErr w:type="gramStart"/>
-      <w:r>
-        <w:rPr>
-          <w:rFonts w:asciiTheme="majorBidi" w:hAnsiTheme="majorBidi" w:cstheme="majorBidi"/>
-          <w:color w:val="000000" w:themeColor="text1"/>
-          <w:shd w:val="clear" w:color="auto" w:fill="FFFFFF"/>
-        </w:rPr>
-        <w:t xml:space="preserve">the </w:t>
-      </w:r>
-      <w:r>
-        <w:rPr>
-          <w:rFonts w:asciiTheme="majorBidi" w:hAnsiTheme="majorBidi" w:cstheme="majorBidi"/>
-          <w:color w:val="3A7C22" w:themeColor="accent6" w:themeShade="BF"/>
-          <w:shd w:val="clear" w:color="auto" w:fill="FFFFFF"/>
-        </w:rPr>
-        <w:t>.stan</w:t>
-      </w:r>
-      <w:proofErr w:type="gramEnd"/>
-      <w:r>
-        <w:rPr>
-          <w:rFonts w:asciiTheme="majorBidi" w:hAnsiTheme="majorBidi" w:cstheme="majorBidi"/>
-          <w:color w:val="3A7C22" w:themeColor="accent6" w:themeShade="BF"/>
-          <w:shd w:val="clear" w:color="auto" w:fill="FFFFFF"/>
-        </w:rPr>
-        <w:t xml:space="preserve"> </w:t>
-      </w:r>
-      <w:r>
-        <w:rPr>
-          <w:rFonts w:asciiTheme="majorBidi" w:hAnsiTheme="majorBidi" w:cstheme="majorBidi"/>
-          <w:color w:val="000000" w:themeColor="text1"/>
-          <w:shd w:val="clear" w:color="auto" w:fill="FFFFFF"/>
-        </w:rPr>
-        <w:t xml:space="preserve">model for the seroprevalence kernel model) </w:t>
-      </w:r>
-    </w:p>
-    <w:p>
-      <w:pPr>
-        <w:spacing w:after="0" w:line="240" w:lineRule="auto"/>
-        <w:rPr>
-          <w:rFonts w:asciiTheme="majorBidi" w:hAnsiTheme="majorBidi" w:cstheme="majorBidi"/>
-          <w:color w:val="000000" w:themeColor="text1"/>
-          <w:shd w:val="clear" w:color="auto" w:fill="FFFFFF"/>
-        </w:rPr>
-      </w:pPr>
-      <w:r>
-        <w:rPr>
-          <w:rFonts w:asciiTheme="majorBidi" w:hAnsiTheme="majorBidi" w:cstheme="majorBidi"/>
-          <w:color w:val="D86DCB" w:themeColor="accent5" w:themeTint="99"/>
-          <w:shd w:val="clear" w:color="auto" w:fill="FFFFFF"/>
-        </w:rPr>
-        <w:t>R</w:t>
-      </w:r>
-      <w:r>
-        <w:rPr>
-          <w:rFonts w:asciiTheme="majorBidi" w:hAnsiTheme="majorBidi" w:cstheme="majorBidi"/>
-          <w:color w:val="D86DCB" w:themeColor="accent5" w:themeTint="99"/>
-          <w:shd w:val="clear" w:color="auto" w:fill="FFFFFF"/>
-        </w:rPr>
-        <w:t>/</w:t>
-      </w:r>
-      <w:r>
-        <w:rPr>
-          <w:rFonts w:asciiTheme="majorBidi" w:hAnsiTheme="majorBidi" w:cstheme="majorBidi"/>
-          <w:color w:val="000000" w:themeColor="text1"/>
-          <w:shd w:val="clear" w:color="auto" w:fill="FFFFFF"/>
-        </w:rPr>
-        <w:t>:</w:t>
-      </w:r>
-    </w:p>
-    <w:p>
-      <w:pPr>
-        <w:pStyle w:val="ListParagraph"/>
-        <w:numPr>
-          <w:ilvl w:val="0"/>
-          <w:numId w:val="17"/>
-        </w:numPr>
-        <w:spacing w:after="0" w:line="240" w:lineRule="auto"/>
-        <w:rPr>
-          <w:rFonts w:asciiTheme="majorBidi" w:hAnsiTheme="majorBidi" w:cstheme="majorBidi"/>
-          <w:color w:val="000000" w:themeColor="text1"/>
-          <w:shd w:val="clear" w:color="auto" w:fill="FFFFFF"/>
-        </w:rPr>
-      </w:pPr>
-      <w:r>
-        <w:rPr>
-          <w:rFonts w:asciiTheme="majorBidi" w:hAnsiTheme="majorBidi" w:cstheme="majorBidi"/>
-          <w:color w:val="000000" w:themeColor="text1"/>
-          <w:shd w:val="clear" w:color="auto" w:fill="FFFFFF"/>
-        </w:rPr>
-        <w:t>Where all of the scripts with all of the functions are held</w:t>
-      </w:r>
-    </w:p>
-    <w:p>
-      <w:pPr>
-        <w:spacing w:after="0" w:line="240" w:lineRule="auto"/>
-        <w:rPr>
-          <w:rFonts w:asciiTheme="majorBidi" w:hAnsiTheme="majorBidi" w:cstheme="majorBidi"/>
-          <w:color w:val="D86DCB" w:themeColor="accent5" w:themeTint="99"/>
-          <w:shd w:val="clear" w:color="auto" w:fill="FFFFFF"/>
-        </w:rPr>
-      </w:pPr>
-      <w:r>
-        <w:rPr>
-          <w:rFonts w:asciiTheme="majorBidi" w:hAnsiTheme="majorBidi" w:cstheme="majorBidi"/>
-          <w:color w:val="D86DCB" w:themeColor="accent5" w:themeTint="99"/>
-          <w:shd w:val="clear" w:color="auto" w:fill="FFFFFF"/>
-        </w:rPr>
-        <w:t>outputs</w:t>
-      </w:r>
-      <w:r>
-        <w:rPr>
-          <w:rFonts w:asciiTheme="majorBidi" w:hAnsiTheme="majorBidi" w:cstheme="majorBidi"/>
-          <w:color w:val="D86DCB" w:themeColor="accent5" w:themeTint="99"/>
-          <w:shd w:val="clear" w:color="auto" w:fill="FFFFFF"/>
-        </w:rPr>
-        <w:t>/</w:t>
-      </w:r>
-      <w:r>
-        <w:rPr>
-          <w:rFonts w:asciiTheme="majorBidi" w:hAnsiTheme="majorBidi" w:cstheme="majorBidi"/>
-          <w:color w:val="D86DCB" w:themeColor="accent5" w:themeTint="99"/>
-          <w:shd w:val="clear" w:color="auto" w:fill="FFFFFF"/>
-        </w:rPr>
-        <w:t>:</w:t>
-      </w:r>
-    </w:p>
-    <w:p>
-      <w:pPr>
-        <w:pStyle w:val="ListParagraph"/>
-        <w:numPr>
-          <w:ilvl w:val="0"/>
-          <w:numId w:val="17"/>
-        </w:numPr>
-        <w:spacing w:after="0" w:line="240" w:lineRule="auto"/>
-        <w:rPr>
-          <w:rFonts w:asciiTheme="majorBidi" w:hAnsiTheme="majorBidi" w:cstheme="majorBidi"/>
-          <w:color w:val="000000" w:themeColor="text1"/>
-          <w:shd w:val="clear" w:color="auto" w:fill="FFFFFF"/>
-        </w:rPr>
-      </w:pPr>
-      <w:r>
-        <w:rPr>
-          <w:rFonts w:asciiTheme="majorBidi" w:hAnsiTheme="majorBidi" w:cstheme="majorBidi"/>
-          <w:color w:val="000000" w:themeColor="text1"/>
-          <w:shd w:val="clear" w:color="auto" w:fill="FFFFFF"/>
-        </w:rPr>
-        <w:t xml:space="preserve">All outputs (any products created from files in </w:t>
-      </w:r>
-      <w:r>
-        <w:rPr>
-          <w:rFonts w:asciiTheme="majorBidi" w:hAnsiTheme="majorBidi" w:cstheme="majorBidi"/>
-          <w:color w:val="3A7C22" w:themeColor="accent6" w:themeShade="BF"/>
-          <w:shd w:val="clear" w:color="auto" w:fill="FFFFFF"/>
-        </w:rPr>
-        <w:t>/data</w:t>
-      </w:r>
-      <w:r>
-        <w:rPr>
-          <w:rFonts w:asciiTheme="majorBidi" w:hAnsiTheme="majorBidi" w:cstheme="majorBidi"/>
-          <w:color w:val="000000" w:themeColor="text1"/>
-          <w:shd w:val="clear" w:color="auto" w:fill="FFFFFF"/>
-        </w:rPr>
-        <w:t>) are saved</w:t>
-      </w:r>
-    </w:p>
-    <w:p>
-      <w:pPr>
-        <w:pStyle w:val="ListParagraph"/>
-        <w:spacing w:after="0" w:line="240" w:lineRule="auto"/>
-        <w:rPr>
-          <w:rFonts w:asciiTheme="majorBidi" w:hAnsiTheme="majorBidi" w:cstheme="majorBidi"/>
-          <w:color w:val="000000" w:themeColor="text1"/>
-          <w:shd w:val="clear" w:color="auto" w:fill="FFFFFF"/>
-        </w:rPr>
-      </w:pPr>
-    </w:p>
-    <w:p>
-      <w:pPr>
-        <w:pStyle w:val="Heading1"/>
-      </w:pPr>
-      <w:bookmarkStart w:id="34" w:name="_Toc219362691"/>
-    </w:p>
-    <w:p>
-      <w:pPr>
-        <w:pStyle w:val="Heading1"/>
-      </w:pPr>
-      <w:bookmarkStart w:id="35" w:name="_Toc219814566"/>
-      <w:bookmarkStart w:id="36" w:name="_Toc219814929"/>
-      <w:bookmarkStart w:id="37" w:name="_Toc223428092"/>
-      <w:bookmarkStart w:id="38" w:name="_Toc223428290"/>
-      <w:bookmarkStart w:id="39" w:name="_Toc225340562"/>
-      <w:r>
-        <w:t>Coding Pipeline</w:t>
-      </w:r>
-      <w:r>
-        <w:t xml:space="preserve"> Overview</w:t>
       </w:r>
       <w:bookmarkEnd w:id="34"/>
       <w:bookmarkEnd w:id="35"/>
@@ -6858,73 +5793,199 @@
       <w:r>
         <w:rPr>
           <w:rFonts w:asciiTheme="majorBidi" w:hAnsiTheme="majorBidi" w:cstheme="majorBidi"/>
-          <w:color w:val="1F2328"/>
-          <w:shd w:val="clear" w:color="auto" w:fill="FFFFFF"/>
-        </w:rPr>
-        <w:t>The project pipeline is organized into t</w:t>
-      </w:r>
-      <w:r>
-        <w:rPr>
-          <w:rFonts w:asciiTheme="majorBidi" w:hAnsiTheme="majorBidi" w:cstheme="majorBidi"/>
-          <w:color w:val="1F2328"/>
-          <w:shd w:val="clear" w:color="auto" w:fill="FFFFFF"/>
-        </w:rPr>
-        <w:t>hree</w:t>
-      </w:r>
-      <w:r>
-        <w:rPr>
-          <w:rFonts w:asciiTheme="majorBidi" w:hAnsiTheme="majorBidi" w:cstheme="majorBidi"/>
-          <w:color w:val="1F2328"/>
-          <w:shd w:val="clear" w:color="auto" w:fill="FFFFFF"/>
-        </w:rPr>
-        <w:t xml:space="preserve"> distinct </w:t>
-      </w:r>
-      <w:r>
-        <w:rPr>
-          <w:rFonts w:asciiTheme="majorBidi" w:hAnsiTheme="majorBidi" w:cstheme="majorBidi"/>
-          <w:color w:val="1F2328"/>
-          <w:shd w:val="clear" w:color="auto" w:fill="FFFFFF"/>
-        </w:rPr>
-        <w:t>“</w:t>
-      </w:r>
-      <w:r>
-        <w:rPr>
-          <w:rFonts w:asciiTheme="majorBidi" w:hAnsiTheme="majorBidi" w:cstheme="majorBidi"/>
-          <w:color w:val="1F2328"/>
-          <w:shd w:val="clear" w:color="auto" w:fill="FFFFFF"/>
-        </w:rPr>
-        <w:t>modules</w:t>
-      </w:r>
-      <w:r>
-        <w:rPr>
-          <w:rFonts w:asciiTheme="majorBidi" w:hAnsiTheme="majorBidi" w:cstheme="majorBidi"/>
-          <w:color w:val="1F2328"/>
-          <w:shd w:val="clear" w:color="auto" w:fill="FFFFFF"/>
-        </w:rPr>
-        <w:t>”</w:t>
-      </w:r>
-      <w:r>
-        <w:rPr>
-          <w:rFonts w:asciiTheme="majorBidi" w:hAnsiTheme="majorBidi" w:cstheme="majorBidi"/>
-          <w:color w:val="1F2328"/>
-          <w:shd w:val="clear" w:color="auto" w:fill="FFFFFF"/>
-        </w:rPr>
-        <w:t xml:space="preserve"> that join together sequentially to form the overall </w:t>
+          <w:color w:val="000000" w:themeColor="text1"/>
+          <w:shd w:val="clear" w:color="auto" w:fill="FFFFFF"/>
+        </w:rPr>
+        <w:t xml:space="preserve">Important </w:t>
+      </w:r>
+      <w:r>
+        <w:rPr>
+          <w:rFonts w:asciiTheme="majorBidi" w:hAnsiTheme="majorBidi" w:cstheme="majorBidi"/>
+          <w:color w:val="000000" w:themeColor="text1"/>
+          <w:shd w:val="clear" w:color="auto" w:fill="FFFFFF"/>
+        </w:rPr>
+        <w:t>files and folders to note include:</w:t>
+      </w:r>
+    </w:p>
+    <w:p>
+      <w:pPr>
+        <w:spacing w:after="0" w:line="240" w:lineRule="auto"/>
+        <w:rPr>
+          <w:rFonts w:asciiTheme="majorBidi" w:hAnsiTheme="majorBidi" w:cstheme="majorBidi"/>
+          <w:color w:val="000000" w:themeColor="text1"/>
+          <w:shd w:val="clear" w:color="auto" w:fill="FFFFFF"/>
+        </w:rPr>
+      </w:pPr>
+      <w:proofErr w:type="gramStart"/>
+      <w:r>
+        <w:rPr>
+          <w:rFonts w:asciiTheme="majorBidi" w:hAnsiTheme="majorBidi" w:cstheme="majorBidi"/>
+          <w:color w:val="3A7C22" w:themeColor="accent6" w:themeShade="BF"/>
+          <w:shd w:val="clear" w:color="auto" w:fill="FFFFFF"/>
+        </w:rPr>
+        <w:t>.env</w:t>
+      </w:r>
+      <w:proofErr w:type="gramEnd"/>
+      <w:r>
+        <w:rPr>
+          <w:rFonts w:asciiTheme="majorBidi" w:hAnsiTheme="majorBidi" w:cstheme="majorBidi"/>
+          <w:color w:val="3A7C22" w:themeColor="accent6" w:themeShade="BF"/>
+          <w:shd w:val="clear" w:color="auto" w:fill="FFFFFF"/>
+        </w:rPr>
+        <w:t xml:space="preserve"> </w:t>
+      </w:r>
+      <w:r>
+        <w:rPr>
+          <w:rFonts w:asciiTheme="majorBidi" w:hAnsiTheme="majorBidi" w:cstheme="majorBidi"/>
+          <w:color w:val="000000" w:themeColor="text1"/>
+          <w:shd w:val="clear" w:color="auto" w:fill="FFFFFF"/>
+        </w:rPr>
+        <w:t>(hidden)</w:t>
+      </w:r>
+      <w:r>
+        <w:rPr>
+          <w:rFonts w:asciiTheme="majorBidi" w:hAnsiTheme="majorBidi" w:cstheme="majorBidi"/>
+          <w:color w:val="000000" w:themeColor="text1"/>
+          <w:shd w:val="clear" w:color="auto" w:fill="FFFFFF"/>
+        </w:rPr>
+        <w:t>:</w:t>
+      </w:r>
+    </w:p>
+    <w:p>
+      <w:pPr>
+        <w:pStyle w:val="ListParagraph"/>
+        <w:numPr>
+          <w:ilvl w:val="0"/>
+          <w:numId w:val="17"/>
+        </w:numPr>
+        <w:spacing w:after="0" w:line="240" w:lineRule="auto"/>
+        <w:rPr>
+          <w:rFonts w:asciiTheme="majorBidi" w:hAnsiTheme="majorBidi" w:cstheme="majorBidi"/>
+          <w:color w:val="000000" w:themeColor="text1"/>
+          <w:shd w:val="clear" w:color="auto" w:fill="FFFFFF"/>
+        </w:rPr>
+      </w:pPr>
+      <w:r>
+        <w:rPr>
+          <w:rFonts w:asciiTheme="majorBidi" w:hAnsiTheme="majorBidi" w:cstheme="majorBidi"/>
+          <w:color w:val="000000" w:themeColor="text1"/>
+          <w:shd w:val="clear" w:color="auto" w:fill="FFFFFF"/>
+        </w:rPr>
+        <w:t xml:space="preserve">Set which targets </w:t>
+      </w:r>
+      <w:r>
+        <w:rPr>
+          <w:rFonts w:asciiTheme="majorBidi" w:hAnsiTheme="majorBidi" w:cstheme="majorBidi"/>
+          <w:color w:val="000000" w:themeColor="text1"/>
+          <w:shd w:val="clear" w:color="auto" w:fill="FFFFFF"/>
+        </w:rPr>
+        <w:t>file</w:t>
+      </w:r>
+      <w:r>
+        <w:rPr>
+          <w:rFonts w:asciiTheme="majorBidi" w:hAnsiTheme="majorBidi" w:cstheme="majorBidi"/>
+          <w:color w:val="000000" w:themeColor="text1"/>
+          <w:shd w:val="clear" w:color="auto" w:fill="FFFFFF"/>
+        </w:rPr>
+        <w:t xml:space="preserve"> is “seen” (more on </w:t>
+      </w:r>
+      <w:r>
+        <w:rPr>
+          <w:rFonts w:asciiTheme="majorBidi" w:hAnsiTheme="majorBidi" w:cstheme="majorBidi"/>
+          <w:color w:val="000000" w:themeColor="text1"/>
+          <w:shd w:val="clear" w:color="auto" w:fill="FFFFFF"/>
+        </w:rPr>
+        <w:t xml:space="preserve">this </w:t>
+      </w:r>
+      <w:r>
+        <w:rPr>
+          <w:rFonts w:asciiTheme="majorBidi" w:hAnsiTheme="majorBidi" w:cstheme="majorBidi"/>
+          <w:color w:val="000000" w:themeColor="text1"/>
+          <w:shd w:val="clear" w:color="auto" w:fill="FFFFFF"/>
+        </w:rPr>
+        <w:t>in section “coding pipeline overview”)</w:t>
+      </w:r>
+    </w:p>
+    <w:p>
+      <w:pPr>
+        <w:pStyle w:val="ListParagraph"/>
+        <w:numPr>
+          <w:ilvl w:val="0"/>
+          <w:numId w:val="17"/>
+        </w:numPr>
+        <w:spacing w:after="0" w:line="240" w:lineRule="auto"/>
+        <w:rPr>
+          <w:rFonts w:asciiTheme="majorBidi" w:hAnsiTheme="majorBidi" w:cstheme="majorBidi"/>
+          <w:color w:val="000000" w:themeColor="text1"/>
+          <w:shd w:val="clear" w:color="auto" w:fill="FFFFFF"/>
+        </w:rPr>
+      </w:pPr>
+      <w:r>
+        <w:rPr>
+          <w:rFonts w:asciiTheme="majorBidi" w:hAnsiTheme="majorBidi" w:cstheme="majorBidi"/>
+          <w:color w:val="000000" w:themeColor="text1"/>
+          <w:shd w:val="clear" w:color="auto" w:fill="FFFFFF"/>
+        </w:rPr>
+        <w:t>Set credentials for data acquisition / API keys etc.</w:t>
+      </w:r>
+    </w:p>
+    <w:p>
+      <w:pPr>
+        <w:pStyle w:val="ListParagraph"/>
+        <w:numPr>
+          <w:ilvl w:val="0"/>
+          <w:numId w:val="17"/>
+        </w:numPr>
+        <w:spacing w:after="0" w:line="240" w:lineRule="auto"/>
+        <w:rPr>
+          <w:rFonts w:asciiTheme="majorBidi" w:hAnsiTheme="majorBidi" w:cstheme="majorBidi"/>
+          <w:color w:val="000000" w:themeColor="text1"/>
+          <w:shd w:val="clear" w:color="auto" w:fill="FFFFFF"/>
+        </w:rPr>
+      </w:pPr>
+      <w:r>
+        <w:rPr>
+          <w:rFonts w:asciiTheme="majorBidi" w:hAnsiTheme="majorBidi" w:cstheme="majorBidi"/>
+          <w:color w:val="000000" w:themeColor="text1"/>
+          <w:shd w:val="clear" w:color="auto" w:fill="FFFFFF"/>
+        </w:rPr>
+        <w:lastRenderedPageBreak/>
+        <w:t>Set flags for which data types to overwrite (more on this in section “module details”)</w:t>
+      </w:r>
+    </w:p>
+    <w:p>
+      <w:pPr>
+        <w:spacing w:after="0" w:line="240" w:lineRule="auto"/>
+        <w:rPr>
+          <w:rFonts w:asciiTheme="majorBidi" w:hAnsiTheme="majorBidi" w:cstheme="majorBidi"/>
+          <w:color w:val="000000" w:themeColor="text1"/>
+          <w:shd w:val="clear" w:color="auto" w:fill="FFFFFF"/>
+        </w:rPr>
+      </w:pPr>
+      <w:proofErr w:type="gramStart"/>
+      <w:r>
+        <w:rPr>
+          <w:rFonts w:asciiTheme="majorBidi" w:hAnsiTheme="majorBidi" w:cstheme="majorBidi"/>
+          <w:color w:val="3A7C22" w:themeColor="accent6" w:themeShade="BF"/>
+          <w:shd w:val="clear" w:color="auto" w:fill="FFFFFF"/>
+        </w:rPr>
+        <w:t>.</w:t>
       </w:r>
       <w:proofErr w:type="spellStart"/>
       <w:r>
         <w:rPr>
           <w:rFonts w:asciiTheme="majorBidi" w:hAnsiTheme="majorBidi" w:cstheme="majorBidi"/>
-          <w:color w:val="1F2328"/>
-          <w:shd w:val="clear" w:color="auto" w:fill="FFFFFF"/>
-        </w:rPr>
-        <w:t>OpenRVFcast</w:t>
+          <w:color w:val="3A7C22" w:themeColor="accent6" w:themeShade="BF"/>
+          <w:shd w:val="clear" w:color="auto" w:fill="FFFFFF"/>
+        </w:rPr>
+        <w:t>Rprofile</w:t>
       </w:r>
       <w:proofErr w:type="spellEnd"/>
-      <w:r>
-        <w:rPr>
-          <w:rFonts w:asciiTheme="majorBidi" w:hAnsiTheme="majorBidi" w:cstheme="majorBidi"/>
-          <w:color w:val="1F2328"/>
+      <w:proofErr w:type="gramEnd"/>
+      <w:r>
+        <w:rPr>
+          <w:rFonts w:asciiTheme="majorBidi" w:hAnsiTheme="majorBidi" w:cstheme="majorBidi"/>
+          <w:color w:val="3A7C22" w:themeColor="accent6" w:themeShade="BF"/>
           <w:shd w:val="clear" w:color="auto" w:fill="FFFFFF"/>
         </w:rPr>
         <w:t xml:space="preserve"> </w:t>
@@ -6932,35 +5993,150 @@
       <w:r>
         <w:rPr>
           <w:rFonts w:asciiTheme="majorBidi" w:hAnsiTheme="majorBidi" w:cstheme="majorBidi"/>
-          <w:color w:val="1F2328"/>
-          <w:shd w:val="clear" w:color="auto" w:fill="FFFFFF"/>
-        </w:rPr>
-        <w:t>p</w:t>
-      </w:r>
-      <w:r>
-        <w:rPr>
-          <w:rFonts w:asciiTheme="majorBidi" w:hAnsiTheme="majorBidi" w:cstheme="majorBidi"/>
-          <w:color w:val="1F2328"/>
-          <w:shd w:val="clear" w:color="auto" w:fill="FFFFFF"/>
-        </w:rPr>
-        <w:t>ipeline.</w:t>
-      </w:r>
-      <w:r>
-        <w:rPr>
-          <w:rFonts w:asciiTheme="majorBidi" w:hAnsiTheme="majorBidi" w:cstheme="majorBidi"/>
-          <w:color w:val="1F2328"/>
+          <w:color w:val="000000" w:themeColor="text1"/>
+          <w:shd w:val="clear" w:color="auto" w:fill="FFFFFF"/>
+        </w:rPr>
+        <w:t>(hidden)</w:t>
+      </w:r>
+      <w:r>
+        <w:rPr>
+          <w:rFonts w:asciiTheme="majorBidi" w:hAnsiTheme="majorBidi" w:cstheme="majorBidi"/>
+          <w:color w:val="000000" w:themeColor="text1"/>
+          <w:shd w:val="clear" w:color="auto" w:fill="FFFFFF"/>
+        </w:rPr>
+        <w:t>:</w:t>
+      </w:r>
+    </w:p>
+    <w:p>
+      <w:pPr>
+        <w:pStyle w:val="ListParagraph"/>
+        <w:numPr>
+          <w:ilvl w:val="0"/>
+          <w:numId w:val="19"/>
+        </w:numPr>
+        <w:spacing w:after="0" w:line="240" w:lineRule="auto"/>
+        <w:rPr>
+          <w:rFonts w:asciiTheme="majorBidi" w:hAnsiTheme="majorBidi" w:cstheme="majorBidi"/>
+          <w:color w:val="000000" w:themeColor="text1"/>
+          <w:shd w:val="clear" w:color="auto" w:fill="FFFFFF"/>
+        </w:rPr>
+      </w:pPr>
+      <w:r>
+        <w:rPr>
+          <w:rFonts w:asciiTheme="majorBidi" w:hAnsiTheme="majorBidi" w:cstheme="majorBidi"/>
+          <w:color w:val="000000" w:themeColor="text1"/>
+          <w:shd w:val="clear" w:color="auto" w:fill="FFFFFF"/>
+        </w:rPr>
+        <w:t xml:space="preserve">Contains settings for </w:t>
+      </w:r>
+      <w:r>
+        <w:rPr>
+          <w:rFonts w:asciiTheme="majorBidi" w:hAnsiTheme="majorBidi" w:cstheme="majorBidi"/>
+          <w:color w:val="1F2328"/>
+          <w:shd w:val="clear" w:color="auto" w:fill="FFFFFF"/>
+        </w:rPr>
+        <w:t>{</w:t>
+      </w:r>
+      <w:r>
+        <w:rPr>
+          <w:rFonts w:ascii="Miriam Fixed" w:hAnsi="Miriam Fixed" w:cs="Miriam Fixed" w:hint="cs"/>
+          <w:color w:val="1F2328"/>
+          <w:shd w:val="clear" w:color="auto" w:fill="FFFFFF"/>
+        </w:rPr>
+        <w:t>targets</w:t>
+      </w:r>
+      <w:r>
+        <w:rPr>
+          <w:rFonts w:asciiTheme="majorBidi" w:hAnsiTheme="majorBidi" w:cstheme="majorBidi"/>
+          <w:color w:val="1F2328"/>
+          <w:shd w:val="clear" w:color="auto" w:fill="FFFFFF"/>
+        </w:rPr>
+        <w:t>}</w:t>
+      </w:r>
+      <w:r>
+        <w:rPr>
+          <w:rFonts w:asciiTheme="majorBidi" w:hAnsiTheme="majorBidi" w:cstheme="majorBidi"/>
+          <w:color w:val="000000" w:themeColor="text1"/>
+          <w:shd w:val="clear" w:color="auto" w:fill="FFFFFF"/>
+        </w:rPr>
+        <w:t xml:space="preserve">, </w:t>
+      </w:r>
+      <w:r>
+        <w:rPr>
+          <w:rFonts w:asciiTheme="majorBidi" w:hAnsiTheme="majorBidi" w:cstheme="majorBidi"/>
+          <w:color w:val="1F2328"/>
+          <w:shd w:val="clear" w:color="auto" w:fill="FFFFFF"/>
+        </w:rPr>
+        <w:t>{</w:t>
+      </w:r>
+      <w:proofErr w:type="spellStart"/>
+      <w:r>
+        <w:rPr>
+          <w:rFonts w:ascii="Miriam Fixed" w:hAnsi="Miriam Fixed" w:cs="Miriam Fixed" w:hint="cs"/>
+          <w:color w:val="1F2328"/>
+          <w:shd w:val="clear" w:color="auto" w:fill="FFFFFF"/>
+        </w:rPr>
+        <w:t>renv</w:t>
+      </w:r>
+      <w:proofErr w:type="spellEnd"/>
+      <w:r>
+        <w:rPr>
+          <w:rFonts w:asciiTheme="majorBidi" w:hAnsiTheme="majorBidi" w:cstheme="majorBidi"/>
+          <w:color w:val="1F2328"/>
+          <w:shd w:val="clear" w:color="auto" w:fill="FFFFFF"/>
+        </w:rPr>
+        <w:t>}</w:t>
+      </w:r>
+      <w:r>
+        <w:rPr>
+          <w:rFonts w:asciiTheme="majorBidi" w:hAnsiTheme="majorBidi" w:cstheme="majorBidi"/>
+          <w:color w:val="000000" w:themeColor="text1"/>
+          <w:shd w:val="clear" w:color="auto" w:fill="FFFFFF"/>
+        </w:rPr>
+        <w:t>,</w:t>
+      </w:r>
+      <w:r>
+        <w:rPr>
+          <w:rFonts w:asciiTheme="majorBidi" w:hAnsiTheme="majorBidi" w:cstheme="majorBidi"/>
+          <w:color w:val="000000" w:themeColor="text1"/>
+          <w:shd w:val="clear" w:color="auto" w:fill="FFFFFF"/>
+        </w:rPr>
+        <w:t xml:space="preserve"> parallel processing, </w:t>
+      </w:r>
+      <w:r>
+        <w:rPr>
+          <w:rFonts w:asciiTheme="majorBidi" w:hAnsiTheme="majorBidi" w:cstheme="majorBidi"/>
+          <w:color w:val="000000" w:themeColor="text1"/>
+          <w:shd w:val="clear" w:color="auto" w:fill="FFFFFF"/>
+        </w:rPr>
+        <w:t xml:space="preserve">etc. If something breaks with parallel processing, this is the </w:t>
+      </w:r>
+      <w:r>
+        <w:rPr>
+          <w:rFonts w:asciiTheme="majorBidi" w:hAnsiTheme="majorBidi" w:cstheme="majorBidi"/>
+          <w:color w:val="000000" w:themeColor="text1"/>
+          <w:shd w:val="clear" w:color="auto" w:fill="FFFFFF"/>
+        </w:rPr>
+        <w:t>first place to look</w:t>
+      </w:r>
+      <w:r>
+        <w:rPr>
+          <w:rFonts w:asciiTheme="majorBidi" w:hAnsiTheme="majorBidi" w:cstheme="majorBidi"/>
+          <w:color w:val="000000" w:themeColor="text1"/>
           <w:shd w:val="clear" w:color="auto" w:fill="FFFFFF"/>
         </w:rPr>
         <w:t xml:space="preserve"> </w:t>
       </w:r>
-      <w:r>
-        <w:rPr>
-          <w:rFonts w:asciiTheme="majorBidi" w:hAnsiTheme="majorBidi" w:cstheme="majorBidi"/>
-          <w:color w:val="1F2328"/>
-          <w:shd w:val="clear" w:color="auto" w:fill="FFFFFF"/>
-        </w:rPr>
-        <w:t xml:space="preserve">Each module gets its own </w:t>
-      </w:r>
+    </w:p>
+    <w:p>
+      <w:pPr>
+        <w:spacing w:after="0" w:line="240" w:lineRule="auto"/>
+        <w:rPr>
+          <w:rFonts w:asciiTheme="majorBidi" w:hAnsiTheme="majorBidi" w:cstheme="majorBidi"/>
+          <w:color w:val="000000" w:themeColor="text1"/>
+          <w:shd w:val="clear" w:color="auto" w:fill="FFFFFF"/>
+        </w:rPr>
+      </w:pPr>
       <w:r>
         <w:rPr>
           <w:rFonts w:asciiTheme="majorBidi" w:hAnsiTheme="majorBidi" w:cstheme="majorBidi"/>
@@ -6977,16 +6153,208 @@
           <w:color w:val="3A7C22" w:themeColor="accent6" w:themeShade="BF"/>
           <w:shd w:val="clear" w:color="auto" w:fill="FFFFFF"/>
         </w:rPr>
-        <w:t>targets.R</w:t>
+        <w:t>targets.yaml</w:t>
       </w:r>
       <w:proofErr w:type="spellEnd"/>
       <w:proofErr w:type="gramEnd"/>
       <w:r>
         <w:rPr>
           <w:rFonts w:asciiTheme="majorBidi" w:hAnsiTheme="majorBidi" w:cstheme="majorBidi"/>
+          <w:color w:val="000000" w:themeColor="text1"/>
+          <w:shd w:val="clear" w:color="auto" w:fill="FFFFFF"/>
+        </w:rPr>
+        <w:t>:</w:t>
+      </w:r>
+    </w:p>
+    <w:p>
+      <w:pPr>
+        <w:pStyle w:val="ListParagraph"/>
+        <w:numPr>
+          <w:ilvl w:val="0"/>
+          <w:numId w:val="21"/>
+        </w:numPr>
+        <w:spacing w:after="0" w:line="240" w:lineRule="auto"/>
+        <w:rPr>
+          <w:rFonts w:asciiTheme="majorBidi" w:hAnsiTheme="majorBidi" w:cstheme="majorBidi"/>
+          <w:color w:val="000000" w:themeColor="text1"/>
+          <w:shd w:val="clear" w:color="auto" w:fill="FFFFFF"/>
+        </w:rPr>
+      </w:pPr>
+      <w:r>
+        <w:rPr>
+          <w:rFonts w:asciiTheme="majorBidi" w:hAnsiTheme="majorBidi" w:cstheme="majorBidi"/>
+          <w:color w:val="000000" w:themeColor="text1"/>
+          <w:shd w:val="clear" w:color="auto" w:fill="FFFFFF"/>
+        </w:rPr>
+        <w:t xml:space="preserve">Details for the various </w:t>
+      </w:r>
+      <w:r>
+        <w:rPr>
+          <w:rFonts w:asciiTheme="majorBidi" w:hAnsiTheme="majorBidi" w:cstheme="majorBidi"/>
+          <w:color w:val="1F2328"/>
+          <w:shd w:val="clear" w:color="auto" w:fill="FFFFFF"/>
+        </w:rPr>
+        <w:t>{</w:t>
+      </w:r>
+      <w:r>
+        <w:rPr>
+          <w:rFonts w:ascii="Miriam Fixed" w:hAnsi="Miriam Fixed" w:cs="Miriam Fixed" w:hint="cs"/>
+          <w:color w:val="1F2328"/>
+          <w:shd w:val="clear" w:color="auto" w:fill="FFFFFF"/>
+        </w:rPr>
+        <w:t>targets</w:t>
+      </w:r>
+      <w:r>
+        <w:rPr>
+          <w:rFonts w:asciiTheme="majorBidi" w:hAnsiTheme="majorBidi" w:cstheme="majorBidi"/>
+          <w:color w:val="1F2328"/>
+          <w:shd w:val="clear" w:color="auto" w:fill="FFFFFF"/>
+        </w:rPr>
+        <w:t xml:space="preserve">} pipelines </w:t>
+      </w:r>
+      <w:r>
+        <w:rPr>
+          <w:rFonts w:asciiTheme="majorBidi" w:hAnsiTheme="majorBidi" w:cstheme="majorBidi"/>
+          <w:color w:val="1F2328"/>
+          <w:shd w:val="clear" w:color="auto" w:fill="FFFFFF"/>
+        </w:rPr>
+        <w:t xml:space="preserve">(e.g., which targets file is “seen”) </w:t>
+      </w:r>
+      <w:r>
+        <w:rPr>
+          <w:rFonts w:asciiTheme="majorBidi" w:hAnsiTheme="majorBidi" w:cstheme="majorBidi"/>
+          <w:color w:val="1F2328"/>
+          <w:shd w:val="clear" w:color="auto" w:fill="FFFFFF"/>
+        </w:rPr>
+        <w:t xml:space="preserve">(see </w:t>
+      </w:r>
+      <w:r>
+        <w:rPr>
+          <w:rFonts w:asciiTheme="majorBidi" w:hAnsiTheme="majorBidi" w:cstheme="majorBidi"/>
+          <w:color w:val="000000" w:themeColor="text1"/>
+          <w:shd w:val="clear" w:color="auto" w:fill="FFFFFF"/>
+        </w:rPr>
+        <w:t>section “coding pipeline overview”)</w:t>
+      </w:r>
+    </w:p>
+    <w:p>
+      <w:pPr>
+        <w:spacing w:after="0" w:line="240" w:lineRule="auto"/>
+        <w:rPr>
+          <w:rFonts w:asciiTheme="majorBidi" w:hAnsiTheme="majorBidi" w:cstheme="majorBidi"/>
+          <w:color w:val="000000" w:themeColor="text1"/>
+          <w:shd w:val="clear" w:color="auto" w:fill="FFFFFF"/>
+        </w:rPr>
+      </w:pPr>
+      <w:r>
+        <w:rPr>
+          <w:rFonts w:asciiTheme="majorBidi" w:hAnsiTheme="majorBidi" w:cstheme="majorBidi"/>
           <w:color w:val="3A7C22" w:themeColor="accent6" w:themeShade="BF"/>
           <w:shd w:val="clear" w:color="auto" w:fill="FFFFFF"/>
         </w:rPr>
+        <w:t>_</w:t>
+      </w:r>
+      <w:proofErr w:type="spellStart"/>
+      <w:r>
+        <w:rPr>
+          <w:rFonts w:asciiTheme="majorBidi" w:hAnsiTheme="majorBidi" w:cstheme="majorBidi"/>
+          <w:color w:val="3A7C22" w:themeColor="accent6" w:themeShade="BF"/>
+          <w:shd w:val="clear" w:color="auto" w:fill="FFFFFF"/>
+        </w:rPr>
+        <w:t>targets</w:t>
+      </w:r>
+      <w:r>
+        <w:rPr>
+          <w:rFonts w:asciiTheme="majorBidi" w:hAnsiTheme="majorBidi" w:cstheme="majorBidi"/>
+          <w:color w:val="3A7C22" w:themeColor="accent6" w:themeShade="BF"/>
+          <w:shd w:val="clear" w:color="auto" w:fill="FFFFFF"/>
+        </w:rPr>
+        <w:t>_</w:t>
+      </w:r>
+      <w:proofErr w:type="gramStart"/>
+      <w:r>
+        <w:rPr>
+          <w:rFonts w:asciiTheme="majorBidi" w:hAnsiTheme="majorBidi" w:cstheme="majorBidi"/>
+          <w:color w:val="3A7C22" w:themeColor="accent6" w:themeShade="BF"/>
+          <w:shd w:val="clear" w:color="auto" w:fill="FFFFFF"/>
+        </w:rPr>
+        <w:t>settings.R</w:t>
+      </w:r>
+      <w:proofErr w:type="spellEnd"/>
+      <w:proofErr w:type="gramEnd"/>
+      <w:r>
+        <w:rPr>
+          <w:rFonts w:asciiTheme="majorBidi" w:hAnsiTheme="majorBidi" w:cstheme="majorBidi"/>
+          <w:color w:val="000000" w:themeColor="text1"/>
+          <w:shd w:val="clear" w:color="auto" w:fill="FFFFFF"/>
+        </w:rPr>
+        <w:t>:</w:t>
+      </w:r>
+    </w:p>
+    <w:p>
+      <w:pPr>
+        <w:pStyle w:val="ListParagraph"/>
+        <w:numPr>
+          <w:ilvl w:val="0"/>
+          <w:numId w:val="21"/>
+        </w:numPr>
+        <w:spacing w:after="0" w:line="240" w:lineRule="auto"/>
+        <w:rPr>
+          <w:rFonts w:asciiTheme="majorBidi" w:hAnsiTheme="majorBidi" w:cstheme="majorBidi"/>
+          <w:color w:val="000000" w:themeColor="text1"/>
+          <w:shd w:val="clear" w:color="auto" w:fill="FFFFFF"/>
+        </w:rPr>
+      </w:pPr>
+      <w:r>
+        <w:rPr>
+          <w:rFonts w:asciiTheme="majorBidi" w:hAnsiTheme="majorBidi" w:cstheme="majorBidi"/>
+          <w:color w:val="000000" w:themeColor="text1"/>
+          <w:shd w:val="clear" w:color="auto" w:fill="FFFFFF"/>
+        </w:rPr>
+        <w:t xml:space="preserve">More settings beyond those </w:t>
+      </w:r>
+      <w:proofErr w:type="gramStart"/>
+      <w:r>
+        <w:rPr>
+          <w:rFonts w:asciiTheme="majorBidi" w:hAnsiTheme="majorBidi" w:cstheme="majorBidi"/>
+          <w:color w:val="000000" w:themeColor="text1"/>
+          <w:shd w:val="clear" w:color="auto" w:fill="FFFFFF"/>
+        </w:rPr>
+        <w:t xml:space="preserve">in </w:t>
+      </w:r>
+      <w:r>
+        <w:rPr>
+          <w:rFonts w:asciiTheme="majorBidi" w:hAnsiTheme="majorBidi" w:cstheme="majorBidi"/>
+          <w:color w:val="3A7C22" w:themeColor="accent6" w:themeShade="BF"/>
+          <w:shd w:val="clear" w:color="auto" w:fill="FFFFFF"/>
+        </w:rPr>
+        <w:t>.</w:t>
+      </w:r>
+      <w:proofErr w:type="spellStart"/>
+      <w:r>
+        <w:rPr>
+          <w:rFonts w:asciiTheme="majorBidi" w:hAnsiTheme="majorBidi" w:cstheme="majorBidi"/>
+          <w:color w:val="3A7C22" w:themeColor="accent6" w:themeShade="BF"/>
+          <w:shd w:val="clear" w:color="auto" w:fill="FFFFFF"/>
+        </w:rPr>
+        <w:t>Rprofile</w:t>
+      </w:r>
+      <w:proofErr w:type="spellEnd"/>
+      <w:proofErr w:type="gramEnd"/>
+      <w:r>
+        <w:rPr>
+          <w:rFonts w:asciiTheme="majorBidi" w:hAnsiTheme="majorBidi" w:cstheme="majorBidi"/>
+          <w:color w:val="000000" w:themeColor="text1"/>
+          <w:shd w:val="clear" w:color="auto" w:fill="FFFFFF"/>
+        </w:rPr>
+        <w:t>.</w:t>
+      </w:r>
+      <w:r>
+        <w:rPr>
+          <w:rFonts w:asciiTheme="majorBidi" w:hAnsiTheme="majorBidi" w:cstheme="majorBidi"/>
+          <w:color w:val="000000" w:themeColor="text1"/>
+          <w:shd w:val="clear" w:color="auto" w:fill="FFFFFF"/>
+        </w:rPr>
         <w:t xml:space="preserve"> </w:t>
       </w:r>
       <w:r>
@@ -6995,164 +6363,42 @@
           <w:color w:val="000000" w:themeColor="text1"/>
           <w:shd w:val="clear" w:color="auto" w:fill="FFFFFF"/>
         </w:rPr>
-        <w:t>fil</w:t>
-      </w:r>
-      <w:r>
-        <w:rPr>
-          <w:rFonts w:asciiTheme="majorBidi" w:hAnsiTheme="majorBidi" w:cstheme="majorBidi"/>
-          <w:color w:val="000000" w:themeColor="text1"/>
-          <w:shd w:val="clear" w:color="auto" w:fill="FFFFFF"/>
-        </w:rPr>
-        <w:t xml:space="preserve">e. </w:t>
-      </w:r>
-      <w:r>
-        <w:rPr>
-          <w:rFonts w:asciiTheme="majorBidi" w:hAnsiTheme="majorBidi" w:cstheme="majorBidi"/>
-          <w:b/>
-          <w:bCs/>
-          <w:color w:val="EE0000"/>
-          <w:shd w:val="clear" w:color="auto" w:fill="FFFFFF"/>
-        </w:rPr>
-        <w:t>Note</w:t>
-      </w:r>
-      <w:r>
-        <w:rPr>
-          <w:rFonts w:asciiTheme="majorBidi" w:hAnsiTheme="majorBidi" w:cstheme="majorBidi"/>
-          <w:b/>
-          <w:bCs/>
-          <w:color w:val="EE0000"/>
-          <w:shd w:val="clear" w:color="auto" w:fill="FFFFFF"/>
-        </w:rPr>
-        <w:t>:</w:t>
-      </w:r>
-      <w:r>
-        <w:rPr>
-          <w:rFonts w:asciiTheme="majorBidi" w:hAnsiTheme="majorBidi" w:cstheme="majorBidi"/>
-          <w:color w:val="EE0000"/>
-          <w:shd w:val="clear" w:color="auto" w:fill="FFFFFF"/>
-        </w:rPr>
-        <w:t xml:space="preserve"> </w:t>
-      </w:r>
-      <w:r>
-        <w:rPr>
-          <w:rFonts w:asciiTheme="majorBidi" w:hAnsiTheme="majorBidi" w:cstheme="majorBidi"/>
-          <w:color w:val="000000" w:themeColor="text1"/>
-          <w:shd w:val="clear" w:color="auto" w:fill="FFFFFF"/>
-        </w:rPr>
-        <w:t xml:space="preserve">To toggle between which module </w:t>
-      </w:r>
-      <w:r>
-        <w:rPr>
-          <w:rFonts w:asciiTheme="majorBidi" w:hAnsiTheme="majorBidi" w:cstheme="majorBidi"/>
-          <w:color w:val="000000" w:themeColor="text1"/>
-          <w:shd w:val="clear" w:color="auto" w:fill="FFFFFF"/>
-        </w:rPr>
-        <w:t xml:space="preserve">is “seen” by </w:t>
-      </w:r>
-      <w:r>
-        <w:rPr>
-          <w:rFonts w:asciiTheme="majorBidi" w:hAnsiTheme="majorBidi" w:cstheme="majorBidi"/>
-          <w:color w:val="1F2328"/>
-          <w:shd w:val="clear" w:color="auto" w:fill="FFFFFF"/>
-        </w:rPr>
-        <w:t>{</w:t>
-      </w:r>
-      <w:r>
-        <w:rPr>
-          <w:rFonts w:ascii="Miriam Fixed" w:hAnsi="Miriam Fixed" w:cs="Miriam Fixed" w:hint="cs"/>
-          <w:color w:val="1F2328"/>
-          <w:shd w:val="clear" w:color="auto" w:fill="FFFFFF"/>
-        </w:rPr>
-        <w:t>targets</w:t>
-      </w:r>
-      <w:r>
-        <w:rPr>
-          <w:rFonts w:asciiTheme="majorBidi" w:hAnsiTheme="majorBidi" w:cstheme="majorBidi"/>
-          <w:color w:val="1F2328"/>
-          <w:shd w:val="clear" w:color="auto" w:fill="FFFFFF"/>
-        </w:rPr>
-        <w:t>}</w:t>
-      </w:r>
-      <w:r>
-        <w:rPr>
-          <w:rFonts w:asciiTheme="majorBidi" w:hAnsiTheme="majorBidi" w:cstheme="majorBidi"/>
-          <w:color w:val="000000" w:themeColor="text1"/>
-          <w:shd w:val="clear" w:color="auto" w:fill="FFFFFF"/>
-        </w:rPr>
-        <w:t xml:space="preserve">, </w:t>
-      </w:r>
-      <w:r>
-        <w:rPr>
-          <w:rFonts w:asciiTheme="majorBidi" w:hAnsiTheme="majorBidi" w:cstheme="majorBidi"/>
-          <w:color w:val="000000" w:themeColor="text1"/>
-          <w:shd w:val="clear" w:color="auto" w:fill="FFFFFF"/>
-        </w:rPr>
-        <w:t>the</w:t>
-      </w:r>
-      <w:r>
-        <w:rPr>
-          <w:rFonts w:asciiTheme="majorBidi" w:hAnsiTheme="majorBidi" w:cstheme="majorBidi"/>
-          <w:color w:val="000000" w:themeColor="text1"/>
-          <w:shd w:val="clear" w:color="auto" w:fill="FFFFFF"/>
-        </w:rPr>
-        <w:t xml:space="preserve"> argument </w:t>
-      </w:r>
-      <w:r>
-        <w:rPr>
-          <w:rFonts w:asciiTheme="majorBidi" w:hAnsiTheme="majorBidi" w:cstheme="majorBidi"/>
-          <w:color w:val="BF4E14" w:themeColor="accent2" w:themeShade="BF"/>
-          <w:shd w:val="clear" w:color="auto" w:fill="FFFFFF"/>
-        </w:rPr>
-        <w:t xml:space="preserve">TAR_PROJECT= </w:t>
-      </w:r>
-      <w:r>
-        <w:rPr>
-          <w:rFonts w:asciiTheme="majorBidi" w:hAnsiTheme="majorBidi" w:cstheme="majorBidi"/>
-          <w:color w:val="000000" w:themeColor="text1"/>
-          <w:shd w:val="clear" w:color="auto" w:fill="FFFFFF"/>
-        </w:rPr>
-        <w:t>in the</w:t>
-      </w:r>
-      <w:r>
-        <w:rPr>
-          <w:rFonts w:asciiTheme="majorBidi" w:hAnsiTheme="majorBidi" w:cstheme="majorBidi"/>
-          <w:color w:val="000000" w:themeColor="text1"/>
-          <w:shd w:val="clear" w:color="auto" w:fill="FFFFFF"/>
-        </w:rPr>
-        <w:t xml:space="preserve"> </w:t>
-      </w:r>
-      <w:r>
-        <w:rPr>
-          <w:rFonts w:asciiTheme="majorBidi" w:hAnsiTheme="majorBidi" w:cstheme="majorBidi"/>
-          <w:color w:val="3A7C22" w:themeColor="accent6" w:themeShade="BF"/>
-          <w:shd w:val="clear" w:color="auto" w:fill="FFFFFF"/>
-        </w:rPr>
-        <w:t xml:space="preserve">.env </w:t>
-      </w:r>
-      <w:r>
-        <w:rPr>
-          <w:rFonts w:asciiTheme="majorBidi" w:hAnsiTheme="majorBidi" w:cstheme="majorBidi"/>
-          <w:color w:val="000000" w:themeColor="text1"/>
-          <w:shd w:val="clear" w:color="auto" w:fill="FFFFFF"/>
-        </w:rPr>
-        <w:t>fi</w:t>
-      </w:r>
-      <w:r>
-        <w:rPr>
-          <w:rFonts w:asciiTheme="majorBidi" w:hAnsiTheme="majorBidi" w:cstheme="majorBidi"/>
-          <w:color w:val="000000" w:themeColor="text1"/>
-          <w:shd w:val="clear" w:color="auto" w:fill="FFFFFF"/>
-        </w:rPr>
-        <w:t xml:space="preserve">le must reference the appropriate named </w:t>
-      </w:r>
-      <w:r>
-        <w:rPr>
-          <w:rFonts w:asciiTheme="majorBidi" w:hAnsiTheme="majorBidi" w:cstheme="majorBidi"/>
-          <w:color w:val="3A7C22" w:themeColor="accent6" w:themeShade="BF"/>
-          <w:shd w:val="clear" w:color="auto" w:fill="FFFFFF"/>
-        </w:rPr>
-        <w:t>_</w:t>
-      </w:r>
+        <w:t>The s</w:t>
+      </w:r>
+      <w:r>
+        <w:rPr>
+          <w:rFonts w:asciiTheme="majorBidi" w:hAnsiTheme="majorBidi" w:cstheme="majorBidi"/>
+          <w:color w:val="000000" w:themeColor="text1"/>
+          <w:shd w:val="clear" w:color="auto" w:fill="FFFFFF"/>
+        </w:rPr>
+        <w:t>econd place to look if issues</w:t>
+      </w:r>
+      <w:r>
+        <w:rPr>
+          <w:rFonts w:asciiTheme="majorBidi" w:hAnsiTheme="majorBidi" w:cstheme="majorBidi"/>
+          <w:color w:val="000000" w:themeColor="text1"/>
+          <w:shd w:val="clear" w:color="auto" w:fill="FFFFFF"/>
+        </w:rPr>
+        <w:t xml:space="preserve"> arise</w:t>
+      </w:r>
+      <w:r>
+        <w:rPr>
+          <w:rFonts w:asciiTheme="majorBidi" w:hAnsiTheme="majorBidi" w:cstheme="majorBidi"/>
+          <w:color w:val="000000" w:themeColor="text1"/>
+          <w:shd w:val="clear" w:color="auto" w:fill="FFFFFF"/>
+        </w:rPr>
+        <w:t xml:space="preserve"> with parallel processing </w:t>
+      </w:r>
+    </w:p>
+    <w:p>
+      <w:pPr>
+        <w:spacing w:after="0" w:line="240" w:lineRule="auto"/>
+        <w:rPr>
+          <w:rFonts w:asciiTheme="majorBidi" w:hAnsiTheme="majorBidi" w:cstheme="majorBidi"/>
+          <w:color w:val="000000" w:themeColor="text1"/>
+          <w:shd w:val="clear" w:color="auto" w:fill="FFFFFF"/>
+        </w:rPr>
+      </w:pPr>
       <w:proofErr w:type="spellStart"/>
       <w:proofErr w:type="gramStart"/>
       <w:r>
@@ -7161,34 +6407,51 @@
           <w:color w:val="3A7C22" w:themeColor="accent6" w:themeShade="BF"/>
           <w:shd w:val="clear" w:color="auto" w:fill="FFFFFF"/>
         </w:rPr>
-        <w:t>targets.R</w:t>
+        <w:t>packages.R</w:t>
       </w:r>
       <w:proofErr w:type="spellEnd"/>
       <w:proofErr w:type="gramEnd"/>
       <w:r>
         <w:rPr>
           <w:rFonts w:asciiTheme="majorBidi" w:hAnsiTheme="majorBidi" w:cstheme="majorBidi"/>
-          <w:color w:val="3A7C22" w:themeColor="accent6" w:themeShade="BF"/>
-          <w:shd w:val="clear" w:color="auto" w:fill="FFFFFF"/>
-        </w:rPr>
-        <w:t xml:space="preserve"> </w:t>
-      </w:r>
-      <w:r>
-        <w:rPr>
-          <w:rFonts w:asciiTheme="majorBidi" w:hAnsiTheme="majorBidi" w:cstheme="majorBidi"/>
-          <w:color w:val="000000" w:themeColor="text1"/>
-          <w:shd w:val="clear" w:color="auto" w:fill="FFFFFF"/>
-        </w:rPr>
-        <w:t xml:space="preserve">file as written in </w:t>
-      </w:r>
-      <w:r>
-        <w:rPr>
-          <w:rFonts w:asciiTheme="majorBidi" w:hAnsiTheme="majorBidi" w:cstheme="majorBidi"/>
-          <w:color w:val="3A7C22" w:themeColor="accent6" w:themeShade="BF"/>
-          <w:shd w:val="clear" w:color="auto" w:fill="FFFFFF"/>
-        </w:rPr>
-        <w:t>_</w:t>
-      </w:r>
+          <w:color w:val="000000" w:themeColor="text1"/>
+          <w:shd w:val="clear" w:color="auto" w:fill="FFFFFF"/>
+        </w:rPr>
+        <w:t>:</w:t>
+      </w:r>
+    </w:p>
+    <w:p>
+      <w:pPr>
+        <w:pStyle w:val="ListParagraph"/>
+        <w:numPr>
+          <w:ilvl w:val="0"/>
+          <w:numId w:val="17"/>
+        </w:numPr>
+        <w:spacing w:after="0" w:line="240" w:lineRule="auto"/>
+        <w:rPr>
+          <w:rFonts w:asciiTheme="majorBidi" w:hAnsiTheme="majorBidi" w:cstheme="majorBidi"/>
+          <w:color w:val="000000" w:themeColor="text1"/>
+          <w:shd w:val="clear" w:color="auto" w:fill="FFFFFF"/>
+        </w:rPr>
+      </w:pPr>
+      <w:r>
+        <w:rPr>
+          <w:rFonts w:asciiTheme="majorBidi" w:hAnsiTheme="majorBidi" w:cstheme="majorBidi"/>
+          <w:color w:val="000000" w:themeColor="text1"/>
+          <w:shd w:val="clear" w:color="auto" w:fill="FFFFFF"/>
+        </w:rPr>
+        <w:t>Where packages are loaded</w:t>
+      </w:r>
+    </w:p>
+    <w:p>
+      <w:pPr>
+        <w:spacing w:after="0" w:line="240" w:lineRule="auto"/>
+        <w:rPr>
+          <w:rFonts w:asciiTheme="majorBidi" w:hAnsiTheme="majorBidi" w:cstheme="majorBidi"/>
+          <w:color w:val="000000" w:themeColor="text1"/>
+          <w:shd w:val="clear" w:color="auto" w:fill="FFFFFF"/>
+        </w:rPr>
+      </w:pPr>
       <w:proofErr w:type="spellStart"/>
       <w:proofErr w:type="gramStart"/>
       <w:r>
@@ -7197,67 +6460,439 @@
           <w:color w:val="3A7C22" w:themeColor="accent6" w:themeShade="BF"/>
           <w:shd w:val="clear" w:color="auto" w:fill="FFFFFF"/>
         </w:rPr>
-        <w:t>targets.yaml</w:t>
+        <w:t>renv.lock</w:t>
       </w:r>
       <w:proofErr w:type="spellEnd"/>
       <w:proofErr w:type="gramEnd"/>
       <w:r>
         <w:rPr>
           <w:rFonts w:asciiTheme="majorBidi" w:hAnsiTheme="majorBidi" w:cstheme="majorBidi"/>
-          <w:color w:val="3A7C22" w:themeColor="accent6" w:themeShade="BF"/>
-          <w:shd w:val="clear" w:color="auto" w:fill="FFFFFF"/>
-        </w:rPr>
-        <w:t xml:space="preserve"> </w:t>
-      </w:r>
-      <w:r>
-        <w:rPr>
-          <w:rFonts w:asciiTheme="majorBidi" w:hAnsiTheme="majorBidi" w:cstheme="majorBidi"/>
-          <w:color w:val="000000" w:themeColor="text1"/>
-          <w:shd w:val="clear" w:color="auto" w:fill="FFFFFF"/>
-        </w:rPr>
-        <w:t>and as described</w:t>
-      </w:r>
-      <w:r>
-        <w:rPr>
-          <w:rFonts w:asciiTheme="majorBidi" w:hAnsiTheme="majorBidi" w:cstheme="majorBidi"/>
-          <w:color w:val="000000" w:themeColor="text1"/>
-          <w:shd w:val="clear" w:color="auto" w:fill="FFFFFF"/>
-        </w:rPr>
-        <w:t xml:space="preserve"> below</w:t>
-      </w:r>
-      <w:r>
-        <w:rPr>
-          <w:rFonts w:asciiTheme="majorBidi" w:hAnsiTheme="majorBidi" w:cstheme="majorBidi"/>
-          <w:color w:val="000000" w:themeColor="text1"/>
-          <w:shd w:val="clear" w:color="auto" w:fill="FFFFFF"/>
-        </w:rPr>
-        <w:t>.</w:t>
+          <w:color w:val="000000" w:themeColor="text1"/>
+          <w:shd w:val="clear" w:color="auto" w:fill="FFFFFF"/>
+        </w:rPr>
+        <w:t>:</w:t>
       </w:r>
     </w:p>
     <w:p>
       <w:pPr>
-        <w:pStyle w:val="Heading3"/>
-        <w:rPr>
-          <w:rStyle w:val="Strong"/>
-          <w:b/>
-          <w:bCs/>
-        </w:rPr>
-      </w:pPr>
-      <w:bookmarkStart w:id="40" w:name="_Toc219362692"/>
-      <w:bookmarkStart w:id="41" w:name="_Toc219814567"/>
-      <w:bookmarkStart w:id="42" w:name="_Toc219814930"/>
-      <w:bookmarkStart w:id="43" w:name="_Toc223428093"/>
-      <w:bookmarkStart w:id="44" w:name="_Toc223428291"/>
-      <w:bookmarkStart w:id="45" w:name="_Toc225340563"/>
-      <w:r>
-        <w:t xml:space="preserve">Module 1: </w:t>
-      </w:r>
-      <w:r>
-        <w:rPr>
-          <w:b w:val="0"/>
-          <w:bCs w:val="0"/>
-        </w:rPr>
-        <w:t>Data Acquisition</w:t>
+        <w:pStyle w:val="ListParagraph"/>
+        <w:numPr>
+          <w:ilvl w:val="0"/>
+          <w:numId w:val="17"/>
+        </w:numPr>
+        <w:spacing w:after="0" w:line="240" w:lineRule="auto"/>
+        <w:rPr>
+          <w:rFonts w:asciiTheme="majorBidi" w:hAnsiTheme="majorBidi" w:cstheme="majorBidi"/>
+          <w:color w:val="000000" w:themeColor="text1"/>
+          <w:shd w:val="clear" w:color="auto" w:fill="FFFFFF"/>
+        </w:rPr>
+      </w:pPr>
+      <w:r>
+        <w:rPr>
+          <w:rFonts w:asciiTheme="majorBidi" w:hAnsiTheme="majorBidi" w:cstheme="majorBidi"/>
+          <w:color w:val="1F2328"/>
+          <w:shd w:val="clear" w:color="auto" w:fill="FFFFFF"/>
+        </w:rPr>
+        <w:t>{</w:t>
+      </w:r>
+      <w:proofErr w:type="spellStart"/>
+      <w:r>
+        <w:rPr>
+          <w:rFonts w:ascii="Miriam Fixed" w:hAnsi="Miriam Fixed" w:cs="Miriam Fixed" w:hint="cs"/>
+          <w:color w:val="1F2328"/>
+          <w:shd w:val="clear" w:color="auto" w:fill="FFFFFF"/>
+        </w:rPr>
+        <w:t>renv</w:t>
+      </w:r>
+      <w:proofErr w:type="spellEnd"/>
+      <w:r>
+        <w:rPr>
+          <w:rFonts w:asciiTheme="majorBidi" w:hAnsiTheme="majorBidi" w:cstheme="majorBidi"/>
+          <w:color w:val="1F2328"/>
+          <w:shd w:val="clear" w:color="auto" w:fill="FFFFFF"/>
+        </w:rPr>
+        <w:t>}</w:t>
+      </w:r>
+      <w:r>
+        <w:rPr>
+          <w:rFonts w:asciiTheme="majorBidi" w:hAnsiTheme="majorBidi" w:cstheme="majorBidi"/>
+          <w:color w:val="1F2328"/>
+          <w:shd w:val="clear" w:color="auto" w:fill="FFFFFF"/>
+        </w:rPr>
+        <w:t xml:space="preserve"> file that lists all of the package versions</w:t>
+      </w:r>
+    </w:p>
+    <w:p>
+      <w:pPr>
+        <w:spacing w:after="0" w:line="240" w:lineRule="auto"/>
+        <w:rPr>
+          <w:rFonts w:asciiTheme="majorBidi" w:hAnsiTheme="majorBidi" w:cstheme="majorBidi"/>
+          <w:color w:val="000000" w:themeColor="text1"/>
+          <w:shd w:val="clear" w:color="auto" w:fill="FFFFFF"/>
+        </w:rPr>
+      </w:pPr>
+      <w:proofErr w:type="gramStart"/>
+      <w:r>
+        <w:rPr>
+          <w:rFonts w:asciiTheme="majorBidi" w:hAnsiTheme="majorBidi" w:cstheme="majorBidi"/>
+          <w:color w:val="3A7C22" w:themeColor="accent6" w:themeShade="BF"/>
+          <w:shd w:val="clear" w:color="auto" w:fill="FFFFFF"/>
+        </w:rPr>
+        <w:t>README.*</w:t>
+      </w:r>
+      <w:proofErr w:type="gramEnd"/>
+      <w:r>
+        <w:rPr>
+          <w:rFonts w:asciiTheme="majorBidi" w:hAnsiTheme="majorBidi" w:cstheme="majorBidi"/>
+          <w:color w:val="000000" w:themeColor="text1"/>
+          <w:shd w:val="clear" w:color="auto" w:fill="FFFFFF"/>
+        </w:rPr>
+        <w:t>:</w:t>
+      </w:r>
+    </w:p>
+    <w:p>
+      <w:pPr>
+        <w:pStyle w:val="ListParagraph"/>
+        <w:numPr>
+          <w:ilvl w:val="0"/>
+          <w:numId w:val="17"/>
+        </w:numPr>
+        <w:spacing w:after="0" w:line="240" w:lineRule="auto"/>
+        <w:rPr>
+          <w:rFonts w:asciiTheme="majorBidi" w:hAnsiTheme="majorBidi" w:cstheme="majorBidi"/>
+          <w:color w:val="000000" w:themeColor="text1"/>
+          <w:shd w:val="clear" w:color="auto" w:fill="FFFFFF"/>
+        </w:rPr>
+      </w:pPr>
+      <w:r>
+        <w:rPr>
+          <w:rFonts w:asciiTheme="majorBidi" w:hAnsiTheme="majorBidi" w:cstheme="majorBidi"/>
+          <w:color w:val="000000" w:themeColor="text1"/>
+          <w:shd w:val="clear" w:color="auto" w:fill="FFFFFF"/>
+        </w:rPr>
+        <w:t xml:space="preserve">ReadMe files for the </w:t>
+      </w:r>
+      <w:proofErr w:type="spellStart"/>
+      <w:r>
+        <w:rPr>
+          <w:rFonts w:asciiTheme="majorBidi" w:hAnsiTheme="majorBidi" w:cstheme="majorBidi"/>
+          <w:color w:val="000000" w:themeColor="text1"/>
+          <w:shd w:val="clear" w:color="auto" w:fill="FFFFFF"/>
+        </w:rPr>
+        <w:t>Github</w:t>
+      </w:r>
+      <w:proofErr w:type="spellEnd"/>
+    </w:p>
+    <w:p>
+      <w:pPr>
+        <w:spacing w:after="0" w:line="240" w:lineRule="auto"/>
+        <w:rPr>
+          <w:rFonts w:asciiTheme="majorBidi" w:hAnsiTheme="majorBidi" w:cstheme="majorBidi"/>
+          <w:color w:val="000000" w:themeColor="text1"/>
+          <w:shd w:val="clear" w:color="auto" w:fill="FFFFFF"/>
+        </w:rPr>
+      </w:pPr>
+      <w:r>
+        <w:rPr>
+          <w:rFonts w:asciiTheme="majorBidi" w:hAnsiTheme="majorBidi" w:cstheme="majorBidi"/>
+          <w:color w:val="D86DCB" w:themeColor="accent5" w:themeTint="99"/>
+          <w:shd w:val="clear" w:color="auto" w:fill="FFFFFF"/>
+        </w:rPr>
+        <w:t>data</w:t>
+      </w:r>
+      <w:r>
+        <w:rPr>
+          <w:rFonts w:asciiTheme="majorBidi" w:hAnsiTheme="majorBidi" w:cstheme="majorBidi"/>
+          <w:color w:val="D86DCB" w:themeColor="accent5" w:themeTint="99"/>
+          <w:shd w:val="clear" w:color="auto" w:fill="FFFFFF"/>
+        </w:rPr>
+        <w:t>/</w:t>
+      </w:r>
+      <w:r>
+        <w:rPr>
+          <w:rFonts w:asciiTheme="majorBidi" w:hAnsiTheme="majorBidi" w:cstheme="majorBidi"/>
+          <w:color w:val="000000" w:themeColor="text1"/>
+          <w:shd w:val="clear" w:color="auto" w:fill="FFFFFF"/>
+        </w:rPr>
+        <w:t xml:space="preserve">: </w:t>
+      </w:r>
+    </w:p>
+    <w:p>
+      <w:pPr>
+        <w:pStyle w:val="ListParagraph"/>
+        <w:numPr>
+          <w:ilvl w:val="0"/>
+          <w:numId w:val="17"/>
+        </w:numPr>
+        <w:spacing w:after="0" w:line="240" w:lineRule="auto"/>
+        <w:rPr>
+          <w:rFonts w:asciiTheme="majorBidi" w:hAnsiTheme="majorBidi" w:cstheme="majorBidi"/>
+          <w:color w:val="000000" w:themeColor="text1"/>
+          <w:shd w:val="clear" w:color="auto" w:fill="FFFFFF"/>
+        </w:rPr>
+      </w:pPr>
+      <w:r>
+        <w:rPr>
+          <w:rFonts w:asciiTheme="majorBidi" w:hAnsiTheme="majorBidi" w:cstheme="majorBidi"/>
+          <w:color w:val="000000" w:themeColor="text1"/>
+          <w:shd w:val="clear" w:color="auto" w:fill="FFFFFF"/>
+        </w:rPr>
+        <w:t>Contains all of the data</w:t>
+      </w:r>
+    </w:p>
+    <w:p>
+      <w:pPr>
+        <w:spacing w:after="0" w:line="240" w:lineRule="auto"/>
+        <w:rPr>
+          <w:rFonts w:asciiTheme="majorBidi" w:hAnsiTheme="majorBidi" w:cstheme="majorBidi"/>
+          <w:color w:val="000000" w:themeColor="text1"/>
+          <w:shd w:val="clear" w:color="auto" w:fill="FFFFFF"/>
+        </w:rPr>
+      </w:pPr>
+      <w:r>
+        <w:rPr>
+          <w:rFonts w:asciiTheme="majorBidi" w:hAnsiTheme="majorBidi" w:cstheme="majorBidi"/>
+          <w:color w:val="D86DCB" w:themeColor="accent5" w:themeTint="99"/>
+          <w:shd w:val="clear" w:color="auto" w:fill="FFFFFF"/>
+        </w:rPr>
+        <w:t>models</w:t>
+      </w:r>
+      <w:r>
+        <w:rPr>
+          <w:rFonts w:asciiTheme="majorBidi" w:hAnsiTheme="majorBidi" w:cstheme="majorBidi"/>
+          <w:color w:val="D86DCB" w:themeColor="accent5" w:themeTint="99"/>
+          <w:shd w:val="clear" w:color="auto" w:fill="FFFFFF"/>
+        </w:rPr>
+        <w:t>/</w:t>
+      </w:r>
+      <w:r>
+        <w:rPr>
+          <w:rFonts w:asciiTheme="majorBidi" w:hAnsiTheme="majorBidi" w:cstheme="majorBidi"/>
+          <w:color w:val="000000" w:themeColor="text1"/>
+          <w:shd w:val="clear" w:color="auto" w:fill="FFFFFF"/>
+        </w:rPr>
+        <w:t>:</w:t>
+      </w:r>
+    </w:p>
+    <w:p>
+      <w:pPr>
+        <w:pStyle w:val="ListParagraph"/>
+        <w:numPr>
+          <w:ilvl w:val="0"/>
+          <w:numId w:val="17"/>
+        </w:numPr>
+        <w:spacing w:after="0" w:line="240" w:lineRule="auto"/>
+        <w:rPr>
+          <w:rFonts w:asciiTheme="majorBidi" w:hAnsiTheme="majorBidi" w:cstheme="majorBidi"/>
+          <w:color w:val="000000" w:themeColor="text1"/>
+          <w:shd w:val="clear" w:color="auto" w:fill="FFFFFF"/>
+        </w:rPr>
+      </w:pPr>
+      <w:r>
+        <w:rPr>
+          <w:rFonts w:asciiTheme="majorBidi" w:hAnsiTheme="majorBidi" w:cstheme="majorBidi"/>
+          <w:color w:val="000000" w:themeColor="text1"/>
+          <w:shd w:val="clear" w:color="auto" w:fill="FFFFFF"/>
+        </w:rPr>
+        <w:t xml:space="preserve">Contains any model files (for now just </w:t>
+      </w:r>
+      <w:proofErr w:type="gramStart"/>
+      <w:r>
+        <w:rPr>
+          <w:rFonts w:asciiTheme="majorBidi" w:hAnsiTheme="majorBidi" w:cstheme="majorBidi"/>
+          <w:color w:val="000000" w:themeColor="text1"/>
+          <w:shd w:val="clear" w:color="auto" w:fill="FFFFFF"/>
+        </w:rPr>
+        <w:t xml:space="preserve">the </w:t>
+      </w:r>
+      <w:r>
+        <w:rPr>
+          <w:rFonts w:asciiTheme="majorBidi" w:hAnsiTheme="majorBidi" w:cstheme="majorBidi"/>
+          <w:color w:val="3A7C22" w:themeColor="accent6" w:themeShade="BF"/>
+          <w:shd w:val="clear" w:color="auto" w:fill="FFFFFF"/>
+        </w:rPr>
+        <w:t>.stan</w:t>
+      </w:r>
+      <w:proofErr w:type="gramEnd"/>
+      <w:r>
+        <w:rPr>
+          <w:rFonts w:asciiTheme="majorBidi" w:hAnsiTheme="majorBidi" w:cstheme="majorBidi"/>
+          <w:color w:val="3A7C22" w:themeColor="accent6" w:themeShade="BF"/>
+          <w:shd w:val="clear" w:color="auto" w:fill="FFFFFF"/>
+        </w:rPr>
+        <w:t xml:space="preserve"> </w:t>
+      </w:r>
+      <w:r>
+        <w:rPr>
+          <w:rFonts w:asciiTheme="majorBidi" w:hAnsiTheme="majorBidi" w:cstheme="majorBidi"/>
+          <w:color w:val="000000" w:themeColor="text1"/>
+          <w:shd w:val="clear" w:color="auto" w:fill="FFFFFF"/>
+        </w:rPr>
+        <w:t xml:space="preserve">model for the seroprevalence kernel model) </w:t>
+      </w:r>
+    </w:p>
+    <w:p>
+      <w:pPr>
+        <w:spacing w:after="0" w:line="240" w:lineRule="auto"/>
+        <w:rPr>
+          <w:rFonts w:asciiTheme="majorBidi" w:hAnsiTheme="majorBidi" w:cstheme="majorBidi"/>
+          <w:color w:val="000000" w:themeColor="text1"/>
+          <w:shd w:val="clear" w:color="auto" w:fill="FFFFFF"/>
+        </w:rPr>
+      </w:pPr>
+      <w:r>
+        <w:rPr>
+          <w:rFonts w:asciiTheme="majorBidi" w:hAnsiTheme="majorBidi" w:cstheme="majorBidi"/>
+          <w:color w:val="D86DCB" w:themeColor="accent5" w:themeTint="99"/>
+          <w:shd w:val="clear" w:color="auto" w:fill="FFFFFF"/>
+        </w:rPr>
+        <w:t>R</w:t>
+      </w:r>
+      <w:r>
+        <w:rPr>
+          <w:rFonts w:asciiTheme="majorBidi" w:hAnsiTheme="majorBidi" w:cstheme="majorBidi"/>
+          <w:color w:val="D86DCB" w:themeColor="accent5" w:themeTint="99"/>
+          <w:shd w:val="clear" w:color="auto" w:fill="FFFFFF"/>
+        </w:rPr>
+        <w:t>/</w:t>
+      </w:r>
+      <w:r>
+        <w:rPr>
+          <w:rFonts w:asciiTheme="majorBidi" w:hAnsiTheme="majorBidi" w:cstheme="majorBidi"/>
+          <w:color w:val="000000" w:themeColor="text1"/>
+          <w:shd w:val="clear" w:color="auto" w:fill="FFFFFF"/>
+        </w:rPr>
+        <w:t>:</w:t>
+      </w:r>
+    </w:p>
+    <w:p>
+      <w:pPr>
+        <w:pStyle w:val="ListParagraph"/>
+        <w:numPr>
+          <w:ilvl w:val="0"/>
+          <w:numId w:val="17"/>
+        </w:numPr>
+        <w:spacing w:after="0" w:line="240" w:lineRule="auto"/>
+        <w:rPr>
+          <w:rFonts w:asciiTheme="majorBidi" w:hAnsiTheme="majorBidi" w:cstheme="majorBidi"/>
+          <w:color w:val="000000" w:themeColor="text1"/>
+          <w:shd w:val="clear" w:color="auto" w:fill="FFFFFF"/>
+        </w:rPr>
+      </w:pPr>
+      <w:r>
+        <w:rPr>
+          <w:rFonts w:asciiTheme="majorBidi" w:hAnsiTheme="majorBidi" w:cstheme="majorBidi"/>
+          <w:color w:val="000000" w:themeColor="text1"/>
+          <w:shd w:val="clear" w:color="auto" w:fill="FFFFFF"/>
+        </w:rPr>
+        <w:t>Where all of the scripts with all of the functions are held</w:t>
+      </w:r>
+    </w:p>
+    <w:p>
+      <w:pPr>
+        <w:spacing w:after="0" w:line="240" w:lineRule="auto"/>
+        <w:rPr>
+          <w:rFonts w:asciiTheme="majorBidi" w:hAnsiTheme="majorBidi" w:cstheme="majorBidi"/>
+          <w:color w:val="D86DCB" w:themeColor="accent5" w:themeTint="99"/>
+          <w:shd w:val="clear" w:color="auto" w:fill="FFFFFF"/>
+        </w:rPr>
+      </w:pPr>
+      <w:r>
+        <w:rPr>
+          <w:rFonts w:asciiTheme="majorBidi" w:hAnsiTheme="majorBidi" w:cstheme="majorBidi"/>
+          <w:color w:val="D86DCB" w:themeColor="accent5" w:themeTint="99"/>
+          <w:shd w:val="clear" w:color="auto" w:fill="FFFFFF"/>
+        </w:rPr>
+        <w:t>outputs</w:t>
+      </w:r>
+      <w:r>
+        <w:rPr>
+          <w:rFonts w:asciiTheme="majorBidi" w:hAnsiTheme="majorBidi" w:cstheme="majorBidi"/>
+          <w:color w:val="D86DCB" w:themeColor="accent5" w:themeTint="99"/>
+          <w:shd w:val="clear" w:color="auto" w:fill="FFFFFF"/>
+        </w:rPr>
+        <w:t>/</w:t>
+      </w:r>
+      <w:r>
+        <w:rPr>
+          <w:rFonts w:asciiTheme="majorBidi" w:hAnsiTheme="majorBidi" w:cstheme="majorBidi"/>
+          <w:color w:val="D86DCB" w:themeColor="accent5" w:themeTint="99"/>
+          <w:shd w:val="clear" w:color="auto" w:fill="FFFFFF"/>
+        </w:rPr>
+        <w:t>:</w:t>
+      </w:r>
+    </w:p>
+    <w:p>
+      <w:pPr>
+        <w:pStyle w:val="ListParagraph"/>
+        <w:numPr>
+          <w:ilvl w:val="0"/>
+          <w:numId w:val="17"/>
+        </w:numPr>
+        <w:spacing w:after="0" w:line="240" w:lineRule="auto"/>
+        <w:rPr>
+          <w:rFonts w:asciiTheme="majorBidi" w:hAnsiTheme="majorBidi" w:cstheme="majorBidi"/>
+          <w:color w:val="000000" w:themeColor="text1"/>
+          <w:shd w:val="clear" w:color="auto" w:fill="FFFFFF"/>
+        </w:rPr>
+      </w:pPr>
+      <w:r>
+        <w:rPr>
+          <w:rFonts w:asciiTheme="majorBidi" w:hAnsiTheme="majorBidi" w:cstheme="majorBidi"/>
+          <w:color w:val="000000" w:themeColor="text1"/>
+          <w:shd w:val="clear" w:color="auto" w:fill="FFFFFF"/>
+        </w:rPr>
+        <w:t xml:space="preserve">All outputs (any products created from files in </w:t>
+      </w:r>
+      <w:r>
+        <w:rPr>
+          <w:rFonts w:asciiTheme="majorBidi" w:hAnsiTheme="majorBidi" w:cstheme="majorBidi"/>
+          <w:color w:val="3A7C22" w:themeColor="accent6" w:themeShade="BF"/>
+          <w:shd w:val="clear" w:color="auto" w:fill="FFFFFF"/>
+        </w:rPr>
+        <w:t>/data</w:t>
+      </w:r>
+      <w:r>
+        <w:rPr>
+          <w:rFonts w:asciiTheme="majorBidi" w:hAnsiTheme="majorBidi" w:cstheme="majorBidi"/>
+          <w:color w:val="000000" w:themeColor="text1"/>
+          <w:shd w:val="clear" w:color="auto" w:fill="FFFFFF"/>
+        </w:rPr>
+        <w:t>) are saved</w:t>
+      </w:r>
+    </w:p>
+    <w:p>
+      <w:pPr>
+        <w:pStyle w:val="ListParagraph"/>
+        <w:spacing w:after="0" w:line="240" w:lineRule="auto"/>
+        <w:rPr>
+          <w:rFonts w:asciiTheme="majorBidi" w:hAnsiTheme="majorBidi" w:cstheme="majorBidi"/>
+          <w:color w:val="000000" w:themeColor="text1"/>
+          <w:shd w:val="clear" w:color="auto" w:fill="FFFFFF"/>
+        </w:rPr>
+      </w:pPr>
+    </w:p>
+    <w:p>
+      <w:pPr>
+        <w:pStyle w:val="Heading1"/>
+      </w:pPr>
+      <w:bookmarkStart w:id="40" w:name="_Toc219362691"/>
+    </w:p>
+    <w:p>
+      <w:pPr>
+        <w:pStyle w:val="Heading1"/>
+      </w:pPr>
+      <w:bookmarkStart w:id="41" w:name="_Toc219814566"/>
+      <w:bookmarkStart w:id="42" w:name="_Toc219814929"/>
+      <w:bookmarkStart w:id="43" w:name="_Toc223428092"/>
+      <w:bookmarkStart w:id="44" w:name="_Toc223428290"/>
+      <w:bookmarkStart w:id="45" w:name="_Toc225340562"/>
+      <w:bookmarkStart w:id="46" w:name="_Toc227764027"/>
+      <w:r>
+        <w:t>Coding Pipeline</w:t>
+      </w:r>
+      <w:r>
+        <w:t xml:space="preserve"> Overview</w:t>
       </w:r>
       <w:bookmarkEnd w:id="40"/>
       <w:bookmarkEnd w:id="41"/>
@@ -7265,6 +6900,428 @@
       <w:bookmarkEnd w:id="43"/>
       <w:bookmarkEnd w:id="44"/>
       <w:bookmarkEnd w:id="45"/>
+      <w:bookmarkEnd w:id="46"/>
+    </w:p>
+    <w:p>
+      <w:pPr>
+        <w:rPr>
+          <w:rFonts w:asciiTheme="majorBidi" w:hAnsiTheme="majorBidi" w:cstheme="majorBidi"/>
+          <w:color w:val="000000" w:themeColor="text1"/>
+          <w:shd w:val="clear" w:color="auto" w:fill="FFFFFF"/>
+        </w:rPr>
+      </w:pPr>
+      <w:r>
+        <w:rPr>
+          <w:rFonts w:asciiTheme="majorBidi" w:hAnsiTheme="majorBidi" w:cstheme="majorBidi"/>
+          <w:color w:val="1F2328"/>
+          <w:shd w:val="clear" w:color="auto" w:fill="FFFFFF"/>
+        </w:rPr>
+        <w:t>The project pipeline is organized into t</w:t>
+      </w:r>
+      <w:r>
+        <w:rPr>
+          <w:rFonts w:asciiTheme="majorBidi" w:hAnsiTheme="majorBidi" w:cstheme="majorBidi"/>
+          <w:color w:val="1F2328"/>
+          <w:shd w:val="clear" w:color="auto" w:fill="FFFFFF"/>
+        </w:rPr>
+        <w:t>hree</w:t>
+      </w:r>
+      <w:r>
+        <w:rPr>
+          <w:rFonts w:asciiTheme="majorBidi" w:hAnsiTheme="majorBidi" w:cstheme="majorBidi"/>
+          <w:color w:val="1F2328"/>
+          <w:shd w:val="clear" w:color="auto" w:fill="FFFFFF"/>
+        </w:rPr>
+        <w:t xml:space="preserve"> distinct </w:t>
+      </w:r>
+      <w:r>
+        <w:rPr>
+          <w:rFonts w:asciiTheme="majorBidi" w:hAnsiTheme="majorBidi" w:cstheme="majorBidi"/>
+          <w:color w:val="1F2328"/>
+          <w:shd w:val="clear" w:color="auto" w:fill="FFFFFF"/>
+        </w:rPr>
+        <w:t>“</w:t>
+      </w:r>
+      <w:r>
+        <w:rPr>
+          <w:rFonts w:asciiTheme="majorBidi" w:hAnsiTheme="majorBidi" w:cstheme="majorBidi"/>
+          <w:color w:val="1F2328"/>
+          <w:shd w:val="clear" w:color="auto" w:fill="FFFFFF"/>
+        </w:rPr>
+        <w:t>modules</w:t>
+      </w:r>
+      <w:r>
+        <w:rPr>
+          <w:rFonts w:asciiTheme="majorBidi" w:hAnsiTheme="majorBidi" w:cstheme="majorBidi"/>
+          <w:color w:val="1F2328"/>
+          <w:shd w:val="clear" w:color="auto" w:fill="FFFFFF"/>
+        </w:rPr>
+        <w:t>”</w:t>
+      </w:r>
+      <w:r>
+        <w:rPr>
+          <w:rFonts w:asciiTheme="majorBidi" w:hAnsiTheme="majorBidi" w:cstheme="majorBidi"/>
+          <w:color w:val="1F2328"/>
+          <w:shd w:val="clear" w:color="auto" w:fill="FFFFFF"/>
+        </w:rPr>
+        <w:t xml:space="preserve"> that join together sequentially to form the overall </w:t>
+      </w:r>
+      <w:proofErr w:type="spellStart"/>
+      <w:r>
+        <w:rPr>
+          <w:rFonts w:asciiTheme="majorBidi" w:hAnsiTheme="majorBidi" w:cstheme="majorBidi"/>
+          <w:color w:val="1F2328"/>
+          <w:shd w:val="clear" w:color="auto" w:fill="FFFFFF"/>
+        </w:rPr>
+        <w:t>OpenRVFcast</w:t>
+      </w:r>
+      <w:proofErr w:type="spellEnd"/>
+      <w:r>
+        <w:rPr>
+          <w:rFonts w:asciiTheme="majorBidi" w:hAnsiTheme="majorBidi" w:cstheme="majorBidi"/>
+          <w:color w:val="1F2328"/>
+          <w:shd w:val="clear" w:color="auto" w:fill="FFFFFF"/>
+        </w:rPr>
+        <w:t xml:space="preserve"> </w:t>
+      </w:r>
+      <w:r>
+        <w:rPr>
+          <w:rFonts w:asciiTheme="majorBidi" w:hAnsiTheme="majorBidi" w:cstheme="majorBidi"/>
+          <w:color w:val="1F2328"/>
+          <w:shd w:val="clear" w:color="auto" w:fill="FFFFFF"/>
+        </w:rPr>
+        <w:t>p</w:t>
+      </w:r>
+      <w:r>
+        <w:rPr>
+          <w:rFonts w:asciiTheme="majorBidi" w:hAnsiTheme="majorBidi" w:cstheme="majorBidi"/>
+          <w:color w:val="1F2328"/>
+          <w:shd w:val="clear" w:color="auto" w:fill="FFFFFF"/>
+        </w:rPr>
+        <w:t>ipeline.</w:t>
+      </w:r>
+      <w:r>
+        <w:rPr>
+          <w:rFonts w:asciiTheme="majorBidi" w:hAnsiTheme="majorBidi" w:cstheme="majorBidi"/>
+          <w:color w:val="1F2328"/>
+          <w:shd w:val="clear" w:color="auto" w:fill="FFFFFF"/>
+        </w:rPr>
+        <w:t xml:space="preserve"> </w:t>
+      </w:r>
+      <w:r>
+        <w:rPr>
+          <w:rFonts w:asciiTheme="majorBidi" w:hAnsiTheme="majorBidi" w:cstheme="majorBidi"/>
+          <w:color w:val="1F2328"/>
+          <w:shd w:val="clear" w:color="auto" w:fill="FFFFFF"/>
+        </w:rPr>
+        <w:t xml:space="preserve">Each module gets its own </w:t>
+      </w:r>
+      <w:r>
+        <w:rPr>
+          <w:rFonts w:asciiTheme="majorBidi" w:hAnsiTheme="majorBidi" w:cstheme="majorBidi"/>
+          <w:color w:val="3A7C22" w:themeColor="accent6" w:themeShade="BF"/>
+          <w:shd w:val="clear" w:color="auto" w:fill="FFFFFF"/>
+        </w:rPr>
+        <w:t>_</w:t>
+      </w:r>
+      <w:proofErr w:type="spellStart"/>
+      <w:proofErr w:type="gramStart"/>
+      <w:r>
+        <w:rPr>
+          <w:rFonts w:asciiTheme="majorBidi" w:hAnsiTheme="majorBidi" w:cstheme="majorBidi"/>
+          <w:color w:val="3A7C22" w:themeColor="accent6" w:themeShade="BF"/>
+          <w:shd w:val="clear" w:color="auto" w:fill="FFFFFF"/>
+        </w:rPr>
+        <w:t>targets.R</w:t>
+      </w:r>
+      <w:proofErr w:type="spellEnd"/>
+      <w:proofErr w:type="gramEnd"/>
+      <w:r>
+        <w:rPr>
+          <w:rFonts w:asciiTheme="majorBidi" w:hAnsiTheme="majorBidi" w:cstheme="majorBidi"/>
+          <w:color w:val="3A7C22" w:themeColor="accent6" w:themeShade="BF"/>
+          <w:shd w:val="clear" w:color="auto" w:fill="FFFFFF"/>
+        </w:rPr>
+        <w:t xml:space="preserve"> </w:t>
+      </w:r>
+      <w:r>
+        <w:rPr>
+          <w:rFonts w:asciiTheme="majorBidi" w:hAnsiTheme="majorBidi" w:cstheme="majorBidi"/>
+          <w:color w:val="000000" w:themeColor="text1"/>
+          <w:shd w:val="clear" w:color="auto" w:fill="FFFFFF"/>
+        </w:rPr>
+        <w:t>fil</w:t>
+      </w:r>
+      <w:r>
+        <w:rPr>
+          <w:rFonts w:asciiTheme="majorBidi" w:hAnsiTheme="majorBidi" w:cstheme="majorBidi"/>
+          <w:color w:val="000000" w:themeColor="text1"/>
+          <w:shd w:val="clear" w:color="auto" w:fill="FFFFFF"/>
+        </w:rPr>
+        <w:t xml:space="preserve">e. </w:t>
+      </w:r>
+      <w:r>
+        <w:rPr>
+          <w:rFonts w:asciiTheme="majorBidi" w:hAnsiTheme="majorBidi" w:cstheme="majorBidi"/>
+          <w:b/>
+          <w:bCs/>
+          <w:color w:val="EE0000"/>
+          <w:shd w:val="clear" w:color="auto" w:fill="FFFFFF"/>
+        </w:rPr>
+        <w:t>Note</w:t>
+      </w:r>
+      <w:r>
+        <w:rPr>
+          <w:rFonts w:asciiTheme="majorBidi" w:hAnsiTheme="majorBidi" w:cstheme="majorBidi"/>
+          <w:b/>
+          <w:bCs/>
+          <w:color w:val="EE0000"/>
+          <w:shd w:val="clear" w:color="auto" w:fill="FFFFFF"/>
+        </w:rPr>
+        <w:t>:</w:t>
+      </w:r>
+      <w:r>
+        <w:rPr>
+          <w:rFonts w:asciiTheme="majorBidi" w:hAnsiTheme="majorBidi" w:cstheme="majorBidi"/>
+          <w:color w:val="EE0000"/>
+          <w:shd w:val="clear" w:color="auto" w:fill="FFFFFF"/>
+        </w:rPr>
+        <w:t xml:space="preserve"> </w:t>
+      </w:r>
+      <w:r>
+        <w:rPr>
+          <w:rFonts w:asciiTheme="majorBidi" w:hAnsiTheme="majorBidi" w:cstheme="majorBidi"/>
+          <w:color w:val="000000" w:themeColor="text1"/>
+          <w:shd w:val="clear" w:color="auto" w:fill="FFFFFF"/>
+        </w:rPr>
+        <w:t xml:space="preserve">To toggle between which module </w:t>
+      </w:r>
+      <w:r>
+        <w:rPr>
+          <w:rFonts w:asciiTheme="majorBidi" w:hAnsiTheme="majorBidi" w:cstheme="majorBidi"/>
+          <w:color w:val="000000" w:themeColor="text1"/>
+          <w:shd w:val="clear" w:color="auto" w:fill="FFFFFF"/>
+        </w:rPr>
+        <w:t xml:space="preserve">is “seen” by </w:t>
+      </w:r>
+      <w:r>
+        <w:rPr>
+          <w:rFonts w:asciiTheme="majorBidi" w:hAnsiTheme="majorBidi" w:cstheme="majorBidi"/>
+          <w:color w:val="1F2328"/>
+          <w:shd w:val="clear" w:color="auto" w:fill="FFFFFF"/>
+        </w:rPr>
+        <w:t>{</w:t>
+      </w:r>
+      <w:r>
+        <w:rPr>
+          <w:rFonts w:ascii="Miriam Fixed" w:hAnsi="Miriam Fixed" w:cs="Miriam Fixed" w:hint="cs"/>
+          <w:color w:val="1F2328"/>
+          <w:shd w:val="clear" w:color="auto" w:fill="FFFFFF"/>
+        </w:rPr>
+        <w:t>targets</w:t>
+      </w:r>
+      <w:r>
+        <w:rPr>
+          <w:rFonts w:asciiTheme="majorBidi" w:hAnsiTheme="majorBidi" w:cstheme="majorBidi"/>
+          <w:color w:val="1F2328"/>
+          <w:shd w:val="clear" w:color="auto" w:fill="FFFFFF"/>
+        </w:rPr>
+        <w:t>}</w:t>
+      </w:r>
+      <w:r>
+        <w:rPr>
+          <w:rFonts w:asciiTheme="majorBidi" w:hAnsiTheme="majorBidi" w:cstheme="majorBidi"/>
+          <w:color w:val="000000" w:themeColor="text1"/>
+          <w:shd w:val="clear" w:color="auto" w:fill="FFFFFF"/>
+        </w:rPr>
+        <w:t xml:space="preserve">, </w:t>
+      </w:r>
+      <w:r>
+        <w:rPr>
+          <w:rFonts w:asciiTheme="majorBidi" w:hAnsiTheme="majorBidi" w:cstheme="majorBidi"/>
+          <w:color w:val="000000" w:themeColor="text1"/>
+          <w:shd w:val="clear" w:color="auto" w:fill="FFFFFF"/>
+        </w:rPr>
+        <w:t>the</w:t>
+      </w:r>
+      <w:r>
+        <w:rPr>
+          <w:rFonts w:asciiTheme="majorBidi" w:hAnsiTheme="majorBidi" w:cstheme="majorBidi"/>
+          <w:color w:val="000000" w:themeColor="text1"/>
+          <w:shd w:val="clear" w:color="auto" w:fill="FFFFFF"/>
+        </w:rPr>
+        <w:t xml:space="preserve"> argument </w:t>
+      </w:r>
+      <w:r>
+        <w:rPr>
+          <w:rFonts w:asciiTheme="majorBidi" w:hAnsiTheme="majorBidi" w:cstheme="majorBidi"/>
+          <w:color w:val="BF4E14" w:themeColor="accent2" w:themeShade="BF"/>
+          <w:shd w:val="clear" w:color="auto" w:fill="FFFFFF"/>
+        </w:rPr>
+        <w:t xml:space="preserve">TAR_PROJECT= </w:t>
+      </w:r>
+      <w:r>
+        <w:rPr>
+          <w:rFonts w:asciiTheme="majorBidi" w:hAnsiTheme="majorBidi" w:cstheme="majorBidi"/>
+          <w:color w:val="000000" w:themeColor="text1"/>
+          <w:shd w:val="clear" w:color="auto" w:fill="FFFFFF"/>
+        </w:rPr>
+        <w:t>in the</w:t>
+      </w:r>
+      <w:r>
+        <w:rPr>
+          <w:rFonts w:asciiTheme="majorBidi" w:hAnsiTheme="majorBidi" w:cstheme="majorBidi"/>
+          <w:color w:val="000000" w:themeColor="text1"/>
+          <w:shd w:val="clear" w:color="auto" w:fill="FFFFFF"/>
+        </w:rPr>
+        <w:t xml:space="preserve"> </w:t>
+      </w:r>
+      <w:r>
+        <w:rPr>
+          <w:rFonts w:asciiTheme="majorBidi" w:hAnsiTheme="majorBidi" w:cstheme="majorBidi"/>
+          <w:color w:val="3A7C22" w:themeColor="accent6" w:themeShade="BF"/>
+          <w:shd w:val="clear" w:color="auto" w:fill="FFFFFF"/>
+        </w:rPr>
+        <w:t xml:space="preserve">.env </w:t>
+      </w:r>
+      <w:r>
+        <w:rPr>
+          <w:rFonts w:asciiTheme="majorBidi" w:hAnsiTheme="majorBidi" w:cstheme="majorBidi"/>
+          <w:color w:val="000000" w:themeColor="text1"/>
+          <w:shd w:val="clear" w:color="auto" w:fill="FFFFFF"/>
+        </w:rPr>
+        <w:t>fi</w:t>
+      </w:r>
+      <w:r>
+        <w:rPr>
+          <w:rFonts w:asciiTheme="majorBidi" w:hAnsiTheme="majorBidi" w:cstheme="majorBidi"/>
+          <w:color w:val="000000" w:themeColor="text1"/>
+          <w:shd w:val="clear" w:color="auto" w:fill="FFFFFF"/>
+        </w:rPr>
+        <w:t xml:space="preserve">le must reference the appropriate named </w:t>
+      </w:r>
+      <w:r>
+        <w:rPr>
+          <w:rFonts w:asciiTheme="majorBidi" w:hAnsiTheme="majorBidi" w:cstheme="majorBidi"/>
+          <w:color w:val="3A7C22" w:themeColor="accent6" w:themeShade="BF"/>
+          <w:shd w:val="clear" w:color="auto" w:fill="FFFFFF"/>
+        </w:rPr>
+        <w:t>_</w:t>
+      </w:r>
+      <w:proofErr w:type="spellStart"/>
+      <w:proofErr w:type="gramStart"/>
+      <w:r>
+        <w:rPr>
+          <w:rFonts w:asciiTheme="majorBidi" w:hAnsiTheme="majorBidi" w:cstheme="majorBidi"/>
+          <w:color w:val="3A7C22" w:themeColor="accent6" w:themeShade="BF"/>
+          <w:shd w:val="clear" w:color="auto" w:fill="FFFFFF"/>
+        </w:rPr>
+        <w:t>targets.R</w:t>
+      </w:r>
+      <w:proofErr w:type="spellEnd"/>
+      <w:proofErr w:type="gramEnd"/>
+      <w:r>
+        <w:rPr>
+          <w:rFonts w:asciiTheme="majorBidi" w:hAnsiTheme="majorBidi" w:cstheme="majorBidi"/>
+          <w:color w:val="3A7C22" w:themeColor="accent6" w:themeShade="BF"/>
+          <w:shd w:val="clear" w:color="auto" w:fill="FFFFFF"/>
+        </w:rPr>
+        <w:t xml:space="preserve"> </w:t>
+      </w:r>
+      <w:r>
+        <w:rPr>
+          <w:rFonts w:asciiTheme="majorBidi" w:hAnsiTheme="majorBidi" w:cstheme="majorBidi"/>
+          <w:color w:val="000000" w:themeColor="text1"/>
+          <w:shd w:val="clear" w:color="auto" w:fill="FFFFFF"/>
+        </w:rPr>
+        <w:t xml:space="preserve">file as written in </w:t>
+      </w:r>
+      <w:r>
+        <w:rPr>
+          <w:rFonts w:asciiTheme="majorBidi" w:hAnsiTheme="majorBidi" w:cstheme="majorBidi"/>
+          <w:color w:val="3A7C22" w:themeColor="accent6" w:themeShade="BF"/>
+          <w:shd w:val="clear" w:color="auto" w:fill="FFFFFF"/>
+        </w:rPr>
+        <w:t>_</w:t>
+      </w:r>
+      <w:proofErr w:type="spellStart"/>
+      <w:proofErr w:type="gramStart"/>
+      <w:r>
+        <w:rPr>
+          <w:rFonts w:asciiTheme="majorBidi" w:hAnsiTheme="majorBidi" w:cstheme="majorBidi"/>
+          <w:color w:val="3A7C22" w:themeColor="accent6" w:themeShade="BF"/>
+          <w:shd w:val="clear" w:color="auto" w:fill="FFFFFF"/>
+        </w:rPr>
+        <w:t>targets.yaml</w:t>
+      </w:r>
+      <w:proofErr w:type="spellEnd"/>
+      <w:proofErr w:type="gramEnd"/>
+      <w:r>
+        <w:rPr>
+          <w:rFonts w:asciiTheme="majorBidi" w:hAnsiTheme="majorBidi" w:cstheme="majorBidi"/>
+          <w:color w:val="3A7C22" w:themeColor="accent6" w:themeShade="BF"/>
+          <w:shd w:val="clear" w:color="auto" w:fill="FFFFFF"/>
+        </w:rPr>
+        <w:t xml:space="preserve"> </w:t>
+      </w:r>
+      <w:r>
+        <w:rPr>
+          <w:rFonts w:asciiTheme="majorBidi" w:hAnsiTheme="majorBidi" w:cstheme="majorBidi"/>
+          <w:color w:val="000000" w:themeColor="text1"/>
+          <w:shd w:val="clear" w:color="auto" w:fill="FFFFFF"/>
+        </w:rPr>
+        <w:t>and as described</w:t>
+      </w:r>
+      <w:r>
+        <w:rPr>
+          <w:rFonts w:asciiTheme="majorBidi" w:hAnsiTheme="majorBidi" w:cstheme="majorBidi"/>
+          <w:color w:val="000000" w:themeColor="text1"/>
+          <w:shd w:val="clear" w:color="auto" w:fill="FFFFFF"/>
+        </w:rPr>
+        <w:t xml:space="preserve"> below</w:t>
+      </w:r>
+      <w:r>
+        <w:rPr>
+          <w:rFonts w:asciiTheme="majorBidi" w:hAnsiTheme="majorBidi" w:cstheme="majorBidi"/>
+          <w:color w:val="000000" w:themeColor="text1"/>
+          <w:shd w:val="clear" w:color="auto" w:fill="FFFFFF"/>
+        </w:rPr>
+        <w:t>.</w:t>
+      </w:r>
+    </w:p>
+    <w:p>
+      <w:pPr>
+        <w:pStyle w:val="Heading3"/>
+        <w:rPr>
+          <w:rStyle w:val="Strong"/>
+          <w:b/>
+          <w:bCs/>
+        </w:rPr>
+      </w:pPr>
+      <w:bookmarkStart w:id="47" w:name="_Toc219362692"/>
+      <w:bookmarkStart w:id="48" w:name="_Toc219814567"/>
+      <w:bookmarkStart w:id="49" w:name="_Toc219814930"/>
+      <w:bookmarkStart w:id="50" w:name="_Toc223428093"/>
+      <w:bookmarkStart w:id="51" w:name="_Toc223428291"/>
+      <w:bookmarkStart w:id="52" w:name="_Toc225340563"/>
+      <w:bookmarkStart w:id="53" w:name="_Toc227764028"/>
+      <w:r>
+        <w:t xml:space="preserve">Module 1: </w:t>
+      </w:r>
+      <w:r>
+        <w:rPr>
+          <w:b w:val="0"/>
+          <w:bCs w:val="0"/>
+        </w:rPr>
+        <w:t>Data Acquisition</w:t>
+      </w:r>
+      <w:bookmarkEnd w:id="47"/>
+      <w:bookmarkEnd w:id="48"/>
+      <w:bookmarkEnd w:id="49"/>
+      <w:bookmarkEnd w:id="50"/>
+      <w:bookmarkEnd w:id="51"/>
+      <w:bookmarkEnd w:id="52"/>
+      <w:bookmarkEnd w:id="53"/>
     </w:p>
     <w:p>
       <w:pPr>
@@ -7520,12 +7577,13 @@
       <w:pPr>
         <w:pStyle w:val="Heading3"/>
       </w:pPr>
-      <w:bookmarkStart w:id="46" w:name="_Toc219362693"/>
-      <w:bookmarkStart w:id="47" w:name="_Toc219814568"/>
-      <w:bookmarkStart w:id="48" w:name="_Toc219814931"/>
-      <w:bookmarkStart w:id="49" w:name="_Toc223428094"/>
-      <w:bookmarkStart w:id="50" w:name="_Toc223428292"/>
-      <w:bookmarkStart w:id="51" w:name="_Toc225340564"/>
+      <w:bookmarkStart w:id="54" w:name="_Toc219362693"/>
+      <w:bookmarkStart w:id="55" w:name="_Toc219814568"/>
+      <w:bookmarkStart w:id="56" w:name="_Toc219814931"/>
+      <w:bookmarkStart w:id="57" w:name="_Toc223428094"/>
+      <w:bookmarkStart w:id="58" w:name="_Toc223428292"/>
+      <w:bookmarkStart w:id="59" w:name="_Toc225340564"/>
+      <w:bookmarkStart w:id="60" w:name="_Toc227764029"/>
       <w:r>
         <w:t>Module 2:</w:t>
       </w:r>
@@ -7539,12 +7597,13 @@
         </w:rPr>
         <w:t>Data Preparation</w:t>
       </w:r>
-      <w:bookmarkEnd w:id="46"/>
-      <w:bookmarkEnd w:id="47"/>
-      <w:bookmarkEnd w:id="48"/>
-      <w:bookmarkEnd w:id="49"/>
-      <w:bookmarkEnd w:id="50"/>
-      <w:bookmarkEnd w:id="51"/>
+      <w:bookmarkEnd w:id="54"/>
+      <w:bookmarkEnd w:id="55"/>
+      <w:bookmarkEnd w:id="56"/>
+      <w:bookmarkEnd w:id="57"/>
+      <w:bookmarkEnd w:id="58"/>
+      <w:bookmarkEnd w:id="59"/>
+      <w:bookmarkEnd w:id="60"/>
     </w:p>
     <w:p>
       <w:pPr>
@@ -7729,12 +7788,13 @@
       <w:pPr>
         <w:pStyle w:val="Heading3"/>
       </w:pPr>
-      <w:bookmarkStart w:id="52" w:name="_Toc219362694"/>
-      <w:bookmarkStart w:id="53" w:name="_Toc219814569"/>
-      <w:bookmarkStart w:id="54" w:name="_Toc219814932"/>
-      <w:bookmarkStart w:id="55" w:name="_Toc223428095"/>
-      <w:bookmarkStart w:id="56" w:name="_Toc223428293"/>
-      <w:bookmarkStart w:id="57" w:name="_Toc225340565"/>
+      <w:bookmarkStart w:id="61" w:name="_Toc219362694"/>
+      <w:bookmarkStart w:id="62" w:name="_Toc219814569"/>
+      <w:bookmarkStart w:id="63" w:name="_Toc219814932"/>
+      <w:bookmarkStart w:id="64" w:name="_Toc223428095"/>
+      <w:bookmarkStart w:id="65" w:name="_Toc223428293"/>
+      <w:bookmarkStart w:id="66" w:name="_Toc225340565"/>
+      <w:bookmarkStart w:id="67" w:name="_Toc227764030"/>
       <w:r>
         <w:t xml:space="preserve">Module 3: </w:t>
       </w:r>
@@ -7745,12 +7805,13 @@
         </w:rPr>
         <w:t>Modeling Framework</w:t>
       </w:r>
-      <w:bookmarkEnd w:id="52"/>
-      <w:bookmarkEnd w:id="53"/>
-      <w:bookmarkEnd w:id="54"/>
-      <w:bookmarkEnd w:id="55"/>
-      <w:bookmarkEnd w:id="56"/>
-      <w:bookmarkEnd w:id="57"/>
+      <w:bookmarkEnd w:id="61"/>
+      <w:bookmarkEnd w:id="62"/>
+      <w:bookmarkEnd w:id="63"/>
+      <w:bookmarkEnd w:id="64"/>
+      <w:bookmarkEnd w:id="65"/>
+      <w:bookmarkEnd w:id="66"/>
+      <w:bookmarkEnd w:id="67"/>
     </w:p>
     <w:p>
       <w:pPr>
@@ -7876,8 +7937,8 @@
         </w:rPr>
         <w:t xml:space="preserve"> and automated report generation.</w:t>
       </w:r>
-      <w:bookmarkStart w:id="58" w:name="_Toc219814570"/>
-      <w:bookmarkStart w:id="59" w:name="_Toc219362695"/>
+      <w:bookmarkStart w:id="68" w:name="_Toc219814570"/>
+      <w:bookmarkStart w:id="69" w:name="_Toc219362695"/>
       <w:r>
         <w:rPr>
           <w:rFonts w:asciiTheme="majorBidi" w:hAnsiTheme="majorBidi" w:cstheme="majorBidi"/>
@@ -7983,7 +8044,7 @@
         </w:rPr>
         <w:t>. This is for cleaning and combining data for a different RVF project and is not relevant for this project. It was always my intention to move this to a different branch.</w:t>
       </w:r>
-      <w:bookmarkEnd w:id="58"/>
+      <w:bookmarkEnd w:id="68"/>
     </w:p>
     <w:p>
       <w:pPr>
@@ -7994,20 +8055,22 @@
       <w:pPr>
         <w:pStyle w:val="Heading1"/>
       </w:pPr>
-      <w:bookmarkStart w:id="60" w:name="_Toc219814571"/>
-      <w:bookmarkStart w:id="61" w:name="_Toc219814933"/>
-      <w:bookmarkStart w:id="62" w:name="_Toc223428096"/>
-      <w:bookmarkStart w:id="63" w:name="_Toc223428294"/>
-      <w:bookmarkStart w:id="64" w:name="_Toc225340566"/>
+      <w:bookmarkStart w:id="70" w:name="_Toc219814571"/>
+      <w:bookmarkStart w:id="71" w:name="_Toc219814933"/>
+      <w:bookmarkStart w:id="72" w:name="_Toc223428096"/>
+      <w:bookmarkStart w:id="73" w:name="_Toc223428294"/>
+      <w:bookmarkStart w:id="74" w:name="_Toc225340566"/>
+      <w:bookmarkStart w:id="75" w:name="_Toc227764031"/>
       <w:r>
         <w:t>Module Details</w:t>
       </w:r>
-      <w:bookmarkEnd w:id="59"/>
-      <w:bookmarkEnd w:id="60"/>
-      <w:bookmarkEnd w:id="61"/>
-      <w:bookmarkEnd w:id="62"/>
-      <w:bookmarkEnd w:id="63"/>
-      <w:bookmarkEnd w:id="64"/>
+      <w:bookmarkEnd w:id="69"/>
+      <w:bookmarkEnd w:id="70"/>
+      <w:bookmarkEnd w:id="71"/>
+      <w:bookmarkEnd w:id="72"/>
+      <w:bookmarkEnd w:id="73"/>
+      <w:bookmarkEnd w:id="74"/>
+      <w:bookmarkEnd w:id="75"/>
       <w:r>
         <w:t xml:space="preserve"> </w:t>
       </w:r>
@@ -8021,11 +8084,12 @@
           <w:bCs/>
         </w:rPr>
       </w:pPr>
-      <w:bookmarkStart w:id="65" w:name="_Toc219814572"/>
-      <w:bookmarkStart w:id="66" w:name="_Toc219814934"/>
-      <w:bookmarkStart w:id="67" w:name="_Toc223428097"/>
-      <w:bookmarkStart w:id="68" w:name="_Toc223428295"/>
-      <w:bookmarkStart w:id="69" w:name="_Toc225340567"/>
+      <w:bookmarkStart w:id="76" w:name="_Toc219814572"/>
+      <w:bookmarkStart w:id="77" w:name="_Toc219814934"/>
+      <w:bookmarkStart w:id="78" w:name="_Toc223428097"/>
+      <w:bookmarkStart w:id="79" w:name="_Toc223428295"/>
+      <w:bookmarkStart w:id="80" w:name="_Toc225340567"/>
+      <w:bookmarkStart w:id="81" w:name="_Toc227764032"/>
       <w:r>
         <w:t xml:space="preserve">Module 1: </w:t>
       </w:r>
@@ -8036,11 +8100,12 @@
         </w:rPr>
         <w:t>Data Acquisition</w:t>
       </w:r>
-      <w:bookmarkEnd w:id="65"/>
-      <w:bookmarkEnd w:id="66"/>
-      <w:bookmarkEnd w:id="67"/>
-      <w:bookmarkEnd w:id="68"/>
-      <w:bookmarkEnd w:id="69"/>
+      <w:bookmarkEnd w:id="76"/>
+      <w:bookmarkEnd w:id="77"/>
+      <w:bookmarkEnd w:id="78"/>
+      <w:bookmarkEnd w:id="79"/>
+      <w:bookmarkEnd w:id="80"/>
+      <w:bookmarkEnd w:id="81"/>
     </w:p>
     <w:p>
       <w:pPr>
@@ -8125,19 +8190,21 @@
       <w:pPr>
         <w:pStyle w:val="Heading4"/>
       </w:pPr>
-      <w:bookmarkStart w:id="70" w:name="_Toc219814573"/>
-      <w:bookmarkStart w:id="71" w:name="_Toc219814935"/>
-      <w:bookmarkStart w:id="72" w:name="_Toc223428098"/>
-      <w:bookmarkStart w:id="73" w:name="_Toc223428296"/>
-      <w:bookmarkStart w:id="74" w:name="_Toc225340568"/>
+      <w:bookmarkStart w:id="82" w:name="_Toc219814573"/>
+      <w:bookmarkStart w:id="83" w:name="_Toc219814935"/>
+      <w:bookmarkStart w:id="84" w:name="_Toc223428098"/>
+      <w:bookmarkStart w:id="85" w:name="_Toc223428296"/>
+      <w:bookmarkStart w:id="86" w:name="_Toc225340568"/>
+      <w:bookmarkStart w:id="87" w:name="_Toc227764033"/>
       <w:r>
         <w:t>Notes on coding strategy</w:t>
       </w:r>
-      <w:bookmarkEnd w:id="70"/>
-      <w:bookmarkEnd w:id="71"/>
-      <w:bookmarkEnd w:id="72"/>
-      <w:bookmarkEnd w:id="73"/>
-      <w:bookmarkEnd w:id="74"/>
+      <w:bookmarkEnd w:id="82"/>
+      <w:bookmarkEnd w:id="83"/>
+      <w:bookmarkEnd w:id="84"/>
+      <w:bookmarkEnd w:id="85"/>
+      <w:bookmarkEnd w:id="86"/>
+      <w:bookmarkEnd w:id="87"/>
     </w:p>
     <w:p>
       <w:pPr>
@@ -9118,7 +9185,8 @@
       <w:pPr>
         <w:pStyle w:val="Heading4"/>
       </w:pPr>
-      <w:bookmarkStart w:id="75" w:name="_Toc225340569"/>
+      <w:bookmarkStart w:id="88" w:name="_Toc225340569"/>
+      <w:bookmarkStart w:id="89" w:name="_Toc227764034"/>
       <w:r>
         <w:t>Notes on d</w:t>
       </w:r>
@@ -9131,7 +9199,8 @@
       <w:r>
         <w:t>access</w:t>
       </w:r>
-      <w:bookmarkEnd w:id="75"/>
+      <w:bookmarkEnd w:id="88"/>
+      <w:bookmarkEnd w:id="89"/>
     </w:p>
     <w:p>
       <w:pPr>
@@ -9790,2496 +9859,16 @@
       <w:pPr>
         <w:pStyle w:val="Heading4"/>
       </w:pPr>
-      <w:bookmarkStart w:id="76" w:name="_Toc219814574"/>
-      <w:bookmarkStart w:id="77" w:name="_Toc219814936"/>
-      <w:bookmarkStart w:id="78" w:name="_Toc223428099"/>
-      <w:bookmarkStart w:id="79" w:name="_Toc223428297"/>
-      <w:bookmarkStart w:id="80" w:name="_Toc225340570"/>
+      <w:bookmarkStart w:id="90" w:name="_Toc219814574"/>
+      <w:bookmarkStart w:id="91" w:name="_Toc219814936"/>
+      <w:bookmarkStart w:id="92" w:name="_Toc223428099"/>
+      <w:bookmarkStart w:id="93" w:name="_Toc223428297"/>
+      <w:bookmarkStart w:id="94" w:name="_Toc225340570"/>
+      <w:bookmarkStart w:id="95" w:name="_Toc227764035"/>
       <w:r>
         <w:t>Targets structure</w:t>
       </w:r>
-      <w:bookmarkEnd w:id="76"/>
-      <w:bookmarkEnd w:id="77"/>
-      <w:bookmarkEnd w:id="78"/>
-      <w:bookmarkEnd w:id="79"/>
-      <w:bookmarkEnd w:id="80"/>
-    </w:p>
-    <w:p>
-      <w:pPr>
-        <w:pStyle w:val="ListParagraph"/>
-        <w:numPr>
-          <w:ilvl w:val="0"/>
-          <w:numId w:val="6"/>
-        </w:numPr>
-        <w:rPr>
-          <w:rFonts w:asciiTheme="majorBidi" w:hAnsiTheme="majorBidi" w:cstheme="majorBidi"/>
-          <w:color w:val="196B24" w:themeColor="accent3"/>
-          <w:shd w:val="clear" w:color="auto" w:fill="FFFFFF"/>
-        </w:rPr>
-      </w:pPr>
-      <w:r>
-        <w:rPr>
-          <w:rFonts w:asciiTheme="majorBidi" w:hAnsiTheme="majorBidi" w:cstheme="majorBidi"/>
-          <w:color w:val="1F2328"/>
-          <w:shd w:val="clear" w:color="auto" w:fill="FFFFFF"/>
-        </w:rPr>
-        <w:t>Th</w:t>
-      </w:r>
-      <w:r>
-        <w:rPr>
-          <w:rFonts w:asciiTheme="majorBidi" w:hAnsiTheme="majorBidi" w:cstheme="majorBidi"/>
-          <w:color w:val="1F2328"/>
-          <w:shd w:val="clear" w:color="auto" w:fill="FFFFFF"/>
-        </w:rPr>
-        <w:t xml:space="preserve">e targets file for this </w:t>
-      </w:r>
-      <w:r>
-        <w:rPr>
-          <w:rFonts w:asciiTheme="majorBidi" w:hAnsiTheme="majorBidi" w:cstheme="majorBidi"/>
-          <w:color w:val="1F2328"/>
-          <w:shd w:val="clear" w:color="auto" w:fill="FFFFFF"/>
-        </w:rPr>
-        <w:t>module</w:t>
-      </w:r>
-      <w:r>
-        <w:rPr>
-          <w:rFonts w:asciiTheme="majorBidi" w:hAnsiTheme="majorBidi" w:cstheme="majorBidi"/>
-          <w:color w:val="1F2328"/>
-          <w:shd w:val="clear" w:color="auto" w:fill="FFFFFF"/>
-        </w:rPr>
-        <w:t xml:space="preserve"> (</w:t>
-      </w:r>
-      <w:proofErr w:type="spellStart"/>
-      <w:r>
-        <w:rPr>
-          <w:rStyle w:val="Strong"/>
-          <w:rFonts w:asciiTheme="majorBidi" w:hAnsiTheme="majorBidi" w:cstheme="majorBidi"/>
-          <w:b w:val="0"/>
-          <w:bCs w:val="0"/>
-          <w:color w:val="196B24" w:themeColor="accent3"/>
-          <w:shd w:val="clear" w:color="auto" w:fill="FFFFFF"/>
-        </w:rPr>
-        <w:t>predictor_data_processing_</w:t>
-      </w:r>
-      <w:proofErr w:type="gramStart"/>
-      <w:r>
-        <w:rPr>
-          <w:rStyle w:val="Strong"/>
-          <w:rFonts w:asciiTheme="majorBidi" w:hAnsiTheme="majorBidi" w:cstheme="majorBidi"/>
-          <w:b w:val="0"/>
-          <w:bCs w:val="0"/>
-          <w:color w:val="196B24" w:themeColor="accent3"/>
-          <w:shd w:val="clear" w:color="auto" w:fill="FFFFFF"/>
-        </w:rPr>
-        <w:t>targets.R</w:t>
-      </w:r>
-      <w:proofErr w:type="spellEnd"/>
-      <w:proofErr w:type="gramEnd"/>
-      <w:r>
-        <w:rPr>
-          <w:rFonts w:asciiTheme="majorBidi" w:hAnsiTheme="majorBidi" w:cstheme="majorBidi"/>
-          <w:color w:val="1F2328"/>
-          <w:shd w:val="clear" w:color="auto" w:fill="FFFFFF"/>
-        </w:rPr>
-        <w:t>)</w:t>
-      </w:r>
-      <w:r>
-        <w:rPr>
-          <w:rFonts w:asciiTheme="majorBidi" w:hAnsiTheme="majorBidi" w:cstheme="majorBidi"/>
-          <w:color w:val="1F2328"/>
-          <w:shd w:val="clear" w:color="auto" w:fill="FFFFFF"/>
-        </w:rPr>
-        <w:t xml:space="preserve"> is broken up into </w:t>
-      </w:r>
-      <w:r>
-        <w:rPr>
-          <w:rFonts w:asciiTheme="majorBidi" w:hAnsiTheme="majorBidi" w:cstheme="majorBidi"/>
-          <w:color w:val="1F2328"/>
-          <w:shd w:val="clear" w:color="auto" w:fill="FFFFFF"/>
-        </w:rPr>
-        <w:t xml:space="preserve">4 </w:t>
-      </w:r>
-      <w:r>
-        <w:rPr>
-          <w:rFonts w:asciiTheme="majorBidi" w:hAnsiTheme="majorBidi" w:cstheme="majorBidi"/>
-          <w:color w:val="1F2328"/>
-          <w:shd w:val="clear" w:color="auto" w:fill="FFFFFF"/>
-        </w:rPr>
-        <w:t xml:space="preserve">groups of similar targets with the use of the function </w:t>
-      </w:r>
-      <w:proofErr w:type="spellStart"/>
-      <w:r>
-        <w:rPr>
-          <w:rFonts w:asciiTheme="majorBidi" w:hAnsiTheme="majorBidi" w:cstheme="majorBidi"/>
-          <w:color w:val="BF4E14" w:themeColor="accent2" w:themeShade="BF"/>
-          <w:shd w:val="clear" w:color="auto" w:fill="FFFFFF"/>
-        </w:rPr>
-        <w:t>tar_</w:t>
-      </w:r>
-      <w:proofErr w:type="gramStart"/>
-      <w:r>
-        <w:rPr>
-          <w:rFonts w:asciiTheme="majorBidi" w:hAnsiTheme="majorBidi" w:cstheme="majorBidi"/>
-          <w:color w:val="BF4E14" w:themeColor="accent2" w:themeShade="BF"/>
-          <w:shd w:val="clear" w:color="auto" w:fill="FFFFFF"/>
-        </w:rPr>
-        <w:t>plan</w:t>
-      </w:r>
-      <w:proofErr w:type="spellEnd"/>
-      <w:r>
-        <w:rPr>
-          <w:rFonts w:asciiTheme="majorBidi" w:hAnsiTheme="majorBidi" w:cstheme="majorBidi"/>
-          <w:color w:val="BF4E14" w:themeColor="accent2" w:themeShade="BF"/>
-          <w:shd w:val="clear" w:color="auto" w:fill="FFFFFF"/>
-        </w:rPr>
-        <w:t>(</w:t>
-      </w:r>
-      <w:proofErr w:type="gramEnd"/>
-      <w:r>
-        <w:rPr>
-          <w:rFonts w:asciiTheme="majorBidi" w:hAnsiTheme="majorBidi" w:cstheme="majorBidi"/>
-          <w:color w:val="BF4E14" w:themeColor="accent2" w:themeShade="BF"/>
-          <w:shd w:val="clear" w:color="auto" w:fill="FFFFFF"/>
-        </w:rPr>
-        <w:t>)</w:t>
-      </w:r>
-      <w:r>
-        <w:rPr>
-          <w:rFonts w:asciiTheme="majorBidi" w:hAnsiTheme="majorBidi" w:cstheme="majorBidi"/>
-          <w:color w:val="000000" w:themeColor="text1"/>
-          <w:shd w:val="clear" w:color="auto" w:fill="FFFFFF"/>
-        </w:rPr>
-        <w:t xml:space="preserve">. </w:t>
-      </w:r>
-    </w:p>
-    <w:p>
-      <w:pPr>
-        <w:pStyle w:val="ListParagraph"/>
-        <w:numPr>
-          <w:ilvl w:val="1"/>
-          <w:numId w:val="13"/>
-        </w:numPr>
-        <w:rPr>
-          <w:rFonts w:asciiTheme="majorBidi" w:hAnsiTheme="majorBidi" w:cstheme="majorBidi"/>
-          <w:color w:val="1F2328"/>
-          <w:shd w:val="clear" w:color="auto" w:fill="FFFFFF"/>
-        </w:rPr>
-      </w:pPr>
-      <w:proofErr w:type="spellStart"/>
-      <w:r>
-        <w:rPr>
-          <w:rFonts w:asciiTheme="majorBidi" w:hAnsiTheme="majorBidi" w:cstheme="majorBidi"/>
-          <w:i/>
-          <w:iCs/>
-          <w:color w:val="215E99" w:themeColor="text2" w:themeTint="BF"/>
-        </w:rPr>
-        <w:t>static_targets</w:t>
-      </w:r>
-      <w:proofErr w:type="spellEnd"/>
-      <w:r>
-        <w:rPr>
-          <w:rFonts w:asciiTheme="majorBidi" w:hAnsiTheme="majorBidi" w:cstheme="majorBidi"/>
-        </w:rPr>
-        <w:t xml:space="preserve">: </w:t>
-      </w:r>
-      <w:r>
-        <w:rPr>
-          <w:rFonts w:asciiTheme="majorBidi" w:hAnsiTheme="majorBidi" w:cstheme="majorBidi"/>
-        </w:rPr>
-        <w:t xml:space="preserve">These </w:t>
-      </w:r>
-      <w:r>
-        <w:rPr>
-          <w:rFonts w:asciiTheme="majorBidi" w:hAnsiTheme="majorBidi" w:cstheme="majorBidi"/>
-        </w:rPr>
-        <w:t>covariates</w:t>
-      </w:r>
-      <w:r>
-        <w:rPr>
-          <w:rFonts w:asciiTheme="majorBidi" w:hAnsiTheme="majorBidi" w:cstheme="majorBidi"/>
-        </w:rPr>
-        <w:t xml:space="preserve"> are static over time. They are obtained following the coding strategy described in </w:t>
-      </w:r>
-      <w:r>
-        <w:rPr>
-          <w:rFonts w:asciiTheme="majorBidi" w:hAnsiTheme="majorBidi" w:cstheme="majorBidi"/>
-        </w:rPr>
-        <w:t>bullet one</w:t>
-      </w:r>
-      <w:r>
-        <w:rPr>
-          <w:rFonts w:asciiTheme="majorBidi" w:hAnsiTheme="majorBidi" w:cstheme="majorBidi"/>
-        </w:rPr>
-        <w:t xml:space="preserve"> above.</w:t>
-      </w:r>
-    </w:p>
-    <w:p>
-      <w:pPr>
-        <w:pStyle w:val="ListParagraph"/>
-        <w:numPr>
-          <w:ilvl w:val="2"/>
-          <w:numId w:val="13"/>
-        </w:numPr>
-        <w:rPr>
-          <w:rFonts w:asciiTheme="majorBidi" w:hAnsiTheme="majorBidi" w:cstheme="majorBidi"/>
-          <w:color w:val="1F2328"/>
-          <w:shd w:val="clear" w:color="auto" w:fill="FFFFFF"/>
-        </w:rPr>
-      </w:pPr>
-      <w:r>
-        <w:rPr>
-          <w:rFonts w:asciiTheme="majorBidi" w:hAnsiTheme="majorBidi" w:cstheme="majorBidi"/>
-        </w:rPr>
-        <w:t>Soil</w:t>
-      </w:r>
-      <w:r>
-        <w:rPr>
-          <w:rFonts w:asciiTheme="majorBidi" w:hAnsiTheme="majorBidi" w:cstheme="majorBidi"/>
-        </w:rPr>
-        <w:t xml:space="preserve"> -- </w:t>
-      </w:r>
-      <w:r>
-        <w:rPr>
-          <w:rFonts w:asciiTheme="majorBidi" w:hAnsiTheme="majorBidi" w:cstheme="majorBidi"/>
-        </w:rPr>
-        <w:t>Soil types</w:t>
-      </w:r>
-      <w:r>
-        <w:rPr>
-          <w:rFonts w:asciiTheme="majorBidi" w:hAnsiTheme="majorBidi" w:cstheme="majorBidi"/>
-        </w:rPr>
-        <w:t xml:space="preserve"> </w:t>
-      </w:r>
-      <w:r>
-        <w:rPr>
-          <w:rFonts w:asciiTheme="majorBidi" w:hAnsiTheme="majorBidi" w:cstheme="majorBidi"/>
-        </w:rPr>
-        <w:t xml:space="preserve">(https://www.fao.org/soils-portal/data-hub/soil-maps-and-databases/harmonized-world-soil-database-v20/en/): Soil types based on the Food and Agriculture Organization of the United Nations </w:t>
-      </w:r>
-      <w:r>
-        <w:rPr>
-          <w:rFonts w:asciiTheme="majorBidi" w:hAnsiTheme="majorBidi" w:cstheme="majorBidi"/>
-        </w:rPr>
-        <w:t>(</w:t>
-      </w:r>
-      <w:r>
-        <w:rPr>
-          <w:rFonts w:asciiTheme="majorBidi" w:hAnsiTheme="majorBidi" w:cstheme="majorBidi"/>
-        </w:rPr>
-        <w:t>https://www.fao.org/home/en)</w:t>
-      </w:r>
-      <w:r>
-        <w:rPr>
-          <w:rFonts w:asciiTheme="majorBidi" w:hAnsiTheme="majorBidi" w:cstheme="majorBidi"/>
-        </w:rPr>
-        <w:t>.</w:t>
-      </w:r>
-      <w:r>
-        <w:rPr>
-          <w:rFonts w:asciiTheme="majorBidi" w:hAnsiTheme="majorBidi" w:cstheme="majorBidi"/>
-        </w:rPr>
-        <w:t xml:space="preserve"> Harmonized World Soil Database v2.0 (HWSD) with soil types aggregated into 8 categories: clay (heavy) + clay loam (1), silt loam + silty clay (2), sandy clay + clay (3), loam + silty clay loam (4), sandy clay loam (5), sandy loam + silt (6), loamy sand + silt loam (7), and sand (8) based on similarity in the USDA sand-silt-clay ternary texture class diagram (</w:t>
-      </w:r>
-      <w:hyperlink r:id="rId12" w:history="1">
-        <w:r>
-          <w:rPr>
-            <w:rStyle w:val="Hyperlink"/>
-            <w:rFonts w:asciiTheme="majorBidi" w:hAnsiTheme="majorBidi" w:cstheme="majorBidi"/>
-          </w:rPr>
-          <w:t>https://www.fao.org/soils-portal/data-hub/soil-maps-and-databases/harmonized-world-soil-database-v20/en/</w:t>
-        </w:r>
-      </w:hyperlink>
-      <w:r>
-        <w:rPr>
-          <w:rFonts w:asciiTheme="majorBidi" w:hAnsiTheme="majorBidi" w:cstheme="majorBidi"/>
-        </w:rPr>
-        <w:t>)</w:t>
-      </w:r>
-      <w:r>
-        <w:rPr>
-          <w:rFonts w:asciiTheme="majorBidi" w:hAnsiTheme="majorBidi" w:cstheme="majorBidi"/>
-        </w:rPr>
-        <w:t xml:space="preserve"> </w:t>
-      </w:r>
-      <w:r>
-        <w:rPr>
-          <w:rFonts w:asciiTheme="majorBidi" w:hAnsiTheme="majorBidi" w:cstheme="majorBidi"/>
-        </w:rPr>
-        <w:t>(further detail given in code)</w:t>
-      </w:r>
-      <w:r>
-        <w:rPr>
-          <w:rFonts w:asciiTheme="majorBidi" w:hAnsiTheme="majorBidi" w:cstheme="majorBidi"/>
-        </w:rPr>
-        <w:t xml:space="preserve">. </w:t>
-      </w:r>
-    </w:p>
-    <w:p>
-      <w:pPr>
-        <w:pStyle w:val="ListParagraph"/>
-        <w:numPr>
-          <w:ilvl w:val="2"/>
-          <w:numId w:val="13"/>
-        </w:numPr>
-        <w:rPr>
-          <w:rFonts w:asciiTheme="majorBidi" w:hAnsiTheme="majorBidi" w:cstheme="majorBidi"/>
-          <w:color w:val="1F2328"/>
-          <w:shd w:val="clear" w:color="auto" w:fill="FFFFFF"/>
-        </w:rPr>
-      </w:pPr>
-      <w:r>
-        <w:rPr>
-          <w:rFonts w:asciiTheme="majorBidi" w:hAnsiTheme="majorBidi" w:cstheme="majorBidi"/>
-        </w:rPr>
-        <w:t>Aspect</w:t>
-      </w:r>
-      <w:r>
-        <w:rPr>
-          <w:rFonts w:asciiTheme="majorBidi" w:hAnsiTheme="majorBidi" w:cstheme="majorBidi"/>
-        </w:rPr>
-        <w:t xml:space="preserve"> -- </w:t>
-      </w:r>
-      <w:r>
-        <w:rPr>
-          <w:rFonts w:asciiTheme="majorBidi" w:hAnsiTheme="majorBidi" w:cstheme="majorBidi"/>
-        </w:rPr>
-        <w:t>Slope and aspect data from the FAO Global Terrain Slope and Aspect</w:t>
-      </w:r>
-      <w:r>
-        <w:rPr>
-          <w:rFonts w:asciiTheme="majorBidi" w:hAnsiTheme="majorBidi" w:cstheme="majorBidi"/>
-        </w:rPr>
-        <w:t xml:space="preserve">; </w:t>
-      </w:r>
-      <w:r>
-        <w:rPr>
-          <w:rFonts w:asciiTheme="majorBidi" w:hAnsiTheme="majorBidi" w:cstheme="majorBidi"/>
-        </w:rPr>
-        <w:t>https://www.fao.org/</w:t>
-      </w:r>
-      <w:r>
-        <w:rPr>
-          <w:rFonts w:asciiTheme="majorBidi" w:hAnsiTheme="majorBidi" w:cstheme="majorBidi"/>
-        </w:rPr>
-        <w:t xml:space="preserve"> (full </w:t>
-      </w:r>
-      <w:proofErr w:type="spellStart"/>
-      <w:r>
-        <w:rPr>
-          <w:rFonts w:asciiTheme="majorBidi" w:hAnsiTheme="majorBidi" w:cstheme="majorBidi"/>
-        </w:rPr>
-        <w:t>urls</w:t>
-      </w:r>
-      <w:proofErr w:type="spellEnd"/>
-      <w:r>
-        <w:rPr>
-          <w:rFonts w:asciiTheme="majorBidi" w:hAnsiTheme="majorBidi" w:cstheme="majorBidi"/>
-        </w:rPr>
-        <w:t xml:space="preserve"> given in code)</w:t>
-      </w:r>
-    </w:p>
-    <w:p>
-      <w:pPr>
-        <w:pStyle w:val="ListParagraph"/>
-        <w:numPr>
-          <w:ilvl w:val="2"/>
-          <w:numId w:val="13"/>
-        </w:numPr>
-        <w:rPr>
-          <w:rFonts w:asciiTheme="majorBidi" w:hAnsiTheme="majorBidi" w:cstheme="majorBidi"/>
-          <w:color w:val="1F2328"/>
-          <w:shd w:val="clear" w:color="auto" w:fill="FFFFFF"/>
-        </w:rPr>
-      </w:pPr>
-      <w:r>
-        <w:rPr>
-          <w:rFonts w:asciiTheme="majorBidi" w:hAnsiTheme="majorBidi" w:cstheme="majorBidi"/>
-        </w:rPr>
-        <w:t>Slope</w:t>
-      </w:r>
-      <w:r>
-        <w:rPr>
-          <w:rFonts w:asciiTheme="majorBidi" w:hAnsiTheme="majorBidi" w:cstheme="majorBidi"/>
-        </w:rPr>
-        <w:t xml:space="preserve"> -- </w:t>
-      </w:r>
-      <w:r>
-        <w:rPr>
-          <w:rFonts w:asciiTheme="majorBidi" w:hAnsiTheme="majorBidi" w:cstheme="majorBidi"/>
-        </w:rPr>
-        <w:t>Slope and aspect data from the FAO Global Terrain Slope and Aspect</w:t>
-      </w:r>
-      <w:r>
-        <w:rPr>
-          <w:rFonts w:asciiTheme="majorBidi" w:hAnsiTheme="majorBidi" w:cstheme="majorBidi"/>
-        </w:rPr>
-        <w:t xml:space="preserve">; </w:t>
-      </w:r>
-      <w:r>
-        <w:rPr>
-          <w:rFonts w:asciiTheme="majorBidi" w:hAnsiTheme="majorBidi" w:cstheme="majorBidi"/>
-        </w:rPr>
-        <w:t>https://www.fao.org/</w:t>
-      </w:r>
-      <w:r>
-        <w:rPr>
-          <w:rFonts w:asciiTheme="majorBidi" w:hAnsiTheme="majorBidi" w:cstheme="majorBidi"/>
-        </w:rPr>
-        <w:t xml:space="preserve"> (full </w:t>
-      </w:r>
-      <w:proofErr w:type="spellStart"/>
-      <w:r>
-        <w:rPr>
-          <w:rFonts w:asciiTheme="majorBidi" w:hAnsiTheme="majorBidi" w:cstheme="majorBidi"/>
-        </w:rPr>
-        <w:t>urls</w:t>
-      </w:r>
-      <w:proofErr w:type="spellEnd"/>
-      <w:r>
-        <w:rPr>
-          <w:rFonts w:asciiTheme="majorBidi" w:hAnsiTheme="majorBidi" w:cstheme="majorBidi"/>
-        </w:rPr>
-        <w:t xml:space="preserve"> given in code)</w:t>
-      </w:r>
-    </w:p>
-    <w:p>
-      <w:pPr>
-        <w:pStyle w:val="ListParagraph"/>
-        <w:numPr>
-          <w:ilvl w:val="2"/>
-          <w:numId w:val="13"/>
-        </w:numPr>
-        <w:rPr>
-          <w:rFonts w:asciiTheme="majorBidi" w:hAnsiTheme="majorBidi" w:cstheme="majorBidi"/>
-          <w:color w:val="1F2328"/>
-          <w:shd w:val="clear" w:color="auto" w:fill="FFFFFF"/>
-        </w:rPr>
-      </w:pPr>
-      <w:r>
-        <w:rPr>
-          <w:rFonts w:asciiTheme="majorBidi" w:hAnsiTheme="majorBidi" w:cstheme="majorBidi"/>
-        </w:rPr>
-        <w:t>Gridded Livestock of the World</w:t>
-      </w:r>
-      <w:r>
-        <w:rPr>
-          <w:rFonts w:asciiTheme="majorBidi" w:hAnsiTheme="majorBidi" w:cstheme="majorBidi"/>
-        </w:rPr>
-        <w:t xml:space="preserve"> -- </w:t>
-      </w:r>
-      <w:r>
-        <w:rPr>
-          <w:rFonts w:asciiTheme="majorBidi" w:hAnsiTheme="majorBidi" w:cstheme="majorBidi"/>
-        </w:rPr>
-        <w:t>censused in 2010 and available at a native resolution of 5 arc-</w:t>
-      </w:r>
-      <w:proofErr w:type="gramStart"/>
-      <w:r>
-        <w:rPr>
-          <w:rFonts w:asciiTheme="majorBidi" w:hAnsiTheme="majorBidi" w:cstheme="majorBidi"/>
-        </w:rPr>
-        <w:t>minutes</w:t>
-      </w:r>
-      <w:r>
-        <w:rPr>
-          <w:rFonts w:asciiTheme="majorBidi" w:hAnsiTheme="majorBidi" w:cstheme="majorBidi"/>
-        </w:rPr>
-        <w:t>;</w:t>
-      </w:r>
-      <w:proofErr w:type="gramEnd"/>
-      <w:r>
-        <w:rPr>
-          <w:rFonts w:asciiTheme="majorBidi" w:hAnsiTheme="majorBidi" w:cstheme="majorBidi"/>
-        </w:rPr>
-        <w:t xml:space="preserve"> </w:t>
-      </w:r>
-      <w:r>
-        <w:rPr>
-          <w:rFonts w:asciiTheme="majorBidi" w:hAnsiTheme="majorBidi" w:cstheme="majorBidi"/>
-        </w:rPr>
-        <w:t>https://dataverse.harvard.edu/api/access/datafile</w:t>
-      </w:r>
-      <w:r>
-        <w:rPr>
-          <w:rFonts w:asciiTheme="majorBidi" w:hAnsiTheme="majorBidi" w:cstheme="majorBidi"/>
-        </w:rPr>
-        <w:t xml:space="preserve"> (full </w:t>
-      </w:r>
-      <w:proofErr w:type="spellStart"/>
-      <w:r>
-        <w:rPr>
-          <w:rFonts w:asciiTheme="majorBidi" w:hAnsiTheme="majorBidi" w:cstheme="majorBidi"/>
-        </w:rPr>
-        <w:t>urls</w:t>
-      </w:r>
-      <w:proofErr w:type="spellEnd"/>
-      <w:r>
-        <w:rPr>
-          <w:rFonts w:asciiTheme="majorBidi" w:hAnsiTheme="majorBidi" w:cstheme="majorBidi"/>
-        </w:rPr>
-        <w:t xml:space="preserve"> given in code)</w:t>
-      </w:r>
-    </w:p>
-    <w:p>
-      <w:pPr>
-        <w:pStyle w:val="ListParagraph"/>
-        <w:numPr>
-          <w:ilvl w:val="2"/>
-          <w:numId w:val="13"/>
-        </w:numPr>
-        <w:rPr>
-          <w:rFonts w:asciiTheme="majorBidi" w:hAnsiTheme="majorBidi" w:cstheme="majorBidi"/>
-          <w:color w:val="1F2328"/>
-          <w:shd w:val="clear" w:color="auto" w:fill="FFFFFF"/>
-        </w:rPr>
-      </w:pPr>
-      <w:r>
-        <w:rPr>
-          <w:rFonts w:asciiTheme="majorBidi" w:hAnsiTheme="majorBidi" w:cstheme="majorBidi"/>
-        </w:rPr>
-        <w:t>Elevation</w:t>
-      </w:r>
-      <w:r>
-        <w:rPr>
-          <w:rFonts w:asciiTheme="majorBidi" w:hAnsiTheme="majorBidi" w:cstheme="majorBidi"/>
-        </w:rPr>
-        <w:t xml:space="preserve"> --</w:t>
-      </w:r>
-      <w:r>
-        <w:rPr>
-          <w:rFonts w:asciiTheme="majorBidi" w:hAnsiTheme="majorBidi" w:cstheme="majorBidi"/>
-        </w:rPr>
-        <w:t xml:space="preserve"> </w:t>
-      </w:r>
-      <w:r>
-        <w:rPr>
-          <w:rFonts w:asciiTheme="majorBidi" w:hAnsiTheme="majorBidi" w:cstheme="majorBidi"/>
-        </w:rPr>
-        <w:t xml:space="preserve">Elevation data accessed via the </w:t>
-      </w:r>
-      <w:proofErr w:type="spellStart"/>
-      <w:r>
-        <w:rPr>
-          <w:rFonts w:asciiTheme="majorBidi" w:hAnsiTheme="majorBidi" w:cstheme="majorBidi"/>
-          <w:color w:val="BF4E14" w:themeColor="accent2" w:themeShade="BF"/>
-        </w:rPr>
-        <w:t>elevation_</w:t>
-      </w:r>
-      <w:proofErr w:type="gramStart"/>
-      <w:r>
-        <w:rPr>
-          <w:rFonts w:asciiTheme="majorBidi" w:hAnsiTheme="majorBidi" w:cstheme="majorBidi"/>
-          <w:color w:val="BF4E14" w:themeColor="accent2" w:themeShade="BF"/>
-        </w:rPr>
-        <w:t>global</w:t>
-      </w:r>
-      <w:proofErr w:type="spellEnd"/>
-      <w:r>
-        <w:rPr>
-          <w:rFonts w:asciiTheme="majorBidi" w:hAnsiTheme="majorBidi" w:cstheme="majorBidi"/>
-          <w:color w:val="BF4E14" w:themeColor="accent2" w:themeShade="BF"/>
-        </w:rPr>
-        <w:t>(</w:t>
-      </w:r>
-      <w:proofErr w:type="gramEnd"/>
-      <w:r>
-        <w:rPr>
-          <w:rFonts w:asciiTheme="majorBidi" w:hAnsiTheme="majorBidi" w:cstheme="majorBidi"/>
-          <w:color w:val="BF4E14" w:themeColor="accent2" w:themeShade="BF"/>
-        </w:rPr>
-        <w:t>)</w:t>
-      </w:r>
-      <w:r>
-        <w:rPr>
-          <w:rFonts w:asciiTheme="majorBidi" w:hAnsiTheme="majorBidi" w:cstheme="majorBidi"/>
-        </w:rPr>
-        <w:t xml:space="preserve"> function of the</w:t>
-      </w:r>
-      <w:r>
-        <w:rPr>
-          <w:rFonts w:asciiTheme="majorBidi" w:hAnsiTheme="majorBidi" w:cstheme="majorBidi"/>
-          <w:color w:val="BF4E14" w:themeColor="accent2" w:themeShade="BF"/>
-        </w:rPr>
-        <w:t xml:space="preserve"> geodata</w:t>
-      </w:r>
-      <w:r>
-        <w:rPr>
-          <w:rFonts w:asciiTheme="majorBidi" w:hAnsiTheme="majorBidi" w:cstheme="majorBidi"/>
-          <w:color w:val="BF4E14" w:themeColor="accent2" w:themeShade="BF"/>
-        </w:rPr>
-        <w:t xml:space="preserve"> </w:t>
-      </w:r>
-      <w:r>
-        <w:rPr>
-          <w:rFonts w:asciiTheme="majorBidi" w:hAnsiTheme="majorBidi" w:cstheme="majorBidi"/>
-        </w:rPr>
-        <w:t>package</w:t>
-      </w:r>
-      <w:r>
-        <w:rPr>
-          <w:rFonts w:asciiTheme="majorBidi" w:hAnsiTheme="majorBidi" w:cstheme="majorBidi"/>
-        </w:rPr>
-        <w:t xml:space="preserve"> </w:t>
-      </w:r>
-      <w:r>
-        <w:rPr>
-          <w:rFonts w:asciiTheme="majorBidi" w:hAnsiTheme="majorBidi" w:cstheme="majorBidi"/>
-        </w:rPr>
-        <w:t>(https://rdrr.io/cran/geodata/man/elevation.html) in R, drawn from the Shuttle Radar Topography Mission (SRTM) at resolution of 0.5 minutes of a degree</w:t>
-      </w:r>
-      <w:r>
-        <w:rPr>
-          <w:rFonts w:asciiTheme="majorBidi" w:hAnsiTheme="majorBidi" w:cstheme="majorBidi"/>
-        </w:rPr>
-        <w:t>;</w:t>
-      </w:r>
-      <w:r>
-        <w:rPr>
-          <w:rFonts w:asciiTheme="majorBidi" w:hAnsiTheme="majorBidi" w:cstheme="majorBidi"/>
-        </w:rPr>
-        <w:t xml:space="preserve"> </w:t>
-      </w:r>
-      <w:proofErr w:type="gramStart"/>
-      <w:r>
-        <w:rPr>
-          <w:rFonts w:asciiTheme="majorBidi" w:hAnsiTheme="majorBidi" w:cstheme="majorBidi"/>
-          <w:color w:val="BF4E14" w:themeColor="accent2" w:themeShade="BF"/>
-        </w:rPr>
-        <w:t>geodata::</w:t>
-      </w:r>
-      <w:proofErr w:type="spellStart"/>
-      <w:proofErr w:type="gramEnd"/>
-      <w:r>
-        <w:rPr>
-          <w:rFonts w:asciiTheme="majorBidi" w:hAnsiTheme="majorBidi" w:cstheme="majorBidi"/>
-          <w:color w:val="BF4E14" w:themeColor="accent2" w:themeShade="BF"/>
-        </w:rPr>
-        <w:t>elevation_</w:t>
-      </w:r>
-      <w:proofErr w:type="gramStart"/>
-      <w:r>
-        <w:rPr>
-          <w:rFonts w:asciiTheme="majorBidi" w:hAnsiTheme="majorBidi" w:cstheme="majorBidi"/>
-          <w:color w:val="BF4E14" w:themeColor="accent2" w:themeShade="BF"/>
-        </w:rPr>
-        <w:t>global</w:t>
-      </w:r>
-      <w:proofErr w:type="spellEnd"/>
-      <w:r>
-        <w:rPr>
-          <w:rFonts w:asciiTheme="majorBidi" w:hAnsiTheme="majorBidi" w:cstheme="majorBidi"/>
-          <w:color w:val="BF4E14" w:themeColor="accent2" w:themeShade="BF"/>
-        </w:rPr>
-        <w:t>(</w:t>
-      </w:r>
-      <w:proofErr w:type="gramEnd"/>
-      <w:r>
-        <w:rPr>
-          <w:rFonts w:asciiTheme="majorBidi" w:hAnsiTheme="majorBidi" w:cstheme="majorBidi"/>
-          <w:color w:val="BF4E14" w:themeColor="accent2" w:themeShade="BF"/>
-        </w:rPr>
-        <w:t>)</w:t>
-      </w:r>
-    </w:p>
-    <w:p>
-      <w:pPr>
-        <w:pStyle w:val="ListParagraph"/>
-        <w:numPr>
-          <w:ilvl w:val="2"/>
-          <w:numId w:val="13"/>
-        </w:numPr>
-        <w:rPr>
-          <w:rFonts w:asciiTheme="majorBidi" w:hAnsiTheme="majorBidi" w:cstheme="majorBidi"/>
-          <w:color w:val="1F2328"/>
-          <w:shd w:val="clear" w:color="auto" w:fill="FFFFFF"/>
-        </w:rPr>
-      </w:pPr>
-      <w:r>
-        <w:rPr>
-          <w:rFonts w:asciiTheme="majorBidi" w:hAnsiTheme="majorBidi" w:cstheme="majorBidi"/>
-        </w:rPr>
-        <w:t>Bioclimatic variables</w:t>
-      </w:r>
-      <w:r>
-        <w:rPr>
-          <w:rFonts w:asciiTheme="majorBidi" w:hAnsiTheme="majorBidi" w:cstheme="majorBidi"/>
-        </w:rPr>
-        <w:t xml:space="preserve"> -- </w:t>
-      </w:r>
-      <w:proofErr w:type="spellStart"/>
-      <w:r>
-        <w:rPr>
-          <w:rFonts w:asciiTheme="majorBidi" w:hAnsiTheme="majorBidi" w:cstheme="majorBidi"/>
-        </w:rPr>
-        <w:t>Bioclimactic</w:t>
-      </w:r>
-      <w:proofErr w:type="spellEnd"/>
-      <w:r>
-        <w:rPr>
-          <w:rFonts w:asciiTheme="majorBidi" w:hAnsiTheme="majorBidi" w:cstheme="majorBidi"/>
-        </w:rPr>
-        <w:t xml:space="preserve"> data from the </w:t>
-      </w:r>
-      <w:proofErr w:type="spellStart"/>
-      <w:r>
-        <w:rPr>
-          <w:rFonts w:asciiTheme="majorBidi" w:hAnsiTheme="majorBidi" w:cstheme="majorBidi"/>
-        </w:rPr>
-        <w:t>WorldClim</w:t>
-      </w:r>
-      <w:proofErr w:type="spellEnd"/>
-      <w:r>
-        <w:rPr>
-          <w:rFonts w:asciiTheme="majorBidi" w:hAnsiTheme="majorBidi" w:cstheme="majorBidi"/>
-        </w:rPr>
-        <w:t xml:space="preserve"> version 2.1 accessed via the </w:t>
-      </w:r>
-      <w:proofErr w:type="spellStart"/>
-      <w:r>
-        <w:rPr>
-          <w:rFonts w:asciiTheme="majorBidi" w:hAnsiTheme="majorBidi" w:cstheme="majorBidi"/>
-          <w:color w:val="BF4E14" w:themeColor="accent2" w:themeShade="BF"/>
-        </w:rPr>
-        <w:t>worldclim_</w:t>
-      </w:r>
-      <w:proofErr w:type="gramStart"/>
-      <w:r>
-        <w:rPr>
-          <w:rFonts w:asciiTheme="majorBidi" w:hAnsiTheme="majorBidi" w:cstheme="majorBidi"/>
-          <w:color w:val="BF4E14" w:themeColor="accent2" w:themeShade="BF"/>
-        </w:rPr>
-        <w:t>global</w:t>
-      </w:r>
-      <w:proofErr w:type="spellEnd"/>
-      <w:r>
-        <w:rPr>
-          <w:rFonts w:asciiTheme="majorBidi" w:hAnsiTheme="majorBidi" w:cstheme="majorBidi"/>
-          <w:color w:val="BF4E14" w:themeColor="accent2" w:themeShade="BF"/>
-        </w:rPr>
-        <w:t>(</w:t>
-      </w:r>
-      <w:proofErr w:type="gramEnd"/>
-      <w:r>
-        <w:rPr>
-          <w:rFonts w:asciiTheme="majorBidi" w:hAnsiTheme="majorBidi" w:cstheme="majorBidi"/>
-          <w:color w:val="BF4E14" w:themeColor="accent2" w:themeShade="BF"/>
-        </w:rPr>
-        <w:t>)</w:t>
-      </w:r>
-      <w:r>
-        <w:rPr>
-          <w:rFonts w:asciiTheme="majorBidi" w:hAnsiTheme="majorBidi" w:cstheme="majorBidi"/>
-        </w:rPr>
-        <w:t xml:space="preserve"> function of the </w:t>
-      </w:r>
-      <w:r>
-        <w:rPr>
-          <w:rFonts w:asciiTheme="majorBidi" w:hAnsiTheme="majorBidi" w:cstheme="majorBidi"/>
-          <w:color w:val="BF4E14" w:themeColor="accent2" w:themeShade="BF"/>
-        </w:rPr>
-        <w:t>geodata</w:t>
-      </w:r>
-      <w:r>
-        <w:rPr>
-          <w:rFonts w:asciiTheme="majorBidi" w:hAnsiTheme="majorBidi" w:cstheme="majorBidi"/>
-        </w:rPr>
-        <w:t xml:space="preserve"> </w:t>
-      </w:r>
-      <w:r>
-        <w:rPr>
-          <w:rFonts w:asciiTheme="majorBidi" w:hAnsiTheme="majorBidi" w:cstheme="majorBidi"/>
-        </w:rPr>
-        <w:t>package</w:t>
-      </w:r>
-      <w:r>
-        <w:rPr>
-          <w:rFonts w:asciiTheme="majorBidi" w:hAnsiTheme="majorBidi" w:cstheme="majorBidi"/>
-        </w:rPr>
-        <w:t xml:space="preserve"> </w:t>
-      </w:r>
-      <w:r>
-        <w:rPr>
-          <w:rFonts w:asciiTheme="majorBidi" w:hAnsiTheme="majorBidi" w:cstheme="majorBidi"/>
-        </w:rPr>
-        <w:t>(https://rdrr.io/cran/geodata/man/worldclim.html) in R and represent the global mean values across the period of 1970-2000 at a 2.5m resolution</w:t>
-      </w:r>
-      <w:r>
-        <w:rPr>
-          <w:rFonts w:asciiTheme="majorBidi" w:hAnsiTheme="majorBidi" w:cstheme="majorBidi"/>
-        </w:rPr>
-        <w:t xml:space="preserve">; </w:t>
-      </w:r>
-      <w:proofErr w:type="gramStart"/>
-      <w:r>
-        <w:rPr>
-          <w:rFonts w:asciiTheme="majorBidi" w:hAnsiTheme="majorBidi" w:cstheme="majorBidi"/>
-          <w:color w:val="BF4E14" w:themeColor="accent2" w:themeShade="BF"/>
-        </w:rPr>
-        <w:t>geodata::</w:t>
-      </w:r>
-      <w:proofErr w:type="spellStart"/>
-      <w:proofErr w:type="gramEnd"/>
-      <w:r>
-        <w:rPr>
-          <w:rFonts w:asciiTheme="majorBidi" w:hAnsiTheme="majorBidi" w:cstheme="majorBidi"/>
-          <w:color w:val="BF4E14" w:themeColor="accent2" w:themeShade="BF"/>
-        </w:rPr>
-        <w:t>worldclim_</w:t>
-      </w:r>
-      <w:proofErr w:type="gramStart"/>
-      <w:r>
-        <w:rPr>
-          <w:rFonts w:asciiTheme="majorBidi" w:hAnsiTheme="majorBidi" w:cstheme="majorBidi"/>
-          <w:color w:val="BF4E14" w:themeColor="accent2" w:themeShade="BF"/>
-        </w:rPr>
-        <w:t>global</w:t>
-      </w:r>
-      <w:proofErr w:type="spellEnd"/>
-      <w:r>
-        <w:rPr>
-          <w:rFonts w:asciiTheme="majorBidi" w:hAnsiTheme="majorBidi" w:cstheme="majorBidi"/>
-          <w:color w:val="BF4E14" w:themeColor="accent2" w:themeShade="BF"/>
-        </w:rPr>
-        <w:t>(</w:t>
-      </w:r>
-      <w:proofErr w:type="gramEnd"/>
-      <w:r>
-        <w:rPr>
-          <w:rFonts w:asciiTheme="majorBidi" w:hAnsiTheme="majorBidi" w:cstheme="majorBidi"/>
-          <w:color w:val="BF4E14" w:themeColor="accent2" w:themeShade="BF"/>
-        </w:rPr>
-        <w:t>)</w:t>
-      </w:r>
-      <w:r>
-        <w:rPr>
-          <w:rFonts w:asciiTheme="majorBidi" w:hAnsiTheme="majorBidi" w:cstheme="majorBidi"/>
-          <w:color w:val="000000" w:themeColor="text1"/>
-        </w:rPr>
-        <w:t>.</w:t>
-      </w:r>
-      <w:r>
-        <w:rPr>
-          <w:rFonts w:asciiTheme="majorBidi" w:hAnsiTheme="majorBidi" w:cstheme="majorBidi"/>
-          <w:color w:val="BF4E14" w:themeColor="accent2" w:themeShade="BF"/>
-        </w:rPr>
-        <w:t xml:space="preserve"> </w:t>
-      </w:r>
-      <w:proofErr w:type="spellStart"/>
-      <w:r>
-        <w:rPr>
-          <w:rFonts w:asciiTheme="majorBidi" w:hAnsiTheme="majorBidi" w:cstheme="majorBidi"/>
-          <w:color w:val="000000" w:themeColor="text1"/>
-        </w:rPr>
-        <w:t>Bioclimactic</w:t>
-      </w:r>
-      <w:proofErr w:type="spellEnd"/>
-      <w:r>
-        <w:rPr>
-          <w:rFonts w:asciiTheme="majorBidi" w:hAnsiTheme="majorBidi" w:cstheme="majorBidi"/>
-          <w:color w:val="000000" w:themeColor="text1"/>
-        </w:rPr>
-        <w:t xml:space="preserve"> variables included: </w:t>
-      </w:r>
-      <w:proofErr w:type="spellStart"/>
-      <w:r>
-        <w:rPr>
-          <w:rFonts w:asciiTheme="majorBidi" w:hAnsiTheme="majorBidi" w:cstheme="majorBidi"/>
-          <w:color w:val="000000" w:themeColor="text1"/>
-        </w:rPr>
-        <w:t>Annual_Mean_Temperature</w:t>
-      </w:r>
-      <w:proofErr w:type="spellEnd"/>
-      <w:r>
-        <w:rPr>
-          <w:rFonts w:asciiTheme="majorBidi" w:hAnsiTheme="majorBidi" w:cstheme="majorBidi"/>
-          <w:color w:val="000000" w:themeColor="text1"/>
-        </w:rPr>
-        <w:t xml:space="preserve">, </w:t>
-      </w:r>
-      <w:proofErr w:type="spellStart"/>
-      <w:r>
-        <w:rPr>
-          <w:rFonts w:asciiTheme="majorBidi" w:hAnsiTheme="majorBidi" w:cstheme="majorBidi"/>
-          <w:color w:val="000000" w:themeColor="text1"/>
-        </w:rPr>
-        <w:t>Mean_Diurnal_Range</w:t>
-      </w:r>
-      <w:proofErr w:type="spellEnd"/>
-      <w:r>
-        <w:rPr>
-          <w:rFonts w:asciiTheme="majorBidi" w:hAnsiTheme="majorBidi" w:cstheme="majorBidi"/>
-          <w:color w:val="000000" w:themeColor="text1"/>
-        </w:rPr>
-        <w:t xml:space="preserve">, </w:t>
-      </w:r>
-      <w:proofErr w:type="spellStart"/>
-      <w:r>
-        <w:rPr>
-          <w:rFonts w:asciiTheme="majorBidi" w:hAnsiTheme="majorBidi" w:cstheme="majorBidi"/>
-          <w:color w:val="000000" w:themeColor="text1"/>
-        </w:rPr>
-        <w:t>Isothermality</w:t>
-      </w:r>
-      <w:proofErr w:type="spellEnd"/>
-      <w:r>
-        <w:rPr>
-          <w:rFonts w:asciiTheme="majorBidi" w:hAnsiTheme="majorBidi" w:cstheme="majorBidi"/>
-          <w:color w:val="000000" w:themeColor="text1"/>
-        </w:rPr>
-        <w:t xml:space="preserve">, </w:t>
-      </w:r>
-      <w:proofErr w:type="spellStart"/>
-      <w:r>
-        <w:rPr>
-          <w:rFonts w:asciiTheme="majorBidi" w:hAnsiTheme="majorBidi" w:cstheme="majorBidi"/>
-          <w:color w:val="000000" w:themeColor="text1"/>
-        </w:rPr>
-        <w:t>Temperature_Seasonality</w:t>
-      </w:r>
-      <w:proofErr w:type="spellEnd"/>
-      <w:r>
-        <w:rPr>
-          <w:rFonts w:asciiTheme="majorBidi" w:hAnsiTheme="majorBidi" w:cstheme="majorBidi"/>
-          <w:color w:val="000000" w:themeColor="text1"/>
-        </w:rPr>
-        <w:t xml:space="preserve">, </w:t>
-      </w:r>
-      <w:proofErr w:type="spellStart"/>
-      <w:r>
-        <w:rPr>
-          <w:rFonts w:asciiTheme="majorBidi" w:hAnsiTheme="majorBidi" w:cstheme="majorBidi"/>
-          <w:color w:val="000000" w:themeColor="text1"/>
-        </w:rPr>
-        <w:t>Max_Temperature_of_Warmest_Month</w:t>
-      </w:r>
-      <w:proofErr w:type="spellEnd"/>
-      <w:r>
-        <w:rPr>
-          <w:rFonts w:asciiTheme="majorBidi" w:hAnsiTheme="majorBidi" w:cstheme="majorBidi"/>
-          <w:color w:val="000000" w:themeColor="text1"/>
-        </w:rPr>
-        <w:t xml:space="preserve">, </w:t>
-      </w:r>
-      <w:proofErr w:type="spellStart"/>
-      <w:r>
-        <w:rPr>
-          <w:rFonts w:asciiTheme="majorBidi" w:hAnsiTheme="majorBidi" w:cstheme="majorBidi"/>
-          <w:color w:val="000000" w:themeColor="text1"/>
-        </w:rPr>
-        <w:t>Min_Temperature_of_Coldest_Month</w:t>
-      </w:r>
-      <w:proofErr w:type="spellEnd"/>
-      <w:r>
-        <w:rPr>
-          <w:rFonts w:asciiTheme="majorBidi" w:hAnsiTheme="majorBidi" w:cstheme="majorBidi"/>
-          <w:color w:val="000000" w:themeColor="text1"/>
-        </w:rPr>
-        <w:t xml:space="preserve">, </w:t>
-      </w:r>
-      <w:proofErr w:type="spellStart"/>
-      <w:r>
-        <w:rPr>
-          <w:rFonts w:asciiTheme="majorBidi" w:hAnsiTheme="majorBidi" w:cstheme="majorBidi"/>
-          <w:color w:val="000000" w:themeColor="text1"/>
-        </w:rPr>
-        <w:t>Temperature_Annual_Range</w:t>
-      </w:r>
-      <w:proofErr w:type="spellEnd"/>
-      <w:r>
-        <w:rPr>
-          <w:rFonts w:asciiTheme="majorBidi" w:hAnsiTheme="majorBidi" w:cstheme="majorBidi"/>
-          <w:color w:val="000000" w:themeColor="text1"/>
-        </w:rPr>
-        <w:t xml:space="preserve">, </w:t>
-      </w:r>
-      <w:proofErr w:type="spellStart"/>
-      <w:r>
-        <w:rPr>
-          <w:rFonts w:asciiTheme="majorBidi" w:hAnsiTheme="majorBidi" w:cstheme="majorBidi"/>
-          <w:color w:val="000000" w:themeColor="text1"/>
-        </w:rPr>
-        <w:t>Mean_Temperature_of_Wettest_Quarter</w:t>
-      </w:r>
-      <w:proofErr w:type="spellEnd"/>
-      <w:r>
-        <w:rPr>
-          <w:rFonts w:asciiTheme="majorBidi" w:hAnsiTheme="majorBidi" w:cstheme="majorBidi"/>
-          <w:color w:val="000000" w:themeColor="text1"/>
-        </w:rPr>
-        <w:t xml:space="preserve">, </w:t>
-      </w:r>
-      <w:proofErr w:type="spellStart"/>
-      <w:r>
-        <w:rPr>
-          <w:rFonts w:asciiTheme="majorBidi" w:hAnsiTheme="majorBidi" w:cstheme="majorBidi"/>
-          <w:color w:val="000000" w:themeColor="text1"/>
-        </w:rPr>
-        <w:t>Mean_Temperature_of_Driest_Quarter</w:t>
-      </w:r>
-      <w:proofErr w:type="spellEnd"/>
-      <w:r>
-        <w:rPr>
-          <w:rFonts w:asciiTheme="majorBidi" w:hAnsiTheme="majorBidi" w:cstheme="majorBidi"/>
-          <w:color w:val="000000" w:themeColor="text1"/>
-        </w:rPr>
-        <w:t xml:space="preserve">, </w:t>
-      </w:r>
-      <w:proofErr w:type="spellStart"/>
-      <w:r>
-        <w:rPr>
-          <w:rFonts w:asciiTheme="majorBidi" w:hAnsiTheme="majorBidi" w:cstheme="majorBidi"/>
-          <w:color w:val="000000" w:themeColor="text1"/>
-        </w:rPr>
-        <w:lastRenderedPageBreak/>
-        <w:t>Mean_Temperature_of_Warmest_Quarter</w:t>
-      </w:r>
-      <w:proofErr w:type="spellEnd"/>
-      <w:r>
-        <w:rPr>
-          <w:rFonts w:asciiTheme="majorBidi" w:hAnsiTheme="majorBidi" w:cstheme="majorBidi"/>
-          <w:color w:val="000000" w:themeColor="text1"/>
-        </w:rPr>
-        <w:t xml:space="preserve">, </w:t>
-      </w:r>
-      <w:proofErr w:type="spellStart"/>
-      <w:r>
-        <w:rPr>
-          <w:rFonts w:asciiTheme="majorBidi" w:hAnsiTheme="majorBidi" w:cstheme="majorBidi"/>
-          <w:color w:val="000000" w:themeColor="text1"/>
-        </w:rPr>
-        <w:t>Mean_Temperature_of_Coldest_Quarter</w:t>
-      </w:r>
-      <w:proofErr w:type="spellEnd"/>
-      <w:r>
-        <w:rPr>
-          <w:rFonts w:asciiTheme="majorBidi" w:hAnsiTheme="majorBidi" w:cstheme="majorBidi"/>
-          <w:color w:val="000000" w:themeColor="text1"/>
-        </w:rPr>
-        <w:t xml:space="preserve">, </w:t>
-      </w:r>
-      <w:proofErr w:type="spellStart"/>
-      <w:r>
-        <w:rPr>
-          <w:rFonts w:asciiTheme="majorBidi" w:hAnsiTheme="majorBidi" w:cstheme="majorBidi"/>
-          <w:color w:val="000000" w:themeColor="text1"/>
-        </w:rPr>
-        <w:t>Annual_Precipitation</w:t>
-      </w:r>
-      <w:proofErr w:type="spellEnd"/>
-      <w:r>
-        <w:rPr>
-          <w:rFonts w:asciiTheme="majorBidi" w:hAnsiTheme="majorBidi" w:cstheme="majorBidi"/>
-          <w:color w:val="000000" w:themeColor="text1"/>
-        </w:rPr>
-        <w:t xml:space="preserve">, </w:t>
-      </w:r>
-      <w:proofErr w:type="spellStart"/>
-      <w:r>
-        <w:rPr>
-          <w:rFonts w:asciiTheme="majorBidi" w:hAnsiTheme="majorBidi" w:cstheme="majorBidi"/>
-          <w:color w:val="000000" w:themeColor="text1"/>
-        </w:rPr>
-        <w:t>Precipitation_of_Wettest_Month</w:t>
-      </w:r>
-      <w:proofErr w:type="spellEnd"/>
-      <w:r>
-        <w:rPr>
-          <w:rFonts w:asciiTheme="majorBidi" w:hAnsiTheme="majorBidi" w:cstheme="majorBidi"/>
-          <w:color w:val="000000" w:themeColor="text1"/>
-        </w:rPr>
-        <w:t xml:space="preserve">, </w:t>
-      </w:r>
-      <w:proofErr w:type="spellStart"/>
-      <w:r>
-        <w:rPr>
-          <w:rFonts w:asciiTheme="majorBidi" w:hAnsiTheme="majorBidi" w:cstheme="majorBidi"/>
-          <w:color w:val="000000" w:themeColor="text1"/>
-        </w:rPr>
-        <w:t>Precipitation_of_Driest_Month</w:t>
-      </w:r>
-      <w:proofErr w:type="spellEnd"/>
-      <w:r>
-        <w:rPr>
-          <w:rFonts w:asciiTheme="majorBidi" w:hAnsiTheme="majorBidi" w:cstheme="majorBidi"/>
-          <w:color w:val="000000" w:themeColor="text1"/>
-        </w:rPr>
-        <w:t xml:space="preserve">, </w:t>
-      </w:r>
-      <w:proofErr w:type="spellStart"/>
-      <w:r>
-        <w:rPr>
-          <w:rFonts w:asciiTheme="majorBidi" w:hAnsiTheme="majorBidi" w:cstheme="majorBidi"/>
-          <w:color w:val="000000" w:themeColor="text1"/>
-        </w:rPr>
-        <w:t>Precipitation_Seasonality</w:t>
-      </w:r>
-      <w:proofErr w:type="spellEnd"/>
-      <w:r>
-        <w:rPr>
-          <w:rFonts w:asciiTheme="majorBidi" w:hAnsiTheme="majorBidi" w:cstheme="majorBidi"/>
-          <w:color w:val="000000" w:themeColor="text1"/>
-        </w:rPr>
-        <w:t xml:space="preserve">, </w:t>
-      </w:r>
-      <w:proofErr w:type="spellStart"/>
-      <w:r>
-        <w:rPr>
-          <w:rFonts w:asciiTheme="majorBidi" w:hAnsiTheme="majorBidi" w:cstheme="majorBidi"/>
-          <w:color w:val="000000" w:themeColor="text1"/>
-        </w:rPr>
-        <w:t>Precipitation_of_Wettest_Quarter</w:t>
-      </w:r>
-      <w:proofErr w:type="spellEnd"/>
-      <w:r>
-        <w:rPr>
-          <w:rFonts w:asciiTheme="majorBidi" w:hAnsiTheme="majorBidi" w:cstheme="majorBidi"/>
-          <w:color w:val="000000" w:themeColor="text1"/>
-        </w:rPr>
-        <w:t xml:space="preserve">, </w:t>
-      </w:r>
-      <w:proofErr w:type="spellStart"/>
-      <w:r>
-        <w:rPr>
-          <w:rFonts w:asciiTheme="majorBidi" w:hAnsiTheme="majorBidi" w:cstheme="majorBidi"/>
-          <w:color w:val="000000" w:themeColor="text1"/>
-        </w:rPr>
-        <w:t>Precipitation_of_Driest_Quarter</w:t>
-      </w:r>
-      <w:proofErr w:type="spellEnd"/>
-      <w:r>
-        <w:rPr>
-          <w:rFonts w:asciiTheme="majorBidi" w:hAnsiTheme="majorBidi" w:cstheme="majorBidi"/>
-          <w:color w:val="000000" w:themeColor="text1"/>
-        </w:rPr>
-        <w:t xml:space="preserve">, </w:t>
-      </w:r>
-      <w:proofErr w:type="spellStart"/>
-      <w:r>
-        <w:rPr>
-          <w:rFonts w:asciiTheme="majorBidi" w:hAnsiTheme="majorBidi" w:cstheme="majorBidi"/>
-          <w:color w:val="000000" w:themeColor="text1"/>
-        </w:rPr>
-        <w:t>Precipitation_of_Warmest_Quarter</w:t>
-      </w:r>
-      <w:proofErr w:type="spellEnd"/>
-      <w:r>
-        <w:rPr>
-          <w:rFonts w:asciiTheme="majorBidi" w:hAnsiTheme="majorBidi" w:cstheme="majorBidi"/>
-          <w:color w:val="000000" w:themeColor="text1"/>
-        </w:rPr>
-        <w:t xml:space="preserve">, and </w:t>
-      </w:r>
-      <w:proofErr w:type="spellStart"/>
-      <w:r>
-        <w:rPr>
-          <w:rFonts w:asciiTheme="majorBidi" w:hAnsiTheme="majorBidi" w:cstheme="majorBidi"/>
-          <w:color w:val="000000" w:themeColor="text1"/>
-        </w:rPr>
-        <w:t>Precipitation_of_Coldest_Quarter</w:t>
-      </w:r>
-      <w:proofErr w:type="spellEnd"/>
-    </w:p>
-    <w:p>
-      <w:pPr>
-        <w:pStyle w:val="ListParagraph"/>
-        <w:numPr>
-          <w:ilvl w:val="2"/>
-          <w:numId w:val="13"/>
-        </w:numPr>
-        <w:rPr>
-          <w:rFonts w:asciiTheme="majorBidi" w:hAnsiTheme="majorBidi" w:cstheme="majorBidi"/>
-          <w:color w:val="1F2328"/>
-          <w:shd w:val="clear" w:color="auto" w:fill="FFFFFF"/>
-        </w:rPr>
-      </w:pPr>
-      <w:r>
-        <w:rPr>
-          <w:rFonts w:asciiTheme="majorBidi" w:hAnsiTheme="majorBidi" w:cstheme="majorBidi"/>
-        </w:rPr>
-        <w:t>Landcover</w:t>
-      </w:r>
-      <w:r>
-        <w:rPr>
-          <w:rFonts w:asciiTheme="majorBidi" w:hAnsiTheme="majorBidi" w:cstheme="majorBidi"/>
-        </w:rPr>
-        <w:t xml:space="preserve"> -- </w:t>
-      </w:r>
-      <w:r>
-        <w:rPr>
-          <w:rFonts w:asciiTheme="majorBidi" w:hAnsiTheme="majorBidi" w:cstheme="majorBidi"/>
-        </w:rPr>
-        <w:t xml:space="preserve">Landcover data was accessed via the </w:t>
-      </w:r>
-      <w:proofErr w:type="gramStart"/>
-      <w:r>
-        <w:rPr>
-          <w:rFonts w:asciiTheme="majorBidi" w:hAnsiTheme="majorBidi" w:cstheme="majorBidi"/>
-          <w:color w:val="BF4E14" w:themeColor="accent2" w:themeShade="BF"/>
-        </w:rPr>
-        <w:t>landcover(</w:t>
-      </w:r>
-      <w:proofErr w:type="gramEnd"/>
-      <w:r>
-        <w:rPr>
-          <w:rFonts w:asciiTheme="majorBidi" w:hAnsiTheme="majorBidi" w:cstheme="majorBidi"/>
-          <w:color w:val="BF4E14" w:themeColor="accent2" w:themeShade="BF"/>
-        </w:rPr>
-        <w:t>)</w:t>
-      </w:r>
-      <w:r>
-        <w:rPr>
-          <w:rFonts w:asciiTheme="majorBidi" w:hAnsiTheme="majorBidi" w:cstheme="majorBidi"/>
-        </w:rPr>
-        <w:t xml:space="preserve"> function of </w:t>
-      </w:r>
-      <w:r>
-        <w:rPr>
-          <w:rFonts w:asciiTheme="majorBidi" w:hAnsiTheme="majorBidi" w:cstheme="majorBidi"/>
-        </w:rPr>
-        <w:t xml:space="preserve">the </w:t>
-      </w:r>
-      <w:r>
-        <w:rPr>
-          <w:rFonts w:asciiTheme="majorBidi" w:hAnsiTheme="majorBidi" w:cstheme="majorBidi"/>
-          <w:color w:val="BF4E14" w:themeColor="accent2" w:themeShade="BF"/>
-        </w:rPr>
-        <w:t>geodata</w:t>
-      </w:r>
-      <w:r>
-        <w:rPr>
-          <w:rFonts w:asciiTheme="majorBidi" w:hAnsiTheme="majorBidi" w:cstheme="majorBidi"/>
-        </w:rPr>
-        <w:t xml:space="preserve"> </w:t>
-      </w:r>
-      <w:r>
-        <w:rPr>
-          <w:rFonts w:asciiTheme="majorBidi" w:hAnsiTheme="majorBidi" w:cstheme="majorBidi"/>
-        </w:rPr>
-        <w:t xml:space="preserve">(https://rdrr.io/cran/geodata/man/elevation.html) package in R, drawn from the ESA </w:t>
-      </w:r>
-      <w:proofErr w:type="spellStart"/>
-      <w:r>
-        <w:rPr>
-          <w:rFonts w:asciiTheme="majorBidi" w:hAnsiTheme="majorBidi" w:cstheme="majorBidi"/>
-        </w:rPr>
-        <w:t>WorldCover</w:t>
-      </w:r>
-      <w:proofErr w:type="spellEnd"/>
-      <w:r>
-        <w:rPr>
-          <w:rFonts w:asciiTheme="majorBidi" w:hAnsiTheme="majorBidi" w:cstheme="majorBidi"/>
-        </w:rPr>
-        <w:t xml:space="preserve"> Database with a spatial resolution of 30 arc-seconds. Values for each landcover type (trees, grassland, shrubs, cropland, built, bare, snow, water, wetland, mangroves, and moss), reflect the fraction of each a landcover class at each location</w:t>
-      </w:r>
-      <w:r>
-        <w:rPr>
-          <w:rFonts w:asciiTheme="majorBidi" w:hAnsiTheme="majorBidi" w:cstheme="majorBidi"/>
-        </w:rPr>
-        <w:t xml:space="preserve">; </w:t>
-      </w:r>
-      <w:proofErr w:type="gramStart"/>
-      <w:r>
-        <w:rPr>
-          <w:rFonts w:asciiTheme="majorBidi" w:hAnsiTheme="majorBidi" w:cstheme="majorBidi"/>
-          <w:color w:val="BF4E14" w:themeColor="accent2" w:themeShade="BF"/>
-        </w:rPr>
-        <w:t>geodata::landcover(</w:t>
-      </w:r>
-      <w:proofErr w:type="gramEnd"/>
-      <w:r>
-        <w:rPr>
-          <w:rFonts w:asciiTheme="majorBidi" w:hAnsiTheme="majorBidi" w:cstheme="majorBidi"/>
-          <w:color w:val="BF4E14" w:themeColor="accent2" w:themeShade="BF"/>
-        </w:rPr>
-        <w:t>)</w:t>
-      </w:r>
-    </w:p>
-    <w:p>
-      <w:pPr>
-        <w:pStyle w:val="ListParagraph"/>
-        <w:numPr>
-          <w:ilvl w:val="1"/>
-          <w:numId w:val="13"/>
-        </w:numPr>
-        <w:rPr>
-          <w:rFonts w:asciiTheme="majorBidi" w:hAnsiTheme="majorBidi" w:cstheme="majorBidi"/>
-          <w:color w:val="1F2328"/>
-          <w:shd w:val="clear" w:color="auto" w:fill="FFFFFF"/>
-        </w:rPr>
-      </w:pPr>
-      <w:proofErr w:type="spellStart"/>
-      <w:r>
-        <w:rPr>
-          <w:rFonts w:asciiTheme="majorBidi" w:hAnsiTheme="majorBidi" w:cstheme="majorBidi"/>
-          <w:i/>
-          <w:iCs/>
-          <w:color w:val="215E99" w:themeColor="text2" w:themeTint="BF"/>
-        </w:rPr>
-        <w:t>dynamic_targets</w:t>
-      </w:r>
-      <w:proofErr w:type="spellEnd"/>
-      <w:r>
-        <w:rPr>
-          <w:rFonts w:asciiTheme="majorBidi" w:hAnsiTheme="majorBidi" w:cstheme="majorBidi"/>
-        </w:rPr>
-        <w:t>:</w:t>
-      </w:r>
-      <w:r>
-        <w:rPr>
-          <w:rFonts w:asciiTheme="majorBidi" w:hAnsiTheme="majorBidi" w:cstheme="majorBidi"/>
-        </w:rPr>
-        <w:t xml:space="preserve"> </w:t>
-      </w:r>
-      <w:r>
-        <w:rPr>
-          <w:rFonts w:asciiTheme="majorBidi" w:hAnsiTheme="majorBidi" w:cstheme="majorBidi"/>
-        </w:rPr>
-        <w:t>Dynamic data sources are those that vary with time. Dynamic predictors can be highly conflated with each other due to a shared dependence on time, to account for this shared dependence, we used the anomaly, or difference between current values and historical means, instead of using the raw values. Anomalies were calculated by first determining the difference between the current value and its historical mean for that day-of-year (DOY) and scaled by dividing by the standard deviation for that DOY. Focusing on anomalous values helped mitigate the strong correlation with time that naturally exists in environmental variables like temperature and NDVI. Seasonality was then accounted for by including year and day-of-year (DOY) as predictors in the model.</w:t>
-      </w:r>
-      <w:r>
-        <w:rPr>
-          <w:rFonts w:asciiTheme="majorBidi" w:hAnsiTheme="majorBidi" w:cstheme="majorBidi"/>
-        </w:rPr>
-        <w:t xml:space="preserve"> </w:t>
-      </w:r>
-      <w:r>
-        <w:rPr>
-          <w:rFonts w:asciiTheme="majorBidi" w:hAnsiTheme="majorBidi" w:cstheme="majorBidi"/>
-        </w:rPr>
-        <w:t>They are obtained following the coding strategy described in bullet one above.</w:t>
-      </w:r>
-    </w:p>
-    <w:p>
-      <w:pPr>
-        <w:pStyle w:val="ListParagraph"/>
-        <w:numPr>
-          <w:ilvl w:val="2"/>
-          <w:numId w:val="13"/>
-        </w:numPr>
-        <w:rPr>
-          <w:rFonts w:asciiTheme="majorBidi" w:hAnsiTheme="majorBidi" w:cstheme="majorBidi"/>
-          <w:color w:val="1F2328"/>
-          <w:shd w:val="clear" w:color="auto" w:fill="FFFFFF"/>
-        </w:rPr>
-      </w:pPr>
-      <w:r>
-        <w:rPr>
-          <w:rFonts w:asciiTheme="majorBidi" w:hAnsiTheme="majorBidi" w:cstheme="majorBidi"/>
-        </w:rPr>
-        <w:t>Se</w:t>
-      </w:r>
-      <w:r>
-        <w:rPr>
-          <w:rFonts w:asciiTheme="majorBidi" w:hAnsiTheme="majorBidi" w:cstheme="majorBidi"/>
-        </w:rPr>
-        <w:t>ntinel NDVI</w:t>
-      </w:r>
-      <w:r>
-        <w:rPr>
-          <w:rFonts w:asciiTheme="majorBidi" w:hAnsiTheme="majorBidi" w:cstheme="majorBidi"/>
-        </w:rPr>
-        <w:t xml:space="preserve"> -- </w:t>
-      </w:r>
-      <w:r>
-        <w:rPr>
-          <w:rFonts w:asciiTheme="majorBidi" w:hAnsiTheme="majorBidi" w:cstheme="majorBidi"/>
-        </w:rPr>
-        <w:t>2018-present</w:t>
-      </w:r>
-      <w:r>
-        <w:rPr>
-          <w:rFonts w:asciiTheme="majorBidi" w:hAnsiTheme="majorBidi" w:cstheme="majorBidi"/>
-        </w:rPr>
-        <w:t xml:space="preserve">, </w:t>
-      </w:r>
-      <w:r>
-        <w:rPr>
-          <w:rFonts w:asciiTheme="majorBidi" w:hAnsiTheme="majorBidi" w:cstheme="majorBidi"/>
-        </w:rPr>
-        <w:t>~</w:t>
-      </w:r>
-      <w:proofErr w:type="gramStart"/>
-      <w:r>
-        <w:rPr>
-          <w:rFonts w:asciiTheme="majorBidi" w:hAnsiTheme="majorBidi" w:cstheme="majorBidi"/>
-        </w:rPr>
-        <w:t>10 day</w:t>
-      </w:r>
-      <w:proofErr w:type="gramEnd"/>
-      <w:r>
-        <w:rPr>
-          <w:rFonts w:asciiTheme="majorBidi" w:hAnsiTheme="majorBidi" w:cstheme="majorBidi"/>
-        </w:rPr>
-        <w:t xml:space="preserve"> period (see code for details)</w:t>
-      </w:r>
-    </w:p>
-    <w:p>
-      <w:pPr>
-        <w:pStyle w:val="ListParagraph"/>
-        <w:numPr>
-          <w:ilvl w:val="2"/>
-          <w:numId w:val="13"/>
-        </w:numPr>
-        <w:rPr>
-          <w:rFonts w:asciiTheme="majorBidi" w:hAnsiTheme="majorBidi" w:cstheme="majorBidi"/>
-          <w:color w:val="1F2328"/>
-          <w:shd w:val="clear" w:color="auto" w:fill="FFFFFF"/>
-        </w:rPr>
-      </w:pPr>
-      <w:r>
-        <w:rPr>
-          <w:rFonts w:asciiTheme="majorBidi" w:hAnsiTheme="majorBidi" w:cstheme="majorBidi"/>
-        </w:rPr>
-        <w:t>MODIS NDVI</w:t>
-      </w:r>
-      <w:r>
-        <w:rPr>
-          <w:rFonts w:asciiTheme="majorBidi" w:hAnsiTheme="majorBidi" w:cstheme="majorBidi"/>
-        </w:rPr>
-        <w:t xml:space="preserve"> -- </w:t>
-      </w:r>
-      <w:r>
-        <w:rPr>
-          <w:rFonts w:asciiTheme="majorBidi" w:hAnsiTheme="majorBidi" w:cstheme="majorBidi"/>
-        </w:rPr>
-        <w:t>2005-present</w:t>
-      </w:r>
-      <w:r>
-        <w:rPr>
-          <w:rFonts w:asciiTheme="majorBidi" w:hAnsiTheme="majorBidi" w:cstheme="majorBidi"/>
-        </w:rPr>
-        <w:t xml:space="preserve">, </w:t>
-      </w:r>
-      <w:proofErr w:type="gramStart"/>
-      <w:r>
-        <w:rPr>
-          <w:rFonts w:asciiTheme="majorBidi" w:hAnsiTheme="majorBidi" w:cstheme="majorBidi"/>
-        </w:rPr>
-        <w:t>16</w:t>
-      </w:r>
-      <w:r>
-        <w:rPr>
-          <w:rFonts w:asciiTheme="majorBidi" w:hAnsiTheme="majorBidi" w:cstheme="majorBidi"/>
-        </w:rPr>
-        <w:t xml:space="preserve"> day</w:t>
-      </w:r>
-      <w:proofErr w:type="gramEnd"/>
-      <w:r>
-        <w:rPr>
-          <w:rFonts w:asciiTheme="majorBidi" w:hAnsiTheme="majorBidi" w:cstheme="majorBidi"/>
-        </w:rPr>
-        <w:t xml:space="preserve"> period (see code for details)</w:t>
-      </w:r>
-    </w:p>
-    <w:p>
-      <w:pPr>
-        <w:pStyle w:val="ListParagraph"/>
-        <w:numPr>
-          <w:ilvl w:val="2"/>
-          <w:numId w:val="13"/>
-        </w:numPr>
-        <w:rPr>
-          <w:rFonts w:asciiTheme="majorBidi" w:hAnsiTheme="majorBidi" w:cstheme="majorBidi"/>
-          <w:color w:val="1F2328"/>
-          <w:shd w:val="clear" w:color="auto" w:fill="FFFFFF"/>
-        </w:rPr>
-      </w:pPr>
-      <w:r>
-        <w:rPr>
-          <w:rFonts w:asciiTheme="majorBidi" w:hAnsiTheme="majorBidi" w:cstheme="majorBidi"/>
-        </w:rPr>
-        <w:t>NASA Power recorded weather</w:t>
-      </w:r>
-      <w:r>
-        <w:rPr>
-          <w:rFonts w:asciiTheme="majorBidi" w:hAnsiTheme="majorBidi" w:cstheme="majorBidi"/>
-        </w:rPr>
-        <w:t xml:space="preserve"> – large number of variables available, see code for chosen few</w:t>
-      </w:r>
-      <w:r>
-        <w:rPr>
-          <w:rFonts w:asciiTheme="majorBidi" w:hAnsiTheme="majorBidi" w:cstheme="majorBidi"/>
-        </w:rPr>
-        <w:t xml:space="preserve">. </w:t>
-      </w:r>
-      <w:r>
-        <w:rPr>
-          <w:rFonts w:asciiTheme="majorBidi" w:hAnsiTheme="majorBidi" w:cstheme="majorBidi"/>
-        </w:rPr>
-        <w:t xml:space="preserve">NASA weather data was acquired across Africa using the </w:t>
-      </w:r>
-      <w:proofErr w:type="spellStart"/>
-      <w:r>
-        <w:rPr>
-          <w:rFonts w:asciiTheme="majorBidi" w:hAnsiTheme="majorBidi" w:cstheme="majorBidi"/>
-          <w:color w:val="BF4E14" w:themeColor="accent2" w:themeShade="BF"/>
-        </w:rPr>
-        <w:t>get_</w:t>
-      </w:r>
-      <w:proofErr w:type="gramStart"/>
-      <w:r>
-        <w:rPr>
-          <w:rFonts w:asciiTheme="majorBidi" w:hAnsiTheme="majorBidi" w:cstheme="majorBidi"/>
-          <w:color w:val="BF4E14" w:themeColor="accent2" w:themeShade="BF"/>
-        </w:rPr>
-        <w:t>power</w:t>
-      </w:r>
-      <w:proofErr w:type="spellEnd"/>
-      <w:r>
-        <w:rPr>
-          <w:rFonts w:asciiTheme="majorBidi" w:hAnsiTheme="majorBidi" w:cstheme="majorBidi"/>
-          <w:color w:val="BF4E14" w:themeColor="accent2" w:themeShade="BF"/>
-        </w:rPr>
-        <w:t>(</w:t>
-      </w:r>
-      <w:proofErr w:type="gramEnd"/>
-      <w:r>
-        <w:rPr>
-          <w:rFonts w:asciiTheme="majorBidi" w:hAnsiTheme="majorBidi" w:cstheme="majorBidi"/>
-          <w:color w:val="BF4E14" w:themeColor="accent2" w:themeShade="BF"/>
-        </w:rPr>
-        <w:t>)</w:t>
-      </w:r>
-      <w:r>
-        <w:rPr>
-          <w:rFonts w:asciiTheme="majorBidi" w:hAnsiTheme="majorBidi" w:cstheme="majorBidi"/>
-        </w:rPr>
-        <w:t xml:space="preserve"> function of the </w:t>
-      </w:r>
-      <w:proofErr w:type="spellStart"/>
-      <w:r>
-        <w:rPr>
-          <w:rFonts w:asciiTheme="majorBidi" w:hAnsiTheme="majorBidi" w:cstheme="majorBidi"/>
-          <w:color w:val="BF4E14" w:themeColor="accent2" w:themeShade="BF"/>
-        </w:rPr>
-        <w:t>nasapower</w:t>
-      </w:r>
-      <w:proofErr w:type="spellEnd"/>
-      <w:r>
-        <w:rPr>
-          <w:rFonts w:asciiTheme="majorBidi" w:hAnsiTheme="majorBidi" w:cstheme="majorBidi"/>
-          <w:color w:val="BF4E14" w:themeColor="accent2" w:themeShade="BF"/>
-        </w:rPr>
-        <w:t xml:space="preserve"> </w:t>
-      </w:r>
-      <w:r>
-        <w:rPr>
-          <w:rFonts w:asciiTheme="majorBidi" w:hAnsiTheme="majorBidi" w:cstheme="majorBidi"/>
-        </w:rPr>
-        <w:t>(https://docs.ropensci.org/nasapower/) package in R which provides access to NASA meteorological data from the NASAPOWER</w:t>
-      </w:r>
-      <w:r>
-        <w:rPr>
-          <w:rFonts w:asciiTheme="majorBidi" w:hAnsiTheme="majorBidi" w:cstheme="majorBidi"/>
-        </w:rPr>
-        <w:t xml:space="preserve"> </w:t>
-      </w:r>
-      <w:r>
-        <w:rPr>
-          <w:rFonts w:asciiTheme="majorBidi" w:hAnsiTheme="majorBidi" w:cstheme="majorBidi"/>
-        </w:rPr>
-        <w:t xml:space="preserve">(https://power.larc.nasa.gov/) project. </w:t>
-      </w:r>
-    </w:p>
-    <w:p>
-      <w:pPr>
-        <w:pStyle w:val="ListParagraph"/>
-        <w:numPr>
-          <w:ilvl w:val="2"/>
-          <w:numId w:val="13"/>
-        </w:numPr>
-        <w:rPr>
-          <w:rFonts w:asciiTheme="majorBidi" w:hAnsiTheme="majorBidi" w:cstheme="majorBidi"/>
-          <w:color w:val="1F2328"/>
-          <w:shd w:val="clear" w:color="auto" w:fill="FFFFFF"/>
-        </w:rPr>
-      </w:pPr>
-      <w:r>
-        <w:rPr>
-          <w:rFonts w:asciiTheme="majorBidi" w:hAnsiTheme="majorBidi" w:cstheme="majorBidi"/>
-          <w:color w:val="1F2328"/>
-          <w:shd w:val="clear" w:color="auto" w:fill="FFFFFF"/>
-        </w:rPr>
-        <w:t xml:space="preserve">NDVI </w:t>
-      </w:r>
-      <w:r>
-        <w:rPr>
-          <w:rFonts w:asciiTheme="majorBidi" w:hAnsiTheme="majorBidi" w:cstheme="majorBidi"/>
-          <w:color w:val="1F2328"/>
-          <w:shd w:val="clear" w:color="auto" w:fill="FFFFFF"/>
-        </w:rPr>
-        <w:t>historical</w:t>
-      </w:r>
-      <w:r>
-        <w:rPr>
-          <w:rFonts w:asciiTheme="majorBidi" w:hAnsiTheme="majorBidi" w:cstheme="majorBidi"/>
-          <w:color w:val="1F2328"/>
-          <w:shd w:val="clear" w:color="auto" w:fill="FFFFFF"/>
-        </w:rPr>
-        <w:t xml:space="preserve"> </w:t>
-      </w:r>
-      <w:r>
-        <w:rPr>
-          <w:rFonts w:asciiTheme="majorBidi" w:hAnsiTheme="majorBidi" w:cstheme="majorBidi"/>
-          <w:color w:val="1F2328"/>
-          <w:shd w:val="clear" w:color="auto" w:fill="FFFFFF"/>
-        </w:rPr>
-        <w:t>means</w:t>
-      </w:r>
-      <w:r>
-        <w:rPr>
-          <w:rFonts w:asciiTheme="majorBidi" w:hAnsiTheme="majorBidi" w:cstheme="majorBidi"/>
-          <w:color w:val="1F2328"/>
-          <w:shd w:val="clear" w:color="auto" w:fill="FFFFFF"/>
-        </w:rPr>
-        <w:t xml:space="preserve"> -- </w:t>
-      </w:r>
-      <w:r>
-        <w:rPr>
-          <w:rFonts w:asciiTheme="majorBidi" w:hAnsiTheme="majorBidi" w:cstheme="majorBidi"/>
-          <w:color w:val="1F2328"/>
-          <w:shd w:val="clear" w:color="auto" w:fill="FFFFFF"/>
-        </w:rPr>
-        <w:t>NDVI data was sourced from both the NASA's Moderate Resolution Imaging Spectroradiometer (MODIS</w:t>
-      </w:r>
-      <w:r>
-        <w:rPr>
-          <w:rFonts w:asciiTheme="majorBidi" w:hAnsiTheme="majorBidi" w:cstheme="majorBidi"/>
-          <w:color w:val="1F2328"/>
-          <w:shd w:val="clear" w:color="auto" w:fill="FFFFFF"/>
-        </w:rPr>
-        <w:t xml:space="preserve">: </w:t>
-      </w:r>
-      <w:r>
-        <w:rPr>
-          <w:rFonts w:asciiTheme="majorBidi" w:hAnsiTheme="majorBidi" w:cstheme="majorBidi"/>
-          <w:color w:val="1F2328"/>
-          <w:shd w:val="clear" w:color="auto" w:fill="FFFFFF"/>
-        </w:rPr>
-        <w:t>https://modis.gsfc.nasa.gov/data/dataprod/mod13) and the European Space Agency's Copernicus</w:t>
-      </w:r>
-      <w:r>
-        <w:rPr>
-          <w:rFonts w:asciiTheme="majorBidi" w:hAnsiTheme="majorBidi" w:cstheme="majorBidi"/>
-          <w:color w:val="1F2328"/>
-          <w:shd w:val="clear" w:color="auto" w:fill="FFFFFF"/>
-        </w:rPr>
-        <w:t xml:space="preserve"> (</w:t>
-      </w:r>
-      <w:r>
-        <w:rPr>
-          <w:rFonts w:asciiTheme="majorBidi" w:hAnsiTheme="majorBidi" w:cstheme="majorBidi"/>
-          <w:color w:val="1F2328"/>
-          <w:shd w:val="clear" w:color="auto" w:fill="FFFFFF"/>
-        </w:rPr>
-        <w:t>Sentinel-3</w:t>
-      </w:r>
-      <w:r>
-        <w:rPr>
-          <w:rFonts w:asciiTheme="majorBidi" w:hAnsiTheme="majorBidi" w:cstheme="majorBidi"/>
-          <w:color w:val="1F2328"/>
-          <w:shd w:val="clear" w:color="auto" w:fill="FFFFFF"/>
-        </w:rPr>
-        <w:t xml:space="preserve">: </w:t>
-      </w:r>
-      <w:r>
-        <w:rPr>
-          <w:rFonts w:asciiTheme="majorBidi" w:hAnsiTheme="majorBidi" w:cstheme="majorBidi"/>
-          <w:color w:val="1F2328"/>
-          <w:shd w:val="clear" w:color="auto" w:fill="FFFFFF"/>
-        </w:rPr>
-        <w:t xml:space="preserve">https://user.eumetsat.int/catalogue/EO:EUM:DAT:0340) missions. MODIS is due to be retired in 2025 while Sentinel-3 NDVI data is available from September 2018. MODIS and Sentinel-3 NDVI values were interpolated to a daily interval from their native </w:t>
-      </w:r>
-      <w:proofErr w:type="gramStart"/>
-      <w:r>
-        <w:rPr>
-          <w:rFonts w:asciiTheme="majorBidi" w:hAnsiTheme="majorBidi" w:cstheme="majorBidi"/>
-          <w:color w:val="1F2328"/>
-          <w:shd w:val="clear" w:color="auto" w:fill="FFFFFF"/>
-        </w:rPr>
-        <w:t>16 day</w:t>
-      </w:r>
-      <w:proofErr w:type="gramEnd"/>
-      <w:r>
-        <w:rPr>
-          <w:rFonts w:asciiTheme="majorBidi" w:hAnsiTheme="majorBidi" w:cstheme="majorBidi"/>
-          <w:color w:val="1F2328"/>
-          <w:shd w:val="clear" w:color="auto" w:fill="FFFFFF"/>
-        </w:rPr>
-        <w:t xml:space="preserve"> (MODIS) and ~</w:t>
-      </w:r>
-      <w:proofErr w:type="gramStart"/>
-      <w:r>
-        <w:rPr>
-          <w:rFonts w:asciiTheme="majorBidi" w:hAnsiTheme="majorBidi" w:cstheme="majorBidi"/>
-          <w:color w:val="1F2328"/>
-          <w:shd w:val="clear" w:color="auto" w:fill="FFFFFF"/>
-        </w:rPr>
-        <w:t>10 day</w:t>
-      </w:r>
-      <w:proofErr w:type="gramEnd"/>
-      <w:r>
-        <w:rPr>
-          <w:rFonts w:asciiTheme="majorBidi" w:hAnsiTheme="majorBidi" w:cstheme="majorBidi"/>
-          <w:color w:val="1F2328"/>
-          <w:shd w:val="clear" w:color="auto" w:fill="FFFFFF"/>
-        </w:rPr>
-        <w:t xml:space="preserve"> </w:t>
-      </w:r>
-      <w:r>
-        <w:rPr>
-          <w:rFonts w:asciiTheme="majorBidi" w:hAnsiTheme="majorBidi" w:cstheme="majorBidi"/>
-          <w:color w:val="1F2328"/>
-          <w:shd w:val="clear" w:color="auto" w:fill="FFFFFF"/>
-        </w:rPr>
-        <w:lastRenderedPageBreak/>
-        <w:t>(Sentinel-3) intervals using a step-function. NDVI values were averaged when data from both sources were available.</w:t>
-      </w:r>
-    </w:p>
-    <w:p>
-      <w:pPr>
-        <w:pStyle w:val="ListParagraph"/>
-        <w:numPr>
-          <w:ilvl w:val="2"/>
-          <w:numId w:val="13"/>
-        </w:numPr>
-        <w:rPr>
-          <w:rFonts w:asciiTheme="majorBidi" w:hAnsiTheme="majorBidi" w:cstheme="majorBidi"/>
-          <w:color w:val="1F2328"/>
-          <w:shd w:val="clear" w:color="auto" w:fill="FFFFFF"/>
-        </w:rPr>
-      </w:pPr>
-      <w:r>
-        <w:rPr>
-          <w:rFonts w:asciiTheme="majorBidi" w:hAnsiTheme="majorBidi" w:cstheme="majorBidi"/>
-        </w:rPr>
-        <w:t>ECMWF weather forecast data</w:t>
-      </w:r>
-      <w:r>
-        <w:rPr>
-          <w:rFonts w:asciiTheme="majorBidi" w:hAnsiTheme="majorBidi" w:cstheme="majorBidi"/>
-        </w:rPr>
-        <w:t xml:space="preserve"> -- large number of variables available, see code for chosen few</w:t>
-      </w:r>
-    </w:p>
-    <w:p>
-      <w:pPr>
-        <w:pStyle w:val="ListParagraph"/>
-        <w:numPr>
-          <w:ilvl w:val="1"/>
-          <w:numId w:val="13"/>
-        </w:numPr>
-        <w:rPr>
-          <w:rFonts w:asciiTheme="majorBidi" w:hAnsiTheme="majorBidi" w:cstheme="majorBidi"/>
-          <w:color w:val="1F2328"/>
-          <w:shd w:val="clear" w:color="auto" w:fill="FFFFFF"/>
-        </w:rPr>
-      </w:pPr>
-      <w:proofErr w:type="spellStart"/>
-      <w:r>
-        <w:rPr>
-          <w:rFonts w:asciiTheme="majorBidi" w:hAnsiTheme="majorBidi" w:cstheme="majorBidi"/>
-          <w:i/>
-          <w:iCs/>
-          <w:color w:val="215E99" w:themeColor="text2" w:themeTint="BF"/>
-        </w:rPr>
-        <w:t>derived_data_targets</w:t>
-      </w:r>
-      <w:proofErr w:type="spellEnd"/>
-      <w:r>
-        <w:rPr>
-          <w:rFonts w:asciiTheme="majorBidi" w:hAnsiTheme="majorBidi" w:cstheme="majorBidi"/>
-        </w:rPr>
-        <w:t>:</w:t>
-      </w:r>
-      <w:r>
-        <w:rPr>
-          <w:rFonts w:asciiTheme="majorBidi" w:hAnsiTheme="majorBidi" w:cstheme="majorBidi"/>
-        </w:rPr>
-        <w:t xml:space="preserve"> A set of data processing targets</w:t>
-      </w:r>
-      <w:r>
-        <w:rPr>
-          <w:rFonts w:asciiTheme="majorBidi" w:hAnsiTheme="majorBidi" w:cstheme="majorBidi"/>
-        </w:rPr>
-        <w:t xml:space="preserve"> to </w:t>
-      </w:r>
-      <w:r>
-        <w:rPr>
-          <w:rFonts w:asciiTheme="majorBidi" w:hAnsiTheme="majorBidi" w:cstheme="majorBidi"/>
-        </w:rPr>
-        <w:t xml:space="preserve">build forecast covariates and calculate anomalies </w:t>
-      </w:r>
-    </w:p>
-    <w:p>
-      <w:pPr>
-        <w:pStyle w:val="ListParagraph"/>
-        <w:numPr>
-          <w:ilvl w:val="2"/>
-          <w:numId w:val="13"/>
-        </w:numPr>
-        <w:rPr>
-          <w:rFonts w:asciiTheme="majorBidi" w:hAnsiTheme="majorBidi" w:cstheme="majorBidi"/>
-          <w:color w:val="1F2328"/>
-          <w:shd w:val="clear" w:color="auto" w:fill="FFFFFF"/>
-        </w:rPr>
-      </w:pPr>
-      <w:r>
-        <w:rPr>
-          <w:rFonts w:asciiTheme="majorBidi" w:hAnsiTheme="majorBidi" w:cstheme="majorBidi"/>
-          <w:color w:val="1F2328"/>
-          <w:shd w:val="clear" w:color="auto" w:fill="FFFFFF"/>
-        </w:rPr>
-        <w:t>Recorded weather anomalies</w:t>
-      </w:r>
-      <w:r>
-        <w:rPr>
-          <w:rFonts w:asciiTheme="majorBidi" w:hAnsiTheme="majorBidi" w:cstheme="majorBidi"/>
-          <w:color w:val="1F2328"/>
-          <w:shd w:val="clear" w:color="auto" w:fill="FFFFFF"/>
-        </w:rPr>
-        <w:t xml:space="preserve"> – essentially determines deviations from the norm (see code for details)</w:t>
-      </w:r>
-      <w:r>
-        <w:rPr>
-          <w:rFonts w:asciiTheme="majorBidi" w:hAnsiTheme="majorBidi" w:cstheme="majorBidi"/>
-          <w:color w:val="1F2328"/>
-          <w:shd w:val="clear" w:color="auto" w:fill="FFFFFF"/>
-        </w:rPr>
-        <w:t xml:space="preserve">. </w:t>
-      </w:r>
-      <w:r>
-        <w:rPr>
-          <w:rFonts w:asciiTheme="majorBidi" w:hAnsiTheme="majorBidi" w:cstheme="majorBidi"/>
-        </w:rPr>
-        <w:t>The difference, or anomaly value, was found by subtracting each weather value from the average value for that day-of-year (DOY).</w:t>
-      </w:r>
-      <w:r>
-        <w:rPr>
-          <w:rFonts w:asciiTheme="majorBidi" w:hAnsiTheme="majorBidi" w:cstheme="majorBidi"/>
-        </w:rPr>
-        <w:t xml:space="preserve"> </w:t>
-      </w:r>
-      <w:r>
-        <w:rPr>
-          <w:rFonts w:asciiTheme="majorBidi" w:hAnsiTheme="majorBidi" w:cstheme="majorBidi"/>
-        </w:rPr>
-        <w:t>Outbreak occurrence is not always directly influenced by the immediately preceding conditions. Biological systems often involve delayed responses. For example, heavy precipitation may promote a mosquito hatch, which can lead to an outbreak only after a delay. To account for the influence of past environmental conditions, we included lagged weather and NDVI data, specifically the average values from 0-30, 30-60, 60-90, 90-120, and 120-150 days prior.</w:t>
-      </w:r>
-    </w:p>
-    <w:p>
-      <w:pPr>
-        <w:pStyle w:val="ListParagraph"/>
-        <w:numPr>
-          <w:ilvl w:val="2"/>
-          <w:numId w:val="13"/>
-        </w:numPr>
-        <w:rPr>
-          <w:rFonts w:asciiTheme="majorBidi" w:hAnsiTheme="majorBidi" w:cstheme="majorBidi"/>
-          <w:color w:val="1F2328"/>
-          <w:shd w:val="clear" w:color="auto" w:fill="FFFFFF"/>
-        </w:rPr>
-      </w:pPr>
-      <w:r>
-        <w:rPr>
-          <w:rFonts w:asciiTheme="majorBidi" w:hAnsiTheme="majorBidi" w:cstheme="majorBidi"/>
-          <w:color w:val="1F2328"/>
-          <w:shd w:val="clear" w:color="auto" w:fill="FFFFFF"/>
-        </w:rPr>
-        <w:t>Forecast anomalies</w:t>
-      </w:r>
-      <w:r>
-        <w:rPr>
-          <w:rFonts w:asciiTheme="majorBidi" w:hAnsiTheme="majorBidi" w:cstheme="majorBidi"/>
-          <w:color w:val="1F2328"/>
-          <w:shd w:val="clear" w:color="auto" w:fill="FFFFFF"/>
-        </w:rPr>
-        <w:t xml:space="preserve"> </w:t>
-      </w:r>
-      <w:r>
-        <w:rPr>
-          <w:rFonts w:asciiTheme="majorBidi" w:hAnsiTheme="majorBidi" w:cstheme="majorBidi"/>
-          <w:color w:val="1F2328"/>
-          <w:shd w:val="clear" w:color="auto" w:fill="FFFFFF"/>
-        </w:rPr>
-        <w:t xml:space="preserve">-- </w:t>
-      </w:r>
-      <w:r>
-        <w:rPr>
-          <w:rFonts w:asciiTheme="majorBidi" w:hAnsiTheme="majorBidi" w:cstheme="majorBidi"/>
-          <w:color w:val="1F2328"/>
-          <w:shd w:val="clear" w:color="auto" w:fill="FFFFFF"/>
-        </w:rPr>
-        <w:t>essentially determines deviations from the norm (see code for details)</w:t>
-      </w:r>
-      <w:r>
-        <w:rPr>
-          <w:rFonts w:asciiTheme="majorBidi" w:hAnsiTheme="majorBidi" w:cstheme="majorBidi"/>
-          <w:color w:val="1F2328"/>
-          <w:shd w:val="clear" w:color="auto" w:fill="FFFFFF"/>
-        </w:rPr>
-        <w:t xml:space="preserve">. </w:t>
-      </w:r>
-      <w:r>
-        <w:rPr>
-          <w:rFonts w:asciiTheme="majorBidi" w:hAnsiTheme="majorBidi" w:cstheme="majorBidi"/>
-          <w:color w:val="1F2328"/>
-          <w:shd w:val="clear" w:color="auto" w:fill="FFFFFF"/>
-        </w:rPr>
-        <w:t>We also included long-range projections of future weather provided by the European Centre for Medium-Range Weather Forecasts (ECMWF) and accessed through the Copernicus Climate Data Store (CDS)</w:t>
-      </w:r>
-      <w:r>
-        <w:rPr>
-          <w:rFonts w:asciiTheme="majorBidi" w:hAnsiTheme="majorBidi" w:cstheme="majorBidi"/>
-          <w:color w:val="1F2328"/>
-          <w:shd w:val="clear" w:color="auto" w:fill="FFFFFF"/>
-        </w:rPr>
-        <w:t xml:space="preserve"> </w:t>
-      </w:r>
-      <w:r>
-        <w:rPr>
-          <w:rFonts w:asciiTheme="majorBidi" w:hAnsiTheme="majorBidi" w:cstheme="majorBidi"/>
-          <w:color w:val="1F2328"/>
-          <w:shd w:val="clear" w:color="auto" w:fill="FFFFFF"/>
-        </w:rPr>
-        <w:t>(https://cds.climate.copernicus.eu/). The projected data represent the mean of a 51-member ensemble and include the expected average temperature, precipitation, and relative humidity for each location across different forecast intervals. Historical forecasts were available through hindcasts, which apply the current forecasting methods to historical data to simulate what forecasts would have been available at those times based on past conditions.</w:t>
-      </w:r>
-    </w:p>
-    <w:p>
-      <w:pPr>
-        <w:pStyle w:val="ListParagraph"/>
-        <w:numPr>
-          <w:ilvl w:val="1"/>
-          <w:numId w:val="13"/>
-        </w:numPr>
-        <w:rPr>
-          <w:rFonts w:asciiTheme="majorBidi" w:hAnsiTheme="majorBidi" w:cstheme="majorBidi"/>
-          <w:color w:val="1F2328"/>
-          <w:shd w:val="clear" w:color="auto" w:fill="FFFFFF"/>
-        </w:rPr>
-      </w:pPr>
-      <w:proofErr w:type="spellStart"/>
-      <w:r>
-        <w:rPr>
-          <w:rFonts w:asciiTheme="majorBidi" w:hAnsiTheme="majorBidi" w:cstheme="majorBidi"/>
-          <w:i/>
-          <w:iCs/>
-          <w:color w:val="215E99" w:themeColor="text2" w:themeTint="BF"/>
-        </w:rPr>
-        <w:t>full_data_targets</w:t>
-      </w:r>
-      <w:proofErr w:type="spellEnd"/>
-      <w:r>
-        <w:rPr>
-          <w:rFonts w:asciiTheme="majorBidi" w:hAnsiTheme="majorBidi" w:cstheme="majorBidi"/>
-        </w:rPr>
-        <w:t>:</w:t>
-      </w:r>
-      <w:r>
-        <w:rPr>
-          <w:rFonts w:asciiTheme="majorBidi" w:hAnsiTheme="majorBidi" w:cstheme="majorBidi"/>
-        </w:rPr>
-        <w:t xml:space="preserve"> Pulls together all of the various data sources into the master </w:t>
-      </w:r>
-      <w:proofErr w:type="spellStart"/>
-      <w:r>
-        <w:rPr>
-          <w:rFonts w:asciiTheme="majorBidi" w:hAnsiTheme="majorBidi" w:cstheme="majorBidi"/>
-        </w:rPr>
-        <w:t>tibble</w:t>
-      </w:r>
-      <w:proofErr w:type="spellEnd"/>
-      <w:r>
-        <w:rPr>
-          <w:rFonts w:asciiTheme="majorBidi" w:hAnsiTheme="majorBidi" w:cstheme="majorBidi"/>
-        </w:rPr>
-        <w:t xml:space="preserve"> which gets loaded in the next pipeline</w:t>
-      </w:r>
-      <w:r>
-        <w:rPr>
-          <w:rFonts w:asciiTheme="majorBidi" w:hAnsiTheme="majorBidi" w:cstheme="majorBidi"/>
-        </w:rPr>
-        <w:t xml:space="preserve">. </w:t>
-      </w:r>
-      <w:r>
-        <w:rPr>
-          <w:rFonts w:asciiTheme="majorBidi" w:hAnsiTheme="majorBidi" w:cstheme="majorBidi"/>
-        </w:rPr>
-        <w:t xml:space="preserve">The dataset is </w:t>
-      </w:r>
-      <w:r>
-        <w:rPr>
-          <w:rFonts w:asciiTheme="majorBidi" w:hAnsiTheme="majorBidi" w:cstheme="majorBidi"/>
-        </w:rPr>
-        <w:t xml:space="preserve">saved to a series </w:t>
-      </w:r>
-      <w:proofErr w:type="gramStart"/>
-      <w:r>
-        <w:rPr>
-          <w:rFonts w:asciiTheme="majorBidi" w:hAnsiTheme="majorBidi" w:cstheme="majorBidi"/>
-        </w:rPr>
-        <w:t>of</w:t>
-      </w:r>
-      <w:r>
-        <w:rPr>
-          <w:rFonts w:asciiTheme="majorBidi" w:hAnsiTheme="majorBidi" w:cstheme="majorBidi"/>
-        </w:rPr>
-        <w:t xml:space="preserve"> </w:t>
-      </w:r>
-      <w:r>
-        <w:rPr>
-          <w:rFonts w:asciiTheme="majorBidi" w:hAnsiTheme="majorBidi" w:cstheme="majorBidi"/>
-          <w:color w:val="3A7C22" w:themeColor="accent6" w:themeShade="BF"/>
-        </w:rPr>
-        <w:t>.parquet</w:t>
-      </w:r>
-      <w:proofErr w:type="gramEnd"/>
-      <w:r>
-        <w:rPr>
-          <w:rFonts w:asciiTheme="majorBidi" w:hAnsiTheme="majorBidi" w:cstheme="majorBidi"/>
-          <w:color w:val="3A7C22" w:themeColor="accent6" w:themeShade="BF"/>
-        </w:rPr>
-        <w:t xml:space="preserve"> </w:t>
-      </w:r>
-      <w:r>
-        <w:rPr>
-          <w:rFonts w:asciiTheme="majorBidi" w:hAnsiTheme="majorBidi" w:cstheme="majorBidi"/>
-        </w:rPr>
-        <w:t>file</w:t>
-      </w:r>
-      <w:r>
-        <w:rPr>
-          <w:rFonts w:asciiTheme="majorBidi" w:hAnsiTheme="majorBidi" w:cstheme="majorBidi"/>
-        </w:rPr>
-        <w:t>s</w:t>
-      </w:r>
-      <w:r>
-        <w:rPr>
-          <w:rFonts w:asciiTheme="majorBidi" w:hAnsiTheme="majorBidi" w:cstheme="majorBidi"/>
-        </w:rPr>
-        <w:t xml:space="preserve"> that </w:t>
-      </w:r>
-      <w:r>
-        <w:rPr>
-          <w:rFonts w:asciiTheme="majorBidi" w:hAnsiTheme="majorBidi" w:cstheme="majorBidi"/>
-        </w:rPr>
-        <w:t xml:space="preserve">are </w:t>
-      </w:r>
-      <w:r>
-        <w:rPr>
-          <w:rFonts w:asciiTheme="majorBidi" w:hAnsiTheme="majorBidi" w:cstheme="majorBidi"/>
-        </w:rPr>
-        <w:t xml:space="preserve">housed in a folder </w:t>
-      </w:r>
-      <w:r>
-        <w:rPr>
-          <w:rFonts w:asciiTheme="majorBidi" w:hAnsiTheme="majorBidi" w:cstheme="majorBidi"/>
-        </w:rPr>
-        <w:t xml:space="preserve">set </w:t>
-      </w:r>
-      <w:r>
-        <w:rPr>
-          <w:rFonts w:asciiTheme="majorBidi" w:hAnsiTheme="majorBidi" w:cstheme="majorBidi"/>
-        </w:rPr>
-        <w:t xml:space="preserve">by the target </w:t>
-      </w:r>
-      <w:proofErr w:type="spellStart"/>
-      <w:r>
-        <w:rPr>
-          <w:rFonts w:asciiTheme="majorBidi" w:hAnsiTheme="majorBidi" w:cstheme="majorBidi"/>
-          <w:color w:val="215E99" w:themeColor="text2" w:themeTint="BF"/>
-        </w:rPr>
-        <w:t>africa_full_predictor_data_directory</w:t>
-      </w:r>
-      <w:proofErr w:type="spellEnd"/>
-    </w:p>
-    <w:p>
-      <w:pPr>
-        <w:rPr>
-          <w:rFonts w:asciiTheme="majorBidi" w:hAnsiTheme="majorBidi" w:cstheme="majorBidi"/>
-          <w:color w:val="1F2328"/>
-          <w:shd w:val="clear" w:color="auto" w:fill="FFFFFF"/>
-        </w:rPr>
-      </w:pPr>
-      <w:r>
-        <w:rPr>
-          <w:rFonts w:asciiTheme="majorBidi" w:hAnsiTheme="majorBidi" w:cstheme="majorBidi"/>
-          <w:b/>
-          <w:bCs/>
-          <w:color w:val="EE0000"/>
-          <w:shd w:val="clear" w:color="auto" w:fill="FFFFFF"/>
-        </w:rPr>
-        <w:t>Note:</w:t>
-      </w:r>
-      <w:r>
-        <w:rPr>
-          <w:rFonts w:asciiTheme="majorBidi" w:hAnsiTheme="majorBidi" w:cstheme="majorBidi"/>
-          <w:color w:val="EE0000"/>
-          <w:shd w:val="clear" w:color="auto" w:fill="FFFFFF"/>
-        </w:rPr>
-        <w:t xml:space="preserve"> </w:t>
-      </w:r>
-      <w:r>
-        <w:rPr>
-          <w:rFonts w:asciiTheme="majorBidi" w:hAnsiTheme="majorBidi" w:cstheme="majorBidi"/>
-          <w:color w:val="1F2328"/>
-          <w:shd w:val="clear" w:color="auto" w:fill="FFFFFF"/>
-        </w:rPr>
-        <w:t xml:space="preserve">There is also a </w:t>
-      </w:r>
-      <w:proofErr w:type="spellStart"/>
-      <w:r>
-        <w:rPr>
-          <w:rFonts w:asciiTheme="majorBidi" w:hAnsiTheme="majorBidi" w:cstheme="majorBidi"/>
-          <w:color w:val="215E99" w:themeColor="text2" w:themeTint="BF"/>
-          <w:shd w:val="clear" w:color="auto" w:fill="FFFFFF"/>
-        </w:rPr>
-        <w:t>REMIT_targets</w:t>
-      </w:r>
-      <w:proofErr w:type="spellEnd"/>
-      <w:r>
-        <w:rPr>
-          <w:rFonts w:asciiTheme="majorBidi" w:hAnsiTheme="majorBidi" w:cstheme="majorBidi"/>
-          <w:color w:val="215E99" w:themeColor="text2" w:themeTint="BF"/>
-          <w:shd w:val="clear" w:color="auto" w:fill="FFFFFF"/>
-        </w:rPr>
-        <w:t xml:space="preserve"> </w:t>
-      </w:r>
-      <w:proofErr w:type="spellStart"/>
-      <w:r>
-        <w:rPr>
-          <w:rFonts w:asciiTheme="majorBidi" w:hAnsiTheme="majorBidi" w:cstheme="majorBidi"/>
-          <w:color w:val="BF4E14" w:themeColor="accent2" w:themeShade="BF"/>
-          <w:shd w:val="clear" w:color="auto" w:fill="FFFFFF"/>
-        </w:rPr>
-        <w:t>tar_</w:t>
-      </w:r>
-      <w:proofErr w:type="gramStart"/>
-      <w:r>
-        <w:rPr>
-          <w:rFonts w:asciiTheme="majorBidi" w:hAnsiTheme="majorBidi" w:cstheme="majorBidi"/>
-          <w:color w:val="BF4E14" w:themeColor="accent2" w:themeShade="BF"/>
-          <w:shd w:val="clear" w:color="auto" w:fill="FFFFFF"/>
-        </w:rPr>
-        <w:t>plan</w:t>
-      </w:r>
-      <w:proofErr w:type="spellEnd"/>
-      <w:r>
-        <w:rPr>
-          <w:rFonts w:asciiTheme="majorBidi" w:hAnsiTheme="majorBidi" w:cstheme="majorBidi"/>
-          <w:color w:val="BF4E14" w:themeColor="accent2" w:themeShade="BF"/>
-          <w:shd w:val="clear" w:color="auto" w:fill="FFFFFF"/>
-        </w:rPr>
-        <w:t>()</w:t>
-      </w:r>
-      <w:proofErr w:type="gramEnd"/>
-      <w:r>
-        <w:rPr>
-          <w:rFonts w:asciiTheme="majorBidi" w:hAnsiTheme="majorBidi" w:cstheme="majorBidi"/>
-          <w:color w:val="BF4E14" w:themeColor="accent2" w:themeShade="BF"/>
-          <w:shd w:val="clear" w:color="auto" w:fill="FFFFFF"/>
-        </w:rPr>
-        <w:t xml:space="preserve"> </w:t>
-      </w:r>
-      <w:r>
-        <w:rPr>
-          <w:rFonts w:asciiTheme="majorBidi" w:hAnsiTheme="majorBidi" w:cstheme="majorBidi"/>
-          <w:color w:val="1F2328"/>
-          <w:shd w:val="clear" w:color="auto" w:fill="FFFFFF"/>
-        </w:rPr>
-        <w:t xml:space="preserve">but this isn’t used for this project and can/should be moved to a </w:t>
-      </w:r>
-      <w:r>
-        <w:rPr>
-          <w:rFonts w:asciiTheme="majorBidi" w:hAnsiTheme="majorBidi" w:cstheme="majorBidi"/>
-          <w:color w:val="1F2328"/>
-          <w:shd w:val="clear" w:color="auto" w:fill="FFFFFF"/>
-        </w:rPr>
-        <w:t>different</w:t>
-      </w:r>
-      <w:r>
-        <w:rPr>
-          <w:rFonts w:asciiTheme="majorBidi" w:hAnsiTheme="majorBidi" w:cstheme="majorBidi"/>
-          <w:color w:val="1F2328"/>
-          <w:shd w:val="clear" w:color="auto" w:fill="FFFFFF"/>
-        </w:rPr>
-        <w:t xml:space="preserve"> branch.</w:t>
-      </w:r>
-    </w:p>
-    <w:p>
-      <w:pPr>
-        <w:pStyle w:val="Heading4"/>
-      </w:pPr>
-      <w:bookmarkStart w:id="81" w:name="_Toc219814575"/>
-      <w:bookmarkStart w:id="82" w:name="_Toc219814937"/>
-      <w:bookmarkStart w:id="83" w:name="_Toc223428100"/>
-      <w:bookmarkStart w:id="84" w:name="_Toc223428298"/>
-      <w:bookmarkStart w:id="85" w:name="_Toc225340571"/>
-      <w:r>
-        <w:t>A note on dates</w:t>
-      </w:r>
-      <w:bookmarkEnd w:id="81"/>
-      <w:bookmarkEnd w:id="82"/>
-      <w:bookmarkEnd w:id="83"/>
-      <w:bookmarkEnd w:id="84"/>
-      <w:bookmarkEnd w:id="85"/>
-    </w:p>
-    <w:p>
-      <w:pPr>
-        <w:rPr>
-          <w:rFonts w:asciiTheme="majorBidi" w:hAnsiTheme="majorBidi" w:cstheme="majorBidi"/>
-          <w:color w:val="000000" w:themeColor="text1"/>
-        </w:rPr>
-      </w:pPr>
-      <w:r>
-        <w:rPr>
-          <w:rFonts w:asciiTheme="majorBidi" w:hAnsiTheme="majorBidi" w:cstheme="majorBidi"/>
-          <w:color w:val="000000" w:themeColor="text1"/>
-        </w:rPr>
-        <w:t xml:space="preserve">One important </w:t>
-      </w:r>
-      <w:r>
-        <w:rPr>
-          <w:rFonts w:asciiTheme="majorBidi" w:hAnsiTheme="majorBidi" w:cstheme="majorBidi"/>
-          <w:color w:val="000000" w:themeColor="text1"/>
-        </w:rPr>
-        <w:t xml:space="preserve">target with a choice of consequence is </w:t>
-      </w:r>
-      <w:proofErr w:type="spellStart"/>
-      <w:r>
-        <w:rPr>
-          <w:rFonts w:asciiTheme="majorBidi" w:hAnsiTheme="majorBidi" w:cstheme="majorBidi"/>
-          <w:color w:val="215E99" w:themeColor="text2" w:themeTint="BF"/>
-        </w:rPr>
-        <w:t>dates_in_predictors</w:t>
-      </w:r>
-      <w:proofErr w:type="spellEnd"/>
-      <w:r>
-        <w:rPr>
-          <w:rFonts w:asciiTheme="majorBidi" w:hAnsiTheme="majorBidi" w:cstheme="majorBidi"/>
-          <w:color w:val="000000" w:themeColor="text1"/>
-        </w:rPr>
-        <w:t>, which</w:t>
-      </w:r>
-      <w:r>
-        <w:rPr>
-          <w:rFonts w:asciiTheme="majorBidi" w:hAnsiTheme="majorBidi" w:cstheme="majorBidi"/>
-          <w:color w:val="000000" w:themeColor="text1"/>
-        </w:rPr>
-        <w:t xml:space="preserve"> determines what dates are used to build the covariate stack. </w:t>
-      </w:r>
-      <w:r>
-        <w:rPr>
-          <w:rFonts w:asciiTheme="majorBidi" w:hAnsiTheme="majorBidi" w:cstheme="majorBidi"/>
-          <w:color w:val="000000" w:themeColor="text1"/>
-        </w:rPr>
-        <w:t xml:space="preserve">The date/covariate/modeling strategy used here is to </w:t>
-      </w:r>
-      <w:r>
-        <w:rPr>
-          <w:rFonts w:asciiTheme="majorBidi" w:hAnsiTheme="majorBidi" w:cstheme="majorBidi"/>
-          <w:color w:val="000000" w:themeColor="text1"/>
-        </w:rPr>
-        <w:t>build the covariate stack using</w:t>
-      </w:r>
-      <w:r>
-        <w:rPr>
-          <w:rFonts w:asciiTheme="majorBidi" w:hAnsiTheme="majorBidi" w:cstheme="majorBidi"/>
-          <w:color w:val="000000" w:themeColor="text1"/>
-        </w:rPr>
-        <w:t xml:space="preserve"> two random da</w:t>
-      </w:r>
-      <w:r>
-        <w:rPr>
-          <w:rFonts w:asciiTheme="majorBidi" w:hAnsiTheme="majorBidi" w:cstheme="majorBidi"/>
-          <w:color w:val="000000" w:themeColor="text1"/>
-        </w:rPr>
-        <w:t>ys</w:t>
-      </w:r>
-      <w:r>
-        <w:rPr>
-          <w:rFonts w:asciiTheme="majorBidi" w:hAnsiTheme="majorBidi" w:cstheme="majorBidi"/>
-          <w:color w:val="000000" w:themeColor="text1"/>
-        </w:rPr>
-        <w:t xml:space="preserve"> per month</w:t>
-      </w:r>
-      <w:r>
-        <w:rPr>
-          <w:rFonts w:asciiTheme="majorBidi" w:hAnsiTheme="majorBidi" w:cstheme="majorBidi"/>
-          <w:color w:val="000000" w:themeColor="text1"/>
-        </w:rPr>
-        <w:t xml:space="preserve">. </w:t>
-      </w:r>
-      <w:r>
-        <w:rPr>
-          <w:rFonts w:asciiTheme="majorBidi" w:hAnsiTheme="majorBidi" w:cstheme="majorBidi"/>
-          <w:color w:val="000000" w:themeColor="text1"/>
-        </w:rPr>
-        <w:t>This allows the covariate stack to be</w:t>
-      </w:r>
-      <w:r>
-        <w:rPr>
-          <w:rFonts w:asciiTheme="majorBidi" w:hAnsiTheme="majorBidi" w:cstheme="majorBidi"/>
-          <w:color w:val="000000" w:themeColor="text1"/>
-        </w:rPr>
-        <w:t xml:space="preserve"> both</w:t>
-      </w:r>
-      <w:r>
-        <w:rPr>
-          <w:rFonts w:asciiTheme="majorBidi" w:hAnsiTheme="majorBidi" w:cstheme="majorBidi"/>
-          <w:color w:val="000000" w:themeColor="text1"/>
-        </w:rPr>
-        <w:t xml:space="preserve"> manageable</w:t>
-      </w:r>
-      <w:r>
-        <w:rPr>
-          <w:rFonts w:asciiTheme="majorBidi" w:hAnsiTheme="majorBidi" w:cstheme="majorBidi"/>
-          <w:color w:val="000000" w:themeColor="text1"/>
-        </w:rPr>
-        <w:t xml:space="preserve"> in size</w:t>
-      </w:r>
-      <w:r>
-        <w:rPr>
-          <w:rFonts w:asciiTheme="majorBidi" w:hAnsiTheme="majorBidi" w:cstheme="majorBidi"/>
-          <w:color w:val="000000" w:themeColor="text1"/>
-        </w:rPr>
-        <w:t xml:space="preserve"> and have</w:t>
-      </w:r>
-      <w:r>
-        <w:rPr>
-          <w:rFonts w:asciiTheme="majorBidi" w:hAnsiTheme="majorBidi" w:cstheme="majorBidi"/>
-          <w:color w:val="000000" w:themeColor="text1"/>
-        </w:rPr>
-        <w:t xml:space="preserve"> a high-enough frequenc</w:t>
-      </w:r>
-      <w:r>
-        <w:rPr>
-          <w:rFonts w:asciiTheme="majorBidi" w:hAnsiTheme="majorBidi" w:cstheme="majorBidi"/>
-          <w:color w:val="000000" w:themeColor="text1"/>
-        </w:rPr>
-        <w:t>y</w:t>
-      </w:r>
-      <w:r>
-        <w:rPr>
-          <w:rFonts w:asciiTheme="majorBidi" w:hAnsiTheme="majorBidi" w:cstheme="majorBidi"/>
-          <w:color w:val="000000" w:themeColor="text1"/>
-        </w:rPr>
-        <w:t xml:space="preserve"> to capture seasonal variation for </w:t>
-      </w:r>
-      <w:r>
-        <w:rPr>
-          <w:rFonts w:asciiTheme="majorBidi" w:hAnsiTheme="majorBidi" w:cstheme="majorBidi"/>
-          <w:color w:val="000000" w:themeColor="text1"/>
-        </w:rPr>
-        <w:t>making near-term forecasts.</w:t>
-      </w:r>
-    </w:p>
-    <w:p>
-      <w:pPr>
-        <w:pStyle w:val="Heading4"/>
-      </w:pPr>
-      <w:bookmarkStart w:id="86" w:name="_Toc219814576"/>
-      <w:bookmarkStart w:id="87" w:name="_Toc219814938"/>
-      <w:bookmarkStart w:id="88" w:name="_Toc223428101"/>
-      <w:bookmarkStart w:id="89" w:name="_Toc223428299"/>
-      <w:bookmarkStart w:id="90" w:name="_Toc225340572"/>
-      <w:r>
-        <w:lastRenderedPageBreak/>
-        <w:t>A note on space</w:t>
-      </w:r>
-      <w:bookmarkEnd w:id="86"/>
-      <w:bookmarkEnd w:id="87"/>
-      <w:bookmarkEnd w:id="88"/>
-      <w:bookmarkEnd w:id="89"/>
       <w:bookmarkEnd w:id="90"/>
-    </w:p>
-    <w:p>
-      <w:pPr>
-        <w:rPr>
-          <w:color w:val="000000" w:themeColor="text1"/>
-        </w:rPr>
-      </w:pPr>
-      <w:r>
-        <w:rPr>
-          <w:rFonts w:asciiTheme="majorBidi" w:hAnsiTheme="majorBidi" w:cstheme="majorBidi"/>
-          <w:color w:val="000000" w:themeColor="text1"/>
-        </w:rPr>
-        <w:t>The target</w:t>
-      </w:r>
-      <w:r>
-        <w:rPr>
-          <w:rFonts w:asciiTheme="majorBidi" w:hAnsiTheme="majorBidi" w:cstheme="majorBidi"/>
-          <w:color w:val="000000" w:themeColor="text1"/>
-        </w:rPr>
-        <w:t xml:space="preserve"> </w:t>
-      </w:r>
-      <w:proofErr w:type="spellStart"/>
-      <w:r>
-        <w:rPr>
-          <w:rFonts w:asciiTheme="majorBidi" w:hAnsiTheme="majorBidi" w:cstheme="majorBidi"/>
-          <w:color w:val="215E99" w:themeColor="text2" w:themeTint="BF"/>
-        </w:rPr>
-        <w:t>continent_raster_template</w:t>
-      </w:r>
-      <w:proofErr w:type="spellEnd"/>
-      <w:r>
-        <w:rPr>
-          <w:rFonts w:asciiTheme="majorBidi" w:hAnsiTheme="majorBidi" w:cstheme="majorBidi"/>
-          <w:color w:val="215E99" w:themeColor="text2" w:themeTint="BF"/>
-        </w:rPr>
-        <w:t xml:space="preserve"> </w:t>
-      </w:r>
-      <w:r>
-        <w:rPr>
-          <w:rFonts w:asciiTheme="majorBidi" w:hAnsiTheme="majorBidi" w:cstheme="majorBidi"/>
-          <w:color w:val="000000" w:themeColor="text1"/>
-        </w:rPr>
-        <w:t>is important because it establishes template into which all of the continuous covariates are projected, which allows the whole stack to line up</w:t>
-      </w:r>
-      <w:r>
-        <w:rPr>
-          <w:rFonts w:asciiTheme="majorBidi" w:hAnsiTheme="majorBidi" w:cstheme="majorBidi"/>
-          <w:color w:val="000000" w:themeColor="text1"/>
-        </w:rPr>
-        <w:t xml:space="preserve"> spatially</w:t>
-      </w:r>
-      <w:r>
-        <w:rPr>
-          <w:rFonts w:asciiTheme="majorBidi" w:hAnsiTheme="majorBidi" w:cstheme="majorBidi"/>
-          <w:color w:val="000000" w:themeColor="text1"/>
-        </w:rPr>
-        <w:t>. Throughout this entire module covariates are kept continuous. In the next module covariates are collapsed into regions.</w:t>
-      </w:r>
-    </w:p>
-    <w:p>
-      <w:pPr>
-        <w:rPr>
-          <w:color w:val="000000" w:themeColor="text1"/>
-        </w:rPr>
-      </w:pPr>
-    </w:p>
-    <w:p>
-      <w:pPr>
-        <w:pStyle w:val="Heading3"/>
-      </w:pPr>
-      <w:bookmarkStart w:id="91" w:name="_Toc219814577"/>
-      <w:bookmarkStart w:id="92" w:name="_Toc219814939"/>
-      <w:bookmarkStart w:id="93" w:name="_Toc223428102"/>
-      <w:bookmarkStart w:id="94" w:name="_Toc223428300"/>
-      <w:bookmarkStart w:id="95" w:name="_Toc225340573"/>
-      <w:r>
-        <w:t>Module 2:</w:t>
-      </w:r>
-      <w:r>
-        <w:t xml:space="preserve"> </w:t>
-      </w:r>
-      <w:r>
-        <w:rPr>
-          <w:b w:val="0"/>
-          <w:bCs w:val="0"/>
-        </w:rPr>
-        <w:t>Data Preparation</w:t>
-      </w:r>
       <w:bookmarkEnd w:id="91"/>
       <w:bookmarkEnd w:id="92"/>
       <w:bookmarkEnd w:id="93"/>
@@ -12291,6 +9880,2467 @@
         <w:pStyle w:val="ListParagraph"/>
         <w:numPr>
           <w:ilvl w:val="0"/>
+          <w:numId w:val="6"/>
+        </w:numPr>
+        <w:rPr>
+          <w:rFonts w:asciiTheme="majorBidi" w:hAnsiTheme="majorBidi" w:cstheme="majorBidi"/>
+          <w:color w:val="196B24" w:themeColor="accent3"/>
+          <w:shd w:val="clear" w:color="auto" w:fill="FFFFFF"/>
+        </w:rPr>
+      </w:pPr>
+      <w:r>
+        <w:rPr>
+          <w:rFonts w:asciiTheme="majorBidi" w:hAnsiTheme="majorBidi" w:cstheme="majorBidi"/>
+          <w:color w:val="1F2328"/>
+          <w:shd w:val="clear" w:color="auto" w:fill="FFFFFF"/>
+        </w:rPr>
+        <w:t>Th</w:t>
+      </w:r>
+      <w:r>
+        <w:rPr>
+          <w:rFonts w:asciiTheme="majorBidi" w:hAnsiTheme="majorBidi" w:cstheme="majorBidi"/>
+          <w:color w:val="1F2328"/>
+          <w:shd w:val="clear" w:color="auto" w:fill="FFFFFF"/>
+        </w:rPr>
+        <w:t xml:space="preserve">e targets file for this </w:t>
+      </w:r>
+      <w:r>
+        <w:rPr>
+          <w:rFonts w:asciiTheme="majorBidi" w:hAnsiTheme="majorBidi" w:cstheme="majorBidi"/>
+          <w:color w:val="1F2328"/>
+          <w:shd w:val="clear" w:color="auto" w:fill="FFFFFF"/>
+        </w:rPr>
+        <w:t>module</w:t>
+      </w:r>
+      <w:r>
+        <w:rPr>
+          <w:rFonts w:asciiTheme="majorBidi" w:hAnsiTheme="majorBidi" w:cstheme="majorBidi"/>
+          <w:color w:val="1F2328"/>
+          <w:shd w:val="clear" w:color="auto" w:fill="FFFFFF"/>
+        </w:rPr>
+        <w:t xml:space="preserve"> (</w:t>
+      </w:r>
+      <w:proofErr w:type="spellStart"/>
+      <w:r>
+        <w:rPr>
+          <w:rStyle w:val="Strong"/>
+          <w:rFonts w:asciiTheme="majorBidi" w:hAnsiTheme="majorBidi" w:cstheme="majorBidi"/>
+          <w:b w:val="0"/>
+          <w:bCs w:val="0"/>
+          <w:color w:val="196B24" w:themeColor="accent3"/>
+          <w:shd w:val="clear" w:color="auto" w:fill="FFFFFF"/>
+        </w:rPr>
+        <w:t>predictor_data_processing_</w:t>
+      </w:r>
+      <w:proofErr w:type="gramStart"/>
+      <w:r>
+        <w:rPr>
+          <w:rStyle w:val="Strong"/>
+          <w:rFonts w:asciiTheme="majorBidi" w:hAnsiTheme="majorBidi" w:cstheme="majorBidi"/>
+          <w:b w:val="0"/>
+          <w:bCs w:val="0"/>
+          <w:color w:val="196B24" w:themeColor="accent3"/>
+          <w:shd w:val="clear" w:color="auto" w:fill="FFFFFF"/>
+        </w:rPr>
+        <w:t>targets.R</w:t>
+      </w:r>
+      <w:proofErr w:type="spellEnd"/>
+      <w:proofErr w:type="gramEnd"/>
+      <w:r>
+        <w:rPr>
+          <w:rFonts w:asciiTheme="majorBidi" w:hAnsiTheme="majorBidi" w:cstheme="majorBidi"/>
+          <w:color w:val="1F2328"/>
+          <w:shd w:val="clear" w:color="auto" w:fill="FFFFFF"/>
+        </w:rPr>
+        <w:t>)</w:t>
+      </w:r>
+      <w:r>
+        <w:rPr>
+          <w:rFonts w:asciiTheme="majorBidi" w:hAnsiTheme="majorBidi" w:cstheme="majorBidi"/>
+          <w:color w:val="1F2328"/>
+          <w:shd w:val="clear" w:color="auto" w:fill="FFFFFF"/>
+        </w:rPr>
+        <w:t xml:space="preserve"> is broken up into </w:t>
+      </w:r>
+      <w:r>
+        <w:rPr>
+          <w:rFonts w:asciiTheme="majorBidi" w:hAnsiTheme="majorBidi" w:cstheme="majorBidi"/>
+          <w:color w:val="1F2328"/>
+          <w:shd w:val="clear" w:color="auto" w:fill="FFFFFF"/>
+        </w:rPr>
+        <w:t xml:space="preserve">4 </w:t>
+      </w:r>
+      <w:r>
+        <w:rPr>
+          <w:rFonts w:asciiTheme="majorBidi" w:hAnsiTheme="majorBidi" w:cstheme="majorBidi"/>
+          <w:color w:val="1F2328"/>
+          <w:shd w:val="clear" w:color="auto" w:fill="FFFFFF"/>
+        </w:rPr>
+        <w:t xml:space="preserve">groups of similar targets with the use of the function </w:t>
+      </w:r>
+      <w:proofErr w:type="spellStart"/>
+      <w:r>
+        <w:rPr>
+          <w:rFonts w:asciiTheme="majorBidi" w:hAnsiTheme="majorBidi" w:cstheme="majorBidi"/>
+          <w:color w:val="BF4E14" w:themeColor="accent2" w:themeShade="BF"/>
+          <w:shd w:val="clear" w:color="auto" w:fill="FFFFFF"/>
+        </w:rPr>
+        <w:t>tar_</w:t>
+      </w:r>
+      <w:proofErr w:type="gramStart"/>
+      <w:r>
+        <w:rPr>
+          <w:rFonts w:asciiTheme="majorBidi" w:hAnsiTheme="majorBidi" w:cstheme="majorBidi"/>
+          <w:color w:val="BF4E14" w:themeColor="accent2" w:themeShade="BF"/>
+          <w:shd w:val="clear" w:color="auto" w:fill="FFFFFF"/>
+        </w:rPr>
+        <w:t>plan</w:t>
+      </w:r>
+      <w:proofErr w:type="spellEnd"/>
+      <w:r>
+        <w:rPr>
+          <w:rFonts w:asciiTheme="majorBidi" w:hAnsiTheme="majorBidi" w:cstheme="majorBidi"/>
+          <w:color w:val="BF4E14" w:themeColor="accent2" w:themeShade="BF"/>
+          <w:shd w:val="clear" w:color="auto" w:fill="FFFFFF"/>
+        </w:rPr>
+        <w:t>(</w:t>
+      </w:r>
+      <w:proofErr w:type="gramEnd"/>
+      <w:r>
+        <w:rPr>
+          <w:rFonts w:asciiTheme="majorBidi" w:hAnsiTheme="majorBidi" w:cstheme="majorBidi"/>
+          <w:color w:val="BF4E14" w:themeColor="accent2" w:themeShade="BF"/>
+          <w:shd w:val="clear" w:color="auto" w:fill="FFFFFF"/>
+        </w:rPr>
+        <w:t>)</w:t>
+      </w:r>
+      <w:r>
+        <w:rPr>
+          <w:rFonts w:asciiTheme="majorBidi" w:hAnsiTheme="majorBidi" w:cstheme="majorBidi"/>
+          <w:color w:val="000000" w:themeColor="text1"/>
+          <w:shd w:val="clear" w:color="auto" w:fill="FFFFFF"/>
+        </w:rPr>
+        <w:t xml:space="preserve">. </w:t>
+      </w:r>
+    </w:p>
+    <w:p>
+      <w:pPr>
+        <w:pStyle w:val="ListParagraph"/>
+        <w:numPr>
+          <w:ilvl w:val="1"/>
+          <w:numId w:val="13"/>
+        </w:numPr>
+        <w:rPr>
+          <w:rFonts w:asciiTheme="majorBidi" w:hAnsiTheme="majorBidi" w:cstheme="majorBidi"/>
+          <w:color w:val="1F2328"/>
+          <w:shd w:val="clear" w:color="auto" w:fill="FFFFFF"/>
+        </w:rPr>
+      </w:pPr>
+      <w:proofErr w:type="spellStart"/>
+      <w:r>
+        <w:rPr>
+          <w:rFonts w:asciiTheme="majorBidi" w:hAnsiTheme="majorBidi" w:cstheme="majorBidi"/>
+          <w:i/>
+          <w:iCs/>
+          <w:color w:val="215E99" w:themeColor="text2" w:themeTint="BF"/>
+        </w:rPr>
+        <w:t>static_targets</w:t>
+      </w:r>
+      <w:proofErr w:type="spellEnd"/>
+      <w:r>
+        <w:rPr>
+          <w:rFonts w:asciiTheme="majorBidi" w:hAnsiTheme="majorBidi" w:cstheme="majorBidi"/>
+        </w:rPr>
+        <w:t xml:space="preserve">: </w:t>
+      </w:r>
+      <w:r>
+        <w:rPr>
+          <w:rFonts w:asciiTheme="majorBidi" w:hAnsiTheme="majorBidi" w:cstheme="majorBidi"/>
+        </w:rPr>
+        <w:t xml:space="preserve">These </w:t>
+      </w:r>
+      <w:r>
+        <w:rPr>
+          <w:rFonts w:asciiTheme="majorBidi" w:hAnsiTheme="majorBidi" w:cstheme="majorBidi"/>
+        </w:rPr>
+        <w:t>covariates</w:t>
+      </w:r>
+      <w:r>
+        <w:rPr>
+          <w:rFonts w:asciiTheme="majorBidi" w:hAnsiTheme="majorBidi" w:cstheme="majorBidi"/>
+        </w:rPr>
+        <w:t xml:space="preserve"> are static over time. They are obtained following the coding strategy described in </w:t>
+      </w:r>
+      <w:r>
+        <w:rPr>
+          <w:rFonts w:asciiTheme="majorBidi" w:hAnsiTheme="majorBidi" w:cstheme="majorBidi"/>
+        </w:rPr>
+        <w:t>bullet one</w:t>
+      </w:r>
+      <w:r>
+        <w:rPr>
+          <w:rFonts w:asciiTheme="majorBidi" w:hAnsiTheme="majorBidi" w:cstheme="majorBidi"/>
+        </w:rPr>
+        <w:t xml:space="preserve"> above.</w:t>
+      </w:r>
+    </w:p>
+    <w:p>
+      <w:pPr>
+        <w:pStyle w:val="ListParagraph"/>
+        <w:numPr>
+          <w:ilvl w:val="2"/>
+          <w:numId w:val="13"/>
+        </w:numPr>
+        <w:rPr>
+          <w:rFonts w:asciiTheme="majorBidi" w:hAnsiTheme="majorBidi" w:cstheme="majorBidi"/>
+          <w:color w:val="1F2328"/>
+          <w:shd w:val="clear" w:color="auto" w:fill="FFFFFF"/>
+        </w:rPr>
+      </w:pPr>
+      <w:r>
+        <w:rPr>
+          <w:rFonts w:asciiTheme="majorBidi" w:hAnsiTheme="majorBidi" w:cstheme="majorBidi"/>
+        </w:rPr>
+        <w:t>Soil</w:t>
+      </w:r>
+      <w:r>
+        <w:rPr>
+          <w:rFonts w:asciiTheme="majorBidi" w:hAnsiTheme="majorBidi" w:cstheme="majorBidi"/>
+        </w:rPr>
+        <w:t xml:space="preserve"> -- </w:t>
+      </w:r>
+      <w:r>
+        <w:rPr>
+          <w:rFonts w:asciiTheme="majorBidi" w:hAnsiTheme="majorBidi" w:cstheme="majorBidi"/>
+        </w:rPr>
+        <w:t>Soil types</w:t>
+      </w:r>
+      <w:r>
+        <w:rPr>
+          <w:rFonts w:asciiTheme="majorBidi" w:hAnsiTheme="majorBidi" w:cstheme="majorBidi"/>
+        </w:rPr>
+        <w:t xml:space="preserve"> </w:t>
+      </w:r>
+      <w:r>
+        <w:rPr>
+          <w:rFonts w:asciiTheme="majorBidi" w:hAnsiTheme="majorBidi" w:cstheme="majorBidi"/>
+        </w:rPr>
+        <w:t xml:space="preserve">(https://www.fao.org/soils-portal/data-hub/soil-maps-and-databases/harmonized-world-soil-database-v20/en/): Soil types based on the Food and Agriculture Organization of the United Nations </w:t>
+      </w:r>
+      <w:r>
+        <w:rPr>
+          <w:rFonts w:asciiTheme="majorBidi" w:hAnsiTheme="majorBidi" w:cstheme="majorBidi"/>
+        </w:rPr>
+        <w:t>(</w:t>
+      </w:r>
+      <w:r>
+        <w:rPr>
+          <w:rFonts w:asciiTheme="majorBidi" w:hAnsiTheme="majorBidi" w:cstheme="majorBidi"/>
+        </w:rPr>
+        <w:t>https://www.fao.org/home/en)</w:t>
+      </w:r>
+      <w:r>
+        <w:rPr>
+          <w:rFonts w:asciiTheme="majorBidi" w:hAnsiTheme="majorBidi" w:cstheme="majorBidi"/>
+        </w:rPr>
+        <w:t>.</w:t>
+      </w:r>
+      <w:r>
+        <w:rPr>
+          <w:rFonts w:asciiTheme="majorBidi" w:hAnsiTheme="majorBidi" w:cstheme="majorBidi"/>
+        </w:rPr>
+        <w:t xml:space="preserve"> Harmonized World Soil Database v2.0 (HWSD) with soil types aggregated into 8 categories: clay (heavy) + clay loam (1), silt loam + silty clay (2), sandy clay + clay (3), loam + silty clay loam (4), sandy clay loam (5), sandy loam + silt (6), loamy sand + silt loam (7), and sand (8) based on similarity in the USDA sand-silt-clay ternary texture class diagram (</w:t>
+      </w:r>
+      <w:hyperlink r:id="rId12" w:history="1">
+        <w:r>
+          <w:rPr>
+            <w:rStyle w:val="Hyperlink"/>
+            <w:rFonts w:asciiTheme="majorBidi" w:hAnsiTheme="majorBidi" w:cstheme="majorBidi"/>
+          </w:rPr>
+          <w:t>https://www.fao.org/soils-portal/data-hub/soil-maps-and-databases/harmonized-world-soil-database-v20/en/</w:t>
+        </w:r>
+      </w:hyperlink>
+      <w:r>
+        <w:rPr>
+          <w:rFonts w:asciiTheme="majorBidi" w:hAnsiTheme="majorBidi" w:cstheme="majorBidi"/>
+        </w:rPr>
+        <w:t>)</w:t>
+      </w:r>
+      <w:r>
+        <w:rPr>
+          <w:rFonts w:asciiTheme="majorBidi" w:hAnsiTheme="majorBidi" w:cstheme="majorBidi"/>
+        </w:rPr>
+        <w:t xml:space="preserve"> </w:t>
+      </w:r>
+      <w:r>
+        <w:rPr>
+          <w:rFonts w:asciiTheme="majorBidi" w:hAnsiTheme="majorBidi" w:cstheme="majorBidi"/>
+        </w:rPr>
+        <w:t>(further detail given in code)</w:t>
+      </w:r>
+      <w:r>
+        <w:rPr>
+          <w:rFonts w:asciiTheme="majorBidi" w:hAnsiTheme="majorBidi" w:cstheme="majorBidi"/>
+        </w:rPr>
+        <w:t xml:space="preserve">. </w:t>
+      </w:r>
+    </w:p>
+    <w:p>
+      <w:pPr>
+        <w:pStyle w:val="ListParagraph"/>
+        <w:numPr>
+          <w:ilvl w:val="2"/>
+          <w:numId w:val="13"/>
+        </w:numPr>
+        <w:rPr>
+          <w:rFonts w:asciiTheme="majorBidi" w:hAnsiTheme="majorBidi" w:cstheme="majorBidi"/>
+          <w:color w:val="1F2328"/>
+          <w:shd w:val="clear" w:color="auto" w:fill="FFFFFF"/>
+        </w:rPr>
+      </w:pPr>
+      <w:r>
+        <w:rPr>
+          <w:rFonts w:asciiTheme="majorBidi" w:hAnsiTheme="majorBidi" w:cstheme="majorBidi"/>
+        </w:rPr>
+        <w:t>Aspect</w:t>
+      </w:r>
+      <w:r>
+        <w:rPr>
+          <w:rFonts w:asciiTheme="majorBidi" w:hAnsiTheme="majorBidi" w:cstheme="majorBidi"/>
+        </w:rPr>
+        <w:t xml:space="preserve"> -- </w:t>
+      </w:r>
+      <w:r>
+        <w:rPr>
+          <w:rFonts w:asciiTheme="majorBidi" w:hAnsiTheme="majorBidi" w:cstheme="majorBidi"/>
+        </w:rPr>
+        <w:t>Slope and aspect data from the FAO Global Terrain Slope and Aspect</w:t>
+      </w:r>
+      <w:r>
+        <w:rPr>
+          <w:rFonts w:asciiTheme="majorBidi" w:hAnsiTheme="majorBidi" w:cstheme="majorBidi"/>
+        </w:rPr>
+        <w:t xml:space="preserve">; </w:t>
+      </w:r>
+      <w:r>
+        <w:rPr>
+          <w:rFonts w:asciiTheme="majorBidi" w:hAnsiTheme="majorBidi" w:cstheme="majorBidi"/>
+        </w:rPr>
+        <w:t>https://www.fao.org/</w:t>
+      </w:r>
+      <w:r>
+        <w:rPr>
+          <w:rFonts w:asciiTheme="majorBidi" w:hAnsiTheme="majorBidi" w:cstheme="majorBidi"/>
+        </w:rPr>
+        <w:t xml:space="preserve"> (full </w:t>
+      </w:r>
+      <w:proofErr w:type="spellStart"/>
+      <w:r>
+        <w:rPr>
+          <w:rFonts w:asciiTheme="majorBidi" w:hAnsiTheme="majorBidi" w:cstheme="majorBidi"/>
+        </w:rPr>
+        <w:t>urls</w:t>
+      </w:r>
+      <w:proofErr w:type="spellEnd"/>
+      <w:r>
+        <w:rPr>
+          <w:rFonts w:asciiTheme="majorBidi" w:hAnsiTheme="majorBidi" w:cstheme="majorBidi"/>
+        </w:rPr>
+        <w:t xml:space="preserve"> given in code)</w:t>
+      </w:r>
+    </w:p>
+    <w:p>
+      <w:pPr>
+        <w:pStyle w:val="ListParagraph"/>
+        <w:numPr>
+          <w:ilvl w:val="2"/>
+          <w:numId w:val="13"/>
+        </w:numPr>
+        <w:rPr>
+          <w:rFonts w:asciiTheme="majorBidi" w:hAnsiTheme="majorBidi" w:cstheme="majorBidi"/>
+          <w:color w:val="1F2328"/>
+          <w:shd w:val="clear" w:color="auto" w:fill="FFFFFF"/>
+        </w:rPr>
+      </w:pPr>
+      <w:r>
+        <w:rPr>
+          <w:rFonts w:asciiTheme="majorBidi" w:hAnsiTheme="majorBidi" w:cstheme="majorBidi"/>
+        </w:rPr>
+        <w:t>Slope</w:t>
+      </w:r>
+      <w:r>
+        <w:rPr>
+          <w:rFonts w:asciiTheme="majorBidi" w:hAnsiTheme="majorBidi" w:cstheme="majorBidi"/>
+        </w:rPr>
+        <w:t xml:space="preserve"> -- </w:t>
+      </w:r>
+      <w:r>
+        <w:rPr>
+          <w:rFonts w:asciiTheme="majorBidi" w:hAnsiTheme="majorBidi" w:cstheme="majorBidi"/>
+        </w:rPr>
+        <w:t>Slope and aspect data from the FAO Global Terrain Slope and Aspect</w:t>
+      </w:r>
+      <w:r>
+        <w:rPr>
+          <w:rFonts w:asciiTheme="majorBidi" w:hAnsiTheme="majorBidi" w:cstheme="majorBidi"/>
+        </w:rPr>
+        <w:t xml:space="preserve">; </w:t>
+      </w:r>
+      <w:r>
+        <w:rPr>
+          <w:rFonts w:asciiTheme="majorBidi" w:hAnsiTheme="majorBidi" w:cstheme="majorBidi"/>
+        </w:rPr>
+        <w:t>https://www.fao.org/</w:t>
+      </w:r>
+      <w:r>
+        <w:rPr>
+          <w:rFonts w:asciiTheme="majorBidi" w:hAnsiTheme="majorBidi" w:cstheme="majorBidi"/>
+        </w:rPr>
+        <w:t xml:space="preserve"> (full </w:t>
+      </w:r>
+      <w:proofErr w:type="spellStart"/>
+      <w:r>
+        <w:rPr>
+          <w:rFonts w:asciiTheme="majorBidi" w:hAnsiTheme="majorBidi" w:cstheme="majorBidi"/>
+        </w:rPr>
+        <w:t>urls</w:t>
+      </w:r>
+      <w:proofErr w:type="spellEnd"/>
+      <w:r>
+        <w:rPr>
+          <w:rFonts w:asciiTheme="majorBidi" w:hAnsiTheme="majorBidi" w:cstheme="majorBidi"/>
+        </w:rPr>
+        <w:t xml:space="preserve"> given in code)</w:t>
+      </w:r>
+    </w:p>
+    <w:p>
+      <w:pPr>
+        <w:pStyle w:val="ListParagraph"/>
+        <w:numPr>
+          <w:ilvl w:val="2"/>
+          <w:numId w:val="13"/>
+        </w:numPr>
+        <w:rPr>
+          <w:rFonts w:asciiTheme="majorBidi" w:hAnsiTheme="majorBidi" w:cstheme="majorBidi"/>
+          <w:color w:val="1F2328"/>
+          <w:shd w:val="clear" w:color="auto" w:fill="FFFFFF"/>
+        </w:rPr>
+      </w:pPr>
+      <w:r>
+        <w:rPr>
+          <w:rFonts w:asciiTheme="majorBidi" w:hAnsiTheme="majorBidi" w:cstheme="majorBidi"/>
+        </w:rPr>
+        <w:t>Gridded Livestock of the World</w:t>
+      </w:r>
+      <w:r>
+        <w:rPr>
+          <w:rFonts w:asciiTheme="majorBidi" w:hAnsiTheme="majorBidi" w:cstheme="majorBidi"/>
+        </w:rPr>
+        <w:t xml:space="preserve"> -- </w:t>
+      </w:r>
+      <w:r>
+        <w:rPr>
+          <w:rFonts w:asciiTheme="majorBidi" w:hAnsiTheme="majorBidi" w:cstheme="majorBidi"/>
+        </w:rPr>
+        <w:t>censused in 2010 and available at a native resolution of 5 arc-minutes</w:t>
+      </w:r>
+      <w:r>
+        <w:rPr>
+          <w:rFonts w:asciiTheme="majorBidi" w:hAnsiTheme="majorBidi" w:cstheme="majorBidi"/>
+        </w:rPr>
+        <w:t>;</w:t>
+      </w:r>
+      <w:r>
+        <w:rPr>
+          <w:rFonts w:asciiTheme="majorBidi" w:hAnsiTheme="majorBidi" w:cstheme="majorBidi"/>
+        </w:rPr>
+        <w:t xml:space="preserve"> </w:t>
+      </w:r>
+      <w:r>
+        <w:rPr>
+          <w:rFonts w:asciiTheme="majorBidi" w:hAnsiTheme="majorBidi" w:cstheme="majorBidi"/>
+        </w:rPr>
+        <w:t>https://dataverse.harvard.edu/api/access/datafile</w:t>
+      </w:r>
+      <w:r>
+        <w:rPr>
+          <w:rFonts w:asciiTheme="majorBidi" w:hAnsiTheme="majorBidi" w:cstheme="majorBidi"/>
+        </w:rPr>
+        <w:t xml:space="preserve"> (full </w:t>
+      </w:r>
+      <w:proofErr w:type="spellStart"/>
+      <w:r>
+        <w:rPr>
+          <w:rFonts w:asciiTheme="majorBidi" w:hAnsiTheme="majorBidi" w:cstheme="majorBidi"/>
+        </w:rPr>
+        <w:t>urls</w:t>
+      </w:r>
+      <w:proofErr w:type="spellEnd"/>
+      <w:r>
+        <w:rPr>
+          <w:rFonts w:asciiTheme="majorBidi" w:hAnsiTheme="majorBidi" w:cstheme="majorBidi"/>
+        </w:rPr>
+        <w:t xml:space="preserve"> given in code)</w:t>
+      </w:r>
+    </w:p>
+    <w:p>
+      <w:pPr>
+        <w:pStyle w:val="ListParagraph"/>
+        <w:numPr>
+          <w:ilvl w:val="2"/>
+          <w:numId w:val="13"/>
+        </w:numPr>
+        <w:rPr>
+          <w:rFonts w:asciiTheme="majorBidi" w:hAnsiTheme="majorBidi" w:cstheme="majorBidi"/>
+          <w:color w:val="1F2328"/>
+          <w:shd w:val="clear" w:color="auto" w:fill="FFFFFF"/>
+        </w:rPr>
+      </w:pPr>
+      <w:r>
+        <w:rPr>
+          <w:rFonts w:asciiTheme="majorBidi" w:hAnsiTheme="majorBidi" w:cstheme="majorBidi"/>
+        </w:rPr>
+        <w:t>Elevation</w:t>
+      </w:r>
+      <w:r>
+        <w:rPr>
+          <w:rFonts w:asciiTheme="majorBidi" w:hAnsiTheme="majorBidi" w:cstheme="majorBidi"/>
+        </w:rPr>
+        <w:t xml:space="preserve"> --</w:t>
+      </w:r>
+      <w:r>
+        <w:rPr>
+          <w:rFonts w:asciiTheme="majorBidi" w:hAnsiTheme="majorBidi" w:cstheme="majorBidi"/>
+        </w:rPr>
+        <w:t xml:space="preserve"> </w:t>
+      </w:r>
+      <w:r>
+        <w:rPr>
+          <w:rFonts w:asciiTheme="majorBidi" w:hAnsiTheme="majorBidi" w:cstheme="majorBidi"/>
+        </w:rPr>
+        <w:t xml:space="preserve">Elevation data accessed via the </w:t>
+      </w:r>
+      <w:proofErr w:type="spellStart"/>
+      <w:r>
+        <w:rPr>
+          <w:rFonts w:asciiTheme="majorBidi" w:hAnsiTheme="majorBidi" w:cstheme="majorBidi"/>
+          <w:color w:val="BF4E14" w:themeColor="accent2" w:themeShade="BF"/>
+        </w:rPr>
+        <w:t>elevation_</w:t>
+      </w:r>
+      <w:proofErr w:type="gramStart"/>
+      <w:r>
+        <w:rPr>
+          <w:rFonts w:asciiTheme="majorBidi" w:hAnsiTheme="majorBidi" w:cstheme="majorBidi"/>
+          <w:color w:val="BF4E14" w:themeColor="accent2" w:themeShade="BF"/>
+        </w:rPr>
+        <w:t>global</w:t>
+      </w:r>
+      <w:proofErr w:type="spellEnd"/>
+      <w:r>
+        <w:rPr>
+          <w:rFonts w:asciiTheme="majorBidi" w:hAnsiTheme="majorBidi" w:cstheme="majorBidi"/>
+          <w:color w:val="BF4E14" w:themeColor="accent2" w:themeShade="BF"/>
+        </w:rPr>
+        <w:t>(</w:t>
+      </w:r>
+      <w:proofErr w:type="gramEnd"/>
+      <w:r>
+        <w:rPr>
+          <w:rFonts w:asciiTheme="majorBidi" w:hAnsiTheme="majorBidi" w:cstheme="majorBidi"/>
+          <w:color w:val="BF4E14" w:themeColor="accent2" w:themeShade="BF"/>
+        </w:rPr>
+        <w:t>)</w:t>
+      </w:r>
+      <w:r>
+        <w:rPr>
+          <w:rFonts w:asciiTheme="majorBidi" w:hAnsiTheme="majorBidi" w:cstheme="majorBidi"/>
+        </w:rPr>
+        <w:t xml:space="preserve"> function of the</w:t>
+      </w:r>
+      <w:r>
+        <w:rPr>
+          <w:rFonts w:asciiTheme="majorBidi" w:hAnsiTheme="majorBidi" w:cstheme="majorBidi"/>
+          <w:color w:val="BF4E14" w:themeColor="accent2" w:themeShade="BF"/>
+        </w:rPr>
+        <w:t xml:space="preserve"> geodata </w:t>
+      </w:r>
+      <w:r>
+        <w:rPr>
+          <w:rFonts w:asciiTheme="majorBidi" w:hAnsiTheme="majorBidi" w:cstheme="majorBidi"/>
+        </w:rPr>
+        <w:t xml:space="preserve">package </w:t>
+      </w:r>
+      <w:r>
+        <w:rPr>
+          <w:rFonts w:asciiTheme="majorBidi" w:hAnsiTheme="majorBidi" w:cstheme="majorBidi"/>
+        </w:rPr>
+        <w:t>(https://rdrr.io/cran/geodata/man/elevation.html) in R, drawn from the Shuttle Radar Topography Mission (SRTM) at resolution of 0.5 minutes of a degree</w:t>
+      </w:r>
+      <w:r>
+        <w:rPr>
+          <w:rFonts w:asciiTheme="majorBidi" w:hAnsiTheme="majorBidi" w:cstheme="majorBidi"/>
+        </w:rPr>
+        <w:t>;</w:t>
+      </w:r>
+      <w:r>
+        <w:rPr>
+          <w:rFonts w:asciiTheme="majorBidi" w:hAnsiTheme="majorBidi" w:cstheme="majorBidi"/>
+        </w:rPr>
+        <w:t xml:space="preserve"> </w:t>
+      </w:r>
+      <w:proofErr w:type="gramStart"/>
+      <w:r>
+        <w:rPr>
+          <w:rFonts w:asciiTheme="majorBidi" w:hAnsiTheme="majorBidi" w:cstheme="majorBidi"/>
+          <w:color w:val="BF4E14" w:themeColor="accent2" w:themeShade="BF"/>
+        </w:rPr>
+        <w:t>geodata::</w:t>
+      </w:r>
+      <w:proofErr w:type="spellStart"/>
+      <w:proofErr w:type="gramEnd"/>
+      <w:r>
+        <w:rPr>
+          <w:rFonts w:asciiTheme="majorBidi" w:hAnsiTheme="majorBidi" w:cstheme="majorBidi"/>
+          <w:color w:val="BF4E14" w:themeColor="accent2" w:themeShade="BF"/>
+        </w:rPr>
+        <w:t>elevation_</w:t>
+      </w:r>
+      <w:proofErr w:type="gramStart"/>
+      <w:r>
+        <w:rPr>
+          <w:rFonts w:asciiTheme="majorBidi" w:hAnsiTheme="majorBidi" w:cstheme="majorBidi"/>
+          <w:color w:val="BF4E14" w:themeColor="accent2" w:themeShade="BF"/>
+        </w:rPr>
+        <w:t>global</w:t>
+      </w:r>
+      <w:proofErr w:type="spellEnd"/>
+      <w:r>
+        <w:rPr>
+          <w:rFonts w:asciiTheme="majorBidi" w:hAnsiTheme="majorBidi" w:cstheme="majorBidi"/>
+          <w:color w:val="BF4E14" w:themeColor="accent2" w:themeShade="BF"/>
+        </w:rPr>
+        <w:t>(</w:t>
+      </w:r>
+      <w:proofErr w:type="gramEnd"/>
+      <w:r>
+        <w:rPr>
+          <w:rFonts w:asciiTheme="majorBidi" w:hAnsiTheme="majorBidi" w:cstheme="majorBidi"/>
+          <w:color w:val="BF4E14" w:themeColor="accent2" w:themeShade="BF"/>
+        </w:rPr>
+        <w:t>)</w:t>
+      </w:r>
+    </w:p>
+    <w:p>
+      <w:pPr>
+        <w:pStyle w:val="ListParagraph"/>
+        <w:numPr>
+          <w:ilvl w:val="2"/>
+          <w:numId w:val="13"/>
+        </w:numPr>
+        <w:rPr>
+          <w:rFonts w:asciiTheme="majorBidi" w:hAnsiTheme="majorBidi" w:cstheme="majorBidi"/>
+          <w:color w:val="1F2328"/>
+          <w:shd w:val="clear" w:color="auto" w:fill="FFFFFF"/>
+        </w:rPr>
+      </w:pPr>
+      <w:r>
+        <w:rPr>
+          <w:rFonts w:asciiTheme="majorBidi" w:hAnsiTheme="majorBidi" w:cstheme="majorBidi"/>
+        </w:rPr>
+        <w:t>Bioclimatic variables</w:t>
+      </w:r>
+      <w:r>
+        <w:rPr>
+          <w:rFonts w:asciiTheme="majorBidi" w:hAnsiTheme="majorBidi" w:cstheme="majorBidi"/>
+        </w:rPr>
+        <w:t xml:space="preserve"> -- </w:t>
+      </w:r>
+      <w:proofErr w:type="spellStart"/>
+      <w:r>
+        <w:rPr>
+          <w:rFonts w:asciiTheme="majorBidi" w:hAnsiTheme="majorBidi" w:cstheme="majorBidi"/>
+        </w:rPr>
+        <w:t>Bioclimactic</w:t>
+      </w:r>
+      <w:proofErr w:type="spellEnd"/>
+      <w:r>
+        <w:rPr>
+          <w:rFonts w:asciiTheme="majorBidi" w:hAnsiTheme="majorBidi" w:cstheme="majorBidi"/>
+        </w:rPr>
+        <w:t xml:space="preserve"> data from the </w:t>
+      </w:r>
+      <w:proofErr w:type="spellStart"/>
+      <w:r>
+        <w:rPr>
+          <w:rFonts w:asciiTheme="majorBidi" w:hAnsiTheme="majorBidi" w:cstheme="majorBidi"/>
+        </w:rPr>
+        <w:t>WorldClim</w:t>
+      </w:r>
+      <w:proofErr w:type="spellEnd"/>
+      <w:r>
+        <w:rPr>
+          <w:rFonts w:asciiTheme="majorBidi" w:hAnsiTheme="majorBidi" w:cstheme="majorBidi"/>
+        </w:rPr>
+        <w:t xml:space="preserve"> version 2.1 accessed via the </w:t>
+      </w:r>
+      <w:proofErr w:type="spellStart"/>
+      <w:r>
+        <w:rPr>
+          <w:rFonts w:asciiTheme="majorBidi" w:hAnsiTheme="majorBidi" w:cstheme="majorBidi"/>
+          <w:color w:val="BF4E14" w:themeColor="accent2" w:themeShade="BF"/>
+        </w:rPr>
+        <w:t>worldclim_</w:t>
+      </w:r>
+      <w:proofErr w:type="gramStart"/>
+      <w:r>
+        <w:rPr>
+          <w:rFonts w:asciiTheme="majorBidi" w:hAnsiTheme="majorBidi" w:cstheme="majorBidi"/>
+          <w:color w:val="BF4E14" w:themeColor="accent2" w:themeShade="BF"/>
+        </w:rPr>
+        <w:t>global</w:t>
+      </w:r>
+      <w:proofErr w:type="spellEnd"/>
+      <w:r>
+        <w:rPr>
+          <w:rFonts w:asciiTheme="majorBidi" w:hAnsiTheme="majorBidi" w:cstheme="majorBidi"/>
+          <w:color w:val="BF4E14" w:themeColor="accent2" w:themeShade="BF"/>
+        </w:rPr>
+        <w:t>(</w:t>
+      </w:r>
+      <w:proofErr w:type="gramEnd"/>
+      <w:r>
+        <w:rPr>
+          <w:rFonts w:asciiTheme="majorBidi" w:hAnsiTheme="majorBidi" w:cstheme="majorBidi"/>
+          <w:color w:val="BF4E14" w:themeColor="accent2" w:themeShade="BF"/>
+        </w:rPr>
+        <w:t>)</w:t>
+      </w:r>
+      <w:r>
+        <w:rPr>
+          <w:rFonts w:asciiTheme="majorBidi" w:hAnsiTheme="majorBidi" w:cstheme="majorBidi"/>
+        </w:rPr>
+        <w:t xml:space="preserve"> function of the </w:t>
+      </w:r>
+      <w:r>
+        <w:rPr>
+          <w:rFonts w:asciiTheme="majorBidi" w:hAnsiTheme="majorBidi" w:cstheme="majorBidi"/>
+          <w:color w:val="BF4E14" w:themeColor="accent2" w:themeShade="BF"/>
+        </w:rPr>
+        <w:t>geodata</w:t>
+      </w:r>
+      <w:r>
+        <w:rPr>
+          <w:rFonts w:asciiTheme="majorBidi" w:hAnsiTheme="majorBidi" w:cstheme="majorBidi"/>
+        </w:rPr>
+        <w:t xml:space="preserve"> </w:t>
+      </w:r>
+      <w:r>
+        <w:rPr>
+          <w:rFonts w:asciiTheme="majorBidi" w:hAnsiTheme="majorBidi" w:cstheme="majorBidi"/>
+        </w:rPr>
+        <w:t xml:space="preserve">package </w:t>
+      </w:r>
+      <w:r>
+        <w:rPr>
+          <w:rFonts w:asciiTheme="majorBidi" w:hAnsiTheme="majorBidi" w:cstheme="majorBidi"/>
+        </w:rPr>
+        <w:t>(https://rdrr.io/cran/geodata/man/worldclim.html) in R and represent the global mean values across the period of 1970-2000 at a 2.5m resolution</w:t>
+      </w:r>
+      <w:r>
+        <w:rPr>
+          <w:rFonts w:asciiTheme="majorBidi" w:hAnsiTheme="majorBidi" w:cstheme="majorBidi"/>
+        </w:rPr>
+        <w:t xml:space="preserve">; </w:t>
+      </w:r>
+      <w:proofErr w:type="gramStart"/>
+      <w:r>
+        <w:rPr>
+          <w:rFonts w:asciiTheme="majorBidi" w:hAnsiTheme="majorBidi" w:cstheme="majorBidi"/>
+          <w:color w:val="BF4E14" w:themeColor="accent2" w:themeShade="BF"/>
+        </w:rPr>
+        <w:t>geodata::</w:t>
+      </w:r>
+      <w:proofErr w:type="spellStart"/>
+      <w:proofErr w:type="gramEnd"/>
+      <w:r>
+        <w:rPr>
+          <w:rFonts w:asciiTheme="majorBidi" w:hAnsiTheme="majorBidi" w:cstheme="majorBidi"/>
+          <w:color w:val="BF4E14" w:themeColor="accent2" w:themeShade="BF"/>
+        </w:rPr>
+        <w:t>worldclim_</w:t>
+      </w:r>
+      <w:proofErr w:type="gramStart"/>
+      <w:r>
+        <w:rPr>
+          <w:rFonts w:asciiTheme="majorBidi" w:hAnsiTheme="majorBidi" w:cstheme="majorBidi"/>
+          <w:color w:val="BF4E14" w:themeColor="accent2" w:themeShade="BF"/>
+        </w:rPr>
+        <w:t>global</w:t>
+      </w:r>
+      <w:proofErr w:type="spellEnd"/>
+      <w:r>
+        <w:rPr>
+          <w:rFonts w:asciiTheme="majorBidi" w:hAnsiTheme="majorBidi" w:cstheme="majorBidi"/>
+          <w:color w:val="BF4E14" w:themeColor="accent2" w:themeShade="BF"/>
+        </w:rPr>
+        <w:t>(</w:t>
+      </w:r>
+      <w:proofErr w:type="gramEnd"/>
+      <w:r>
+        <w:rPr>
+          <w:rFonts w:asciiTheme="majorBidi" w:hAnsiTheme="majorBidi" w:cstheme="majorBidi"/>
+          <w:color w:val="BF4E14" w:themeColor="accent2" w:themeShade="BF"/>
+        </w:rPr>
+        <w:t>)</w:t>
+      </w:r>
+      <w:r>
+        <w:rPr>
+          <w:rFonts w:asciiTheme="majorBidi" w:hAnsiTheme="majorBidi" w:cstheme="majorBidi"/>
+          <w:color w:val="000000" w:themeColor="text1"/>
+        </w:rPr>
+        <w:t>.</w:t>
+      </w:r>
+      <w:r>
+        <w:rPr>
+          <w:rFonts w:asciiTheme="majorBidi" w:hAnsiTheme="majorBidi" w:cstheme="majorBidi"/>
+          <w:color w:val="BF4E14" w:themeColor="accent2" w:themeShade="BF"/>
+        </w:rPr>
+        <w:t xml:space="preserve"> </w:t>
+      </w:r>
+      <w:proofErr w:type="spellStart"/>
+      <w:r>
+        <w:rPr>
+          <w:rFonts w:asciiTheme="majorBidi" w:hAnsiTheme="majorBidi" w:cstheme="majorBidi"/>
+          <w:color w:val="000000" w:themeColor="text1"/>
+        </w:rPr>
+        <w:t>Bioclimactic</w:t>
+      </w:r>
+      <w:proofErr w:type="spellEnd"/>
+      <w:r>
+        <w:rPr>
+          <w:rFonts w:asciiTheme="majorBidi" w:hAnsiTheme="majorBidi" w:cstheme="majorBidi"/>
+          <w:color w:val="000000" w:themeColor="text1"/>
+        </w:rPr>
+        <w:t xml:space="preserve"> variables included: </w:t>
+      </w:r>
+      <w:proofErr w:type="spellStart"/>
+      <w:r>
+        <w:rPr>
+          <w:rFonts w:asciiTheme="majorBidi" w:hAnsiTheme="majorBidi" w:cstheme="majorBidi"/>
+          <w:color w:val="000000" w:themeColor="text1"/>
+        </w:rPr>
+        <w:t>Annual_Mean_Temperature</w:t>
+      </w:r>
+      <w:proofErr w:type="spellEnd"/>
+      <w:r>
+        <w:rPr>
+          <w:rFonts w:asciiTheme="majorBidi" w:hAnsiTheme="majorBidi" w:cstheme="majorBidi"/>
+          <w:color w:val="000000" w:themeColor="text1"/>
+        </w:rPr>
+        <w:t xml:space="preserve">, </w:t>
+      </w:r>
+      <w:proofErr w:type="spellStart"/>
+      <w:r>
+        <w:rPr>
+          <w:rFonts w:asciiTheme="majorBidi" w:hAnsiTheme="majorBidi" w:cstheme="majorBidi"/>
+          <w:color w:val="000000" w:themeColor="text1"/>
+        </w:rPr>
+        <w:t>Mean_Diurnal_Range</w:t>
+      </w:r>
+      <w:proofErr w:type="spellEnd"/>
+      <w:r>
+        <w:rPr>
+          <w:rFonts w:asciiTheme="majorBidi" w:hAnsiTheme="majorBidi" w:cstheme="majorBidi"/>
+          <w:color w:val="000000" w:themeColor="text1"/>
+        </w:rPr>
+        <w:t xml:space="preserve">, </w:t>
+      </w:r>
+      <w:proofErr w:type="spellStart"/>
+      <w:r>
+        <w:rPr>
+          <w:rFonts w:asciiTheme="majorBidi" w:hAnsiTheme="majorBidi" w:cstheme="majorBidi"/>
+          <w:color w:val="000000" w:themeColor="text1"/>
+        </w:rPr>
+        <w:t>Isothermality</w:t>
+      </w:r>
+      <w:proofErr w:type="spellEnd"/>
+      <w:r>
+        <w:rPr>
+          <w:rFonts w:asciiTheme="majorBidi" w:hAnsiTheme="majorBidi" w:cstheme="majorBidi"/>
+          <w:color w:val="000000" w:themeColor="text1"/>
+        </w:rPr>
+        <w:t xml:space="preserve">, </w:t>
+      </w:r>
+      <w:proofErr w:type="spellStart"/>
+      <w:r>
+        <w:rPr>
+          <w:rFonts w:asciiTheme="majorBidi" w:hAnsiTheme="majorBidi" w:cstheme="majorBidi"/>
+          <w:color w:val="000000" w:themeColor="text1"/>
+        </w:rPr>
+        <w:t>Temperature_Seasonality</w:t>
+      </w:r>
+      <w:proofErr w:type="spellEnd"/>
+      <w:r>
+        <w:rPr>
+          <w:rFonts w:asciiTheme="majorBidi" w:hAnsiTheme="majorBidi" w:cstheme="majorBidi"/>
+          <w:color w:val="000000" w:themeColor="text1"/>
+        </w:rPr>
+        <w:t xml:space="preserve">, </w:t>
+      </w:r>
+      <w:proofErr w:type="spellStart"/>
+      <w:r>
+        <w:rPr>
+          <w:rFonts w:asciiTheme="majorBidi" w:hAnsiTheme="majorBidi" w:cstheme="majorBidi"/>
+          <w:color w:val="000000" w:themeColor="text1"/>
+        </w:rPr>
+        <w:t>Max_Temperature_of_Warmest_Month</w:t>
+      </w:r>
+      <w:proofErr w:type="spellEnd"/>
+      <w:r>
+        <w:rPr>
+          <w:rFonts w:asciiTheme="majorBidi" w:hAnsiTheme="majorBidi" w:cstheme="majorBidi"/>
+          <w:color w:val="000000" w:themeColor="text1"/>
+        </w:rPr>
+        <w:t xml:space="preserve">, </w:t>
+      </w:r>
+      <w:proofErr w:type="spellStart"/>
+      <w:r>
+        <w:rPr>
+          <w:rFonts w:asciiTheme="majorBidi" w:hAnsiTheme="majorBidi" w:cstheme="majorBidi"/>
+          <w:color w:val="000000" w:themeColor="text1"/>
+        </w:rPr>
+        <w:t>Min_Temperature_of_Coldest_Month</w:t>
+      </w:r>
+      <w:proofErr w:type="spellEnd"/>
+      <w:r>
+        <w:rPr>
+          <w:rFonts w:asciiTheme="majorBidi" w:hAnsiTheme="majorBidi" w:cstheme="majorBidi"/>
+          <w:color w:val="000000" w:themeColor="text1"/>
+        </w:rPr>
+        <w:t xml:space="preserve">, </w:t>
+      </w:r>
+      <w:proofErr w:type="spellStart"/>
+      <w:r>
+        <w:rPr>
+          <w:rFonts w:asciiTheme="majorBidi" w:hAnsiTheme="majorBidi" w:cstheme="majorBidi"/>
+          <w:color w:val="000000" w:themeColor="text1"/>
+        </w:rPr>
+        <w:t>Temperature_Annual_Range</w:t>
+      </w:r>
+      <w:proofErr w:type="spellEnd"/>
+      <w:r>
+        <w:rPr>
+          <w:rFonts w:asciiTheme="majorBidi" w:hAnsiTheme="majorBidi" w:cstheme="majorBidi"/>
+          <w:color w:val="000000" w:themeColor="text1"/>
+        </w:rPr>
+        <w:t xml:space="preserve">, </w:t>
+      </w:r>
+      <w:proofErr w:type="spellStart"/>
+      <w:r>
+        <w:rPr>
+          <w:rFonts w:asciiTheme="majorBidi" w:hAnsiTheme="majorBidi" w:cstheme="majorBidi"/>
+          <w:color w:val="000000" w:themeColor="text1"/>
+        </w:rPr>
+        <w:t>Mean_Temperature_of_Wettest_Quarter</w:t>
+      </w:r>
+      <w:proofErr w:type="spellEnd"/>
+      <w:r>
+        <w:rPr>
+          <w:rFonts w:asciiTheme="majorBidi" w:hAnsiTheme="majorBidi" w:cstheme="majorBidi"/>
+          <w:color w:val="000000" w:themeColor="text1"/>
+        </w:rPr>
+        <w:t xml:space="preserve">, </w:t>
+      </w:r>
+      <w:proofErr w:type="spellStart"/>
+      <w:r>
+        <w:rPr>
+          <w:rFonts w:asciiTheme="majorBidi" w:hAnsiTheme="majorBidi" w:cstheme="majorBidi"/>
+          <w:color w:val="000000" w:themeColor="text1"/>
+        </w:rPr>
+        <w:t>Mean_Temperature_of_Driest_Quarter</w:t>
+      </w:r>
+      <w:proofErr w:type="spellEnd"/>
+      <w:r>
+        <w:rPr>
+          <w:rFonts w:asciiTheme="majorBidi" w:hAnsiTheme="majorBidi" w:cstheme="majorBidi"/>
+          <w:color w:val="000000" w:themeColor="text1"/>
+        </w:rPr>
+        <w:t xml:space="preserve">, </w:t>
+      </w:r>
+      <w:proofErr w:type="spellStart"/>
+      <w:r>
+        <w:rPr>
+          <w:rFonts w:asciiTheme="majorBidi" w:hAnsiTheme="majorBidi" w:cstheme="majorBidi"/>
+          <w:color w:val="000000" w:themeColor="text1"/>
+        </w:rPr>
+        <w:lastRenderedPageBreak/>
+        <w:t>Mean_Temperature_of_Warmest_Quarter</w:t>
+      </w:r>
+      <w:proofErr w:type="spellEnd"/>
+      <w:r>
+        <w:rPr>
+          <w:rFonts w:asciiTheme="majorBidi" w:hAnsiTheme="majorBidi" w:cstheme="majorBidi"/>
+          <w:color w:val="000000" w:themeColor="text1"/>
+        </w:rPr>
+        <w:t xml:space="preserve">, </w:t>
+      </w:r>
+      <w:proofErr w:type="spellStart"/>
+      <w:r>
+        <w:rPr>
+          <w:rFonts w:asciiTheme="majorBidi" w:hAnsiTheme="majorBidi" w:cstheme="majorBidi"/>
+          <w:color w:val="000000" w:themeColor="text1"/>
+        </w:rPr>
+        <w:t>Mean_Temperature_of_Coldest_Quarter</w:t>
+      </w:r>
+      <w:proofErr w:type="spellEnd"/>
+      <w:r>
+        <w:rPr>
+          <w:rFonts w:asciiTheme="majorBidi" w:hAnsiTheme="majorBidi" w:cstheme="majorBidi"/>
+          <w:color w:val="000000" w:themeColor="text1"/>
+        </w:rPr>
+        <w:t xml:space="preserve">, </w:t>
+      </w:r>
+      <w:proofErr w:type="spellStart"/>
+      <w:r>
+        <w:rPr>
+          <w:rFonts w:asciiTheme="majorBidi" w:hAnsiTheme="majorBidi" w:cstheme="majorBidi"/>
+          <w:color w:val="000000" w:themeColor="text1"/>
+        </w:rPr>
+        <w:t>Annual_Precipitation</w:t>
+      </w:r>
+      <w:proofErr w:type="spellEnd"/>
+      <w:r>
+        <w:rPr>
+          <w:rFonts w:asciiTheme="majorBidi" w:hAnsiTheme="majorBidi" w:cstheme="majorBidi"/>
+          <w:color w:val="000000" w:themeColor="text1"/>
+        </w:rPr>
+        <w:t xml:space="preserve">, </w:t>
+      </w:r>
+      <w:proofErr w:type="spellStart"/>
+      <w:r>
+        <w:rPr>
+          <w:rFonts w:asciiTheme="majorBidi" w:hAnsiTheme="majorBidi" w:cstheme="majorBidi"/>
+          <w:color w:val="000000" w:themeColor="text1"/>
+        </w:rPr>
+        <w:t>Precipitation_of_Wettest_Month</w:t>
+      </w:r>
+      <w:proofErr w:type="spellEnd"/>
+      <w:r>
+        <w:rPr>
+          <w:rFonts w:asciiTheme="majorBidi" w:hAnsiTheme="majorBidi" w:cstheme="majorBidi"/>
+          <w:color w:val="000000" w:themeColor="text1"/>
+        </w:rPr>
+        <w:t xml:space="preserve">, </w:t>
+      </w:r>
+      <w:proofErr w:type="spellStart"/>
+      <w:r>
+        <w:rPr>
+          <w:rFonts w:asciiTheme="majorBidi" w:hAnsiTheme="majorBidi" w:cstheme="majorBidi"/>
+          <w:color w:val="000000" w:themeColor="text1"/>
+        </w:rPr>
+        <w:t>Precipitation_of_Driest_Month</w:t>
+      </w:r>
+      <w:proofErr w:type="spellEnd"/>
+      <w:r>
+        <w:rPr>
+          <w:rFonts w:asciiTheme="majorBidi" w:hAnsiTheme="majorBidi" w:cstheme="majorBidi"/>
+          <w:color w:val="000000" w:themeColor="text1"/>
+        </w:rPr>
+        <w:t xml:space="preserve">, </w:t>
+      </w:r>
+      <w:proofErr w:type="spellStart"/>
+      <w:r>
+        <w:rPr>
+          <w:rFonts w:asciiTheme="majorBidi" w:hAnsiTheme="majorBidi" w:cstheme="majorBidi"/>
+          <w:color w:val="000000" w:themeColor="text1"/>
+        </w:rPr>
+        <w:t>Precipitation_Seasonality</w:t>
+      </w:r>
+      <w:proofErr w:type="spellEnd"/>
+      <w:r>
+        <w:rPr>
+          <w:rFonts w:asciiTheme="majorBidi" w:hAnsiTheme="majorBidi" w:cstheme="majorBidi"/>
+          <w:color w:val="000000" w:themeColor="text1"/>
+        </w:rPr>
+        <w:t xml:space="preserve">, </w:t>
+      </w:r>
+      <w:proofErr w:type="spellStart"/>
+      <w:r>
+        <w:rPr>
+          <w:rFonts w:asciiTheme="majorBidi" w:hAnsiTheme="majorBidi" w:cstheme="majorBidi"/>
+          <w:color w:val="000000" w:themeColor="text1"/>
+        </w:rPr>
+        <w:t>Precipitation_of_Wettest_Quarter</w:t>
+      </w:r>
+      <w:proofErr w:type="spellEnd"/>
+      <w:r>
+        <w:rPr>
+          <w:rFonts w:asciiTheme="majorBidi" w:hAnsiTheme="majorBidi" w:cstheme="majorBidi"/>
+          <w:color w:val="000000" w:themeColor="text1"/>
+        </w:rPr>
+        <w:t xml:space="preserve">, </w:t>
+      </w:r>
+      <w:proofErr w:type="spellStart"/>
+      <w:r>
+        <w:rPr>
+          <w:rFonts w:asciiTheme="majorBidi" w:hAnsiTheme="majorBidi" w:cstheme="majorBidi"/>
+          <w:color w:val="000000" w:themeColor="text1"/>
+        </w:rPr>
+        <w:t>Precipitation_of_Driest_Quarter</w:t>
+      </w:r>
+      <w:proofErr w:type="spellEnd"/>
+      <w:r>
+        <w:rPr>
+          <w:rFonts w:asciiTheme="majorBidi" w:hAnsiTheme="majorBidi" w:cstheme="majorBidi"/>
+          <w:color w:val="000000" w:themeColor="text1"/>
+        </w:rPr>
+        <w:t xml:space="preserve">, </w:t>
+      </w:r>
+      <w:proofErr w:type="spellStart"/>
+      <w:r>
+        <w:rPr>
+          <w:rFonts w:asciiTheme="majorBidi" w:hAnsiTheme="majorBidi" w:cstheme="majorBidi"/>
+          <w:color w:val="000000" w:themeColor="text1"/>
+        </w:rPr>
+        <w:t>Precipitation_of_Warmest_Quarter</w:t>
+      </w:r>
+      <w:proofErr w:type="spellEnd"/>
+      <w:r>
+        <w:rPr>
+          <w:rFonts w:asciiTheme="majorBidi" w:hAnsiTheme="majorBidi" w:cstheme="majorBidi"/>
+          <w:color w:val="000000" w:themeColor="text1"/>
+        </w:rPr>
+        <w:t xml:space="preserve">, and </w:t>
+      </w:r>
+      <w:proofErr w:type="spellStart"/>
+      <w:r>
+        <w:rPr>
+          <w:rFonts w:asciiTheme="majorBidi" w:hAnsiTheme="majorBidi" w:cstheme="majorBidi"/>
+          <w:color w:val="000000" w:themeColor="text1"/>
+        </w:rPr>
+        <w:t>Precipitation_of_Coldest_Quarter</w:t>
+      </w:r>
+      <w:proofErr w:type="spellEnd"/>
+    </w:p>
+    <w:p>
+      <w:pPr>
+        <w:pStyle w:val="ListParagraph"/>
+        <w:numPr>
+          <w:ilvl w:val="2"/>
+          <w:numId w:val="13"/>
+        </w:numPr>
+        <w:rPr>
+          <w:rFonts w:asciiTheme="majorBidi" w:hAnsiTheme="majorBidi" w:cstheme="majorBidi"/>
+          <w:color w:val="1F2328"/>
+          <w:shd w:val="clear" w:color="auto" w:fill="FFFFFF"/>
+        </w:rPr>
+      </w:pPr>
+      <w:r>
+        <w:rPr>
+          <w:rFonts w:asciiTheme="majorBidi" w:hAnsiTheme="majorBidi" w:cstheme="majorBidi"/>
+        </w:rPr>
+        <w:t>Landcover</w:t>
+      </w:r>
+      <w:r>
+        <w:rPr>
+          <w:rFonts w:asciiTheme="majorBidi" w:hAnsiTheme="majorBidi" w:cstheme="majorBidi"/>
+        </w:rPr>
+        <w:t xml:space="preserve"> -- </w:t>
+      </w:r>
+      <w:r>
+        <w:rPr>
+          <w:rFonts w:asciiTheme="majorBidi" w:hAnsiTheme="majorBidi" w:cstheme="majorBidi"/>
+        </w:rPr>
+        <w:t xml:space="preserve">Landcover data was accessed via the </w:t>
+      </w:r>
+      <w:proofErr w:type="gramStart"/>
+      <w:r>
+        <w:rPr>
+          <w:rFonts w:asciiTheme="majorBidi" w:hAnsiTheme="majorBidi" w:cstheme="majorBidi"/>
+          <w:color w:val="BF4E14" w:themeColor="accent2" w:themeShade="BF"/>
+        </w:rPr>
+        <w:t>landcover(</w:t>
+      </w:r>
+      <w:proofErr w:type="gramEnd"/>
+      <w:r>
+        <w:rPr>
+          <w:rFonts w:asciiTheme="majorBidi" w:hAnsiTheme="majorBidi" w:cstheme="majorBidi"/>
+          <w:color w:val="BF4E14" w:themeColor="accent2" w:themeShade="BF"/>
+        </w:rPr>
+        <w:t>)</w:t>
+      </w:r>
+      <w:r>
+        <w:rPr>
+          <w:rFonts w:asciiTheme="majorBidi" w:hAnsiTheme="majorBidi" w:cstheme="majorBidi"/>
+        </w:rPr>
+        <w:t xml:space="preserve"> function of </w:t>
+      </w:r>
+      <w:r>
+        <w:rPr>
+          <w:rFonts w:asciiTheme="majorBidi" w:hAnsiTheme="majorBidi" w:cstheme="majorBidi"/>
+        </w:rPr>
+        <w:t xml:space="preserve">the </w:t>
+      </w:r>
+      <w:r>
+        <w:rPr>
+          <w:rFonts w:asciiTheme="majorBidi" w:hAnsiTheme="majorBidi" w:cstheme="majorBidi"/>
+          <w:color w:val="BF4E14" w:themeColor="accent2" w:themeShade="BF"/>
+        </w:rPr>
+        <w:t>geodata</w:t>
+      </w:r>
+      <w:r>
+        <w:rPr>
+          <w:rFonts w:asciiTheme="majorBidi" w:hAnsiTheme="majorBidi" w:cstheme="majorBidi"/>
+        </w:rPr>
+        <w:t xml:space="preserve"> </w:t>
+      </w:r>
+      <w:r>
+        <w:rPr>
+          <w:rFonts w:asciiTheme="majorBidi" w:hAnsiTheme="majorBidi" w:cstheme="majorBidi"/>
+        </w:rPr>
+        <w:t xml:space="preserve">(https://rdrr.io/cran/geodata/man/elevation.html) package in R, drawn from the ESA </w:t>
+      </w:r>
+      <w:proofErr w:type="spellStart"/>
+      <w:r>
+        <w:rPr>
+          <w:rFonts w:asciiTheme="majorBidi" w:hAnsiTheme="majorBidi" w:cstheme="majorBidi"/>
+        </w:rPr>
+        <w:t>WorldCover</w:t>
+      </w:r>
+      <w:proofErr w:type="spellEnd"/>
+      <w:r>
+        <w:rPr>
+          <w:rFonts w:asciiTheme="majorBidi" w:hAnsiTheme="majorBidi" w:cstheme="majorBidi"/>
+        </w:rPr>
+        <w:t xml:space="preserve"> Database with a spatial resolution of 30 arc-seconds. Values for each landcover type (trees, grassland, shrubs, cropland, built, bare, snow, water, wetland, mangroves, and moss), reflect the fraction of each a landcover class at each location</w:t>
+      </w:r>
+      <w:r>
+        <w:rPr>
+          <w:rFonts w:asciiTheme="majorBidi" w:hAnsiTheme="majorBidi" w:cstheme="majorBidi"/>
+        </w:rPr>
+        <w:t xml:space="preserve">; </w:t>
+      </w:r>
+      <w:proofErr w:type="gramStart"/>
+      <w:r>
+        <w:rPr>
+          <w:rFonts w:asciiTheme="majorBidi" w:hAnsiTheme="majorBidi" w:cstheme="majorBidi"/>
+          <w:color w:val="BF4E14" w:themeColor="accent2" w:themeShade="BF"/>
+        </w:rPr>
+        <w:t>geodata::landcover(</w:t>
+      </w:r>
+      <w:proofErr w:type="gramEnd"/>
+      <w:r>
+        <w:rPr>
+          <w:rFonts w:asciiTheme="majorBidi" w:hAnsiTheme="majorBidi" w:cstheme="majorBidi"/>
+          <w:color w:val="BF4E14" w:themeColor="accent2" w:themeShade="BF"/>
+        </w:rPr>
+        <w:t>)</w:t>
+      </w:r>
+    </w:p>
+    <w:p>
+      <w:pPr>
+        <w:pStyle w:val="ListParagraph"/>
+        <w:numPr>
+          <w:ilvl w:val="1"/>
+          <w:numId w:val="13"/>
+        </w:numPr>
+        <w:rPr>
+          <w:rFonts w:asciiTheme="majorBidi" w:hAnsiTheme="majorBidi" w:cstheme="majorBidi"/>
+          <w:color w:val="1F2328"/>
+          <w:shd w:val="clear" w:color="auto" w:fill="FFFFFF"/>
+        </w:rPr>
+      </w:pPr>
+      <w:proofErr w:type="spellStart"/>
+      <w:r>
+        <w:rPr>
+          <w:rFonts w:asciiTheme="majorBidi" w:hAnsiTheme="majorBidi" w:cstheme="majorBidi"/>
+          <w:i/>
+          <w:iCs/>
+          <w:color w:val="215E99" w:themeColor="text2" w:themeTint="BF"/>
+        </w:rPr>
+        <w:t>dynamic_targets</w:t>
+      </w:r>
+      <w:proofErr w:type="spellEnd"/>
+      <w:r>
+        <w:rPr>
+          <w:rFonts w:asciiTheme="majorBidi" w:hAnsiTheme="majorBidi" w:cstheme="majorBidi"/>
+        </w:rPr>
+        <w:t>:</w:t>
+      </w:r>
+      <w:r>
+        <w:rPr>
+          <w:rFonts w:asciiTheme="majorBidi" w:hAnsiTheme="majorBidi" w:cstheme="majorBidi"/>
+        </w:rPr>
+        <w:t xml:space="preserve"> </w:t>
+      </w:r>
+      <w:r>
+        <w:rPr>
+          <w:rFonts w:asciiTheme="majorBidi" w:hAnsiTheme="majorBidi" w:cstheme="majorBidi"/>
+        </w:rPr>
+        <w:t>Dynamic data sources are those that vary with time. Dynamic predictors can be highly conflated with each other due to a shared dependence on time, to account for this shared dependence, we used the anomaly, or difference between current values and historical means, instead of using the raw values. Anomalies were calculated by first determining the difference between the current value and its historical mean for that day-of-year (DOY) and scaled by dividing by the standard deviation for that DOY. Focusing on anomalous values helped mitigate the strong correlation with time that naturally exists in environmental variables like temperature and NDVI. Seasonality was then accounted for by including year and day-of-year (DOY) as predictors in the model.</w:t>
+      </w:r>
+      <w:r>
+        <w:rPr>
+          <w:rFonts w:asciiTheme="majorBidi" w:hAnsiTheme="majorBidi" w:cstheme="majorBidi"/>
+        </w:rPr>
+        <w:t xml:space="preserve"> </w:t>
+      </w:r>
+      <w:r>
+        <w:rPr>
+          <w:rFonts w:asciiTheme="majorBidi" w:hAnsiTheme="majorBidi" w:cstheme="majorBidi"/>
+        </w:rPr>
+        <w:t>They are obtained following the coding strategy described in bullet one above.</w:t>
+      </w:r>
+    </w:p>
+    <w:p>
+      <w:pPr>
+        <w:pStyle w:val="ListParagraph"/>
+        <w:numPr>
+          <w:ilvl w:val="2"/>
+          <w:numId w:val="13"/>
+        </w:numPr>
+        <w:rPr>
+          <w:rFonts w:asciiTheme="majorBidi" w:hAnsiTheme="majorBidi" w:cstheme="majorBidi"/>
+          <w:color w:val="1F2328"/>
+          <w:shd w:val="clear" w:color="auto" w:fill="FFFFFF"/>
+        </w:rPr>
+      </w:pPr>
+      <w:r>
+        <w:rPr>
+          <w:rFonts w:asciiTheme="majorBidi" w:hAnsiTheme="majorBidi" w:cstheme="majorBidi"/>
+        </w:rPr>
+        <w:t>Se</w:t>
+      </w:r>
+      <w:r>
+        <w:rPr>
+          <w:rFonts w:asciiTheme="majorBidi" w:hAnsiTheme="majorBidi" w:cstheme="majorBidi"/>
+        </w:rPr>
+        <w:t>ntinel NDVI</w:t>
+      </w:r>
+      <w:r>
+        <w:rPr>
+          <w:rFonts w:asciiTheme="majorBidi" w:hAnsiTheme="majorBidi" w:cstheme="majorBidi"/>
+        </w:rPr>
+        <w:t xml:space="preserve"> -- </w:t>
+      </w:r>
+      <w:r>
+        <w:rPr>
+          <w:rFonts w:asciiTheme="majorBidi" w:hAnsiTheme="majorBidi" w:cstheme="majorBidi"/>
+        </w:rPr>
+        <w:t>2018-present</w:t>
+      </w:r>
+      <w:r>
+        <w:rPr>
+          <w:rFonts w:asciiTheme="majorBidi" w:hAnsiTheme="majorBidi" w:cstheme="majorBidi"/>
+        </w:rPr>
+        <w:t xml:space="preserve">, </w:t>
+      </w:r>
+      <w:r>
+        <w:rPr>
+          <w:rFonts w:asciiTheme="majorBidi" w:hAnsiTheme="majorBidi" w:cstheme="majorBidi"/>
+        </w:rPr>
+        <w:t>~</w:t>
+      </w:r>
+      <w:proofErr w:type="gramStart"/>
+      <w:r>
+        <w:rPr>
+          <w:rFonts w:asciiTheme="majorBidi" w:hAnsiTheme="majorBidi" w:cstheme="majorBidi"/>
+        </w:rPr>
+        <w:t>10 day</w:t>
+      </w:r>
+      <w:proofErr w:type="gramEnd"/>
+      <w:r>
+        <w:rPr>
+          <w:rFonts w:asciiTheme="majorBidi" w:hAnsiTheme="majorBidi" w:cstheme="majorBidi"/>
+        </w:rPr>
+        <w:t xml:space="preserve"> period (see code for details)</w:t>
+      </w:r>
+    </w:p>
+    <w:p>
+      <w:pPr>
+        <w:pStyle w:val="ListParagraph"/>
+        <w:numPr>
+          <w:ilvl w:val="2"/>
+          <w:numId w:val="13"/>
+        </w:numPr>
+        <w:rPr>
+          <w:rFonts w:asciiTheme="majorBidi" w:hAnsiTheme="majorBidi" w:cstheme="majorBidi"/>
+          <w:color w:val="1F2328"/>
+          <w:shd w:val="clear" w:color="auto" w:fill="FFFFFF"/>
+        </w:rPr>
+      </w:pPr>
+      <w:r>
+        <w:rPr>
+          <w:rFonts w:asciiTheme="majorBidi" w:hAnsiTheme="majorBidi" w:cstheme="majorBidi"/>
+        </w:rPr>
+        <w:t>MODIS NDVI</w:t>
+      </w:r>
+      <w:r>
+        <w:rPr>
+          <w:rFonts w:asciiTheme="majorBidi" w:hAnsiTheme="majorBidi" w:cstheme="majorBidi"/>
+        </w:rPr>
+        <w:t xml:space="preserve"> -- </w:t>
+      </w:r>
+      <w:r>
+        <w:rPr>
+          <w:rFonts w:asciiTheme="majorBidi" w:hAnsiTheme="majorBidi" w:cstheme="majorBidi"/>
+        </w:rPr>
+        <w:t>2005-present</w:t>
+      </w:r>
+      <w:r>
+        <w:rPr>
+          <w:rFonts w:asciiTheme="majorBidi" w:hAnsiTheme="majorBidi" w:cstheme="majorBidi"/>
+        </w:rPr>
+        <w:t xml:space="preserve">, </w:t>
+      </w:r>
+      <w:proofErr w:type="gramStart"/>
+      <w:r>
+        <w:rPr>
+          <w:rFonts w:asciiTheme="majorBidi" w:hAnsiTheme="majorBidi" w:cstheme="majorBidi"/>
+        </w:rPr>
+        <w:t>16</w:t>
+      </w:r>
+      <w:r>
+        <w:rPr>
+          <w:rFonts w:asciiTheme="majorBidi" w:hAnsiTheme="majorBidi" w:cstheme="majorBidi"/>
+        </w:rPr>
+        <w:t xml:space="preserve"> day</w:t>
+      </w:r>
+      <w:proofErr w:type="gramEnd"/>
+      <w:r>
+        <w:rPr>
+          <w:rFonts w:asciiTheme="majorBidi" w:hAnsiTheme="majorBidi" w:cstheme="majorBidi"/>
+        </w:rPr>
+        <w:t xml:space="preserve"> period (see code for details)</w:t>
+      </w:r>
+    </w:p>
+    <w:p>
+      <w:pPr>
+        <w:pStyle w:val="ListParagraph"/>
+        <w:numPr>
+          <w:ilvl w:val="2"/>
+          <w:numId w:val="13"/>
+        </w:numPr>
+        <w:rPr>
+          <w:rFonts w:asciiTheme="majorBidi" w:hAnsiTheme="majorBidi" w:cstheme="majorBidi"/>
+          <w:color w:val="1F2328"/>
+          <w:shd w:val="clear" w:color="auto" w:fill="FFFFFF"/>
+        </w:rPr>
+      </w:pPr>
+      <w:r>
+        <w:rPr>
+          <w:rFonts w:asciiTheme="majorBidi" w:hAnsiTheme="majorBidi" w:cstheme="majorBidi"/>
+        </w:rPr>
+        <w:t>NASA Power recorded weather</w:t>
+      </w:r>
+      <w:r>
+        <w:rPr>
+          <w:rFonts w:asciiTheme="majorBidi" w:hAnsiTheme="majorBidi" w:cstheme="majorBidi"/>
+        </w:rPr>
+        <w:t xml:space="preserve"> – large number of variables available, see code for chosen few</w:t>
+      </w:r>
+      <w:r>
+        <w:rPr>
+          <w:rFonts w:asciiTheme="majorBidi" w:hAnsiTheme="majorBidi" w:cstheme="majorBidi"/>
+        </w:rPr>
+        <w:t xml:space="preserve">. </w:t>
+      </w:r>
+      <w:r>
+        <w:rPr>
+          <w:rFonts w:asciiTheme="majorBidi" w:hAnsiTheme="majorBidi" w:cstheme="majorBidi"/>
+        </w:rPr>
+        <w:t xml:space="preserve">NASA weather data was acquired across Africa using the </w:t>
+      </w:r>
+      <w:proofErr w:type="spellStart"/>
+      <w:r>
+        <w:rPr>
+          <w:rFonts w:asciiTheme="majorBidi" w:hAnsiTheme="majorBidi" w:cstheme="majorBidi"/>
+          <w:color w:val="BF4E14" w:themeColor="accent2" w:themeShade="BF"/>
+        </w:rPr>
+        <w:t>get_</w:t>
+      </w:r>
+      <w:proofErr w:type="gramStart"/>
+      <w:r>
+        <w:rPr>
+          <w:rFonts w:asciiTheme="majorBidi" w:hAnsiTheme="majorBidi" w:cstheme="majorBidi"/>
+          <w:color w:val="BF4E14" w:themeColor="accent2" w:themeShade="BF"/>
+        </w:rPr>
+        <w:t>power</w:t>
+      </w:r>
+      <w:proofErr w:type="spellEnd"/>
+      <w:r>
+        <w:rPr>
+          <w:rFonts w:asciiTheme="majorBidi" w:hAnsiTheme="majorBidi" w:cstheme="majorBidi"/>
+          <w:color w:val="BF4E14" w:themeColor="accent2" w:themeShade="BF"/>
+        </w:rPr>
+        <w:t>(</w:t>
+      </w:r>
+      <w:proofErr w:type="gramEnd"/>
+      <w:r>
+        <w:rPr>
+          <w:rFonts w:asciiTheme="majorBidi" w:hAnsiTheme="majorBidi" w:cstheme="majorBidi"/>
+          <w:color w:val="BF4E14" w:themeColor="accent2" w:themeShade="BF"/>
+        </w:rPr>
+        <w:t>)</w:t>
+      </w:r>
+      <w:r>
+        <w:rPr>
+          <w:rFonts w:asciiTheme="majorBidi" w:hAnsiTheme="majorBidi" w:cstheme="majorBidi"/>
+        </w:rPr>
+        <w:t xml:space="preserve"> function of the </w:t>
+      </w:r>
+      <w:proofErr w:type="spellStart"/>
+      <w:r>
+        <w:rPr>
+          <w:rFonts w:asciiTheme="majorBidi" w:hAnsiTheme="majorBidi" w:cstheme="majorBidi"/>
+          <w:color w:val="BF4E14" w:themeColor="accent2" w:themeShade="BF"/>
+        </w:rPr>
+        <w:t>nasapower</w:t>
+      </w:r>
+      <w:proofErr w:type="spellEnd"/>
+      <w:r>
+        <w:rPr>
+          <w:rFonts w:asciiTheme="majorBidi" w:hAnsiTheme="majorBidi" w:cstheme="majorBidi"/>
+          <w:color w:val="BF4E14" w:themeColor="accent2" w:themeShade="BF"/>
+        </w:rPr>
+        <w:t xml:space="preserve"> </w:t>
+      </w:r>
+      <w:r>
+        <w:rPr>
+          <w:rFonts w:asciiTheme="majorBidi" w:hAnsiTheme="majorBidi" w:cstheme="majorBidi"/>
+        </w:rPr>
+        <w:t>(https://docs.ropensci.org/nasapower/) package in R which provides access to NASA meteorological data from the NASAPOWER</w:t>
+      </w:r>
+      <w:r>
+        <w:rPr>
+          <w:rFonts w:asciiTheme="majorBidi" w:hAnsiTheme="majorBidi" w:cstheme="majorBidi"/>
+        </w:rPr>
+        <w:t xml:space="preserve"> </w:t>
+      </w:r>
+      <w:r>
+        <w:rPr>
+          <w:rFonts w:asciiTheme="majorBidi" w:hAnsiTheme="majorBidi" w:cstheme="majorBidi"/>
+        </w:rPr>
+        <w:t xml:space="preserve">(https://power.larc.nasa.gov/) project. </w:t>
+      </w:r>
+    </w:p>
+    <w:p>
+      <w:pPr>
+        <w:pStyle w:val="ListParagraph"/>
+        <w:numPr>
+          <w:ilvl w:val="2"/>
+          <w:numId w:val="13"/>
+        </w:numPr>
+        <w:rPr>
+          <w:rFonts w:asciiTheme="majorBidi" w:hAnsiTheme="majorBidi" w:cstheme="majorBidi"/>
+          <w:color w:val="1F2328"/>
+          <w:shd w:val="clear" w:color="auto" w:fill="FFFFFF"/>
+        </w:rPr>
+      </w:pPr>
+      <w:r>
+        <w:rPr>
+          <w:rFonts w:asciiTheme="majorBidi" w:hAnsiTheme="majorBidi" w:cstheme="majorBidi"/>
+          <w:color w:val="1F2328"/>
+          <w:shd w:val="clear" w:color="auto" w:fill="FFFFFF"/>
+        </w:rPr>
+        <w:t xml:space="preserve">NDVI </w:t>
+      </w:r>
+      <w:r>
+        <w:rPr>
+          <w:rFonts w:asciiTheme="majorBidi" w:hAnsiTheme="majorBidi" w:cstheme="majorBidi"/>
+          <w:color w:val="1F2328"/>
+          <w:shd w:val="clear" w:color="auto" w:fill="FFFFFF"/>
+        </w:rPr>
+        <w:t>historical</w:t>
+      </w:r>
+      <w:r>
+        <w:rPr>
+          <w:rFonts w:asciiTheme="majorBidi" w:hAnsiTheme="majorBidi" w:cstheme="majorBidi"/>
+          <w:color w:val="1F2328"/>
+          <w:shd w:val="clear" w:color="auto" w:fill="FFFFFF"/>
+        </w:rPr>
+        <w:t xml:space="preserve"> </w:t>
+      </w:r>
+      <w:r>
+        <w:rPr>
+          <w:rFonts w:asciiTheme="majorBidi" w:hAnsiTheme="majorBidi" w:cstheme="majorBidi"/>
+          <w:color w:val="1F2328"/>
+          <w:shd w:val="clear" w:color="auto" w:fill="FFFFFF"/>
+        </w:rPr>
+        <w:t>means</w:t>
+      </w:r>
+      <w:r>
+        <w:rPr>
+          <w:rFonts w:asciiTheme="majorBidi" w:hAnsiTheme="majorBidi" w:cstheme="majorBidi"/>
+          <w:color w:val="1F2328"/>
+          <w:shd w:val="clear" w:color="auto" w:fill="FFFFFF"/>
+        </w:rPr>
+        <w:t xml:space="preserve"> -- </w:t>
+      </w:r>
+      <w:r>
+        <w:rPr>
+          <w:rFonts w:asciiTheme="majorBidi" w:hAnsiTheme="majorBidi" w:cstheme="majorBidi"/>
+          <w:color w:val="1F2328"/>
+          <w:shd w:val="clear" w:color="auto" w:fill="FFFFFF"/>
+        </w:rPr>
+        <w:t>NDVI data was sourced from both the NASA's Moderate Resolution Imaging Spectroradiometer (MODIS</w:t>
+      </w:r>
+      <w:r>
+        <w:rPr>
+          <w:rFonts w:asciiTheme="majorBidi" w:hAnsiTheme="majorBidi" w:cstheme="majorBidi"/>
+          <w:color w:val="1F2328"/>
+          <w:shd w:val="clear" w:color="auto" w:fill="FFFFFF"/>
+        </w:rPr>
+        <w:t xml:space="preserve">: </w:t>
+      </w:r>
+      <w:r>
+        <w:rPr>
+          <w:rFonts w:asciiTheme="majorBidi" w:hAnsiTheme="majorBidi" w:cstheme="majorBidi"/>
+          <w:color w:val="1F2328"/>
+          <w:shd w:val="clear" w:color="auto" w:fill="FFFFFF"/>
+        </w:rPr>
+        <w:t>https://modis.gsfc.nasa.gov/data/dataprod/mod13) and the European Space Agency's Copernicus</w:t>
+      </w:r>
+      <w:r>
+        <w:rPr>
+          <w:rFonts w:asciiTheme="majorBidi" w:hAnsiTheme="majorBidi" w:cstheme="majorBidi"/>
+          <w:color w:val="1F2328"/>
+          <w:shd w:val="clear" w:color="auto" w:fill="FFFFFF"/>
+        </w:rPr>
+        <w:t xml:space="preserve"> (</w:t>
+      </w:r>
+      <w:r>
+        <w:rPr>
+          <w:rFonts w:asciiTheme="majorBidi" w:hAnsiTheme="majorBidi" w:cstheme="majorBidi"/>
+          <w:color w:val="1F2328"/>
+          <w:shd w:val="clear" w:color="auto" w:fill="FFFFFF"/>
+        </w:rPr>
+        <w:t>Sentinel-3</w:t>
+      </w:r>
+      <w:r>
+        <w:rPr>
+          <w:rFonts w:asciiTheme="majorBidi" w:hAnsiTheme="majorBidi" w:cstheme="majorBidi"/>
+          <w:color w:val="1F2328"/>
+          <w:shd w:val="clear" w:color="auto" w:fill="FFFFFF"/>
+        </w:rPr>
+        <w:t xml:space="preserve">: </w:t>
+      </w:r>
+      <w:r>
+        <w:rPr>
+          <w:rFonts w:asciiTheme="majorBidi" w:hAnsiTheme="majorBidi" w:cstheme="majorBidi"/>
+          <w:color w:val="1F2328"/>
+          <w:shd w:val="clear" w:color="auto" w:fill="FFFFFF"/>
+        </w:rPr>
+        <w:t xml:space="preserve">https://user.eumetsat.int/catalogue/EO:EUM:DAT:0340) missions. MODIS is due to be retired in 2025 while Sentinel-3 NDVI data is available from September 2018. MODIS and Sentinel-3 NDVI values were interpolated to a daily interval from their native </w:t>
+      </w:r>
+      <w:proofErr w:type="gramStart"/>
+      <w:r>
+        <w:rPr>
+          <w:rFonts w:asciiTheme="majorBidi" w:hAnsiTheme="majorBidi" w:cstheme="majorBidi"/>
+          <w:color w:val="1F2328"/>
+          <w:shd w:val="clear" w:color="auto" w:fill="FFFFFF"/>
+        </w:rPr>
+        <w:t>16 day</w:t>
+      </w:r>
+      <w:proofErr w:type="gramEnd"/>
+      <w:r>
+        <w:rPr>
+          <w:rFonts w:asciiTheme="majorBidi" w:hAnsiTheme="majorBidi" w:cstheme="majorBidi"/>
+          <w:color w:val="1F2328"/>
+          <w:shd w:val="clear" w:color="auto" w:fill="FFFFFF"/>
+        </w:rPr>
+        <w:t xml:space="preserve"> (MODIS) and ~</w:t>
+      </w:r>
+      <w:proofErr w:type="gramStart"/>
+      <w:r>
+        <w:rPr>
+          <w:rFonts w:asciiTheme="majorBidi" w:hAnsiTheme="majorBidi" w:cstheme="majorBidi"/>
+          <w:color w:val="1F2328"/>
+          <w:shd w:val="clear" w:color="auto" w:fill="FFFFFF"/>
+        </w:rPr>
+        <w:t>10 day</w:t>
+      </w:r>
+      <w:proofErr w:type="gramEnd"/>
+      <w:r>
+        <w:rPr>
+          <w:rFonts w:asciiTheme="majorBidi" w:hAnsiTheme="majorBidi" w:cstheme="majorBidi"/>
+          <w:color w:val="1F2328"/>
+          <w:shd w:val="clear" w:color="auto" w:fill="FFFFFF"/>
+        </w:rPr>
+        <w:t xml:space="preserve"> </w:t>
+      </w:r>
+      <w:r>
+        <w:rPr>
+          <w:rFonts w:asciiTheme="majorBidi" w:hAnsiTheme="majorBidi" w:cstheme="majorBidi"/>
+          <w:color w:val="1F2328"/>
+          <w:shd w:val="clear" w:color="auto" w:fill="FFFFFF"/>
+        </w:rPr>
+        <w:lastRenderedPageBreak/>
+        <w:t>(Sentinel-3) intervals using a step-function. NDVI values were averaged when data from both sources were available.</w:t>
+      </w:r>
+    </w:p>
+    <w:p>
+      <w:pPr>
+        <w:pStyle w:val="ListParagraph"/>
+        <w:numPr>
+          <w:ilvl w:val="2"/>
+          <w:numId w:val="13"/>
+        </w:numPr>
+        <w:rPr>
+          <w:rFonts w:asciiTheme="majorBidi" w:hAnsiTheme="majorBidi" w:cstheme="majorBidi"/>
+          <w:color w:val="1F2328"/>
+          <w:shd w:val="clear" w:color="auto" w:fill="FFFFFF"/>
+        </w:rPr>
+      </w:pPr>
+      <w:r>
+        <w:rPr>
+          <w:rFonts w:asciiTheme="majorBidi" w:hAnsiTheme="majorBidi" w:cstheme="majorBidi"/>
+        </w:rPr>
+        <w:t>ECMWF weather forecast data</w:t>
+      </w:r>
+      <w:r>
+        <w:rPr>
+          <w:rFonts w:asciiTheme="majorBidi" w:hAnsiTheme="majorBidi" w:cstheme="majorBidi"/>
+        </w:rPr>
+        <w:t xml:space="preserve"> -- large number of variables available, see code for chosen few</w:t>
+      </w:r>
+    </w:p>
+    <w:p>
+      <w:pPr>
+        <w:pStyle w:val="ListParagraph"/>
+        <w:numPr>
+          <w:ilvl w:val="1"/>
+          <w:numId w:val="13"/>
+        </w:numPr>
+        <w:rPr>
+          <w:rFonts w:asciiTheme="majorBidi" w:hAnsiTheme="majorBidi" w:cstheme="majorBidi"/>
+          <w:color w:val="1F2328"/>
+          <w:shd w:val="clear" w:color="auto" w:fill="FFFFFF"/>
+        </w:rPr>
+      </w:pPr>
+      <w:proofErr w:type="spellStart"/>
+      <w:r>
+        <w:rPr>
+          <w:rFonts w:asciiTheme="majorBidi" w:hAnsiTheme="majorBidi" w:cstheme="majorBidi"/>
+          <w:i/>
+          <w:iCs/>
+          <w:color w:val="215E99" w:themeColor="text2" w:themeTint="BF"/>
+        </w:rPr>
+        <w:t>derived_data_targets</w:t>
+      </w:r>
+      <w:proofErr w:type="spellEnd"/>
+      <w:r>
+        <w:rPr>
+          <w:rFonts w:asciiTheme="majorBidi" w:hAnsiTheme="majorBidi" w:cstheme="majorBidi"/>
+        </w:rPr>
+        <w:t>:</w:t>
+      </w:r>
+      <w:r>
+        <w:rPr>
+          <w:rFonts w:asciiTheme="majorBidi" w:hAnsiTheme="majorBidi" w:cstheme="majorBidi"/>
+        </w:rPr>
+        <w:t xml:space="preserve"> A set of data processing targets</w:t>
+      </w:r>
+      <w:r>
+        <w:rPr>
+          <w:rFonts w:asciiTheme="majorBidi" w:hAnsiTheme="majorBidi" w:cstheme="majorBidi"/>
+        </w:rPr>
+        <w:t xml:space="preserve"> to </w:t>
+      </w:r>
+      <w:r>
+        <w:rPr>
+          <w:rFonts w:asciiTheme="majorBidi" w:hAnsiTheme="majorBidi" w:cstheme="majorBidi"/>
+        </w:rPr>
+        <w:t xml:space="preserve">build forecast covariates and calculate anomalies </w:t>
+      </w:r>
+    </w:p>
+    <w:p>
+      <w:pPr>
+        <w:pStyle w:val="ListParagraph"/>
+        <w:numPr>
+          <w:ilvl w:val="2"/>
+          <w:numId w:val="13"/>
+        </w:numPr>
+        <w:rPr>
+          <w:rFonts w:asciiTheme="majorBidi" w:hAnsiTheme="majorBidi" w:cstheme="majorBidi"/>
+          <w:color w:val="1F2328"/>
+          <w:shd w:val="clear" w:color="auto" w:fill="FFFFFF"/>
+        </w:rPr>
+      </w:pPr>
+      <w:r>
+        <w:rPr>
+          <w:rFonts w:asciiTheme="majorBidi" w:hAnsiTheme="majorBidi" w:cstheme="majorBidi"/>
+          <w:color w:val="1F2328"/>
+          <w:shd w:val="clear" w:color="auto" w:fill="FFFFFF"/>
+        </w:rPr>
+        <w:t>Recorded weather anomalies</w:t>
+      </w:r>
+      <w:r>
+        <w:rPr>
+          <w:rFonts w:asciiTheme="majorBidi" w:hAnsiTheme="majorBidi" w:cstheme="majorBidi"/>
+          <w:color w:val="1F2328"/>
+          <w:shd w:val="clear" w:color="auto" w:fill="FFFFFF"/>
+        </w:rPr>
+        <w:t xml:space="preserve"> – essentially determines deviations from the norm (see code for details)</w:t>
+      </w:r>
+      <w:r>
+        <w:rPr>
+          <w:rFonts w:asciiTheme="majorBidi" w:hAnsiTheme="majorBidi" w:cstheme="majorBidi"/>
+          <w:color w:val="1F2328"/>
+          <w:shd w:val="clear" w:color="auto" w:fill="FFFFFF"/>
+        </w:rPr>
+        <w:t xml:space="preserve">. </w:t>
+      </w:r>
+      <w:r>
+        <w:rPr>
+          <w:rFonts w:asciiTheme="majorBidi" w:hAnsiTheme="majorBidi" w:cstheme="majorBidi"/>
+        </w:rPr>
+        <w:t>The difference, or anomaly value, was found by subtracting each weather value from the average value for that day-of-year (DOY).</w:t>
+      </w:r>
+      <w:r>
+        <w:rPr>
+          <w:rFonts w:asciiTheme="majorBidi" w:hAnsiTheme="majorBidi" w:cstheme="majorBidi"/>
+        </w:rPr>
+        <w:t xml:space="preserve"> </w:t>
+      </w:r>
+      <w:r>
+        <w:rPr>
+          <w:rFonts w:asciiTheme="majorBidi" w:hAnsiTheme="majorBidi" w:cstheme="majorBidi"/>
+        </w:rPr>
+        <w:t>Outbreak occurrence is not always directly influenced by the immediately preceding conditions. Biological systems often involve delayed responses. For example, heavy precipitation may promote a mosquito hatch, which can lead to an outbreak only after a delay. To account for the influence of past environmental conditions, we included lagged weather and NDVI data, specifically the average values from 0-30, 30-60, 60-90, 90-120, and 120-150 days prior.</w:t>
+      </w:r>
+    </w:p>
+    <w:p>
+      <w:pPr>
+        <w:pStyle w:val="ListParagraph"/>
+        <w:numPr>
+          <w:ilvl w:val="2"/>
+          <w:numId w:val="13"/>
+        </w:numPr>
+        <w:rPr>
+          <w:rFonts w:asciiTheme="majorBidi" w:hAnsiTheme="majorBidi" w:cstheme="majorBidi"/>
+          <w:color w:val="1F2328"/>
+          <w:shd w:val="clear" w:color="auto" w:fill="FFFFFF"/>
+        </w:rPr>
+      </w:pPr>
+      <w:r>
+        <w:rPr>
+          <w:rFonts w:asciiTheme="majorBidi" w:hAnsiTheme="majorBidi" w:cstheme="majorBidi"/>
+          <w:color w:val="1F2328"/>
+          <w:shd w:val="clear" w:color="auto" w:fill="FFFFFF"/>
+        </w:rPr>
+        <w:t>Forecast anomalies</w:t>
+      </w:r>
+      <w:r>
+        <w:rPr>
+          <w:rFonts w:asciiTheme="majorBidi" w:hAnsiTheme="majorBidi" w:cstheme="majorBidi"/>
+          <w:color w:val="1F2328"/>
+          <w:shd w:val="clear" w:color="auto" w:fill="FFFFFF"/>
+        </w:rPr>
+        <w:t xml:space="preserve"> </w:t>
+      </w:r>
+      <w:r>
+        <w:rPr>
+          <w:rFonts w:asciiTheme="majorBidi" w:hAnsiTheme="majorBidi" w:cstheme="majorBidi"/>
+          <w:color w:val="1F2328"/>
+          <w:shd w:val="clear" w:color="auto" w:fill="FFFFFF"/>
+        </w:rPr>
+        <w:t xml:space="preserve">-- </w:t>
+      </w:r>
+      <w:r>
+        <w:rPr>
+          <w:rFonts w:asciiTheme="majorBidi" w:hAnsiTheme="majorBidi" w:cstheme="majorBidi"/>
+          <w:color w:val="1F2328"/>
+          <w:shd w:val="clear" w:color="auto" w:fill="FFFFFF"/>
+        </w:rPr>
+        <w:t>essentially determines deviations from the norm (see code for details)</w:t>
+      </w:r>
+      <w:r>
+        <w:rPr>
+          <w:rFonts w:asciiTheme="majorBidi" w:hAnsiTheme="majorBidi" w:cstheme="majorBidi"/>
+          <w:color w:val="1F2328"/>
+          <w:shd w:val="clear" w:color="auto" w:fill="FFFFFF"/>
+        </w:rPr>
+        <w:t xml:space="preserve">. </w:t>
+      </w:r>
+      <w:r>
+        <w:rPr>
+          <w:rFonts w:asciiTheme="majorBidi" w:hAnsiTheme="majorBidi" w:cstheme="majorBidi"/>
+          <w:color w:val="1F2328"/>
+          <w:shd w:val="clear" w:color="auto" w:fill="FFFFFF"/>
+        </w:rPr>
+        <w:t>We also included long-range projections of future weather provided by the European Centre for Medium-Range Weather Forecasts (ECMWF) and accessed through the Copernicus Climate Data Store (CDS)</w:t>
+      </w:r>
+      <w:r>
+        <w:rPr>
+          <w:rFonts w:asciiTheme="majorBidi" w:hAnsiTheme="majorBidi" w:cstheme="majorBidi"/>
+          <w:color w:val="1F2328"/>
+          <w:shd w:val="clear" w:color="auto" w:fill="FFFFFF"/>
+        </w:rPr>
+        <w:t xml:space="preserve"> </w:t>
+      </w:r>
+      <w:r>
+        <w:rPr>
+          <w:rFonts w:asciiTheme="majorBidi" w:hAnsiTheme="majorBidi" w:cstheme="majorBidi"/>
+          <w:color w:val="1F2328"/>
+          <w:shd w:val="clear" w:color="auto" w:fill="FFFFFF"/>
+        </w:rPr>
+        <w:t>(https://cds.climate.copernicus.eu/). The projected data represent the mean of a 51-member ensemble and include the expected average temperature, precipitation, and relative humidity for each location across different forecast intervals. Historical forecasts were available through hindcasts, which apply the current forecasting methods to historical data to simulate what forecasts would have been available at those times based on past conditions.</w:t>
+      </w:r>
+    </w:p>
+    <w:p>
+      <w:pPr>
+        <w:pStyle w:val="ListParagraph"/>
+        <w:numPr>
+          <w:ilvl w:val="1"/>
+          <w:numId w:val="13"/>
+        </w:numPr>
+        <w:rPr>
+          <w:rFonts w:asciiTheme="majorBidi" w:hAnsiTheme="majorBidi" w:cstheme="majorBidi"/>
+          <w:color w:val="1F2328"/>
+          <w:shd w:val="clear" w:color="auto" w:fill="FFFFFF"/>
+        </w:rPr>
+      </w:pPr>
+      <w:proofErr w:type="spellStart"/>
+      <w:r>
+        <w:rPr>
+          <w:rFonts w:asciiTheme="majorBidi" w:hAnsiTheme="majorBidi" w:cstheme="majorBidi"/>
+          <w:i/>
+          <w:iCs/>
+          <w:color w:val="215E99" w:themeColor="text2" w:themeTint="BF"/>
+        </w:rPr>
+        <w:t>full_data_targets</w:t>
+      </w:r>
+      <w:proofErr w:type="spellEnd"/>
+      <w:r>
+        <w:rPr>
+          <w:rFonts w:asciiTheme="majorBidi" w:hAnsiTheme="majorBidi" w:cstheme="majorBidi"/>
+        </w:rPr>
+        <w:t>:</w:t>
+      </w:r>
+      <w:r>
+        <w:rPr>
+          <w:rFonts w:asciiTheme="majorBidi" w:hAnsiTheme="majorBidi" w:cstheme="majorBidi"/>
+        </w:rPr>
+        <w:t xml:space="preserve"> Pulls together all of the various data sources into the master </w:t>
+      </w:r>
+      <w:proofErr w:type="spellStart"/>
+      <w:r>
+        <w:rPr>
+          <w:rFonts w:asciiTheme="majorBidi" w:hAnsiTheme="majorBidi" w:cstheme="majorBidi"/>
+        </w:rPr>
+        <w:t>tibble</w:t>
+      </w:r>
+      <w:proofErr w:type="spellEnd"/>
+      <w:r>
+        <w:rPr>
+          <w:rFonts w:asciiTheme="majorBidi" w:hAnsiTheme="majorBidi" w:cstheme="majorBidi"/>
+        </w:rPr>
+        <w:t xml:space="preserve"> which gets loaded in the next pipeline</w:t>
+      </w:r>
+      <w:r>
+        <w:rPr>
+          <w:rFonts w:asciiTheme="majorBidi" w:hAnsiTheme="majorBidi" w:cstheme="majorBidi"/>
+        </w:rPr>
+        <w:t xml:space="preserve">. </w:t>
+      </w:r>
+      <w:r>
+        <w:rPr>
+          <w:rFonts w:asciiTheme="majorBidi" w:hAnsiTheme="majorBidi" w:cstheme="majorBidi"/>
+        </w:rPr>
+        <w:t xml:space="preserve">The dataset is </w:t>
+      </w:r>
+      <w:r>
+        <w:rPr>
+          <w:rFonts w:asciiTheme="majorBidi" w:hAnsiTheme="majorBidi" w:cstheme="majorBidi"/>
+        </w:rPr>
+        <w:t xml:space="preserve">saved to a series </w:t>
+      </w:r>
+      <w:proofErr w:type="gramStart"/>
+      <w:r>
+        <w:rPr>
+          <w:rFonts w:asciiTheme="majorBidi" w:hAnsiTheme="majorBidi" w:cstheme="majorBidi"/>
+        </w:rPr>
+        <w:t>of</w:t>
+      </w:r>
+      <w:r>
+        <w:rPr>
+          <w:rFonts w:asciiTheme="majorBidi" w:hAnsiTheme="majorBidi" w:cstheme="majorBidi"/>
+        </w:rPr>
+        <w:t xml:space="preserve"> </w:t>
+      </w:r>
+      <w:r>
+        <w:rPr>
+          <w:rFonts w:asciiTheme="majorBidi" w:hAnsiTheme="majorBidi" w:cstheme="majorBidi"/>
+          <w:color w:val="3A7C22" w:themeColor="accent6" w:themeShade="BF"/>
+        </w:rPr>
+        <w:t>.parquet</w:t>
+      </w:r>
+      <w:proofErr w:type="gramEnd"/>
+      <w:r>
+        <w:rPr>
+          <w:rFonts w:asciiTheme="majorBidi" w:hAnsiTheme="majorBidi" w:cstheme="majorBidi"/>
+          <w:color w:val="3A7C22" w:themeColor="accent6" w:themeShade="BF"/>
+        </w:rPr>
+        <w:t xml:space="preserve"> </w:t>
+      </w:r>
+      <w:r>
+        <w:rPr>
+          <w:rFonts w:asciiTheme="majorBidi" w:hAnsiTheme="majorBidi" w:cstheme="majorBidi"/>
+        </w:rPr>
+        <w:t>file</w:t>
+      </w:r>
+      <w:r>
+        <w:rPr>
+          <w:rFonts w:asciiTheme="majorBidi" w:hAnsiTheme="majorBidi" w:cstheme="majorBidi"/>
+        </w:rPr>
+        <w:t>s</w:t>
+      </w:r>
+      <w:r>
+        <w:rPr>
+          <w:rFonts w:asciiTheme="majorBidi" w:hAnsiTheme="majorBidi" w:cstheme="majorBidi"/>
+        </w:rPr>
+        <w:t xml:space="preserve"> that </w:t>
+      </w:r>
+      <w:r>
+        <w:rPr>
+          <w:rFonts w:asciiTheme="majorBidi" w:hAnsiTheme="majorBidi" w:cstheme="majorBidi"/>
+        </w:rPr>
+        <w:t xml:space="preserve">are </w:t>
+      </w:r>
+      <w:r>
+        <w:rPr>
+          <w:rFonts w:asciiTheme="majorBidi" w:hAnsiTheme="majorBidi" w:cstheme="majorBidi"/>
+        </w:rPr>
+        <w:t xml:space="preserve">housed in a folder </w:t>
+      </w:r>
+      <w:r>
+        <w:rPr>
+          <w:rFonts w:asciiTheme="majorBidi" w:hAnsiTheme="majorBidi" w:cstheme="majorBidi"/>
+        </w:rPr>
+        <w:t xml:space="preserve">set </w:t>
+      </w:r>
+      <w:r>
+        <w:rPr>
+          <w:rFonts w:asciiTheme="majorBidi" w:hAnsiTheme="majorBidi" w:cstheme="majorBidi"/>
+        </w:rPr>
+        <w:t xml:space="preserve">by the target </w:t>
+      </w:r>
+      <w:proofErr w:type="spellStart"/>
+      <w:r>
+        <w:rPr>
+          <w:rFonts w:asciiTheme="majorBidi" w:hAnsiTheme="majorBidi" w:cstheme="majorBidi"/>
+          <w:color w:val="215E99" w:themeColor="text2" w:themeTint="BF"/>
+        </w:rPr>
+        <w:t>africa_full_predictor_data_directory</w:t>
+      </w:r>
+      <w:proofErr w:type="spellEnd"/>
+    </w:p>
+    <w:p>
+      <w:pPr>
+        <w:rPr>
+          <w:rFonts w:asciiTheme="majorBidi" w:hAnsiTheme="majorBidi" w:cstheme="majorBidi"/>
+          <w:color w:val="1F2328"/>
+          <w:shd w:val="clear" w:color="auto" w:fill="FFFFFF"/>
+        </w:rPr>
+      </w:pPr>
+      <w:r>
+        <w:rPr>
+          <w:rFonts w:asciiTheme="majorBidi" w:hAnsiTheme="majorBidi" w:cstheme="majorBidi"/>
+          <w:b/>
+          <w:bCs/>
+          <w:color w:val="EE0000"/>
+          <w:shd w:val="clear" w:color="auto" w:fill="FFFFFF"/>
+        </w:rPr>
+        <w:t>Note:</w:t>
+      </w:r>
+      <w:r>
+        <w:rPr>
+          <w:rFonts w:asciiTheme="majorBidi" w:hAnsiTheme="majorBidi" w:cstheme="majorBidi"/>
+          <w:color w:val="EE0000"/>
+          <w:shd w:val="clear" w:color="auto" w:fill="FFFFFF"/>
+        </w:rPr>
+        <w:t xml:space="preserve"> </w:t>
+      </w:r>
+      <w:r>
+        <w:rPr>
+          <w:rFonts w:asciiTheme="majorBidi" w:hAnsiTheme="majorBidi" w:cstheme="majorBidi"/>
+          <w:color w:val="1F2328"/>
+          <w:shd w:val="clear" w:color="auto" w:fill="FFFFFF"/>
+        </w:rPr>
+        <w:t xml:space="preserve">There is also a </w:t>
+      </w:r>
+      <w:proofErr w:type="spellStart"/>
+      <w:r>
+        <w:rPr>
+          <w:rFonts w:asciiTheme="majorBidi" w:hAnsiTheme="majorBidi" w:cstheme="majorBidi"/>
+          <w:color w:val="215E99" w:themeColor="text2" w:themeTint="BF"/>
+          <w:shd w:val="clear" w:color="auto" w:fill="FFFFFF"/>
+        </w:rPr>
+        <w:t>REMIT_targets</w:t>
+      </w:r>
+      <w:proofErr w:type="spellEnd"/>
+      <w:r>
+        <w:rPr>
+          <w:rFonts w:asciiTheme="majorBidi" w:hAnsiTheme="majorBidi" w:cstheme="majorBidi"/>
+          <w:color w:val="215E99" w:themeColor="text2" w:themeTint="BF"/>
+          <w:shd w:val="clear" w:color="auto" w:fill="FFFFFF"/>
+        </w:rPr>
+        <w:t xml:space="preserve"> </w:t>
+      </w:r>
+      <w:proofErr w:type="spellStart"/>
+      <w:r>
+        <w:rPr>
+          <w:rFonts w:asciiTheme="majorBidi" w:hAnsiTheme="majorBidi" w:cstheme="majorBidi"/>
+          <w:color w:val="BF4E14" w:themeColor="accent2" w:themeShade="BF"/>
+          <w:shd w:val="clear" w:color="auto" w:fill="FFFFFF"/>
+        </w:rPr>
+        <w:t>tar_</w:t>
+      </w:r>
+      <w:proofErr w:type="gramStart"/>
+      <w:r>
+        <w:rPr>
+          <w:rFonts w:asciiTheme="majorBidi" w:hAnsiTheme="majorBidi" w:cstheme="majorBidi"/>
+          <w:color w:val="BF4E14" w:themeColor="accent2" w:themeShade="BF"/>
+          <w:shd w:val="clear" w:color="auto" w:fill="FFFFFF"/>
+        </w:rPr>
+        <w:t>plan</w:t>
+      </w:r>
+      <w:proofErr w:type="spellEnd"/>
+      <w:r>
+        <w:rPr>
+          <w:rFonts w:asciiTheme="majorBidi" w:hAnsiTheme="majorBidi" w:cstheme="majorBidi"/>
+          <w:color w:val="BF4E14" w:themeColor="accent2" w:themeShade="BF"/>
+          <w:shd w:val="clear" w:color="auto" w:fill="FFFFFF"/>
+        </w:rPr>
+        <w:t>()</w:t>
+      </w:r>
+      <w:proofErr w:type="gramEnd"/>
+      <w:r>
+        <w:rPr>
+          <w:rFonts w:asciiTheme="majorBidi" w:hAnsiTheme="majorBidi" w:cstheme="majorBidi"/>
+          <w:color w:val="BF4E14" w:themeColor="accent2" w:themeShade="BF"/>
+          <w:shd w:val="clear" w:color="auto" w:fill="FFFFFF"/>
+        </w:rPr>
+        <w:t xml:space="preserve"> </w:t>
+      </w:r>
+      <w:r>
+        <w:rPr>
+          <w:rFonts w:asciiTheme="majorBidi" w:hAnsiTheme="majorBidi" w:cstheme="majorBidi"/>
+          <w:color w:val="1F2328"/>
+          <w:shd w:val="clear" w:color="auto" w:fill="FFFFFF"/>
+        </w:rPr>
+        <w:t xml:space="preserve">but this isn’t used for this project and can/should be moved to a </w:t>
+      </w:r>
+      <w:r>
+        <w:rPr>
+          <w:rFonts w:asciiTheme="majorBidi" w:hAnsiTheme="majorBidi" w:cstheme="majorBidi"/>
+          <w:color w:val="1F2328"/>
+          <w:shd w:val="clear" w:color="auto" w:fill="FFFFFF"/>
+        </w:rPr>
+        <w:t>different</w:t>
+      </w:r>
+      <w:r>
+        <w:rPr>
+          <w:rFonts w:asciiTheme="majorBidi" w:hAnsiTheme="majorBidi" w:cstheme="majorBidi"/>
+          <w:color w:val="1F2328"/>
+          <w:shd w:val="clear" w:color="auto" w:fill="FFFFFF"/>
+        </w:rPr>
+        <w:t xml:space="preserve"> branch.</w:t>
+      </w:r>
+    </w:p>
+    <w:p>
+      <w:pPr>
+        <w:pStyle w:val="Heading4"/>
+      </w:pPr>
+      <w:bookmarkStart w:id="96" w:name="_Toc219814575"/>
+      <w:bookmarkStart w:id="97" w:name="_Toc219814937"/>
+      <w:bookmarkStart w:id="98" w:name="_Toc223428100"/>
+      <w:bookmarkStart w:id="99" w:name="_Toc223428298"/>
+      <w:bookmarkStart w:id="100" w:name="_Toc225340571"/>
+      <w:bookmarkStart w:id="101" w:name="_Toc227764036"/>
+      <w:r>
+        <w:t>A note on dates</w:t>
+      </w:r>
+      <w:bookmarkEnd w:id="96"/>
+      <w:bookmarkEnd w:id="97"/>
+      <w:bookmarkEnd w:id="98"/>
+      <w:bookmarkEnd w:id="99"/>
+      <w:bookmarkEnd w:id="100"/>
+      <w:bookmarkEnd w:id="101"/>
+    </w:p>
+    <w:p>
+      <w:pPr>
+        <w:rPr>
+          <w:rFonts w:asciiTheme="majorBidi" w:hAnsiTheme="majorBidi" w:cstheme="majorBidi"/>
+          <w:color w:val="000000" w:themeColor="text1"/>
+        </w:rPr>
+      </w:pPr>
+      <w:r>
+        <w:rPr>
+          <w:rFonts w:asciiTheme="majorBidi" w:hAnsiTheme="majorBidi" w:cstheme="majorBidi"/>
+          <w:color w:val="000000" w:themeColor="text1"/>
+        </w:rPr>
+        <w:t xml:space="preserve">One important </w:t>
+      </w:r>
+      <w:r>
+        <w:rPr>
+          <w:rFonts w:asciiTheme="majorBidi" w:hAnsiTheme="majorBidi" w:cstheme="majorBidi"/>
+          <w:color w:val="000000" w:themeColor="text1"/>
+        </w:rPr>
+        <w:t xml:space="preserve">target with a choice of consequence is </w:t>
+      </w:r>
+      <w:proofErr w:type="spellStart"/>
+      <w:r>
+        <w:rPr>
+          <w:rFonts w:asciiTheme="majorBidi" w:hAnsiTheme="majorBidi" w:cstheme="majorBidi"/>
+          <w:color w:val="215E99" w:themeColor="text2" w:themeTint="BF"/>
+        </w:rPr>
+        <w:t>dates_in_predictors</w:t>
+      </w:r>
+      <w:proofErr w:type="spellEnd"/>
+      <w:r>
+        <w:rPr>
+          <w:rFonts w:asciiTheme="majorBidi" w:hAnsiTheme="majorBidi" w:cstheme="majorBidi"/>
+          <w:color w:val="000000" w:themeColor="text1"/>
+        </w:rPr>
+        <w:t>, which</w:t>
+      </w:r>
+      <w:r>
+        <w:rPr>
+          <w:rFonts w:asciiTheme="majorBidi" w:hAnsiTheme="majorBidi" w:cstheme="majorBidi"/>
+          <w:color w:val="000000" w:themeColor="text1"/>
+        </w:rPr>
+        <w:t xml:space="preserve"> determines what dates are used to build the covariate stack. </w:t>
+      </w:r>
+      <w:r>
+        <w:rPr>
+          <w:rFonts w:asciiTheme="majorBidi" w:hAnsiTheme="majorBidi" w:cstheme="majorBidi"/>
+          <w:color w:val="000000" w:themeColor="text1"/>
+        </w:rPr>
+        <w:t xml:space="preserve">The date/covariate/modeling strategy used here is to </w:t>
+      </w:r>
+      <w:r>
+        <w:rPr>
+          <w:rFonts w:asciiTheme="majorBidi" w:hAnsiTheme="majorBidi" w:cstheme="majorBidi"/>
+          <w:color w:val="000000" w:themeColor="text1"/>
+        </w:rPr>
+        <w:t>build the covariate stack using</w:t>
+      </w:r>
+      <w:r>
+        <w:rPr>
+          <w:rFonts w:asciiTheme="majorBidi" w:hAnsiTheme="majorBidi" w:cstheme="majorBidi"/>
+          <w:color w:val="000000" w:themeColor="text1"/>
+        </w:rPr>
+        <w:t xml:space="preserve"> two random da</w:t>
+      </w:r>
+      <w:r>
+        <w:rPr>
+          <w:rFonts w:asciiTheme="majorBidi" w:hAnsiTheme="majorBidi" w:cstheme="majorBidi"/>
+          <w:color w:val="000000" w:themeColor="text1"/>
+        </w:rPr>
+        <w:t>ys</w:t>
+      </w:r>
+      <w:r>
+        <w:rPr>
+          <w:rFonts w:asciiTheme="majorBidi" w:hAnsiTheme="majorBidi" w:cstheme="majorBidi"/>
+          <w:color w:val="000000" w:themeColor="text1"/>
+        </w:rPr>
+        <w:t xml:space="preserve"> per month</w:t>
+      </w:r>
+      <w:r>
+        <w:rPr>
+          <w:rFonts w:asciiTheme="majorBidi" w:hAnsiTheme="majorBidi" w:cstheme="majorBidi"/>
+          <w:color w:val="000000" w:themeColor="text1"/>
+        </w:rPr>
+        <w:t xml:space="preserve">. </w:t>
+      </w:r>
+      <w:r>
+        <w:rPr>
+          <w:rFonts w:asciiTheme="majorBidi" w:hAnsiTheme="majorBidi" w:cstheme="majorBidi"/>
+          <w:color w:val="000000" w:themeColor="text1"/>
+        </w:rPr>
+        <w:t>This allows the covariate stack to be</w:t>
+      </w:r>
+      <w:r>
+        <w:rPr>
+          <w:rFonts w:asciiTheme="majorBidi" w:hAnsiTheme="majorBidi" w:cstheme="majorBidi"/>
+          <w:color w:val="000000" w:themeColor="text1"/>
+        </w:rPr>
+        <w:t xml:space="preserve"> both</w:t>
+      </w:r>
+      <w:r>
+        <w:rPr>
+          <w:rFonts w:asciiTheme="majorBidi" w:hAnsiTheme="majorBidi" w:cstheme="majorBidi"/>
+          <w:color w:val="000000" w:themeColor="text1"/>
+        </w:rPr>
+        <w:t xml:space="preserve"> manageable</w:t>
+      </w:r>
+      <w:r>
+        <w:rPr>
+          <w:rFonts w:asciiTheme="majorBidi" w:hAnsiTheme="majorBidi" w:cstheme="majorBidi"/>
+          <w:color w:val="000000" w:themeColor="text1"/>
+        </w:rPr>
+        <w:t xml:space="preserve"> in size</w:t>
+      </w:r>
+      <w:r>
+        <w:rPr>
+          <w:rFonts w:asciiTheme="majorBidi" w:hAnsiTheme="majorBidi" w:cstheme="majorBidi"/>
+          <w:color w:val="000000" w:themeColor="text1"/>
+        </w:rPr>
+        <w:t xml:space="preserve"> and have</w:t>
+      </w:r>
+      <w:r>
+        <w:rPr>
+          <w:rFonts w:asciiTheme="majorBidi" w:hAnsiTheme="majorBidi" w:cstheme="majorBidi"/>
+          <w:color w:val="000000" w:themeColor="text1"/>
+        </w:rPr>
+        <w:t xml:space="preserve"> a high-enough frequenc</w:t>
+      </w:r>
+      <w:r>
+        <w:rPr>
+          <w:rFonts w:asciiTheme="majorBidi" w:hAnsiTheme="majorBidi" w:cstheme="majorBidi"/>
+          <w:color w:val="000000" w:themeColor="text1"/>
+        </w:rPr>
+        <w:t>y</w:t>
+      </w:r>
+      <w:r>
+        <w:rPr>
+          <w:rFonts w:asciiTheme="majorBidi" w:hAnsiTheme="majorBidi" w:cstheme="majorBidi"/>
+          <w:color w:val="000000" w:themeColor="text1"/>
+        </w:rPr>
+        <w:t xml:space="preserve"> to capture seasonal variation for </w:t>
+      </w:r>
+      <w:r>
+        <w:rPr>
+          <w:rFonts w:asciiTheme="majorBidi" w:hAnsiTheme="majorBidi" w:cstheme="majorBidi"/>
+          <w:color w:val="000000" w:themeColor="text1"/>
+        </w:rPr>
+        <w:t>making near-term forecasts.</w:t>
+      </w:r>
+    </w:p>
+    <w:p>
+      <w:pPr>
+        <w:pStyle w:val="Heading4"/>
+      </w:pPr>
+      <w:bookmarkStart w:id="102" w:name="_Toc219814576"/>
+      <w:bookmarkStart w:id="103" w:name="_Toc219814938"/>
+      <w:bookmarkStart w:id="104" w:name="_Toc223428101"/>
+      <w:bookmarkStart w:id="105" w:name="_Toc223428299"/>
+      <w:bookmarkStart w:id="106" w:name="_Toc225340572"/>
+      <w:bookmarkStart w:id="107" w:name="_Toc227764037"/>
+      <w:r>
+        <w:lastRenderedPageBreak/>
+        <w:t>A note on space</w:t>
+      </w:r>
+      <w:bookmarkEnd w:id="102"/>
+      <w:bookmarkEnd w:id="103"/>
+      <w:bookmarkEnd w:id="104"/>
+      <w:bookmarkEnd w:id="105"/>
+      <w:bookmarkEnd w:id="106"/>
+      <w:bookmarkEnd w:id="107"/>
+    </w:p>
+    <w:p>
+      <w:pPr>
+        <w:rPr>
+          <w:color w:val="000000" w:themeColor="text1"/>
+        </w:rPr>
+      </w:pPr>
+      <w:r>
+        <w:rPr>
+          <w:rFonts w:asciiTheme="majorBidi" w:hAnsiTheme="majorBidi" w:cstheme="majorBidi"/>
+          <w:color w:val="000000" w:themeColor="text1"/>
+        </w:rPr>
+        <w:t>The target</w:t>
+      </w:r>
+      <w:r>
+        <w:rPr>
+          <w:rFonts w:asciiTheme="majorBidi" w:hAnsiTheme="majorBidi" w:cstheme="majorBidi"/>
+          <w:color w:val="000000" w:themeColor="text1"/>
+        </w:rPr>
+        <w:t xml:space="preserve"> </w:t>
+      </w:r>
+      <w:proofErr w:type="spellStart"/>
+      <w:r>
+        <w:rPr>
+          <w:rFonts w:asciiTheme="majorBidi" w:hAnsiTheme="majorBidi" w:cstheme="majorBidi"/>
+          <w:color w:val="215E99" w:themeColor="text2" w:themeTint="BF"/>
+        </w:rPr>
+        <w:t>continent_raster_template</w:t>
+      </w:r>
+      <w:proofErr w:type="spellEnd"/>
+      <w:r>
+        <w:rPr>
+          <w:rFonts w:asciiTheme="majorBidi" w:hAnsiTheme="majorBidi" w:cstheme="majorBidi"/>
+          <w:color w:val="215E99" w:themeColor="text2" w:themeTint="BF"/>
+        </w:rPr>
+        <w:t xml:space="preserve"> </w:t>
+      </w:r>
+      <w:r>
+        <w:rPr>
+          <w:rFonts w:asciiTheme="majorBidi" w:hAnsiTheme="majorBidi" w:cstheme="majorBidi"/>
+          <w:color w:val="000000" w:themeColor="text1"/>
+        </w:rPr>
+        <w:t>is important because it establishes template into which all of the continuous covariates are projected, which allows the whole stack to line up</w:t>
+      </w:r>
+      <w:r>
+        <w:rPr>
+          <w:rFonts w:asciiTheme="majorBidi" w:hAnsiTheme="majorBidi" w:cstheme="majorBidi"/>
+          <w:color w:val="000000" w:themeColor="text1"/>
+        </w:rPr>
+        <w:t xml:space="preserve"> spatially</w:t>
+      </w:r>
+      <w:r>
+        <w:rPr>
+          <w:rFonts w:asciiTheme="majorBidi" w:hAnsiTheme="majorBidi" w:cstheme="majorBidi"/>
+          <w:color w:val="000000" w:themeColor="text1"/>
+        </w:rPr>
+        <w:t>. Throughout this entire module covariates are kept continuous. In the next module covariates are collapsed into regions.</w:t>
+      </w:r>
+    </w:p>
+    <w:p>
+      <w:pPr>
+        <w:rPr>
+          <w:color w:val="000000" w:themeColor="text1"/>
+        </w:rPr>
+      </w:pPr>
+    </w:p>
+    <w:p>
+      <w:pPr>
+        <w:pStyle w:val="Heading3"/>
+      </w:pPr>
+      <w:bookmarkStart w:id="108" w:name="_Toc219814577"/>
+      <w:bookmarkStart w:id="109" w:name="_Toc219814939"/>
+      <w:bookmarkStart w:id="110" w:name="_Toc223428102"/>
+      <w:bookmarkStart w:id="111" w:name="_Toc223428300"/>
+      <w:bookmarkStart w:id="112" w:name="_Toc225340573"/>
+      <w:bookmarkStart w:id="113" w:name="_Toc227764038"/>
+      <w:r>
+        <w:t>Module 2:</w:t>
+      </w:r>
+      <w:r>
+        <w:t xml:space="preserve"> </w:t>
+      </w:r>
+      <w:r>
+        <w:rPr>
+          <w:b w:val="0"/>
+          <w:bCs w:val="0"/>
+        </w:rPr>
+        <w:t>Data Preparation</w:t>
+      </w:r>
+      <w:bookmarkEnd w:id="108"/>
+      <w:bookmarkEnd w:id="109"/>
+      <w:bookmarkEnd w:id="110"/>
+      <w:bookmarkEnd w:id="111"/>
+      <w:bookmarkEnd w:id="112"/>
+      <w:bookmarkEnd w:id="113"/>
+    </w:p>
+    <w:p>
+      <w:pPr>
+        <w:pStyle w:val="ListParagraph"/>
+        <w:numPr>
+          <w:ilvl w:val="0"/>
           <w:numId w:val="11"/>
         </w:numPr>
         <w:rPr>
@@ -12364,19 +12414,21 @@
       <w:pPr>
         <w:pStyle w:val="Heading4"/>
       </w:pPr>
-      <w:bookmarkStart w:id="96" w:name="_Toc219814578"/>
-      <w:bookmarkStart w:id="97" w:name="_Toc219814940"/>
-      <w:bookmarkStart w:id="98" w:name="_Toc223428103"/>
-      <w:bookmarkStart w:id="99" w:name="_Toc223428301"/>
-      <w:bookmarkStart w:id="100" w:name="_Toc225340574"/>
+      <w:bookmarkStart w:id="114" w:name="_Toc219814578"/>
+      <w:bookmarkStart w:id="115" w:name="_Toc219814940"/>
+      <w:bookmarkStart w:id="116" w:name="_Toc223428103"/>
+      <w:bookmarkStart w:id="117" w:name="_Toc223428301"/>
+      <w:bookmarkStart w:id="118" w:name="_Toc225340574"/>
+      <w:bookmarkStart w:id="119" w:name="_Toc227764039"/>
       <w:r>
         <w:t>Targets structure</w:t>
       </w:r>
-      <w:bookmarkEnd w:id="96"/>
-      <w:bookmarkEnd w:id="97"/>
-      <w:bookmarkEnd w:id="98"/>
-      <w:bookmarkEnd w:id="99"/>
-      <w:bookmarkEnd w:id="100"/>
+      <w:bookmarkEnd w:id="114"/>
+      <w:bookmarkEnd w:id="115"/>
+      <w:bookmarkEnd w:id="116"/>
+      <w:bookmarkEnd w:id="117"/>
+      <w:bookmarkEnd w:id="118"/>
+      <w:bookmarkEnd w:id="119"/>
     </w:p>
     <w:p>
       <w:pPr>
@@ -13089,19 +13141,21 @@
       <w:pPr>
         <w:pStyle w:val="Heading4"/>
       </w:pPr>
-      <w:bookmarkStart w:id="101" w:name="_Toc219814579"/>
-      <w:bookmarkStart w:id="102" w:name="_Toc219814941"/>
-      <w:bookmarkStart w:id="103" w:name="_Toc223428104"/>
-      <w:bookmarkStart w:id="104" w:name="_Toc223428302"/>
-      <w:bookmarkStart w:id="105" w:name="_Toc225340575"/>
+      <w:bookmarkStart w:id="120" w:name="_Toc219814579"/>
+      <w:bookmarkStart w:id="121" w:name="_Toc219814941"/>
+      <w:bookmarkStart w:id="122" w:name="_Toc223428104"/>
+      <w:bookmarkStart w:id="123" w:name="_Toc223428302"/>
+      <w:bookmarkStart w:id="124" w:name="_Toc225340575"/>
+      <w:bookmarkStart w:id="125" w:name="_Toc227764040"/>
       <w:r>
         <w:t>A note on dates</w:t>
       </w:r>
-      <w:bookmarkEnd w:id="101"/>
-      <w:bookmarkEnd w:id="102"/>
-      <w:bookmarkEnd w:id="103"/>
-      <w:bookmarkEnd w:id="104"/>
-      <w:bookmarkEnd w:id="105"/>
+      <w:bookmarkEnd w:id="120"/>
+      <w:bookmarkEnd w:id="121"/>
+      <w:bookmarkEnd w:id="122"/>
+      <w:bookmarkEnd w:id="123"/>
+      <w:bookmarkEnd w:id="124"/>
+      <w:bookmarkEnd w:id="125"/>
     </w:p>
     <w:p>
       <w:pPr>
@@ -13111,7 +13165,7 @@
           <w:iCs/>
         </w:rPr>
       </w:pPr>
-      <w:bookmarkStart w:id="106" w:name="_Toc219814580"/>
+      <w:bookmarkStart w:id="126" w:name="_Toc219814580"/>
       <w:r>
         <w:rPr>
           <w:rFonts w:asciiTheme="majorBidi" w:hAnsiTheme="majorBidi" w:cstheme="majorBidi"/>
@@ -13140,25 +13194,27 @@
         </w:rPr>
         <w:t>shows up here once again. As it is written, it will return the same exact dates as it does in the previous module, though it may be sensible/safer to save the output from Module 1 to disk and reload it here.</w:t>
       </w:r>
-      <w:bookmarkEnd w:id="106"/>
+      <w:bookmarkEnd w:id="126"/>
     </w:p>
     <w:p>
       <w:pPr>
         <w:pStyle w:val="Heading4"/>
       </w:pPr>
-      <w:bookmarkStart w:id="107" w:name="_Toc219814581"/>
-      <w:bookmarkStart w:id="108" w:name="_Toc219814942"/>
-      <w:bookmarkStart w:id="109" w:name="_Toc223428105"/>
-      <w:bookmarkStart w:id="110" w:name="_Toc223428303"/>
-      <w:bookmarkStart w:id="111" w:name="_Toc225340576"/>
+      <w:bookmarkStart w:id="127" w:name="_Toc219814581"/>
+      <w:bookmarkStart w:id="128" w:name="_Toc219814942"/>
+      <w:bookmarkStart w:id="129" w:name="_Toc223428105"/>
+      <w:bookmarkStart w:id="130" w:name="_Toc223428303"/>
+      <w:bookmarkStart w:id="131" w:name="_Toc225340576"/>
+      <w:bookmarkStart w:id="132" w:name="_Toc227764041"/>
       <w:r>
         <w:t>A note on space</w:t>
       </w:r>
-      <w:bookmarkEnd w:id="107"/>
-      <w:bookmarkEnd w:id="108"/>
-      <w:bookmarkEnd w:id="109"/>
-      <w:bookmarkEnd w:id="110"/>
-      <w:bookmarkEnd w:id="111"/>
+      <w:bookmarkEnd w:id="127"/>
+      <w:bookmarkEnd w:id="128"/>
+      <w:bookmarkEnd w:id="129"/>
+      <w:bookmarkEnd w:id="130"/>
+      <w:bookmarkEnd w:id="131"/>
+      <w:bookmarkEnd w:id="132"/>
     </w:p>
     <w:p>
       <w:pPr>
@@ -13237,11 +13293,12 @@
       <w:pPr>
         <w:pStyle w:val="Heading3"/>
       </w:pPr>
-      <w:bookmarkStart w:id="112" w:name="_Toc219814582"/>
-      <w:bookmarkStart w:id="113" w:name="_Toc219814943"/>
-      <w:bookmarkStart w:id="114" w:name="_Toc223428106"/>
-      <w:bookmarkStart w:id="115" w:name="_Toc223428304"/>
-      <w:bookmarkStart w:id="116" w:name="_Toc225340577"/>
+      <w:bookmarkStart w:id="133" w:name="_Toc219814582"/>
+      <w:bookmarkStart w:id="134" w:name="_Toc219814943"/>
+      <w:bookmarkStart w:id="135" w:name="_Toc223428106"/>
+      <w:bookmarkStart w:id="136" w:name="_Toc223428304"/>
+      <w:bookmarkStart w:id="137" w:name="_Toc225340577"/>
+      <w:bookmarkStart w:id="138" w:name="_Toc227764042"/>
       <w:r>
         <w:t xml:space="preserve">Module 3: </w:t>
       </w:r>
@@ -13252,11 +13309,12 @@
         </w:rPr>
         <w:t>Modeling Framework</w:t>
       </w:r>
-      <w:bookmarkEnd w:id="112"/>
-      <w:bookmarkEnd w:id="113"/>
-      <w:bookmarkEnd w:id="114"/>
-      <w:bookmarkEnd w:id="115"/>
-      <w:bookmarkEnd w:id="116"/>
+      <w:bookmarkEnd w:id="133"/>
+      <w:bookmarkEnd w:id="134"/>
+      <w:bookmarkEnd w:id="135"/>
+      <w:bookmarkEnd w:id="136"/>
+      <w:bookmarkEnd w:id="137"/>
+      <w:bookmarkEnd w:id="138"/>
     </w:p>
     <w:p>
       <w:pPr>
@@ -13379,11 +13437,12 @@
       <w:pPr>
         <w:pStyle w:val="Heading4"/>
       </w:pPr>
-      <w:bookmarkStart w:id="117" w:name="_Toc219814583"/>
-      <w:bookmarkStart w:id="118" w:name="_Toc219814944"/>
-      <w:bookmarkStart w:id="119" w:name="_Toc223428107"/>
-      <w:bookmarkStart w:id="120" w:name="_Toc223428305"/>
-      <w:bookmarkStart w:id="121" w:name="_Toc225340578"/>
+      <w:bookmarkStart w:id="139" w:name="_Toc219814583"/>
+      <w:bookmarkStart w:id="140" w:name="_Toc219814944"/>
+      <w:bookmarkStart w:id="141" w:name="_Toc223428107"/>
+      <w:bookmarkStart w:id="142" w:name="_Toc223428305"/>
+      <w:bookmarkStart w:id="143" w:name="_Toc225340578"/>
+      <w:bookmarkStart w:id="144" w:name="_Toc227764043"/>
       <w:r>
         <w:t xml:space="preserve">Modeling </w:t>
       </w:r>
@@ -13393,11 +13452,12 @@
       <w:r>
         <w:t>pproach</w:t>
       </w:r>
-      <w:bookmarkEnd w:id="117"/>
-      <w:bookmarkEnd w:id="118"/>
-      <w:bookmarkEnd w:id="119"/>
-      <w:bookmarkEnd w:id="120"/>
-      <w:bookmarkEnd w:id="121"/>
+      <w:bookmarkEnd w:id="139"/>
+      <w:bookmarkEnd w:id="140"/>
+      <w:bookmarkEnd w:id="141"/>
+      <w:bookmarkEnd w:id="142"/>
+      <w:bookmarkEnd w:id="143"/>
+      <w:bookmarkEnd w:id="144"/>
     </w:p>
     <w:p>
       <w:pPr>
@@ -15191,7 +15251,7 @@
           <w:noProof/>
         </w:rPr>
         <w:drawing>
-          <wp:anchor distT="0" distB="0" distL="114300" distR="114300" simplePos="0" relativeHeight="251658240" behindDoc="1" locked="0" layoutInCell="1" allowOverlap="1" wp14:anchorId="1D489B3F" wp14:editId="19739BE5">
+          <wp:anchor distT="0" distB="0" distL="114300" distR="114300" simplePos="0" relativeHeight="251658240" behindDoc="1" locked="0" layoutInCell="1" allowOverlap="1" wp14:anchorId="1D489B3F" wp14:editId="477449F2">
             <wp:simplePos x="0" y="0"/>
             <wp:positionH relativeFrom="column">
               <wp:posOffset>-204470</wp:posOffset>
@@ -15288,7 +15348,7 @@
           <w:rFonts w:asciiTheme="majorBidi" w:hAnsiTheme="majorBidi" w:cstheme="majorBidi"/>
         </w:rPr>
       </w:pPr>
-      <w:bookmarkStart w:id="122" w:name="_Toc219814584"/>
+      <w:bookmarkStart w:id="145" w:name="_Toc219814584"/>
       <w:r>
         <w:rPr>
           <w:rFonts w:asciiTheme="majorBidi" w:hAnsiTheme="majorBidi" w:cstheme="majorBidi"/>
@@ -15339,7 +15399,7 @@
         </w:rPr>
         <w:t xml:space="preserve"> portion of the figure shows what is presented in Figure 1. The bottom half shows the re-fitting of the model for model evaluation (blue stacked/staggered rectangles).</w:t>
       </w:r>
-      <w:bookmarkEnd w:id="122"/>
+      <w:bookmarkEnd w:id="145"/>
     </w:p>
     <w:p>
       <w:pPr>
@@ -15350,11 +15410,12 @@
       <w:pPr>
         <w:pStyle w:val="Heading4"/>
       </w:pPr>
-      <w:bookmarkStart w:id="123" w:name="_Toc219814585"/>
-      <w:bookmarkStart w:id="124" w:name="_Toc219814945"/>
-      <w:bookmarkStart w:id="125" w:name="_Toc223428108"/>
-      <w:bookmarkStart w:id="126" w:name="_Toc223428306"/>
-      <w:bookmarkStart w:id="127" w:name="_Toc225340579"/>
+      <w:bookmarkStart w:id="146" w:name="_Toc219814585"/>
+      <w:bookmarkStart w:id="147" w:name="_Toc219814945"/>
+      <w:bookmarkStart w:id="148" w:name="_Toc223428108"/>
+      <w:bookmarkStart w:id="149" w:name="_Toc223428306"/>
+      <w:bookmarkStart w:id="150" w:name="_Toc225340579"/>
+      <w:bookmarkStart w:id="151" w:name="_Toc227764044"/>
       <w:r>
         <w:t>A note on c</w:t>
       </w:r>
@@ -15370,11 +15431,12 @@
       <w:r>
         <w:t xml:space="preserve"> folds</w:t>
       </w:r>
-      <w:bookmarkEnd w:id="123"/>
-      <w:bookmarkEnd w:id="124"/>
-      <w:bookmarkEnd w:id="125"/>
-      <w:bookmarkEnd w:id="126"/>
-      <w:bookmarkEnd w:id="127"/>
+      <w:bookmarkEnd w:id="146"/>
+      <w:bookmarkEnd w:id="147"/>
+      <w:bookmarkEnd w:id="148"/>
+      <w:bookmarkEnd w:id="149"/>
+      <w:bookmarkEnd w:id="150"/>
+      <w:bookmarkEnd w:id="151"/>
     </w:p>
     <w:p>
       <w:pPr>
@@ -15386,7 +15448,7 @@
           <w:iCs/>
         </w:rPr>
       </w:pPr>
-      <w:bookmarkStart w:id="128" w:name="_Toc219814586"/>
+      <w:bookmarkStart w:id="152" w:name="_Toc219814586"/>
       <w:r>
         <w:rPr>
           <w:rFonts w:asciiTheme="majorBidi" w:hAnsiTheme="majorBidi" w:cstheme="majorBidi"/>
@@ -15465,7 +15527,7 @@
         </w:rPr>
         <w:t>.</w:t>
       </w:r>
-      <w:bookmarkEnd w:id="128"/>
+      <w:bookmarkEnd w:id="152"/>
       <w:r>
         <w:rPr>
           <w:rFonts w:asciiTheme="majorBidi" w:hAnsiTheme="majorBidi" w:cstheme="majorBidi"/>
@@ -15483,7 +15545,7 @@
           <w:iCs/>
         </w:rPr>
       </w:pPr>
-      <w:bookmarkStart w:id="129" w:name="_Toc219814587"/>
+      <w:bookmarkStart w:id="153" w:name="_Toc219814587"/>
       <w:r>
         <w:rPr>
           <w:rFonts w:asciiTheme="majorBidi" w:hAnsiTheme="majorBidi" w:cstheme="majorBidi"/>
@@ -15612,25 +15674,27 @@
         </w:rPr>
         <w:t>.</w:t>
       </w:r>
-      <w:bookmarkEnd w:id="129"/>
+      <w:bookmarkEnd w:id="153"/>
     </w:p>
     <w:p>
       <w:pPr>
         <w:pStyle w:val="Heading4"/>
       </w:pPr>
-      <w:bookmarkStart w:id="130" w:name="_Toc219814588"/>
-      <w:bookmarkStart w:id="131" w:name="_Toc219814946"/>
-      <w:bookmarkStart w:id="132" w:name="_Toc223428109"/>
-      <w:bookmarkStart w:id="133" w:name="_Toc223428307"/>
-      <w:bookmarkStart w:id="134" w:name="_Toc225340580"/>
+      <w:bookmarkStart w:id="154" w:name="_Toc219814588"/>
+      <w:bookmarkStart w:id="155" w:name="_Toc219814946"/>
+      <w:bookmarkStart w:id="156" w:name="_Toc223428109"/>
+      <w:bookmarkStart w:id="157" w:name="_Toc223428307"/>
+      <w:bookmarkStart w:id="158" w:name="_Toc225340580"/>
+      <w:bookmarkStart w:id="159" w:name="_Toc227764045"/>
       <w:r>
         <w:t>Targets structure</w:t>
       </w:r>
-      <w:bookmarkEnd w:id="130"/>
-      <w:bookmarkEnd w:id="131"/>
-      <w:bookmarkEnd w:id="132"/>
-      <w:bookmarkEnd w:id="133"/>
-      <w:bookmarkEnd w:id="134"/>
+      <w:bookmarkEnd w:id="154"/>
+      <w:bookmarkEnd w:id="155"/>
+      <w:bookmarkEnd w:id="156"/>
+      <w:bookmarkEnd w:id="157"/>
+      <w:bookmarkEnd w:id="158"/>
+      <w:bookmarkEnd w:id="159"/>
     </w:p>
     <w:p>
       <w:pPr>
@@ -16690,8 +16754,8 @@
       </w:r>
     </w:p>
     <w:p>
-      <w:bookmarkStart w:id="135" w:name="_Toc219814589"/>
-      <w:bookmarkStart w:id="136" w:name="_Toc219814947"/>
+      <w:bookmarkStart w:id="160" w:name="_Toc219814589"/>
+      <w:bookmarkStart w:id="161" w:name="_Toc219814947"/>
     </w:p>
     <w:p/>
     <w:p/>
@@ -16699,36 +16763,40 @@
       <w:pPr>
         <w:pStyle w:val="Heading1"/>
       </w:pPr>
-      <w:bookmarkStart w:id="137" w:name="_Toc223428110"/>
-      <w:bookmarkStart w:id="138" w:name="_Toc223428308"/>
-      <w:bookmarkStart w:id="139" w:name="_Toc225340581"/>
+      <w:bookmarkStart w:id="162" w:name="_Toc223428110"/>
+      <w:bookmarkStart w:id="163" w:name="_Toc223428308"/>
+      <w:bookmarkStart w:id="164" w:name="_Toc225340581"/>
+      <w:bookmarkStart w:id="165" w:name="_Toc227764046"/>
       <w:r>
         <w:lastRenderedPageBreak/>
         <w:t>Miscellaneous Notes and Suggestions</w:t>
       </w:r>
-      <w:bookmarkEnd w:id="135"/>
-      <w:bookmarkEnd w:id="136"/>
-      <w:bookmarkEnd w:id="137"/>
-      <w:bookmarkEnd w:id="138"/>
-      <w:bookmarkEnd w:id="139"/>
+      <w:bookmarkEnd w:id="160"/>
+      <w:bookmarkEnd w:id="161"/>
+      <w:bookmarkEnd w:id="162"/>
+      <w:bookmarkEnd w:id="163"/>
+      <w:bookmarkEnd w:id="164"/>
+      <w:bookmarkEnd w:id="165"/>
     </w:p>
     <w:p>
       <w:pPr>
         <w:pStyle w:val="Heading4"/>
       </w:pPr>
-      <w:bookmarkStart w:id="140" w:name="_Toc219814590"/>
-      <w:bookmarkStart w:id="141" w:name="_Toc219814948"/>
-      <w:bookmarkStart w:id="142" w:name="_Toc223428111"/>
-      <w:bookmarkStart w:id="143" w:name="_Toc223428309"/>
-      <w:bookmarkStart w:id="144" w:name="_Toc225340582"/>
+      <w:bookmarkStart w:id="166" w:name="_Toc219814590"/>
+      <w:bookmarkStart w:id="167" w:name="_Toc219814948"/>
+      <w:bookmarkStart w:id="168" w:name="_Toc223428111"/>
+      <w:bookmarkStart w:id="169" w:name="_Toc223428309"/>
+      <w:bookmarkStart w:id="170" w:name="_Toc225340582"/>
+      <w:bookmarkStart w:id="171" w:name="_Toc227764047"/>
       <w:r>
         <w:t>Parallelization</w:t>
       </w:r>
-      <w:bookmarkEnd w:id="140"/>
-      <w:bookmarkEnd w:id="141"/>
-      <w:bookmarkEnd w:id="142"/>
-      <w:bookmarkEnd w:id="143"/>
-      <w:bookmarkEnd w:id="144"/>
+      <w:bookmarkEnd w:id="166"/>
+      <w:bookmarkEnd w:id="167"/>
+      <w:bookmarkEnd w:id="168"/>
+      <w:bookmarkEnd w:id="169"/>
+      <w:bookmarkEnd w:id="170"/>
+      <w:bookmarkEnd w:id="171"/>
     </w:p>
     <w:p>
       <w:pPr>
@@ -16965,19 +17033,21 @@
       <w:pPr>
         <w:pStyle w:val="Heading4"/>
       </w:pPr>
-      <w:bookmarkStart w:id="145" w:name="_Toc219814591"/>
-      <w:bookmarkStart w:id="146" w:name="_Toc219814949"/>
-      <w:bookmarkStart w:id="147" w:name="_Toc223428112"/>
-      <w:bookmarkStart w:id="148" w:name="_Toc223428310"/>
-      <w:bookmarkStart w:id="149" w:name="_Toc225340583"/>
+      <w:bookmarkStart w:id="172" w:name="_Toc219814591"/>
+      <w:bookmarkStart w:id="173" w:name="_Toc219814949"/>
+      <w:bookmarkStart w:id="174" w:name="_Toc223428112"/>
+      <w:bookmarkStart w:id="175" w:name="_Toc223428310"/>
+      <w:bookmarkStart w:id="176" w:name="_Toc225340583"/>
+      <w:bookmarkStart w:id="177" w:name="_Toc227764048"/>
       <w:r>
         <w:t>Metadata</w:t>
       </w:r>
-      <w:bookmarkEnd w:id="145"/>
-      <w:bookmarkEnd w:id="146"/>
-      <w:bookmarkEnd w:id="147"/>
-      <w:bookmarkEnd w:id="148"/>
-      <w:bookmarkEnd w:id="149"/>
+      <w:bookmarkEnd w:id="172"/>
+      <w:bookmarkEnd w:id="173"/>
+      <w:bookmarkEnd w:id="174"/>
+      <w:bookmarkEnd w:id="175"/>
+      <w:bookmarkEnd w:id="176"/>
+      <w:bookmarkEnd w:id="177"/>
     </w:p>
     <w:p>
       <w:pPr>
@@ -17086,19 +17156,21 @@
       <w:pPr>
         <w:pStyle w:val="Heading4"/>
       </w:pPr>
-      <w:bookmarkStart w:id="150" w:name="_Toc219814592"/>
-      <w:bookmarkStart w:id="151" w:name="_Toc219814950"/>
-      <w:bookmarkStart w:id="152" w:name="_Toc223428113"/>
-      <w:bookmarkStart w:id="153" w:name="_Toc223428311"/>
-      <w:bookmarkStart w:id="154" w:name="_Toc225340584"/>
+      <w:bookmarkStart w:id="178" w:name="_Toc219814592"/>
+      <w:bookmarkStart w:id="179" w:name="_Toc219814950"/>
+      <w:bookmarkStart w:id="180" w:name="_Toc223428113"/>
+      <w:bookmarkStart w:id="181" w:name="_Toc223428311"/>
+      <w:bookmarkStart w:id="182" w:name="_Toc225340584"/>
+      <w:bookmarkStart w:id="183" w:name="_Toc227764049"/>
       <w:r>
         <w:t>Data storage</w:t>
       </w:r>
-      <w:bookmarkEnd w:id="150"/>
-      <w:bookmarkEnd w:id="151"/>
-      <w:bookmarkEnd w:id="152"/>
-      <w:bookmarkEnd w:id="153"/>
-      <w:bookmarkEnd w:id="154"/>
+      <w:bookmarkEnd w:id="178"/>
+      <w:bookmarkEnd w:id="179"/>
+      <w:bookmarkEnd w:id="180"/>
+      <w:bookmarkEnd w:id="181"/>
+      <w:bookmarkEnd w:id="182"/>
+      <w:bookmarkEnd w:id="183"/>
     </w:p>
     <w:p>
       <w:pPr>
@@ -17265,6 +17337,117 @@
           <w:shd w:val="clear" w:color="auto" w:fill="FFFFFF"/>
         </w:rPr>
         <w:t>, which has a bit of its own language to learn if that needs to be edited for any reason.</w:t>
+      </w:r>
+    </w:p>
+    <w:p>
+      <w:pPr>
+        <w:pStyle w:val="Heading4"/>
+      </w:pPr>
+      <w:bookmarkStart w:id="184" w:name="_Toc227764050"/>
+      <w:r>
+        <w:t>R-Shiny Application for visualizations</w:t>
+      </w:r>
+      <w:bookmarkEnd w:id="184"/>
+    </w:p>
+    <w:p>
+      <w:pPr>
+        <w:rPr>
+          <w:rFonts w:asciiTheme="majorBidi" w:hAnsiTheme="majorBidi" w:cstheme="majorBidi"/>
+          <w:color w:val="1F2328"/>
+          <w:shd w:val="clear" w:color="auto" w:fill="FFFFFF"/>
+        </w:rPr>
+      </w:pPr>
+      <w:r>
+        <w:rPr>
+          <w:rFonts w:asciiTheme="majorBidi" w:hAnsiTheme="majorBidi" w:cstheme="majorBidi"/>
+          <w:color w:val="1F2328"/>
+          <w:shd w:val="clear" w:color="auto" w:fill="FFFFFF"/>
+        </w:rPr>
+        <w:t>The app can be run in various ways</w:t>
+      </w:r>
+      <w:r>
+        <w:rPr>
+          <w:rFonts w:asciiTheme="majorBidi" w:hAnsiTheme="majorBidi" w:cstheme="majorBidi"/>
+          <w:color w:val="1F2328"/>
+          <w:shd w:val="clear" w:color="auto" w:fill="FFFFFF"/>
+        </w:rPr>
+        <w:t xml:space="preserve">, but most easily </w:t>
+      </w:r>
+      <w:r>
+        <w:rPr>
+          <w:rFonts w:asciiTheme="majorBidi" w:hAnsiTheme="majorBidi" w:cstheme="majorBidi"/>
+          <w:color w:val="1F2328"/>
+          <w:shd w:val="clear" w:color="auto" w:fill="FFFFFF"/>
+        </w:rPr>
+        <w:t>by opening the file in R Studio and clicking the “Run App” button</w:t>
+      </w:r>
+      <w:r>
+        <w:rPr>
+          <w:rFonts w:asciiTheme="majorBidi" w:hAnsiTheme="majorBidi" w:cstheme="majorBidi"/>
+          <w:color w:val="1F2328"/>
+          <w:shd w:val="clear" w:color="auto" w:fill="FFFFFF"/>
+        </w:rPr>
+        <w:t xml:space="preserve">. </w:t>
+      </w:r>
+      <w:r>
+        <w:rPr>
+          <w:rFonts w:asciiTheme="majorBidi" w:hAnsiTheme="majorBidi" w:cstheme="majorBidi"/>
+          <w:i/>
+          <w:iCs/>
+          <w:color w:val="1F2328"/>
+          <w:shd w:val="clear" w:color="auto" w:fill="FFFFFF"/>
+        </w:rPr>
+        <w:t>We will eventually host this</w:t>
+      </w:r>
+      <w:r>
+        <w:rPr>
+          <w:rFonts w:asciiTheme="majorBidi" w:hAnsiTheme="majorBidi" w:cstheme="majorBidi"/>
+          <w:i/>
+          <w:iCs/>
+          <w:color w:val="1F2328"/>
+          <w:shd w:val="clear" w:color="auto" w:fill="FFFFFF"/>
+        </w:rPr>
+        <w:t xml:space="preserve"> (or a related)</w:t>
+      </w:r>
+      <w:r>
+        <w:rPr>
+          <w:rFonts w:asciiTheme="majorBidi" w:hAnsiTheme="majorBidi" w:cstheme="majorBidi"/>
+          <w:i/>
+          <w:iCs/>
+          <w:color w:val="1F2328"/>
+          <w:shd w:val="clear" w:color="auto" w:fill="FFFFFF"/>
+        </w:rPr>
+        <w:t xml:space="preserve"> application online</w:t>
+      </w:r>
+      <w:r>
+        <w:rPr>
+          <w:rFonts w:asciiTheme="majorBidi" w:hAnsiTheme="majorBidi" w:cstheme="majorBidi"/>
+          <w:i/>
+          <w:iCs/>
+          <w:color w:val="1F2328"/>
+          <w:shd w:val="clear" w:color="auto" w:fill="FFFFFF"/>
+        </w:rPr>
+        <w:t xml:space="preserve"> for better access by </w:t>
+      </w:r>
+      <w:r>
+        <w:rPr>
+          <w:rFonts w:asciiTheme="majorBidi" w:hAnsiTheme="majorBidi" w:cstheme="majorBidi"/>
+          <w:i/>
+          <w:iCs/>
+          <w:color w:val="1F2328"/>
+          <w:shd w:val="clear" w:color="auto" w:fill="FFFFFF"/>
+        </w:rPr>
+        <w:t>stakeholders</w:t>
+      </w:r>
+      <w:r>
+        <w:rPr>
+          <w:rFonts w:asciiTheme="majorBidi" w:hAnsiTheme="majorBidi" w:cstheme="majorBidi"/>
+          <w:i/>
+          <w:iCs/>
+          <w:color w:val="1F2328"/>
+          <w:shd w:val="clear" w:color="auto" w:fill="FFFFFF"/>
+        </w:rPr>
+        <w:t>.</w:t>
       </w:r>
     </w:p>
     <w:p/>
@@ -17272,32 +17455,36 @@
       <w:pPr>
         <w:pStyle w:val="Heading1"/>
       </w:pPr>
-      <w:bookmarkStart w:id="155" w:name="_Toc223428114"/>
-      <w:bookmarkStart w:id="156" w:name="_Toc223428312"/>
-      <w:bookmarkStart w:id="157" w:name="_Toc225340585"/>
+      <w:bookmarkStart w:id="185" w:name="_Toc223428114"/>
+      <w:bookmarkStart w:id="186" w:name="_Toc223428312"/>
+      <w:bookmarkStart w:id="187" w:name="_Toc225340585"/>
+      <w:bookmarkStart w:id="188" w:name="_Toc227764051"/>
       <w:r>
         <w:t>Immunity Decay Layer</w:t>
       </w:r>
-      <w:bookmarkEnd w:id="155"/>
-      <w:bookmarkEnd w:id="156"/>
-      <w:bookmarkEnd w:id="157"/>
+      <w:bookmarkEnd w:id="185"/>
+      <w:bookmarkEnd w:id="186"/>
+      <w:bookmarkEnd w:id="187"/>
+      <w:bookmarkEnd w:id="188"/>
     </w:p>
     <w:p>
       <w:pPr>
         <w:pStyle w:val="Heading4"/>
       </w:pPr>
-      <w:bookmarkStart w:id="158" w:name="_Toc223428115"/>
-      <w:bookmarkStart w:id="159" w:name="_Toc223428313"/>
-      <w:bookmarkStart w:id="160" w:name="_Toc225340586"/>
+      <w:bookmarkStart w:id="189" w:name="_Toc223428115"/>
+      <w:bookmarkStart w:id="190" w:name="_Toc223428313"/>
+      <w:bookmarkStart w:id="191" w:name="_Toc225340586"/>
+      <w:bookmarkStart w:id="192" w:name="_Toc227764052"/>
       <w:r>
         <w:t xml:space="preserve">Modeling </w:t>
       </w:r>
       <w:r>
         <w:t>Methods</w:t>
       </w:r>
-      <w:bookmarkEnd w:id="158"/>
-      <w:bookmarkEnd w:id="159"/>
-      <w:bookmarkEnd w:id="160"/>
+      <w:bookmarkEnd w:id="189"/>
+      <w:bookmarkEnd w:id="190"/>
+      <w:bookmarkEnd w:id="191"/>
+      <w:bookmarkEnd w:id="192"/>
     </w:p>
     <w:p>
       <w:pPr>
@@ -17447,9 +17634,8 @@
           <w:lang w:bidi="he-IL"/>
           <w14:ligatures w14:val="none"/>
         </w:rPr>
-        <w:t xml:space="preserve">), we built a comprehensive animal seroprevalence dataset from the published literature. Given our goal of an automated forecasting pipeline, it is impossible for us to simply use raw extracted seroprevalence as an additional covariate because we compiled our seroprevalence data by means of a labor-intensive manual extraction effort from published literature. Thus, we built a </w:t>
-      </w:r>
-      <w:proofErr w:type="spellStart"/>
+        <w:t xml:space="preserve">), we built a comprehensive animal seroprevalence dataset from the published literature. Given our goal of an automated forecasting pipeline, it is impossible for us to simply use raw extracted seroprevalence as an additional covariate because we compiled our seroprevalence data by means of a labor-intensive manual extraction effort from published literature. </w:t>
+      </w:r>
       <w:r>
         <w:rPr>
           <w:rFonts w:ascii="Times New Roman" w:eastAsia="Times New Roman" w:hAnsi="Times New Roman" w:cs="Times New Roman"/>
@@ -17459,9 +17645,10 @@
           <w:lang w:bidi="he-IL"/>
           <w14:ligatures w14:val="none"/>
         </w:rPr>
-        <w:t>spatio</w:t>
-      </w:r>
-      <w:proofErr w:type="spellEnd"/>
+        <w:lastRenderedPageBreak/>
+        <w:t xml:space="preserve">Thus, we built a </w:t>
+      </w:r>
+      <w:proofErr w:type="spellStart"/>
       <w:r>
         <w:rPr>
           <w:rFonts w:ascii="Times New Roman" w:eastAsia="Times New Roman" w:hAnsi="Times New Roman" w:cs="Times New Roman"/>
@@ -17471,8 +17658,9 @@
           <w:lang w:bidi="he-IL"/>
           <w14:ligatures w14:val="none"/>
         </w:rPr>
-        <w:t xml:space="preserve">-temporal seroprevalence predictive model designed to be fit once using the full seroprevalence dataset, after which future seroprevalence values can be predicted as part of the automated pipeline using publicly available data obtained as part of the data scraping phase. Specifically, we </w:t>
-      </w:r>
+        <w:t>spatio</w:t>
+      </w:r>
+      <w:proofErr w:type="spellEnd"/>
       <w:r>
         <w:rPr>
           <w:rFonts w:ascii="Times New Roman" w:eastAsia="Times New Roman" w:hAnsi="Times New Roman" w:cs="Times New Roman"/>
@@ -17482,7 +17670,17 @@
           <w:lang w:bidi="he-IL"/>
           <w14:ligatures w14:val="none"/>
         </w:rPr>
-        <w:lastRenderedPageBreak/>
+        <w:t xml:space="preserve">-temporal seroprevalence predictive model designed to be fit once using the full seroprevalence dataset, after which future seroprevalence values can be predicted as part of the automated pipeline using publicly available data obtained as part of the data scraping phase. Specifically, we </w:t>
+      </w:r>
+      <w:r>
+        <w:rPr>
+          <w:rFonts w:ascii="Times New Roman" w:eastAsia="Times New Roman" w:hAnsi="Times New Roman" w:cs="Times New Roman"/>
+          <w:kern w:val="0"/>
+          <w:sz w:val="22"/>
+          <w:szCs w:val="22"/>
+          <w:lang w:bidi="he-IL"/>
+          <w14:ligatures w14:val="none"/>
+        </w:rPr>
         <w:t xml:space="preserve">developed a Bayesian </w:t>
       </w:r>
       <w:proofErr w:type="spellStart"/>
@@ -20397,6 +20595,7 @@
           <w:lang w:bidi="he-IL"/>
           <w14:ligatures w14:val="none"/>
         </w:rPr>
+        <w:lastRenderedPageBreak/>
         <w:t>w</w:t>
       </w:r>
       <w:r>
@@ -20816,19 +21015,7 @@
           <w:lang w:bidi="he-IL"/>
           <w14:ligatures w14:val="none"/>
         </w:rPr>
-        <w:t xml:space="preserve">were assigned log-normal priors </w:t>
-      </w:r>
-      <w:r>
-        <w:rPr>
-          <w:rFonts w:ascii="Times New Roman" w:eastAsia="Times New Roman" w:hAnsi="Times New Roman" w:cs="Times New Roman"/>
-          <w:kern w:val="0"/>
-          <w:sz w:val="22"/>
-          <w:szCs w:val="22"/>
-          <w:lang w:bidi="he-IL"/>
-          <w14:ligatures w14:val="none"/>
-        </w:rPr>
-        <w:lastRenderedPageBreak/>
-        <w:t xml:space="preserve">reflecting plausible distance and time scales while allowing order-of-magnitude uncertainty. The cumulative exposure at survey </w:t>
+        <w:t xml:space="preserve">were assigned log-normal priors reflecting plausible distance and time scales while allowing order-of-magnitude uncertainty. The cumulative exposure at survey </w:t>
       </w:r>
       <m:oMath>
         <m:r>
@@ -23177,6 +23364,7 @@
           <w:lang w:bidi="he-IL"/>
           <w14:ligatures w14:val="none"/>
         </w:rPr>
+        <w:lastRenderedPageBreak/>
         <w:t xml:space="preserve">where </w:t>
       </w:r>
       <m:oMath>
@@ -23394,7 +23582,6 @@
           <w:lang w:bidi="he-IL"/>
           <w14:ligatures w14:val="none"/>
         </w:rPr>
-        <w:lastRenderedPageBreak/>
         <w:t>The model was fit in</w:t>
       </w:r>
       <w:r>
@@ -23489,7 +23676,7 @@
         </w:rPr>
         <w:t xml:space="preserve">, and inspection of trace plots. </w:t>
       </w:r>
-      <w:bookmarkStart w:id="161" w:name="_Toc223428116"/>
+      <w:bookmarkStart w:id="193" w:name="_Toc223428116"/>
     </w:p>
     <w:p>
       <w:pPr>
@@ -24139,19 +24326,21 @@
           </mc:Fallback>
         </mc:AlternateContent>
       </w:r>
-      <w:bookmarkEnd w:id="161"/>
+      <w:bookmarkEnd w:id="193"/>
     </w:p>
     <w:p>
       <w:pPr>
         <w:pStyle w:val="Heading4"/>
       </w:pPr>
-      <w:bookmarkStart w:id="162" w:name="_Toc223428314"/>
-      <w:bookmarkStart w:id="163" w:name="_Toc225340587"/>
+      <w:bookmarkStart w:id="194" w:name="_Toc223428314"/>
+      <w:bookmarkStart w:id="195" w:name="_Toc225340587"/>
+      <w:bookmarkStart w:id="196" w:name="_Toc227764053"/>
       <w:r>
         <w:t>Model Predictions</w:t>
       </w:r>
-      <w:bookmarkEnd w:id="162"/>
-      <w:bookmarkEnd w:id="163"/>
+      <w:bookmarkEnd w:id="194"/>
+      <w:bookmarkEnd w:id="195"/>
+      <w:bookmarkEnd w:id="196"/>
     </w:p>
     <w:p/>
     <w:p/>
@@ -24170,20 +24359,22 @@
       <w:pPr>
         <w:pStyle w:val="Heading4"/>
       </w:pPr>
-      <w:bookmarkStart w:id="164" w:name="_Toc223428118"/>
+      <w:bookmarkStart w:id="197" w:name="_Toc223428118"/>
     </w:p>
     <w:p>
       <w:pPr>
         <w:pStyle w:val="Heading4"/>
       </w:pPr>
-      <w:bookmarkStart w:id="165" w:name="_Toc223428315"/>
-      <w:bookmarkStart w:id="166" w:name="_Toc225340588"/>
+      <w:bookmarkStart w:id="198" w:name="_Toc223428315"/>
+      <w:bookmarkStart w:id="199" w:name="_Toc225340588"/>
+      <w:bookmarkStart w:id="200" w:name="_Toc227764054"/>
       <w:r>
         <w:t>References</w:t>
       </w:r>
-      <w:bookmarkEnd w:id="164"/>
-      <w:bookmarkEnd w:id="165"/>
-      <w:bookmarkEnd w:id="166"/>
+      <w:bookmarkEnd w:id="197"/>
+      <w:bookmarkEnd w:id="198"/>
+      <w:bookmarkEnd w:id="199"/>
+      <w:bookmarkEnd w:id="200"/>
     </w:p>
     <w:p>
       <w:pPr>

--- a/docs/openRVFcast_Walkthrough.docx
+++ b/docs/openRVFcast_Walkthrough.docx
@@ -14,7 +14,6 @@
           <w:shd w:val="clear" w:color="auto" w:fill="FFFFFF"/>
         </w:rPr>
       </w:pPr>
-      <w:proofErr w:type="spellStart"/>
       <w:r>
         <w:rPr>
           <w:rFonts w:asciiTheme="majorBidi" w:hAnsiTheme="majorBidi" w:cstheme="majorBidi"/>
@@ -27,7 +26,6 @@
         </w:rPr>
         <w:t>OpenRVFcast</w:t>
       </w:r>
-      <w:proofErr w:type="spellEnd"/>
       <w:r>
         <w:rPr>
           <w:rFonts w:asciiTheme="majorBidi" w:hAnsiTheme="majorBidi" w:cstheme="majorBidi"/>
@@ -2812,7 +2810,6 @@
         </w:rPr>
         <w:t>“</w:t>
       </w:r>
-      <w:proofErr w:type="spellStart"/>
       <w:r>
         <w:rPr>
           <w:rFonts w:asciiTheme="majorBidi" w:hAnsiTheme="majorBidi" w:cstheme="majorBidi"/>
@@ -2821,7 +2818,6 @@
         </w:rPr>
         <w:t>OpenRVFcast</w:t>
       </w:r>
-      <w:proofErr w:type="spellEnd"/>
       <w:r>
         <w:rPr>
           <w:rFonts w:asciiTheme="majorBidi" w:hAnsiTheme="majorBidi" w:cstheme="majorBidi"/>
@@ -2868,25 +2864,7 @@
           <w:color w:val="1F2328"/>
           <w:shd w:val="clear" w:color="auto" w:fill="FFFFFF"/>
         </w:rPr>
-        <w:t xml:space="preserve">open-source modeling framework for predicting Rift Valley Fever (RVF) outbreaks in Africa, funded by the </w:t>
-      </w:r>
-      <w:proofErr w:type="spellStart"/>
-      <w:r>
-        <w:rPr>
-          <w:rFonts w:asciiTheme="majorBidi" w:hAnsiTheme="majorBidi" w:cstheme="majorBidi"/>
-          <w:color w:val="1F2328"/>
-          <w:shd w:val="clear" w:color="auto" w:fill="FFFFFF"/>
-        </w:rPr>
-        <w:t>Wellcome</w:t>
-      </w:r>
-      <w:proofErr w:type="spellEnd"/>
-      <w:r>
-        <w:rPr>
-          <w:rFonts w:asciiTheme="majorBidi" w:hAnsiTheme="majorBidi" w:cstheme="majorBidi"/>
-          <w:color w:val="1F2328"/>
-          <w:shd w:val="clear" w:color="auto" w:fill="FFFFFF"/>
-        </w:rPr>
-        <w:t xml:space="preserve"> Trust’s climate-sensitive infectious disease </w:t>
+        <w:t>open-source modeling framework for predicting Rift Valley Fever (RVF) outbreaks in Africa, funded by the Wellcome Trust’s climate-sensitive infectious disease </w:t>
       </w:r>
       <w:hyperlink r:id="rId6" w:history="1">
         <w:r>
@@ -2949,23 +2927,31 @@
         <w:t xml:space="preserve"> a </w:t>
       </w:r>
       <w:hyperlink r:id="rId7" w:history="1">
-        <w:proofErr w:type="spellStart"/>
         <w:r>
           <w:rPr>
             <w:rStyle w:val="Hyperlink"/>
             <w:rFonts w:asciiTheme="majorBidi" w:hAnsiTheme="majorBidi" w:cstheme="majorBidi"/>
             <w:shd w:val="clear" w:color="auto" w:fill="FFFFFF"/>
           </w:rPr>
-          <w:t>Github</w:t>
-        </w:r>
-        <w:proofErr w:type="spellEnd"/>
+          <w:t>Github repository</w:t>
+        </w:r>
+      </w:hyperlink>
+      <w:r>
+        <w:rPr>
+          <w:rFonts w:asciiTheme="majorBidi" w:hAnsiTheme="majorBidi" w:cstheme="majorBidi"/>
+          <w:color w:val="1F2328"/>
+          <w:shd w:val="clear" w:color="auto" w:fill="FFFFFF"/>
+        </w:rPr>
+        <w:t xml:space="preserve"> within the “</w:t>
+      </w:r>
+      <w:hyperlink r:id="rId8" w:history="1">
         <w:r>
           <w:rPr>
             <w:rStyle w:val="Hyperlink"/>
             <w:rFonts w:asciiTheme="majorBidi" w:hAnsiTheme="majorBidi" w:cstheme="majorBidi"/>
             <w:shd w:val="clear" w:color="auto" w:fill="FFFFFF"/>
           </w:rPr>
-          <w:t xml:space="preserve"> repository</w:t>
+          <w:t>One Health Research Consulting</w:t>
         </w:r>
       </w:hyperlink>
       <w:r>
@@ -2974,43 +2960,7 @@
           <w:color w:val="1F2328"/>
           <w:shd w:val="clear" w:color="auto" w:fill="FFFFFF"/>
         </w:rPr>
-        <w:t xml:space="preserve"> within the “</w:t>
-      </w:r>
-      <w:hyperlink r:id="rId8" w:history="1">
-        <w:r>
-          <w:rPr>
-            <w:rStyle w:val="Hyperlink"/>
-            <w:rFonts w:asciiTheme="majorBidi" w:hAnsiTheme="majorBidi" w:cstheme="majorBidi"/>
-            <w:shd w:val="clear" w:color="auto" w:fill="FFFFFF"/>
-          </w:rPr>
-          <w:t>One Health Research Consulting</w:t>
-        </w:r>
-      </w:hyperlink>
-      <w:r>
-        <w:rPr>
-          <w:rFonts w:asciiTheme="majorBidi" w:hAnsiTheme="majorBidi" w:cstheme="majorBidi"/>
-          <w:color w:val="1F2328"/>
-          <w:shd w:val="clear" w:color="auto" w:fill="FFFFFF"/>
-        </w:rPr>
-        <w:t xml:space="preserve">” (Mindy </w:t>
-      </w:r>
-      <w:proofErr w:type="spellStart"/>
-      <w:r>
-        <w:rPr>
-          <w:rFonts w:asciiTheme="majorBidi" w:hAnsiTheme="majorBidi" w:cstheme="majorBidi"/>
-          <w:color w:val="1F2328"/>
-          <w:shd w:val="clear" w:color="auto" w:fill="FFFFFF"/>
-        </w:rPr>
-        <w:t>Rostal</w:t>
-      </w:r>
-      <w:proofErr w:type="spellEnd"/>
-      <w:r>
-        <w:rPr>
-          <w:rFonts w:asciiTheme="majorBidi" w:hAnsiTheme="majorBidi" w:cstheme="majorBidi"/>
-          <w:color w:val="1F2328"/>
-          <w:shd w:val="clear" w:color="auto" w:fill="FFFFFF"/>
-        </w:rPr>
-        <w:t>) group</w:t>
+        <w:t>” (Mindy Rostal) group</w:t>
       </w:r>
       <w:r>
         <w:rPr>
@@ -3036,23 +2986,13 @@
         </w:rPr>
         <w:t xml:space="preserve">from </w:t>
       </w:r>
-      <w:proofErr w:type="spellStart"/>
-      <w:r>
-        <w:rPr>
-          <w:rFonts w:asciiTheme="majorBidi" w:hAnsiTheme="majorBidi" w:cstheme="majorBidi"/>
-          <w:color w:val="1F2328"/>
-          <w:shd w:val="clear" w:color="auto" w:fill="FFFFFF"/>
-        </w:rPr>
-        <w:t>Wellcome</w:t>
-      </w:r>
-      <w:proofErr w:type="spellEnd"/>
-      <w:r>
-        <w:rPr>
-          <w:rFonts w:asciiTheme="majorBidi" w:hAnsiTheme="majorBidi" w:cstheme="majorBidi"/>
-          <w:color w:val="1F2328"/>
-          <w:shd w:val="clear" w:color="auto" w:fill="FFFFFF"/>
-        </w:rPr>
-        <w:t xml:space="preserve"> Trust</w:t>
+      <w:r>
+        <w:rPr>
+          <w:rFonts w:asciiTheme="majorBidi" w:hAnsiTheme="majorBidi" w:cstheme="majorBidi"/>
+          <w:color w:val="1F2328"/>
+          <w:shd w:val="clear" w:color="auto" w:fill="FFFFFF"/>
+        </w:rPr>
+        <w:t>Wellcome Trust</w:t>
       </w:r>
       <w:r>
         <w:rPr>
@@ -3078,23 +3018,13 @@
         </w:rPr>
         <w:t xml:space="preserve"> - </w:t>
       </w:r>
-      <w:proofErr w:type="spellStart"/>
-      <w:r>
-        <w:rPr>
-          <w:rFonts w:asciiTheme="majorBidi" w:hAnsiTheme="majorBidi" w:cstheme="majorBidi"/>
-          <w:color w:val="1F2328"/>
-          <w:shd w:val="clear" w:color="auto" w:fill="FFFFFF"/>
-        </w:rPr>
-        <w:t>rOpenSci</w:t>
-      </w:r>
-      <w:proofErr w:type="spellEnd"/>
-      <w:r>
-        <w:rPr>
-          <w:rFonts w:asciiTheme="majorBidi" w:hAnsiTheme="majorBidi" w:cstheme="majorBidi"/>
-          <w:color w:val="1F2328"/>
-          <w:shd w:val="clear" w:color="auto" w:fill="FFFFFF"/>
-        </w:rPr>
-        <w:t xml:space="preserve"> (Noam Ross). </w:t>
+      <w:r>
+        <w:rPr>
+          <w:rFonts w:asciiTheme="majorBidi" w:hAnsiTheme="majorBidi" w:cstheme="majorBidi"/>
+          <w:color w:val="1F2328"/>
+          <w:shd w:val="clear" w:color="auto" w:fill="FFFFFF"/>
+        </w:rPr>
+        <w:t xml:space="preserve">rOpenSci (Noam Ross). </w:t>
       </w:r>
     </w:p>
     <w:p>
@@ -3135,39 +3065,16 @@
           <w:color w:val="1F2328"/>
           <w:shd w:val="clear" w:color="auto" w:fill="FFFFFF"/>
         </w:rPr>
-        <w:t xml:space="preserve">developers (as can be seen in the </w:t>
-      </w:r>
-      <w:proofErr w:type="spellStart"/>
-      <w:r>
-        <w:rPr>
-          <w:rFonts w:asciiTheme="majorBidi" w:hAnsiTheme="majorBidi" w:cstheme="majorBidi"/>
-          <w:color w:val="1F2328"/>
-          <w:shd w:val="clear" w:color="auto" w:fill="FFFFFF"/>
-        </w:rPr>
-        <w:t>github</w:t>
-      </w:r>
-      <w:proofErr w:type="spellEnd"/>
-      <w:r>
-        <w:rPr>
-          <w:rFonts w:asciiTheme="majorBidi" w:hAnsiTheme="majorBidi" w:cstheme="majorBidi"/>
-          <w:color w:val="1F2328"/>
-          <w:shd w:val="clear" w:color="auto" w:fill="FFFFFF"/>
-        </w:rPr>
-        <w:t xml:space="preserve"> commit history), passing from Emma Mendelsohn to Nathan Layman to Morgan Kain and now onward (with Noam Ross supervising all developers).</w:t>
-      </w:r>
-    </w:p>
-    <w:p>
-      <w:pPr>
-        <w:rPr>
-          <w:rFonts w:asciiTheme="majorBidi" w:hAnsiTheme="majorBidi" w:cstheme="majorBidi"/>
-          <w:color w:val="1F2328"/>
-          <w:shd w:val="clear" w:color="auto" w:fill="FFFFFF"/>
-        </w:rPr>
-      </w:pPr>
-    </w:p>
-    <w:p>
-      <w:pPr>
-        <w:pStyle w:val="Heading1"/>
+        <w:t>developers (as can be seen in the github commit history), passing from Emma Mendelsohn to Nathan Layman to Morgan Kain and now onward (with Noam Ross supervising all developers).</w:t>
+      </w:r>
+    </w:p>
+    <w:p>
+      <w:pPr>
+        <w:rPr>
+          <w:rFonts w:asciiTheme="majorBidi" w:hAnsiTheme="majorBidi" w:cstheme="majorBidi"/>
+          <w:color w:val="1F2328"/>
+          <w:shd w:val="clear" w:color="auto" w:fill="FFFFFF"/>
+        </w:rPr>
       </w:pPr>
       <w:bookmarkStart w:id="13" w:name="_Toc219362688"/>
       <w:bookmarkStart w:id="14" w:name="_Toc219814562"/>
@@ -3177,6 +3084,49 @@
       <w:bookmarkStart w:id="18" w:name="_Toc225340558"/>
       <w:bookmarkStart w:id="19" w:name="_Toc227764023"/>
       <w:r>
+        <w:rPr>
+          <w:rFonts w:asciiTheme="majorBidi" w:hAnsiTheme="majorBidi" w:cstheme="majorBidi"/>
+          <w:b/>
+          <w:bCs/>
+          <w:color w:val="EE0000"/>
+          <w:shd w:val="clear" w:color="auto" w:fill="FFFFFF"/>
+        </w:rPr>
+        <w:t>Note</w:t>
+      </w:r>
+      <w:r>
+        <w:rPr>
+          <w:rFonts w:asciiTheme="majorBidi" w:hAnsiTheme="majorBidi" w:cstheme="majorBidi"/>
+          <w:b/>
+          <w:bCs/>
+          <w:color w:val="EE0000"/>
+          <w:shd w:val="clear" w:color="auto" w:fill="FFFFFF"/>
+        </w:rPr>
+        <w:t>:</w:t>
+      </w:r>
+      <w:r>
+        <w:rPr>
+          <w:rFonts w:asciiTheme="majorBidi" w:hAnsiTheme="majorBidi" w:cstheme="majorBidi"/>
+          <w:b/>
+          <w:bCs/>
+          <w:color w:val="EE0000"/>
+          <w:shd w:val="clear" w:color="auto" w:fill="FFFFFF"/>
+        </w:rPr>
+        <w:t xml:space="preserve"> </w:t>
+      </w:r>
+      <w:r>
+        <w:rPr>
+          <w:rFonts w:asciiTheme="majorBidi" w:hAnsiTheme="majorBidi" w:cstheme="majorBidi"/>
+          <w:color w:val="000000" w:themeColor="text1"/>
+          <w:shd w:val="clear" w:color="auto" w:fill="FFFFFF"/>
+        </w:rPr>
+        <w:t>See docs/model_supplement.qmd and docs/model_supplement.html for more details on the data and model</w:t>
+      </w:r>
+    </w:p>
+    <w:p>
+      <w:pPr>
+        <w:pStyle w:val="Heading1"/>
+      </w:pPr>
+      <w:r>
         <w:t xml:space="preserve">High-Level </w:t>
       </w:r>
       <w:r>
@@ -3682,135 +3632,87 @@
           <w:color w:val="3A7C22" w:themeColor="accent6" w:themeShade="BF"/>
           <w:shd w:val="clear" w:color="auto" w:fill="FFFFFF"/>
         </w:rPr>
-        <w:t>_</w:t>
-      </w:r>
-      <w:proofErr w:type="spellStart"/>
+        <w:t>_targets.R</w:t>
+      </w:r>
+      <w:r>
+        <w:rPr>
+          <w:rFonts w:asciiTheme="majorBidi" w:hAnsiTheme="majorBidi" w:cstheme="majorBidi"/>
+          <w:color w:val="000000" w:themeColor="text1"/>
+          <w:shd w:val="clear" w:color="auto" w:fill="FFFFFF"/>
+        </w:rPr>
+        <w:t xml:space="preserve">. </w:t>
+      </w:r>
+      <w:r>
+        <w:rPr>
+          <w:rFonts w:asciiTheme="majorBidi" w:hAnsiTheme="majorBidi" w:cstheme="majorBidi"/>
+          <w:color w:val="000000" w:themeColor="text1"/>
+          <w:shd w:val="clear" w:color="auto" w:fill="FFFFFF"/>
+        </w:rPr>
+        <w:t>It</w:t>
+      </w:r>
+      <w:r>
+        <w:rPr>
+          <w:rFonts w:asciiTheme="majorBidi" w:hAnsiTheme="majorBidi" w:cstheme="majorBidi"/>
+          <w:color w:val="000000" w:themeColor="text1"/>
+          <w:shd w:val="clear" w:color="auto" w:fill="FFFFFF"/>
+        </w:rPr>
+        <w:t xml:space="preserve"> is a little different for this project</w:t>
+      </w:r>
+      <w:r>
+        <w:rPr>
+          <w:rFonts w:asciiTheme="majorBidi" w:hAnsiTheme="majorBidi" w:cstheme="majorBidi"/>
+          <w:color w:val="000000" w:themeColor="text1"/>
+          <w:shd w:val="clear" w:color="auto" w:fill="FFFFFF"/>
+        </w:rPr>
+        <w:t>,</w:t>
+      </w:r>
+      <w:r>
+        <w:rPr>
+          <w:rFonts w:asciiTheme="majorBidi" w:hAnsiTheme="majorBidi" w:cstheme="majorBidi"/>
+          <w:color w:val="000000" w:themeColor="text1"/>
+          <w:shd w:val="clear" w:color="auto" w:fill="FFFFFF"/>
+        </w:rPr>
+        <w:t xml:space="preserve"> however,</w:t>
+      </w:r>
+      <w:r>
+        <w:rPr>
+          <w:rFonts w:asciiTheme="majorBidi" w:hAnsiTheme="majorBidi" w:cstheme="majorBidi"/>
+          <w:color w:val="000000" w:themeColor="text1"/>
+          <w:shd w:val="clear" w:color="auto" w:fill="FFFFFF"/>
+        </w:rPr>
+        <w:t xml:space="preserve"> </w:t>
+      </w:r>
+      <w:r>
+        <w:rPr>
+          <w:rFonts w:asciiTheme="majorBidi" w:hAnsiTheme="majorBidi" w:cstheme="majorBidi"/>
+          <w:color w:val="000000" w:themeColor="text1"/>
+          <w:shd w:val="clear" w:color="auto" w:fill="FFFFFF"/>
+        </w:rPr>
+        <w:t xml:space="preserve">as </w:t>
+      </w:r>
+      <w:r>
+        <w:rPr>
+          <w:rFonts w:asciiTheme="majorBidi" w:hAnsiTheme="majorBidi" w:cstheme="majorBidi"/>
+          <w:color w:val="000000" w:themeColor="text1"/>
+          <w:shd w:val="clear" w:color="auto" w:fill="FFFFFF"/>
+        </w:rPr>
+        <w:t>it uses three</w:t>
+      </w:r>
+      <w:r>
+        <w:rPr>
+          <w:rFonts w:asciiTheme="majorBidi" w:hAnsiTheme="majorBidi" w:cstheme="majorBidi"/>
+          <w:color w:val="000000" w:themeColor="text1"/>
+          <w:shd w:val="clear" w:color="auto" w:fill="FFFFFF"/>
+        </w:rPr>
+        <w:t xml:space="preserve"> separate </w:t>
+      </w:r>
       <w:r>
         <w:rPr>
           <w:rFonts w:asciiTheme="majorBidi" w:hAnsiTheme="majorBidi" w:cstheme="majorBidi"/>
           <w:color w:val="3A7C22" w:themeColor="accent6" w:themeShade="BF"/>
           <w:shd w:val="clear" w:color="auto" w:fill="FFFFFF"/>
         </w:rPr>
-        <w:t>targets.R</w:t>
-      </w:r>
-      <w:proofErr w:type="spellEnd"/>
-      <w:r>
-        <w:rPr>
-          <w:rFonts w:asciiTheme="majorBidi" w:hAnsiTheme="majorBidi" w:cstheme="majorBidi"/>
-          <w:color w:val="000000" w:themeColor="text1"/>
-          <w:shd w:val="clear" w:color="auto" w:fill="FFFFFF"/>
-        </w:rPr>
-        <w:t xml:space="preserve">. </w:t>
-      </w:r>
-      <w:r>
-        <w:rPr>
-          <w:rFonts w:asciiTheme="majorBidi" w:hAnsiTheme="majorBidi" w:cstheme="majorBidi"/>
-          <w:color w:val="000000" w:themeColor="text1"/>
-          <w:shd w:val="clear" w:color="auto" w:fill="FFFFFF"/>
-        </w:rPr>
-        <w:t>It</w:t>
-      </w:r>
-      <w:r>
-        <w:rPr>
-          <w:rFonts w:asciiTheme="majorBidi" w:hAnsiTheme="majorBidi" w:cstheme="majorBidi"/>
-          <w:color w:val="000000" w:themeColor="text1"/>
-          <w:shd w:val="clear" w:color="auto" w:fill="FFFFFF"/>
-        </w:rPr>
-        <w:t xml:space="preserve"> is a little different for this project</w:t>
-      </w:r>
-      <w:r>
-        <w:rPr>
-          <w:rFonts w:asciiTheme="majorBidi" w:hAnsiTheme="majorBidi" w:cstheme="majorBidi"/>
-          <w:color w:val="000000" w:themeColor="text1"/>
-          <w:shd w:val="clear" w:color="auto" w:fill="FFFFFF"/>
-        </w:rPr>
-        <w:t>,</w:t>
-      </w:r>
-      <w:r>
-        <w:rPr>
-          <w:rFonts w:asciiTheme="majorBidi" w:hAnsiTheme="majorBidi" w:cstheme="majorBidi"/>
-          <w:color w:val="000000" w:themeColor="text1"/>
-          <w:shd w:val="clear" w:color="auto" w:fill="FFFFFF"/>
-        </w:rPr>
-        <w:t xml:space="preserve"> however,</w:t>
-      </w:r>
-      <w:r>
-        <w:rPr>
-          <w:rFonts w:asciiTheme="majorBidi" w:hAnsiTheme="majorBidi" w:cstheme="majorBidi"/>
-          <w:color w:val="000000" w:themeColor="text1"/>
-          <w:shd w:val="clear" w:color="auto" w:fill="FFFFFF"/>
-        </w:rPr>
-        <w:t xml:space="preserve"> </w:t>
-      </w:r>
-      <w:r>
-        <w:rPr>
-          <w:rFonts w:asciiTheme="majorBidi" w:hAnsiTheme="majorBidi" w:cstheme="majorBidi"/>
-          <w:color w:val="000000" w:themeColor="text1"/>
-          <w:shd w:val="clear" w:color="auto" w:fill="FFFFFF"/>
-        </w:rPr>
-        <w:t xml:space="preserve">as </w:t>
-      </w:r>
-      <w:r>
-        <w:rPr>
-          <w:rFonts w:asciiTheme="majorBidi" w:hAnsiTheme="majorBidi" w:cstheme="majorBidi"/>
-          <w:color w:val="000000" w:themeColor="text1"/>
-          <w:shd w:val="clear" w:color="auto" w:fill="FFFFFF"/>
-        </w:rPr>
-        <w:t>it uses three</w:t>
-      </w:r>
-      <w:r>
-        <w:rPr>
-          <w:rFonts w:asciiTheme="majorBidi" w:hAnsiTheme="majorBidi" w:cstheme="majorBidi"/>
-          <w:color w:val="000000" w:themeColor="text1"/>
-          <w:shd w:val="clear" w:color="auto" w:fill="FFFFFF"/>
-        </w:rPr>
-        <w:t xml:space="preserve"> </w:t>
-      </w:r>
-      <w:proofErr w:type="gramStart"/>
-      <w:r>
-        <w:rPr>
-          <w:rFonts w:asciiTheme="majorBidi" w:hAnsiTheme="majorBidi" w:cstheme="majorBidi"/>
-          <w:color w:val="000000" w:themeColor="text1"/>
-          <w:shd w:val="clear" w:color="auto" w:fill="FFFFFF"/>
-        </w:rPr>
-        <w:t>separate</w:t>
-      </w:r>
-      <w:proofErr w:type="gramEnd"/>
-      <w:r>
-        <w:rPr>
-          <w:rFonts w:asciiTheme="majorBidi" w:hAnsiTheme="majorBidi" w:cstheme="majorBidi"/>
-          <w:color w:val="000000" w:themeColor="text1"/>
-          <w:shd w:val="clear" w:color="auto" w:fill="FFFFFF"/>
-        </w:rPr>
-        <w:t xml:space="preserve"> </w:t>
-      </w:r>
-      <w:r>
-        <w:rPr>
-          <w:rFonts w:asciiTheme="majorBidi" w:hAnsiTheme="majorBidi" w:cstheme="majorBidi"/>
-          <w:color w:val="3A7C22" w:themeColor="accent6" w:themeShade="BF"/>
-          <w:shd w:val="clear" w:color="auto" w:fill="FFFFFF"/>
-        </w:rPr>
-        <w:t>_</w:t>
-      </w:r>
-      <w:proofErr w:type="spellStart"/>
-      <w:proofErr w:type="gramStart"/>
-      <w:r>
-        <w:rPr>
-          <w:rFonts w:asciiTheme="majorBidi" w:hAnsiTheme="majorBidi" w:cstheme="majorBidi"/>
-          <w:color w:val="3A7C22" w:themeColor="accent6" w:themeShade="BF"/>
-          <w:shd w:val="clear" w:color="auto" w:fill="FFFFFF"/>
-        </w:rPr>
-        <w:t>targets.R</w:t>
-      </w:r>
-      <w:proofErr w:type="spellEnd"/>
-      <w:proofErr w:type="gramEnd"/>
-      <w:r>
-        <w:rPr>
-          <w:rFonts w:asciiTheme="majorBidi" w:hAnsiTheme="majorBidi" w:cstheme="majorBidi"/>
-          <w:color w:val="3A7C22" w:themeColor="accent6" w:themeShade="BF"/>
-          <w:shd w:val="clear" w:color="auto" w:fill="FFFFFF"/>
-        </w:rPr>
-        <w:t xml:space="preserve"> </w:t>
+        <w:t xml:space="preserve">_targets.R </w:t>
       </w:r>
       <w:r>
         <w:rPr>
@@ -3896,6 +3798,7 @@
           <w:color w:val="000000" w:themeColor="text1"/>
           <w:shd w:val="clear" w:color="auto" w:fill="FFFFFF"/>
         </w:rPr>
+        <w:lastRenderedPageBreak/>
         <w:t xml:space="preserve">All functions in </w:t>
       </w:r>
       <w:r>
@@ -4000,27 +3903,7 @@
           <w:color w:val="3A7C22" w:themeColor="accent6" w:themeShade="BF"/>
           <w:shd w:val="clear" w:color="auto" w:fill="FFFFFF"/>
         </w:rPr>
-        <w:t>_</w:t>
-      </w:r>
-      <w:proofErr w:type="spellStart"/>
-      <w:proofErr w:type="gramStart"/>
-      <w:r>
-        <w:rPr>
-          <w:rFonts w:asciiTheme="majorBidi" w:hAnsiTheme="majorBidi" w:cstheme="majorBidi"/>
-          <w:color w:val="3A7C22" w:themeColor="accent6" w:themeShade="BF"/>
-          <w:shd w:val="clear" w:color="auto" w:fill="FFFFFF"/>
-        </w:rPr>
-        <w:t>targets.R</w:t>
-      </w:r>
-      <w:proofErr w:type="spellEnd"/>
-      <w:proofErr w:type="gramEnd"/>
-      <w:r>
-        <w:rPr>
-          <w:rFonts w:asciiTheme="majorBidi" w:hAnsiTheme="majorBidi" w:cstheme="majorBidi"/>
-          <w:color w:val="3A7C22" w:themeColor="accent6" w:themeShade="BF"/>
-          <w:shd w:val="clear" w:color="auto" w:fill="FFFFFF"/>
-        </w:rPr>
-        <w:t xml:space="preserve"> </w:t>
+        <w:t xml:space="preserve">_targets.R </w:t>
       </w:r>
       <w:r>
         <w:rPr>
@@ -4066,7 +3949,6 @@
           <w:color w:val="000000" w:themeColor="text1"/>
           <w:shd w:val="clear" w:color="auto" w:fill="FFFFFF"/>
         </w:rPr>
-        <w:lastRenderedPageBreak/>
         <w:t>T</w:t>
       </w:r>
       <w:r>
@@ -4093,34 +3975,70 @@
         </w:rPr>
         <w:t xml:space="preserve">functions are </w:t>
       </w:r>
-      <w:proofErr w:type="spellStart"/>
       <w:r>
         <w:rPr>
           <w:rFonts w:asciiTheme="majorBidi" w:hAnsiTheme="majorBidi" w:cstheme="majorBidi"/>
           <w:color w:val="BF4E14" w:themeColor="accent2" w:themeShade="BF"/>
           <w:shd w:val="clear" w:color="auto" w:fill="FFFFFF"/>
         </w:rPr>
-        <w:t>tar_</w:t>
-      </w:r>
-      <w:proofErr w:type="gramStart"/>
+        <w:t>tar_make(</w:t>
+      </w:r>
+      <w:r>
+        <w:rPr>
+          <w:rFonts w:asciiTheme="majorBidi" w:hAnsiTheme="majorBidi" w:cstheme="majorBidi"/>
+          <w:color w:val="215E99" w:themeColor="text2" w:themeTint="BF"/>
+          <w:shd w:val="clear" w:color="auto" w:fill="FFFFFF"/>
+        </w:rPr>
+        <w:t>named target</w:t>
+      </w:r>
       <w:r>
         <w:rPr>
           <w:rFonts w:asciiTheme="majorBidi" w:hAnsiTheme="majorBidi" w:cstheme="majorBidi"/>
           <w:color w:val="BF4E14" w:themeColor="accent2" w:themeShade="BF"/>
           <w:shd w:val="clear" w:color="auto" w:fill="FFFFFF"/>
         </w:rPr>
-        <w:t>make</w:t>
-      </w:r>
-      <w:proofErr w:type="spellEnd"/>
+        <w:t xml:space="preserve">) </w:t>
+      </w:r>
+      <w:r>
+        <w:rPr>
+          <w:rFonts w:asciiTheme="majorBidi" w:hAnsiTheme="majorBidi" w:cstheme="majorBidi"/>
+          <w:color w:val="000000" w:themeColor="text1"/>
+          <w:shd w:val="clear" w:color="auto" w:fill="FFFFFF"/>
+        </w:rPr>
+        <w:t xml:space="preserve">which builds the </w:t>
+      </w:r>
+      <w:r>
+        <w:rPr>
+          <w:rFonts w:asciiTheme="majorBidi" w:hAnsiTheme="majorBidi" w:cstheme="majorBidi"/>
+          <w:color w:val="215E99" w:themeColor="text2" w:themeTint="BF"/>
+          <w:shd w:val="clear" w:color="auto" w:fill="FFFFFF"/>
+        </w:rPr>
+        <w:t>named target</w:t>
+      </w:r>
+      <w:r>
+        <w:rPr>
+          <w:rFonts w:asciiTheme="majorBidi" w:hAnsiTheme="majorBidi" w:cstheme="majorBidi"/>
+          <w:color w:val="000000" w:themeColor="text1"/>
+          <w:shd w:val="clear" w:color="auto" w:fill="FFFFFF"/>
+        </w:rPr>
+        <w:t xml:space="preserve"> </w:t>
+      </w:r>
+      <w:r>
+        <w:rPr>
+          <w:rFonts w:asciiTheme="majorBidi" w:hAnsiTheme="majorBidi" w:cstheme="majorBidi"/>
+          <w:color w:val="000000" w:themeColor="text1"/>
+          <w:shd w:val="clear" w:color="auto" w:fill="FFFFFF"/>
+        </w:rPr>
+        <w:t xml:space="preserve">and </w:t>
+      </w:r>
       <w:r>
         <w:rPr>
           <w:rFonts w:asciiTheme="majorBidi" w:hAnsiTheme="majorBidi" w:cstheme="majorBidi"/>
           <w:color w:val="BF4E14" w:themeColor="accent2" w:themeShade="BF"/>
           <w:shd w:val="clear" w:color="auto" w:fill="FFFFFF"/>
         </w:rPr>
-        <w:t>(</w:t>
-      </w:r>
-      <w:proofErr w:type="gramEnd"/>
+        <w:t>tar_load(</w:t>
+      </w:r>
       <w:r>
         <w:rPr>
           <w:rFonts w:asciiTheme="majorBidi" w:hAnsiTheme="majorBidi" w:cstheme="majorBidi"/>
@@ -4143,7 +4061,23 @@
           <w:color w:val="000000" w:themeColor="text1"/>
           <w:shd w:val="clear" w:color="auto" w:fill="FFFFFF"/>
         </w:rPr>
-        <w:t xml:space="preserve">which builds the </w:t>
+        <w:t>which loads</w:t>
+      </w:r>
+      <w:r>
+        <w:rPr>
+          <w:rFonts w:asciiTheme="majorBidi" w:hAnsiTheme="majorBidi" w:cstheme="majorBidi"/>
+          <w:color w:val="000000" w:themeColor="text1"/>
+          <w:shd w:val="clear" w:color="auto" w:fill="FFFFFF"/>
+        </w:rPr>
+        <w:t xml:space="preserve"> the</w:t>
+      </w:r>
+      <w:r>
+        <w:rPr>
+          <w:rFonts w:asciiTheme="majorBidi" w:hAnsiTheme="majorBidi" w:cstheme="majorBidi"/>
+          <w:color w:val="000000" w:themeColor="text1"/>
+          <w:shd w:val="clear" w:color="auto" w:fill="FFFFFF"/>
+        </w:rPr>
+        <w:t xml:space="preserve"> </w:t>
       </w:r>
       <w:r>
         <w:rPr>
@@ -4167,133 +4101,23 @@
           <w:color w:val="000000" w:themeColor="text1"/>
           <w:shd w:val="clear" w:color="auto" w:fill="FFFFFF"/>
         </w:rPr>
-        <w:t xml:space="preserve">and </w:t>
-      </w:r>
-      <w:proofErr w:type="spellStart"/>
+        <w:t>into RAM.</w:t>
+      </w:r>
+      <w:r>
+        <w:rPr>
+          <w:rFonts w:asciiTheme="majorBidi" w:hAnsiTheme="majorBidi" w:cstheme="majorBidi"/>
+          <w:color w:val="000000" w:themeColor="text1"/>
+          <w:shd w:val="clear" w:color="auto" w:fill="FFFFFF"/>
+        </w:rPr>
+        <w:t xml:space="preserve"> Other useful functions include</w:t>
+      </w:r>
       <w:r>
         <w:rPr>
           <w:rFonts w:asciiTheme="majorBidi" w:hAnsiTheme="majorBidi" w:cstheme="majorBidi"/>
           <w:color w:val="BF4E14" w:themeColor="accent2" w:themeShade="BF"/>
           <w:shd w:val="clear" w:color="auto" w:fill="FFFFFF"/>
         </w:rPr>
-        <w:t>tar_</w:t>
-      </w:r>
-      <w:proofErr w:type="gramStart"/>
-      <w:r>
-        <w:rPr>
-          <w:rFonts w:asciiTheme="majorBidi" w:hAnsiTheme="majorBidi" w:cstheme="majorBidi"/>
-          <w:color w:val="BF4E14" w:themeColor="accent2" w:themeShade="BF"/>
-          <w:shd w:val="clear" w:color="auto" w:fill="FFFFFF"/>
-        </w:rPr>
-        <w:t>load</w:t>
-      </w:r>
-      <w:proofErr w:type="spellEnd"/>
-      <w:r>
-        <w:rPr>
-          <w:rFonts w:asciiTheme="majorBidi" w:hAnsiTheme="majorBidi" w:cstheme="majorBidi"/>
-          <w:color w:val="BF4E14" w:themeColor="accent2" w:themeShade="BF"/>
-          <w:shd w:val="clear" w:color="auto" w:fill="FFFFFF"/>
-        </w:rPr>
-        <w:t>(</w:t>
-      </w:r>
-      <w:proofErr w:type="gramEnd"/>
-      <w:r>
-        <w:rPr>
-          <w:rFonts w:asciiTheme="majorBidi" w:hAnsiTheme="majorBidi" w:cstheme="majorBidi"/>
-          <w:color w:val="215E99" w:themeColor="text2" w:themeTint="BF"/>
-          <w:shd w:val="clear" w:color="auto" w:fill="FFFFFF"/>
-        </w:rPr>
-        <w:t>named target</w:t>
-      </w:r>
-      <w:r>
-        <w:rPr>
-          <w:rFonts w:asciiTheme="majorBidi" w:hAnsiTheme="majorBidi" w:cstheme="majorBidi"/>
-          <w:color w:val="BF4E14" w:themeColor="accent2" w:themeShade="BF"/>
-          <w:shd w:val="clear" w:color="auto" w:fill="FFFFFF"/>
-        </w:rPr>
-        <w:t xml:space="preserve">) </w:t>
-      </w:r>
-      <w:r>
-        <w:rPr>
-          <w:rFonts w:asciiTheme="majorBidi" w:hAnsiTheme="majorBidi" w:cstheme="majorBidi"/>
-          <w:color w:val="000000" w:themeColor="text1"/>
-          <w:shd w:val="clear" w:color="auto" w:fill="FFFFFF"/>
-        </w:rPr>
-        <w:t>which loads</w:t>
-      </w:r>
-      <w:r>
-        <w:rPr>
-          <w:rFonts w:asciiTheme="majorBidi" w:hAnsiTheme="majorBidi" w:cstheme="majorBidi"/>
-          <w:color w:val="000000" w:themeColor="text1"/>
-          <w:shd w:val="clear" w:color="auto" w:fill="FFFFFF"/>
-        </w:rPr>
-        <w:t xml:space="preserve"> the</w:t>
-      </w:r>
-      <w:r>
-        <w:rPr>
-          <w:rFonts w:asciiTheme="majorBidi" w:hAnsiTheme="majorBidi" w:cstheme="majorBidi"/>
-          <w:color w:val="000000" w:themeColor="text1"/>
-          <w:shd w:val="clear" w:color="auto" w:fill="FFFFFF"/>
-        </w:rPr>
-        <w:t xml:space="preserve"> </w:t>
-      </w:r>
-      <w:r>
-        <w:rPr>
-          <w:rFonts w:asciiTheme="majorBidi" w:hAnsiTheme="majorBidi" w:cstheme="majorBidi"/>
-          <w:color w:val="215E99" w:themeColor="text2" w:themeTint="BF"/>
-          <w:shd w:val="clear" w:color="auto" w:fill="FFFFFF"/>
-        </w:rPr>
-        <w:t>named target</w:t>
-      </w:r>
-      <w:r>
-        <w:rPr>
-          <w:rFonts w:asciiTheme="majorBidi" w:hAnsiTheme="majorBidi" w:cstheme="majorBidi"/>
-          <w:color w:val="000000" w:themeColor="text1"/>
-          <w:shd w:val="clear" w:color="auto" w:fill="FFFFFF"/>
-        </w:rPr>
-        <w:t xml:space="preserve"> </w:t>
-      </w:r>
-      <w:r>
-        <w:rPr>
-          <w:rFonts w:asciiTheme="majorBidi" w:hAnsiTheme="majorBidi" w:cstheme="majorBidi"/>
-          <w:color w:val="000000" w:themeColor="text1"/>
-          <w:shd w:val="clear" w:color="auto" w:fill="FFFFFF"/>
-        </w:rPr>
-        <w:t>into RAM.</w:t>
-      </w:r>
-      <w:r>
-        <w:rPr>
-          <w:rFonts w:asciiTheme="majorBidi" w:hAnsiTheme="majorBidi" w:cstheme="majorBidi"/>
-          <w:color w:val="000000" w:themeColor="text1"/>
-          <w:shd w:val="clear" w:color="auto" w:fill="FFFFFF"/>
-        </w:rPr>
-        <w:t xml:space="preserve"> Other useful functions include</w:t>
-      </w:r>
-      <w:r>
-        <w:rPr>
-          <w:rFonts w:asciiTheme="majorBidi" w:hAnsiTheme="majorBidi" w:cstheme="majorBidi"/>
-          <w:color w:val="BF4E14" w:themeColor="accent2" w:themeShade="BF"/>
-          <w:shd w:val="clear" w:color="auto" w:fill="FFFFFF"/>
-        </w:rPr>
-        <w:t xml:space="preserve"> </w:t>
-      </w:r>
-      <w:proofErr w:type="spellStart"/>
-      <w:r>
-        <w:rPr>
-          <w:rFonts w:asciiTheme="majorBidi" w:hAnsiTheme="majorBidi" w:cstheme="majorBidi"/>
-          <w:color w:val="BF4E14" w:themeColor="accent2" w:themeShade="BF"/>
-          <w:shd w:val="clear" w:color="auto" w:fill="FFFFFF"/>
-        </w:rPr>
-        <w:t>tar_visnetwork</w:t>
-      </w:r>
-      <w:proofErr w:type="spellEnd"/>
-      <w:r>
-        <w:rPr>
-          <w:rFonts w:asciiTheme="majorBidi" w:hAnsiTheme="majorBidi" w:cstheme="majorBidi"/>
-          <w:color w:val="BF4E14" w:themeColor="accent2" w:themeShade="BF"/>
-          <w:shd w:val="clear" w:color="auto" w:fill="FFFFFF"/>
-        </w:rPr>
-        <w:t xml:space="preserve">() </w:t>
+        <w:t xml:space="preserve"> tar_visnetwork() </w:t>
       </w:r>
       <w:r>
         <w:rPr>
@@ -4403,25 +4227,7 @@
           <w:color w:val="3A7C22" w:themeColor="accent6" w:themeShade="BF"/>
           <w:shd w:val="clear" w:color="auto" w:fill="FFFFFF"/>
         </w:rPr>
-        <w:t>_</w:t>
-      </w:r>
-      <w:proofErr w:type="spellStart"/>
-      <w:r>
-        <w:rPr>
-          <w:rFonts w:asciiTheme="majorBidi" w:hAnsiTheme="majorBidi" w:cstheme="majorBidi"/>
-          <w:color w:val="3A7C22" w:themeColor="accent6" w:themeShade="BF"/>
-          <w:shd w:val="clear" w:color="auto" w:fill="FFFFFF"/>
-        </w:rPr>
-        <w:t>targets.R</w:t>
-      </w:r>
-      <w:proofErr w:type="spellEnd"/>
-      <w:r>
-        <w:rPr>
-          <w:rFonts w:asciiTheme="majorBidi" w:hAnsiTheme="majorBidi" w:cstheme="majorBidi"/>
-          <w:color w:val="3A7C22" w:themeColor="accent6" w:themeShade="BF"/>
-          <w:shd w:val="clear" w:color="auto" w:fill="FFFFFF"/>
-        </w:rPr>
-        <w:t xml:space="preserve"> </w:t>
+        <w:t xml:space="preserve">_targets.R </w:t>
       </w:r>
       <w:r>
         <w:rPr>
@@ -4479,23 +4285,13 @@
         </w:rPr>
         <w:t xml:space="preserve">) and </w:t>
       </w:r>
-      <w:proofErr w:type="spellStart"/>
       <w:r>
         <w:rPr>
           <w:rFonts w:asciiTheme="majorBidi" w:hAnsiTheme="majorBidi" w:cstheme="majorBidi"/>
           <w:color w:val="BF4E14" w:themeColor="accent2" w:themeShade="BF"/>
           <w:shd w:val="clear" w:color="auto" w:fill="FFFFFF"/>
         </w:rPr>
-        <w:t>tar_outdated</w:t>
-      </w:r>
-      <w:proofErr w:type="spellEnd"/>
-      <w:r>
-        <w:rPr>
-          <w:rFonts w:asciiTheme="majorBidi" w:hAnsiTheme="majorBidi" w:cstheme="majorBidi"/>
-          <w:color w:val="BF4E14" w:themeColor="accent2" w:themeShade="BF"/>
-          <w:shd w:val="clear" w:color="auto" w:fill="FFFFFF"/>
-        </w:rPr>
-        <w:t xml:space="preserve">() </w:t>
+        <w:t xml:space="preserve">tar_outdated() </w:t>
       </w:r>
       <w:r>
         <w:rPr>
@@ -4541,168 +4337,144 @@
           <w:color w:val="3A7C22" w:themeColor="accent6" w:themeShade="BF"/>
           <w:shd w:val="clear" w:color="auto" w:fill="FFFFFF"/>
         </w:rPr>
-        <w:t>_</w:t>
-      </w:r>
-      <w:proofErr w:type="spellStart"/>
-      <w:proofErr w:type="gramStart"/>
+        <w:t>_targets.R</w:t>
+      </w:r>
       <w:r>
         <w:rPr>
           <w:rFonts w:asciiTheme="majorBidi" w:hAnsiTheme="majorBidi" w:cstheme="majorBidi"/>
           <w:color w:val="3A7C22" w:themeColor="accent6" w:themeShade="BF"/>
           <w:shd w:val="clear" w:color="auto" w:fill="FFFFFF"/>
         </w:rPr>
-        <w:t>targets.R</w:t>
-      </w:r>
-      <w:proofErr w:type="spellEnd"/>
-      <w:proofErr w:type="gramEnd"/>
+        <w:t xml:space="preserve"> </w:t>
+      </w:r>
+      <w:r>
+        <w:rPr>
+          <w:rFonts w:asciiTheme="majorBidi" w:hAnsiTheme="majorBidi" w:cstheme="majorBidi"/>
+          <w:color w:val="000000" w:themeColor="text1"/>
+          <w:shd w:val="clear" w:color="auto" w:fill="FFFFFF"/>
+        </w:rPr>
+        <w:t>file</w:t>
+      </w:r>
+      <w:r>
+        <w:rPr>
+          <w:rFonts w:asciiTheme="majorBidi" w:hAnsiTheme="majorBidi" w:cstheme="majorBidi"/>
+          <w:color w:val="000000" w:themeColor="text1"/>
+          <w:shd w:val="clear" w:color="auto" w:fill="FFFFFF"/>
+        </w:rPr>
+        <w:t xml:space="preserve">s </w:t>
+      </w:r>
+      <w:r>
+        <w:rPr>
+          <w:rFonts w:asciiTheme="majorBidi" w:hAnsiTheme="majorBidi" w:cstheme="majorBidi"/>
+          <w:color w:val="000000" w:themeColor="text1"/>
+          <w:shd w:val="clear" w:color="auto" w:fill="FFFFFF"/>
+        </w:rPr>
+        <w:t xml:space="preserve">are written so that the targets are </w:t>
+      </w:r>
+      <w:r>
+        <w:rPr>
+          <w:rFonts w:asciiTheme="majorBidi" w:hAnsiTheme="majorBidi" w:cstheme="majorBidi"/>
+          <w:color w:val="000000" w:themeColor="text1"/>
+          <w:shd w:val="clear" w:color="auto" w:fill="FFFFFF"/>
+        </w:rPr>
+        <w:t>roughly</w:t>
+      </w:r>
+      <w:r>
+        <w:rPr>
+          <w:rFonts w:asciiTheme="majorBidi" w:hAnsiTheme="majorBidi" w:cstheme="majorBidi"/>
+          <w:color w:val="000000" w:themeColor="text1"/>
+          <w:shd w:val="clear" w:color="auto" w:fill="FFFFFF"/>
+        </w:rPr>
+        <w:t xml:space="preserve"> in sequence from top to bottom</w:t>
+      </w:r>
+      <w:r>
+        <w:rPr>
+          <w:rFonts w:asciiTheme="majorBidi" w:hAnsiTheme="majorBidi" w:cstheme="majorBidi"/>
+          <w:color w:val="000000" w:themeColor="text1"/>
+          <w:shd w:val="clear" w:color="auto" w:fill="FFFFFF"/>
+        </w:rPr>
+        <w:t xml:space="preserve"> (this is not required as </w:t>
+      </w:r>
+      <w:r>
+        <w:rPr>
+          <w:rFonts w:asciiTheme="majorBidi" w:hAnsiTheme="majorBidi" w:cstheme="majorBidi"/>
+          <w:color w:val="1F2328"/>
+          <w:shd w:val="clear" w:color="auto" w:fill="FFFFFF"/>
+        </w:rPr>
+        <w:t>{</w:t>
+      </w:r>
+      <w:r>
+        <w:rPr>
+          <w:rFonts w:ascii="Miriam Fixed" w:hAnsi="Miriam Fixed" w:cs="Miriam Fixed" w:hint="cs"/>
+          <w:color w:val="1F2328"/>
+          <w:shd w:val="clear" w:color="auto" w:fill="FFFFFF"/>
+        </w:rPr>
+        <w:t>targets</w:t>
+      </w:r>
+      <w:r>
+        <w:rPr>
+          <w:rFonts w:asciiTheme="majorBidi" w:hAnsiTheme="majorBidi" w:cstheme="majorBidi"/>
+          <w:color w:val="1F2328"/>
+          <w:shd w:val="clear" w:color="auto" w:fill="FFFFFF"/>
+        </w:rPr>
+        <w:t>}</w:t>
+      </w:r>
+      <w:r>
+        <w:rPr>
+          <w:rFonts w:asciiTheme="majorBidi" w:hAnsiTheme="majorBidi" w:cstheme="majorBidi"/>
+          <w:color w:val="1F2328"/>
+          <w:shd w:val="clear" w:color="auto" w:fill="FFFFFF"/>
+        </w:rPr>
+        <w:t xml:space="preserve"> builds the dependency graph regardless of where the targets are located in the script)</w:t>
+      </w:r>
+      <w:r>
+        <w:rPr>
+          <w:rFonts w:asciiTheme="majorBidi" w:hAnsiTheme="majorBidi" w:cstheme="majorBidi"/>
+          <w:color w:val="000000" w:themeColor="text1"/>
+          <w:shd w:val="clear" w:color="auto" w:fill="FFFFFF"/>
+        </w:rPr>
+        <w:t xml:space="preserve">. Though this is not always the case, in general for target B that </w:t>
+      </w:r>
+      <w:r>
+        <w:rPr>
+          <w:rFonts w:asciiTheme="majorBidi" w:hAnsiTheme="majorBidi" w:cstheme="majorBidi"/>
+          <w:color w:val="000000" w:themeColor="text1"/>
+          <w:shd w:val="clear" w:color="auto" w:fill="FFFFFF"/>
+        </w:rPr>
+        <w:t>uses the output of target A</w:t>
+      </w:r>
+      <w:r>
+        <w:rPr>
+          <w:rFonts w:asciiTheme="majorBidi" w:hAnsiTheme="majorBidi" w:cstheme="majorBidi"/>
+          <w:color w:val="000000" w:themeColor="text1"/>
+          <w:shd w:val="clear" w:color="auto" w:fill="FFFFFF"/>
+        </w:rPr>
+        <w:t>, target A will almost always</w:t>
+      </w:r>
+      <w:r>
+        <w:rPr>
+          <w:rFonts w:asciiTheme="majorBidi" w:hAnsiTheme="majorBidi" w:cstheme="majorBidi"/>
+          <w:color w:val="000000" w:themeColor="text1"/>
+          <w:shd w:val="clear" w:color="auto" w:fill="FFFFFF"/>
+        </w:rPr>
+        <w:t xml:space="preserve"> </w:t>
+      </w:r>
+      <w:r>
+        <w:rPr>
+          <w:rFonts w:asciiTheme="majorBidi" w:hAnsiTheme="majorBidi" w:cstheme="majorBidi"/>
+          <w:color w:val="000000" w:themeColor="text1"/>
+          <w:shd w:val="clear" w:color="auto" w:fill="FFFFFF"/>
+        </w:rPr>
+        <w:t xml:space="preserve">be found earlier in the </w:t>
+      </w:r>
       <w:r>
         <w:rPr>
           <w:rFonts w:asciiTheme="majorBidi" w:hAnsiTheme="majorBidi" w:cstheme="majorBidi"/>
           <w:color w:val="3A7C22" w:themeColor="accent6" w:themeShade="BF"/>
           <w:shd w:val="clear" w:color="auto" w:fill="FFFFFF"/>
         </w:rPr>
-        <w:t xml:space="preserve"> </w:t>
-      </w:r>
-      <w:r>
-        <w:rPr>
-          <w:rFonts w:asciiTheme="majorBidi" w:hAnsiTheme="majorBidi" w:cstheme="majorBidi"/>
-          <w:color w:val="000000" w:themeColor="text1"/>
-          <w:shd w:val="clear" w:color="auto" w:fill="FFFFFF"/>
-        </w:rPr>
-        <w:t>file</w:t>
-      </w:r>
-      <w:r>
-        <w:rPr>
-          <w:rFonts w:asciiTheme="majorBidi" w:hAnsiTheme="majorBidi" w:cstheme="majorBidi"/>
-          <w:color w:val="000000" w:themeColor="text1"/>
-          <w:shd w:val="clear" w:color="auto" w:fill="FFFFFF"/>
-        </w:rPr>
-        <w:t xml:space="preserve">s </w:t>
-      </w:r>
-      <w:r>
-        <w:rPr>
-          <w:rFonts w:asciiTheme="majorBidi" w:hAnsiTheme="majorBidi" w:cstheme="majorBidi"/>
-          <w:color w:val="000000" w:themeColor="text1"/>
-          <w:shd w:val="clear" w:color="auto" w:fill="FFFFFF"/>
-        </w:rPr>
-        <w:t xml:space="preserve">are written so that the targets are </w:t>
-      </w:r>
-      <w:r>
-        <w:rPr>
-          <w:rFonts w:asciiTheme="majorBidi" w:hAnsiTheme="majorBidi" w:cstheme="majorBidi"/>
-          <w:color w:val="000000" w:themeColor="text1"/>
-          <w:shd w:val="clear" w:color="auto" w:fill="FFFFFF"/>
-        </w:rPr>
-        <w:t>roughly</w:t>
-      </w:r>
-      <w:r>
-        <w:rPr>
-          <w:rFonts w:asciiTheme="majorBidi" w:hAnsiTheme="majorBidi" w:cstheme="majorBidi"/>
-          <w:color w:val="000000" w:themeColor="text1"/>
-          <w:shd w:val="clear" w:color="auto" w:fill="FFFFFF"/>
-        </w:rPr>
-        <w:t xml:space="preserve"> in sequence from top to bottom</w:t>
-      </w:r>
-      <w:r>
-        <w:rPr>
-          <w:rFonts w:asciiTheme="majorBidi" w:hAnsiTheme="majorBidi" w:cstheme="majorBidi"/>
-          <w:color w:val="000000" w:themeColor="text1"/>
-          <w:shd w:val="clear" w:color="auto" w:fill="FFFFFF"/>
-        </w:rPr>
-        <w:t xml:space="preserve"> (this is not required as </w:t>
-      </w:r>
-      <w:r>
-        <w:rPr>
-          <w:rFonts w:asciiTheme="majorBidi" w:hAnsiTheme="majorBidi" w:cstheme="majorBidi"/>
-          <w:color w:val="1F2328"/>
-          <w:shd w:val="clear" w:color="auto" w:fill="FFFFFF"/>
-        </w:rPr>
-        <w:t>{</w:t>
-      </w:r>
-      <w:r>
-        <w:rPr>
-          <w:rFonts w:ascii="Miriam Fixed" w:hAnsi="Miriam Fixed" w:cs="Miriam Fixed" w:hint="cs"/>
-          <w:color w:val="1F2328"/>
-          <w:shd w:val="clear" w:color="auto" w:fill="FFFFFF"/>
-        </w:rPr>
-        <w:t>targets</w:t>
-      </w:r>
-      <w:r>
-        <w:rPr>
-          <w:rFonts w:asciiTheme="majorBidi" w:hAnsiTheme="majorBidi" w:cstheme="majorBidi"/>
-          <w:color w:val="1F2328"/>
-          <w:shd w:val="clear" w:color="auto" w:fill="FFFFFF"/>
-        </w:rPr>
-        <w:t>}</w:t>
-      </w:r>
-      <w:r>
-        <w:rPr>
-          <w:rFonts w:asciiTheme="majorBidi" w:hAnsiTheme="majorBidi" w:cstheme="majorBidi"/>
-          <w:color w:val="1F2328"/>
-          <w:shd w:val="clear" w:color="auto" w:fill="FFFFFF"/>
-        </w:rPr>
-        <w:t xml:space="preserve"> builds the dependency graph regardless of where the targets are located in the script)</w:t>
-      </w:r>
-      <w:r>
-        <w:rPr>
-          <w:rFonts w:asciiTheme="majorBidi" w:hAnsiTheme="majorBidi" w:cstheme="majorBidi"/>
-          <w:color w:val="000000" w:themeColor="text1"/>
-          <w:shd w:val="clear" w:color="auto" w:fill="FFFFFF"/>
-        </w:rPr>
-        <w:t xml:space="preserve">. Though this is not always the case, in general for target B that </w:t>
-      </w:r>
-      <w:r>
-        <w:rPr>
-          <w:rFonts w:asciiTheme="majorBidi" w:hAnsiTheme="majorBidi" w:cstheme="majorBidi"/>
-          <w:color w:val="000000" w:themeColor="text1"/>
-          <w:shd w:val="clear" w:color="auto" w:fill="FFFFFF"/>
-        </w:rPr>
-        <w:t>uses the output of target A</w:t>
-      </w:r>
-      <w:r>
-        <w:rPr>
-          <w:rFonts w:asciiTheme="majorBidi" w:hAnsiTheme="majorBidi" w:cstheme="majorBidi"/>
-          <w:color w:val="000000" w:themeColor="text1"/>
-          <w:shd w:val="clear" w:color="auto" w:fill="FFFFFF"/>
-        </w:rPr>
-        <w:t>, target A will almost always</w:t>
-      </w:r>
-      <w:r>
-        <w:rPr>
-          <w:rFonts w:asciiTheme="majorBidi" w:hAnsiTheme="majorBidi" w:cstheme="majorBidi"/>
-          <w:color w:val="000000" w:themeColor="text1"/>
-          <w:shd w:val="clear" w:color="auto" w:fill="FFFFFF"/>
-        </w:rPr>
-        <w:t xml:space="preserve"> </w:t>
-      </w:r>
-      <w:r>
-        <w:rPr>
-          <w:rFonts w:asciiTheme="majorBidi" w:hAnsiTheme="majorBidi" w:cstheme="majorBidi"/>
-          <w:color w:val="000000" w:themeColor="text1"/>
-          <w:shd w:val="clear" w:color="auto" w:fill="FFFFFF"/>
-        </w:rPr>
-        <w:t xml:space="preserve">be found earlier in the </w:t>
-      </w:r>
-      <w:r>
-        <w:rPr>
-          <w:rFonts w:asciiTheme="majorBidi" w:hAnsiTheme="majorBidi" w:cstheme="majorBidi"/>
-          <w:color w:val="3A7C22" w:themeColor="accent6" w:themeShade="BF"/>
-          <w:shd w:val="clear" w:color="auto" w:fill="FFFFFF"/>
-        </w:rPr>
-        <w:t>_</w:t>
-      </w:r>
-      <w:proofErr w:type="spellStart"/>
-      <w:proofErr w:type="gramStart"/>
-      <w:r>
-        <w:rPr>
-          <w:rFonts w:asciiTheme="majorBidi" w:hAnsiTheme="majorBidi" w:cstheme="majorBidi"/>
-          <w:color w:val="3A7C22" w:themeColor="accent6" w:themeShade="BF"/>
-          <w:shd w:val="clear" w:color="auto" w:fill="FFFFFF"/>
-        </w:rPr>
-        <w:t>targets.R</w:t>
-      </w:r>
-      <w:proofErr w:type="spellEnd"/>
-      <w:proofErr w:type="gramEnd"/>
+        <w:t>_targets.R</w:t>
+      </w:r>
       <w:r>
         <w:rPr>
           <w:rFonts w:asciiTheme="majorBidi" w:hAnsiTheme="majorBidi" w:cstheme="majorBidi"/>
@@ -4741,34 +4513,94 @@
           <w:shd w:val="clear" w:color="auto" w:fill="FFFFFF"/>
         </w:rPr>
       </w:pPr>
-      <w:proofErr w:type="spellStart"/>
       <w:r>
         <w:rPr>
           <w:rFonts w:asciiTheme="majorBidi" w:hAnsiTheme="majorBidi" w:cstheme="majorBidi"/>
           <w:color w:val="BF4E14" w:themeColor="accent2" w:themeShade="BF"/>
           <w:shd w:val="clear" w:color="auto" w:fill="FFFFFF"/>
         </w:rPr>
-        <w:t>tar_</w:t>
-      </w:r>
-      <w:proofErr w:type="gramStart"/>
+        <w:t>tar_load(</w:t>
+      </w:r>
+      <w:r>
+        <w:rPr>
+          <w:rFonts w:asciiTheme="majorBidi" w:hAnsiTheme="majorBidi" w:cstheme="majorBidi"/>
+          <w:color w:val="215E99" w:themeColor="text2" w:themeTint="BF"/>
+          <w:shd w:val="clear" w:color="auto" w:fill="FFFFFF"/>
+        </w:rPr>
+        <w:t>named target</w:t>
+      </w:r>
       <w:r>
         <w:rPr>
           <w:rFonts w:asciiTheme="majorBidi" w:hAnsiTheme="majorBidi" w:cstheme="majorBidi"/>
           <w:color w:val="BF4E14" w:themeColor="accent2" w:themeShade="BF"/>
           <w:shd w:val="clear" w:color="auto" w:fill="FFFFFF"/>
         </w:rPr>
-        <w:t>load</w:t>
-      </w:r>
-      <w:proofErr w:type="spellEnd"/>
+        <w:t>)</w:t>
+      </w:r>
       <w:r>
         <w:rPr>
           <w:rFonts w:asciiTheme="majorBidi" w:hAnsiTheme="majorBidi" w:cstheme="majorBidi"/>
           <w:color w:val="BF4E14" w:themeColor="accent2" w:themeShade="BF"/>
           <w:shd w:val="clear" w:color="auto" w:fill="FFFFFF"/>
         </w:rPr>
-        <w:t>(</w:t>
-      </w:r>
-      <w:proofErr w:type="gramEnd"/>
+        <w:t xml:space="preserve"> </w:t>
+      </w:r>
+      <w:r>
+        <w:rPr>
+          <w:rFonts w:asciiTheme="majorBidi" w:hAnsiTheme="majorBidi" w:cstheme="majorBidi"/>
+          <w:color w:val="000000" w:themeColor="text1"/>
+          <w:shd w:val="clear" w:color="auto" w:fill="FFFFFF"/>
+        </w:rPr>
+        <w:t>can</w:t>
+      </w:r>
+      <w:r>
+        <w:rPr>
+          <w:rFonts w:asciiTheme="majorBidi" w:hAnsiTheme="majorBidi" w:cstheme="majorBidi"/>
+          <w:color w:val="000000" w:themeColor="text1"/>
+          <w:shd w:val="clear" w:color="auto" w:fill="FFFFFF"/>
+        </w:rPr>
+        <w:t xml:space="preserve"> be quite expensive in terms of RAM as </w:t>
+      </w:r>
+      <w:r>
+        <w:rPr>
+          <w:rFonts w:asciiTheme="majorBidi" w:hAnsiTheme="majorBidi" w:cstheme="majorBidi"/>
+          <w:color w:val="1F2328"/>
+          <w:shd w:val="clear" w:color="auto" w:fill="FFFFFF"/>
+        </w:rPr>
+        <w:t>{</w:t>
+      </w:r>
+      <w:r>
+        <w:rPr>
+          <w:rFonts w:ascii="Miriam Fixed" w:hAnsi="Miriam Fixed" w:cs="Miriam Fixed" w:hint="cs"/>
+          <w:color w:val="1F2328"/>
+          <w:shd w:val="clear" w:color="auto" w:fill="FFFFFF"/>
+        </w:rPr>
+        <w:t>targets</w:t>
+      </w:r>
+      <w:r>
+        <w:rPr>
+          <w:rFonts w:asciiTheme="majorBidi" w:hAnsiTheme="majorBidi" w:cstheme="majorBidi"/>
+          <w:color w:val="1F2328"/>
+          <w:shd w:val="clear" w:color="auto" w:fill="FFFFFF"/>
+        </w:rPr>
+        <w:t>}</w:t>
+      </w:r>
+      <w:r>
+        <w:rPr>
+          <w:rFonts w:asciiTheme="majorBidi" w:hAnsiTheme="majorBidi" w:cstheme="majorBidi"/>
+          <w:color w:val="1F2328"/>
+          <w:shd w:val="clear" w:color="auto" w:fill="FFFFFF"/>
+        </w:rPr>
+        <w:t xml:space="preserve"> loads (hidden) a bunch of the meta whenever </w:t>
+      </w:r>
+      <w:r>
+        <w:rPr>
+          <w:rFonts w:asciiTheme="majorBidi" w:hAnsiTheme="majorBidi" w:cstheme="majorBidi"/>
+          <w:color w:val="BF4E14" w:themeColor="accent2" w:themeShade="BF"/>
+          <w:shd w:val="clear" w:color="auto" w:fill="FFFFFF"/>
+        </w:rPr>
+        <w:t>tar_load(</w:t>
+      </w:r>
       <w:r>
         <w:rPr>
           <w:rFonts w:asciiTheme="majorBidi" w:hAnsiTheme="majorBidi" w:cstheme="majorBidi"/>
@@ -4799,7 +4631,7 @@
           <w:color w:val="000000" w:themeColor="text1"/>
           <w:shd w:val="clear" w:color="auto" w:fill="FFFFFF"/>
         </w:rPr>
-        <w:t>can</w:t>
+        <w:t>is run</w:t>
       </w:r>
       <w:r>
         <w:rPr>
@@ -4807,181 +4639,39 @@
           <w:color w:val="000000" w:themeColor="text1"/>
           <w:shd w:val="clear" w:color="auto" w:fill="FFFFFF"/>
         </w:rPr>
-        <w:t xml:space="preserve"> be quite expensive in terms of RAM as </w:t>
-      </w:r>
-      <w:r>
-        <w:rPr>
-          <w:rFonts w:asciiTheme="majorBidi" w:hAnsiTheme="majorBidi" w:cstheme="majorBidi"/>
-          <w:color w:val="1F2328"/>
-          <w:shd w:val="clear" w:color="auto" w:fill="FFFFFF"/>
-        </w:rPr>
-        <w:t>{</w:t>
-      </w:r>
-      <w:r>
-        <w:rPr>
-          <w:rFonts w:ascii="Miriam Fixed" w:hAnsi="Miriam Fixed" w:cs="Miriam Fixed" w:hint="cs"/>
-          <w:color w:val="1F2328"/>
-          <w:shd w:val="clear" w:color="auto" w:fill="FFFFFF"/>
-        </w:rPr>
-        <w:t>targets</w:t>
-      </w:r>
-      <w:r>
-        <w:rPr>
-          <w:rFonts w:asciiTheme="majorBidi" w:hAnsiTheme="majorBidi" w:cstheme="majorBidi"/>
-          <w:color w:val="1F2328"/>
-          <w:shd w:val="clear" w:color="auto" w:fill="FFFFFF"/>
-        </w:rPr>
-        <w:t>}</w:t>
-      </w:r>
-      <w:r>
-        <w:rPr>
-          <w:rFonts w:asciiTheme="majorBidi" w:hAnsiTheme="majorBidi" w:cstheme="majorBidi"/>
-          <w:color w:val="1F2328"/>
-          <w:shd w:val="clear" w:color="auto" w:fill="FFFFFF"/>
-        </w:rPr>
-        <w:t xml:space="preserve"> loads (hidden) a bunch of the meta whenever </w:t>
-      </w:r>
-      <w:proofErr w:type="spellStart"/>
+        <w:t xml:space="preserve"> (note, </w:t>
+      </w:r>
       <w:r>
         <w:rPr>
           <w:rFonts w:asciiTheme="majorBidi" w:hAnsiTheme="majorBidi" w:cstheme="majorBidi"/>
           <w:color w:val="BF4E14" w:themeColor="accent2" w:themeShade="BF"/>
           <w:shd w:val="clear" w:color="auto" w:fill="FFFFFF"/>
         </w:rPr>
-        <w:t>tar_</w:t>
-      </w:r>
-      <w:proofErr w:type="gramStart"/>
+        <w:t xml:space="preserve">gc() </w:t>
+      </w:r>
+      <w:r>
+        <w:rPr>
+          <w:rFonts w:asciiTheme="majorBidi" w:hAnsiTheme="majorBidi" w:cstheme="majorBidi"/>
+          <w:color w:val="000000" w:themeColor="text1"/>
+          <w:shd w:val="clear" w:color="auto" w:fill="FFFFFF"/>
+        </w:rPr>
+        <w:t xml:space="preserve">wont help here). For some targets </w:t>
+      </w:r>
+      <w:r>
+        <w:rPr>
+          <w:rFonts w:asciiTheme="majorBidi" w:hAnsiTheme="majorBidi" w:cstheme="majorBidi"/>
+          <w:color w:val="000000" w:themeColor="text1"/>
+          <w:shd w:val="clear" w:color="auto" w:fill="FFFFFF"/>
+        </w:rPr>
+        <w:t xml:space="preserve">it is a good idea to save the output as a file on disk and return a path to this saved file as the target (and use </w:t>
+      </w:r>
       <w:r>
         <w:rPr>
           <w:rFonts w:asciiTheme="majorBidi" w:hAnsiTheme="majorBidi" w:cstheme="majorBidi"/>
           <w:color w:val="BF4E14" w:themeColor="accent2" w:themeShade="BF"/>
           <w:shd w:val="clear" w:color="auto" w:fill="FFFFFF"/>
         </w:rPr>
-        <w:t>load</w:t>
-      </w:r>
-      <w:proofErr w:type="spellEnd"/>
-      <w:r>
-        <w:rPr>
-          <w:rFonts w:asciiTheme="majorBidi" w:hAnsiTheme="majorBidi" w:cstheme="majorBidi"/>
-          <w:color w:val="BF4E14" w:themeColor="accent2" w:themeShade="BF"/>
-          <w:shd w:val="clear" w:color="auto" w:fill="FFFFFF"/>
-        </w:rPr>
-        <w:t>(</w:t>
-      </w:r>
-      <w:proofErr w:type="gramEnd"/>
-      <w:r>
-        <w:rPr>
-          <w:rFonts w:asciiTheme="majorBidi" w:hAnsiTheme="majorBidi" w:cstheme="majorBidi"/>
-          <w:color w:val="215E99" w:themeColor="text2" w:themeTint="BF"/>
-          <w:shd w:val="clear" w:color="auto" w:fill="FFFFFF"/>
-        </w:rPr>
-        <w:t>named target</w:t>
-      </w:r>
-      <w:r>
-        <w:rPr>
-          <w:rFonts w:asciiTheme="majorBidi" w:hAnsiTheme="majorBidi" w:cstheme="majorBidi"/>
-          <w:color w:val="BF4E14" w:themeColor="accent2" w:themeShade="BF"/>
-          <w:shd w:val="clear" w:color="auto" w:fill="FFFFFF"/>
-        </w:rPr>
-        <w:t>)</w:t>
-      </w:r>
-      <w:r>
-        <w:rPr>
-          <w:rFonts w:asciiTheme="majorBidi" w:hAnsiTheme="majorBidi" w:cstheme="majorBidi"/>
-          <w:color w:val="BF4E14" w:themeColor="accent2" w:themeShade="BF"/>
-          <w:shd w:val="clear" w:color="auto" w:fill="FFFFFF"/>
-        </w:rPr>
-        <w:t xml:space="preserve"> </w:t>
-      </w:r>
-      <w:r>
-        <w:rPr>
-          <w:rFonts w:asciiTheme="majorBidi" w:hAnsiTheme="majorBidi" w:cstheme="majorBidi"/>
-          <w:color w:val="000000" w:themeColor="text1"/>
-          <w:shd w:val="clear" w:color="auto" w:fill="FFFFFF"/>
-        </w:rPr>
-        <w:t>is run</w:t>
-      </w:r>
-      <w:r>
-        <w:rPr>
-          <w:rFonts w:asciiTheme="majorBidi" w:hAnsiTheme="majorBidi" w:cstheme="majorBidi"/>
-          <w:color w:val="000000" w:themeColor="text1"/>
-          <w:shd w:val="clear" w:color="auto" w:fill="FFFFFF"/>
-        </w:rPr>
-        <w:t xml:space="preserve"> (note, </w:t>
-      </w:r>
-      <w:proofErr w:type="spellStart"/>
-      <w:proofErr w:type="gramStart"/>
-      <w:r>
-        <w:rPr>
-          <w:rFonts w:asciiTheme="majorBidi" w:hAnsiTheme="majorBidi" w:cstheme="majorBidi"/>
-          <w:color w:val="BF4E14" w:themeColor="accent2" w:themeShade="BF"/>
-          <w:shd w:val="clear" w:color="auto" w:fill="FFFFFF"/>
-        </w:rPr>
-        <w:t>gc</w:t>
-      </w:r>
-      <w:proofErr w:type="spellEnd"/>
-      <w:r>
-        <w:rPr>
-          <w:rFonts w:asciiTheme="majorBidi" w:hAnsiTheme="majorBidi" w:cstheme="majorBidi"/>
-          <w:color w:val="BF4E14" w:themeColor="accent2" w:themeShade="BF"/>
-          <w:shd w:val="clear" w:color="auto" w:fill="FFFFFF"/>
-        </w:rPr>
-        <w:t>(</w:t>
-      </w:r>
-      <w:proofErr w:type="gramEnd"/>
-      <w:r>
-        <w:rPr>
-          <w:rFonts w:asciiTheme="majorBidi" w:hAnsiTheme="majorBidi" w:cstheme="majorBidi"/>
-          <w:color w:val="BF4E14" w:themeColor="accent2" w:themeShade="BF"/>
-          <w:shd w:val="clear" w:color="auto" w:fill="FFFFFF"/>
-        </w:rPr>
-        <w:t xml:space="preserve">) </w:t>
-      </w:r>
-      <w:proofErr w:type="spellStart"/>
-      <w:proofErr w:type="gramStart"/>
-      <w:r>
-        <w:rPr>
-          <w:rFonts w:asciiTheme="majorBidi" w:hAnsiTheme="majorBidi" w:cstheme="majorBidi"/>
-          <w:color w:val="000000" w:themeColor="text1"/>
-          <w:shd w:val="clear" w:color="auto" w:fill="FFFFFF"/>
-        </w:rPr>
-        <w:t>wont</w:t>
-      </w:r>
-      <w:proofErr w:type="spellEnd"/>
-      <w:proofErr w:type="gramEnd"/>
-      <w:r>
-        <w:rPr>
-          <w:rFonts w:asciiTheme="majorBidi" w:hAnsiTheme="majorBidi" w:cstheme="majorBidi"/>
-          <w:color w:val="000000" w:themeColor="text1"/>
-          <w:shd w:val="clear" w:color="auto" w:fill="FFFFFF"/>
-        </w:rPr>
-        <w:t xml:space="preserve"> help here). For some targets </w:t>
-      </w:r>
-      <w:r>
-        <w:rPr>
-          <w:rFonts w:asciiTheme="majorBidi" w:hAnsiTheme="majorBidi" w:cstheme="majorBidi"/>
-          <w:color w:val="000000" w:themeColor="text1"/>
-          <w:shd w:val="clear" w:color="auto" w:fill="FFFFFF"/>
-        </w:rPr>
-        <w:t xml:space="preserve">it is a good idea to save the output as a file on disk and return a path to this saved file as the target (and use </w:t>
-      </w:r>
-      <w:proofErr w:type="gramStart"/>
-      <w:r>
-        <w:rPr>
-          <w:rFonts w:asciiTheme="majorBidi" w:hAnsiTheme="majorBidi" w:cstheme="majorBidi"/>
-          <w:color w:val="BF4E14" w:themeColor="accent2" w:themeShade="BF"/>
-          <w:shd w:val="clear" w:color="auto" w:fill="FFFFFF"/>
-        </w:rPr>
-        <w:t>format  =</w:t>
-      </w:r>
-      <w:proofErr w:type="gramEnd"/>
-      <w:r>
-        <w:rPr>
-          <w:rFonts w:asciiTheme="majorBidi" w:hAnsiTheme="majorBidi" w:cstheme="majorBidi"/>
-          <w:color w:val="BF4E14" w:themeColor="accent2" w:themeShade="BF"/>
-          <w:shd w:val="clear" w:color="auto" w:fill="FFFFFF"/>
-        </w:rPr>
-        <w:t xml:space="preserve"> "file"</w:t>
+        <w:t>format  = "file"</w:t>
       </w:r>
       <w:r>
         <w:rPr>
@@ -5059,24 +4749,76 @@
           <w:color w:val="3A7C22" w:themeColor="accent6" w:themeShade="BF"/>
           <w:shd w:val="clear" w:color="auto" w:fill="FFFFFF"/>
         </w:rPr>
-        <w:t>_</w:t>
-      </w:r>
-      <w:proofErr w:type="spellStart"/>
-      <w:proofErr w:type="gramStart"/>
-      <w:r>
-        <w:rPr>
-          <w:rFonts w:asciiTheme="majorBidi" w:hAnsiTheme="majorBidi" w:cstheme="majorBidi"/>
-          <w:color w:val="3A7C22" w:themeColor="accent6" w:themeShade="BF"/>
-          <w:shd w:val="clear" w:color="auto" w:fill="FFFFFF"/>
-        </w:rPr>
-        <w:t>targets.R</w:t>
-      </w:r>
-      <w:proofErr w:type="spellEnd"/>
-      <w:proofErr w:type="gramEnd"/>
-      <w:r>
-        <w:rPr>
-          <w:rFonts w:asciiTheme="majorBidi" w:hAnsiTheme="majorBidi" w:cstheme="majorBidi"/>
-          <w:color w:val="3A7C22" w:themeColor="accent6" w:themeShade="BF"/>
+        <w:t xml:space="preserve">_targets.R </w:t>
+      </w:r>
+      <w:r>
+        <w:rPr>
+          <w:rFonts w:asciiTheme="majorBidi" w:hAnsiTheme="majorBidi" w:cstheme="majorBidi"/>
+          <w:color w:val="000000" w:themeColor="text1"/>
+          <w:shd w:val="clear" w:color="auto" w:fill="FFFFFF"/>
+        </w:rPr>
+        <w:t>files given different developers. For the third (</w:t>
+      </w:r>
+      <w:r>
+        <w:rPr>
+          <w:rFonts w:asciiTheme="majorBidi" w:hAnsiTheme="majorBidi" w:cstheme="majorBidi"/>
+          <w:color w:val="196B24" w:themeColor="accent3"/>
+          <w:shd w:val="clear" w:color="auto" w:fill="FFFFFF"/>
+        </w:rPr>
+        <w:t>model_framework_targets.R</w:t>
+      </w:r>
+      <w:r>
+        <w:rPr>
+          <w:rFonts w:asciiTheme="majorBidi" w:hAnsiTheme="majorBidi" w:cstheme="majorBidi"/>
+          <w:color w:val="000000" w:themeColor="text1"/>
+          <w:shd w:val="clear" w:color="auto" w:fill="FFFFFF"/>
+        </w:rPr>
+        <w:t>) (see section “code pipeline overview” below)</w:t>
+      </w:r>
+      <w:r>
+        <w:rPr>
+          <w:rFonts w:asciiTheme="majorBidi" w:hAnsiTheme="majorBidi" w:cstheme="majorBidi"/>
+          <w:color w:val="000000" w:themeColor="text1"/>
+          <w:shd w:val="clear" w:color="auto" w:fill="FFFFFF"/>
+        </w:rPr>
+        <w:t xml:space="preserve"> the style is to name functions as verbs and targets as related nouns</w:t>
+      </w:r>
+      <w:r>
+        <w:rPr>
+          <w:rFonts w:asciiTheme="majorBidi" w:hAnsiTheme="majorBidi" w:cstheme="majorBidi"/>
+          <w:color w:val="000000" w:themeColor="text1"/>
+          <w:shd w:val="clear" w:color="auto" w:fill="FFFFFF"/>
+        </w:rPr>
+        <w:t xml:space="preserve"> (e.g., </w:t>
+      </w:r>
+      <w:r>
+        <w:rPr>
+          <w:rFonts w:asciiTheme="majorBidi" w:hAnsiTheme="majorBidi" w:cstheme="majorBidi"/>
+          <w:color w:val="000000" w:themeColor="text1"/>
+          <w:shd w:val="clear" w:color="auto" w:fill="FFFFFF"/>
+        </w:rPr>
+        <w:t xml:space="preserve">the output from </w:t>
+      </w:r>
+      <w:r>
+        <w:rPr>
+          <w:rFonts w:asciiTheme="majorBidi" w:hAnsiTheme="majorBidi" w:cstheme="majorBidi"/>
+          <w:color w:val="000000" w:themeColor="text1"/>
+          <w:shd w:val="clear" w:color="auto" w:fill="FFFFFF"/>
+        </w:rPr>
+        <w:t xml:space="preserve">function </w:t>
+      </w:r>
+      <w:r>
+        <w:rPr>
+          <w:rFonts w:asciiTheme="majorBidi" w:hAnsiTheme="majorBidi" w:cstheme="majorBidi"/>
+          <w:color w:val="BF4E14" w:themeColor="accent2" w:themeShade="BF"/>
+          <w:shd w:val="clear" w:color="auto" w:fill="FFFFFF"/>
+        </w:rPr>
+        <w:t>tune_results_per_outer_fold()</w:t>
+      </w:r>
+      <w:r>
+        <w:rPr>
+          <w:rFonts w:asciiTheme="majorBidi" w:hAnsiTheme="majorBidi" w:cstheme="majorBidi"/>
+          <w:color w:val="000000" w:themeColor="text1"/>
           <w:shd w:val="clear" w:color="auto" w:fill="FFFFFF"/>
         </w:rPr>
         <w:t xml:space="preserve"> </w:t>
@@ -5087,129 +4829,16 @@
           <w:color w:val="000000" w:themeColor="text1"/>
           <w:shd w:val="clear" w:color="auto" w:fill="FFFFFF"/>
         </w:rPr>
-        <w:t>files given different developers. For the third (</w:t>
-      </w:r>
-      <w:proofErr w:type="spellStart"/>
-      <w:r>
-        <w:rPr>
-          <w:rFonts w:asciiTheme="majorBidi" w:hAnsiTheme="majorBidi" w:cstheme="majorBidi"/>
-          <w:color w:val="196B24" w:themeColor="accent3"/>
-          <w:shd w:val="clear" w:color="auto" w:fill="FFFFFF"/>
-        </w:rPr>
-        <w:t>model_framework_</w:t>
-      </w:r>
-      <w:proofErr w:type="gramStart"/>
-      <w:r>
-        <w:rPr>
-          <w:rFonts w:asciiTheme="majorBidi" w:hAnsiTheme="majorBidi" w:cstheme="majorBidi"/>
-          <w:color w:val="196B24" w:themeColor="accent3"/>
-          <w:shd w:val="clear" w:color="auto" w:fill="FFFFFF"/>
-        </w:rPr>
-        <w:t>targets.R</w:t>
-      </w:r>
-      <w:proofErr w:type="spellEnd"/>
-      <w:proofErr w:type="gramEnd"/>
+        <w:t xml:space="preserve">results in the </w:t>
+      </w:r>
       <w:r>
         <w:rPr>
           <w:rFonts w:asciiTheme="majorBidi" w:hAnsiTheme="majorBidi" w:cstheme="majorBidi"/>
           <w:color w:val="000000" w:themeColor="text1"/>
           <w:shd w:val="clear" w:color="auto" w:fill="FFFFFF"/>
         </w:rPr>
-        <w:t>) (see section “code pipeline overview” below)</w:t>
-      </w:r>
-      <w:r>
-        <w:rPr>
-          <w:rFonts w:asciiTheme="majorBidi" w:hAnsiTheme="majorBidi" w:cstheme="majorBidi"/>
-          <w:color w:val="000000" w:themeColor="text1"/>
-          <w:shd w:val="clear" w:color="auto" w:fill="FFFFFF"/>
-        </w:rPr>
-        <w:t xml:space="preserve"> the style is to name functions as verbs and targets as related nouns</w:t>
-      </w:r>
-      <w:r>
-        <w:rPr>
-          <w:rFonts w:asciiTheme="majorBidi" w:hAnsiTheme="majorBidi" w:cstheme="majorBidi"/>
-          <w:color w:val="000000" w:themeColor="text1"/>
-          <w:shd w:val="clear" w:color="auto" w:fill="FFFFFF"/>
-        </w:rPr>
-        <w:t xml:space="preserve"> (e.g., </w:t>
-      </w:r>
-      <w:r>
-        <w:rPr>
-          <w:rFonts w:asciiTheme="majorBidi" w:hAnsiTheme="majorBidi" w:cstheme="majorBidi"/>
-          <w:color w:val="000000" w:themeColor="text1"/>
-          <w:shd w:val="clear" w:color="auto" w:fill="FFFFFF"/>
-        </w:rPr>
-        <w:t xml:space="preserve">the output from </w:t>
-      </w:r>
-      <w:r>
-        <w:rPr>
-          <w:rFonts w:asciiTheme="majorBidi" w:hAnsiTheme="majorBidi" w:cstheme="majorBidi"/>
-          <w:color w:val="000000" w:themeColor="text1"/>
-          <w:shd w:val="clear" w:color="auto" w:fill="FFFFFF"/>
-        </w:rPr>
-        <w:t xml:space="preserve">function </w:t>
-      </w:r>
-      <w:proofErr w:type="spellStart"/>
-      <w:r>
-        <w:rPr>
-          <w:rFonts w:asciiTheme="majorBidi" w:hAnsiTheme="majorBidi" w:cstheme="majorBidi"/>
-          <w:color w:val="BF4E14" w:themeColor="accent2" w:themeShade="BF"/>
-          <w:shd w:val="clear" w:color="auto" w:fill="FFFFFF"/>
-        </w:rPr>
-        <w:t>tune_results_per_outer_</w:t>
-      </w:r>
-      <w:proofErr w:type="gramStart"/>
-      <w:r>
-        <w:rPr>
-          <w:rFonts w:asciiTheme="majorBidi" w:hAnsiTheme="majorBidi" w:cstheme="majorBidi"/>
-          <w:color w:val="BF4E14" w:themeColor="accent2" w:themeShade="BF"/>
-          <w:shd w:val="clear" w:color="auto" w:fill="FFFFFF"/>
-        </w:rPr>
-        <w:t>fold</w:t>
-      </w:r>
-      <w:proofErr w:type="spellEnd"/>
-      <w:r>
-        <w:rPr>
-          <w:rFonts w:asciiTheme="majorBidi" w:hAnsiTheme="majorBidi" w:cstheme="majorBidi"/>
-          <w:color w:val="BF4E14" w:themeColor="accent2" w:themeShade="BF"/>
-          <w:shd w:val="clear" w:color="auto" w:fill="FFFFFF"/>
-        </w:rPr>
-        <w:t>(</w:t>
-      </w:r>
-      <w:proofErr w:type="gramEnd"/>
-      <w:r>
-        <w:rPr>
-          <w:rFonts w:asciiTheme="majorBidi" w:hAnsiTheme="majorBidi" w:cstheme="majorBidi"/>
-          <w:color w:val="BF4E14" w:themeColor="accent2" w:themeShade="BF"/>
-          <w:shd w:val="clear" w:color="auto" w:fill="FFFFFF"/>
-        </w:rPr>
-        <w:t>)</w:t>
-      </w:r>
-      <w:r>
-        <w:rPr>
-          <w:rFonts w:asciiTheme="majorBidi" w:hAnsiTheme="majorBidi" w:cstheme="majorBidi"/>
-          <w:color w:val="000000" w:themeColor="text1"/>
-          <w:shd w:val="clear" w:color="auto" w:fill="FFFFFF"/>
-        </w:rPr>
-        <w:t xml:space="preserve"> </w:t>
-      </w:r>
-      <w:r>
-        <w:rPr>
-          <w:rFonts w:asciiTheme="majorBidi" w:hAnsiTheme="majorBidi" w:cstheme="majorBidi"/>
-          <w:color w:val="000000" w:themeColor="text1"/>
-          <w:shd w:val="clear" w:color="auto" w:fill="FFFFFF"/>
-        </w:rPr>
-        <w:t xml:space="preserve">results in the </w:t>
-      </w:r>
-      <w:r>
-        <w:rPr>
-          <w:rFonts w:asciiTheme="majorBidi" w:hAnsiTheme="majorBidi" w:cstheme="majorBidi"/>
-          <w:color w:val="000000" w:themeColor="text1"/>
-          <w:shd w:val="clear" w:color="auto" w:fill="FFFFFF"/>
-        </w:rPr>
         <w:t xml:space="preserve">target </w:t>
       </w:r>
-      <w:proofErr w:type="spellStart"/>
       <w:r>
         <w:rPr>
           <w:rFonts w:asciiTheme="majorBidi" w:hAnsiTheme="majorBidi" w:cstheme="majorBidi"/>
@@ -5218,7 +4847,6 @@
         </w:rPr>
         <w:t>tuned_results_per_outer_fold</w:t>
       </w:r>
-      <w:proofErr w:type="spellEnd"/>
       <w:r>
         <w:rPr>
           <w:rFonts w:asciiTheme="majorBidi" w:hAnsiTheme="majorBidi" w:cstheme="majorBidi"/>
@@ -5247,7 +4875,6 @@
       <w:bookmarkStart w:id="31" w:name="_Toc223428288"/>
       <w:bookmarkStart w:id="32" w:name="_Toc225340560"/>
       <w:bookmarkStart w:id="33" w:name="_Toc227764025"/>
-      <w:proofErr w:type="spellStart"/>
       <w:r>
         <w:rPr>
           <w:rFonts w:hint="cs"/>
@@ -5261,7 +4888,6 @@
       <w:bookmarkEnd w:id="31"/>
       <w:bookmarkEnd w:id="32"/>
       <w:bookmarkEnd w:id="33"/>
-      <w:proofErr w:type="spellEnd"/>
     </w:p>
     <w:p>
       <w:pPr>
@@ -5289,7 +4915,6 @@
           </w:rPr>
           <w:t>{</w:t>
         </w:r>
-        <w:proofErr w:type="spellStart"/>
         <w:r>
           <w:rPr>
             <w:rStyle w:val="Hyperlink"/>
@@ -5299,7 +4924,6 @@
           </w:rPr>
           <w:t>renv</w:t>
         </w:r>
-        <w:proofErr w:type="spellEnd"/>
         <w:r>
           <w:rPr>
             <w:rStyle w:val="Hyperlink"/>
@@ -5326,7 +4950,6 @@
         </w:rPr>
         <w:t>framework to track R package dependencies and versions which are recorded in the </w:t>
       </w:r>
-      <w:proofErr w:type="spellStart"/>
       <w:r>
         <w:rPr>
           <w:rStyle w:val="HTMLCode"/>
@@ -5337,7 +4960,6 @@
         </w:rPr>
         <w:t>renv.lock</w:t>
       </w:r>
-      <w:proofErr w:type="spellEnd"/>
       <w:r>
         <w:rPr>
           <w:rFonts w:asciiTheme="majorBidi" w:hAnsiTheme="majorBidi" w:cstheme="majorBidi"/>
@@ -5354,7 +4976,6 @@
         </w:rPr>
         <w:t>file. Code used to manage dependencies is in </w:t>
       </w:r>
-      <w:proofErr w:type="spellStart"/>
       <w:r>
         <w:rPr>
           <w:rStyle w:val="HTMLCode"/>
@@ -5365,7 +4986,6 @@
         </w:rPr>
         <w:t>renv</w:t>
       </w:r>
-      <w:proofErr w:type="spellEnd"/>
       <w:r>
         <w:rPr>
           <w:rStyle w:val="HTMLCode"/>
@@ -5408,8 +5028,6 @@
         </w:rPr>
         <w:t xml:space="preserve">run </w:t>
       </w:r>
-      <w:proofErr w:type="spellStart"/>
-      <w:proofErr w:type="gramStart"/>
       <w:r>
         <w:rPr>
           <w:rStyle w:val="HTMLCode"/>
@@ -5418,9 +5036,24 @@
           <w:sz w:val="24"/>
           <w:szCs w:val="24"/>
         </w:rPr>
-        <w:t>renv</w:t>
-      </w:r>
-      <w:proofErr w:type="spellEnd"/>
+        <w:t>renv::hydrate()</w:t>
+      </w:r>
+      <w:r>
+        <w:rPr>
+          <w:rFonts w:asciiTheme="majorBidi" w:hAnsiTheme="majorBidi" w:cstheme="majorBidi"/>
+          <w:color w:val="BF4E14" w:themeColor="accent2" w:themeShade="BF"/>
+          <w:shd w:val="clear" w:color="auto" w:fill="FFFFFF"/>
+        </w:rPr>
+        <w:t> </w:t>
+      </w:r>
+      <w:r>
+        <w:rPr>
+          <w:rFonts w:asciiTheme="majorBidi" w:hAnsiTheme="majorBidi" w:cstheme="majorBidi"/>
+          <w:color w:val="1F2328"/>
+          <w:shd w:val="clear" w:color="auto" w:fill="FFFFFF"/>
+        </w:rPr>
+        <w:t>and </w:t>
+      </w:r>
       <w:r>
         <w:rPr>
           <w:rStyle w:val="HTMLCode"/>
@@ -5429,68 +5062,7 @@
           <w:sz w:val="24"/>
           <w:szCs w:val="24"/>
         </w:rPr>
-        <w:t>::hydrate(</w:t>
-      </w:r>
-      <w:proofErr w:type="gramEnd"/>
-      <w:r>
-        <w:rPr>
-          <w:rStyle w:val="HTMLCode"/>
-          <w:rFonts w:asciiTheme="majorBidi" w:eastAsiaTheme="majorEastAsia" w:hAnsiTheme="majorBidi" w:cstheme="majorBidi"/>
-          <w:color w:val="BF4E14" w:themeColor="accent2" w:themeShade="BF"/>
-          <w:sz w:val="24"/>
-          <w:szCs w:val="24"/>
-        </w:rPr>
-        <w:t>)</w:t>
-      </w:r>
-      <w:r>
-        <w:rPr>
-          <w:rFonts w:asciiTheme="majorBidi" w:hAnsiTheme="majorBidi" w:cstheme="majorBidi"/>
-          <w:color w:val="BF4E14" w:themeColor="accent2" w:themeShade="BF"/>
-          <w:shd w:val="clear" w:color="auto" w:fill="FFFFFF"/>
-        </w:rPr>
-        <w:t> </w:t>
-      </w:r>
-      <w:r>
-        <w:rPr>
-          <w:rFonts w:asciiTheme="majorBidi" w:hAnsiTheme="majorBidi" w:cstheme="majorBidi"/>
-          <w:color w:val="1F2328"/>
-          <w:shd w:val="clear" w:color="auto" w:fill="FFFFFF"/>
-        </w:rPr>
-        <w:t>and </w:t>
-      </w:r>
-      <w:proofErr w:type="spellStart"/>
-      <w:proofErr w:type="gramStart"/>
-      <w:r>
-        <w:rPr>
-          <w:rStyle w:val="HTMLCode"/>
-          <w:rFonts w:asciiTheme="majorBidi" w:eastAsiaTheme="majorEastAsia" w:hAnsiTheme="majorBidi" w:cstheme="majorBidi"/>
-          <w:color w:val="BF4E14" w:themeColor="accent2" w:themeShade="BF"/>
-          <w:sz w:val="24"/>
-          <w:szCs w:val="24"/>
-        </w:rPr>
-        <w:t>renv</w:t>
-      </w:r>
-      <w:proofErr w:type="spellEnd"/>
-      <w:r>
-        <w:rPr>
-          <w:rStyle w:val="HTMLCode"/>
-          <w:rFonts w:asciiTheme="majorBidi" w:eastAsiaTheme="majorEastAsia" w:hAnsiTheme="majorBidi" w:cstheme="majorBidi"/>
-          <w:color w:val="BF4E14" w:themeColor="accent2" w:themeShade="BF"/>
-          <w:sz w:val="24"/>
-          <w:szCs w:val="24"/>
-        </w:rPr>
-        <w:t>::restore(</w:t>
-      </w:r>
-      <w:proofErr w:type="gramEnd"/>
-      <w:r>
-        <w:rPr>
-          <w:rStyle w:val="HTMLCode"/>
-          <w:rFonts w:asciiTheme="majorBidi" w:eastAsiaTheme="majorEastAsia" w:hAnsiTheme="majorBidi" w:cstheme="majorBidi"/>
-          <w:color w:val="BF4E14" w:themeColor="accent2" w:themeShade="BF"/>
-          <w:sz w:val="24"/>
-          <w:szCs w:val="24"/>
-        </w:rPr>
-        <w:t>)</w:t>
+        <w:t>renv::restore()</w:t>
       </w:r>
       <w:r>
         <w:rPr>
@@ -5692,7 +5264,6 @@
         </w:rPr>
         <w:t xml:space="preserve"> An alternative is to use sequential installation, which is not supported by {</w:t>
       </w:r>
-      <w:proofErr w:type="spellStart"/>
       <w:r>
         <w:rPr>
           <w:rFonts w:ascii="Miriam Fixed" w:hAnsi="Miriam Fixed" w:cs="Miriam Fixed" w:hint="cs"/>
@@ -5701,7 +5272,6 @@
         </w:rPr>
         <w:t>renv</w:t>
       </w:r>
-      <w:proofErr w:type="spellEnd"/>
       <w:r>
         <w:rPr>
           <w:rFonts w:asciiTheme="majorBidi" w:hAnsiTheme="majorBidi" w:cstheme="majorBidi"/>
@@ -5726,7 +5296,6 @@
         </w:rPr>
         <w:t>R/</w:t>
       </w:r>
-      <w:proofErr w:type="spellStart"/>
       <w:r>
         <w:rPr>
           <w:rFonts w:asciiTheme="majorBidi" w:hAnsiTheme="majorBidi" w:cstheme="majorBidi"/>
@@ -5735,7 +5304,6 @@
         </w:rPr>
         <w:t>stepwise_restore.R</w:t>
       </w:r>
-      <w:proofErr w:type="spellEnd"/>
       <w:r>
         <w:rPr>
           <w:rFonts w:asciiTheme="majorBidi" w:hAnsiTheme="majorBidi" w:cstheme="majorBidi"/>
@@ -5816,23 +5384,13 @@
           <w:shd w:val="clear" w:color="auto" w:fill="FFFFFF"/>
         </w:rPr>
       </w:pPr>
-      <w:proofErr w:type="gramStart"/>
       <w:r>
         <w:rPr>
           <w:rFonts w:asciiTheme="majorBidi" w:hAnsiTheme="majorBidi" w:cstheme="majorBidi"/>
           <w:color w:val="3A7C22" w:themeColor="accent6" w:themeShade="BF"/>
           <w:shd w:val="clear" w:color="auto" w:fill="FFFFFF"/>
         </w:rPr>
-        <w:t>.env</w:t>
-      </w:r>
-      <w:proofErr w:type="gramEnd"/>
-      <w:r>
-        <w:rPr>
-          <w:rFonts w:asciiTheme="majorBidi" w:hAnsiTheme="majorBidi" w:cstheme="majorBidi"/>
-          <w:color w:val="3A7C22" w:themeColor="accent6" w:themeShade="BF"/>
-          <w:shd w:val="clear" w:color="auto" w:fill="FFFFFF"/>
-        </w:rPr>
-        <w:t xml:space="preserve"> </w:t>
+        <w:t xml:space="preserve">.env </w:t>
       </w:r>
       <w:r>
         <w:rPr>
@@ -5871,6 +5429,7 @@
           <w:color w:val="000000" w:themeColor="text1"/>
           <w:shd w:val="clear" w:color="auto" w:fill="FFFFFF"/>
         </w:rPr>
+        <w:lastRenderedPageBreak/>
         <w:t xml:space="preserve">Set which targets </w:t>
       </w:r>
       <w:r>
@@ -5949,7 +5508,6 @@
           <w:color w:val="000000" w:themeColor="text1"/>
           <w:shd w:val="clear" w:color="auto" w:fill="FFFFFF"/>
         </w:rPr>
-        <w:lastRenderedPageBreak/>
         <w:t>Set flags for which data types to overwrite (more on this in section “module details”)</w:t>
       </w:r>
     </w:p>
@@ -5962,33 +5520,13 @@
           <w:shd w:val="clear" w:color="auto" w:fill="FFFFFF"/>
         </w:rPr>
       </w:pPr>
-      <w:proofErr w:type="gramStart"/>
       <w:r>
         <w:rPr>
           <w:rFonts w:asciiTheme="majorBidi" w:hAnsiTheme="majorBidi" w:cstheme="majorBidi"/>
           <w:color w:val="3A7C22" w:themeColor="accent6" w:themeShade="BF"/>
           <w:shd w:val="clear" w:color="auto" w:fill="FFFFFF"/>
         </w:rPr>
-        <w:t>.</w:t>
-      </w:r>
-      <w:proofErr w:type="spellStart"/>
-      <w:r>
-        <w:rPr>
-          <w:rFonts w:asciiTheme="majorBidi" w:hAnsiTheme="majorBidi" w:cstheme="majorBidi"/>
-          <w:color w:val="3A7C22" w:themeColor="accent6" w:themeShade="BF"/>
-          <w:shd w:val="clear" w:color="auto" w:fill="FFFFFF"/>
-        </w:rPr>
-        <w:t>Rprofile</w:t>
-      </w:r>
-      <w:proofErr w:type="spellEnd"/>
-      <w:proofErr w:type="gramEnd"/>
-      <w:r>
-        <w:rPr>
-          <w:rFonts w:asciiTheme="majorBidi" w:hAnsiTheme="majorBidi" w:cstheme="majorBidi"/>
-          <w:color w:val="3A7C22" w:themeColor="accent6" w:themeShade="BF"/>
-          <w:shd w:val="clear" w:color="auto" w:fill="FFFFFF"/>
-        </w:rPr>
-        <w:t xml:space="preserve"> </w:t>
+        <w:t xml:space="preserve">.Rprofile </w:t>
       </w:r>
       <w:r>
         <w:rPr>
@@ -6069,7 +5607,6 @@
         </w:rPr>
         <w:t>{</w:t>
       </w:r>
-      <w:proofErr w:type="spellStart"/>
       <w:r>
         <w:rPr>
           <w:rFonts w:ascii="Miriam Fixed" w:hAnsi="Miriam Fixed" w:cs="Miriam Fixed" w:hint="cs"/>
@@ -6078,7 +5615,6 @@
         </w:rPr>
         <w:t>renv</w:t>
       </w:r>
-      <w:proofErr w:type="spellEnd"/>
       <w:r>
         <w:rPr>
           <w:rFonts w:asciiTheme="majorBidi" w:hAnsiTheme="majorBidi" w:cstheme="majorBidi"/>
@@ -6143,20 +5679,8 @@
           <w:color w:val="3A7C22" w:themeColor="accent6" w:themeShade="BF"/>
           <w:shd w:val="clear" w:color="auto" w:fill="FFFFFF"/>
         </w:rPr>
-        <w:t>_</w:t>
-      </w:r>
-      <w:proofErr w:type="spellStart"/>
-      <w:proofErr w:type="gramStart"/>
-      <w:r>
-        <w:rPr>
-          <w:rFonts w:asciiTheme="majorBidi" w:hAnsiTheme="majorBidi" w:cstheme="majorBidi"/>
-          <w:color w:val="3A7C22" w:themeColor="accent6" w:themeShade="BF"/>
-          <w:shd w:val="clear" w:color="auto" w:fill="FFFFFF"/>
-        </w:rPr>
-        <w:t>targets.yaml</w:t>
-      </w:r>
-      <w:proofErr w:type="spellEnd"/>
-      <w:proofErr w:type="gramEnd"/>
+        <w:t>_targets.yaml</w:t>
+      </w:r>
       <w:r>
         <w:rPr>
           <w:rFonts w:asciiTheme="majorBidi" w:hAnsiTheme="majorBidi" w:cstheme="majorBidi"/>
@@ -6254,7 +5778,6 @@
         </w:rPr>
         <w:t>_</w:t>
       </w:r>
-      <w:proofErr w:type="spellStart"/>
       <w:r>
         <w:rPr>
           <w:rFonts w:asciiTheme="majorBidi" w:hAnsiTheme="majorBidi" w:cstheme="majorBidi"/>
@@ -6269,19 +5792,8 @@
           <w:color w:val="3A7C22" w:themeColor="accent6" w:themeShade="BF"/>
           <w:shd w:val="clear" w:color="auto" w:fill="FFFFFF"/>
         </w:rPr>
-        <w:t>_</w:t>
-      </w:r>
-      <w:proofErr w:type="gramStart"/>
-      <w:r>
-        <w:rPr>
-          <w:rFonts w:asciiTheme="majorBidi" w:hAnsiTheme="majorBidi" w:cstheme="majorBidi"/>
-          <w:color w:val="3A7C22" w:themeColor="accent6" w:themeShade="BF"/>
-          <w:shd w:val="clear" w:color="auto" w:fill="FFFFFF"/>
-        </w:rPr>
-        <w:t>settings.R</w:t>
-      </w:r>
-      <w:proofErr w:type="spellEnd"/>
-      <w:proofErr w:type="gramEnd"/>
+        <w:t>_settings.R</w:t>
+      </w:r>
       <w:r>
         <w:rPr>
           <w:rFonts w:asciiTheme="majorBidi" w:hAnsiTheme="majorBidi" w:cstheme="majorBidi"/>
@@ -6311,106 +5823,82 @@
           <w:color w:val="000000" w:themeColor="text1"/>
           <w:shd w:val="clear" w:color="auto" w:fill="FFFFFF"/>
         </w:rPr>
-        <w:t xml:space="preserve">More settings beyond those </w:t>
-      </w:r>
-      <w:proofErr w:type="gramStart"/>
+        <w:t xml:space="preserve">More settings beyond those in </w:t>
+      </w:r>
+      <w:r>
+        <w:rPr>
+          <w:rFonts w:asciiTheme="majorBidi" w:hAnsiTheme="majorBidi" w:cstheme="majorBidi"/>
+          <w:color w:val="3A7C22" w:themeColor="accent6" w:themeShade="BF"/>
+          <w:shd w:val="clear" w:color="auto" w:fill="FFFFFF"/>
+        </w:rPr>
+        <w:t>.Rprofile</w:t>
+      </w:r>
       <w:r>
         <w:rPr>
           <w:rFonts w:asciiTheme="majorBidi" w:hAnsiTheme="majorBidi" w:cstheme="majorBidi"/>
           <w:color w:val="000000" w:themeColor="text1"/>
           <w:shd w:val="clear" w:color="auto" w:fill="FFFFFF"/>
         </w:rPr>
-        <w:t xml:space="preserve">in </w:t>
-      </w:r>
+        <w:t>.</w:t>
+      </w:r>
+      <w:r>
+        <w:rPr>
+          <w:rFonts w:asciiTheme="majorBidi" w:hAnsiTheme="majorBidi" w:cstheme="majorBidi"/>
+          <w:color w:val="000000" w:themeColor="text1"/>
+          <w:shd w:val="clear" w:color="auto" w:fill="FFFFFF"/>
+        </w:rPr>
+        <w:t xml:space="preserve"> </w:t>
+      </w:r>
+      <w:r>
+        <w:rPr>
+          <w:rFonts w:asciiTheme="majorBidi" w:hAnsiTheme="majorBidi" w:cstheme="majorBidi"/>
+          <w:color w:val="000000" w:themeColor="text1"/>
+          <w:shd w:val="clear" w:color="auto" w:fill="FFFFFF"/>
+        </w:rPr>
+        <w:t>The s</w:t>
+      </w:r>
+      <w:r>
+        <w:rPr>
+          <w:rFonts w:asciiTheme="majorBidi" w:hAnsiTheme="majorBidi" w:cstheme="majorBidi"/>
+          <w:color w:val="000000" w:themeColor="text1"/>
+          <w:shd w:val="clear" w:color="auto" w:fill="FFFFFF"/>
+        </w:rPr>
+        <w:t>econd place to look if issues</w:t>
+      </w:r>
+      <w:r>
+        <w:rPr>
+          <w:rFonts w:asciiTheme="majorBidi" w:hAnsiTheme="majorBidi" w:cstheme="majorBidi"/>
+          <w:color w:val="000000" w:themeColor="text1"/>
+          <w:shd w:val="clear" w:color="auto" w:fill="FFFFFF"/>
+        </w:rPr>
+        <w:t xml:space="preserve"> arise</w:t>
+      </w:r>
+      <w:r>
+        <w:rPr>
+          <w:rFonts w:asciiTheme="majorBidi" w:hAnsiTheme="majorBidi" w:cstheme="majorBidi"/>
+          <w:color w:val="000000" w:themeColor="text1"/>
+          <w:shd w:val="clear" w:color="auto" w:fill="FFFFFF"/>
+        </w:rPr>
+        <w:t xml:space="preserve"> with parallel processing </w:t>
+      </w:r>
+    </w:p>
+    <w:p>
+      <w:pPr>
+        <w:spacing w:after="0" w:line="240" w:lineRule="auto"/>
+        <w:rPr>
+          <w:rFonts w:asciiTheme="majorBidi" w:hAnsiTheme="majorBidi" w:cstheme="majorBidi"/>
+          <w:color w:val="000000" w:themeColor="text1"/>
+          <w:shd w:val="clear" w:color="auto" w:fill="FFFFFF"/>
+        </w:rPr>
+      </w:pPr>
       <w:r>
         <w:rPr>
           <w:rFonts w:asciiTheme="majorBidi" w:hAnsiTheme="majorBidi" w:cstheme="majorBidi"/>
           <w:color w:val="3A7C22" w:themeColor="accent6" w:themeShade="BF"/>
           <w:shd w:val="clear" w:color="auto" w:fill="FFFFFF"/>
         </w:rPr>
-        <w:t>.</w:t>
-      </w:r>
-      <w:proofErr w:type="spellStart"/>
-      <w:r>
-        <w:rPr>
-          <w:rFonts w:asciiTheme="majorBidi" w:hAnsiTheme="majorBidi" w:cstheme="majorBidi"/>
-          <w:color w:val="3A7C22" w:themeColor="accent6" w:themeShade="BF"/>
-          <w:shd w:val="clear" w:color="auto" w:fill="FFFFFF"/>
-        </w:rPr>
-        <w:t>Rprofile</w:t>
-      </w:r>
-      <w:proofErr w:type="spellEnd"/>
-      <w:proofErr w:type="gramEnd"/>
-      <w:r>
-        <w:rPr>
-          <w:rFonts w:asciiTheme="majorBidi" w:hAnsiTheme="majorBidi" w:cstheme="majorBidi"/>
-          <w:color w:val="000000" w:themeColor="text1"/>
-          <w:shd w:val="clear" w:color="auto" w:fill="FFFFFF"/>
-        </w:rPr>
-        <w:t>.</w:t>
-      </w:r>
-      <w:r>
-        <w:rPr>
-          <w:rFonts w:asciiTheme="majorBidi" w:hAnsiTheme="majorBidi" w:cstheme="majorBidi"/>
-          <w:color w:val="000000" w:themeColor="text1"/>
-          <w:shd w:val="clear" w:color="auto" w:fill="FFFFFF"/>
-        </w:rPr>
-        <w:t xml:space="preserve"> </w:t>
-      </w:r>
-      <w:r>
-        <w:rPr>
-          <w:rFonts w:asciiTheme="majorBidi" w:hAnsiTheme="majorBidi" w:cstheme="majorBidi"/>
-          <w:color w:val="000000" w:themeColor="text1"/>
-          <w:shd w:val="clear" w:color="auto" w:fill="FFFFFF"/>
-        </w:rPr>
-        <w:t>The s</w:t>
-      </w:r>
-      <w:r>
-        <w:rPr>
-          <w:rFonts w:asciiTheme="majorBidi" w:hAnsiTheme="majorBidi" w:cstheme="majorBidi"/>
-          <w:color w:val="000000" w:themeColor="text1"/>
-          <w:shd w:val="clear" w:color="auto" w:fill="FFFFFF"/>
-        </w:rPr>
-        <w:t>econd place to look if issues</w:t>
-      </w:r>
-      <w:r>
-        <w:rPr>
-          <w:rFonts w:asciiTheme="majorBidi" w:hAnsiTheme="majorBidi" w:cstheme="majorBidi"/>
-          <w:color w:val="000000" w:themeColor="text1"/>
-          <w:shd w:val="clear" w:color="auto" w:fill="FFFFFF"/>
-        </w:rPr>
-        <w:t xml:space="preserve"> arise</w:t>
-      </w:r>
-      <w:r>
-        <w:rPr>
-          <w:rFonts w:asciiTheme="majorBidi" w:hAnsiTheme="majorBidi" w:cstheme="majorBidi"/>
-          <w:color w:val="000000" w:themeColor="text1"/>
-          <w:shd w:val="clear" w:color="auto" w:fill="FFFFFF"/>
-        </w:rPr>
-        <w:t xml:space="preserve"> with parallel processing </w:t>
-      </w:r>
-    </w:p>
-    <w:p>
-      <w:pPr>
-        <w:spacing w:after="0" w:line="240" w:lineRule="auto"/>
-        <w:rPr>
-          <w:rFonts w:asciiTheme="majorBidi" w:hAnsiTheme="majorBidi" w:cstheme="majorBidi"/>
-          <w:color w:val="000000" w:themeColor="text1"/>
-          <w:shd w:val="clear" w:color="auto" w:fill="FFFFFF"/>
-        </w:rPr>
-      </w:pPr>
-      <w:proofErr w:type="spellStart"/>
-      <w:proofErr w:type="gramStart"/>
-      <w:r>
-        <w:rPr>
-          <w:rFonts w:asciiTheme="majorBidi" w:hAnsiTheme="majorBidi" w:cstheme="majorBidi"/>
-          <w:color w:val="3A7C22" w:themeColor="accent6" w:themeShade="BF"/>
-          <w:shd w:val="clear" w:color="auto" w:fill="FFFFFF"/>
-        </w:rPr>
         <w:t>packages.R</w:t>
       </w:r>
-      <w:proofErr w:type="spellEnd"/>
-      <w:proofErr w:type="gramEnd"/>
       <w:r>
         <w:rPr>
           <w:rFonts w:asciiTheme="majorBidi" w:hAnsiTheme="majorBidi" w:cstheme="majorBidi"/>
@@ -6452,8 +5940,6 @@
           <w:shd w:val="clear" w:color="auto" w:fill="FFFFFF"/>
         </w:rPr>
       </w:pPr>
-      <w:proofErr w:type="spellStart"/>
-      <w:proofErr w:type="gramStart"/>
       <w:r>
         <w:rPr>
           <w:rFonts w:asciiTheme="majorBidi" w:hAnsiTheme="majorBidi" w:cstheme="majorBidi"/>
@@ -6462,8 +5948,6 @@
         </w:rPr>
         <w:t>renv.lock</w:t>
       </w:r>
-      <w:proofErr w:type="spellEnd"/>
-      <w:proofErr w:type="gramEnd"/>
       <w:r>
         <w:rPr>
           <w:rFonts w:asciiTheme="majorBidi" w:hAnsiTheme="majorBidi" w:cstheme="majorBidi"/>
@@ -6495,7 +5979,6 @@
         </w:rPr>
         <w:t>{</w:t>
       </w:r>
-      <w:proofErr w:type="spellStart"/>
       <w:r>
         <w:rPr>
           <w:rFonts w:ascii="Miriam Fixed" w:hAnsi="Miriam Fixed" w:cs="Miriam Fixed" w:hint="cs"/>
@@ -6504,7 +5987,6 @@
         </w:rPr>
         <w:t>renv</w:t>
       </w:r>
-      <w:proofErr w:type="spellEnd"/>
       <w:r>
         <w:rPr>
           <w:rFonts w:asciiTheme="majorBidi" w:hAnsiTheme="majorBidi" w:cstheme="majorBidi"/>
@@ -6531,7 +6013,6 @@
           <w:shd w:val="clear" w:color="auto" w:fill="FFFFFF"/>
         </w:rPr>
       </w:pPr>
-      <w:proofErr w:type="gramStart"/>
       <w:r>
         <w:rPr>
           <w:rFonts w:asciiTheme="majorBidi" w:hAnsiTheme="majorBidi" w:cstheme="majorBidi"/>
@@ -6540,7 +6021,6 @@
         </w:rPr>
         <w:t>README.*</w:t>
       </w:r>
-      <w:proofErr w:type="gramEnd"/>
       <w:r>
         <w:rPr>
           <w:rFonts w:asciiTheme="majorBidi" w:hAnsiTheme="majorBidi" w:cstheme="majorBidi"/>
@@ -6570,18 +6050,8 @@
           <w:color w:val="000000" w:themeColor="text1"/>
           <w:shd w:val="clear" w:color="auto" w:fill="FFFFFF"/>
         </w:rPr>
-        <w:t xml:space="preserve">ReadMe files for the </w:t>
-      </w:r>
-      <w:proofErr w:type="spellStart"/>
-      <w:r>
-        <w:rPr>
-          <w:rFonts w:asciiTheme="majorBidi" w:hAnsiTheme="majorBidi" w:cstheme="majorBidi"/>
-          <w:color w:val="000000" w:themeColor="text1"/>
-          <w:shd w:val="clear" w:color="auto" w:fill="FFFFFF"/>
-        </w:rPr>
-        <w:t>Github</w:t>
-      </w:r>
-      <w:proofErr w:type="spellEnd"/>
+        <w:t>ReadMe files for the Github</w:t>
+      </w:r>
     </w:p>
     <w:p>
       <w:pPr>
@@ -6694,16 +6164,7 @@
           <w:color w:val="000000" w:themeColor="text1"/>
           <w:shd w:val="clear" w:color="auto" w:fill="FFFFFF"/>
         </w:rPr>
-        <w:t xml:space="preserve">Contains any model files (for now just </w:t>
-      </w:r>
-      <w:proofErr w:type="gramStart"/>
-      <w:r>
-        <w:rPr>
-          <w:rFonts w:asciiTheme="majorBidi" w:hAnsiTheme="majorBidi" w:cstheme="majorBidi"/>
-          <w:color w:val="000000" w:themeColor="text1"/>
-          <w:shd w:val="clear" w:color="auto" w:fill="FFFFFF"/>
-        </w:rPr>
-        <w:t xml:space="preserve">the </w:t>
+        <w:t xml:space="preserve">Contains any model files (for now just the </w:t>
       </w:r>
       <w:r>
         <w:rPr>
@@ -6711,16 +6172,7 @@
           <w:color w:val="3A7C22" w:themeColor="accent6" w:themeShade="BF"/>
           <w:shd w:val="clear" w:color="auto" w:fill="FFFFFF"/>
         </w:rPr>
-        <w:t>.stan</w:t>
-      </w:r>
-      <w:proofErr w:type="gramEnd"/>
-      <w:r>
-        <w:rPr>
-          <w:rFonts w:asciiTheme="majorBidi" w:hAnsiTheme="majorBidi" w:cstheme="majorBidi"/>
-          <w:color w:val="3A7C22" w:themeColor="accent6" w:themeShade="BF"/>
-          <w:shd w:val="clear" w:color="auto" w:fill="FFFFFF"/>
-        </w:rPr>
-        <w:t xml:space="preserve"> </w:t>
+        <w:t xml:space="preserve">.stan </w:t>
       </w:r>
       <w:r>
         <w:rPr>
@@ -6966,7 +6418,6 @@
         </w:rPr>
         <w:t xml:space="preserve"> that join together sequentially to form the overall </w:t>
       </w:r>
-      <w:proofErr w:type="spellStart"/>
       <w:r>
         <w:rPr>
           <w:rFonts w:asciiTheme="majorBidi" w:hAnsiTheme="majorBidi" w:cstheme="majorBidi"/>
@@ -6975,7 +6426,6 @@
         </w:rPr>
         <w:t>OpenRVFcast</w:t>
       </w:r>
-      <w:proofErr w:type="spellEnd"/>
       <w:r>
         <w:rPr>
           <w:rFonts w:asciiTheme="majorBidi" w:hAnsiTheme="majorBidi" w:cstheme="majorBidi"/>
@@ -7022,27 +6472,7 @@
           <w:color w:val="3A7C22" w:themeColor="accent6" w:themeShade="BF"/>
           <w:shd w:val="clear" w:color="auto" w:fill="FFFFFF"/>
         </w:rPr>
-        <w:t>_</w:t>
-      </w:r>
-      <w:proofErr w:type="spellStart"/>
-      <w:proofErr w:type="gramStart"/>
-      <w:r>
-        <w:rPr>
-          <w:rFonts w:asciiTheme="majorBidi" w:hAnsiTheme="majorBidi" w:cstheme="majorBidi"/>
-          <w:color w:val="3A7C22" w:themeColor="accent6" w:themeShade="BF"/>
-          <w:shd w:val="clear" w:color="auto" w:fill="FFFFFF"/>
-        </w:rPr>
-        <w:t>targets.R</w:t>
-      </w:r>
-      <w:proofErr w:type="spellEnd"/>
-      <w:proofErr w:type="gramEnd"/>
-      <w:r>
-        <w:rPr>
-          <w:rFonts w:asciiTheme="majorBidi" w:hAnsiTheme="majorBidi" w:cstheme="majorBidi"/>
-          <w:color w:val="3A7C22" w:themeColor="accent6" w:themeShade="BF"/>
-          <w:shd w:val="clear" w:color="auto" w:fill="FFFFFF"/>
-        </w:rPr>
-        <w:t xml:space="preserve"> </w:t>
+        <w:t xml:space="preserve">_targets.R </w:t>
       </w:r>
       <w:r>
         <w:rPr>
@@ -7206,63 +6636,23 @@
           <w:color w:val="3A7C22" w:themeColor="accent6" w:themeShade="BF"/>
           <w:shd w:val="clear" w:color="auto" w:fill="FFFFFF"/>
         </w:rPr>
-        <w:t>_</w:t>
-      </w:r>
-      <w:proofErr w:type="spellStart"/>
-      <w:proofErr w:type="gramStart"/>
+        <w:t xml:space="preserve">_targets.R </w:t>
+      </w:r>
+      <w:r>
+        <w:rPr>
+          <w:rFonts w:asciiTheme="majorBidi" w:hAnsiTheme="majorBidi" w:cstheme="majorBidi"/>
+          <w:color w:val="000000" w:themeColor="text1"/>
+          <w:shd w:val="clear" w:color="auto" w:fill="FFFFFF"/>
+        </w:rPr>
+        <w:t xml:space="preserve">file as written in </w:t>
+      </w:r>
       <w:r>
         <w:rPr>
           <w:rFonts w:asciiTheme="majorBidi" w:hAnsiTheme="majorBidi" w:cstheme="majorBidi"/>
           <w:color w:val="3A7C22" w:themeColor="accent6" w:themeShade="BF"/>
           <w:shd w:val="clear" w:color="auto" w:fill="FFFFFF"/>
         </w:rPr>
-        <w:t>targets.R</w:t>
-      </w:r>
-      <w:proofErr w:type="spellEnd"/>
-      <w:proofErr w:type="gramEnd"/>
-      <w:r>
-        <w:rPr>
-          <w:rFonts w:asciiTheme="majorBidi" w:hAnsiTheme="majorBidi" w:cstheme="majorBidi"/>
-          <w:color w:val="3A7C22" w:themeColor="accent6" w:themeShade="BF"/>
-          <w:shd w:val="clear" w:color="auto" w:fill="FFFFFF"/>
-        </w:rPr>
-        <w:t xml:space="preserve"> </w:t>
-      </w:r>
-      <w:r>
-        <w:rPr>
-          <w:rFonts w:asciiTheme="majorBidi" w:hAnsiTheme="majorBidi" w:cstheme="majorBidi"/>
-          <w:color w:val="000000" w:themeColor="text1"/>
-          <w:shd w:val="clear" w:color="auto" w:fill="FFFFFF"/>
-        </w:rPr>
-        <w:t xml:space="preserve">file as written in </w:t>
-      </w:r>
-      <w:r>
-        <w:rPr>
-          <w:rFonts w:asciiTheme="majorBidi" w:hAnsiTheme="majorBidi" w:cstheme="majorBidi"/>
-          <w:color w:val="3A7C22" w:themeColor="accent6" w:themeShade="BF"/>
-          <w:shd w:val="clear" w:color="auto" w:fill="FFFFFF"/>
-        </w:rPr>
-        <w:t>_</w:t>
-      </w:r>
-      <w:proofErr w:type="spellStart"/>
-      <w:proofErr w:type="gramStart"/>
-      <w:r>
-        <w:rPr>
-          <w:rFonts w:asciiTheme="majorBidi" w:hAnsiTheme="majorBidi" w:cstheme="majorBidi"/>
-          <w:color w:val="3A7C22" w:themeColor="accent6" w:themeShade="BF"/>
-          <w:shd w:val="clear" w:color="auto" w:fill="FFFFFF"/>
-        </w:rPr>
-        <w:t>targets.yaml</w:t>
-      </w:r>
-      <w:proofErr w:type="spellEnd"/>
-      <w:proofErr w:type="gramEnd"/>
-      <w:r>
-        <w:rPr>
-          <w:rFonts w:asciiTheme="majorBidi" w:hAnsiTheme="majorBidi" w:cstheme="majorBidi"/>
-          <w:color w:val="3A7C22" w:themeColor="accent6" w:themeShade="BF"/>
-          <w:shd w:val="clear" w:color="auto" w:fill="FFFFFF"/>
-        </w:rPr>
-        <w:t xml:space="preserve"> </w:t>
+        <w:t xml:space="preserve">_targets.yaml </w:t>
       </w:r>
       <w:r>
         <w:rPr>
@@ -7339,7 +6729,6 @@
           <w:shd w:val="clear" w:color="auto" w:fill="FFFFFF"/>
         </w:rPr>
       </w:pPr>
-      <w:proofErr w:type="spellStart"/>
       <w:r>
         <w:rPr>
           <w:rStyle w:val="Strong"/>
@@ -7349,22 +6738,8 @@
           <w:color w:val="196B24" w:themeColor="accent3"/>
           <w:shd w:val="clear" w:color="auto" w:fill="FFFFFF"/>
         </w:rPr>
-        <w:t>predictor_data_processing_</w:t>
-      </w:r>
-      <w:proofErr w:type="gramStart"/>
-      <w:r>
-        <w:rPr>
-          <w:rStyle w:val="Strong"/>
-          <w:rFonts w:asciiTheme="majorBidi" w:hAnsiTheme="majorBidi" w:cstheme="majorBidi"/>
-          <w:b w:val="0"/>
-          <w:bCs w:val="0"/>
-          <w:color w:val="196B24" w:themeColor="accent3"/>
-          <w:shd w:val="clear" w:color="auto" w:fill="FFFFFF"/>
-        </w:rPr>
-        <w:t>targets.R</w:t>
-      </w:r>
-      <w:proofErr w:type="spellEnd"/>
-      <w:proofErr w:type="gramEnd"/>
+        <w:t>predictor_data_processing_targets.R</w:t>
+      </w:r>
     </w:p>
     <w:p>
       <w:pPr>
@@ -7464,7 +6839,16 @@
           <w:color w:val="1F2328"/>
           <w:shd w:val="clear" w:color="auto" w:fill="FFFFFF"/>
         </w:rPr>
-        <w:t xml:space="preserve"> is set to download from the bucket and it </w:t>
+        <w:t xml:space="preserve"> is set to download from the </w:t>
+      </w:r>
+      <w:r>
+        <w:rPr>
+          <w:rFonts w:asciiTheme="majorBidi" w:hAnsiTheme="majorBidi" w:cstheme="majorBidi"/>
+          <w:color w:val="1F2328"/>
+          <w:shd w:val="clear" w:color="auto" w:fill="FFFFFF"/>
+        </w:rPr>
+        <w:lastRenderedPageBreak/>
+        <w:t xml:space="preserve">bucket and it </w:t>
       </w:r>
       <w:r>
         <w:rPr>
@@ -7504,7 +6888,6 @@
           <w:color w:val="1F2328"/>
           <w:shd w:val="clear" w:color="auto" w:fill="FFFFFF"/>
         </w:rPr>
-        <w:lastRenderedPageBreak/>
         <w:t xml:space="preserve">model </w:t>
       </w:r>
       <w:r>
@@ -7618,26 +7001,14 @@
           <w:shd w:val="clear" w:color="auto" w:fill="FFFFFF"/>
         </w:rPr>
       </w:pPr>
-      <w:proofErr w:type="spellStart"/>
       <w:r>
         <w:rPr>
           <w:rFonts w:asciiTheme="majorBidi" w:hAnsiTheme="majorBidi" w:cstheme="majorBidi"/>
           <w:color w:val="196B24" w:themeColor="accent3"/>
           <w:shd w:val="clear" w:color="auto" w:fill="FFFFFF"/>
         </w:rPr>
-        <w:t>rvf_data_processing_</w:t>
-      </w:r>
-      <w:proofErr w:type="gramStart"/>
-      <w:r>
-        <w:rPr>
-          <w:rFonts w:asciiTheme="majorBidi" w:hAnsiTheme="majorBidi" w:cstheme="majorBidi"/>
-          <w:color w:val="196B24" w:themeColor="accent3"/>
-          <w:shd w:val="clear" w:color="auto" w:fill="FFFFFF"/>
-        </w:rPr>
-        <w:t>targets.R</w:t>
-      </w:r>
-      <w:proofErr w:type="spellEnd"/>
-      <w:proofErr w:type="gramEnd"/>
+        <w:t>rvf_data_processing_targets.R</w:t>
+      </w:r>
     </w:p>
     <w:p>
       <w:pPr>
@@ -7668,7 +7039,6 @@
         </w:rPr>
         <w:t xml:space="preserve"> </w:t>
       </w:r>
-      <w:proofErr w:type="spellStart"/>
       <w:r>
         <w:rPr>
           <w:rFonts w:asciiTheme="majorBidi" w:hAnsiTheme="majorBidi" w:cstheme="majorBidi"/>
@@ -7677,7 +7047,6 @@
         </w:rPr>
         <w:t>rvf</w:t>
       </w:r>
-      <w:proofErr w:type="spellEnd"/>
     </w:p>
     <w:p>
       <w:pPr>
@@ -7739,7 +7108,6 @@
         </w:rPr>
         <w:t xml:space="preserve">master </w:t>
       </w:r>
-      <w:proofErr w:type="spellStart"/>
       <w:r>
         <w:rPr>
           <w:rFonts w:asciiTheme="majorBidi" w:hAnsiTheme="majorBidi" w:cstheme="majorBidi"/>
@@ -7748,7 +7116,6 @@
         </w:rPr>
         <w:t>tibble</w:t>
       </w:r>
-      <w:proofErr w:type="spellEnd"/>
       <w:r>
         <w:rPr>
           <w:rFonts w:asciiTheme="majorBidi" w:hAnsiTheme="majorBidi" w:cstheme="majorBidi"/>
@@ -7828,26 +7195,14 @@
           <w:shd w:val="clear" w:color="auto" w:fill="FFFFFF"/>
         </w:rPr>
       </w:pPr>
-      <w:proofErr w:type="spellStart"/>
       <w:r>
         <w:rPr>
           <w:rFonts w:asciiTheme="majorBidi" w:hAnsiTheme="majorBidi" w:cstheme="majorBidi"/>
           <w:color w:val="196B24" w:themeColor="accent3"/>
           <w:shd w:val="clear" w:color="auto" w:fill="FFFFFF"/>
         </w:rPr>
-        <w:t>model_framework_</w:t>
-      </w:r>
-      <w:proofErr w:type="gramStart"/>
-      <w:r>
-        <w:rPr>
-          <w:rFonts w:asciiTheme="majorBidi" w:hAnsiTheme="majorBidi" w:cstheme="majorBidi"/>
-          <w:color w:val="196B24" w:themeColor="accent3"/>
-          <w:shd w:val="clear" w:color="auto" w:fill="FFFFFF"/>
-        </w:rPr>
-        <w:t>targets.R</w:t>
-      </w:r>
-      <w:proofErr w:type="spellEnd"/>
-      <w:proofErr w:type="gramEnd"/>
+        <w:t>model_framework_targets.R</w:t>
+      </w:r>
     </w:p>
     <w:p>
       <w:pPr>
@@ -7982,69 +7337,80 @@
         </w:rPr>
         <w:t xml:space="preserve">There is also a </w:t>
       </w:r>
-      <w:proofErr w:type="spellStart"/>
       <w:r>
         <w:rPr>
           <w:rFonts w:asciiTheme="majorBidi" w:hAnsiTheme="majorBidi" w:cstheme="majorBidi"/>
           <w:color w:val="196B24" w:themeColor="accent3"/>
         </w:rPr>
-        <w:t>REMIT_</w:t>
-      </w:r>
-      <w:proofErr w:type="gramStart"/>
-      <w:r>
-        <w:rPr>
-          <w:rFonts w:asciiTheme="majorBidi" w:hAnsiTheme="majorBidi" w:cstheme="majorBidi"/>
-          <w:color w:val="196B24" w:themeColor="accent3"/>
-        </w:rPr>
-        <w:t>targets.R</w:t>
-      </w:r>
-      <w:proofErr w:type="spellEnd"/>
-      <w:proofErr w:type="gramEnd"/>
-      <w:r>
-        <w:rPr>
-          <w:rFonts w:asciiTheme="majorBidi" w:hAnsiTheme="majorBidi" w:cstheme="majorBidi"/>
-          <w:color w:val="196B24" w:themeColor="accent3"/>
+        <w:t xml:space="preserve">REMIT_targets.R </w:t>
+      </w:r>
+      <w:r>
+        <w:rPr>
+          <w:rFonts w:asciiTheme="majorBidi" w:hAnsiTheme="majorBidi" w:cstheme="majorBidi"/>
+        </w:rPr>
+        <w:t xml:space="preserve">file (which also shows up in </w:t>
+      </w:r>
+      <w:r>
+        <w:rPr>
+          <w:rFonts w:asciiTheme="majorBidi" w:hAnsiTheme="majorBidi" w:cstheme="majorBidi"/>
+          <w:color w:val="3A7C22" w:themeColor="accent6" w:themeShade="BF"/>
+        </w:rPr>
+        <w:t>_targets.yaml)</w:t>
+      </w:r>
+      <w:r>
+        <w:rPr>
+          <w:rFonts w:asciiTheme="majorBidi" w:hAnsiTheme="majorBidi" w:cstheme="majorBidi"/>
+        </w:rPr>
+        <w:t>. This is for cleaning and combining data for a different RVF project and is not relevant for this project. It was always my intention to move this to a different branch.</w:t>
+      </w:r>
+      <w:bookmarkEnd w:id="68"/>
+    </w:p>
+    <w:p>
+      <w:pPr>
+        <w:rPr>
+          <w:rFonts w:asciiTheme="majorBidi" w:hAnsiTheme="majorBidi" w:cstheme="majorBidi"/>
+          <w:color w:val="1F2328"/>
+          <w:shd w:val="clear" w:color="auto" w:fill="FFFFFF"/>
+        </w:rPr>
+      </w:pPr>
+      <w:r>
+        <w:rPr>
+          <w:rFonts w:asciiTheme="majorBidi" w:hAnsiTheme="majorBidi" w:cstheme="majorBidi"/>
+          <w:b/>
+          <w:bCs/>
+          <w:color w:val="EE0000"/>
+          <w:shd w:val="clear" w:color="auto" w:fill="FFFFFF"/>
+        </w:rPr>
+        <w:t>Note</w:t>
+      </w:r>
+      <w:r>
+        <w:rPr>
+          <w:rFonts w:asciiTheme="majorBidi" w:hAnsiTheme="majorBidi" w:cstheme="majorBidi"/>
+          <w:b/>
+          <w:bCs/>
+          <w:color w:val="EE0000"/>
+          <w:shd w:val="clear" w:color="auto" w:fill="FFFFFF"/>
+        </w:rPr>
+        <w:t>:</w:t>
+      </w:r>
+      <w:r>
+        <w:rPr>
+          <w:rFonts w:asciiTheme="majorBidi" w:hAnsiTheme="majorBidi" w:cstheme="majorBidi"/>
+          <w:b/>
+          <w:bCs/>
+          <w:color w:val="EE0000"/>
+          <w:shd w:val="clear" w:color="auto" w:fill="FFFFFF"/>
         </w:rPr>
         <w:t xml:space="preserve"> </w:t>
       </w:r>
       <w:r>
         <w:rPr>
           <w:rFonts w:asciiTheme="majorBidi" w:hAnsiTheme="majorBidi" w:cstheme="majorBidi"/>
-        </w:rPr>
-        <w:t xml:space="preserve">file (which also shows up in </w:t>
-      </w:r>
-      <w:r>
-        <w:rPr>
-          <w:rFonts w:asciiTheme="majorBidi" w:hAnsiTheme="majorBidi" w:cstheme="majorBidi"/>
-          <w:color w:val="3A7C22" w:themeColor="accent6" w:themeShade="BF"/>
-        </w:rPr>
-        <w:t>_</w:t>
-      </w:r>
-      <w:proofErr w:type="spellStart"/>
-      <w:proofErr w:type="gramStart"/>
-      <w:r>
-        <w:rPr>
-          <w:rFonts w:asciiTheme="majorBidi" w:hAnsiTheme="majorBidi" w:cstheme="majorBidi"/>
-          <w:color w:val="3A7C22" w:themeColor="accent6" w:themeShade="BF"/>
-        </w:rPr>
-        <w:t>targets.yaml</w:t>
-      </w:r>
-      <w:proofErr w:type="spellEnd"/>
-      <w:proofErr w:type="gramEnd"/>
-      <w:r>
-        <w:rPr>
-          <w:rFonts w:asciiTheme="majorBidi" w:hAnsiTheme="majorBidi" w:cstheme="majorBidi"/>
-          <w:color w:val="3A7C22" w:themeColor="accent6" w:themeShade="BF"/>
-        </w:rPr>
-        <w:t>)</w:t>
-      </w:r>
-      <w:r>
-        <w:rPr>
-          <w:rFonts w:asciiTheme="majorBidi" w:hAnsiTheme="majorBidi" w:cstheme="majorBidi"/>
-        </w:rPr>
-        <w:t>. This is for cleaning and combining data for a different RVF project and is not relevant for this project. It was always my intention to move this to a different branch.</w:t>
-      </w:r>
-      <w:bookmarkEnd w:id="68"/>
+          <w:color w:val="000000" w:themeColor="text1"/>
+          <w:shd w:val="clear" w:color="auto" w:fill="FFFFFF"/>
+        </w:rPr>
+        <w:t>See docs/model_supplement.qmd and docs/model_supplement.html for more details on the data and model</w:t>
+      </w:r>
     </w:p>
     <w:p>
       <w:pPr>
@@ -8123,7 +7489,6 @@
           <w:shd w:val="clear" w:color="auto" w:fill="FFFFFF"/>
         </w:rPr>
       </w:pPr>
-      <w:proofErr w:type="spellStart"/>
       <w:r>
         <w:rPr>
           <w:rStyle w:val="Strong"/>
@@ -8133,22 +7498,8 @@
           <w:color w:val="196B24" w:themeColor="accent3"/>
           <w:shd w:val="clear" w:color="auto" w:fill="FFFFFF"/>
         </w:rPr>
-        <w:t>predictor_data_processing_</w:t>
-      </w:r>
-      <w:proofErr w:type="gramStart"/>
-      <w:r>
-        <w:rPr>
-          <w:rStyle w:val="Strong"/>
-          <w:rFonts w:asciiTheme="majorBidi" w:hAnsiTheme="majorBidi" w:cstheme="majorBidi"/>
-          <w:b w:val="0"/>
-          <w:bCs w:val="0"/>
-          <w:color w:val="196B24" w:themeColor="accent3"/>
-          <w:shd w:val="clear" w:color="auto" w:fill="FFFFFF"/>
-        </w:rPr>
-        <w:t>targets.R</w:t>
-      </w:r>
-      <w:proofErr w:type="spellEnd"/>
-      <w:proofErr w:type="gramEnd"/>
+        <w:t>predictor_data_processing_targets.R</w:t>
+      </w:r>
     </w:p>
     <w:p>
       <w:pPr>
@@ -8289,7 +7640,16 @@
           <w:color w:val="1F2328"/>
           <w:shd w:val="clear" w:color="auto" w:fill="FFFFFF"/>
         </w:rPr>
-        <w:t xml:space="preserve"> regardless of whether or not the bucket is in fact </w:t>
+        <w:t xml:space="preserve"> regardless of </w:t>
+      </w:r>
+      <w:r>
+        <w:rPr>
+          <w:rFonts w:asciiTheme="majorBidi" w:hAnsiTheme="majorBidi" w:cstheme="majorBidi"/>
+          <w:color w:val="1F2328"/>
+          <w:shd w:val="clear" w:color="auto" w:fill="FFFFFF"/>
+        </w:rPr>
+        <w:lastRenderedPageBreak/>
+        <w:t xml:space="preserve">whether or not the bucket is in fact </w:t>
       </w:r>
       <w:r>
         <w:rPr>
@@ -8351,7 +7711,6 @@
           <w:color w:val="1F2328"/>
           <w:shd w:val="clear" w:color="auto" w:fill="FFFFFF"/>
         </w:rPr>
-        <w:lastRenderedPageBreak/>
         <w:t xml:space="preserve">Options exist to skip </w:t>
       </w:r>
       <w:r>
@@ -8370,31 +7729,53 @@
         </w:rPr>
         <w:t xml:space="preserve"> download (</w:t>
       </w:r>
-      <w:proofErr w:type="spellStart"/>
       <w:r>
         <w:rPr>
           <w:rFonts w:asciiTheme="majorBidi" w:hAnsiTheme="majorBidi" w:cstheme="majorBidi"/>
           <w:color w:val="BF4E14" w:themeColor="accent2" w:themeShade="BF"/>
           <w:shd w:val="clear" w:color="auto" w:fill="FFFFFF"/>
         </w:rPr>
-        <w:t>skip_fetch</w:t>
-      </w:r>
-      <w:proofErr w:type="spellEnd"/>
+        <w:t>skip_fetch = TRUE</w:t>
+      </w:r>
+      <w:r>
+        <w:rPr>
+          <w:rFonts w:asciiTheme="majorBidi" w:hAnsiTheme="majorBidi" w:cstheme="majorBidi"/>
+          <w:color w:val="1F2328"/>
+          <w:shd w:val="clear" w:color="auto" w:fill="FFFFFF"/>
+        </w:rPr>
+        <w:t xml:space="preserve">) in the first </w:t>
+      </w:r>
+      <w:r>
+        <w:rPr>
+          <w:rFonts w:asciiTheme="majorBidi" w:hAnsiTheme="majorBidi" w:cstheme="majorBidi"/>
+          <w:color w:val="215E99" w:themeColor="text2" w:themeTint="BF"/>
+          <w:shd w:val="clear" w:color="auto" w:fill="FFFFFF"/>
+        </w:rPr>
+        <w:t>_AWS</w:t>
+      </w:r>
+      <w:r>
+        <w:rPr>
+          <w:rFonts w:asciiTheme="majorBidi" w:hAnsiTheme="majorBidi" w:cstheme="majorBidi"/>
+          <w:color w:val="1F2328"/>
+          <w:shd w:val="clear" w:color="auto" w:fill="FFFFFF"/>
+        </w:rPr>
+        <w:t xml:space="preserve"> function, AWS upload (</w:t>
+      </w:r>
       <w:r>
         <w:rPr>
           <w:rFonts w:asciiTheme="majorBidi" w:hAnsiTheme="majorBidi" w:cstheme="majorBidi"/>
           <w:color w:val="BF4E14" w:themeColor="accent2" w:themeShade="BF"/>
           <w:shd w:val="clear" w:color="auto" w:fill="FFFFFF"/>
         </w:rPr>
-        <w:t xml:space="preserve"> = TRUE</w:t>
-      </w:r>
-      <w:r>
-        <w:rPr>
-          <w:rFonts w:asciiTheme="majorBidi" w:hAnsiTheme="majorBidi" w:cstheme="majorBidi"/>
-          <w:color w:val="1F2328"/>
-          <w:shd w:val="clear" w:color="auto" w:fill="FFFFFF"/>
-        </w:rPr>
-        <w:t xml:space="preserve">) in the first </w:t>
+        <w:t>overwrite = FALSE</w:t>
+      </w:r>
+      <w:r>
+        <w:rPr>
+          <w:rFonts w:asciiTheme="majorBidi" w:hAnsiTheme="majorBidi" w:cstheme="majorBidi"/>
+          <w:color w:val="1F2328"/>
+          <w:shd w:val="clear" w:color="auto" w:fill="FFFFFF"/>
+        </w:rPr>
+        <w:t xml:space="preserve">) in the </w:t>
       </w:r>
       <w:r>
         <w:rPr>
@@ -8407,60 +7788,10 @@
       <w:r>
         <w:rPr>
           <w:rFonts w:asciiTheme="majorBidi" w:hAnsiTheme="majorBidi" w:cstheme="majorBidi"/>
-          <w:color w:val="1F2328"/>
-          <w:shd w:val="clear" w:color="auto" w:fill="FFFFFF"/>
-        </w:rPr>
-        <w:t xml:space="preserve"> function, AWS upload (</w:t>
-      </w:r>
-      <w:r>
-        <w:rPr>
-          <w:rFonts w:asciiTheme="majorBidi" w:hAnsiTheme="majorBidi" w:cstheme="majorBidi"/>
-          <w:color w:val="BF4E14" w:themeColor="accent2" w:themeShade="BF"/>
-          <w:shd w:val="clear" w:color="auto" w:fill="FFFFFF"/>
-        </w:rPr>
-        <w:t>overwrite = FALSE</w:t>
-      </w:r>
-      <w:r>
-        <w:rPr>
-          <w:rFonts w:asciiTheme="majorBidi" w:hAnsiTheme="majorBidi" w:cstheme="majorBidi"/>
-          <w:color w:val="1F2328"/>
-          <w:shd w:val="clear" w:color="auto" w:fill="FFFFFF"/>
-        </w:rPr>
-        <w:t xml:space="preserve">) in the </w:t>
-      </w:r>
-      <w:r>
-        <w:rPr>
-          <w:rFonts w:asciiTheme="majorBidi" w:hAnsiTheme="majorBidi" w:cstheme="majorBidi"/>
           <w:color w:val="215E99" w:themeColor="text2" w:themeTint="BF"/>
           <w:shd w:val="clear" w:color="auto" w:fill="FFFFFF"/>
         </w:rPr>
-        <w:t>_</w:t>
-      </w:r>
-      <w:proofErr w:type="spellStart"/>
-      <w:r>
-        <w:rPr>
-          <w:rFonts w:asciiTheme="majorBidi" w:hAnsiTheme="majorBidi" w:cstheme="majorBidi"/>
-          <w:color w:val="215E99" w:themeColor="text2" w:themeTint="BF"/>
-          <w:shd w:val="clear" w:color="auto" w:fill="FFFFFF"/>
-        </w:rPr>
-        <w:t>AWS</w:t>
-      </w:r>
-      <w:r>
-        <w:rPr>
-          <w:rFonts w:asciiTheme="majorBidi" w:hAnsiTheme="majorBidi" w:cstheme="majorBidi"/>
-          <w:color w:val="215E99" w:themeColor="text2" w:themeTint="BF"/>
-          <w:shd w:val="clear" w:color="auto" w:fill="FFFFFF"/>
-        </w:rPr>
-        <w:t>_upload</w:t>
-      </w:r>
-      <w:proofErr w:type="spellEnd"/>
-      <w:r>
-        <w:rPr>
-          <w:rFonts w:asciiTheme="majorBidi" w:hAnsiTheme="majorBidi" w:cstheme="majorBidi"/>
-          <w:color w:val="215E99" w:themeColor="text2" w:themeTint="BF"/>
-          <w:shd w:val="clear" w:color="auto" w:fill="FFFFFF"/>
-        </w:rPr>
-        <w:t xml:space="preserve"> </w:t>
+        <w:t xml:space="preserve">_upload </w:t>
       </w:r>
       <w:r>
         <w:rPr>
@@ -8614,7 +7945,6 @@
         </w:rPr>
         <w:t xml:space="preserve">: </w:t>
       </w:r>
-      <w:proofErr w:type="spellStart"/>
       <w:r>
         <w:rPr>
           <w:rFonts w:asciiTheme="majorBidi" w:hAnsiTheme="majorBidi" w:cstheme="majorBidi"/>
@@ -8623,7 +7953,6 @@
         </w:rPr>
         <w:t>glw_urls</w:t>
       </w:r>
-      <w:proofErr w:type="spellEnd"/>
       <w:r>
         <w:rPr>
           <w:rFonts w:asciiTheme="majorBidi" w:hAnsiTheme="majorBidi" w:cstheme="majorBidi"/>
@@ -8632,7 +7961,6 @@
         </w:rPr>
         <w:t xml:space="preserve">, </w:t>
       </w:r>
-      <w:proofErr w:type="spellStart"/>
       <w:r>
         <w:rPr>
           <w:rFonts w:asciiTheme="majorBidi" w:hAnsiTheme="majorBidi" w:cstheme="majorBidi"/>
@@ -8641,7 +7969,6 @@
         </w:rPr>
         <w:t>glw_directory</w:t>
       </w:r>
-      <w:proofErr w:type="spellEnd"/>
       <w:r>
         <w:rPr>
           <w:rFonts w:asciiTheme="majorBidi" w:hAnsiTheme="majorBidi" w:cstheme="majorBidi"/>
@@ -8650,7 +7977,6 @@
         </w:rPr>
         <w:t xml:space="preserve">, </w:t>
       </w:r>
-      <w:proofErr w:type="spellStart"/>
       <w:r>
         <w:rPr>
           <w:rFonts w:asciiTheme="majorBidi" w:hAnsiTheme="majorBidi" w:cstheme="majorBidi"/>
@@ -8659,7 +7985,6 @@
         </w:rPr>
         <w:t>glw_AWS</w:t>
       </w:r>
-      <w:proofErr w:type="spellEnd"/>
       <w:r>
         <w:rPr>
           <w:rFonts w:asciiTheme="majorBidi" w:hAnsiTheme="majorBidi" w:cstheme="majorBidi"/>
@@ -8668,7 +7993,6 @@
         </w:rPr>
         <w:t xml:space="preserve">, </w:t>
       </w:r>
-      <w:proofErr w:type="spellStart"/>
       <w:r>
         <w:rPr>
           <w:rFonts w:asciiTheme="majorBidi" w:hAnsiTheme="majorBidi" w:cstheme="majorBidi"/>
@@ -8677,7 +8001,6 @@
         </w:rPr>
         <w:t>glw_preprocessed</w:t>
       </w:r>
-      <w:proofErr w:type="spellEnd"/>
       <w:r>
         <w:rPr>
           <w:rFonts w:asciiTheme="majorBidi" w:hAnsiTheme="majorBidi" w:cstheme="majorBidi"/>
@@ -8694,7 +8017,6 @@
         </w:rPr>
         <w:t xml:space="preserve">and </w:t>
       </w:r>
-      <w:proofErr w:type="spellStart"/>
       <w:r>
         <w:rPr>
           <w:rFonts w:asciiTheme="majorBidi" w:hAnsiTheme="majorBidi" w:cstheme="majorBidi"/>
@@ -8703,7 +8025,6 @@
         </w:rPr>
         <w:t>glw_preprocessed_AWS_upload</w:t>
       </w:r>
-      <w:proofErr w:type="spellEnd"/>
     </w:p>
     <w:p>
       <w:pPr>
@@ -8756,16 +8077,7 @@
           <w:color w:val="1F2328"/>
           <w:shd w:val="clear" w:color="auto" w:fill="FFFFFF"/>
         </w:rPr>
-        <w:t xml:space="preserve">) are pointers </w:t>
-      </w:r>
-      <w:proofErr w:type="gramStart"/>
-      <w:r>
-        <w:rPr>
-          <w:rFonts w:asciiTheme="majorBidi" w:hAnsiTheme="majorBidi" w:cstheme="majorBidi"/>
-          <w:color w:val="1F2328"/>
-          <w:shd w:val="clear" w:color="auto" w:fill="FFFFFF"/>
-        </w:rPr>
-        <w:t xml:space="preserve">to </w:t>
+        <w:t xml:space="preserve">) are pointers to </w:t>
       </w:r>
       <w:r>
         <w:rPr>
@@ -8775,7 +8087,6 @@
         </w:rPr>
         <w:t>.parquet</w:t>
       </w:r>
-      <w:proofErr w:type="gramEnd"/>
       <w:r>
         <w:rPr>
           <w:rFonts w:asciiTheme="majorBidi" w:hAnsiTheme="majorBidi" w:cstheme="majorBidi"/>
@@ -8824,7 +8135,6 @@
         </w:rPr>
         <w:t xml:space="preserve"> target). </w:t>
       </w:r>
-      <w:proofErr w:type="gramStart"/>
       <w:r>
         <w:rPr>
           <w:rFonts w:asciiTheme="majorBidi" w:hAnsiTheme="majorBidi" w:cstheme="majorBidi"/>
@@ -8841,7 +8151,6 @@
         </w:rPr>
         <w:t>.parquet</w:t>
       </w:r>
-      <w:proofErr w:type="gramEnd"/>
       <w:r>
         <w:rPr>
           <w:rFonts w:asciiTheme="majorBidi" w:hAnsiTheme="majorBidi" w:cstheme="majorBidi"/>
@@ -9160,25 +8469,7 @@
           <w:color w:val="1F2328"/>
           <w:shd w:val="clear" w:color="auto" w:fill="FFFFFF"/>
         </w:rPr>
-        <w:t>MODIS/</w:t>
-      </w:r>
-      <w:proofErr w:type="spellStart"/>
-      <w:r>
-        <w:rPr>
-          <w:rFonts w:asciiTheme="majorBidi" w:hAnsiTheme="majorBidi" w:cstheme="majorBidi"/>
-          <w:color w:val="1F2328"/>
-          <w:shd w:val="clear" w:color="auto" w:fill="FFFFFF"/>
-        </w:rPr>
-        <w:t>AppEEARS</w:t>
-      </w:r>
-      <w:proofErr w:type="spellEnd"/>
-      <w:r>
-        <w:rPr>
-          <w:rFonts w:asciiTheme="majorBidi" w:hAnsiTheme="majorBidi" w:cstheme="majorBidi"/>
-          <w:color w:val="1F2328"/>
-          <w:shd w:val="clear" w:color="auto" w:fill="FFFFFF"/>
-        </w:rPr>
-        <w:t xml:space="preserve"> bundle processing: Bundle requests may take time to process or fail temporarily</w:t>
+        <w:t>MODIS/AppEEARS bundle processing: Bundle requests may take time to process or fail temporarily</w:t>
       </w:r>
     </w:p>
     <w:p>
@@ -9275,6 +8566,7 @@
           <w:color w:val="BF4E14" w:themeColor="accent2" w:themeShade="BF"/>
           <w:shd w:val="clear" w:color="auto" w:fill="FFFFFF"/>
         </w:rPr>
+        <w:lastRenderedPageBreak/>
         <w:t>AWS_DEFAULT_REGION=auto</w:t>
       </w:r>
     </w:p>
@@ -9311,7 +8603,6 @@
           <w:color w:val="BF4E14" w:themeColor="accent2" w:themeShade="BF"/>
           <w:shd w:val="clear" w:color="auto" w:fill="FFFFFF"/>
         </w:rPr>
-        <w:lastRenderedPageBreak/>
         <w:t>AWS_BUCKET_ID=your-bucket-name</w:t>
       </w:r>
     </w:p>
@@ -9384,25 +8675,7 @@
           <w:color w:val="BF4E14" w:themeColor="accent2" w:themeShade="BF"/>
           <w:shd w:val="clear" w:color="auto" w:fill="FFFFFF"/>
         </w:rPr>
-        <w:t>AWS_ENDPOINT_URL=</w:t>
-      </w:r>
-      <w:proofErr w:type="gramStart"/>
-      <w:r>
-        <w:rPr>
-          <w:rFonts w:asciiTheme="majorBidi" w:hAnsiTheme="majorBidi" w:cstheme="majorBidi"/>
-          <w:color w:val="BF4E14" w:themeColor="accent2" w:themeShade="BF"/>
-          <w:shd w:val="clear" w:color="auto" w:fill="FFFFFF"/>
-        </w:rPr>
-        <w:t>https://${</w:t>
-      </w:r>
-      <w:proofErr w:type="gramEnd"/>
-      <w:r>
-        <w:rPr>
-          <w:rFonts w:asciiTheme="majorBidi" w:hAnsiTheme="majorBidi" w:cstheme="majorBidi"/>
-          <w:color w:val="BF4E14" w:themeColor="accent2" w:themeShade="BF"/>
-          <w:shd w:val="clear" w:color="auto" w:fill="FFFFFF"/>
-        </w:rPr>
-        <w:t>AWS_S3_ENDPOINT}</w:t>
+        <w:t>AWS_ENDPOINT_URL=https://${AWS_S3_ENDPOINT}</w:t>
       </w:r>
     </w:p>
     <w:p>
@@ -9429,25 +8702,7 @@
           <w:color w:val="1F2328"/>
           <w:shd w:val="clear" w:color="auto" w:fill="FFFFFF"/>
         </w:rPr>
-        <w:t xml:space="preserve">The pipeline works with any S3-compatible storage including AWS S3, Cloudflare R2, </w:t>
-      </w:r>
-      <w:proofErr w:type="spellStart"/>
-      <w:r>
-        <w:rPr>
-          <w:rFonts w:asciiTheme="majorBidi" w:hAnsiTheme="majorBidi" w:cstheme="majorBidi"/>
-          <w:color w:val="1F2328"/>
-          <w:shd w:val="clear" w:color="auto" w:fill="FFFFFF"/>
-        </w:rPr>
-        <w:t>MinIO</w:t>
-      </w:r>
-      <w:proofErr w:type="spellEnd"/>
-      <w:r>
-        <w:rPr>
-          <w:rFonts w:asciiTheme="majorBidi" w:hAnsiTheme="majorBidi" w:cstheme="majorBidi"/>
-          <w:color w:val="1F2328"/>
-          <w:shd w:val="clear" w:color="auto" w:fill="FFFFFF"/>
-        </w:rPr>
-        <w:t>, etc. See docs/dynamic_branching_guide.md for details on how the pipeline uses cloud storage for incremental updates and team collaboration.</w:t>
+        <w:t>The pipeline works with any S3-compatible storage including AWS S3, Cloudflare R2, MinIO, etc. See docs/dynamic_branching_guide.md for details on how the pipeline uses cloud storage for incremental updates and team collaboration.</w:t>
       </w:r>
     </w:p>
     <w:p>
@@ -9777,25 +9032,7 @@
           <w:color w:val="1F2328"/>
           <w:shd w:val="clear" w:color="auto" w:fill="FFFFFF"/>
         </w:rPr>
-        <w:t xml:space="preserve">If data files become </w:t>
-      </w:r>
-      <w:proofErr w:type="gramStart"/>
-      <w:r>
-        <w:rPr>
-          <w:rFonts w:asciiTheme="majorBidi" w:hAnsiTheme="majorBidi" w:cstheme="majorBidi"/>
-          <w:color w:val="1F2328"/>
-          <w:shd w:val="clear" w:color="auto" w:fill="FFFFFF"/>
-        </w:rPr>
-        <w:t>corrupted</w:t>
-      </w:r>
-      <w:proofErr w:type="gramEnd"/>
-      <w:r>
-        <w:rPr>
-          <w:rFonts w:asciiTheme="majorBidi" w:hAnsiTheme="majorBidi" w:cstheme="majorBidi"/>
-          <w:color w:val="1F2328"/>
-          <w:shd w:val="clear" w:color="auto" w:fill="FFFFFF"/>
-        </w:rPr>
-        <w:t xml:space="preserve"> they can be re-generated from the raw sources by setting the </w:t>
+        <w:t xml:space="preserve">If data files become corrupted they can be re-generated from the raw sources by setting the </w:t>
       </w:r>
       <w:r>
         <w:rPr>
@@ -9827,7 +9064,16 @@
           <w:color w:val="1F2328"/>
           <w:shd w:val="clear" w:color="auto" w:fill="FFFFFF"/>
         </w:rPr>
-        <w:t xml:space="preserve">file. This will prevent the pipeline from first downloading the data from cloud storage, re-download and process the raw data from the original sources, and upload the processed files to cloud storage for future use. Note that, under normal use, these should always be set to </w:t>
+        <w:t xml:space="preserve">file. This will prevent the pipeline from first downloading the data from cloud storage, re-download and process the raw data from the original sources, and upload the processed files to cloud storage for future use. Note that, under </w:t>
+      </w:r>
+      <w:r>
+        <w:rPr>
+          <w:rFonts w:asciiTheme="majorBidi" w:hAnsiTheme="majorBidi" w:cstheme="majorBidi"/>
+          <w:color w:val="1F2328"/>
+          <w:shd w:val="clear" w:color="auto" w:fill="FFFFFF"/>
+        </w:rPr>
+        <w:lastRenderedPageBreak/>
+        <w:t xml:space="preserve">normal use, these should always be set to </w:t>
       </w:r>
       <w:r>
         <w:rPr>
@@ -9843,16 +9089,7 @@
           <w:color w:val="1F2328"/>
           <w:shd w:val="clear" w:color="auto" w:fill="FFFFFF"/>
         </w:rPr>
-        <w:t xml:space="preserve">. The pipeline will automatically download any </w:t>
-      </w:r>
-      <w:r>
-        <w:rPr>
-          <w:rFonts w:asciiTheme="majorBidi" w:hAnsiTheme="majorBidi" w:cstheme="majorBidi"/>
-          <w:color w:val="1F2328"/>
-          <w:shd w:val="clear" w:color="auto" w:fill="FFFFFF"/>
-        </w:rPr>
-        <w:lastRenderedPageBreak/>
-        <w:t>missing data without having to change these settings. This is only to replace data that has already been downloaded and processed mainly for pipeline development purposes.</w:t>
+        <w:t>. The pipeline will automatically download any missing data without having to change these settings. This is only to replace data that has already been downloaded and processed mainly for pipeline development purposes.</w:t>
       </w:r>
     </w:p>
     <w:p>
@@ -9920,7 +9157,6 @@
         </w:rPr>
         <w:t xml:space="preserve"> (</w:t>
       </w:r>
-      <w:proofErr w:type="spellStart"/>
       <w:r>
         <w:rPr>
           <w:rStyle w:val="Strong"/>
@@ -9930,22 +9166,8 @@
           <w:color w:val="196B24" w:themeColor="accent3"/>
           <w:shd w:val="clear" w:color="auto" w:fill="FFFFFF"/>
         </w:rPr>
-        <w:t>predictor_data_processing_</w:t>
-      </w:r>
-      <w:proofErr w:type="gramStart"/>
-      <w:r>
-        <w:rPr>
-          <w:rStyle w:val="Strong"/>
-          <w:rFonts w:asciiTheme="majorBidi" w:hAnsiTheme="majorBidi" w:cstheme="majorBidi"/>
-          <w:b w:val="0"/>
-          <w:bCs w:val="0"/>
-          <w:color w:val="196B24" w:themeColor="accent3"/>
-          <w:shd w:val="clear" w:color="auto" w:fill="FFFFFF"/>
-        </w:rPr>
-        <w:t>targets.R</w:t>
-      </w:r>
-      <w:proofErr w:type="spellEnd"/>
-      <w:proofErr w:type="gramEnd"/>
+        <w:t>predictor_data_processing_targets.R</w:t>
+      </w:r>
       <w:r>
         <w:rPr>
           <w:rFonts w:asciiTheme="majorBidi" w:hAnsiTheme="majorBidi" w:cstheme="majorBidi"/>
@@ -9978,41 +9200,13 @@
         </w:rPr>
         <w:t xml:space="preserve">groups of similar targets with the use of the function </w:t>
       </w:r>
-      <w:proofErr w:type="spellStart"/>
       <w:r>
         <w:rPr>
           <w:rFonts w:asciiTheme="majorBidi" w:hAnsiTheme="majorBidi" w:cstheme="majorBidi"/>
           <w:color w:val="BF4E14" w:themeColor="accent2" w:themeShade="BF"/>
           <w:shd w:val="clear" w:color="auto" w:fill="FFFFFF"/>
         </w:rPr>
-        <w:t>tar_</w:t>
-      </w:r>
-      <w:proofErr w:type="gramStart"/>
-      <w:r>
-        <w:rPr>
-          <w:rFonts w:asciiTheme="majorBidi" w:hAnsiTheme="majorBidi" w:cstheme="majorBidi"/>
-          <w:color w:val="BF4E14" w:themeColor="accent2" w:themeShade="BF"/>
-          <w:shd w:val="clear" w:color="auto" w:fill="FFFFFF"/>
-        </w:rPr>
-        <w:t>plan</w:t>
-      </w:r>
-      <w:proofErr w:type="spellEnd"/>
-      <w:r>
-        <w:rPr>
-          <w:rFonts w:asciiTheme="majorBidi" w:hAnsiTheme="majorBidi" w:cstheme="majorBidi"/>
-          <w:color w:val="BF4E14" w:themeColor="accent2" w:themeShade="BF"/>
-          <w:shd w:val="clear" w:color="auto" w:fill="FFFFFF"/>
-        </w:rPr>
-        <w:t>(</w:t>
-      </w:r>
-      <w:proofErr w:type="gramEnd"/>
-      <w:r>
-        <w:rPr>
-          <w:rFonts w:asciiTheme="majorBidi" w:hAnsiTheme="majorBidi" w:cstheme="majorBidi"/>
-          <w:color w:val="BF4E14" w:themeColor="accent2" w:themeShade="BF"/>
-          <w:shd w:val="clear" w:color="auto" w:fill="FFFFFF"/>
-        </w:rPr>
-        <w:t>)</w:t>
+        <w:t>tar_plan()</w:t>
       </w:r>
       <w:r>
         <w:rPr>
@@ -10036,7 +9230,6 @@
           <w:shd w:val="clear" w:color="auto" w:fill="FFFFFF"/>
         </w:rPr>
       </w:pPr>
-      <w:proofErr w:type="spellStart"/>
       <w:r>
         <w:rPr>
           <w:rFonts w:asciiTheme="majorBidi" w:hAnsiTheme="majorBidi" w:cstheme="majorBidi"/>
@@ -10046,7 +9239,6 @@
         </w:rPr>
         <w:t>static_targets</w:t>
       </w:r>
-      <w:proofErr w:type="spellEnd"/>
       <w:r>
         <w:rPr>
           <w:rFonts w:asciiTheme="majorBidi" w:hAnsiTheme="majorBidi" w:cstheme="majorBidi"/>
@@ -10232,21 +9424,7 @@
         <w:rPr>
           <w:rFonts w:asciiTheme="majorBidi" w:hAnsiTheme="majorBidi" w:cstheme="majorBidi"/>
         </w:rPr>
-        <w:t xml:space="preserve"> (full </w:t>
-      </w:r>
-      <w:proofErr w:type="spellStart"/>
-      <w:r>
-        <w:rPr>
-          <w:rFonts w:asciiTheme="majorBidi" w:hAnsiTheme="majorBidi" w:cstheme="majorBidi"/>
-        </w:rPr>
-        <w:t>urls</w:t>
-      </w:r>
-      <w:proofErr w:type="spellEnd"/>
-      <w:r>
-        <w:rPr>
-          <w:rFonts w:asciiTheme="majorBidi" w:hAnsiTheme="majorBidi" w:cstheme="majorBidi"/>
-        </w:rPr>
-        <w:t xml:space="preserve"> given in code)</w:t>
+        <w:t xml:space="preserve"> (full urls given in code)</w:t>
       </w:r>
     </w:p>
     <w:p>
@@ -10296,21 +9474,7 @@
         <w:rPr>
           <w:rFonts w:asciiTheme="majorBidi" w:hAnsiTheme="majorBidi" w:cstheme="majorBidi"/>
         </w:rPr>
-        <w:t xml:space="preserve"> (full </w:t>
-      </w:r>
-      <w:proofErr w:type="spellStart"/>
-      <w:r>
-        <w:rPr>
-          <w:rFonts w:asciiTheme="majorBidi" w:hAnsiTheme="majorBidi" w:cstheme="majorBidi"/>
-        </w:rPr>
-        <w:t>urls</w:t>
-      </w:r>
-      <w:proofErr w:type="spellEnd"/>
-      <w:r>
-        <w:rPr>
-          <w:rFonts w:asciiTheme="majorBidi" w:hAnsiTheme="majorBidi" w:cstheme="majorBidi"/>
-        </w:rPr>
-        <w:t xml:space="preserve"> given in code)</w:t>
+        <w:t xml:space="preserve"> (full urls given in code)</w:t>
       </w:r>
     </w:p>
     <w:p>
@@ -10366,21 +9530,7 @@
         <w:rPr>
           <w:rFonts w:asciiTheme="majorBidi" w:hAnsiTheme="majorBidi" w:cstheme="majorBidi"/>
         </w:rPr>
-        <w:t xml:space="preserve"> (full </w:t>
-      </w:r>
-      <w:proofErr w:type="spellStart"/>
-      <w:r>
-        <w:rPr>
-          <w:rFonts w:asciiTheme="majorBidi" w:hAnsiTheme="majorBidi" w:cstheme="majorBidi"/>
-        </w:rPr>
-        <w:t>urls</w:t>
-      </w:r>
-      <w:proofErr w:type="spellEnd"/>
-      <w:r>
-        <w:rPr>
-          <w:rFonts w:asciiTheme="majorBidi" w:hAnsiTheme="majorBidi" w:cstheme="majorBidi"/>
-        </w:rPr>
-        <w:t xml:space="preserve"> given in code)</w:t>
+        <w:t xml:space="preserve"> (full urls given in code)</w:t>
       </w:r>
     </w:p>
     <w:p>
@@ -10420,115 +9570,56 @@
         </w:rPr>
         <w:t xml:space="preserve">Elevation data accessed via the </w:t>
       </w:r>
-      <w:proofErr w:type="spellStart"/>
       <w:r>
         <w:rPr>
           <w:rFonts w:asciiTheme="majorBidi" w:hAnsiTheme="majorBidi" w:cstheme="majorBidi"/>
           <w:color w:val="BF4E14" w:themeColor="accent2" w:themeShade="BF"/>
         </w:rPr>
-        <w:t>elevation_</w:t>
-      </w:r>
-      <w:proofErr w:type="gramStart"/>
+        <w:t>elevation_global()</w:t>
+      </w:r>
+      <w:r>
+        <w:rPr>
+          <w:rFonts w:asciiTheme="majorBidi" w:hAnsiTheme="majorBidi" w:cstheme="majorBidi"/>
+        </w:rPr>
+        <w:t xml:space="preserve"> function of the</w:t>
+      </w:r>
       <w:r>
         <w:rPr>
           <w:rFonts w:asciiTheme="majorBidi" w:hAnsiTheme="majorBidi" w:cstheme="majorBidi"/>
           <w:color w:val="BF4E14" w:themeColor="accent2" w:themeShade="BF"/>
         </w:rPr>
-        <w:t>global</w:t>
-      </w:r>
-      <w:proofErr w:type="spellEnd"/>
+        <w:t xml:space="preserve"> geodata </w:t>
+      </w:r>
+      <w:r>
+        <w:rPr>
+          <w:rFonts w:asciiTheme="majorBidi" w:hAnsiTheme="majorBidi" w:cstheme="majorBidi"/>
+        </w:rPr>
+        <w:t xml:space="preserve">package </w:t>
+      </w:r>
+      <w:r>
+        <w:rPr>
+          <w:rFonts w:asciiTheme="majorBidi" w:hAnsiTheme="majorBidi" w:cstheme="majorBidi"/>
+        </w:rPr>
+        <w:t>(https://rdrr.io/cran/geodata/man/elevation.html) in R, drawn from the Shuttle Radar Topography Mission (SRTM) at resolution of 0.5 minutes of a degree</w:t>
+      </w:r>
+      <w:r>
+        <w:rPr>
+          <w:rFonts w:asciiTheme="majorBidi" w:hAnsiTheme="majorBidi" w:cstheme="majorBidi"/>
+        </w:rPr>
+        <w:t>;</w:t>
+      </w:r>
+      <w:r>
+        <w:rPr>
+          <w:rFonts w:asciiTheme="majorBidi" w:hAnsiTheme="majorBidi" w:cstheme="majorBidi"/>
+        </w:rPr>
+        <w:t xml:space="preserve"> </w:t>
+      </w:r>
       <w:r>
         <w:rPr>
           <w:rFonts w:asciiTheme="majorBidi" w:hAnsiTheme="majorBidi" w:cstheme="majorBidi"/>
           <w:color w:val="BF4E14" w:themeColor="accent2" w:themeShade="BF"/>
         </w:rPr>
-        <w:t>(</w:t>
-      </w:r>
-      <w:proofErr w:type="gramEnd"/>
-      <w:r>
-        <w:rPr>
-          <w:rFonts w:asciiTheme="majorBidi" w:hAnsiTheme="majorBidi" w:cstheme="majorBidi"/>
-          <w:color w:val="BF4E14" w:themeColor="accent2" w:themeShade="BF"/>
-        </w:rPr>
-        <w:t>)</w:t>
-      </w:r>
-      <w:r>
-        <w:rPr>
-          <w:rFonts w:asciiTheme="majorBidi" w:hAnsiTheme="majorBidi" w:cstheme="majorBidi"/>
-        </w:rPr>
-        <w:t xml:space="preserve"> function of the</w:t>
-      </w:r>
-      <w:r>
-        <w:rPr>
-          <w:rFonts w:asciiTheme="majorBidi" w:hAnsiTheme="majorBidi" w:cstheme="majorBidi"/>
-          <w:color w:val="BF4E14" w:themeColor="accent2" w:themeShade="BF"/>
-        </w:rPr>
-        <w:t xml:space="preserve"> geodata </w:t>
-      </w:r>
-      <w:r>
-        <w:rPr>
-          <w:rFonts w:asciiTheme="majorBidi" w:hAnsiTheme="majorBidi" w:cstheme="majorBidi"/>
-        </w:rPr>
-        <w:t xml:space="preserve">package </w:t>
-      </w:r>
-      <w:r>
-        <w:rPr>
-          <w:rFonts w:asciiTheme="majorBidi" w:hAnsiTheme="majorBidi" w:cstheme="majorBidi"/>
-        </w:rPr>
-        <w:t>(https://rdrr.io/cran/geodata/man/elevation.html) in R, drawn from the Shuttle Radar Topography Mission (SRTM) at resolution of 0.5 minutes of a degree</w:t>
-      </w:r>
-      <w:r>
-        <w:rPr>
-          <w:rFonts w:asciiTheme="majorBidi" w:hAnsiTheme="majorBidi" w:cstheme="majorBidi"/>
-        </w:rPr>
-        <w:t>;</w:t>
-      </w:r>
-      <w:r>
-        <w:rPr>
-          <w:rFonts w:asciiTheme="majorBidi" w:hAnsiTheme="majorBidi" w:cstheme="majorBidi"/>
-        </w:rPr>
-        <w:t xml:space="preserve"> </w:t>
-      </w:r>
-      <w:proofErr w:type="gramStart"/>
-      <w:r>
-        <w:rPr>
-          <w:rFonts w:asciiTheme="majorBidi" w:hAnsiTheme="majorBidi" w:cstheme="majorBidi"/>
-          <w:color w:val="BF4E14" w:themeColor="accent2" w:themeShade="BF"/>
-        </w:rPr>
-        <w:t>geodata::</w:t>
-      </w:r>
-      <w:proofErr w:type="spellStart"/>
-      <w:proofErr w:type="gramEnd"/>
-      <w:r>
-        <w:rPr>
-          <w:rFonts w:asciiTheme="majorBidi" w:hAnsiTheme="majorBidi" w:cstheme="majorBidi"/>
-          <w:color w:val="BF4E14" w:themeColor="accent2" w:themeShade="BF"/>
-        </w:rPr>
-        <w:t>elevation_</w:t>
-      </w:r>
-      <w:proofErr w:type="gramStart"/>
-      <w:r>
-        <w:rPr>
-          <w:rFonts w:asciiTheme="majorBidi" w:hAnsiTheme="majorBidi" w:cstheme="majorBidi"/>
-          <w:color w:val="BF4E14" w:themeColor="accent2" w:themeShade="BF"/>
-        </w:rPr>
-        <w:t>global</w:t>
-      </w:r>
-      <w:proofErr w:type="spellEnd"/>
-      <w:r>
-        <w:rPr>
-          <w:rFonts w:asciiTheme="majorBidi" w:hAnsiTheme="majorBidi" w:cstheme="majorBidi"/>
-          <w:color w:val="BF4E14" w:themeColor="accent2" w:themeShade="BF"/>
-        </w:rPr>
-        <w:t>(</w:t>
-      </w:r>
-      <w:proofErr w:type="gramEnd"/>
-      <w:r>
-        <w:rPr>
-          <w:rFonts w:asciiTheme="majorBidi" w:hAnsiTheme="majorBidi" w:cstheme="majorBidi"/>
-          <w:color w:val="BF4E14" w:themeColor="accent2" w:themeShade="BF"/>
-        </w:rPr>
-        <w:t>)</w:t>
+        <w:t>geodata::elevation_global()</w:t>
       </w:r>
     </w:p>
     <w:p>
@@ -10556,472 +9647,92 @@
         </w:rPr>
         <w:t xml:space="preserve"> -- </w:t>
       </w:r>
-      <w:proofErr w:type="spellStart"/>
-      <w:r>
-        <w:rPr>
-          <w:rFonts w:asciiTheme="majorBidi" w:hAnsiTheme="majorBidi" w:cstheme="majorBidi"/>
-        </w:rPr>
-        <w:t>Bioclimactic</w:t>
-      </w:r>
-      <w:proofErr w:type="spellEnd"/>
-      <w:r>
-        <w:rPr>
-          <w:rFonts w:asciiTheme="majorBidi" w:hAnsiTheme="majorBidi" w:cstheme="majorBidi"/>
-        </w:rPr>
-        <w:t xml:space="preserve"> data from the </w:t>
-      </w:r>
-      <w:proofErr w:type="spellStart"/>
-      <w:r>
-        <w:rPr>
-          <w:rFonts w:asciiTheme="majorBidi" w:hAnsiTheme="majorBidi" w:cstheme="majorBidi"/>
-        </w:rPr>
-        <w:t>WorldClim</w:t>
-      </w:r>
-      <w:proofErr w:type="spellEnd"/>
-      <w:r>
-        <w:rPr>
-          <w:rFonts w:asciiTheme="majorBidi" w:hAnsiTheme="majorBidi" w:cstheme="majorBidi"/>
-        </w:rPr>
-        <w:t xml:space="preserve"> version 2.1 accessed via the </w:t>
-      </w:r>
-      <w:proofErr w:type="spellStart"/>
+      <w:r>
+        <w:rPr>
+          <w:rFonts w:asciiTheme="majorBidi" w:hAnsiTheme="majorBidi" w:cstheme="majorBidi"/>
+        </w:rPr>
+        <w:t xml:space="preserve">Bioclimactic data from the WorldClim version 2.1 accessed via the </w:t>
+      </w:r>
       <w:r>
         <w:rPr>
           <w:rFonts w:asciiTheme="majorBidi" w:hAnsiTheme="majorBidi" w:cstheme="majorBidi"/>
           <w:color w:val="BF4E14" w:themeColor="accent2" w:themeShade="BF"/>
         </w:rPr>
-        <w:t>worldclim_</w:t>
-      </w:r>
-      <w:proofErr w:type="gramStart"/>
+        <w:t>worldclim_global()</w:t>
+      </w:r>
+      <w:r>
+        <w:rPr>
+          <w:rFonts w:asciiTheme="majorBidi" w:hAnsiTheme="majorBidi" w:cstheme="majorBidi"/>
+        </w:rPr>
+        <w:t xml:space="preserve"> function of the </w:t>
+      </w:r>
       <w:r>
         <w:rPr>
           <w:rFonts w:asciiTheme="majorBidi" w:hAnsiTheme="majorBidi" w:cstheme="majorBidi"/>
           <w:color w:val="BF4E14" w:themeColor="accent2" w:themeShade="BF"/>
         </w:rPr>
-        <w:t>global</w:t>
-      </w:r>
-      <w:proofErr w:type="spellEnd"/>
+        <w:t>geodata</w:t>
+      </w:r>
+      <w:r>
+        <w:rPr>
+          <w:rFonts w:asciiTheme="majorBidi" w:hAnsiTheme="majorBidi" w:cstheme="majorBidi"/>
+        </w:rPr>
+        <w:t xml:space="preserve"> </w:t>
+      </w:r>
+      <w:r>
+        <w:rPr>
+          <w:rFonts w:asciiTheme="majorBidi" w:hAnsiTheme="majorBidi" w:cstheme="majorBidi"/>
+        </w:rPr>
+        <w:t xml:space="preserve">package </w:t>
+      </w:r>
+      <w:r>
+        <w:rPr>
+          <w:rFonts w:asciiTheme="majorBidi" w:hAnsiTheme="majorBidi" w:cstheme="majorBidi"/>
+        </w:rPr>
+        <w:t>(https://rdrr.io/cran/geodata/man/worldclim.html) in R and represent the global mean values across the period of 1970-2000 at a 2.5m resolution</w:t>
+      </w:r>
+      <w:r>
+        <w:rPr>
+          <w:rFonts w:asciiTheme="majorBidi" w:hAnsiTheme="majorBidi" w:cstheme="majorBidi"/>
+        </w:rPr>
+        <w:t xml:space="preserve">; </w:t>
+      </w:r>
       <w:r>
         <w:rPr>
           <w:rFonts w:asciiTheme="majorBidi" w:hAnsiTheme="majorBidi" w:cstheme="majorBidi"/>
           <w:color w:val="BF4E14" w:themeColor="accent2" w:themeShade="BF"/>
         </w:rPr>
-        <w:t>(</w:t>
-      </w:r>
-      <w:proofErr w:type="gramEnd"/>
+        <w:t>geodata::worldclim_global()</w:t>
+      </w:r>
+      <w:r>
+        <w:rPr>
+          <w:rFonts w:asciiTheme="majorBidi" w:hAnsiTheme="majorBidi" w:cstheme="majorBidi"/>
+          <w:color w:val="000000" w:themeColor="text1"/>
+        </w:rPr>
+        <w:t>.</w:t>
+      </w:r>
       <w:r>
         <w:rPr>
           <w:rFonts w:asciiTheme="majorBidi" w:hAnsiTheme="majorBidi" w:cstheme="majorBidi"/>
           <w:color w:val="BF4E14" w:themeColor="accent2" w:themeShade="BF"/>
         </w:rPr>
-        <w:t>)</w:t>
-      </w:r>
-      <w:r>
-        <w:rPr>
-          <w:rFonts w:asciiTheme="majorBidi" w:hAnsiTheme="majorBidi" w:cstheme="majorBidi"/>
-        </w:rPr>
-        <w:t xml:space="preserve"> function of the </w:t>
-      </w:r>
-      <w:r>
-        <w:rPr>
-          <w:rFonts w:asciiTheme="majorBidi" w:hAnsiTheme="majorBidi" w:cstheme="majorBidi"/>
-          <w:color w:val="BF4E14" w:themeColor="accent2" w:themeShade="BF"/>
-        </w:rPr>
-        <w:t>geodata</w:t>
-      </w:r>
-      <w:r>
-        <w:rPr>
-          <w:rFonts w:asciiTheme="majorBidi" w:hAnsiTheme="majorBidi" w:cstheme="majorBidi"/>
-        </w:rPr>
         <w:t xml:space="preserve"> </w:t>
       </w:r>
       <w:r>
         <w:rPr>
           <w:rFonts w:asciiTheme="majorBidi" w:hAnsiTheme="majorBidi" w:cstheme="majorBidi"/>
-        </w:rPr>
-        <w:t xml:space="preserve">package </w:t>
-      </w:r>
-      <w:r>
-        <w:rPr>
-          <w:rFonts w:asciiTheme="majorBidi" w:hAnsiTheme="majorBidi" w:cstheme="majorBidi"/>
-        </w:rPr>
-        <w:t>(https://rdrr.io/cran/geodata/man/worldclim.html) in R and represent the global mean values across the period of 1970-2000 at a 2.5m resolution</w:t>
-      </w:r>
-      <w:r>
-        <w:rPr>
-          <w:rFonts w:asciiTheme="majorBidi" w:hAnsiTheme="majorBidi" w:cstheme="majorBidi"/>
-        </w:rPr>
-        <w:t xml:space="preserve">; </w:t>
-      </w:r>
-      <w:proofErr w:type="gramStart"/>
-      <w:r>
-        <w:rPr>
-          <w:rFonts w:asciiTheme="majorBidi" w:hAnsiTheme="majorBidi" w:cstheme="majorBidi"/>
-          <w:color w:val="BF4E14" w:themeColor="accent2" w:themeShade="BF"/>
-        </w:rPr>
-        <w:t>geodata::</w:t>
-      </w:r>
-      <w:proofErr w:type="spellStart"/>
-      <w:proofErr w:type="gramEnd"/>
-      <w:r>
-        <w:rPr>
-          <w:rFonts w:asciiTheme="majorBidi" w:hAnsiTheme="majorBidi" w:cstheme="majorBidi"/>
-          <w:color w:val="BF4E14" w:themeColor="accent2" w:themeShade="BF"/>
-        </w:rPr>
-        <w:t>worldclim_</w:t>
-      </w:r>
-      <w:proofErr w:type="gramStart"/>
-      <w:r>
-        <w:rPr>
-          <w:rFonts w:asciiTheme="majorBidi" w:hAnsiTheme="majorBidi" w:cstheme="majorBidi"/>
-          <w:color w:val="BF4E14" w:themeColor="accent2" w:themeShade="BF"/>
-        </w:rPr>
-        <w:t>global</w:t>
-      </w:r>
-      <w:proofErr w:type="spellEnd"/>
-      <w:r>
-        <w:rPr>
-          <w:rFonts w:asciiTheme="majorBidi" w:hAnsiTheme="majorBidi" w:cstheme="majorBidi"/>
-          <w:color w:val="BF4E14" w:themeColor="accent2" w:themeShade="BF"/>
-        </w:rPr>
-        <w:t>(</w:t>
-      </w:r>
-      <w:proofErr w:type="gramEnd"/>
-      <w:r>
-        <w:rPr>
-          <w:rFonts w:asciiTheme="majorBidi" w:hAnsiTheme="majorBidi" w:cstheme="majorBidi"/>
-          <w:color w:val="BF4E14" w:themeColor="accent2" w:themeShade="BF"/>
-        </w:rPr>
-        <w:t>)</w:t>
-      </w:r>
-      <w:r>
-        <w:rPr>
-          <w:rFonts w:asciiTheme="majorBidi" w:hAnsiTheme="majorBidi" w:cstheme="majorBidi"/>
           <w:color w:val="000000" w:themeColor="text1"/>
         </w:rPr>
-        <w:t>.</w:t>
-      </w:r>
-      <w:r>
-        <w:rPr>
-          <w:rFonts w:asciiTheme="majorBidi" w:hAnsiTheme="majorBidi" w:cstheme="majorBidi"/>
-          <w:color w:val="BF4E14" w:themeColor="accent2" w:themeShade="BF"/>
-        </w:rPr>
-        <w:t xml:space="preserve"> </w:t>
-      </w:r>
-      <w:proofErr w:type="spellStart"/>
+        <w:t xml:space="preserve">Bioclimactic variables included: Annual_Mean_Temperature, Mean_Diurnal_Range, Isothermality, Temperature_Seasonality, Max_Temperature_of_Warmest_Month, Min_Temperature_of_Coldest_Month, Temperature_Annual_Range, Mean_Temperature_of_Wettest_Quarter, </w:t>
+      </w:r>
       <w:r>
         <w:rPr>
           <w:rFonts w:asciiTheme="majorBidi" w:hAnsiTheme="majorBidi" w:cstheme="majorBidi"/>
           <w:color w:val="000000" w:themeColor="text1"/>
         </w:rPr>
-        <w:t>Bioclimactic</w:t>
-      </w:r>
-      <w:proofErr w:type="spellEnd"/>
-      <w:r>
-        <w:rPr>
-          <w:rFonts w:asciiTheme="majorBidi" w:hAnsiTheme="majorBidi" w:cstheme="majorBidi"/>
-          <w:color w:val="000000" w:themeColor="text1"/>
-        </w:rPr>
-        <w:t xml:space="preserve"> variables included: </w:t>
-      </w:r>
-      <w:proofErr w:type="spellStart"/>
-      <w:r>
-        <w:rPr>
-          <w:rFonts w:asciiTheme="majorBidi" w:hAnsiTheme="majorBidi" w:cstheme="majorBidi"/>
-          <w:color w:val="000000" w:themeColor="text1"/>
-        </w:rPr>
-        <w:t>Annual_Mean_Temperature</w:t>
-      </w:r>
-      <w:proofErr w:type="spellEnd"/>
-      <w:r>
-        <w:rPr>
-          <w:rFonts w:asciiTheme="majorBidi" w:hAnsiTheme="majorBidi" w:cstheme="majorBidi"/>
-          <w:color w:val="000000" w:themeColor="text1"/>
-        </w:rPr>
-        <w:t xml:space="preserve">, </w:t>
-      </w:r>
-      <w:proofErr w:type="spellStart"/>
-      <w:r>
-        <w:rPr>
-          <w:rFonts w:asciiTheme="majorBidi" w:hAnsiTheme="majorBidi" w:cstheme="majorBidi"/>
-          <w:color w:val="000000" w:themeColor="text1"/>
-        </w:rPr>
-        <w:t>Mean_Diurnal_Range</w:t>
-      </w:r>
-      <w:proofErr w:type="spellEnd"/>
-      <w:r>
-        <w:rPr>
-          <w:rFonts w:asciiTheme="majorBidi" w:hAnsiTheme="majorBidi" w:cstheme="majorBidi"/>
-          <w:color w:val="000000" w:themeColor="text1"/>
-        </w:rPr>
-        <w:t xml:space="preserve">, </w:t>
-      </w:r>
-      <w:proofErr w:type="spellStart"/>
-      <w:r>
-        <w:rPr>
-          <w:rFonts w:asciiTheme="majorBidi" w:hAnsiTheme="majorBidi" w:cstheme="majorBidi"/>
-          <w:color w:val="000000" w:themeColor="text1"/>
-        </w:rPr>
-        <w:t>Isothermality</w:t>
-      </w:r>
-      <w:proofErr w:type="spellEnd"/>
-      <w:r>
-        <w:rPr>
-          <w:rFonts w:asciiTheme="majorBidi" w:hAnsiTheme="majorBidi" w:cstheme="majorBidi"/>
-          <w:color w:val="000000" w:themeColor="text1"/>
-        </w:rPr>
-        <w:t xml:space="preserve">, </w:t>
-      </w:r>
-      <w:proofErr w:type="spellStart"/>
-      <w:r>
-        <w:rPr>
-          <w:rFonts w:asciiTheme="majorBidi" w:hAnsiTheme="majorBidi" w:cstheme="majorBidi"/>
-          <w:color w:val="000000" w:themeColor="text1"/>
-        </w:rPr>
-        <w:t>Temperature_Seasonality</w:t>
-      </w:r>
-      <w:proofErr w:type="spellEnd"/>
-      <w:r>
-        <w:rPr>
-          <w:rFonts w:asciiTheme="majorBidi" w:hAnsiTheme="majorBidi" w:cstheme="majorBidi"/>
-          <w:color w:val="000000" w:themeColor="text1"/>
-        </w:rPr>
-        <w:t xml:space="preserve">, </w:t>
-      </w:r>
-      <w:proofErr w:type="spellStart"/>
-      <w:r>
-        <w:rPr>
-          <w:rFonts w:asciiTheme="majorBidi" w:hAnsiTheme="majorBidi" w:cstheme="majorBidi"/>
-          <w:color w:val="000000" w:themeColor="text1"/>
-        </w:rPr>
-        <w:t>Max_Temperature_of_Warmest_Month</w:t>
-      </w:r>
-      <w:proofErr w:type="spellEnd"/>
-      <w:r>
-        <w:rPr>
-          <w:rFonts w:asciiTheme="majorBidi" w:hAnsiTheme="majorBidi" w:cstheme="majorBidi"/>
-          <w:color w:val="000000" w:themeColor="text1"/>
-        </w:rPr>
-        <w:t xml:space="preserve">, </w:t>
-      </w:r>
-      <w:proofErr w:type="spellStart"/>
-      <w:r>
-        <w:rPr>
-          <w:rFonts w:asciiTheme="majorBidi" w:hAnsiTheme="majorBidi" w:cstheme="majorBidi"/>
-          <w:color w:val="000000" w:themeColor="text1"/>
-        </w:rPr>
-        <w:t>Min_Temperature_of_Coldest_Month</w:t>
-      </w:r>
-      <w:proofErr w:type="spellEnd"/>
-      <w:r>
-        <w:rPr>
-          <w:rFonts w:asciiTheme="majorBidi" w:hAnsiTheme="majorBidi" w:cstheme="majorBidi"/>
-          <w:color w:val="000000" w:themeColor="text1"/>
-        </w:rPr>
-        <w:t xml:space="preserve">, </w:t>
-      </w:r>
-      <w:proofErr w:type="spellStart"/>
-      <w:r>
-        <w:rPr>
-          <w:rFonts w:asciiTheme="majorBidi" w:hAnsiTheme="majorBidi" w:cstheme="majorBidi"/>
-          <w:color w:val="000000" w:themeColor="text1"/>
-        </w:rPr>
-        <w:t>Temperature_Annual_Range</w:t>
-      </w:r>
-      <w:proofErr w:type="spellEnd"/>
-      <w:r>
-        <w:rPr>
-          <w:rFonts w:asciiTheme="majorBidi" w:hAnsiTheme="majorBidi" w:cstheme="majorBidi"/>
-          <w:color w:val="000000" w:themeColor="text1"/>
-        </w:rPr>
-        <w:t xml:space="preserve">, </w:t>
-      </w:r>
-      <w:proofErr w:type="spellStart"/>
-      <w:r>
-        <w:rPr>
-          <w:rFonts w:asciiTheme="majorBidi" w:hAnsiTheme="majorBidi" w:cstheme="majorBidi"/>
-          <w:color w:val="000000" w:themeColor="text1"/>
-        </w:rPr>
-        <w:t>Mean_Temperature_of_Wettest_Quarter</w:t>
-      </w:r>
-      <w:proofErr w:type="spellEnd"/>
-      <w:r>
-        <w:rPr>
-          <w:rFonts w:asciiTheme="majorBidi" w:hAnsiTheme="majorBidi" w:cstheme="majorBidi"/>
-          <w:color w:val="000000" w:themeColor="text1"/>
-        </w:rPr>
-        <w:t xml:space="preserve">, </w:t>
-      </w:r>
-      <w:proofErr w:type="spellStart"/>
-      <w:r>
-        <w:rPr>
-          <w:rFonts w:asciiTheme="majorBidi" w:hAnsiTheme="majorBidi" w:cstheme="majorBidi"/>
-          <w:color w:val="000000" w:themeColor="text1"/>
-        </w:rPr>
-        <w:t>Mean_Temperature_of_Driest_Quarter</w:t>
-      </w:r>
-      <w:proofErr w:type="spellEnd"/>
-      <w:r>
-        <w:rPr>
-          <w:rFonts w:asciiTheme="majorBidi" w:hAnsiTheme="majorBidi" w:cstheme="majorBidi"/>
-          <w:color w:val="000000" w:themeColor="text1"/>
-        </w:rPr>
-        <w:t xml:space="preserve">, </w:t>
-      </w:r>
-      <w:proofErr w:type="spellStart"/>
-      <w:r>
-        <w:rPr>
-          <w:rFonts w:asciiTheme="majorBidi" w:hAnsiTheme="majorBidi" w:cstheme="majorBidi"/>
-          <w:color w:val="000000" w:themeColor="text1"/>
-        </w:rPr>
         <w:lastRenderedPageBreak/>
-        <w:t>Mean_Temperature_of_Warmest_Quarter</w:t>
-      </w:r>
-      <w:proofErr w:type="spellEnd"/>
-      <w:r>
-        <w:rPr>
-          <w:rFonts w:asciiTheme="majorBidi" w:hAnsiTheme="majorBidi" w:cstheme="majorBidi"/>
-          <w:color w:val="000000" w:themeColor="text1"/>
-        </w:rPr>
-        <w:t xml:space="preserve">, </w:t>
-      </w:r>
-      <w:proofErr w:type="spellStart"/>
-      <w:r>
-        <w:rPr>
-          <w:rFonts w:asciiTheme="majorBidi" w:hAnsiTheme="majorBidi" w:cstheme="majorBidi"/>
-          <w:color w:val="000000" w:themeColor="text1"/>
-        </w:rPr>
-        <w:t>Mean_Temperature_of_Coldest_Quarter</w:t>
-      </w:r>
-      <w:proofErr w:type="spellEnd"/>
-      <w:r>
-        <w:rPr>
-          <w:rFonts w:asciiTheme="majorBidi" w:hAnsiTheme="majorBidi" w:cstheme="majorBidi"/>
-          <w:color w:val="000000" w:themeColor="text1"/>
-        </w:rPr>
-        <w:t xml:space="preserve">, </w:t>
-      </w:r>
-      <w:proofErr w:type="spellStart"/>
-      <w:r>
-        <w:rPr>
-          <w:rFonts w:asciiTheme="majorBidi" w:hAnsiTheme="majorBidi" w:cstheme="majorBidi"/>
-          <w:color w:val="000000" w:themeColor="text1"/>
-        </w:rPr>
-        <w:t>Annual_Precipitation</w:t>
-      </w:r>
-      <w:proofErr w:type="spellEnd"/>
-      <w:r>
-        <w:rPr>
-          <w:rFonts w:asciiTheme="majorBidi" w:hAnsiTheme="majorBidi" w:cstheme="majorBidi"/>
-          <w:color w:val="000000" w:themeColor="text1"/>
-        </w:rPr>
-        <w:t xml:space="preserve">, </w:t>
-      </w:r>
-      <w:proofErr w:type="spellStart"/>
-      <w:r>
-        <w:rPr>
-          <w:rFonts w:asciiTheme="majorBidi" w:hAnsiTheme="majorBidi" w:cstheme="majorBidi"/>
-          <w:color w:val="000000" w:themeColor="text1"/>
-        </w:rPr>
-        <w:t>Precipitation_of_Wettest_Month</w:t>
-      </w:r>
-      <w:proofErr w:type="spellEnd"/>
-      <w:r>
-        <w:rPr>
-          <w:rFonts w:asciiTheme="majorBidi" w:hAnsiTheme="majorBidi" w:cstheme="majorBidi"/>
-          <w:color w:val="000000" w:themeColor="text1"/>
-        </w:rPr>
-        <w:t xml:space="preserve">, </w:t>
-      </w:r>
-      <w:proofErr w:type="spellStart"/>
-      <w:r>
-        <w:rPr>
-          <w:rFonts w:asciiTheme="majorBidi" w:hAnsiTheme="majorBidi" w:cstheme="majorBidi"/>
-          <w:color w:val="000000" w:themeColor="text1"/>
-        </w:rPr>
-        <w:t>Precipitation_of_Driest_Month</w:t>
-      </w:r>
-      <w:proofErr w:type="spellEnd"/>
-      <w:r>
-        <w:rPr>
-          <w:rFonts w:asciiTheme="majorBidi" w:hAnsiTheme="majorBidi" w:cstheme="majorBidi"/>
-          <w:color w:val="000000" w:themeColor="text1"/>
-        </w:rPr>
-        <w:t xml:space="preserve">, </w:t>
-      </w:r>
-      <w:proofErr w:type="spellStart"/>
-      <w:r>
-        <w:rPr>
-          <w:rFonts w:asciiTheme="majorBidi" w:hAnsiTheme="majorBidi" w:cstheme="majorBidi"/>
-          <w:color w:val="000000" w:themeColor="text1"/>
-        </w:rPr>
-        <w:t>Precipitation_Seasonality</w:t>
-      </w:r>
-      <w:proofErr w:type="spellEnd"/>
-      <w:r>
-        <w:rPr>
-          <w:rFonts w:asciiTheme="majorBidi" w:hAnsiTheme="majorBidi" w:cstheme="majorBidi"/>
-          <w:color w:val="000000" w:themeColor="text1"/>
-        </w:rPr>
-        <w:t xml:space="preserve">, </w:t>
-      </w:r>
-      <w:proofErr w:type="spellStart"/>
-      <w:r>
-        <w:rPr>
-          <w:rFonts w:asciiTheme="majorBidi" w:hAnsiTheme="majorBidi" w:cstheme="majorBidi"/>
-          <w:color w:val="000000" w:themeColor="text1"/>
-        </w:rPr>
-        <w:t>Precipitation_of_Wettest_Quarter</w:t>
-      </w:r>
-      <w:proofErr w:type="spellEnd"/>
-      <w:r>
-        <w:rPr>
-          <w:rFonts w:asciiTheme="majorBidi" w:hAnsiTheme="majorBidi" w:cstheme="majorBidi"/>
-          <w:color w:val="000000" w:themeColor="text1"/>
-        </w:rPr>
-        <w:t xml:space="preserve">, </w:t>
-      </w:r>
-      <w:proofErr w:type="spellStart"/>
-      <w:r>
-        <w:rPr>
-          <w:rFonts w:asciiTheme="majorBidi" w:hAnsiTheme="majorBidi" w:cstheme="majorBidi"/>
-          <w:color w:val="000000" w:themeColor="text1"/>
-        </w:rPr>
-        <w:t>Precipitation_of_Driest_Quarter</w:t>
-      </w:r>
-      <w:proofErr w:type="spellEnd"/>
-      <w:r>
-        <w:rPr>
-          <w:rFonts w:asciiTheme="majorBidi" w:hAnsiTheme="majorBidi" w:cstheme="majorBidi"/>
-          <w:color w:val="000000" w:themeColor="text1"/>
-        </w:rPr>
-        <w:t xml:space="preserve">, </w:t>
-      </w:r>
-      <w:proofErr w:type="spellStart"/>
-      <w:r>
-        <w:rPr>
-          <w:rFonts w:asciiTheme="majorBidi" w:hAnsiTheme="majorBidi" w:cstheme="majorBidi"/>
-          <w:color w:val="000000" w:themeColor="text1"/>
-        </w:rPr>
-        <w:t>Precipitation_of_Warmest_Quarter</w:t>
-      </w:r>
-      <w:proofErr w:type="spellEnd"/>
-      <w:r>
-        <w:rPr>
-          <w:rFonts w:asciiTheme="majorBidi" w:hAnsiTheme="majorBidi" w:cstheme="majorBidi"/>
-          <w:color w:val="000000" w:themeColor="text1"/>
-        </w:rPr>
-        <w:t xml:space="preserve">, and </w:t>
-      </w:r>
-      <w:proofErr w:type="spellStart"/>
-      <w:r>
-        <w:rPr>
-          <w:rFonts w:asciiTheme="majorBidi" w:hAnsiTheme="majorBidi" w:cstheme="majorBidi"/>
-          <w:color w:val="000000" w:themeColor="text1"/>
-        </w:rPr>
-        <w:t>Precipitation_of_Coldest_Quarter</w:t>
-      </w:r>
-      <w:proofErr w:type="spellEnd"/>
+        <w:t>Mean_Temperature_of_Driest_Quarter, Mean_Temperature_of_Warmest_Quarter, Mean_Temperature_of_Coldest_Quarter, Annual_Precipitation, Precipitation_of_Wettest_Month, Precipitation_of_Driest_Month, Precipitation_Seasonality, Precipitation_of_Wettest_Quarter, Precipitation_of_Driest_Quarter, Precipitation_of_Warmest_Quarter, and Precipitation_of_Coldest_Quarter</w:t>
+      </w:r>
     </w:p>
     <w:p>
       <w:pPr>
@@ -11054,88 +9765,56 @@
         </w:rPr>
         <w:t xml:space="preserve">Landcover data was accessed via the </w:t>
       </w:r>
-      <w:proofErr w:type="gramStart"/>
       <w:r>
         <w:rPr>
           <w:rFonts w:asciiTheme="majorBidi" w:hAnsiTheme="majorBidi" w:cstheme="majorBidi"/>
           <w:color w:val="BF4E14" w:themeColor="accent2" w:themeShade="BF"/>
         </w:rPr>
-        <w:t>landcover(</w:t>
-      </w:r>
-      <w:proofErr w:type="gramEnd"/>
+        <w:t>landcover()</w:t>
+      </w:r>
+      <w:r>
+        <w:rPr>
+          <w:rFonts w:asciiTheme="majorBidi" w:hAnsiTheme="majorBidi" w:cstheme="majorBidi"/>
+        </w:rPr>
+        <w:t xml:space="preserve"> function of </w:t>
+      </w:r>
+      <w:r>
+        <w:rPr>
+          <w:rFonts w:asciiTheme="majorBidi" w:hAnsiTheme="majorBidi" w:cstheme="majorBidi"/>
+        </w:rPr>
+        <w:t xml:space="preserve">the </w:t>
+      </w:r>
       <w:r>
         <w:rPr>
           <w:rFonts w:asciiTheme="majorBidi" w:hAnsiTheme="majorBidi" w:cstheme="majorBidi"/>
           <w:color w:val="BF4E14" w:themeColor="accent2" w:themeShade="BF"/>
         </w:rPr>
-        <w:t>)</w:t>
-      </w:r>
-      <w:r>
-        <w:rPr>
-          <w:rFonts w:asciiTheme="majorBidi" w:hAnsiTheme="majorBidi" w:cstheme="majorBidi"/>
-        </w:rPr>
-        <w:t xml:space="preserve"> function of </w:t>
-      </w:r>
-      <w:r>
-        <w:rPr>
-          <w:rFonts w:asciiTheme="majorBidi" w:hAnsiTheme="majorBidi" w:cstheme="majorBidi"/>
-        </w:rPr>
-        <w:t xml:space="preserve">the </w:t>
+        <w:t>geodata</w:t>
+      </w:r>
+      <w:r>
+        <w:rPr>
+          <w:rFonts w:asciiTheme="majorBidi" w:hAnsiTheme="majorBidi" w:cstheme="majorBidi"/>
+        </w:rPr>
+        <w:t xml:space="preserve"> </w:t>
+      </w:r>
+      <w:r>
+        <w:rPr>
+          <w:rFonts w:asciiTheme="majorBidi" w:hAnsiTheme="majorBidi" w:cstheme="majorBidi"/>
+        </w:rPr>
+        <w:t>(https://rdrr.io/cran/geodata/man/elevation.html) package in R, drawn from the ESA WorldCover Database with a spatial resolution of 30 arc-seconds. Values for each landcover type (trees, grassland, shrubs, cropland, built, bare, snow, water, wetland, mangroves, and moss), reflect the fraction of each a landcover class at each location</w:t>
+      </w:r>
+      <w:r>
+        <w:rPr>
+          <w:rFonts w:asciiTheme="majorBidi" w:hAnsiTheme="majorBidi" w:cstheme="majorBidi"/>
+        </w:rPr>
+        <w:t xml:space="preserve">; </w:t>
       </w:r>
       <w:r>
         <w:rPr>
           <w:rFonts w:asciiTheme="majorBidi" w:hAnsiTheme="majorBidi" w:cstheme="majorBidi"/>
           <w:color w:val="BF4E14" w:themeColor="accent2" w:themeShade="BF"/>
         </w:rPr>
-        <w:t>geodata</w:t>
-      </w:r>
-      <w:r>
-        <w:rPr>
-          <w:rFonts w:asciiTheme="majorBidi" w:hAnsiTheme="majorBidi" w:cstheme="majorBidi"/>
-        </w:rPr>
-        <w:t xml:space="preserve"> </w:t>
-      </w:r>
-      <w:r>
-        <w:rPr>
-          <w:rFonts w:asciiTheme="majorBidi" w:hAnsiTheme="majorBidi" w:cstheme="majorBidi"/>
-        </w:rPr>
-        <w:t xml:space="preserve">(https://rdrr.io/cran/geodata/man/elevation.html) package in R, drawn from the ESA </w:t>
-      </w:r>
-      <w:proofErr w:type="spellStart"/>
-      <w:r>
-        <w:rPr>
-          <w:rFonts w:asciiTheme="majorBidi" w:hAnsiTheme="majorBidi" w:cstheme="majorBidi"/>
-        </w:rPr>
-        <w:t>WorldCover</w:t>
-      </w:r>
-      <w:proofErr w:type="spellEnd"/>
-      <w:r>
-        <w:rPr>
-          <w:rFonts w:asciiTheme="majorBidi" w:hAnsiTheme="majorBidi" w:cstheme="majorBidi"/>
-        </w:rPr>
-        <w:t xml:space="preserve"> Database with a spatial resolution of 30 arc-seconds. Values for each landcover type (trees, grassland, shrubs, cropland, built, bare, snow, water, wetland, mangroves, and moss), reflect the fraction of each a landcover class at each location</w:t>
-      </w:r>
-      <w:r>
-        <w:rPr>
-          <w:rFonts w:asciiTheme="majorBidi" w:hAnsiTheme="majorBidi" w:cstheme="majorBidi"/>
-        </w:rPr>
-        <w:t xml:space="preserve">; </w:t>
-      </w:r>
-      <w:proofErr w:type="gramStart"/>
-      <w:r>
-        <w:rPr>
-          <w:rFonts w:asciiTheme="majorBidi" w:hAnsiTheme="majorBidi" w:cstheme="majorBidi"/>
-          <w:color w:val="BF4E14" w:themeColor="accent2" w:themeShade="BF"/>
-        </w:rPr>
-        <w:t>geodata::landcover(</w:t>
-      </w:r>
-      <w:proofErr w:type="gramEnd"/>
-      <w:r>
-        <w:rPr>
-          <w:rFonts w:asciiTheme="majorBidi" w:hAnsiTheme="majorBidi" w:cstheme="majorBidi"/>
-          <w:color w:val="BF4E14" w:themeColor="accent2" w:themeShade="BF"/>
-        </w:rPr>
-        <w:t>)</w:t>
+        <w:t>geodata::landcover()</w:t>
       </w:r>
     </w:p>
     <w:p>
@@ -11151,7 +9830,6 @@
           <w:shd w:val="clear" w:color="auto" w:fill="FFFFFF"/>
         </w:rPr>
       </w:pPr>
-      <w:proofErr w:type="spellStart"/>
       <w:r>
         <w:rPr>
           <w:rFonts w:asciiTheme="majorBidi" w:hAnsiTheme="majorBidi" w:cstheme="majorBidi"/>
@@ -11161,7 +9839,6 @@
         </w:rPr>
         <w:t>dynamic_targets</w:t>
       </w:r>
-      <w:proofErr w:type="spellEnd"/>
       <w:r>
         <w:rPr>
           <w:rFonts w:asciiTheme="majorBidi" w:hAnsiTheme="majorBidi" w:cstheme="majorBidi"/>
@@ -11242,19 +9919,11 @@
         </w:rPr>
         <w:t>~</w:t>
       </w:r>
-      <w:proofErr w:type="gramStart"/>
-      <w:r>
-        <w:rPr>
-          <w:rFonts w:asciiTheme="majorBidi" w:hAnsiTheme="majorBidi" w:cstheme="majorBidi"/>
-        </w:rPr>
-        <w:t>10 day</w:t>
-      </w:r>
-      <w:proofErr w:type="gramEnd"/>
-      <w:r>
-        <w:rPr>
-          <w:rFonts w:asciiTheme="majorBidi" w:hAnsiTheme="majorBidi" w:cstheme="majorBidi"/>
-        </w:rPr>
-        <w:t xml:space="preserve"> period (see code for details)</w:t>
+      <w:r>
+        <w:rPr>
+          <w:rFonts w:asciiTheme="majorBidi" w:hAnsiTheme="majorBidi" w:cstheme="majorBidi"/>
+        </w:rPr>
+        <w:t>10 day period (see code for details)</w:t>
       </w:r>
     </w:p>
     <w:p>
@@ -11294,7 +9963,6 @@
         </w:rPr>
         <w:t xml:space="preserve">, </w:t>
       </w:r>
-      <w:proofErr w:type="gramStart"/>
       <w:r>
         <w:rPr>
           <w:rFonts w:asciiTheme="majorBidi" w:hAnsiTheme="majorBidi" w:cstheme="majorBidi"/>
@@ -11305,14 +9973,7 @@
         <w:rPr>
           <w:rFonts w:asciiTheme="majorBidi" w:hAnsiTheme="majorBidi" w:cstheme="majorBidi"/>
         </w:rPr>
-        <w:t xml:space="preserve"> day</w:t>
-      </w:r>
-      <w:proofErr w:type="gramEnd"/>
-      <w:r>
-        <w:rPr>
-          <w:rFonts w:asciiTheme="majorBidi" w:hAnsiTheme="majorBidi" w:cstheme="majorBidi"/>
-        </w:rPr>
-        <w:t xml:space="preserve"> period (see code for details)</w:t>
+        <w:t xml:space="preserve"> day period (see code for details)</w:t>
       </w:r>
     </w:p>
     <w:p>
@@ -11352,59 +10013,25 @@
         </w:rPr>
         <w:t xml:space="preserve">NASA weather data was acquired across Africa using the </w:t>
       </w:r>
-      <w:proofErr w:type="spellStart"/>
       <w:r>
         <w:rPr>
           <w:rFonts w:asciiTheme="majorBidi" w:hAnsiTheme="majorBidi" w:cstheme="majorBidi"/>
           <w:color w:val="BF4E14" w:themeColor="accent2" w:themeShade="BF"/>
         </w:rPr>
-        <w:t>get_</w:t>
-      </w:r>
-      <w:proofErr w:type="gramStart"/>
+        <w:t>get_power()</w:t>
+      </w:r>
+      <w:r>
+        <w:rPr>
+          <w:rFonts w:asciiTheme="majorBidi" w:hAnsiTheme="majorBidi" w:cstheme="majorBidi"/>
+        </w:rPr>
+        <w:t xml:space="preserve"> function of the </w:t>
+      </w:r>
       <w:r>
         <w:rPr>
           <w:rFonts w:asciiTheme="majorBidi" w:hAnsiTheme="majorBidi" w:cstheme="majorBidi"/>
           <w:color w:val="BF4E14" w:themeColor="accent2" w:themeShade="BF"/>
         </w:rPr>
-        <w:t>power</w:t>
-      </w:r>
-      <w:proofErr w:type="spellEnd"/>
-      <w:r>
-        <w:rPr>
-          <w:rFonts w:asciiTheme="majorBidi" w:hAnsiTheme="majorBidi" w:cstheme="majorBidi"/>
-          <w:color w:val="BF4E14" w:themeColor="accent2" w:themeShade="BF"/>
-        </w:rPr>
-        <w:t>(</w:t>
-      </w:r>
-      <w:proofErr w:type="gramEnd"/>
-      <w:r>
-        <w:rPr>
-          <w:rFonts w:asciiTheme="majorBidi" w:hAnsiTheme="majorBidi" w:cstheme="majorBidi"/>
-          <w:color w:val="BF4E14" w:themeColor="accent2" w:themeShade="BF"/>
-        </w:rPr>
-        <w:t>)</w:t>
-      </w:r>
-      <w:r>
-        <w:rPr>
-          <w:rFonts w:asciiTheme="majorBidi" w:hAnsiTheme="majorBidi" w:cstheme="majorBidi"/>
-        </w:rPr>
-        <w:t xml:space="preserve"> function of the </w:t>
-      </w:r>
-      <w:proofErr w:type="spellStart"/>
-      <w:r>
-        <w:rPr>
-          <w:rFonts w:asciiTheme="majorBidi" w:hAnsiTheme="majorBidi" w:cstheme="majorBidi"/>
-          <w:color w:val="BF4E14" w:themeColor="accent2" w:themeShade="BF"/>
-        </w:rPr>
-        <w:t>nasapower</w:t>
-      </w:r>
-      <w:proofErr w:type="spellEnd"/>
-      <w:r>
-        <w:rPr>
-          <w:rFonts w:asciiTheme="majorBidi" w:hAnsiTheme="majorBidi" w:cstheme="majorBidi"/>
-          <w:color w:val="BF4E14" w:themeColor="accent2" w:themeShade="BF"/>
-        </w:rPr>
-        <w:t xml:space="preserve"> </w:t>
+        <w:t xml:space="preserve">nasapower </w:t>
       </w:r>
       <w:r>
         <w:rPr>
@@ -11532,43 +10159,7 @@
           <w:color w:val="1F2328"/>
           <w:shd w:val="clear" w:color="auto" w:fill="FFFFFF"/>
         </w:rPr>
-        <w:t xml:space="preserve">https://user.eumetsat.int/catalogue/EO:EUM:DAT:0340) missions. MODIS is due to be retired in 2025 while Sentinel-3 NDVI data is available from September 2018. MODIS and Sentinel-3 NDVI values were interpolated to a daily interval from their native </w:t>
-      </w:r>
-      <w:proofErr w:type="gramStart"/>
-      <w:r>
-        <w:rPr>
-          <w:rFonts w:asciiTheme="majorBidi" w:hAnsiTheme="majorBidi" w:cstheme="majorBidi"/>
-          <w:color w:val="1F2328"/>
-          <w:shd w:val="clear" w:color="auto" w:fill="FFFFFF"/>
-        </w:rPr>
-        <w:t>16 day</w:t>
-      </w:r>
-      <w:proofErr w:type="gramEnd"/>
-      <w:r>
-        <w:rPr>
-          <w:rFonts w:asciiTheme="majorBidi" w:hAnsiTheme="majorBidi" w:cstheme="majorBidi"/>
-          <w:color w:val="1F2328"/>
-          <w:shd w:val="clear" w:color="auto" w:fill="FFFFFF"/>
-        </w:rPr>
-        <w:t xml:space="preserve"> (MODIS) and ~</w:t>
-      </w:r>
-      <w:proofErr w:type="gramStart"/>
-      <w:r>
-        <w:rPr>
-          <w:rFonts w:asciiTheme="majorBidi" w:hAnsiTheme="majorBidi" w:cstheme="majorBidi"/>
-          <w:color w:val="1F2328"/>
-          <w:shd w:val="clear" w:color="auto" w:fill="FFFFFF"/>
-        </w:rPr>
-        <w:t>10 day</w:t>
-      </w:r>
-      <w:proofErr w:type="gramEnd"/>
-      <w:r>
-        <w:rPr>
-          <w:rFonts w:asciiTheme="majorBidi" w:hAnsiTheme="majorBidi" w:cstheme="majorBidi"/>
-          <w:color w:val="1F2328"/>
-          <w:shd w:val="clear" w:color="auto" w:fill="FFFFFF"/>
-        </w:rPr>
-        <w:t xml:space="preserve"> </w:t>
+        <w:t xml:space="preserve">https://user.eumetsat.int/catalogue/EO:EUM:DAT:0340) missions. MODIS is due to be retired in 2025 while Sentinel-3 NDVI data is available from September 2018. MODIS and Sentinel-3 NDVI values were interpolated </w:t>
       </w:r>
       <w:r>
         <w:rPr>
@@ -11577,7 +10168,7 @@
           <w:shd w:val="clear" w:color="auto" w:fill="FFFFFF"/>
         </w:rPr>
         <w:lastRenderedPageBreak/>
-        <w:t>(Sentinel-3) intervals using a step-function. NDVI values were averaged when data from both sources were available.</w:t>
+        <w:t>to a daily interval from their native 16 day (MODIS) and ~10 day (Sentinel-3) intervals using a step-function. NDVI values were averaged when data from both sources were available.</w:t>
       </w:r>
     </w:p>
     <w:p>
@@ -11619,7 +10210,6 @@
           <w:shd w:val="clear" w:color="auto" w:fill="FFFFFF"/>
         </w:rPr>
       </w:pPr>
-      <w:proofErr w:type="spellStart"/>
       <w:r>
         <w:rPr>
           <w:rFonts w:asciiTheme="majorBidi" w:hAnsiTheme="majorBidi" w:cstheme="majorBidi"/>
@@ -11629,7 +10219,6 @@
         </w:rPr>
         <w:t>derived_data_targets</w:t>
       </w:r>
-      <w:proofErr w:type="spellEnd"/>
       <w:r>
         <w:rPr>
           <w:rFonts w:asciiTheme="majorBidi" w:hAnsiTheme="majorBidi" w:cstheme="majorBidi"/>
@@ -11802,7 +10391,6 @@
           <w:shd w:val="clear" w:color="auto" w:fill="FFFFFF"/>
         </w:rPr>
       </w:pPr>
-      <w:proofErr w:type="spellStart"/>
       <w:r>
         <w:rPr>
           <w:rFonts w:asciiTheme="majorBidi" w:hAnsiTheme="majorBidi" w:cstheme="majorBidi"/>
@@ -11812,7 +10400,6 @@
         </w:rPr>
         <w:t>full_data_targets</w:t>
       </w:r>
-      <w:proofErr w:type="spellEnd"/>
       <w:r>
         <w:rPr>
           <w:rFonts w:asciiTheme="majorBidi" w:hAnsiTheme="majorBidi" w:cstheme="majorBidi"/>
@@ -11823,21 +10410,7 @@
         <w:rPr>
           <w:rFonts w:asciiTheme="majorBidi" w:hAnsiTheme="majorBidi" w:cstheme="majorBidi"/>
         </w:rPr>
-        <w:t xml:space="preserve"> Pulls together all of the various data sources into the master </w:t>
-      </w:r>
-      <w:proofErr w:type="spellStart"/>
-      <w:r>
-        <w:rPr>
-          <w:rFonts w:asciiTheme="majorBidi" w:hAnsiTheme="majorBidi" w:cstheme="majorBidi"/>
-        </w:rPr>
-        <w:t>tibble</w:t>
-      </w:r>
-      <w:proofErr w:type="spellEnd"/>
-      <w:r>
-        <w:rPr>
-          <w:rFonts w:asciiTheme="majorBidi" w:hAnsiTheme="majorBidi" w:cstheme="majorBidi"/>
-        </w:rPr>
-        <w:t xml:space="preserve"> which gets loaded in the next pipeline</w:t>
+        <w:t xml:space="preserve"> Pulls together all of the various data sources into the master tibble which gets loaded in the next pipeline</w:t>
       </w:r>
       <w:r>
         <w:rPr>
@@ -11855,14 +10428,7 @@
         <w:rPr>
           <w:rFonts w:asciiTheme="majorBidi" w:hAnsiTheme="majorBidi" w:cstheme="majorBidi"/>
         </w:rPr>
-        <w:t xml:space="preserve">saved to a series </w:t>
-      </w:r>
-      <w:proofErr w:type="gramStart"/>
-      <w:r>
-        <w:rPr>
-          <w:rFonts w:asciiTheme="majorBidi" w:hAnsiTheme="majorBidi" w:cstheme="majorBidi"/>
-        </w:rPr>
-        <w:t>of</w:t>
+        <w:t>saved to a series of</w:t>
       </w:r>
       <w:r>
         <w:rPr>
@@ -11875,15 +10441,7 @@
           <w:rFonts w:asciiTheme="majorBidi" w:hAnsiTheme="majorBidi" w:cstheme="majorBidi"/>
           <w:color w:val="3A7C22" w:themeColor="accent6" w:themeShade="BF"/>
         </w:rPr>
-        <w:t>.parquet</w:t>
-      </w:r>
-      <w:proofErr w:type="gramEnd"/>
-      <w:r>
-        <w:rPr>
-          <w:rFonts w:asciiTheme="majorBidi" w:hAnsiTheme="majorBidi" w:cstheme="majorBidi"/>
-          <w:color w:val="3A7C22" w:themeColor="accent6" w:themeShade="BF"/>
-        </w:rPr>
-        <w:t xml:space="preserve"> </w:t>
+        <w:t xml:space="preserve">.parquet </w:t>
       </w:r>
       <w:r>
         <w:rPr>
@@ -11927,7 +10485,6 @@
         </w:rPr>
         <w:t xml:space="preserve">by the target </w:t>
       </w:r>
-      <w:proofErr w:type="spellStart"/>
       <w:r>
         <w:rPr>
           <w:rFonts w:asciiTheme="majorBidi" w:hAnsiTheme="majorBidi" w:cstheme="majorBidi"/>
@@ -11935,7 +10492,6 @@
         </w:rPr>
         <w:t>africa_full_predictor_data_directory</w:t>
       </w:r>
-      <w:proofErr w:type="spellEnd"/>
     </w:p>
     <w:p>
       <w:pPr>
@@ -11971,52 +10527,30 @@
         </w:rPr>
         <w:t xml:space="preserve">There is also a </w:t>
       </w:r>
-      <w:proofErr w:type="spellStart"/>
       <w:r>
         <w:rPr>
           <w:rFonts w:asciiTheme="majorBidi" w:hAnsiTheme="majorBidi" w:cstheme="majorBidi"/>
           <w:color w:val="215E99" w:themeColor="text2" w:themeTint="BF"/>
           <w:shd w:val="clear" w:color="auto" w:fill="FFFFFF"/>
         </w:rPr>
-        <w:t>REMIT_targets</w:t>
-      </w:r>
-      <w:proofErr w:type="spellEnd"/>
-      <w:r>
-        <w:rPr>
-          <w:rFonts w:asciiTheme="majorBidi" w:hAnsiTheme="majorBidi" w:cstheme="majorBidi"/>
-          <w:color w:val="215E99" w:themeColor="text2" w:themeTint="BF"/>
-          <w:shd w:val="clear" w:color="auto" w:fill="FFFFFF"/>
-        </w:rPr>
-        <w:t xml:space="preserve"> </w:t>
-      </w:r>
-      <w:proofErr w:type="spellStart"/>
+        <w:t xml:space="preserve">REMIT_targets </w:t>
+      </w:r>
       <w:r>
         <w:rPr>
           <w:rFonts w:asciiTheme="majorBidi" w:hAnsiTheme="majorBidi" w:cstheme="majorBidi"/>
           <w:color w:val="BF4E14" w:themeColor="accent2" w:themeShade="BF"/>
           <w:shd w:val="clear" w:color="auto" w:fill="FFFFFF"/>
         </w:rPr>
-        <w:t>tar_</w:t>
-      </w:r>
-      <w:proofErr w:type="gramStart"/>
+        <w:t>tar_plan</w:t>
+      </w:r>
       <w:r>
         <w:rPr>
           <w:rFonts w:asciiTheme="majorBidi" w:hAnsiTheme="majorBidi" w:cstheme="majorBidi"/>
           <w:color w:val="BF4E14" w:themeColor="accent2" w:themeShade="BF"/>
           <w:shd w:val="clear" w:color="auto" w:fill="FFFFFF"/>
         </w:rPr>
-        <w:t>plan</w:t>
-      </w:r>
-      <w:proofErr w:type="spellEnd"/>
-      <w:r>
-        <w:rPr>
-          <w:rFonts w:asciiTheme="majorBidi" w:hAnsiTheme="majorBidi" w:cstheme="majorBidi"/>
-          <w:color w:val="BF4E14" w:themeColor="accent2" w:themeShade="BF"/>
-          <w:shd w:val="clear" w:color="auto" w:fill="FFFFFF"/>
-        </w:rPr>
         <w:t>()</w:t>
       </w:r>
-      <w:proofErr w:type="gramEnd"/>
       <w:r>
         <w:rPr>
           <w:rFonts w:asciiTheme="majorBidi" w:hAnsiTheme="majorBidi" w:cstheme="majorBidi"/>
@@ -12091,7 +10625,6 @@
         </w:rPr>
         <w:t xml:space="preserve">target with a choice of consequence is </w:t>
       </w:r>
-      <w:proofErr w:type="spellStart"/>
       <w:r>
         <w:rPr>
           <w:rFonts w:asciiTheme="majorBidi" w:hAnsiTheme="majorBidi" w:cstheme="majorBidi"/>
@@ -12099,7 +10632,6 @@
         </w:rPr>
         <w:t>dates_in_predictors</w:t>
       </w:r>
-      <w:proofErr w:type="spellEnd"/>
       <w:r>
         <w:rPr>
           <w:rFonts w:asciiTheme="majorBidi" w:hAnsiTheme="majorBidi" w:cstheme="majorBidi"/>
@@ -12161,7 +10693,15 @@
           <w:rFonts w:asciiTheme="majorBidi" w:hAnsiTheme="majorBidi" w:cstheme="majorBidi"/>
           <w:color w:val="000000" w:themeColor="text1"/>
         </w:rPr>
-        <w:t>This allows the covariate stack to be</w:t>
+        <w:t xml:space="preserve">This allows the covariate stack </w:t>
+      </w:r>
+      <w:r>
+        <w:rPr>
+          <w:rFonts w:asciiTheme="majorBidi" w:hAnsiTheme="majorBidi" w:cstheme="majorBidi"/>
+          <w:color w:val="000000" w:themeColor="text1"/>
+        </w:rPr>
+        <w:lastRenderedPageBreak/>
+        <w:t>to be</w:t>
       </w:r>
       <w:r>
         <w:rPr>
@@ -12231,7 +10771,6 @@
       <w:bookmarkStart w:id="106" w:name="_Toc225340572"/>
       <w:bookmarkStart w:id="107" w:name="_Toc227764037"/>
       <w:r>
-        <w:lastRenderedPageBreak/>
         <w:t>A note on space</w:t>
       </w:r>
       <w:bookmarkEnd w:id="102"/>
@@ -12261,7 +10800,6 @@
         </w:rPr>
         <w:t xml:space="preserve"> </w:t>
       </w:r>
-      <w:proofErr w:type="spellStart"/>
       <w:r>
         <w:rPr>
           <w:rFonts w:asciiTheme="majorBidi" w:hAnsiTheme="majorBidi" w:cstheme="majorBidi"/>
@@ -12269,7 +10807,6 @@
         </w:rPr>
         <w:t>continent_raster_template</w:t>
       </w:r>
-      <w:proofErr w:type="spellEnd"/>
       <w:r>
         <w:rPr>
           <w:rFonts w:asciiTheme="majorBidi" w:hAnsiTheme="majorBidi" w:cstheme="majorBidi"/>
@@ -12349,26 +10886,14 @@
           <w:shd w:val="clear" w:color="auto" w:fill="FFFFFF"/>
         </w:rPr>
       </w:pPr>
-      <w:proofErr w:type="spellStart"/>
       <w:r>
         <w:rPr>
           <w:rFonts w:asciiTheme="majorBidi" w:hAnsiTheme="majorBidi" w:cstheme="majorBidi"/>
           <w:color w:val="124F1A" w:themeColor="accent3" w:themeShade="BF"/>
           <w:shd w:val="clear" w:color="auto" w:fill="FFFFFF"/>
         </w:rPr>
-        <w:t>rvf_data_processing_</w:t>
-      </w:r>
-      <w:proofErr w:type="gramStart"/>
-      <w:r>
-        <w:rPr>
-          <w:rFonts w:asciiTheme="majorBidi" w:hAnsiTheme="majorBidi" w:cstheme="majorBidi"/>
-          <w:color w:val="124F1A" w:themeColor="accent3" w:themeShade="BF"/>
-          <w:shd w:val="clear" w:color="auto" w:fill="FFFFFF"/>
-        </w:rPr>
-        <w:t>targets.R</w:t>
-      </w:r>
-      <w:proofErr w:type="spellEnd"/>
-      <w:proofErr w:type="gramEnd"/>
+        <w:t>rvf_data_processing_targets.R</w:t>
+      </w:r>
     </w:p>
     <w:p>
       <w:pPr>
@@ -12399,7 +10924,6 @@
         </w:rPr>
         <w:t xml:space="preserve"> </w:t>
       </w:r>
-      <w:proofErr w:type="spellStart"/>
       <w:r>
         <w:rPr>
           <w:rFonts w:asciiTheme="majorBidi" w:hAnsiTheme="majorBidi" w:cstheme="majorBidi"/>
@@ -12408,7 +10932,6 @@
         </w:rPr>
         <w:t>rvf</w:t>
       </w:r>
-      <w:proofErr w:type="spellEnd"/>
     </w:p>
     <w:p>
       <w:pPr>
@@ -12454,23 +10977,13 @@
         </w:rPr>
         <w:t xml:space="preserve">single cleaned/joined covariate stack </w:t>
       </w:r>
-      <w:proofErr w:type="spellStart"/>
-      <w:r>
-        <w:rPr>
-          <w:rFonts w:asciiTheme="majorBidi" w:hAnsiTheme="majorBidi" w:cstheme="majorBidi"/>
-          <w:color w:val="1F2328"/>
-          <w:shd w:val="clear" w:color="auto" w:fill="FFFFFF"/>
-        </w:rPr>
-        <w:t>tibble</w:t>
-      </w:r>
-      <w:proofErr w:type="spellEnd"/>
-      <w:r>
-        <w:rPr>
-          <w:rFonts w:asciiTheme="majorBidi" w:hAnsiTheme="majorBidi" w:cstheme="majorBidi"/>
-          <w:color w:val="1F2328"/>
-          <w:shd w:val="clear" w:color="auto" w:fill="FFFFFF"/>
-        </w:rPr>
-        <w:t xml:space="preserve"> for model fitting.</w:t>
+      <w:r>
+        <w:rPr>
+          <w:rFonts w:asciiTheme="majorBidi" w:hAnsiTheme="majorBidi" w:cstheme="majorBidi"/>
+          <w:color w:val="1F2328"/>
+          <w:shd w:val="clear" w:color="auto" w:fill="FFFFFF"/>
+        </w:rPr>
+        <w:t>tibble for model fitting.</w:t>
       </w:r>
       <w:r>
         <w:rPr>
@@ -12504,41 +11017,13 @@
         </w:rPr>
         <w:t xml:space="preserve"> groups of similar targets with the use of the function </w:t>
       </w:r>
-      <w:proofErr w:type="spellStart"/>
       <w:r>
         <w:rPr>
           <w:rFonts w:asciiTheme="majorBidi" w:hAnsiTheme="majorBidi" w:cstheme="majorBidi"/>
           <w:color w:val="BF4E14" w:themeColor="accent2" w:themeShade="BF"/>
           <w:shd w:val="clear" w:color="auto" w:fill="FFFFFF"/>
         </w:rPr>
-        <w:t>tar_</w:t>
-      </w:r>
-      <w:proofErr w:type="gramStart"/>
-      <w:r>
-        <w:rPr>
-          <w:rFonts w:asciiTheme="majorBidi" w:hAnsiTheme="majorBidi" w:cstheme="majorBidi"/>
-          <w:color w:val="BF4E14" w:themeColor="accent2" w:themeShade="BF"/>
-          <w:shd w:val="clear" w:color="auto" w:fill="FFFFFF"/>
-        </w:rPr>
-        <w:t>plan</w:t>
-      </w:r>
-      <w:proofErr w:type="spellEnd"/>
-      <w:r>
-        <w:rPr>
-          <w:rFonts w:asciiTheme="majorBidi" w:hAnsiTheme="majorBidi" w:cstheme="majorBidi"/>
-          <w:color w:val="BF4E14" w:themeColor="accent2" w:themeShade="BF"/>
-          <w:shd w:val="clear" w:color="auto" w:fill="FFFFFF"/>
-        </w:rPr>
-        <w:t>(</w:t>
-      </w:r>
-      <w:proofErr w:type="gramEnd"/>
-      <w:r>
-        <w:rPr>
-          <w:rFonts w:asciiTheme="majorBidi" w:hAnsiTheme="majorBidi" w:cstheme="majorBidi"/>
-          <w:color w:val="BF4E14" w:themeColor="accent2" w:themeShade="BF"/>
-          <w:shd w:val="clear" w:color="auto" w:fill="FFFFFF"/>
-        </w:rPr>
-        <w:t>)</w:t>
+        <w:t>tar_plan()</w:t>
       </w:r>
       <w:r>
         <w:rPr>
@@ -12562,7 +11047,6 @@
           <w:shd w:val="clear" w:color="auto" w:fill="FFFFFF"/>
         </w:rPr>
       </w:pPr>
-      <w:proofErr w:type="spellStart"/>
       <w:r>
         <w:rPr>
           <w:rFonts w:asciiTheme="majorBidi" w:hAnsiTheme="majorBidi" w:cstheme="majorBidi"/>
@@ -12572,7 +11056,6 @@
         </w:rPr>
         <w:t>data_import_targets</w:t>
       </w:r>
-      <w:proofErr w:type="spellEnd"/>
       <w:r>
         <w:rPr>
           <w:rFonts w:asciiTheme="majorBidi" w:hAnsiTheme="majorBidi" w:cstheme="majorBidi"/>
@@ -12623,7 +11106,6 @@
           <w:shd w:val="clear" w:color="auto" w:fill="FFFFFF"/>
         </w:rPr>
       </w:pPr>
-      <w:proofErr w:type="spellStart"/>
       <w:r>
         <w:rPr>
           <w:rFonts w:asciiTheme="majorBidi" w:hAnsiTheme="majorBidi" w:cstheme="majorBidi"/>
@@ -12632,7 +11114,6 @@
         </w:rPr>
         <w:t>rvf_seroprevalence</w:t>
       </w:r>
-      <w:proofErr w:type="spellEnd"/>
       <w:r>
         <w:rPr>
           <w:rFonts w:asciiTheme="majorBidi" w:hAnsiTheme="majorBidi" w:cstheme="majorBidi"/>
@@ -12655,25 +11136,7 @@
           <w:color w:val="1F2328"/>
           <w:shd w:val="clear" w:color="auto" w:fill="FFFFFF"/>
         </w:rPr>
-        <w:t xml:space="preserve">Pan-African </w:t>
-      </w:r>
-      <w:proofErr w:type="spellStart"/>
-      <w:r>
-        <w:rPr>
-          <w:rFonts w:asciiTheme="majorBidi" w:hAnsiTheme="majorBidi" w:cstheme="majorBidi"/>
-          <w:color w:val="1F2328"/>
-          <w:shd w:val="clear" w:color="auto" w:fill="FFFFFF"/>
-        </w:rPr>
-        <w:t>serorepvalence</w:t>
-      </w:r>
-      <w:proofErr w:type="spellEnd"/>
-      <w:r>
-        <w:rPr>
-          <w:rFonts w:asciiTheme="majorBidi" w:hAnsiTheme="majorBidi" w:cstheme="majorBidi"/>
-          <w:color w:val="1F2328"/>
-          <w:shd w:val="clear" w:color="auto" w:fill="FFFFFF"/>
-        </w:rPr>
-        <w:t xml:space="preserve"> data from the published literature gathered for another project. Used here to build an immunity decay layer </w:t>
+        <w:t xml:space="preserve">Pan-African serorepvalence data from the published literature gathered for another project. Used here to build an immunity decay layer </w:t>
       </w:r>
       <w:r>
         <w:rPr>
@@ -12699,7 +11162,6 @@
         </w:rPr>
         <w:t xml:space="preserve"> </w:t>
       </w:r>
-      <w:proofErr w:type="spellStart"/>
       <w:r>
         <w:rPr>
           <w:rFonts w:asciiTheme="majorBidi" w:hAnsiTheme="majorBidi" w:cstheme="majorBidi"/>
@@ -12710,7 +11172,6 @@
         </w:rPr>
         <w:t>modeling_targets</w:t>
       </w:r>
-      <w:proofErr w:type="spellEnd"/>
       <w:r>
         <w:rPr>
           <w:rFonts w:asciiTheme="majorBidi" w:hAnsiTheme="majorBidi" w:cstheme="majorBidi"/>
@@ -12777,7 +11238,6 @@
           <w:shd w:val="clear" w:color="auto" w:fill="FFFFFF"/>
         </w:rPr>
       </w:pPr>
-      <w:proofErr w:type="spellStart"/>
       <w:r>
         <w:rPr>
           <w:rFonts w:asciiTheme="majorBidi" w:hAnsiTheme="majorBidi" w:cstheme="majorBidi"/>
@@ -12786,7 +11246,6 @@
         </w:rPr>
         <w:t>rvf_response</w:t>
       </w:r>
-      <w:proofErr w:type="spellEnd"/>
       <w:r>
         <w:rPr>
           <w:rFonts w:asciiTheme="majorBidi" w:hAnsiTheme="majorBidi" w:cstheme="majorBidi"/>
@@ -12819,7 +11278,6 @@
         </w:rPr>
         <w:t xml:space="preserve">argument </w:t>
       </w:r>
-      <w:proofErr w:type="spellStart"/>
       <w:r>
         <w:rPr>
           <w:rFonts w:asciiTheme="majorBidi" w:hAnsiTheme="majorBidi" w:cstheme="majorBidi"/>
@@ -12828,7 +11286,6 @@
         </w:rPr>
         <w:t>forecast_intervals</w:t>
       </w:r>
-      <w:proofErr w:type="spellEnd"/>
       <w:r>
         <w:rPr>
           <w:rFonts w:asciiTheme="majorBidi" w:hAnsiTheme="majorBidi" w:cstheme="majorBidi"/>
@@ -12859,7 +11316,6 @@
           <w:shd w:val="clear" w:color="auto" w:fill="FFFFFF"/>
         </w:rPr>
       </w:pPr>
-      <w:proofErr w:type="spellStart"/>
       <w:r>
         <w:rPr>
           <w:rFonts w:asciiTheme="majorBidi" w:hAnsiTheme="majorBidi" w:cstheme="majorBidi"/>
@@ -12868,7 +11324,6 @@
         </w:rPr>
         <w:t>region_map</w:t>
       </w:r>
-      <w:proofErr w:type="spellEnd"/>
       <w:r>
         <w:rPr>
           <w:rFonts w:asciiTheme="majorBidi" w:hAnsiTheme="majorBidi" w:cstheme="majorBidi"/>
@@ -12893,7 +11348,6 @@
         </w:rPr>
         <w:t xml:space="preserve">either </w:t>
       </w:r>
-      <w:proofErr w:type="spellStart"/>
       <w:r>
         <w:rPr>
           <w:rFonts w:asciiTheme="majorBidi" w:hAnsiTheme="majorBidi" w:cstheme="majorBidi"/>
@@ -12902,7 +11356,6 @@
         </w:rPr>
         <w:t>region_districts</w:t>
       </w:r>
-      <w:proofErr w:type="spellEnd"/>
       <w:r>
         <w:rPr>
           <w:rFonts w:asciiTheme="majorBidi" w:hAnsiTheme="majorBidi" w:cstheme="majorBidi"/>
@@ -12911,7 +11364,6 @@
         </w:rPr>
         <w:t xml:space="preserve"> (ADM2 regions) OR </w:t>
       </w:r>
-      <w:proofErr w:type="spellStart"/>
       <w:r>
         <w:rPr>
           <w:rFonts w:asciiTheme="majorBidi" w:hAnsiTheme="majorBidi" w:cstheme="majorBidi"/>
@@ -12920,7 +11372,6 @@
         </w:rPr>
         <w:t>region_hexes</w:t>
       </w:r>
-      <w:proofErr w:type="spellEnd"/>
       <w:r>
         <w:rPr>
           <w:rFonts w:asciiTheme="majorBidi" w:hAnsiTheme="majorBidi" w:cstheme="majorBidi"/>
@@ -12937,7 +11388,6 @@
         </w:rPr>
         <w:t xml:space="preserve">depending on the choice for </w:t>
       </w:r>
-      <w:proofErr w:type="spellStart"/>
       <w:r>
         <w:rPr>
           <w:rFonts w:asciiTheme="majorBidi" w:hAnsiTheme="majorBidi" w:cstheme="majorBidi"/>
@@ -12946,7 +11396,6 @@
         </w:rPr>
         <w:t>using_hexes</w:t>
       </w:r>
-      <w:proofErr w:type="spellEnd"/>
     </w:p>
     <w:p>
       <w:pPr>
@@ -12961,7 +11410,6 @@
           <w:shd w:val="clear" w:color="auto" w:fill="FFFFFF"/>
         </w:rPr>
       </w:pPr>
-      <w:proofErr w:type="spellStart"/>
       <w:r>
         <w:rPr>
           <w:rFonts w:asciiTheme="majorBidi" w:hAnsiTheme="majorBidi" w:cstheme="majorBidi"/>
@@ -12980,7 +11428,6 @@
         </w:rPr>
         <w:t>_targets</w:t>
       </w:r>
-      <w:proofErr w:type="spellEnd"/>
       <w:r>
         <w:rPr>
           <w:rFonts w:asciiTheme="majorBidi" w:hAnsiTheme="majorBidi" w:cstheme="majorBidi"/>
@@ -12997,57 +11444,27 @@
         <w:rPr>
           <w:rFonts w:asciiTheme="majorBidi" w:hAnsiTheme="majorBidi" w:cstheme="majorBidi"/>
         </w:rPr>
-        <w:t xml:space="preserve">A target where the data is built for </w:t>
-      </w:r>
-      <w:proofErr w:type="gramStart"/>
-      <w:r>
-        <w:rPr>
-          <w:rFonts w:asciiTheme="majorBidi" w:hAnsiTheme="majorBidi" w:cstheme="majorBidi"/>
-        </w:rPr>
-        <w:t xml:space="preserve">the </w:t>
+        <w:t xml:space="preserve">A target where the data is built for the </w:t>
       </w:r>
       <w:r>
         <w:rPr>
           <w:rFonts w:asciiTheme="majorBidi" w:hAnsiTheme="majorBidi" w:cstheme="majorBidi"/>
           <w:color w:val="124F1A" w:themeColor="accent3" w:themeShade="BF"/>
         </w:rPr>
-        <w:t>.stan</w:t>
-      </w:r>
-      <w:proofErr w:type="gramEnd"/>
+        <w:t xml:space="preserve">.stan </w:t>
+      </w:r>
+      <w:r>
+        <w:rPr>
+          <w:rFonts w:asciiTheme="majorBidi" w:hAnsiTheme="majorBidi" w:cstheme="majorBidi"/>
+        </w:rPr>
+        <w:t xml:space="preserve">model and then the target where the </w:t>
+      </w:r>
       <w:r>
         <w:rPr>
           <w:rFonts w:asciiTheme="majorBidi" w:hAnsiTheme="majorBidi" w:cstheme="majorBidi"/>
           <w:color w:val="124F1A" w:themeColor="accent3" w:themeShade="BF"/>
         </w:rPr>
-        <w:t xml:space="preserve"> </w:t>
-      </w:r>
-      <w:r>
-        <w:rPr>
-          <w:rFonts w:asciiTheme="majorBidi" w:hAnsiTheme="majorBidi" w:cstheme="majorBidi"/>
-        </w:rPr>
-        <w:t xml:space="preserve">model and then the target where </w:t>
-      </w:r>
-      <w:proofErr w:type="gramStart"/>
-      <w:r>
-        <w:rPr>
-          <w:rFonts w:asciiTheme="majorBidi" w:hAnsiTheme="majorBidi" w:cstheme="majorBidi"/>
-        </w:rPr>
-        <w:t xml:space="preserve">the </w:t>
-      </w:r>
-      <w:r>
-        <w:rPr>
-          <w:rFonts w:asciiTheme="majorBidi" w:hAnsiTheme="majorBidi" w:cstheme="majorBidi"/>
-          <w:color w:val="124F1A" w:themeColor="accent3" w:themeShade="BF"/>
-        </w:rPr>
-        <w:t>.stan</w:t>
-      </w:r>
-      <w:proofErr w:type="gramEnd"/>
-      <w:r>
-        <w:rPr>
-          <w:rFonts w:asciiTheme="majorBidi" w:hAnsiTheme="majorBidi" w:cstheme="majorBidi"/>
-          <w:color w:val="124F1A" w:themeColor="accent3" w:themeShade="BF"/>
-        </w:rPr>
-        <w:t xml:space="preserve"> </w:t>
+        <w:t xml:space="preserve">.stan </w:t>
       </w:r>
       <w:r>
         <w:rPr>
@@ -13093,7 +11510,6 @@
           <w:shd w:val="clear" w:color="auto" w:fill="FFFFFF"/>
         </w:rPr>
       </w:pPr>
-      <w:proofErr w:type="spellStart"/>
       <w:r>
         <w:rPr>
           <w:rFonts w:asciiTheme="majorBidi" w:hAnsiTheme="majorBidi" w:cstheme="majorBidi"/>
@@ -13103,7 +11519,6 @@
         </w:rPr>
         <w:t>rvf_processing_targets</w:t>
       </w:r>
-      <w:proofErr w:type="spellEnd"/>
       <w:r>
         <w:rPr>
           <w:rFonts w:asciiTheme="majorBidi" w:hAnsiTheme="majorBidi" w:cstheme="majorBidi"/>
@@ -13120,21 +11535,7 @@
         <w:rPr>
           <w:rFonts w:asciiTheme="majorBidi" w:hAnsiTheme="majorBidi" w:cstheme="majorBidi"/>
         </w:rPr>
-        <w:t xml:space="preserve">few targets that summarize the data into the chosen regions occurs, build lagged covariates, and create the single master </w:t>
-      </w:r>
-      <w:proofErr w:type="spellStart"/>
-      <w:r>
-        <w:rPr>
-          <w:rFonts w:asciiTheme="majorBidi" w:hAnsiTheme="majorBidi" w:cstheme="majorBidi"/>
-        </w:rPr>
-        <w:t>tibble</w:t>
-      </w:r>
-      <w:proofErr w:type="spellEnd"/>
-      <w:r>
-        <w:rPr>
-          <w:rFonts w:asciiTheme="majorBidi" w:hAnsiTheme="majorBidi" w:cstheme="majorBidi"/>
-        </w:rPr>
-        <w:t xml:space="preserve"> for model fitting</w:t>
+        <w:t>few targets that summarize the data into the chosen regions occurs, build lagged covariates, and create the single master tibble for model fitting</w:t>
       </w:r>
     </w:p>
     <w:p>
@@ -13172,21 +11573,12 @@
         </w:rPr>
         <w:t xml:space="preserve">The target </w:t>
       </w:r>
-      <w:proofErr w:type="spellStart"/>
       <w:r>
         <w:rPr>
           <w:rFonts w:asciiTheme="majorBidi" w:hAnsiTheme="majorBidi" w:cstheme="majorBidi"/>
           <w:color w:val="215E99" w:themeColor="text2" w:themeTint="BF"/>
         </w:rPr>
-        <w:t>dates_in_predictors</w:t>
-      </w:r>
-      <w:proofErr w:type="spellEnd"/>
-      <w:r>
-        <w:rPr>
-          <w:rFonts w:asciiTheme="majorBidi" w:hAnsiTheme="majorBidi" w:cstheme="majorBidi"/>
-          <w:color w:val="215E99" w:themeColor="text2" w:themeTint="BF"/>
-        </w:rPr>
-        <w:t xml:space="preserve"> </w:t>
+        <w:t xml:space="preserve">dates_in_predictors </w:t>
       </w:r>
       <w:r>
         <w:rPr>
@@ -13207,6 +11599,7 @@
       <w:bookmarkStart w:id="131" w:name="_Toc225340576"/>
       <w:bookmarkStart w:id="132" w:name="_Toc227764041"/>
       <w:r>
+        <w:lastRenderedPageBreak/>
         <w:t>A note on space</w:t>
       </w:r>
       <w:bookmarkEnd w:id="127"/>
@@ -13226,7 +11619,6 @@
         <w:rPr>
           <w:rFonts w:asciiTheme="majorBidi" w:hAnsiTheme="majorBidi" w:cstheme="majorBidi"/>
         </w:rPr>
-        <w:lastRenderedPageBreak/>
         <w:t xml:space="preserve">If </w:t>
       </w:r>
       <w:r>
@@ -13253,7 +11645,6 @@
         </w:rPr>
         <w:t xml:space="preserve"> </w:t>
       </w:r>
-      <w:proofErr w:type="spellStart"/>
       <w:r>
         <w:rPr>
           <w:rFonts w:asciiTheme="majorBidi" w:hAnsiTheme="majorBidi" w:cstheme="majorBidi"/>
@@ -13261,7 +11652,6 @@
         </w:rPr>
         <w:t>region_map</w:t>
       </w:r>
-      <w:proofErr w:type="spellEnd"/>
       <w:r>
         <w:rPr>
           <w:rFonts w:asciiTheme="majorBidi" w:hAnsiTheme="majorBidi" w:cstheme="majorBidi"/>
@@ -13331,26 +11721,14 @@
           <w:shd w:val="clear" w:color="auto" w:fill="FFFFFF"/>
         </w:rPr>
       </w:pPr>
-      <w:proofErr w:type="spellStart"/>
       <w:r>
         <w:rPr>
           <w:rFonts w:asciiTheme="majorBidi" w:hAnsiTheme="majorBidi" w:cstheme="majorBidi"/>
           <w:color w:val="196B24" w:themeColor="accent3"/>
           <w:shd w:val="clear" w:color="auto" w:fill="FFFFFF"/>
         </w:rPr>
-        <w:t>model_framework_</w:t>
-      </w:r>
-      <w:proofErr w:type="gramStart"/>
-      <w:r>
-        <w:rPr>
-          <w:rFonts w:asciiTheme="majorBidi" w:hAnsiTheme="majorBidi" w:cstheme="majorBidi"/>
-          <w:color w:val="196B24" w:themeColor="accent3"/>
-          <w:shd w:val="clear" w:color="auto" w:fill="FFFFFF"/>
-        </w:rPr>
-        <w:t>targets.R</w:t>
-      </w:r>
-      <w:proofErr w:type="spellEnd"/>
-      <w:proofErr w:type="gramEnd"/>
+        <w:t>model_framework_targets.R</w:t>
+      </w:r>
     </w:p>
     <w:p>
       <w:pPr>
@@ -13483,19 +11861,11 @@
         </w:rPr>
         <w:t xml:space="preserve">fit with </w:t>
       </w:r>
-      <w:proofErr w:type="spellStart"/>
-      <w:r>
-        <w:rPr>
-          <w:rFonts w:asciiTheme="majorBidi" w:hAnsiTheme="majorBidi" w:cstheme="majorBidi"/>
-        </w:rPr>
-        <w:t>xgboost</w:t>
-      </w:r>
-      <w:proofErr w:type="spellEnd"/>
-      <w:r>
-        <w:rPr>
-          <w:rFonts w:asciiTheme="majorBidi" w:hAnsiTheme="majorBidi" w:cstheme="majorBidi"/>
-        </w:rPr>
-        <w:t>.</w:t>
+      <w:r>
+        <w:rPr>
+          <w:rFonts w:asciiTheme="majorBidi" w:hAnsiTheme="majorBidi" w:cstheme="majorBidi"/>
+        </w:rPr>
+        <w:t>xgboost.</w:t>
       </w:r>
       <w:r>
         <w:rPr>
@@ -13509,74 +11879,25 @@
         </w:rPr>
         <w:t xml:space="preserve">See functions </w:t>
       </w:r>
-      <w:proofErr w:type="spellStart"/>
       <w:r>
         <w:rPr>
           <w:rFonts w:asciiTheme="majorBidi" w:hAnsiTheme="majorBidi" w:cstheme="majorBidi"/>
           <w:color w:val="BF4E14" w:themeColor="accent2" w:themeShade="BF"/>
         </w:rPr>
-        <w:t>make_</w:t>
-      </w:r>
-      <w:proofErr w:type="gramStart"/>
+        <w:t>make_recipe()</w:t>
+      </w:r>
+      <w:r>
+        <w:rPr>
+          <w:rFonts w:asciiTheme="majorBidi" w:hAnsiTheme="majorBidi" w:cstheme="majorBidi"/>
+        </w:rPr>
+        <w:t xml:space="preserve">, and </w:t>
+      </w:r>
       <w:r>
         <w:rPr>
           <w:rFonts w:asciiTheme="majorBidi" w:hAnsiTheme="majorBidi" w:cstheme="majorBidi"/>
           <w:color w:val="BF4E14" w:themeColor="accent2" w:themeShade="BF"/>
         </w:rPr>
-        <w:t>recipe</w:t>
-      </w:r>
-      <w:proofErr w:type="spellEnd"/>
-      <w:r>
-        <w:rPr>
-          <w:rFonts w:asciiTheme="majorBidi" w:hAnsiTheme="majorBidi" w:cstheme="majorBidi"/>
-          <w:color w:val="BF4E14" w:themeColor="accent2" w:themeShade="BF"/>
-        </w:rPr>
-        <w:t>()</w:t>
-      </w:r>
-      <w:r>
-        <w:rPr>
-          <w:rFonts w:asciiTheme="majorBidi" w:hAnsiTheme="majorBidi" w:cstheme="majorBidi"/>
-        </w:rPr>
-        <w:t>, and</w:t>
-      </w:r>
-      <w:proofErr w:type="gramEnd"/>
-      <w:r>
-        <w:rPr>
-          <w:rFonts w:asciiTheme="majorBidi" w:hAnsiTheme="majorBidi" w:cstheme="majorBidi"/>
-        </w:rPr>
-        <w:t xml:space="preserve"> </w:t>
-      </w:r>
-      <w:proofErr w:type="spellStart"/>
-      <w:r>
-        <w:rPr>
-          <w:rFonts w:asciiTheme="majorBidi" w:hAnsiTheme="majorBidi" w:cstheme="majorBidi"/>
-          <w:color w:val="BF4E14" w:themeColor="accent2" w:themeShade="BF"/>
-        </w:rPr>
-        <w:t>make_</w:t>
-      </w:r>
-      <w:proofErr w:type="gramStart"/>
-      <w:r>
-        <w:rPr>
-          <w:rFonts w:asciiTheme="majorBidi" w:hAnsiTheme="majorBidi" w:cstheme="majorBidi"/>
-          <w:color w:val="BF4E14" w:themeColor="accent2" w:themeShade="BF"/>
-        </w:rPr>
-        <w:t>model</w:t>
-      </w:r>
-      <w:proofErr w:type="spellEnd"/>
-      <w:r>
-        <w:rPr>
-          <w:rFonts w:asciiTheme="majorBidi" w:hAnsiTheme="majorBidi" w:cstheme="majorBidi"/>
-          <w:color w:val="BF4E14" w:themeColor="accent2" w:themeShade="BF"/>
-        </w:rPr>
-        <w:t>(</w:t>
-      </w:r>
-      <w:proofErr w:type="gramEnd"/>
-      <w:r>
-        <w:rPr>
-          <w:rFonts w:asciiTheme="majorBidi" w:hAnsiTheme="majorBidi" w:cstheme="majorBidi"/>
-          <w:color w:val="BF4E14" w:themeColor="accent2" w:themeShade="BF"/>
-        </w:rPr>
-        <w:t xml:space="preserve">) </w:t>
+        <w:t xml:space="preserve">make_model() </w:t>
       </w:r>
       <w:r>
         <w:rPr>
@@ -13768,21 +12089,7 @@
         <w:rPr>
           <w:rFonts w:asciiTheme="majorBidi" w:hAnsiTheme="majorBidi" w:cstheme="majorBidi"/>
         </w:rPr>
-        <w:t xml:space="preserve">leave-one-out “inner folds”, where the model is fit using N-1 spatial chunks and model performance is evaluated on the </w:t>
-      </w:r>
-      <w:proofErr w:type="gramStart"/>
-      <w:r>
-        <w:rPr>
-          <w:rFonts w:asciiTheme="majorBidi" w:hAnsiTheme="majorBidi" w:cstheme="majorBidi"/>
-        </w:rPr>
-        <w:t>left out</w:t>
-      </w:r>
-      <w:proofErr w:type="gramEnd"/>
-      <w:r>
-        <w:rPr>
-          <w:rFonts w:asciiTheme="majorBidi" w:hAnsiTheme="majorBidi" w:cstheme="majorBidi"/>
-        </w:rPr>
-        <w:t xml:space="preserve"> chunk</w:t>
+        <w:t>leave-one-out “inner folds”, where the model is fit using N-1 spatial chunks and model performance is evaluated on the left out chunk</w:t>
       </w:r>
       <w:r>
         <w:rPr>
@@ -13822,7 +12129,6 @@
         </w:rPr>
         <w:t xml:space="preserve">Data is folded in the target </w:t>
       </w:r>
-      <w:proofErr w:type="spellStart"/>
       <w:r>
         <w:rPr>
           <w:rFonts w:asciiTheme="majorBidi" w:hAnsiTheme="majorBidi" w:cstheme="majorBidi"/>
@@ -13830,7 +12136,6 @@
         </w:rPr>
         <w:t>folded_data_training_raw</w:t>
       </w:r>
-      <w:proofErr w:type="spellEnd"/>
       <w:r>
         <w:rPr>
           <w:rFonts w:asciiTheme="majorBidi" w:hAnsiTheme="majorBidi" w:cstheme="majorBidi"/>
@@ -13942,20 +12247,53 @@
         </w:rPr>
         <w:t xml:space="preserve"> (which is set up with targets </w:t>
       </w:r>
-      <w:proofErr w:type="spellStart"/>
       <w:r>
         <w:rPr>
           <w:rFonts w:asciiTheme="majorBidi" w:hAnsiTheme="majorBidi" w:cstheme="majorBidi"/>
           <w:color w:val="215E99" w:themeColor="text2" w:themeTint="BF"/>
         </w:rPr>
-        <w:t>tune_pars</w:t>
-      </w:r>
-      <w:proofErr w:type="spellEnd"/>
+        <w:t xml:space="preserve">tune_pars </w:t>
+      </w:r>
+      <w:r>
+        <w:rPr>
+          <w:rFonts w:asciiTheme="majorBidi" w:hAnsiTheme="majorBidi" w:cstheme="majorBidi"/>
+          <w:color w:val="000000" w:themeColor="text1"/>
+        </w:rPr>
+        <w:t xml:space="preserve">and </w:t>
+      </w:r>
       <w:r>
         <w:rPr>
           <w:rFonts w:asciiTheme="majorBidi" w:hAnsiTheme="majorBidi" w:cstheme="majorBidi"/>
           <w:color w:val="215E99" w:themeColor="text2" w:themeTint="BF"/>
         </w:rPr>
+        <w:t>tuning_grid</w:t>
+      </w:r>
+      <w:r>
+        <w:rPr>
+          <w:rFonts w:asciiTheme="majorBidi" w:hAnsiTheme="majorBidi" w:cstheme="majorBidi"/>
+          <w:color w:val="000000" w:themeColor="text1"/>
+        </w:rPr>
+        <w:t>)</w:t>
+      </w:r>
+      <w:r>
+        <w:rPr>
+          <w:rFonts w:asciiTheme="majorBidi" w:hAnsiTheme="majorBidi" w:cstheme="majorBidi"/>
+          <w:color w:val="000000" w:themeColor="text1"/>
+        </w:rPr>
+        <w:t xml:space="preserve">. </w:t>
+      </w:r>
+      <w:r>
+        <w:rPr>
+          <w:rFonts w:asciiTheme="majorBidi" w:hAnsiTheme="majorBidi" w:cstheme="majorBidi"/>
+          <w:color w:val="000000" w:themeColor="text1"/>
+        </w:rPr>
+        <w:t>For each inner fold</w:t>
+      </w:r>
+      <w:r>
+        <w:rPr>
+          <w:rFonts w:asciiTheme="majorBidi" w:hAnsiTheme="majorBidi" w:cstheme="majorBidi"/>
+          <w:color w:val="000000" w:themeColor="text1"/>
+        </w:rPr>
         <w:t xml:space="preserve"> </w:t>
       </w:r>
       <w:r>
@@ -13963,208 +12301,113 @@
           <w:rFonts w:asciiTheme="majorBidi" w:hAnsiTheme="majorBidi" w:cstheme="majorBidi"/>
           <w:color w:val="000000" w:themeColor="text1"/>
         </w:rPr>
-        <w:t xml:space="preserve">and </w:t>
-      </w:r>
-      <w:proofErr w:type="spellStart"/>
+        <w:t xml:space="preserve">performance is evaluated with a weighted logloss if </w:t>
+      </w:r>
+      <w:r>
+        <w:rPr>
+          <w:rFonts w:asciiTheme="majorBidi" w:hAnsiTheme="majorBidi" w:cstheme="majorBidi"/>
+          <w:color w:val="000000" w:themeColor="text1"/>
+        </w:rPr>
+        <w:t>there are no outbreaks in the left out spatial chunk and both the weighted logloss and precision recall area under the curve</w:t>
+      </w:r>
+      <w:r>
+        <w:rPr>
+          <w:rFonts w:asciiTheme="majorBidi" w:hAnsiTheme="majorBidi" w:cstheme="majorBidi"/>
+          <w:color w:val="BF4E14" w:themeColor="accent2" w:themeShade="BF"/>
+        </w:rPr>
+        <w:t xml:space="preserve"> yardstick::pr_auc()</w:t>
+      </w:r>
+      <w:r>
+        <w:rPr>
+          <w:rFonts w:asciiTheme="majorBidi" w:hAnsiTheme="majorBidi" w:cstheme="majorBidi"/>
+          <w:color w:val="BF4E14" w:themeColor="accent2" w:themeShade="BF"/>
+        </w:rPr>
+        <w:t xml:space="preserve"> </w:t>
+      </w:r>
+      <w:r>
+        <w:rPr>
+          <w:rFonts w:asciiTheme="majorBidi" w:hAnsiTheme="majorBidi" w:cstheme="majorBidi"/>
+          <w:color w:val="000000" w:themeColor="text1"/>
+        </w:rPr>
+        <w:t>if there are some outbreaks</w:t>
+      </w:r>
+      <w:r>
+        <w:rPr>
+          <w:rFonts w:asciiTheme="majorBidi" w:hAnsiTheme="majorBidi" w:cstheme="majorBidi"/>
+          <w:color w:val="000000" w:themeColor="text1"/>
+        </w:rPr>
+        <w:t xml:space="preserve"> (see function </w:t>
+      </w:r>
+      <w:r>
+        <w:rPr>
+          <w:rFonts w:asciiTheme="majorBidi" w:hAnsiTheme="majorBidi" w:cstheme="majorBidi"/>
+          <w:color w:val="BF4E14" w:themeColor="accent2" w:themeShade="BF"/>
+        </w:rPr>
+        <w:t xml:space="preserve">compute_metrics_vec() </w:t>
+      </w:r>
+      <w:r>
+        <w:rPr>
+          <w:rFonts w:asciiTheme="majorBidi" w:hAnsiTheme="majorBidi" w:cstheme="majorBidi"/>
+          <w:color w:val="000000" w:themeColor="text1"/>
+        </w:rPr>
+        <w:t xml:space="preserve">called from within, for example, target </w:t>
+      </w:r>
       <w:r>
         <w:rPr>
           <w:rFonts w:asciiTheme="majorBidi" w:hAnsiTheme="majorBidi" w:cstheme="majorBidi"/>
           <w:color w:val="215E99" w:themeColor="text2" w:themeTint="BF"/>
         </w:rPr>
-        <w:t>tuning_grid</w:t>
-      </w:r>
-      <w:proofErr w:type="spellEnd"/>
+        <w:t>tuned_results_per_outer_fold</w:t>
+      </w:r>
       <w:r>
         <w:rPr>
           <w:rFonts w:asciiTheme="majorBidi" w:hAnsiTheme="majorBidi" w:cstheme="majorBidi"/>
           <w:color w:val="000000" w:themeColor="text1"/>
         </w:rPr>
-        <w:t>)</w:t>
+        <w:t xml:space="preserve">. </w:t>
       </w:r>
       <w:r>
         <w:rPr>
           <w:rFonts w:asciiTheme="majorBidi" w:hAnsiTheme="majorBidi" w:cstheme="majorBidi"/>
           <w:color w:val="000000" w:themeColor="text1"/>
         </w:rPr>
-        <w:t xml:space="preserve">. </w:t>
+        <w:t>F</w:t>
       </w:r>
       <w:r>
         <w:rPr>
           <w:rFonts w:asciiTheme="majorBidi" w:hAnsiTheme="majorBidi" w:cstheme="majorBidi"/>
           <w:color w:val="000000" w:themeColor="text1"/>
         </w:rPr>
-        <w:t>For each inner fold</w:t>
+        <w:t>or each outer fold</w:t>
       </w:r>
       <w:r>
         <w:rPr>
           <w:rFonts w:asciiTheme="majorBidi" w:hAnsiTheme="majorBidi" w:cstheme="majorBidi"/>
           <w:color w:val="000000" w:themeColor="text1"/>
         </w:rPr>
-        <w:t xml:space="preserve"> </w:t>
+        <w:t>,</w:t>
       </w:r>
       <w:r>
         <w:rPr>
           <w:rFonts w:asciiTheme="majorBidi" w:hAnsiTheme="majorBidi" w:cstheme="majorBidi"/>
           <w:color w:val="000000" w:themeColor="text1"/>
         </w:rPr>
-        <w:t xml:space="preserve">performance is evaluated with a weighted </w:t>
-      </w:r>
-      <w:proofErr w:type="spellStart"/>
+        <w:t xml:space="preserve"> the best </w:t>
+      </w:r>
       <w:r>
         <w:rPr>
           <w:rFonts w:asciiTheme="majorBidi" w:hAnsiTheme="majorBidi" w:cstheme="majorBidi"/>
           <w:color w:val="000000" w:themeColor="text1"/>
         </w:rPr>
-        <w:t>logloss</w:t>
-      </w:r>
-      <w:proofErr w:type="spellEnd"/>
+        <w:t xml:space="preserve">hyperparameter set is chosen given choices for how these metrics are weighted (given emphasis on predicting 1s). In </w:t>
+      </w:r>
       <w:r>
         <w:rPr>
           <w:rFonts w:asciiTheme="majorBidi" w:hAnsiTheme="majorBidi" w:cstheme="majorBidi"/>
           <w:color w:val="000000" w:themeColor="text1"/>
         </w:rPr>
-        <w:t xml:space="preserve"> if </w:t>
-      </w:r>
-      <w:r>
-        <w:rPr>
-          <w:rFonts w:asciiTheme="majorBidi" w:hAnsiTheme="majorBidi" w:cstheme="majorBidi"/>
-          <w:color w:val="000000" w:themeColor="text1"/>
-        </w:rPr>
-        <w:t xml:space="preserve">there are no outbreaks in the left out spatial chunk and both the weighted </w:t>
-      </w:r>
-      <w:proofErr w:type="spellStart"/>
-      <w:r>
-        <w:rPr>
-          <w:rFonts w:asciiTheme="majorBidi" w:hAnsiTheme="majorBidi" w:cstheme="majorBidi"/>
-          <w:color w:val="000000" w:themeColor="text1"/>
-        </w:rPr>
-        <w:t>logloss</w:t>
-      </w:r>
-      <w:proofErr w:type="spellEnd"/>
-      <w:r>
-        <w:rPr>
-          <w:rFonts w:asciiTheme="majorBidi" w:hAnsiTheme="majorBidi" w:cstheme="majorBidi"/>
-          <w:color w:val="000000" w:themeColor="text1"/>
-        </w:rPr>
-        <w:t xml:space="preserve"> and precision recall area under the curve</w:t>
-      </w:r>
-      <w:r>
-        <w:rPr>
-          <w:rFonts w:asciiTheme="majorBidi" w:hAnsiTheme="majorBidi" w:cstheme="majorBidi"/>
-          <w:color w:val="BF4E14" w:themeColor="accent2" w:themeShade="BF"/>
-        </w:rPr>
-        <w:t xml:space="preserve"> yardstick::</w:t>
-      </w:r>
-      <w:proofErr w:type="spellStart"/>
-      <w:r>
-        <w:rPr>
-          <w:rFonts w:asciiTheme="majorBidi" w:hAnsiTheme="majorBidi" w:cstheme="majorBidi"/>
-          <w:color w:val="BF4E14" w:themeColor="accent2" w:themeShade="BF"/>
-        </w:rPr>
-        <w:t>pr_auc</w:t>
-      </w:r>
-      <w:proofErr w:type="spellEnd"/>
-      <w:r>
-        <w:rPr>
-          <w:rFonts w:asciiTheme="majorBidi" w:hAnsiTheme="majorBidi" w:cstheme="majorBidi"/>
-          <w:color w:val="BF4E14" w:themeColor="accent2" w:themeShade="BF"/>
-        </w:rPr>
-        <w:t>()</w:t>
-      </w:r>
-      <w:r>
-        <w:rPr>
-          <w:rFonts w:asciiTheme="majorBidi" w:hAnsiTheme="majorBidi" w:cstheme="majorBidi"/>
-          <w:color w:val="BF4E14" w:themeColor="accent2" w:themeShade="BF"/>
-        </w:rPr>
-        <w:t xml:space="preserve"> </w:t>
-      </w:r>
-      <w:r>
-        <w:rPr>
-          <w:rFonts w:asciiTheme="majorBidi" w:hAnsiTheme="majorBidi" w:cstheme="majorBidi"/>
-          <w:color w:val="000000" w:themeColor="text1"/>
-        </w:rPr>
-        <w:t>if there are some outbreaks</w:t>
-      </w:r>
-      <w:r>
-        <w:rPr>
-          <w:rFonts w:asciiTheme="majorBidi" w:hAnsiTheme="majorBidi" w:cstheme="majorBidi"/>
-          <w:color w:val="000000" w:themeColor="text1"/>
-        </w:rPr>
-        <w:t xml:space="preserve"> (see function </w:t>
-      </w:r>
-      <w:proofErr w:type="spellStart"/>
-      <w:r>
-        <w:rPr>
-          <w:rFonts w:asciiTheme="majorBidi" w:hAnsiTheme="majorBidi" w:cstheme="majorBidi"/>
-          <w:color w:val="BF4E14" w:themeColor="accent2" w:themeShade="BF"/>
-        </w:rPr>
-        <w:t>compute_metrics_vec</w:t>
-      </w:r>
-      <w:proofErr w:type="spellEnd"/>
-      <w:r>
-        <w:rPr>
-          <w:rFonts w:asciiTheme="majorBidi" w:hAnsiTheme="majorBidi" w:cstheme="majorBidi"/>
-          <w:color w:val="BF4E14" w:themeColor="accent2" w:themeShade="BF"/>
-        </w:rPr>
-        <w:t xml:space="preserve">() </w:t>
-      </w:r>
-      <w:r>
-        <w:rPr>
-          <w:rFonts w:asciiTheme="majorBidi" w:hAnsiTheme="majorBidi" w:cstheme="majorBidi"/>
-          <w:color w:val="000000" w:themeColor="text1"/>
-        </w:rPr>
-        <w:t xml:space="preserve">called from within, for example, target </w:t>
-      </w:r>
-      <w:proofErr w:type="spellStart"/>
-      <w:r>
-        <w:rPr>
-          <w:rFonts w:asciiTheme="majorBidi" w:hAnsiTheme="majorBidi" w:cstheme="majorBidi"/>
-          <w:color w:val="215E99" w:themeColor="text2" w:themeTint="BF"/>
-        </w:rPr>
-        <w:t>tuned_results_per_outer_fold</w:t>
-      </w:r>
-      <w:proofErr w:type="spellEnd"/>
-      <w:r>
-        <w:rPr>
-          <w:rFonts w:asciiTheme="majorBidi" w:hAnsiTheme="majorBidi" w:cstheme="majorBidi"/>
-          <w:color w:val="000000" w:themeColor="text1"/>
-        </w:rPr>
-        <w:t xml:space="preserve">. </w:t>
-      </w:r>
-      <w:r>
-        <w:rPr>
-          <w:rFonts w:asciiTheme="majorBidi" w:hAnsiTheme="majorBidi" w:cstheme="majorBidi"/>
-          <w:color w:val="000000" w:themeColor="text1"/>
-        </w:rPr>
-        <w:t>F</w:t>
-      </w:r>
-      <w:r>
-        <w:rPr>
-          <w:rFonts w:asciiTheme="majorBidi" w:hAnsiTheme="majorBidi" w:cstheme="majorBidi"/>
-          <w:color w:val="000000" w:themeColor="text1"/>
-        </w:rPr>
-        <w:t>or each outer fold</w:t>
-      </w:r>
-      <w:r>
-        <w:rPr>
-          <w:rFonts w:asciiTheme="majorBidi" w:hAnsiTheme="majorBidi" w:cstheme="majorBidi"/>
-          <w:color w:val="000000" w:themeColor="text1"/>
-        </w:rPr>
-        <w:t>,</w:t>
-      </w:r>
-      <w:r>
-        <w:rPr>
-          <w:rFonts w:asciiTheme="majorBidi" w:hAnsiTheme="majorBidi" w:cstheme="majorBidi"/>
-          <w:color w:val="000000" w:themeColor="text1"/>
-        </w:rPr>
-        <w:t xml:space="preserve"> the best </w:t>
-      </w:r>
-      <w:r>
-        <w:rPr>
-          <w:rFonts w:asciiTheme="majorBidi" w:hAnsiTheme="majorBidi" w:cstheme="majorBidi"/>
-          <w:color w:val="000000" w:themeColor="text1"/>
-        </w:rPr>
-        <w:t xml:space="preserve">hyperparameter set is chosen given choices for how these metrics are weighted (given emphasis on predicting 1s). In this inner fold training, the “test” data for the outer fold is not yet used (as shown in </w:t>
+        <w:lastRenderedPageBreak/>
+        <w:t xml:space="preserve">this inner fold training, the “test” data for the outer fold is not yet used (as shown in </w:t>
       </w:r>
       <w:r>
         <w:rPr>
@@ -14199,7 +12442,6 @@
           <w:rFonts w:asciiTheme="majorBidi" w:hAnsiTheme="majorBidi" w:cstheme="majorBidi"/>
           <w:color w:val="000000" w:themeColor="text1"/>
         </w:rPr>
-        <w:lastRenderedPageBreak/>
         <w:t>Each outer fold is then fit with the best hyperparameter set for that outer fold based on the training across inner folds, with performance being evaluated on the “test” data. The single best hyperparameter set (chosen using the same method as previously) is now chosen as the overall best set for model fitting.</w:t>
       </w:r>
     </w:p>
@@ -14676,19 +12918,11 @@
         </w:rPr>
         <w:t xml:space="preserve">, forecasts for each date in the </w:t>
       </w:r>
-      <w:proofErr w:type="gramStart"/>
-      <w:r>
-        <w:rPr>
-          <w:rFonts w:asciiTheme="majorBidi" w:hAnsiTheme="majorBidi" w:cstheme="majorBidi"/>
-        </w:rPr>
-        <w:t>5 month</w:t>
-      </w:r>
-      <w:proofErr w:type="gramEnd"/>
-      <w:r>
-        <w:rPr>
-          <w:rFonts w:asciiTheme="majorBidi" w:hAnsiTheme="majorBidi" w:cstheme="majorBidi"/>
-        </w:rPr>
-        <w:t xml:space="preserve"> evaluation period </w:t>
+      <w:r>
+        <w:rPr>
+          <w:rFonts w:asciiTheme="majorBidi" w:hAnsiTheme="majorBidi" w:cstheme="majorBidi"/>
+        </w:rPr>
+        <w:t xml:space="preserve">5 month evaluation period </w:t>
       </w:r>
       <w:r>
         <w:rPr>
@@ -14761,35 +12995,7 @@
         <w:rPr>
           <w:rFonts w:asciiTheme="majorBidi" w:hAnsiTheme="majorBidi" w:cstheme="majorBidi"/>
         </w:rPr>
-        <w:t xml:space="preserve">, there is some overlap in the same </w:t>
-      </w:r>
-      <w:proofErr w:type="gramStart"/>
-      <w:r>
-        <w:rPr>
-          <w:rFonts w:asciiTheme="majorBidi" w:hAnsiTheme="majorBidi" w:cstheme="majorBidi"/>
-        </w:rPr>
-        <w:t>forecasts</w:t>
-      </w:r>
-      <w:proofErr w:type="gramEnd"/>
-      <w:r>
-        <w:rPr>
-          <w:rFonts w:asciiTheme="majorBidi" w:hAnsiTheme="majorBidi" w:cstheme="majorBidi"/>
-        </w:rPr>
-        <w:t xml:space="preserve"> windows between consecutive dates. We do not think this is a big </w:t>
-      </w:r>
-      <w:proofErr w:type="gramStart"/>
-      <w:r>
-        <w:rPr>
-          <w:rFonts w:asciiTheme="majorBidi" w:hAnsiTheme="majorBidi" w:cstheme="majorBidi"/>
-        </w:rPr>
-        <w:t>issue, but</w:t>
-      </w:r>
-      <w:proofErr w:type="gramEnd"/>
-      <w:r>
-        <w:rPr>
-          <w:rFonts w:asciiTheme="majorBidi" w:hAnsiTheme="majorBidi" w:cstheme="majorBidi"/>
-        </w:rPr>
-        <w:t xml:space="preserve"> is something to keep in mind. </w:t>
+        <w:t xml:space="preserve">, there is some overlap in the same forecasts windows between consecutive dates. We do not think this is a big issue, but is something to keep in mind. </w:t>
       </w:r>
       <w:r>
         <w:rPr>
@@ -14892,7 +13098,6 @@
         <w:rPr>
           <w:noProof/>
         </w:rPr>
-        <w:lastRenderedPageBreak/>
         <w:drawing>
           <wp:anchor distT="0" distB="0" distL="114300" distR="114300" simplePos="0" relativeHeight="251657216" behindDoc="1" locked="0" layoutInCell="1" allowOverlap="1" wp14:anchorId="0B96C624" wp14:editId="45BC284A">
             <wp:simplePos x="0" y="0"/>
@@ -15193,21 +13398,7 @@
         <w:rPr>
           <w:rFonts w:asciiTheme="majorBidi" w:hAnsiTheme="majorBidi" w:cstheme="majorBidi"/>
         </w:rPr>
-        <w:t xml:space="preserve">and model performance is evaluated on the </w:t>
-      </w:r>
-      <w:proofErr w:type="gramStart"/>
-      <w:r>
-        <w:rPr>
-          <w:rFonts w:asciiTheme="majorBidi" w:hAnsiTheme="majorBidi" w:cstheme="majorBidi"/>
-        </w:rPr>
-        <w:t>left out</w:t>
-      </w:r>
-      <w:proofErr w:type="gramEnd"/>
-      <w:r>
-        <w:rPr>
-          <w:rFonts w:asciiTheme="majorBidi" w:hAnsiTheme="majorBidi" w:cstheme="majorBidi"/>
-        </w:rPr>
-        <w:t xml:space="preserve"> chunk</w:t>
+        <w:t>and model performance is evaluated on the left out chunk</w:t>
       </w:r>
       <w:r>
         <w:rPr>
@@ -15251,7 +13442,7 @@
           <w:noProof/>
         </w:rPr>
         <w:drawing>
-          <wp:anchor distT="0" distB="0" distL="114300" distR="114300" simplePos="0" relativeHeight="251658240" behindDoc="1" locked="0" layoutInCell="1" allowOverlap="1" wp14:anchorId="1D489B3F" wp14:editId="477449F2">
+          <wp:anchor distT="0" distB="0" distL="114300" distR="114300" simplePos="0" relativeHeight="251658240" behindDoc="1" locked="0" layoutInCell="1" allowOverlap="1" wp14:anchorId="1D489B3F" wp14:editId="52C623BA">
             <wp:simplePos x="0" y="0"/>
             <wp:positionH relativeFrom="column">
               <wp:posOffset>-204470</wp:posOffset>
@@ -15630,14 +13821,12 @@
         </w:rPr>
         <w:t xml:space="preserve">, </w:t>
       </w:r>
-      <w:proofErr w:type="spellStart"/>
       <w:r>
         <w:rPr>
           <w:rFonts w:ascii="Miriam Fixed" w:hAnsi="Miriam Fixed" w:cs="Miriam Fixed" w:hint="cs"/>
         </w:rPr>
         <w:t>tidymodels</w:t>
       </w:r>
-      <w:proofErr w:type="spellEnd"/>
       <w:r>
         <w:rPr>
           <w:rFonts w:asciiTheme="majorBidi" w:hAnsiTheme="majorBidi" w:cstheme="majorBidi"/>
@@ -15709,7 +13898,6 @@
           <w:iCs/>
         </w:rPr>
       </w:pPr>
-      <w:proofErr w:type="spellStart"/>
       <w:r>
         <w:rPr>
           <w:rFonts w:asciiTheme="majorBidi" w:hAnsiTheme="majorBidi" w:cstheme="majorBidi"/>
@@ -15717,9 +13905,9 @@
           <w:iCs/>
           <w:color w:val="215E99" w:themeColor="text2" w:themeTint="BF"/>
         </w:rPr>
+        <w:lastRenderedPageBreak/>
         <w:t>model_data_targets</w:t>
       </w:r>
-      <w:proofErr w:type="spellEnd"/>
       <w:r>
         <w:rPr>
           <w:rFonts w:asciiTheme="majorBidi" w:hAnsiTheme="majorBidi" w:cstheme="majorBidi"/>
@@ -15768,7 +13956,6 @@
           <w:iCs/>
         </w:rPr>
       </w:pPr>
-      <w:proofErr w:type="spellStart"/>
       <w:r>
         <w:rPr>
           <w:rFonts w:asciiTheme="majorBidi" w:hAnsiTheme="majorBidi" w:cstheme="majorBidi"/>
@@ -15776,10 +13963,8 @@
           <w:iCs/>
           <w:color w:val="215E99" w:themeColor="text2" w:themeTint="BF"/>
         </w:rPr>
-        <w:lastRenderedPageBreak/>
         <w:t>cross_validation_targets</w:t>
       </w:r>
-      <w:proofErr w:type="spellEnd"/>
       <w:r>
         <w:rPr>
           <w:rFonts w:asciiTheme="majorBidi" w:hAnsiTheme="majorBidi" w:cstheme="majorBidi"/>
@@ -15826,7 +14011,6 @@
           <w:iCs/>
         </w:rPr>
       </w:pPr>
-      <w:proofErr w:type="spellStart"/>
       <w:r>
         <w:rPr>
           <w:rFonts w:asciiTheme="majorBidi" w:hAnsiTheme="majorBidi" w:cstheme="majorBidi"/>
@@ -15834,7 +14018,6 @@
         </w:rPr>
         <w:t>splitted_data</w:t>
       </w:r>
-      <w:proofErr w:type="spellEnd"/>
       <w:r>
         <w:rPr>
           <w:rFonts w:asciiTheme="majorBidi" w:hAnsiTheme="majorBidi" w:cstheme="majorBidi"/>
@@ -15880,7 +14063,6 @@
           <w:iCs/>
         </w:rPr>
       </w:pPr>
-      <w:proofErr w:type="spellStart"/>
       <w:r>
         <w:rPr>
           <w:rFonts w:asciiTheme="majorBidi" w:hAnsiTheme="majorBidi" w:cstheme="majorBidi"/>
@@ -15888,7 +14070,6 @@
         </w:rPr>
         <w:t>clustered_Africa_districts</w:t>
       </w:r>
-      <w:proofErr w:type="spellEnd"/>
       <w:r>
         <w:rPr>
           <w:rFonts w:asciiTheme="majorBidi" w:hAnsiTheme="majorBidi" w:cstheme="majorBidi"/>
@@ -15998,37 +14179,26 @@
           <w:iCs/>
         </w:rPr>
       </w:pPr>
-      <w:proofErr w:type="spellStart"/>
       <w:r>
         <w:rPr>
           <w:rFonts w:asciiTheme="majorBidi" w:hAnsiTheme="majorBidi" w:cstheme="majorBidi"/>
           <w:color w:val="215E99" w:themeColor="text2" w:themeTint="BF"/>
         </w:rPr>
-        <w:t>folded_data_training_raw</w:t>
-      </w:r>
-      <w:proofErr w:type="spellEnd"/>
+        <w:t xml:space="preserve">folded_data_training_raw </w:t>
+      </w:r>
+      <w:r>
+        <w:rPr>
+          <w:rFonts w:asciiTheme="majorBidi" w:hAnsiTheme="majorBidi" w:cstheme="majorBidi"/>
+        </w:rPr>
+        <w:t xml:space="preserve">+ </w:t>
+      </w:r>
       <w:r>
         <w:rPr>
           <w:rFonts w:asciiTheme="majorBidi" w:hAnsiTheme="majorBidi" w:cstheme="majorBidi"/>
           <w:color w:val="215E99" w:themeColor="text2" w:themeTint="BF"/>
         </w:rPr>
-        <w:t xml:space="preserve"> </w:t>
-      </w:r>
-      <w:r>
-        <w:rPr>
-          <w:rFonts w:asciiTheme="majorBidi" w:hAnsiTheme="majorBidi" w:cstheme="majorBidi"/>
-        </w:rPr>
-        <w:t xml:space="preserve">+ </w:t>
-      </w:r>
-      <w:proofErr w:type="spellStart"/>
-      <w:r>
-        <w:rPr>
-          <w:rFonts w:asciiTheme="majorBidi" w:hAnsiTheme="majorBidi" w:cstheme="majorBidi"/>
-          <w:color w:val="215E99" w:themeColor="text2" w:themeTint="BF"/>
-        </w:rPr>
         <w:t>folded_data_training</w:t>
       </w:r>
-      <w:proofErr w:type="spellEnd"/>
       <w:r>
         <w:rPr>
           <w:rFonts w:asciiTheme="majorBidi" w:hAnsiTheme="majorBidi" w:cstheme="majorBidi"/>
@@ -16094,21 +14264,7 @@
         <w:rPr>
           <w:rFonts w:asciiTheme="majorBidi" w:hAnsiTheme="majorBidi" w:cstheme="majorBidi"/>
         </w:rPr>
-        <w:t xml:space="preserve"> </w:t>
-      </w:r>
-      <w:proofErr w:type="spellStart"/>
-      <w:r>
-        <w:rPr>
-          <w:rFonts w:asciiTheme="majorBidi" w:hAnsiTheme="majorBidi" w:cstheme="majorBidi"/>
-        </w:rPr>
-        <w:t>outher</w:t>
-      </w:r>
-      <w:proofErr w:type="spellEnd"/>
-      <w:r>
-        <w:rPr>
-          <w:rFonts w:asciiTheme="majorBidi" w:hAnsiTheme="majorBidi" w:cstheme="majorBidi"/>
-        </w:rPr>
-        <w:t xml:space="preserve"> folds </w:t>
+        <w:t xml:space="preserve"> outher folds </w:t>
       </w:r>
       <w:r>
         <w:rPr>
@@ -16122,37 +14278,26 @@
         </w:rPr>
         <w:t xml:space="preserve">too little data (controlled with arguments </w:t>
       </w:r>
-      <w:proofErr w:type="spellStart"/>
       <w:r>
         <w:rPr>
           <w:rFonts w:asciiTheme="majorBidi" w:hAnsiTheme="majorBidi" w:cstheme="majorBidi"/>
           <w:color w:val="BF4E14" w:themeColor="accent2" w:themeShade="BF"/>
         </w:rPr>
-        <w:t>epidemic_threshold_total</w:t>
-      </w:r>
-      <w:proofErr w:type="spellEnd"/>
+        <w:t xml:space="preserve">epidemic_threshold_total </w:t>
+      </w:r>
+      <w:r>
+        <w:rPr>
+          <w:rFonts w:asciiTheme="majorBidi" w:hAnsiTheme="majorBidi" w:cstheme="majorBidi"/>
+        </w:rPr>
+        <w:t xml:space="preserve">and </w:t>
+      </w:r>
       <w:r>
         <w:rPr>
           <w:rFonts w:asciiTheme="majorBidi" w:hAnsiTheme="majorBidi" w:cstheme="majorBidi"/>
           <w:color w:val="BF4E14" w:themeColor="accent2" w:themeShade="BF"/>
         </w:rPr>
-        <w:t xml:space="preserve"> </w:t>
-      </w:r>
-      <w:r>
-        <w:rPr>
-          <w:rFonts w:asciiTheme="majorBidi" w:hAnsiTheme="majorBidi" w:cstheme="majorBidi"/>
-        </w:rPr>
-        <w:t xml:space="preserve">and </w:t>
-      </w:r>
-      <w:proofErr w:type="spellStart"/>
-      <w:r>
-        <w:rPr>
-          <w:rFonts w:asciiTheme="majorBidi" w:hAnsiTheme="majorBidi" w:cstheme="majorBidi"/>
-          <w:color w:val="BF4E14" w:themeColor="accent2" w:themeShade="BF"/>
-        </w:rPr>
         <w:t>epidemic_threshold_space</w:t>
       </w:r>
-      <w:proofErr w:type="spellEnd"/>
       <w:r>
         <w:rPr>
           <w:rFonts w:asciiTheme="majorBidi" w:hAnsiTheme="majorBidi" w:cstheme="majorBidi"/>
@@ -16179,7 +14324,6 @@
           <w:iCs/>
         </w:rPr>
       </w:pPr>
-      <w:proofErr w:type="spellStart"/>
       <w:r>
         <w:rPr>
           <w:rFonts w:asciiTheme="majorBidi" w:hAnsiTheme="majorBidi" w:cstheme="majorBidi"/>
@@ -16187,7 +14331,6 @@
         </w:rPr>
         <w:t>folded_data_testing</w:t>
       </w:r>
-      <w:proofErr w:type="spellEnd"/>
       <w:r>
         <w:rPr>
           <w:rFonts w:asciiTheme="majorBidi" w:hAnsiTheme="majorBidi" w:cstheme="majorBidi"/>
@@ -16251,7 +14394,6 @@
           <w:iCs/>
         </w:rPr>
       </w:pPr>
-      <w:proofErr w:type="spellStart"/>
       <w:r>
         <w:rPr>
           <w:rFonts w:asciiTheme="majorBidi" w:hAnsiTheme="majorBidi" w:cstheme="majorBidi"/>
@@ -16261,7 +14403,6 @@
         </w:rPr>
         <w:t>model_tuning_targets</w:t>
       </w:r>
-      <w:proofErr w:type="spellEnd"/>
       <w:r>
         <w:rPr>
           <w:rFonts w:asciiTheme="majorBidi" w:hAnsiTheme="majorBidi" w:cstheme="majorBidi"/>
@@ -16314,7 +14455,6 @@
           <w:iCs/>
         </w:rPr>
       </w:pPr>
-      <w:proofErr w:type="spellStart"/>
       <w:r>
         <w:rPr>
           <w:rFonts w:asciiTheme="majorBidi" w:hAnsiTheme="majorBidi" w:cstheme="majorBidi"/>
@@ -16324,7 +14464,6 @@
         </w:rPr>
         <w:t>model_fitting_targets</w:t>
       </w:r>
-      <w:proofErr w:type="spellEnd"/>
       <w:r>
         <w:rPr>
           <w:rFonts w:asciiTheme="majorBidi" w:hAnsiTheme="majorBidi" w:cstheme="majorBidi"/>
@@ -16365,7 +14504,6 @@
         </w:rPr>
         <w:t xml:space="preserve">and predictions are made for all of the time periods over which predictions are evaluated (see target </w:t>
       </w:r>
-      <w:proofErr w:type="spellStart"/>
       <w:r>
         <w:rPr>
           <w:rFonts w:asciiTheme="majorBidi" w:hAnsiTheme="majorBidi" w:cstheme="majorBidi"/>
@@ -16373,7 +14511,6 @@
         </w:rPr>
         <w:t>folded_data_testing</w:t>
       </w:r>
-      <w:proofErr w:type="spellEnd"/>
       <w:r>
         <w:rPr>
           <w:rFonts w:asciiTheme="majorBidi" w:hAnsiTheme="majorBidi" w:cstheme="majorBidi"/>
@@ -16400,7 +14537,6 @@
           <w:iCs/>
         </w:rPr>
       </w:pPr>
-      <w:proofErr w:type="spellStart"/>
       <w:r>
         <w:rPr>
           <w:rFonts w:asciiTheme="majorBidi" w:hAnsiTheme="majorBidi" w:cstheme="majorBidi"/>
@@ -16410,7 +14546,6 @@
         </w:rPr>
         <w:t>model_evaluation_targets</w:t>
       </w:r>
-      <w:proofErr w:type="spellEnd"/>
       <w:r>
         <w:rPr>
           <w:rFonts w:asciiTheme="majorBidi" w:hAnsiTheme="majorBidi" w:cstheme="majorBidi"/>
@@ -16453,37 +14588,26 @@
           <w:iCs/>
         </w:rPr>
       </w:pPr>
-      <w:proofErr w:type="spellStart"/>
       <w:r>
         <w:rPr>
           <w:rFonts w:asciiTheme="majorBidi" w:hAnsiTheme="majorBidi" w:cstheme="majorBidi"/>
           <w:color w:val="215E99" w:themeColor="text2" w:themeTint="BF"/>
         </w:rPr>
-        <w:t>calibration_curves</w:t>
-      </w:r>
-      <w:proofErr w:type="spellEnd"/>
+        <w:t xml:space="preserve">calibration_curves </w:t>
+      </w:r>
+      <w:r>
+        <w:rPr>
+          <w:rFonts w:asciiTheme="majorBidi" w:hAnsiTheme="majorBidi" w:cstheme="majorBidi"/>
+        </w:rPr>
+        <w:t xml:space="preserve">+ </w:t>
+      </w:r>
       <w:r>
         <w:rPr>
           <w:rFonts w:asciiTheme="majorBidi" w:hAnsiTheme="majorBidi" w:cstheme="majorBidi"/>
           <w:color w:val="215E99" w:themeColor="text2" w:themeTint="BF"/>
         </w:rPr>
-        <w:t xml:space="preserve"> </w:t>
-      </w:r>
-      <w:r>
-        <w:rPr>
-          <w:rFonts w:asciiTheme="majorBidi" w:hAnsiTheme="majorBidi" w:cstheme="majorBidi"/>
-        </w:rPr>
-        <w:t xml:space="preserve">+ </w:t>
-      </w:r>
-      <w:proofErr w:type="spellStart"/>
-      <w:r>
-        <w:rPr>
-          <w:rFonts w:asciiTheme="majorBidi" w:hAnsiTheme="majorBidi" w:cstheme="majorBidi"/>
-          <w:color w:val="215E99" w:themeColor="text2" w:themeTint="BF"/>
-        </w:rPr>
         <w:t>plotted_calibration</w:t>
       </w:r>
-      <w:proofErr w:type="spellEnd"/>
       <w:r>
         <w:rPr>
           <w:rFonts w:asciiTheme="majorBidi" w:hAnsiTheme="majorBidi" w:cstheme="majorBidi"/>
@@ -16540,7 +14664,6 @@
           <w:iCs/>
         </w:rPr>
       </w:pPr>
-      <w:proofErr w:type="spellStart"/>
       <w:r>
         <w:rPr>
           <w:rFonts w:asciiTheme="majorBidi" w:hAnsiTheme="majorBidi" w:cstheme="majorBidi"/>
@@ -16548,7 +14671,6 @@
         </w:rPr>
         <w:t>variable_importance</w:t>
       </w:r>
-      <w:proofErr w:type="spellEnd"/>
       <w:r>
         <w:rPr>
           <w:rFonts w:asciiTheme="majorBidi" w:hAnsiTheme="majorBidi" w:cstheme="majorBidi"/>
@@ -16577,39 +14699,20 @@
           <w:iCs/>
         </w:rPr>
       </w:pPr>
-      <w:proofErr w:type="spellStart"/>
       <w:r>
         <w:rPr>
           <w:rFonts w:asciiTheme="majorBidi" w:hAnsiTheme="majorBidi" w:cstheme="majorBidi"/>
           <w:color w:val="215E99" w:themeColor="text2" w:themeTint="BF"/>
         </w:rPr>
-        <w:t>examined_fits_</w:t>
-      </w:r>
-      <w:proofErr w:type="gramStart"/>
-      <w:r>
-        <w:rPr>
-          <w:rFonts w:asciiTheme="majorBidi" w:hAnsiTheme="majorBidi" w:cstheme="majorBidi"/>
-          <w:color w:val="215E99" w:themeColor="text2" w:themeTint="BF"/>
-        </w:rPr>
-        <w:t>within</w:t>
-      </w:r>
-      <w:proofErr w:type="spellEnd"/>
+        <w:t>examined_fits_within</w:t>
+      </w:r>
       <w:r>
         <w:rPr>
           <w:rFonts w:asciiTheme="majorBidi" w:hAnsiTheme="majorBidi" w:cstheme="majorBidi"/>
           <w:i/>
           <w:iCs/>
         </w:rPr>
-        <w:t>:</w:t>
-      </w:r>
-      <w:proofErr w:type="gramEnd"/>
-      <w:r>
-        <w:rPr>
-          <w:rFonts w:asciiTheme="majorBidi" w:hAnsiTheme="majorBidi" w:cstheme="majorBidi"/>
-          <w:i/>
-          <w:iCs/>
-        </w:rPr>
-        <w:t xml:space="preserve"> </w:t>
+        <w:t xml:space="preserve">: </w:t>
       </w:r>
       <w:r>
         <w:rPr>
@@ -16631,35 +14734,18 @@
           <w:iCs/>
         </w:rPr>
       </w:pPr>
-      <w:proofErr w:type="spellStart"/>
       <w:r>
         <w:rPr>
           <w:rFonts w:asciiTheme="majorBidi" w:hAnsiTheme="majorBidi" w:cstheme="majorBidi"/>
           <w:color w:val="215E99" w:themeColor="text2" w:themeTint="BF"/>
         </w:rPr>
-        <w:t>examined_fits_</w:t>
-      </w:r>
-      <w:proofErr w:type="gramStart"/>
-      <w:r>
-        <w:rPr>
-          <w:rFonts w:asciiTheme="majorBidi" w:hAnsiTheme="majorBidi" w:cstheme="majorBidi"/>
-          <w:color w:val="215E99" w:themeColor="text2" w:themeTint="BF"/>
-        </w:rPr>
-        <w:t>across</w:t>
-      </w:r>
-      <w:proofErr w:type="spellEnd"/>
-      <w:r>
-        <w:rPr>
-          <w:rFonts w:asciiTheme="majorBidi" w:hAnsiTheme="majorBidi" w:cstheme="majorBidi"/>
-        </w:rPr>
-        <w:t>:</w:t>
-      </w:r>
-      <w:proofErr w:type="gramEnd"/>
-      <w:r>
-        <w:rPr>
-          <w:rFonts w:asciiTheme="majorBidi" w:hAnsiTheme="majorBidi" w:cstheme="majorBidi"/>
-        </w:rPr>
-        <w:t xml:space="preserve"> compares summaries/performance between the various time chunks</w:t>
+        <w:t>examined_fits_across</w:t>
+      </w:r>
+      <w:r>
+        <w:rPr>
+          <w:rFonts w:asciiTheme="majorBidi" w:hAnsiTheme="majorBidi" w:cstheme="majorBidi"/>
+        </w:rPr>
+        <w:t>: compares summaries/performance between the various time chunks</w:t>
       </w:r>
     </w:p>
     <w:p>
@@ -16675,7 +14761,6 @@
           <w:iCs/>
         </w:rPr>
       </w:pPr>
-      <w:proofErr w:type="spellStart"/>
       <w:r>
         <w:rPr>
           <w:rFonts w:asciiTheme="majorBidi" w:hAnsiTheme="majorBidi" w:cstheme="majorBidi"/>
@@ -16685,7 +14770,6 @@
         </w:rPr>
         <w:t>report_targets</w:t>
       </w:r>
-      <w:proofErr w:type="spellEnd"/>
       <w:r>
         <w:rPr>
           <w:rFonts w:asciiTheme="majorBidi" w:hAnsiTheme="majorBidi" w:cstheme="majorBidi"/>
@@ -16720,7 +14804,6 @@
         </w:rPr>
         <w:t xml:space="preserve">the summaries / plotting that occurs in </w:t>
       </w:r>
-      <w:proofErr w:type="spellStart"/>
       <w:r>
         <w:rPr>
           <w:rFonts w:asciiTheme="majorBidi" w:hAnsiTheme="majorBidi" w:cstheme="majorBidi"/>
@@ -16728,17 +14811,7 @@
           <w:iCs/>
           <w:color w:val="215E99" w:themeColor="text2" w:themeTint="BF"/>
         </w:rPr>
-        <w:t>model_evaluation_targets</w:t>
-      </w:r>
-      <w:proofErr w:type="spellEnd"/>
-      <w:r>
-        <w:rPr>
-          <w:rFonts w:asciiTheme="majorBidi" w:hAnsiTheme="majorBidi" w:cstheme="majorBidi"/>
-          <w:i/>
-          <w:iCs/>
-          <w:color w:val="215E99" w:themeColor="text2" w:themeTint="BF"/>
-        </w:rPr>
-        <w:t xml:space="preserve"> </w:t>
+        <w:t xml:space="preserve">model_evaluation_targets </w:t>
       </w:r>
       <w:r>
         <w:rPr>
@@ -16768,7 +14841,6 @@
       <w:bookmarkStart w:id="164" w:name="_Toc225340581"/>
       <w:bookmarkStart w:id="165" w:name="_Toc227764046"/>
       <w:r>
-        <w:lastRenderedPageBreak/>
         <w:t>Miscellaneous Notes and Suggestions</w:t>
       </w:r>
       <w:bookmarkEnd w:id="160"/>
@@ -16820,16 +14892,7 @@
           <w:color w:val="1F2328"/>
           <w:shd w:val="clear" w:color="auto" w:fill="FFFFFF"/>
         </w:rPr>
-        <w:t xml:space="preserve">Currently with the parameter choices spread </w:t>
-      </w:r>
-      <w:proofErr w:type="gramStart"/>
-      <w:r>
-        <w:rPr>
-          <w:rFonts w:asciiTheme="majorBidi" w:hAnsiTheme="majorBidi" w:cstheme="majorBidi"/>
-          <w:color w:val="1F2328"/>
-          <w:shd w:val="clear" w:color="auto" w:fill="FFFFFF"/>
-        </w:rPr>
-        <w:t xml:space="preserve">between </w:t>
+        <w:t xml:space="preserve">Currently with the parameter choices spread between </w:t>
       </w:r>
       <w:r>
         <w:rPr>
@@ -16837,141 +14900,74 @@
           <w:color w:val="124F1A" w:themeColor="accent3" w:themeShade="BF"/>
           <w:shd w:val="clear" w:color="auto" w:fill="FFFFFF"/>
         </w:rPr>
-        <w:t>.</w:t>
-      </w:r>
-      <w:proofErr w:type="spellStart"/>
+        <w:t xml:space="preserve">.Rprofile </w:t>
+      </w:r>
+      <w:r>
+        <w:rPr>
+          <w:rFonts w:asciiTheme="majorBidi" w:hAnsiTheme="majorBidi" w:cstheme="majorBidi"/>
+          <w:color w:val="1F2328"/>
+          <w:shd w:val="clear" w:color="auto" w:fill="FFFFFF"/>
+        </w:rPr>
+        <w:t xml:space="preserve">and </w:t>
+      </w:r>
       <w:r>
         <w:rPr>
           <w:rFonts w:asciiTheme="majorBidi" w:hAnsiTheme="majorBidi" w:cstheme="majorBidi"/>
           <w:color w:val="124F1A" w:themeColor="accent3" w:themeShade="BF"/>
           <w:shd w:val="clear" w:color="auto" w:fill="FFFFFF"/>
         </w:rPr>
-        <w:t>Rprofile</w:t>
-      </w:r>
-      <w:proofErr w:type="spellEnd"/>
-      <w:proofErr w:type="gramEnd"/>
-      <w:r>
-        <w:rPr>
-          <w:rFonts w:asciiTheme="majorBidi" w:hAnsiTheme="majorBidi" w:cstheme="majorBidi"/>
-          <w:color w:val="124F1A" w:themeColor="accent3" w:themeShade="BF"/>
-          <w:shd w:val="clear" w:color="auto" w:fill="FFFFFF"/>
-        </w:rPr>
+        <w:t xml:space="preserve">_targets_settings.R </w:t>
+      </w:r>
+      <w:r>
+        <w:rPr>
+          <w:rFonts w:asciiTheme="majorBidi" w:hAnsiTheme="majorBidi" w:cstheme="majorBidi"/>
+          <w:color w:val="1F2328"/>
+          <w:shd w:val="clear" w:color="auto" w:fill="FFFFFF"/>
+        </w:rPr>
+        <w:t>parallelization is working on my local machine and on the compute machine owned by Noam</w:t>
+      </w:r>
+      <w:r>
+        <w:rPr>
+          <w:rFonts w:asciiTheme="majorBidi" w:hAnsiTheme="majorBidi" w:cstheme="majorBidi"/>
+          <w:color w:val="1F2328"/>
+          <w:shd w:val="clear" w:color="auto" w:fill="FFFFFF"/>
+        </w:rPr>
+        <w:t>;</w:t>
+      </w:r>
+      <w:r>
+        <w:rPr>
+          <w:rFonts w:asciiTheme="majorBidi" w:hAnsiTheme="majorBidi" w:cstheme="majorBidi"/>
+          <w:color w:val="1F2328"/>
+          <w:shd w:val="clear" w:color="auto" w:fill="FFFFFF"/>
+        </w:rPr>
+        <w:t xml:space="preserve"> however, this isn’t to say it will work on your machine. Resources are a bit thin online for </w:t>
+      </w:r>
+      <w:r>
+        <w:rPr>
+          <w:rFonts w:asciiTheme="majorBidi" w:hAnsiTheme="majorBidi" w:cstheme="majorBidi"/>
+          <w:color w:val="1F2328"/>
+          <w:shd w:val="clear" w:color="auto" w:fill="FFFFFF"/>
+        </w:rPr>
+        <w:t>{</w:t>
+      </w:r>
+      <w:r>
+        <w:rPr>
+          <w:rFonts w:ascii="Miriam Fixed" w:hAnsi="Miriam Fixed" w:cs="Miriam Fixed"/>
+        </w:rPr>
+        <w:t>crew</w:t>
+      </w:r>
+      <w:r>
+        <w:t>,</w:t>
+      </w:r>
+      <w:r>
         <w:t xml:space="preserve"> </w:t>
       </w:r>
       <w:r>
         <w:rPr>
-          <w:rFonts w:asciiTheme="majorBidi" w:hAnsiTheme="majorBidi" w:cstheme="majorBidi"/>
-          <w:color w:val="1F2328"/>
-          <w:shd w:val="clear" w:color="auto" w:fill="FFFFFF"/>
-        </w:rPr>
-        <w:t xml:space="preserve">and </w:t>
-      </w:r>
-      <w:r>
-        <w:rPr>
-          <w:rFonts w:asciiTheme="majorBidi" w:hAnsiTheme="majorBidi" w:cstheme="majorBidi"/>
-          <w:color w:val="124F1A" w:themeColor="accent3" w:themeShade="BF"/>
-          <w:shd w:val="clear" w:color="auto" w:fill="FFFFFF"/>
-        </w:rPr>
-        <w:t>_</w:t>
-      </w:r>
-      <w:proofErr w:type="spellStart"/>
-      <w:r>
-        <w:rPr>
-          <w:rFonts w:asciiTheme="majorBidi" w:hAnsiTheme="majorBidi" w:cstheme="majorBidi"/>
-          <w:color w:val="124F1A" w:themeColor="accent3" w:themeShade="BF"/>
-          <w:shd w:val="clear" w:color="auto" w:fill="FFFFFF"/>
-        </w:rPr>
-        <w:t>targets_</w:t>
-      </w:r>
-      <w:proofErr w:type="gramStart"/>
-      <w:r>
-        <w:rPr>
-          <w:rFonts w:asciiTheme="majorBidi" w:hAnsiTheme="majorBidi" w:cstheme="majorBidi"/>
-          <w:color w:val="124F1A" w:themeColor="accent3" w:themeShade="BF"/>
-          <w:shd w:val="clear" w:color="auto" w:fill="FFFFFF"/>
-        </w:rPr>
-        <w:t>settings.R</w:t>
-      </w:r>
-      <w:proofErr w:type="spellEnd"/>
-      <w:proofErr w:type="gramEnd"/>
-      <w:r>
-        <w:rPr>
-          <w:rFonts w:asciiTheme="majorBidi" w:hAnsiTheme="majorBidi" w:cstheme="majorBidi"/>
-          <w:color w:val="124F1A" w:themeColor="accent3" w:themeShade="BF"/>
-          <w:shd w:val="clear" w:color="auto" w:fill="FFFFFF"/>
-        </w:rPr>
-        <w:t xml:space="preserve"> </w:t>
-      </w:r>
-      <w:r>
-        <w:rPr>
-          <w:rFonts w:asciiTheme="majorBidi" w:hAnsiTheme="majorBidi" w:cstheme="majorBidi"/>
-          <w:color w:val="1F2328"/>
-          <w:shd w:val="clear" w:color="auto" w:fill="FFFFFF"/>
-        </w:rPr>
-        <w:t xml:space="preserve">parallelization is working on my local machine and on the </w:t>
-      </w:r>
-      <w:proofErr w:type="gramStart"/>
-      <w:r>
-        <w:rPr>
-          <w:rFonts w:asciiTheme="majorBidi" w:hAnsiTheme="majorBidi" w:cstheme="majorBidi"/>
-          <w:color w:val="1F2328"/>
-          <w:shd w:val="clear" w:color="auto" w:fill="FFFFFF"/>
-        </w:rPr>
-        <w:t>compute</w:t>
-      </w:r>
-      <w:proofErr w:type="gramEnd"/>
-      <w:r>
-        <w:rPr>
-          <w:rFonts w:asciiTheme="majorBidi" w:hAnsiTheme="majorBidi" w:cstheme="majorBidi"/>
-          <w:color w:val="1F2328"/>
-          <w:shd w:val="clear" w:color="auto" w:fill="FFFFFF"/>
-        </w:rPr>
-        <w:t xml:space="preserve"> machine owned by Noam</w:t>
-      </w:r>
-      <w:r>
-        <w:rPr>
-          <w:rFonts w:asciiTheme="majorBidi" w:hAnsiTheme="majorBidi" w:cstheme="majorBidi"/>
-          <w:color w:val="1F2328"/>
-          <w:shd w:val="clear" w:color="auto" w:fill="FFFFFF"/>
-        </w:rPr>
-        <w:t>;</w:t>
-      </w:r>
-      <w:r>
-        <w:rPr>
-          <w:rFonts w:asciiTheme="majorBidi" w:hAnsiTheme="majorBidi" w:cstheme="majorBidi"/>
-          <w:color w:val="1F2328"/>
-          <w:shd w:val="clear" w:color="auto" w:fill="FFFFFF"/>
-        </w:rPr>
-        <w:t xml:space="preserve"> however, this isn’t to say it will work on your machine. Resources are a bit thin online for </w:t>
-      </w:r>
-      <w:r>
-        <w:rPr>
-          <w:rFonts w:asciiTheme="majorBidi" w:hAnsiTheme="majorBidi" w:cstheme="majorBidi"/>
-          <w:color w:val="1F2328"/>
-          <w:shd w:val="clear" w:color="auto" w:fill="FFFFFF"/>
-        </w:rPr>
-        <w:t>{</w:t>
-      </w:r>
-      <w:r>
-        <w:rPr>
           <w:rFonts w:ascii="Miriam Fixed" w:hAnsi="Miriam Fixed" w:cs="Miriam Fixed"/>
         </w:rPr>
-        <w:t>crew</w:t>
-      </w:r>
-      <w:r>
-        <w:t>,</w:t>
-      </w:r>
-      <w:r>
-        <w:t xml:space="preserve"> </w:t>
-      </w:r>
-      <w:proofErr w:type="spellStart"/>
-      <w:r>
-        <w:rPr>
-          <w:rFonts w:ascii="Miriam Fixed" w:hAnsi="Miriam Fixed" w:cs="Miriam Fixed"/>
-        </w:rPr>
         <w:t>mirai</w:t>
       </w:r>
-      <w:proofErr w:type="spellEnd"/>
       <w:r>
         <w:rPr>
           <w:rFonts w:asciiTheme="majorBidi" w:hAnsiTheme="majorBidi" w:cstheme="majorBidi"/>
@@ -17063,25 +15059,7 @@
           <w:color w:val="1F2328"/>
           <w:shd w:val="clear" w:color="auto" w:fill="FFFFFF"/>
         </w:rPr>
-        <w:t xml:space="preserve">It remains on the </w:t>
-      </w:r>
-      <w:proofErr w:type="spellStart"/>
-      <w:r>
-        <w:rPr>
-          <w:rFonts w:asciiTheme="majorBidi" w:hAnsiTheme="majorBidi" w:cstheme="majorBidi"/>
-          <w:color w:val="1F2328"/>
-          <w:shd w:val="clear" w:color="auto" w:fill="FFFFFF"/>
-        </w:rPr>
-        <w:t>ToDo</w:t>
-      </w:r>
-      <w:proofErr w:type="spellEnd"/>
-      <w:r>
-        <w:rPr>
-          <w:rFonts w:asciiTheme="majorBidi" w:hAnsiTheme="majorBidi" w:cstheme="majorBidi"/>
-          <w:color w:val="1F2328"/>
-          <w:shd w:val="clear" w:color="auto" w:fill="FFFFFF"/>
-        </w:rPr>
-        <w:t xml:space="preserve"> list to build a single unified ReadMe file for the entire data stack. Currently, </w:t>
+        <w:t xml:space="preserve">It remains on the ToDo list to build a single unified ReadMe file for the entire data stack. Currently, </w:t>
       </w:r>
       <w:r>
         <w:rPr>
@@ -17113,43 +15091,7 @@
           <w:color w:val="1F2328"/>
           <w:shd w:val="clear" w:color="auto" w:fill="FFFFFF"/>
         </w:rPr>
-        <w:t xml:space="preserve">closed </w:t>
-      </w:r>
-      <w:proofErr w:type="spellStart"/>
-      <w:r>
-        <w:rPr>
-          <w:rFonts w:asciiTheme="majorBidi" w:hAnsiTheme="majorBidi" w:cstheme="majorBidi"/>
-          <w:color w:val="1F2328"/>
-          <w:shd w:val="clear" w:color="auto" w:fill="FFFFFF"/>
-        </w:rPr>
-        <w:t>Github</w:t>
-      </w:r>
-      <w:proofErr w:type="spellEnd"/>
-      <w:r>
-        <w:rPr>
-          <w:rFonts w:asciiTheme="majorBidi" w:hAnsiTheme="majorBidi" w:cstheme="majorBidi"/>
-          <w:color w:val="1F2328"/>
-          <w:shd w:val="clear" w:color="auto" w:fill="FFFFFF"/>
-        </w:rPr>
-        <w:t xml:space="preserve"> issues, the </w:t>
-      </w:r>
-      <w:proofErr w:type="spellStart"/>
-      <w:r>
-        <w:rPr>
-          <w:rFonts w:asciiTheme="majorBidi" w:hAnsiTheme="majorBidi" w:cstheme="majorBidi"/>
-          <w:color w:val="1F2328"/>
-          <w:shd w:val="clear" w:color="auto" w:fill="FFFFFF"/>
-        </w:rPr>
-        <w:t>Github</w:t>
-      </w:r>
-      <w:proofErr w:type="spellEnd"/>
-      <w:r>
-        <w:rPr>
-          <w:rFonts w:asciiTheme="majorBidi" w:hAnsiTheme="majorBidi" w:cstheme="majorBidi"/>
-          <w:color w:val="1F2328"/>
-          <w:shd w:val="clear" w:color="auto" w:fill="FFFFFF"/>
-        </w:rPr>
-        <w:t xml:space="preserve"> ReadMe, or just at the source where the data is downloaded. You may have to hunt a bit if you are particularly interested in some detail about one of the covariates. Cleaning, lagging, etc. are explained quite well in commenting in the code if you follow the pipeline.</w:t>
+        <w:t>closed Github issues, the Github ReadMe, or just at the source where the data is downloaded. You may have to hunt a bit if you are particularly interested in some detail about one of the covariates. Cleaning, lagging, etc. are explained quite well in commenting in the code if you follow the pipeline.</w:t>
       </w:r>
     </w:p>
     <w:p>
@@ -17186,16 +15128,7 @@
           <w:color w:val="1F2328"/>
           <w:shd w:val="clear" w:color="auto" w:fill="FFFFFF"/>
         </w:rPr>
-        <w:t xml:space="preserve">For speed and memory consideration we </w:t>
-      </w:r>
-      <w:proofErr w:type="gramStart"/>
-      <w:r>
-        <w:rPr>
-          <w:rFonts w:asciiTheme="majorBidi" w:hAnsiTheme="majorBidi" w:cstheme="majorBidi"/>
-          <w:color w:val="1F2328"/>
-          <w:shd w:val="clear" w:color="auto" w:fill="FFFFFF"/>
-        </w:rPr>
-        <w:t xml:space="preserve">use </w:t>
+        <w:t xml:space="preserve">For speed and memory consideration we use </w:t>
       </w:r>
       <w:r>
         <w:rPr>
@@ -17203,32 +15136,79 @@
           <w:color w:val="124F1A" w:themeColor="accent3" w:themeShade="BF"/>
           <w:shd w:val="clear" w:color="auto" w:fill="FFFFFF"/>
         </w:rPr>
-        <w:t>.parquet</w:t>
-      </w:r>
-      <w:proofErr w:type="gramEnd"/>
+        <w:t xml:space="preserve">.parquet </w:t>
+      </w:r>
+      <w:r>
+        <w:rPr>
+          <w:rFonts w:asciiTheme="majorBidi" w:hAnsiTheme="majorBidi" w:cstheme="majorBidi"/>
+          <w:color w:val="1F2328"/>
+          <w:shd w:val="clear" w:color="auto" w:fill="FFFFFF"/>
+        </w:rPr>
+        <w:t>files which are interacted with using the R package</w:t>
+      </w:r>
+      <w:r>
+        <w:rPr>
+          <w:rFonts w:asciiTheme="majorBidi" w:hAnsiTheme="majorBidi" w:cstheme="majorBidi"/>
+          <w:color w:val="1F2328"/>
+          <w:shd w:val="clear" w:color="auto" w:fill="FFFFFF"/>
+        </w:rPr>
+        <w:t xml:space="preserve"> </w:t>
+      </w:r>
+      <w:r>
+        <w:rPr>
+          <w:rFonts w:asciiTheme="majorBidi" w:hAnsiTheme="majorBidi" w:cstheme="majorBidi"/>
+          <w:color w:val="1F2328"/>
+          <w:shd w:val="clear" w:color="auto" w:fill="FFFFFF"/>
+        </w:rPr>
+        <w:t>{</w:t>
+      </w:r>
+      <w:r>
+        <w:rPr>
+          <w:rFonts w:ascii="Miriam Fixed" w:hAnsi="Miriam Fixed" w:cs="Miriam Fixed"/>
+          <w:color w:val="1F2328"/>
+          <w:shd w:val="clear" w:color="auto" w:fill="FFFFFF"/>
+        </w:rPr>
+        <w:t>arrow</w:t>
+      </w:r>
+      <w:r>
+        <w:rPr>
+          <w:rFonts w:asciiTheme="majorBidi" w:hAnsiTheme="majorBidi" w:cstheme="majorBidi"/>
+          <w:color w:val="1F2328"/>
+          <w:shd w:val="clear" w:color="auto" w:fill="FFFFFF"/>
+        </w:rPr>
+        <w:t>}</w:t>
+      </w:r>
+      <w:r>
+        <w:rPr>
+          <w:rFonts w:asciiTheme="majorBidi" w:hAnsiTheme="majorBidi" w:cstheme="majorBidi"/>
+          <w:color w:val="1F2328"/>
+          <w:shd w:val="clear" w:color="auto" w:fill="FFFFFF"/>
+        </w:rPr>
+        <w:t xml:space="preserve">. </w:t>
+      </w:r>
+      <w:r>
+        <w:rPr>
+          <w:rFonts w:asciiTheme="majorBidi" w:hAnsiTheme="majorBidi" w:cstheme="majorBidi"/>
+          <w:color w:val="1F2328"/>
+          <w:shd w:val="clear" w:color="auto" w:fill="FFFFFF"/>
+        </w:rPr>
+        <w:t xml:space="preserve">Building the master covariate stack from the many </w:t>
+      </w:r>
       <w:r>
         <w:rPr>
           <w:rFonts w:asciiTheme="majorBidi" w:hAnsiTheme="majorBidi" w:cstheme="majorBidi"/>
           <w:color w:val="124F1A" w:themeColor="accent3" w:themeShade="BF"/>
           <w:shd w:val="clear" w:color="auto" w:fill="FFFFFF"/>
         </w:rPr>
-        <w:t xml:space="preserve"> </w:t>
-      </w:r>
-      <w:r>
-        <w:rPr>
-          <w:rFonts w:asciiTheme="majorBidi" w:hAnsiTheme="majorBidi" w:cstheme="majorBidi"/>
-          <w:color w:val="1F2328"/>
-          <w:shd w:val="clear" w:color="auto" w:fill="FFFFFF"/>
-        </w:rPr>
-        <w:t>files which are interacted with using the R package</w:t>
-      </w:r>
-      <w:r>
-        <w:rPr>
-          <w:rFonts w:asciiTheme="majorBidi" w:hAnsiTheme="majorBidi" w:cstheme="majorBidi"/>
-          <w:color w:val="1F2328"/>
-          <w:shd w:val="clear" w:color="auto" w:fill="FFFFFF"/>
-        </w:rPr>
-        <w:t xml:space="preserve"> </w:t>
+        <w:t xml:space="preserve">.parquet </w:t>
+      </w:r>
+      <w:r>
+        <w:rPr>
+          <w:rFonts w:asciiTheme="majorBidi" w:hAnsiTheme="majorBidi" w:cstheme="majorBidi"/>
+          <w:color w:val="1F2328"/>
+          <w:shd w:val="clear" w:color="auto" w:fill="FFFFFF"/>
+        </w:rPr>
+        <w:t xml:space="preserve">files uses the package </w:t>
       </w:r>
       <w:r>
         <w:rPr>
@@ -17244,84 +15224,8 @@
           <w:color w:val="1F2328"/>
           <w:shd w:val="clear" w:color="auto" w:fill="FFFFFF"/>
         </w:rPr>
-        <w:t>arrow</w:t>
-      </w:r>
-      <w:r>
-        <w:rPr>
-          <w:rFonts w:asciiTheme="majorBidi" w:hAnsiTheme="majorBidi" w:cstheme="majorBidi"/>
-          <w:color w:val="1F2328"/>
-          <w:shd w:val="clear" w:color="auto" w:fill="FFFFFF"/>
-        </w:rPr>
-        <w:t>}</w:t>
-      </w:r>
-      <w:r>
-        <w:rPr>
-          <w:rFonts w:asciiTheme="majorBidi" w:hAnsiTheme="majorBidi" w:cstheme="majorBidi"/>
-          <w:color w:val="1F2328"/>
-          <w:shd w:val="clear" w:color="auto" w:fill="FFFFFF"/>
-        </w:rPr>
-        <w:t xml:space="preserve">. </w:t>
-      </w:r>
-      <w:r>
-        <w:rPr>
-          <w:rFonts w:asciiTheme="majorBidi" w:hAnsiTheme="majorBidi" w:cstheme="majorBidi"/>
-          <w:color w:val="1F2328"/>
-          <w:shd w:val="clear" w:color="auto" w:fill="FFFFFF"/>
-        </w:rPr>
-        <w:t xml:space="preserve">Building the master covariate stack from the </w:t>
-      </w:r>
-      <w:proofErr w:type="gramStart"/>
-      <w:r>
-        <w:rPr>
-          <w:rFonts w:asciiTheme="majorBidi" w:hAnsiTheme="majorBidi" w:cstheme="majorBidi"/>
-          <w:color w:val="1F2328"/>
-          <w:shd w:val="clear" w:color="auto" w:fill="FFFFFF"/>
-        </w:rPr>
-        <w:t xml:space="preserve">many </w:t>
-      </w:r>
-      <w:r>
-        <w:rPr>
-          <w:rFonts w:asciiTheme="majorBidi" w:hAnsiTheme="majorBidi" w:cstheme="majorBidi"/>
-          <w:color w:val="124F1A" w:themeColor="accent3" w:themeShade="BF"/>
-          <w:shd w:val="clear" w:color="auto" w:fill="FFFFFF"/>
-        </w:rPr>
-        <w:t>.parquet</w:t>
-      </w:r>
-      <w:proofErr w:type="gramEnd"/>
-      <w:r>
-        <w:rPr>
-          <w:rFonts w:asciiTheme="majorBidi" w:hAnsiTheme="majorBidi" w:cstheme="majorBidi"/>
-          <w:color w:val="124F1A" w:themeColor="accent3" w:themeShade="BF"/>
-          <w:shd w:val="clear" w:color="auto" w:fill="FFFFFF"/>
-        </w:rPr>
-        <w:t xml:space="preserve"> </w:t>
-      </w:r>
-      <w:r>
-        <w:rPr>
-          <w:rFonts w:asciiTheme="majorBidi" w:hAnsiTheme="majorBidi" w:cstheme="majorBidi"/>
-          <w:color w:val="1F2328"/>
-          <w:shd w:val="clear" w:color="auto" w:fill="FFFFFF"/>
-        </w:rPr>
-        <w:t xml:space="preserve">files uses the package </w:t>
-      </w:r>
-      <w:r>
-        <w:rPr>
-          <w:rFonts w:asciiTheme="majorBidi" w:hAnsiTheme="majorBidi" w:cstheme="majorBidi"/>
-          <w:color w:val="1F2328"/>
-          <w:shd w:val="clear" w:color="auto" w:fill="FFFFFF"/>
-        </w:rPr>
-        <w:t>{</w:t>
-      </w:r>
-      <w:proofErr w:type="spellStart"/>
-      <w:r>
-        <w:rPr>
-          <w:rFonts w:ascii="Miriam Fixed" w:hAnsi="Miriam Fixed" w:cs="Miriam Fixed"/>
-          <w:color w:val="1F2328"/>
-          <w:shd w:val="clear" w:color="auto" w:fill="FFFFFF"/>
-        </w:rPr>
         <w:t>duckdb</w:t>
       </w:r>
-      <w:proofErr w:type="spellEnd"/>
       <w:r>
         <w:rPr>
           <w:rFonts w:asciiTheme="majorBidi" w:hAnsiTheme="majorBidi" w:cstheme="majorBidi"/>
@@ -17559,7 +15463,6 @@
         </w:rPr>
         <w:t xml:space="preserve">), while those that have used but a fraction of the available data (e.g., see </w:t>
       </w:r>
-      <w:proofErr w:type="spellStart"/>
       <w:r>
         <w:rPr>
           <w:rFonts w:ascii="Times New Roman" w:eastAsia="Times New Roman" w:hAnsi="Times New Roman" w:cs="Times New Roman"/>
@@ -17572,9 +15475,30 @@
           <w:lang w:bidi="he-IL"/>
           <w14:ligatures w14:val="none"/>
         </w:rPr>
-        <w:t>Chemison</w:t>
-      </w:r>
-      <w:proofErr w:type="spellEnd"/>
+        <w:t>Chemison et al., 2024</w:t>
+      </w:r>
+      <w:r>
+        <w:rPr>
+          <w:rFonts w:ascii="Times New Roman" w:eastAsia="Times New Roman" w:hAnsi="Times New Roman" w:cs="Times New Roman"/>
+          <w:kern w:val="0"/>
+          <w:sz w:val="22"/>
+          <w:szCs w:val="22"/>
+          <w:lang w:bidi="he-IL"/>
+          <w14:ligatures w14:val="none"/>
+        </w:rPr>
+        <w:t>)</w:t>
+      </w:r>
+      <w:r>
+        <w:rPr>
+          <w:rFonts w:ascii="Times New Roman" w:eastAsia="Times New Roman" w:hAnsi="Times New Roman" w:cs="Times New Roman"/>
+          <w:kern w:val="0"/>
+          <w:sz w:val="22"/>
+          <w:szCs w:val="22"/>
+          <w:lang w:bidi="he-IL"/>
+          <w14:ligatures w14:val="none"/>
+        </w:rPr>
+        <w:t>, likely because there is no central repository for these data. For a different pan-African RVF modeling project (</w:t>
+      </w:r>
       <w:r>
         <w:rPr>
           <w:rFonts w:ascii="Times New Roman" w:eastAsia="Times New Roman" w:hAnsi="Times New Roman" w:cs="Times New Roman"/>
@@ -17587,7 +15511,7 @@
           <w:lang w:bidi="he-IL"/>
           <w14:ligatures w14:val="none"/>
         </w:rPr>
-        <w:t xml:space="preserve"> et al., 2024</w:t>
+        <w:t>private repository, contact us for details</w:t>
       </w:r>
       <w:r>
         <w:rPr>
@@ -17598,7 +15522,7 @@
           <w:lang w:bidi="he-IL"/>
           <w14:ligatures w14:val="none"/>
         </w:rPr>
-        <w:t>)</w:t>
+        <w:t xml:space="preserve">), we built a comprehensive animal seroprevalence </w:t>
       </w:r>
       <w:r>
         <w:rPr>
@@ -17609,21 +15533,8 @@
           <w:lang w:bidi="he-IL"/>
           <w14:ligatures w14:val="none"/>
         </w:rPr>
-        <w:t>, likely because there is no central repository for these data. For a different pan-African RVF modeling project (</w:t>
-      </w:r>
-      <w:r>
-        <w:rPr>
-          <w:rFonts w:ascii="Times New Roman" w:eastAsia="Times New Roman" w:hAnsi="Times New Roman" w:cs="Times New Roman"/>
-          <w:i/>
-          <w:iCs/>
-          <w:color w:val="77206D" w:themeColor="accent5" w:themeShade="BF"/>
-          <w:kern w:val="0"/>
-          <w:sz w:val="22"/>
-          <w:szCs w:val="22"/>
-          <w:lang w:bidi="he-IL"/>
-          <w14:ligatures w14:val="none"/>
-        </w:rPr>
-        <w:t>private repository, contact us for details</w:t>
+        <w:lastRenderedPageBreak/>
+        <w:t xml:space="preserve">dataset from the published literature. Given our goal of an automated forecasting pipeline, it is impossible for us to simply use raw extracted seroprevalence as an additional covariate because we compiled our seroprevalence data by means of a labor-intensive manual extraction effort from published literature. Thus, we built a spatio-temporal seroprevalence predictive model designed to be fit once using the full seroprevalence dataset, after which future seroprevalence values can be predicted as part of the automated pipeline using publicly available data obtained as part of the data scraping phase. Specifically, we </w:t>
       </w:r>
       <w:r>
         <w:rPr>
@@ -17634,7 +15545,7 @@
           <w:lang w:bidi="he-IL"/>
           <w14:ligatures w14:val="none"/>
         </w:rPr>
-        <w:t xml:space="preserve">), we built a comprehensive animal seroprevalence dataset from the published literature. Given our goal of an automated forecasting pipeline, it is impossible for us to simply use raw extracted seroprevalence as an additional covariate because we compiled our seroprevalence data by means of a labor-intensive manual extraction effort from published literature. </w:t>
+        <w:t>developed a Bayesian spatio-temporal model to relate</w:t>
       </w:r>
       <w:r>
         <w:rPr>
@@ -17645,10 +15556,8 @@
           <w:lang w:bidi="he-IL"/>
           <w14:ligatures w14:val="none"/>
         </w:rPr>
-        <w:lastRenderedPageBreak/>
-        <w:t xml:space="preserve">Thus, we built a </w:t>
-      </w:r>
-      <w:proofErr w:type="spellStart"/>
+        <w:t xml:space="preserve"> our aggregated seroprevalence dataset</w:t>
+      </w:r>
       <w:r>
         <w:rPr>
           <w:rFonts w:ascii="Times New Roman" w:eastAsia="Times New Roman" w:hAnsi="Times New Roman" w:cs="Times New Roman"/>
@@ -17658,9 +15567,8 @@
           <w:lang w:bidi="he-IL"/>
           <w14:ligatures w14:val="none"/>
         </w:rPr>
-        <w:t>spatio</w:t>
-      </w:r>
-      <w:proofErr w:type="spellEnd"/>
+        <w:t xml:space="preserve"> to </w:t>
+      </w:r>
       <w:r>
         <w:rPr>
           <w:rFonts w:ascii="Times New Roman" w:eastAsia="Times New Roman" w:hAnsi="Times New Roman" w:cs="Times New Roman"/>
@@ -17670,7 +15578,7 @@
           <w:lang w:bidi="he-IL"/>
           <w14:ligatures w14:val="none"/>
         </w:rPr>
-        <w:t xml:space="preserve">-temporal seroprevalence predictive model designed to be fit once using the full seroprevalence dataset, after which future seroprevalence values can be predicted as part of the automated pipeline using publicly available data obtained as part of the data scraping phase. Specifically, we </w:t>
+        <w:t xml:space="preserve">WAHIS </w:t>
       </w:r>
       <w:r>
         <w:rPr>
@@ -17681,9 +15589,8 @@
           <w:lang w:bidi="he-IL"/>
           <w14:ligatures w14:val="none"/>
         </w:rPr>
-        <w:t xml:space="preserve">developed a Bayesian </w:t>
-      </w:r>
-      <w:proofErr w:type="spellStart"/>
+        <w:t>outbreak</w:t>
+      </w:r>
       <w:r>
         <w:rPr>
           <w:rFonts w:ascii="Times New Roman" w:eastAsia="Times New Roman" w:hAnsi="Times New Roman" w:cs="Times New Roman"/>
@@ -17693,10 +15600,13 @@
           <w:lang w:bidi="he-IL"/>
           <w14:ligatures w14:val="none"/>
         </w:rPr>
-        <w:t>spatio</w:t>
-      </w:r>
-      <w:proofErr w:type="spellEnd"/>
-      <w:r>
+        <w:t xml:space="preserve">s, data that is updated using one of our scraping functions. </w:t>
+      </w:r>
+    </w:p>
+    <w:p>
+      <w:pPr>
+        <w:spacing w:after="0" w:line="360" w:lineRule="auto"/>
+        <w:ind w:firstLine="720"/>
         <w:rPr>
           <w:rFonts w:ascii="Times New Roman" w:eastAsia="Times New Roman" w:hAnsi="Times New Roman" w:cs="Times New Roman"/>
           <w:kern w:val="0"/>
@@ -17705,8 +15615,7 @@
           <w:lang w:bidi="he-IL"/>
           <w14:ligatures w14:val="none"/>
         </w:rPr>
-        <w:t>-temporal model to relate</w:t>
-      </w:r>
+      </w:pPr>
       <w:r>
         <w:rPr>
           <w:rFonts w:ascii="Times New Roman" w:eastAsia="Times New Roman" w:hAnsi="Times New Roman" w:cs="Times New Roman"/>
@@ -17716,7 +15625,7 @@
           <w:lang w:bidi="he-IL"/>
           <w14:ligatures w14:val="none"/>
         </w:rPr>
-        <w:t xml:space="preserve"> our aggregated seroprevalence dataset</w:t>
+        <w:t>A</w:t>
       </w:r>
       <w:r>
         <w:rPr>
@@ -17727,7 +15636,7 @@
           <w:lang w:bidi="he-IL"/>
           <w14:ligatures w14:val="none"/>
         </w:rPr>
-        <w:t xml:space="preserve"> to </w:t>
+        <w:t xml:space="preserve"> challenge is that serological surveys and outbreak reports are sparse, noisy, and misaligned in space and time, such that</w:t>
       </w:r>
       <w:r>
         <w:rPr>
@@ -17738,7 +15647,7 @@
           <w:lang w:bidi="he-IL"/>
           <w14:ligatures w14:val="none"/>
         </w:rPr>
-        <w:t xml:space="preserve">WAHIS </w:t>
+        <w:t xml:space="preserve"> many</w:t>
       </w:r>
       <w:r>
         <w:rPr>
@@ -17749,7 +15658,7 @@
           <w:lang w:bidi="he-IL"/>
           <w14:ligatures w14:val="none"/>
         </w:rPr>
-        <w:t>outbreak</w:t>
+        <w:t xml:space="preserve"> seroprevalence </w:t>
       </w:r>
       <w:r>
         <w:rPr>
@@ -17760,13 +15669,9 @@
           <w:lang w:bidi="he-IL"/>
           <w14:ligatures w14:val="none"/>
         </w:rPr>
-        <w:t xml:space="preserve">s, data that is updated using one of our scraping functions. </w:t>
-      </w:r>
-    </w:p>
-    <w:p>
-      <w:pPr>
-        <w:spacing w:after="0" w:line="360" w:lineRule="auto"/>
-        <w:ind w:firstLine="720"/>
+        <w:t>values have few “paired” outbreaks recorded nearby.</w:t>
+      </w:r>
+      <w:r>
         <w:rPr>
           <w:rFonts w:ascii="Times New Roman" w:eastAsia="Times New Roman" w:hAnsi="Times New Roman" w:cs="Times New Roman"/>
           <w:kern w:val="0"/>
@@ -17775,7 +15680,8 @@
           <w:lang w:bidi="he-IL"/>
           <w14:ligatures w14:val="none"/>
         </w:rPr>
-      </w:pPr>
+        <w:t xml:space="preserve"> </w:t>
+      </w:r>
       <w:r>
         <w:rPr>
           <w:rFonts w:ascii="Times New Roman" w:eastAsia="Times New Roman" w:hAnsi="Times New Roman" w:cs="Times New Roman"/>
@@ -17785,7 +15691,7 @@
           <w:lang w:bidi="he-IL"/>
           <w14:ligatures w14:val="none"/>
         </w:rPr>
-        <w:t>A</w:t>
+        <w:t xml:space="preserve">Our model treats seroprevalence as arising from: 1) the </w:t>
       </w:r>
       <w:r>
         <w:rPr>
@@ -17796,7 +15702,7 @@
           <w:lang w:bidi="he-IL"/>
           <w14:ligatures w14:val="none"/>
         </w:rPr>
-        <w:t xml:space="preserve"> challenge is that serological surveys and outbreak reports are sparse, noisy, and misaligned in space and time, such that</w:t>
+        <w:t xml:space="preserve">accumulated </w:t>
       </w:r>
       <w:r>
         <w:rPr>
@@ -17807,7 +15713,7 @@
           <w:lang w:bidi="he-IL"/>
           <w14:ligatures w14:val="none"/>
         </w:rPr>
-        <w:t xml:space="preserve"> many</w:t>
+        <w:t xml:space="preserve">impacts of nearby outbreaks, the effects of which decay spatially and temporally; and, 2) </w:t>
       </w:r>
       <w:r>
         <w:rPr>
@@ -17818,7 +15724,7 @@
           <w:lang w:bidi="he-IL"/>
           <w14:ligatures w14:val="none"/>
         </w:rPr>
-        <w:t xml:space="preserve"> seroprevalence </w:t>
+        <w:t>spatially structured background variation</w:t>
       </w:r>
       <w:r>
         <w:rPr>
@@ -17829,7 +15735,7 @@
           <w:lang w:bidi="he-IL"/>
           <w14:ligatures w14:val="none"/>
         </w:rPr>
-        <w:t>values have few “paired” outbreaks recorded nearby.</w:t>
+        <w:t xml:space="preserve"> not explained by the recorded outbreaks (to account for high underreporting of cases). That is, our</w:t>
       </w:r>
       <w:r>
         <w:rPr>
@@ -17840,121 +15746,7 @@
           <w:lang w:bidi="he-IL"/>
           <w14:ligatures w14:val="none"/>
         </w:rPr>
-        <w:t xml:space="preserve"> </w:t>
-      </w:r>
-      <w:r>
-        <w:rPr>
-          <w:rFonts w:ascii="Times New Roman" w:eastAsia="Times New Roman" w:hAnsi="Times New Roman" w:cs="Times New Roman"/>
-          <w:kern w:val="0"/>
-          <w:sz w:val="22"/>
-          <w:szCs w:val="22"/>
-          <w:lang w:bidi="he-IL"/>
-          <w14:ligatures w14:val="none"/>
-        </w:rPr>
-        <w:t xml:space="preserve">Our model treats seroprevalence as arising from: 1) the </w:t>
-      </w:r>
-      <w:r>
-        <w:rPr>
-          <w:rFonts w:ascii="Times New Roman" w:eastAsia="Times New Roman" w:hAnsi="Times New Roman" w:cs="Times New Roman"/>
-          <w:kern w:val="0"/>
-          <w:sz w:val="22"/>
-          <w:szCs w:val="22"/>
-          <w:lang w:bidi="he-IL"/>
-          <w14:ligatures w14:val="none"/>
-        </w:rPr>
-        <w:t xml:space="preserve">accumulated </w:t>
-      </w:r>
-      <w:r>
-        <w:rPr>
-          <w:rFonts w:ascii="Times New Roman" w:eastAsia="Times New Roman" w:hAnsi="Times New Roman" w:cs="Times New Roman"/>
-          <w:kern w:val="0"/>
-          <w:sz w:val="22"/>
-          <w:szCs w:val="22"/>
-          <w:lang w:bidi="he-IL"/>
-          <w14:ligatures w14:val="none"/>
-        </w:rPr>
-        <w:t xml:space="preserve">impacts of nearby outbreaks, the effects of which decay spatially and temporally; </w:t>
-      </w:r>
-      <w:proofErr w:type="gramStart"/>
-      <w:r>
-        <w:rPr>
-          <w:rFonts w:ascii="Times New Roman" w:eastAsia="Times New Roman" w:hAnsi="Times New Roman" w:cs="Times New Roman"/>
-          <w:kern w:val="0"/>
-          <w:sz w:val="22"/>
-          <w:szCs w:val="22"/>
-          <w:lang w:bidi="he-IL"/>
-          <w14:ligatures w14:val="none"/>
-        </w:rPr>
-        <w:t>and,</w:t>
-      </w:r>
-      <w:proofErr w:type="gramEnd"/>
-      <w:r>
-        <w:rPr>
-          <w:rFonts w:ascii="Times New Roman" w:eastAsia="Times New Roman" w:hAnsi="Times New Roman" w:cs="Times New Roman"/>
-          <w:kern w:val="0"/>
-          <w:sz w:val="22"/>
-          <w:szCs w:val="22"/>
-          <w:lang w:bidi="he-IL"/>
-          <w14:ligatures w14:val="none"/>
-        </w:rPr>
-        <w:t xml:space="preserve"> 2) </w:t>
-      </w:r>
-      <w:r>
-        <w:rPr>
-          <w:rFonts w:ascii="Times New Roman" w:eastAsia="Times New Roman" w:hAnsi="Times New Roman" w:cs="Times New Roman"/>
-          <w:kern w:val="0"/>
-          <w:sz w:val="22"/>
-          <w:szCs w:val="22"/>
-          <w:lang w:bidi="he-IL"/>
-          <w14:ligatures w14:val="none"/>
-        </w:rPr>
-        <w:t>spatially structured background variation</w:t>
-      </w:r>
-      <w:r>
-        <w:rPr>
-          <w:rFonts w:ascii="Times New Roman" w:eastAsia="Times New Roman" w:hAnsi="Times New Roman" w:cs="Times New Roman"/>
-          <w:kern w:val="0"/>
-          <w:sz w:val="22"/>
-          <w:szCs w:val="22"/>
-          <w:lang w:bidi="he-IL"/>
-          <w14:ligatures w14:val="none"/>
-        </w:rPr>
-        <w:t xml:space="preserve"> not explained by the recorded outbreaks (to account for high underreporting of cases). That is, our</w:t>
-      </w:r>
-      <w:r>
-        <w:rPr>
-          <w:rFonts w:ascii="Times New Roman" w:eastAsia="Times New Roman" w:hAnsi="Times New Roman" w:cs="Times New Roman"/>
-          <w:kern w:val="0"/>
-          <w:sz w:val="22"/>
-          <w:szCs w:val="22"/>
-          <w:lang w:bidi="he-IL"/>
-          <w14:ligatures w14:val="none"/>
-        </w:rPr>
-        <w:t xml:space="preserve"> model combines a mechanistic </w:t>
-      </w:r>
-      <w:proofErr w:type="spellStart"/>
-      <w:r>
-        <w:rPr>
-          <w:rFonts w:ascii="Times New Roman" w:eastAsia="Times New Roman" w:hAnsi="Times New Roman" w:cs="Times New Roman"/>
-          <w:kern w:val="0"/>
-          <w:sz w:val="22"/>
-          <w:szCs w:val="22"/>
-          <w:lang w:bidi="he-IL"/>
-          <w14:ligatures w14:val="none"/>
-        </w:rPr>
-        <w:t>spatio</w:t>
-      </w:r>
-      <w:proofErr w:type="spellEnd"/>
-      <w:r>
-        <w:rPr>
-          <w:rFonts w:ascii="Times New Roman" w:eastAsia="Times New Roman" w:hAnsi="Times New Roman" w:cs="Times New Roman"/>
-          <w:kern w:val="0"/>
-          <w:sz w:val="22"/>
-          <w:szCs w:val="22"/>
-          <w:lang w:bidi="he-IL"/>
-          <w14:ligatures w14:val="none"/>
-        </w:rPr>
-        <w:t>-temporal kernel for outbreak influence with a flexible spatial random field to absorb residual structure not explained by the outbreak data.</w:t>
+        <w:t xml:space="preserve"> model combines a mechanistic spatio-temporal kernel for outbreak influence with a flexible spatial random field to absorb residual structure not explained by the outbreak data.</w:t>
       </w:r>
     </w:p>
     <w:p>
@@ -19143,31 +16935,7 @@
           <w:lang w:bidi="he-IL"/>
           <w14:ligatures w14:val="none"/>
         </w:rPr>
-        <w:t xml:space="preserve">is the cumulative </w:t>
-      </w:r>
-      <w:proofErr w:type="spellStart"/>
-      <w:r>
-        <w:rPr>
-          <w:rFonts w:ascii="Times New Roman" w:eastAsia="Times New Roman" w:hAnsi="Times New Roman" w:cs="Times New Roman"/>
-          <w:kern w:val="0"/>
-          <w:sz w:val="22"/>
-          <w:szCs w:val="22"/>
-          <w:lang w:bidi="he-IL"/>
-          <w14:ligatures w14:val="none"/>
-        </w:rPr>
-        <w:t>spatio</w:t>
-      </w:r>
-      <w:proofErr w:type="spellEnd"/>
-      <w:r>
-        <w:rPr>
-          <w:rFonts w:ascii="Times New Roman" w:eastAsia="Times New Roman" w:hAnsi="Times New Roman" w:cs="Times New Roman"/>
-          <w:kern w:val="0"/>
-          <w:sz w:val="22"/>
-          <w:szCs w:val="22"/>
-          <w:lang w:bidi="he-IL"/>
-          <w14:ligatures w14:val="none"/>
-        </w:rPr>
-        <w:t xml:space="preserve">-temporal influence of past outbreaks on that survey. The coefficient </w:t>
+        <w:t xml:space="preserve">is the cumulative spatio-temporal influence of past outbreaks on that survey. The coefficient </w:t>
       </w:r>
       <m:oMath>
         <m:r>
@@ -20150,6 +17918,7 @@
               <w:lang w:bidi="he-IL"/>
               <w14:ligatures w14:val="none"/>
             </w:rPr>
+            <w:lastRenderedPageBreak/>
             <m:t>K(</m:t>
           </m:r>
           <m:sSub>
@@ -20595,7 +18364,6 @@
           <w:lang w:bidi="he-IL"/>
           <w14:ligatures w14:val="none"/>
         </w:rPr>
-        <w:lastRenderedPageBreak/>
         <w:t>w</w:t>
       </w:r>
       <w:r>
@@ -21637,7 +19405,6 @@
         </w:rPr>
         <w:t xml:space="preserve"> (</w:t>
       </w:r>
-      <w:proofErr w:type="spellStart"/>
       <w:r>
         <w:rPr>
           <w:rFonts w:ascii="Times New Roman" w:eastAsia="Times New Roman" w:hAnsi="Times New Roman" w:cs="Times New Roman"/>
@@ -21650,22 +19417,7 @@
           <w:lang w:bidi="he-IL"/>
           <w14:ligatures w14:val="none"/>
         </w:rPr>
-        <w:t>Besag</w:t>
-      </w:r>
-      <w:proofErr w:type="spellEnd"/>
-      <w:r>
-        <w:rPr>
-          <w:rFonts w:ascii="Times New Roman" w:eastAsia="Times New Roman" w:hAnsi="Times New Roman" w:cs="Times New Roman"/>
-          <w:i/>
-          <w:iCs/>
-          <w:color w:val="77206D" w:themeColor="accent5" w:themeShade="BF"/>
-          <w:kern w:val="0"/>
-          <w:sz w:val="22"/>
-          <w:szCs w:val="22"/>
-          <w:lang w:bidi="he-IL"/>
-          <w14:ligatures w14:val="none"/>
-        </w:rPr>
-        <w:t xml:space="preserve"> et al., 1991</w:t>
+        <w:t>Besag et al., 1991</w:t>
       </w:r>
       <w:r>
         <w:rPr>
@@ -23364,7 +21116,6 @@
           <w:lang w:bidi="he-IL"/>
           <w14:ligatures w14:val="none"/>
         </w:rPr>
-        <w:lastRenderedPageBreak/>
         <w:t xml:space="preserve">where </w:t>
       </w:r>
       <m:oMath>
@@ -24387,7 +22138,6 @@
           <w:shd w:val="clear" w:color="auto" w:fill="FFFFFF"/>
         </w:rPr>
       </w:pPr>
-      <w:proofErr w:type="spellStart"/>
       <w:r>
         <w:rPr>
           <w:rFonts w:asciiTheme="majorBidi" w:hAnsiTheme="majorBidi" w:cstheme="majorBidi"/>
@@ -24396,40 +22146,7 @@
           <w:szCs w:val="16"/>
           <w:shd w:val="clear" w:color="auto" w:fill="FFFFFF"/>
         </w:rPr>
-        <w:t>Besag</w:t>
-      </w:r>
-      <w:proofErr w:type="spellEnd"/>
-      <w:r>
-        <w:rPr>
-          <w:rFonts w:asciiTheme="majorBidi" w:hAnsiTheme="majorBidi" w:cstheme="majorBidi"/>
-          <w:color w:val="222222"/>
-          <w:sz w:val="16"/>
-          <w:szCs w:val="16"/>
-          <w:shd w:val="clear" w:color="auto" w:fill="FFFFFF"/>
-        </w:rPr>
-        <w:t xml:space="preserve">, J., York, J., &amp; </w:t>
-      </w:r>
-      <w:proofErr w:type="spellStart"/>
-      <w:r>
-        <w:rPr>
-          <w:rFonts w:asciiTheme="majorBidi" w:hAnsiTheme="majorBidi" w:cstheme="majorBidi"/>
-          <w:color w:val="222222"/>
-          <w:sz w:val="16"/>
-          <w:szCs w:val="16"/>
-          <w:shd w:val="clear" w:color="auto" w:fill="FFFFFF"/>
-        </w:rPr>
-        <w:t>Mollié</w:t>
-      </w:r>
-      <w:proofErr w:type="spellEnd"/>
-      <w:r>
-        <w:rPr>
-          <w:rFonts w:asciiTheme="majorBidi" w:hAnsiTheme="majorBidi" w:cstheme="majorBidi"/>
-          <w:color w:val="222222"/>
-          <w:sz w:val="16"/>
-          <w:szCs w:val="16"/>
-          <w:shd w:val="clear" w:color="auto" w:fill="FFFFFF"/>
-        </w:rPr>
-        <w:t>, A. (1991). Bayesian image restoration, with two applications in spatial statistics. </w:t>
+        <w:t>Besag, J., York, J., &amp; Mollié, A. (1991). Bayesian image restoration, with two applications in spatial statistics. </w:t>
       </w:r>
       <w:r>
         <w:rPr>
@@ -24495,29 +22212,7 @@
           <w:szCs w:val="16"/>
           <w:shd w:val="clear" w:color="auto" w:fill="FFFFFF"/>
         </w:rPr>
-        <w:t xml:space="preserve">Chemison, A., Ramstein, G., Jones, A., Morse, A., &amp; </w:t>
-      </w:r>
-      <w:proofErr w:type="spellStart"/>
-      <w:r>
-        <w:rPr>
-          <w:rFonts w:asciiTheme="majorBidi" w:hAnsiTheme="majorBidi" w:cstheme="majorBidi"/>
-          <w:color w:val="222222"/>
-          <w:sz w:val="16"/>
-          <w:szCs w:val="16"/>
-          <w:shd w:val="clear" w:color="auto" w:fill="FFFFFF"/>
-        </w:rPr>
-        <w:t>Caminade</w:t>
-      </w:r>
-      <w:proofErr w:type="spellEnd"/>
-      <w:r>
-        <w:rPr>
-          <w:rFonts w:asciiTheme="majorBidi" w:hAnsiTheme="majorBidi" w:cstheme="majorBidi"/>
-          <w:color w:val="222222"/>
-          <w:sz w:val="16"/>
-          <w:szCs w:val="16"/>
-          <w:shd w:val="clear" w:color="auto" w:fill="FFFFFF"/>
-        </w:rPr>
-        <w:t>, C. (2024). Ability of a dynamical climate sensitive disease model to reproduce historical Rift Valley Fever outbreaks over Africa. </w:t>
+        <w:t>Chemison, A., Ramstein, G., Jones, A., Morse, A., &amp; Caminade, C. (2024). Ability of a dynamical climate sensitive disease model to reproduce historical Rift Valley Fever outbreaks over Africa. </w:t>
       </w:r>
       <w:r>
         <w:rPr>
@@ -24583,51 +22278,7 @@
           <w:szCs w:val="16"/>
           <w:shd w:val="clear" w:color="auto" w:fill="FFFFFF"/>
         </w:rPr>
-        <w:t xml:space="preserve">Mulwa, D., </w:t>
-      </w:r>
-      <w:proofErr w:type="spellStart"/>
-      <w:r>
-        <w:rPr>
-          <w:rFonts w:asciiTheme="majorBidi" w:hAnsiTheme="majorBidi" w:cstheme="majorBidi"/>
-          <w:color w:val="222222"/>
-          <w:sz w:val="16"/>
-          <w:szCs w:val="16"/>
-          <w:shd w:val="clear" w:color="auto" w:fill="FFFFFF"/>
-        </w:rPr>
-        <w:t>Kazuzuru</w:t>
-      </w:r>
-      <w:proofErr w:type="spellEnd"/>
-      <w:r>
-        <w:rPr>
-          <w:rFonts w:asciiTheme="majorBidi" w:hAnsiTheme="majorBidi" w:cstheme="majorBidi"/>
-          <w:color w:val="222222"/>
-          <w:sz w:val="16"/>
-          <w:szCs w:val="16"/>
-          <w:shd w:val="clear" w:color="auto" w:fill="FFFFFF"/>
-        </w:rPr>
-        <w:t xml:space="preserve">, B., </w:t>
-      </w:r>
-      <w:proofErr w:type="spellStart"/>
-      <w:r>
-        <w:rPr>
-          <w:rFonts w:asciiTheme="majorBidi" w:hAnsiTheme="majorBidi" w:cstheme="majorBidi"/>
-          <w:color w:val="222222"/>
-          <w:sz w:val="16"/>
-          <w:szCs w:val="16"/>
-          <w:shd w:val="clear" w:color="auto" w:fill="FFFFFF"/>
-        </w:rPr>
-        <w:t>Misinzo</w:t>
-      </w:r>
-      <w:proofErr w:type="spellEnd"/>
-      <w:r>
-        <w:rPr>
-          <w:rFonts w:asciiTheme="majorBidi" w:hAnsiTheme="majorBidi" w:cstheme="majorBidi"/>
-          <w:color w:val="222222"/>
-          <w:sz w:val="16"/>
-          <w:szCs w:val="16"/>
-          <w:shd w:val="clear" w:color="auto" w:fill="FFFFFF"/>
-        </w:rPr>
-        <w:t>, G., &amp; Bett, B. (2025). Machine learning approach to predicting Rift Valley fever disease outbreaks in Kenya. </w:t>
+        <w:t>Mulwa, D., Kazuzuru, B., Misinzo, G., &amp; Bett, B. (2025). Machine learning approach to predicting Rift Valley fever disease outbreaks in Kenya. </w:t>
       </w:r>
       <w:r>
         <w:rPr>
@@ -24693,6 +22344,7 @@
           <w:szCs w:val="16"/>
           <w:shd w:val="clear" w:color="auto" w:fill="FFFFFF"/>
         </w:rPr>
+        <w:lastRenderedPageBreak/>
         <w:t>Redding, D. W., Tiedt, S., Lo Iacono, G., Bett, B., &amp; Jones, K. E. (2017). Spatial, seasonal and climatic predictive models of Rift Valley fever disease across Africa. </w:t>
       </w:r>
       <w:r>
